--- a/01 - FUNDAMENTOS DESARROLLO WEB.docx
+++ b/01 - FUNDAMENTOS DESARROLLO WEB.docx
@@ -12763,6 +12763,891 @@
           <w:szCs w:val="28"/>
         </w:rPr>
       </w:pPr>
+    </w:p>
+    <w:p>
+      <w:pPr>
+        <w:spacing w:after="0" w:line="240" w:lineRule="auto"/>
+        <w:rPr>
+          <w:rFonts w:ascii="Verdana" w:hAnsi="Verdana"/>
+          <w:sz w:val="28"/>
+          <w:szCs w:val="28"/>
+        </w:rPr>
+      </w:pPr>
+      <w:r>
+        <w:rPr>
+          <w:rFonts w:ascii="Verdana" w:hAnsi="Verdana"/>
+          <w:sz w:val="28"/>
+          <w:szCs w:val="28"/>
+        </w:rPr>
+        <w:t xml:space="preserve">Tenemos una página en la que podemos documentarnos para </w:t>
+      </w:r>
+      <w:r>
+        <w:rPr>
+          <w:rFonts w:ascii="Verdana" w:hAnsi="Verdana"/>
+          <w:sz w:val="28"/>
+          <w:szCs w:val="28"/>
+        </w:rPr>
+        <w:t>profundizar más en estilos o código HTML.</w:t>
+      </w:r>
+    </w:p>
+    <w:p>
+      <w:pPr>
+        <w:spacing w:after="0" w:line="240" w:lineRule="auto"/>
+        <w:rPr>
+          <w:rFonts w:ascii="Verdana" w:hAnsi="Verdana"/>
+          <w:sz w:val="28"/>
+          <w:szCs w:val="28"/>
+        </w:rPr>
+      </w:pPr>
+    </w:p>
+    <w:p>
+      <w:pPr>
+        <w:spacing w:after="0" w:line="240" w:lineRule="auto"/>
+        <w:rPr>
+          <w:rFonts w:ascii="Verdana" w:hAnsi="Verdana"/>
+          <w:sz w:val="28"/>
+          <w:szCs w:val="28"/>
+        </w:rPr>
+      </w:pPr>
+      <w:hyperlink r:id="rId19" w:history="1">
+        <w:r>
+          <w:rPr>
+            <w:rStyle w:val="Hipervnculo"/>
+            <w:rFonts w:ascii="Verdana" w:hAnsi="Verdana"/>
+            <w:sz w:val="28"/>
+            <w:szCs w:val="28"/>
+          </w:rPr>
+          <w:t>https://www.w3schools.com/</w:t>
+        </w:r>
+      </w:hyperlink>
+    </w:p>
+    <w:p>
+      <w:pPr>
+        <w:spacing w:after="0" w:line="240" w:lineRule="auto"/>
+        <w:rPr>
+          <w:rFonts w:ascii="Verdana" w:hAnsi="Verdana"/>
+          <w:sz w:val="28"/>
+          <w:szCs w:val="28"/>
+        </w:rPr>
+      </w:pPr>
+    </w:p>
+    <w:p>
+      <w:pPr>
+        <w:spacing w:after="0" w:line="240" w:lineRule="auto"/>
+        <w:rPr>
+          <w:rFonts w:ascii="Verdana" w:hAnsi="Verdana"/>
+          <w:sz w:val="28"/>
+          <w:szCs w:val="28"/>
+        </w:rPr>
+      </w:pPr>
+      <w:r>
+        <w:rPr>
+          <w:rFonts w:ascii="Verdana" w:hAnsi="Verdana"/>
+          <w:sz w:val="28"/>
+          <w:szCs w:val="28"/>
+        </w:rPr>
+        <w:t>Vamos a ponernos creativos y haremos una página con estilos ya predefinidos.</w:t>
+      </w:r>
+    </w:p>
+    <w:p>
+      <w:pPr>
+        <w:spacing w:after="0" w:line="240" w:lineRule="auto"/>
+        <w:rPr>
+          <w:rFonts w:ascii="Verdana" w:hAnsi="Verdana"/>
+          <w:sz w:val="28"/>
+          <w:szCs w:val="28"/>
+        </w:rPr>
+      </w:pPr>
+    </w:p>
+    <w:p>
+      <w:pPr>
+        <w:spacing w:after="0" w:line="240" w:lineRule="auto"/>
+        <w:rPr>
+          <w:rFonts w:ascii="Verdana" w:hAnsi="Verdana"/>
+          <w:sz w:val="28"/>
+          <w:szCs w:val="28"/>
+        </w:rPr>
+      </w:pPr>
+      <w:r>
+        <w:rPr>
+          <w:rFonts w:ascii="Verdana" w:hAnsi="Verdana"/>
+          <w:sz w:val="28"/>
+          <w:szCs w:val="28"/>
+        </w:rPr>
+        <w:t xml:space="preserve">Existen unos </w:t>
+      </w:r>
+      <w:proofErr w:type="spellStart"/>
+      <w:r>
+        <w:rPr>
+          <w:rFonts w:ascii="Verdana" w:hAnsi="Verdana"/>
+          <w:sz w:val="28"/>
+          <w:szCs w:val="28"/>
+        </w:rPr>
+        <w:t>frameworks</w:t>
+      </w:r>
+      <w:proofErr w:type="spellEnd"/>
+      <w:r>
+        <w:rPr>
+          <w:rFonts w:ascii="Verdana" w:hAnsi="Verdana"/>
+          <w:sz w:val="28"/>
+          <w:szCs w:val="28"/>
+        </w:rPr>
+        <w:t xml:space="preserve"> de diseño con clases CSS ya predefinidas para poder diseñar páginas de forma sencilla para quién no tiene conocimientos.</w:t>
+      </w:r>
+    </w:p>
+    <w:p>
+      <w:pPr>
+        <w:spacing w:after="0" w:line="240" w:lineRule="auto"/>
+        <w:rPr>
+          <w:rFonts w:ascii="Verdana" w:hAnsi="Verdana"/>
+          <w:sz w:val="28"/>
+          <w:szCs w:val="28"/>
+        </w:rPr>
+      </w:pPr>
+    </w:p>
+    <w:p>
+      <w:pPr>
+        <w:spacing w:after="0" w:line="240" w:lineRule="auto"/>
+        <w:rPr>
+          <w:rFonts w:ascii="Verdana" w:hAnsi="Verdana"/>
+          <w:sz w:val="28"/>
+          <w:szCs w:val="28"/>
+        </w:rPr>
+      </w:pPr>
+      <w:r>
+        <w:rPr>
+          <w:rFonts w:ascii="Verdana" w:hAnsi="Verdana"/>
+          <w:sz w:val="28"/>
+          <w:szCs w:val="28"/>
+        </w:rPr>
+        <w:t>Simplemente, para poder utilizar estos estilos características necesitamos dos simples pasos:</w:t>
+      </w:r>
+    </w:p>
+    <w:p>
+      <w:pPr>
+        <w:spacing w:after="0" w:line="240" w:lineRule="auto"/>
+        <w:rPr>
+          <w:rFonts w:ascii="Verdana" w:hAnsi="Verdana"/>
+          <w:sz w:val="28"/>
+          <w:szCs w:val="28"/>
+        </w:rPr>
+      </w:pPr>
+    </w:p>
+    <w:p>
+      <w:pPr>
+        <w:pStyle w:val="Prrafodelista"/>
+        <w:numPr>
+          <w:ilvl w:val="0"/>
+          <w:numId w:val="4"/>
+        </w:numPr>
+        <w:spacing w:after="0" w:line="240" w:lineRule="auto"/>
+        <w:rPr>
+          <w:rFonts w:ascii="Verdana" w:hAnsi="Verdana"/>
+          <w:sz w:val="28"/>
+          <w:szCs w:val="28"/>
+        </w:rPr>
+      </w:pPr>
+      <w:r>
+        <w:rPr>
+          <w:rFonts w:ascii="Verdana" w:hAnsi="Verdana"/>
+          <w:sz w:val="28"/>
+          <w:szCs w:val="28"/>
+        </w:rPr>
+        <w:lastRenderedPageBreak/>
+        <w:t xml:space="preserve">Instalar el </w:t>
+      </w:r>
+      <w:proofErr w:type="spellStart"/>
+      <w:r>
+        <w:rPr>
+          <w:rFonts w:ascii="Verdana" w:hAnsi="Verdana"/>
+          <w:sz w:val="28"/>
+          <w:szCs w:val="28"/>
+        </w:rPr>
+        <w:t>framework</w:t>
+      </w:r>
+      <w:proofErr w:type="spellEnd"/>
+      <w:r>
+        <w:rPr>
+          <w:rFonts w:ascii="Verdana" w:hAnsi="Verdana"/>
+          <w:sz w:val="28"/>
+          <w:szCs w:val="28"/>
+        </w:rPr>
+        <w:t xml:space="preserve"> en nuestro equipo de forma local o utilizarlo de forma remota</w:t>
+      </w:r>
+    </w:p>
+    <w:p>
+      <w:pPr>
+        <w:pStyle w:val="Prrafodelista"/>
+        <w:numPr>
+          <w:ilvl w:val="0"/>
+          <w:numId w:val="4"/>
+        </w:numPr>
+        <w:spacing w:after="0" w:line="240" w:lineRule="auto"/>
+        <w:rPr>
+          <w:rFonts w:ascii="Verdana" w:hAnsi="Verdana"/>
+          <w:sz w:val="28"/>
+          <w:szCs w:val="28"/>
+        </w:rPr>
+      </w:pPr>
+      <w:r>
+        <w:rPr>
+          <w:rFonts w:ascii="Verdana" w:hAnsi="Verdana"/>
+          <w:sz w:val="28"/>
+          <w:szCs w:val="28"/>
+        </w:rPr>
+        <w:t>Incluir dos etiquetas en cada página en la que deseemos poner estilos.</w:t>
+      </w:r>
+    </w:p>
+    <w:p>
+      <w:pPr>
+        <w:spacing w:after="0" w:line="240" w:lineRule="auto"/>
+        <w:rPr>
+          <w:rFonts w:ascii="Verdana" w:hAnsi="Verdana"/>
+          <w:sz w:val="28"/>
+          <w:szCs w:val="28"/>
+        </w:rPr>
+      </w:pPr>
+    </w:p>
+    <w:p>
+      <w:pPr>
+        <w:spacing w:after="0" w:line="240" w:lineRule="auto"/>
+        <w:rPr>
+          <w:rFonts w:ascii="Verdana" w:hAnsi="Verdana"/>
+          <w:b/>
+          <w:sz w:val="28"/>
+          <w:szCs w:val="28"/>
+        </w:rPr>
+      </w:pPr>
+      <w:r>
+        <w:rPr>
+          <w:rFonts w:ascii="Verdana" w:hAnsi="Verdana"/>
+          <w:sz w:val="28"/>
+          <w:szCs w:val="28"/>
+        </w:rPr>
+        <w:t xml:space="preserve">Los </w:t>
+      </w:r>
+      <w:proofErr w:type="spellStart"/>
+      <w:r>
+        <w:rPr>
+          <w:rFonts w:ascii="Verdana" w:hAnsi="Verdana"/>
+          <w:sz w:val="28"/>
+          <w:szCs w:val="28"/>
+        </w:rPr>
+        <w:t>frameworks</w:t>
+      </w:r>
+      <w:proofErr w:type="spellEnd"/>
+      <w:r>
+        <w:rPr>
+          <w:rFonts w:ascii="Verdana" w:hAnsi="Verdana"/>
+          <w:sz w:val="28"/>
+          <w:szCs w:val="28"/>
+        </w:rPr>
+        <w:t xml:space="preserve"> de diseño más populares son </w:t>
+      </w:r>
+      <w:proofErr w:type="spellStart"/>
+      <w:r>
+        <w:rPr>
+          <w:rFonts w:ascii="Verdana" w:hAnsi="Verdana"/>
+          <w:b/>
+          <w:sz w:val="28"/>
+          <w:szCs w:val="28"/>
+        </w:rPr>
+        <w:t>Tailwind</w:t>
+      </w:r>
+      <w:proofErr w:type="spellEnd"/>
+      <w:r>
+        <w:rPr>
+          <w:rFonts w:ascii="Verdana" w:hAnsi="Verdana"/>
+          <w:sz w:val="28"/>
+          <w:szCs w:val="28"/>
+        </w:rPr>
+        <w:t xml:space="preserve"> y </w:t>
+      </w:r>
+      <w:proofErr w:type="spellStart"/>
+      <w:r>
+        <w:rPr>
+          <w:rFonts w:ascii="Verdana" w:hAnsi="Verdana"/>
+          <w:b/>
+          <w:sz w:val="28"/>
+          <w:szCs w:val="28"/>
+        </w:rPr>
+        <w:t>Bootstrap</w:t>
+      </w:r>
+      <w:proofErr w:type="spellEnd"/>
+    </w:p>
+    <w:p>
+      <w:pPr>
+        <w:spacing w:after="0" w:line="240" w:lineRule="auto"/>
+        <w:rPr>
+          <w:rFonts w:ascii="Verdana" w:hAnsi="Verdana"/>
+          <w:sz w:val="28"/>
+          <w:szCs w:val="28"/>
+        </w:rPr>
+      </w:pPr>
+    </w:p>
+    <w:p>
+      <w:pPr>
+        <w:spacing w:after="0" w:line="240" w:lineRule="auto"/>
+        <w:rPr>
+          <w:rFonts w:ascii="Verdana" w:hAnsi="Verdana"/>
+          <w:sz w:val="28"/>
+          <w:szCs w:val="28"/>
+        </w:rPr>
+      </w:pPr>
+      <w:r>
+        <w:rPr>
+          <w:rFonts w:ascii="Verdana" w:hAnsi="Verdana"/>
+          <w:sz w:val="28"/>
+          <w:szCs w:val="28"/>
+        </w:rPr>
+        <w:t xml:space="preserve">Entramos en la página de </w:t>
+      </w:r>
+      <w:proofErr w:type="spellStart"/>
+      <w:r>
+        <w:rPr>
+          <w:rFonts w:ascii="Verdana" w:hAnsi="Verdana"/>
+          <w:sz w:val="28"/>
+          <w:szCs w:val="28"/>
+        </w:rPr>
+        <w:t>Bootstrap</w:t>
+      </w:r>
+      <w:proofErr w:type="spellEnd"/>
+    </w:p>
+    <w:p>
+      <w:pPr>
+        <w:spacing w:after="0" w:line="240" w:lineRule="auto"/>
+        <w:rPr>
+          <w:rFonts w:ascii="Verdana" w:hAnsi="Verdana"/>
+          <w:sz w:val="28"/>
+          <w:szCs w:val="28"/>
+        </w:rPr>
+      </w:pPr>
+    </w:p>
+    <w:p>
+      <w:pPr>
+        <w:spacing w:after="0" w:line="240" w:lineRule="auto"/>
+        <w:rPr>
+          <w:rFonts w:ascii="Verdana" w:hAnsi="Verdana"/>
+          <w:sz w:val="28"/>
+          <w:szCs w:val="28"/>
+        </w:rPr>
+      </w:pPr>
+      <w:hyperlink r:id="rId20" w:history="1">
+        <w:r>
+          <w:rPr>
+            <w:rStyle w:val="Hipervnculo"/>
+            <w:rFonts w:ascii="Verdana" w:hAnsi="Verdana"/>
+            <w:sz w:val="28"/>
+            <w:szCs w:val="28"/>
+          </w:rPr>
+          <w:t>https://getbootstrap.com/</w:t>
+        </w:r>
+      </w:hyperlink>
+    </w:p>
+    <w:p>
+      <w:pPr>
+        <w:spacing w:after="0" w:line="240" w:lineRule="auto"/>
+        <w:rPr>
+          <w:rFonts w:ascii="Verdana" w:hAnsi="Verdana"/>
+          <w:sz w:val="28"/>
+          <w:szCs w:val="28"/>
+        </w:rPr>
+      </w:pPr>
+    </w:p>
+    <w:p>
+      <w:pPr>
+        <w:spacing w:after="0" w:line="240" w:lineRule="auto"/>
+        <w:rPr>
+          <w:rFonts w:ascii="Verdana" w:hAnsi="Verdana"/>
+          <w:b/>
+          <w:sz w:val="28"/>
+          <w:szCs w:val="28"/>
+        </w:rPr>
+      </w:pPr>
+      <w:r>
+        <w:rPr>
+          <w:rFonts w:ascii="Verdana" w:hAnsi="Verdana"/>
+          <w:sz w:val="28"/>
+          <w:szCs w:val="28"/>
+        </w:rPr>
+        <w:t xml:space="preserve">Creamos una nueva página llamada </w:t>
+      </w:r>
+      <w:r>
+        <w:rPr>
+          <w:rFonts w:ascii="Verdana" w:hAnsi="Verdana"/>
+          <w:b/>
+          <w:sz w:val="28"/>
+          <w:szCs w:val="28"/>
+        </w:rPr>
+        <w:t>web05bootstrap.html</w:t>
+      </w:r>
+    </w:p>
+    <w:p>
+      <w:pPr>
+        <w:spacing w:after="0" w:line="240" w:lineRule="auto"/>
+        <w:rPr>
+          <w:rFonts w:ascii="Verdana" w:hAnsi="Verdana"/>
+          <w:sz w:val="28"/>
+          <w:szCs w:val="28"/>
+        </w:rPr>
+      </w:pPr>
+    </w:p>
+    <w:p>
+      <w:pPr>
+        <w:spacing w:after="0" w:line="240" w:lineRule="auto"/>
+        <w:rPr>
+          <w:rFonts w:ascii="Verdana" w:hAnsi="Verdana"/>
+          <w:sz w:val="28"/>
+          <w:szCs w:val="28"/>
+        </w:rPr>
+      </w:pPr>
+      <w:r>
+        <w:rPr>
+          <w:rFonts w:ascii="Verdana" w:hAnsi="Verdana"/>
+          <w:sz w:val="28"/>
+          <w:szCs w:val="28"/>
+        </w:rPr>
+        <w:t>Copiamos los links dentro de nuestra nueva página:</w:t>
+      </w:r>
+    </w:p>
+    <w:p>
+      <w:pPr>
+        <w:spacing w:after="0" w:line="240" w:lineRule="auto"/>
+        <w:rPr>
+          <w:rFonts w:ascii="Verdana" w:hAnsi="Verdana"/>
+          <w:sz w:val="28"/>
+          <w:szCs w:val="28"/>
+        </w:rPr>
+      </w:pPr>
+    </w:p>
+    <w:p>
+      <w:pPr>
+        <w:spacing w:after="0" w:line="240" w:lineRule="auto"/>
+        <w:rPr>
+          <w:rFonts w:ascii="Verdana" w:hAnsi="Verdana"/>
+          <w:sz w:val="28"/>
+          <w:szCs w:val="28"/>
+        </w:rPr>
+      </w:pPr>
+      <w:r>
+        <w:rPr>
+          <w:rFonts w:ascii="Verdana" w:hAnsi="Verdana"/>
+          <w:b/>
+          <w:sz w:val="28"/>
+          <w:szCs w:val="28"/>
+        </w:rPr>
+        <w:t>&lt;</w:t>
+      </w:r>
+      <w:proofErr w:type="gramStart"/>
+      <w:r>
+        <w:rPr>
+          <w:rFonts w:ascii="Verdana" w:hAnsi="Verdana"/>
+          <w:b/>
+          <w:sz w:val="28"/>
+          <w:szCs w:val="28"/>
+        </w:rPr>
+        <w:t>link</w:t>
+      </w:r>
+      <w:proofErr w:type="gramEnd"/>
+      <w:r>
+        <w:rPr>
+          <w:rFonts w:ascii="Verdana" w:hAnsi="Verdana"/>
+          <w:b/>
+          <w:sz w:val="28"/>
+          <w:szCs w:val="28"/>
+        </w:rPr>
+        <w:t>&gt;</w:t>
+      </w:r>
+      <w:r>
+        <w:rPr>
+          <w:rFonts w:ascii="Verdana" w:hAnsi="Verdana"/>
+          <w:sz w:val="28"/>
+          <w:szCs w:val="28"/>
+        </w:rPr>
+        <w:t xml:space="preserve"> dentro de </w:t>
+      </w:r>
+      <w:r>
+        <w:rPr>
+          <w:rFonts w:ascii="Verdana" w:hAnsi="Verdana"/>
+          <w:b/>
+          <w:sz w:val="28"/>
+          <w:szCs w:val="28"/>
+        </w:rPr>
+        <w:t>&lt;head&gt;</w:t>
+      </w:r>
+    </w:p>
+    <w:p>
+      <w:pPr>
+        <w:spacing w:after="0" w:line="240" w:lineRule="auto"/>
+        <w:rPr>
+          <w:rFonts w:ascii="Verdana" w:hAnsi="Verdana"/>
+          <w:b/>
+          <w:sz w:val="28"/>
+          <w:szCs w:val="28"/>
+        </w:rPr>
+      </w:pPr>
+      <w:r>
+        <w:rPr>
+          <w:rFonts w:ascii="Verdana" w:hAnsi="Verdana"/>
+          <w:b/>
+          <w:sz w:val="28"/>
+          <w:szCs w:val="28"/>
+        </w:rPr>
+        <w:t>&lt;</w:t>
+      </w:r>
+      <w:proofErr w:type="gramStart"/>
+      <w:r>
+        <w:rPr>
+          <w:rFonts w:ascii="Verdana" w:hAnsi="Verdana"/>
+          <w:b/>
+          <w:sz w:val="28"/>
+          <w:szCs w:val="28"/>
+        </w:rPr>
+        <w:t>script</w:t>
+      </w:r>
+      <w:proofErr w:type="gramEnd"/>
+      <w:r>
+        <w:rPr>
+          <w:rFonts w:ascii="Verdana" w:hAnsi="Verdana"/>
+          <w:b/>
+          <w:sz w:val="28"/>
+          <w:szCs w:val="28"/>
+        </w:rPr>
+        <w:t>&gt;</w:t>
+      </w:r>
+      <w:r>
+        <w:rPr>
+          <w:rFonts w:ascii="Verdana" w:hAnsi="Verdana"/>
+          <w:sz w:val="28"/>
+          <w:szCs w:val="28"/>
+        </w:rPr>
+        <w:t xml:space="preserve"> antes del cierre del </w:t>
+      </w:r>
+      <w:r>
+        <w:rPr>
+          <w:rFonts w:ascii="Verdana" w:hAnsi="Verdana"/>
+          <w:b/>
+          <w:sz w:val="28"/>
+          <w:szCs w:val="28"/>
+        </w:rPr>
+        <w:t>&lt;/</w:t>
+      </w:r>
+      <w:proofErr w:type="spellStart"/>
+      <w:r>
+        <w:rPr>
+          <w:rFonts w:ascii="Verdana" w:hAnsi="Verdana"/>
+          <w:b/>
+          <w:sz w:val="28"/>
+          <w:szCs w:val="28"/>
+        </w:rPr>
+        <w:t>body</w:t>
+      </w:r>
+      <w:proofErr w:type="spellEnd"/>
+      <w:r>
+        <w:rPr>
+          <w:rFonts w:ascii="Verdana" w:hAnsi="Verdana"/>
+          <w:b/>
+          <w:sz w:val="28"/>
+          <w:szCs w:val="28"/>
+        </w:rPr>
+        <w:t>&gt;</w:t>
+      </w:r>
+    </w:p>
+    <w:p>
+      <w:pPr>
+        <w:spacing w:after="0" w:line="240" w:lineRule="auto"/>
+        <w:rPr>
+          <w:rFonts w:ascii="Verdana" w:hAnsi="Verdana"/>
+          <w:sz w:val="28"/>
+          <w:szCs w:val="28"/>
+        </w:rPr>
+      </w:pPr>
+    </w:p>
+    <w:p>
+      <w:pPr>
+        <w:spacing w:after="0" w:line="240" w:lineRule="auto"/>
+        <w:rPr>
+          <w:rFonts w:ascii="Verdana" w:hAnsi="Verdana"/>
+          <w:sz w:val="28"/>
+          <w:szCs w:val="28"/>
+        </w:rPr>
+      </w:pPr>
+      <w:r>
+        <w:rPr>
+          <w:noProof/>
+          <w:lang w:eastAsia="es-ES"/>
+        </w:rPr>
+        <w:drawing>
+          <wp:inline distT="0" distB="0" distL="0" distR="0" wp14:anchorId="193AFBAA" wp14:editId="481F3C4B">
+            <wp:extent cx="5400040" cy="3803650"/>
+            <wp:effectExtent l="0" t="0" r="0" b="6350"/>
+            <wp:docPr id="15" name="Imagen 15"/>
+            <wp:cNvGraphicFramePr>
+              <a:graphicFrameLocks xmlns:a="http://schemas.openxmlformats.org/drawingml/2006/main" noChangeAspect="1"/>
+            </wp:cNvGraphicFramePr>
+            <a:graphic xmlns:a="http://schemas.openxmlformats.org/drawingml/2006/main">
+              <a:graphicData uri="http://schemas.openxmlformats.org/drawingml/2006/picture">
+                <pic:pic xmlns:pic="http://schemas.openxmlformats.org/drawingml/2006/picture">
+                  <pic:nvPicPr>
+                    <pic:cNvPr id="1" name=""/>
+                    <pic:cNvPicPr/>
+                  </pic:nvPicPr>
+                  <pic:blipFill>
+                    <a:blip r:embed="rId21"/>
+                    <a:stretch>
+                      <a:fillRect/>
+                    </a:stretch>
+                  </pic:blipFill>
+                  <pic:spPr>
+                    <a:xfrm>
+                      <a:off x="0" y="0"/>
+                      <a:ext cx="5400040" cy="3803650"/>
+                    </a:xfrm>
+                    <a:prstGeom prst="rect">
+                      <a:avLst/>
+                    </a:prstGeom>
+                  </pic:spPr>
+                </pic:pic>
+              </a:graphicData>
+            </a:graphic>
+          </wp:inline>
+        </w:drawing>
+      </w:r>
+    </w:p>
+    <w:p>
+      <w:pPr>
+        <w:spacing w:after="0" w:line="240" w:lineRule="auto"/>
+        <w:rPr>
+          <w:rFonts w:ascii="Verdana" w:hAnsi="Verdana"/>
+          <w:sz w:val="28"/>
+          <w:szCs w:val="28"/>
+        </w:rPr>
+      </w:pPr>
+    </w:p>
+    <w:p>
+      <w:pPr>
+        <w:spacing w:after="0" w:line="240" w:lineRule="auto"/>
+        <w:rPr>
+          <w:rFonts w:ascii="Verdana" w:hAnsi="Verdana"/>
+          <w:sz w:val="28"/>
+          <w:szCs w:val="28"/>
+        </w:rPr>
+      </w:pPr>
+    </w:p>
+    <w:p>
+      <w:pPr>
+        <w:spacing w:after="0" w:line="240" w:lineRule="auto"/>
+        <w:rPr>
+          <w:rFonts w:ascii="Verdana" w:hAnsi="Verdana"/>
+          <w:sz w:val="28"/>
+          <w:szCs w:val="28"/>
+        </w:rPr>
+      </w:pPr>
+    </w:p>
+    <w:p>
+      <w:pPr>
+        <w:spacing w:after="0" w:line="240" w:lineRule="auto"/>
+        <w:rPr>
+          <w:rFonts w:ascii="Verdana" w:hAnsi="Verdana"/>
+          <w:b/>
+          <w:sz w:val="28"/>
+          <w:szCs w:val="28"/>
+        </w:rPr>
+      </w:pPr>
+      <w:r>
+        <w:rPr>
+          <w:rFonts w:ascii="Verdana" w:hAnsi="Verdana"/>
+          <w:sz w:val="28"/>
+          <w:szCs w:val="28"/>
+        </w:rPr>
+        <w:lastRenderedPageBreak/>
+        <w:t xml:space="preserve">Creamos una nueva página llamada </w:t>
+      </w:r>
+      <w:r>
+        <w:rPr>
+          <w:rFonts w:ascii="Verdana" w:hAnsi="Verdana"/>
+          <w:b/>
+          <w:sz w:val="28"/>
+          <w:szCs w:val="28"/>
+        </w:rPr>
+        <w:t>web06libertad.html</w:t>
+      </w:r>
+    </w:p>
+    <w:p>
+      <w:pPr>
+        <w:spacing w:after="0" w:line="240" w:lineRule="auto"/>
+        <w:rPr>
+          <w:rFonts w:ascii="Verdana" w:hAnsi="Verdana"/>
+          <w:sz w:val="28"/>
+          <w:szCs w:val="28"/>
+        </w:rPr>
+      </w:pPr>
+    </w:p>
+    <w:p>
+      <w:pPr>
+        <w:spacing w:after="0" w:line="240" w:lineRule="auto"/>
+        <w:rPr>
+          <w:rFonts w:ascii="Verdana" w:hAnsi="Verdana"/>
+          <w:sz w:val="28"/>
+          <w:szCs w:val="28"/>
+        </w:rPr>
+      </w:pPr>
+      <w:r>
+        <w:rPr>
+          <w:rFonts w:ascii="Verdana" w:hAnsi="Verdana"/>
+          <w:sz w:val="28"/>
+          <w:szCs w:val="28"/>
+        </w:rPr>
+        <w:t xml:space="preserve">En esta página necesito un </w:t>
+      </w:r>
+      <w:proofErr w:type="spellStart"/>
+      <w:r>
+        <w:rPr>
+          <w:rFonts w:ascii="Verdana" w:hAnsi="Verdana"/>
+          <w:sz w:val="28"/>
+          <w:szCs w:val="28"/>
+        </w:rPr>
+        <w:t>navbar</w:t>
+      </w:r>
+      <w:proofErr w:type="spellEnd"/>
+      <w:r>
+        <w:rPr>
+          <w:rFonts w:ascii="Verdana" w:hAnsi="Verdana"/>
+          <w:sz w:val="28"/>
+          <w:szCs w:val="28"/>
+        </w:rPr>
+        <w:t xml:space="preserve"> (algo chulo)</w:t>
+      </w:r>
+    </w:p>
+    <w:p>
+      <w:pPr>
+        <w:spacing w:after="0" w:line="240" w:lineRule="auto"/>
+        <w:rPr>
+          <w:rFonts w:ascii="Verdana" w:hAnsi="Verdana"/>
+          <w:sz w:val="28"/>
+          <w:szCs w:val="28"/>
+        </w:rPr>
+      </w:pPr>
+      <w:r>
+        <w:rPr>
+          <w:rFonts w:ascii="Verdana" w:hAnsi="Verdana"/>
+          <w:sz w:val="28"/>
+          <w:szCs w:val="28"/>
+        </w:rPr>
+        <w:t xml:space="preserve">Mostramos un par de imágenes de nuestro servidor (pequeña y grande) </w:t>
+      </w:r>
+      <w:proofErr w:type="spellStart"/>
+      <w:r>
+        <w:rPr>
+          <w:rFonts w:ascii="Verdana" w:hAnsi="Verdana"/>
+          <w:sz w:val="28"/>
+          <w:szCs w:val="28"/>
+        </w:rPr>
+        <w:t>class</w:t>
+      </w:r>
+      <w:proofErr w:type="spellEnd"/>
+      <w:r>
+        <w:rPr>
+          <w:rFonts w:ascii="Verdana" w:hAnsi="Verdana"/>
+          <w:sz w:val="28"/>
+          <w:szCs w:val="28"/>
+        </w:rPr>
+        <w:t xml:space="preserve"> </w:t>
+      </w:r>
+      <w:proofErr w:type="spellStart"/>
+      <w:r>
+        <w:rPr>
+          <w:rFonts w:ascii="Verdana" w:hAnsi="Verdana"/>
+          <w:sz w:val="28"/>
+          <w:szCs w:val="28"/>
+        </w:rPr>
+        <w:t>imagenmediana</w:t>
+      </w:r>
+      <w:proofErr w:type="spellEnd"/>
+      <w:r>
+        <w:rPr>
+          <w:rFonts w:ascii="Verdana" w:hAnsi="Verdana"/>
+          <w:sz w:val="28"/>
+          <w:szCs w:val="28"/>
+        </w:rPr>
+        <w:t xml:space="preserve"> e </w:t>
+      </w:r>
+      <w:proofErr w:type="spellStart"/>
+      <w:r>
+        <w:rPr>
+          <w:rFonts w:ascii="Verdana" w:hAnsi="Verdana"/>
+          <w:sz w:val="28"/>
+          <w:szCs w:val="28"/>
+        </w:rPr>
+        <w:t>imagenpeque</w:t>
+      </w:r>
+      <w:proofErr w:type="spellEnd"/>
+    </w:p>
+    <w:p>
+      <w:pPr>
+        <w:spacing w:after="0" w:line="240" w:lineRule="auto"/>
+        <w:rPr>
+          <w:rFonts w:ascii="Verdana" w:hAnsi="Verdana"/>
+          <w:sz w:val="28"/>
+          <w:szCs w:val="28"/>
+        </w:rPr>
+      </w:pPr>
+    </w:p>
+    <w:p>
+      <w:pPr>
+        <w:spacing w:after="0" w:line="240" w:lineRule="auto"/>
+        <w:rPr>
+          <w:rFonts w:ascii="Verdana" w:hAnsi="Verdana"/>
+          <w:sz w:val="28"/>
+          <w:szCs w:val="28"/>
+        </w:rPr>
+      </w:pPr>
+      <w:r>
+        <w:rPr>
+          <w:rFonts w:ascii="Verdana" w:hAnsi="Verdana"/>
+          <w:sz w:val="28"/>
+          <w:szCs w:val="28"/>
+        </w:rPr>
+        <w:t xml:space="preserve">Algo bonito de investigar </w:t>
+      </w:r>
+      <w:proofErr w:type="spellStart"/>
+      <w:r>
+        <w:rPr>
+          <w:rFonts w:ascii="Verdana" w:hAnsi="Verdana"/>
+          <w:sz w:val="28"/>
+          <w:szCs w:val="28"/>
+        </w:rPr>
+        <w:t>boostrap</w:t>
+      </w:r>
+      <w:proofErr w:type="spellEnd"/>
+      <w:r>
+        <w:rPr>
+          <w:rFonts w:ascii="Verdana" w:hAnsi="Verdana"/>
+          <w:sz w:val="28"/>
+          <w:szCs w:val="28"/>
+        </w:rPr>
+        <w:t xml:space="preserve">.  </w:t>
+      </w:r>
+    </w:p>
+    <w:p>
+      <w:pPr>
+        <w:spacing w:after="0" w:line="240" w:lineRule="auto"/>
+        <w:rPr>
+          <w:rFonts w:ascii="Verdana" w:hAnsi="Verdana"/>
+          <w:sz w:val="28"/>
+          <w:szCs w:val="28"/>
+        </w:rPr>
+      </w:pPr>
+    </w:p>
+    <w:p>
+      <w:pPr>
+        <w:spacing w:after="0" w:line="240" w:lineRule="auto"/>
+        <w:rPr>
+          <w:rFonts w:ascii="Verdana" w:hAnsi="Verdana"/>
+          <w:sz w:val="28"/>
+          <w:szCs w:val="28"/>
+        </w:rPr>
+      </w:pPr>
       <w:bookmarkStart w:id="0" w:name="_GoBack"/>
       <w:bookmarkEnd w:id="0"/>
     </w:p>
@@ -12775,14 +13660,6 @@
           <w:szCs w:val="28"/>
         </w:rPr>
       </w:pPr>
-      <w:r>
-        <w:rPr>
-          <w:rFonts w:ascii="Verdana" w:hAnsi="Verdana"/>
-          <w:sz w:val="28"/>
-          <w:szCs w:val="28"/>
-        </w:rPr>
-        <w:t>Vamos a ponernos creativos y haremos una página con estilos ya predefinidos.</w:t>
-      </w:r>
     </w:p>
     <w:p>
       <w:pPr>
@@ -12883,9 +13760,9 @@
 <file path=word/numbering.xml><?xml version="1.0" encoding="utf-8"?>
 <w:numbering xmlns:wpc="http://schemas.microsoft.com/office/word/2010/wordprocessingCanvas" xmlns:mc="http://schemas.openxmlformats.org/markup-compatibility/2006" xmlns:o="urn:schemas-microsoft-com:office:office" xmlns:r="http://schemas.openxmlformats.org/officeDocument/2006/relationships" xmlns:m="http://schemas.openxmlformats.org/officeDocument/2006/math" xmlns:v="urn:schemas-microsoft-com:vml" xmlns:wp14="http://schemas.microsoft.com/office/word/2010/wordprocessingDrawing" xmlns:wp="http://schemas.openxmlformats.org/drawingml/2006/wordprocessingDrawing" xmlns:w10="urn:schemas-microsoft-com:office:word" xmlns:w="http://schemas.openxmlformats.org/wordprocessingml/2006/main" xmlns:w14="http://schemas.microsoft.com/office/word/2010/wordml" xmlns:w15="http://schemas.microsoft.com/office/word/2012/wordml" xmlns:wpg="http://schemas.microsoft.com/office/word/2010/wordprocessingGroup" xmlns:wpi="http://schemas.microsoft.com/office/word/2010/wordprocessingInk" xmlns:wne="http://schemas.microsoft.com/office/word/2006/wordml" xmlns:wps="http://schemas.microsoft.com/office/word/2010/wordprocessingShape" mc:Ignorable="w14 w15 wp14">
   <w:abstractNum w:abstractNumId="0">
-    <w:nsid w:val="085C7130"/>
+    <w:nsid w:val="02B3444B"/>
     <w:multiLevelType w:val="hybridMultilevel"/>
-    <w:tmpl w:val="5330BB04"/>
+    <w:tmpl w:val="30E672EC"/>
     <w:lvl w:ilvl="0" w:tplc="0C0A0011">
       <w:start w:val="1"/>
       <w:numFmt w:val="decimal"/>
@@ -12972,9 +13849,9 @@
     </w:lvl>
   </w:abstractNum>
   <w:abstractNum w:abstractNumId="1">
-    <w:nsid w:val="279415ED"/>
+    <w:nsid w:val="085C7130"/>
     <w:multiLevelType w:val="hybridMultilevel"/>
-    <w:tmpl w:val="9A482DD6"/>
+    <w:tmpl w:val="5330BB04"/>
     <w:lvl w:ilvl="0" w:tplc="0C0A0011">
       <w:start w:val="1"/>
       <w:numFmt w:val="decimal"/>
@@ -13061,9 +13938,9 @@
     </w:lvl>
   </w:abstractNum>
   <w:abstractNum w:abstractNumId="2">
-    <w:nsid w:val="64FD1B13"/>
+    <w:nsid w:val="279415ED"/>
     <w:multiLevelType w:val="hybridMultilevel"/>
-    <w:tmpl w:val="DBBA31D0"/>
+    <w:tmpl w:val="9A482DD6"/>
     <w:lvl w:ilvl="0" w:tplc="0C0A0011">
       <w:start w:val="1"/>
       <w:numFmt w:val="decimal"/>
@@ -13149,13 +14026,105 @@
       </w:pPr>
     </w:lvl>
   </w:abstractNum>
+  <w:abstractNum w:abstractNumId="3">
+    <w:nsid w:val="64FD1B13"/>
+    <w:multiLevelType w:val="hybridMultilevel"/>
+    <w:tmpl w:val="DBBA31D0"/>
+    <w:lvl w:ilvl="0" w:tplc="0C0A0011">
+      <w:start w:val="1"/>
+      <w:numFmt w:val="decimal"/>
+      <w:lvlText w:val="%1)"/>
+      <w:lvlJc w:val="left"/>
+      <w:pPr>
+        <w:ind w:left="720" w:hanging="360"/>
+      </w:pPr>
+      <w:rPr>
+        <w:rFonts w:hint="default"/>
+      </w:rPr>
+    </w:lvl>
+    <w:lvl w:ilvl="1" w:tplc="0C0A0019" w:tentative="1">
+      <w:start w:val="1"/>
+      <w:numFmt w:val="lowerLetter"/>
+      <w:lvlText w:val="%2."/>
+      <w:lvlJc w:val="left"/>
+      <w:pPr>
+        <w:ind w:left="1440" w:hanging="360"/>
+      </w:pPr>
+    </w:lvl>
+    <w:lvl w:ilvl="2" w:tplc="0C0A001B" w:tentative="1">
+      <w:start w:val="1"/>
+      <w:numFmt w:val="lowerRoman"/>
+      <w:lvlText w:val="%3."/>
+      <w:lvlJc w:val="right"/>
+      <w:pPr>
+        <w:ind w:left="2160" w:hanging="180"/>
+      </w:pPr>
+    </w:lvl>
+    <w:lvl w:ilvl="3" w:tplc="0C0A000F" w:tentative="1">
+      <w:start w:val="1"/>
+      <w:numFmt w:val="decimal"/>
+      <w:lvlText w:val="%4."/>
+      <w:lvlJc w:val="left"/>
+      <w:pPr>
+        <w:ind w:left="2880" w:hanging="360"/>
+      </w:pPr>
+    </w:lvl>
+    <w:lvl w:ilvl="4" w:tplc="0C0A0019" w:tentative="1">
+      <w:start w:val="1"/>
+      <w:numFmt w:val="lowerLetter"/>
+      <w:lvlText w:val="%5."/>
+      <w:lvlJc w:val="left"/>
+      <w:pPr>
+        <w:ind w:left="3600" w:hanging="360"/>
+      </w:pPr>
+    </w:lvl>
+    <w:lvl w:ilvl="5" w:tplc="0C0A001B" w:tentative="1">
+      <w:start w:val="1"/>
+      <w:numFmt w:val="lowerRoman"/>
+      <w:lvlText w:val="%6."/>
+      <w:lvlJc w:val="right"/>
+      <w:pPr>
+        <w:ind w:left="4320" w:hanging="180"/>
+      </w:pPr>
+    </w:lvl>
+    <w:lvl w:ilvl="6" w:tplc="0C0A000F" w:tentative="1">
+      <w:start w:val="1"/>
+      <w:numFmt w:val="decimal"/>
+      <w:lvlText w:val="%7."/>
+      <w:lvlJc w:val="left"/>
+      <w:pPr>
+        <w:ind w:left="5040" w:hanging="360"/>
+      </w:pPr>
+    </w:lvl>
+    <w:lvl w:ilvl="7" w:tplc="0C0A0019" w:tentative="1">
+      <w:start w:val="1"/>
+      <w:numFmt w:val="lowerLetter"/>
+      <w:lvlText w:val="%8."/>
+      <w:lvlJc w:val="left"/>
+      <w:pPr>
+        <w:ind w:left="5760" w:hanging="360"/>
+      </w:pPr>
+    </w:lvl>
+    <w:lvl w:ilvl="8" w:tplc="0C0A001B" w:tentative="1">
+      <w:start w:val="1"/>
+      <w:numFmt w:val="lowerRoman"/>
+      <w:lvlText w:val="%9."/>
+      <w:lvlJc w:val="right"/>
+      <w:pPr>
+        <w:ind w:left="6480" w:hanging="180"/>
+      </w:pPr>
+    </w:lvl>
+  </w:abstractNum>
   <w:num w:numId="1">
+    <w:abstractNumId w:val="3"/>
+  </w:num>
+  <w:num w:numId="2">
     <w:abstractNumId w:val="2"/>
   </w:num>
-  <w:num w:numId="2">
+  <w:num w:numId="3">
     <w:abstractNumId w:val="1"/>
   </w:num>
-  <w:num w:numId="3">
+  <w:num w:numId="4">
     <w:abstractNumId w:val="0"/>
   </w:num>
 </w:numbering>
@@ -13627,6 +14596,17 @@
       <w:contextualSpacing/>
     </w:pPr>
   </w:style>
+  <w:style w:type="character" w:styleId="Hipervnculo">
+    <w:name w:val="Hyperlink"/>
+    <w:basedOn w:val="Fuentedeprrafopredeter"/>
+    <w:uiPriority w:val="99"/>
+    <w:unhideWhenUsed/>
+    <w:rsid w:val="0045245F"/>
+    <w:rPr>
+      <w:color w:val="0563C1" w:themeColor="hyperlink"/>
+      <w:u w:val="single"/>
+    </w:rPr>
+  </w:style>
 </w:styles>
 </file>
 

--- a/01 - FUNDAMENTOS DESARROLLO WEB.docx
+++ b/01 - FUNDAMENTOS DESARROLLO WEB.docx
@@ -13592,6 +13592,24 @@
           <w:szCs w:val="28"/>
         </w:rPr>
       </w:pPr>
+      <w:r>
+        <w:rPr>
+          <w:rFonts w:ascii="Verdana" w:hAnsi="Verdana"/>
+          <w:sz w:val="28"/>
+          <w:szCs w:val="28"/>
+        </w:rPr>
+        <w:t>Cualquier estilo que se nos ocurra, como si es un título rosa…</w:t>
+      </w:r>
+    </w:p>
+    <w:p>
+      <w:pPr>
+        <w:spacing w:after="0" w:line="240" w:lineRule="auto"/>
+        <w:rPr>
+          <w:rFonts w:ascii="Verdana" w:hAnsi="Verdana"/>
+          <w:sz w:val="28"/>
+          <w:szCs w:val="28"/>
+        </w:rPr>
+      </w:pPr>
     </w:p>
     <w:p>
       <w:pPr>
@@ -13627,6 +13645,6619 @@
           <w:szCs w:val="28"/>
         </w:rPr>
         <w:t xml:space="preserve">.  </w:t>
+      </w:r>
+    </w:p>
+    <w:p>
+      <w:pPr>
+        <w:spacing w:after="0" w:line="240" w:lineRule="auto"/>
+        <w:rPr>
+          <w:rFonts w:ascii="Verdana" w:hAnsi="Verdana"/>
+          <w:sz w:val="28"/>
+          <w:szCs w:val="28"/>
+        </w:rPr>
+      </w:pPr>
+    </w:p>
+    <w:p>
+      <w:pPr>
+        <w:pStyle w:val="Ttulo1"/>
+      </w:pPr>
+      <w:r>
+        <w:t>LENGUAJE JAVASCRIPT</w:t>
+      </w:r>
+    </w:p>
+    <w:p>
+      <w:pPr>
+        <w:spacing w:after="0" w:line="240" w:lineRule="auto"/>
+        <w:rPr>
+          <w:rFonts w:ascii="Verdana" w:hAnsi="Verdana"/>
+          <w:sz w:val="28"/>
+          <w:szCs w:val="28"/>
+        </w:rPr>
+      </w:pPr>
+      <w:r>
+        <w:rPr>
+          <w:rFonts w:ascii="Verdana" w:hAnsi="Verdana"/>
+          <w:sz w:val="28"/>
+          <w:szCs w:val="28"/>
+        </w:rPr>
+        <w:t>Vamos a ver fundamentos sencillos del lenguaje JS.</w:t>
+      </w:r>
+    </w:p>
+    <w:p>
+      <w:pPr>
+        <w:spacing w:after="0" w:line="240" w:lineRule="auto"/>
+        <w:rPr>
+          <w:rFonts w:ascii="Verdana" w:hAnsi="Verdana"/>
+          <w:sz w:val="28"/>
+          <w:szCs w:val="28"/>
+        </w:rPr>
+      </w:pPr>
+    </w:p>
+    <w:p>
+      <w:pPr>
+        <w:pStyle w:val="Prrafodelista"/>
+        <w:numPr>
+          <w:ilvl w:val="0"/>
+          <w:numId w:val="5"/>
+        </w:numPr>
+        <w:spacing w:after="0" w:line="240" w:lineRule="auto"/>
+        <w:rPr>
+          <w:rFonts w:ascii="Verdana" w:hAnsi="Verdana"/>
+          <w:sz w:val="28"/>
+          <w:szCs w:val="28"/>
+        </w:rPr>
+      </w:pPr>
+      <w:r>
+        <w:rPr>
+          <w:rFonts w:ascii="Verdana" w:hAnsi="Verdana"/>
+          <w:sz w:val="28"/>
+          <w:szCs w:val="28"/>
+        </w:rPr>
+        <w:t xml:space="preserve">Case </w:t>
+      </w:r>
+      <w:proofErr w:type="spellStart"/>
+      <w:r>
+        <w:rPr>
+          <w:rFonts w:ascii="Verdana" w:hAnsi="Verdana"/>
+          <w:sz w:val="28"/>
+          <w:szCs w:val="28"/>
+        </w:rPr>
+        <w:t>sensitive</w:t>
+      </w:r>
+      <w:proofErr w:type="spellEnd"/>
+      <w:r>
+        <w:rPr>
+          <w:rFonts w:ascii="Verdana" w:hAnsi="Verdana"/>
+          <w:sz w:val="28"/>
+          <w:szCs w:val="28"/>
+        </w:rPr>
+        <w:t>: Diferencia mayúsculas de minúsculas</w:t>
+      </w:r>
+    </w:p>
+    <w:p>
+      <w:pPr>
+        <w:pStyle w:val="Prrafodelista"/>
+        <w:numPr>
+          <w:ilvl w:val="0"/>
+          <w:numId w:val="5"/>
+        </w:numPr>
+        <w:spacing w:after="0" w:line="240" w:lineRule="auto"/>
+        <w:rPr>
+          <w:rFonts w:ascii="Verdana" w:hAnsi="Verdana"/>
+          <w:sz w:val="28"/>
+          <w:szCs w:val="28"/>
+        </w:rPr>
+      </w:pPr>
+      <w:r>
+        <w:rPr>
+          <w:rFonts w:ascii="Verdana" w:hAnsi="Verdana"/>
+          <w:sz w:val="28"/>
+          <w:szCs w:val="28"/>
+        </w:rPr>
+        <w:t xml:space="preserve">Se debe incluir dentro de etiquetas </w:t>
+      </w:r>
+      <w:r>
+        <w:rPr>
+          <w:rFonts w:ascii="Verdana" w:hAnsi="Verdana"/>
+          <w:b/>
+          <w:sz w:val="28"/>
+          <w:szCs w:val="28"/>
+        </w:rPr>
+        <w:t>&lt;script&gt;</w:t>
+      </w:r>
+    </w:p>
+    <w:p>
+      <w:pPr>
+        <w:pStyle w:val="Prrafodelista"/>
+        <w:numPr>
+          <w:ilvl w:val="0"/>
+          <w:numId w:val="5"/>
+        </w:numPr>
+        <w:spacing w:after="0" w:line="240" w:lineRule="auto"/>
+        <w:rPr>
+          <w:rFonts w:ascii="Verdana" w:hAnsi="Verdana"/>
+          <w:sz w:val="28"/>
+          <w:szCs w:val="28"/>
+        </w:rPr>
+      </w:pPr>
+      <w:r>
+        <w:rPr>
+          <w:rFonts w:ascii="Verdana" w:hAnsi="Verdana"/>
+          <w:sz w:val="28"/>
+          <w:szCs w:val="28"/>
+        </w:rPr>
+        <w:t>Se realiza mediante funciones y eventos.</w:t>
+      </w:r>
+    </w:p>
+    <w:p>
+      <w:pPr>
+        <w:spacing w:after="0" w:line="240" w:lineRule="auto"/>
+        <w:rPr>
+          <w:rFonts w:ascii="Verdana" w:hAnsi="Verdana"/>
+          <w:sz w:val="28"/>
+          <w:szCs w:val="28"/>
+        </w:rPr>
+      </w:pPr>
+    </w:p>
+    <w:p>
+      <w:pPr>
+        <w:spacing w:after="0" w:line="240" w:lineRule="auto"/>
+        <w:rPr>
+          <w:rFonts w:ascii="Verdana" w:hAnsi="Verdana"/>
+          <w:sz w:val="28"/>
+          <w:szCs w:val="28"/>
+        </w:rPr>
+      </w:pPr>
+      <w:r>
+        <w:rPr>
+          <w:rFonts w:ascii="Verdana" w:hAnsi="Verdana"/>
+          <w:sz w:val="28"/>
+          <w:szCs w:val="28"/>
+        </w:rPr>
+        <w:t>Una función es el código a ejecutar. Ejemplo:</w:t>
+      </w:r>
+    </w:p>
+    <w:p>
+      <w:pPr>
+        <w:spacing w:after="0" w:line="240" w:lineRule="auto"/>
+        <w:rPr>
+          <w:rFonts w:ascii="Verdana" w:hAnsi="Verdana"/>
+          <w:sz w:val="28"/>
+          <w:szCs w:val="28"/>
+        </w:rPr>
+      </w:pPr>
+    </w:p>
+    <w:p>
+      <w:pPr>
+        <w:spacing w:after="0" w:line="240" w:lineRule="auto"/>
+        <w:rPr>
+          <w:rFonts w:ascii="Verdana" w:hAnsi="Verdana"/>
+          <w:sz w:val="28"/>
+          <w:szCs w:val="28"/>
+        </w:rPr>
+      </w:pPr>
+      <w:proofErr w:type="spellStart"/>
+      <w:proofErr w:type="gramStart"/>
+      <w:r>
+        <w:rPr>
+          <w:rFonts w:ascii="Verdana" w:hAnsi="Verdana"/>
+          <w:sz w:val="28"/>
+          <w:szCs w:val="28"/>
+        </w:rPr>
+        <w:t>function</w:t>
+      </w:r>
+      <w:proofErr w:type="spellEnd"/>
+      <w:proofErr w:type="gramEnd"/>
+      <w:r>
+        <w:rPr>
+          <w:rFonts w:ascii="Verdana" w:hAnsi="Verdana"/>
+          <w:sz w:val="28"/>
+          <w:szCs w:val="28"/>
+        </w:rPr>
+        <w:t xml:space="preserve"> </w:t>
+      </w:r>
+      <w:proofErr w:type="spellStart"/>
+      <w:r>
+        <w:rPr>
+          <w:rFonts w:ascii="Verdana" w:hAnsi="Verdana"/>
+          <w:b/>
+          <w:sz w:val="28"/>
+          <w:szCs w:val="28"/>
+          <w:highlight w:val="yellow"/>
+        </w:rPr>
+        <w:t>m</w:t>
+      </w:r>
+      <w:r>
+        <w:rPr>
+          <w:rFonts w:ascii="Verdana" w:hAnsi="Verdana"/>
+          <w:sz w:val="28"/>
+          <w:szCs w:val="28"/>
+          <w:highlight w:val="yellow"/>
+        </w:rPr>
+        <w:t>ostrar</w:t>
+      </w:r>
+      <w:r>
+        <w:rPr>
+          <w:rFonts w:ascii="Verdana" w:hAnsi="Verdana"/>
+          <w:b/>
+          <w:sz w:val="28"/>
+          <w:szCs w:val="28"/>
+          <w:highlight w:val="yellow"/>
+        </w:rPr>
+        <w:t>M</w:t>
+      </w:r>
+      <w:r>
+        <w:rPr>
+          <w:rFonts w:ascii="Verdana" w:hAnsi="Verdana"/>
+          <w:sz w:val="28"/>
+          <w:szCs w:val="28"/>
+          <w:highlight w:val="yellow"/>
+        </w:rPr>
+        <w:t>ensaje</w:t>
+      </w:r>
+      <w:proofErr w:type="spellEnd"/>
+      <w:r>
+        <w:rPr>
+          <w:rFonts w:ascii="Verdana" w:hAnsi="Verdana"/>
+          <w:sz w:val="28"/>
+          <w:szCs w:val="28"/>
+        </w:rPr>
+        <w:t>() {</w:t>
+      </w:r>
+    </w:p>
+    <w:p>
+      <w:pPr>
+        <w:spacing w:after="0" w:line="240" w:lineRule="auto"/>
+        <w:rPr>
+          <w:rFonts w:ascii="Verdana" w:hAnsi="Verdana"/>
+          <w:sz w:val="28"/>
+          <w:szCs w:val="28"/>
+        </w:rPr>
+      </w:pPr>
+      <w:r>
+        <w:rPr>
+          <w:rFonts w:ascii="Verdana" w:hAnsi="Verdana"/>
+          <w:sz w:val="28"/>
+          <w:szCs w:val="28"/>
+        </w:rPr>
+        <w:tab/>
+        <w:t>CODIGO</w:t>
+      </w:r>
+    </w:p>
+    <w:p>
+      <w:pPr>
+        <w:spacing w:after="0" w:line="240" w:lineRule="auto"/>
+        <w:rPr>
+          <w:rFonts w:ascii="Verdana" w:hAnsi="Verdana"/>
+          <w:sz w:val="28"/>
+          <w:szCs w:val="28"/>
+        </w:rPr>
+      </w:pPr>
+      <w:r>
+        <w:rPr>
+          <w:rFonts w:ascii="Verdana" w:hAnsi="Verdana"/>
+          <w:sz w:val="28"/>
+          <w:szCs w:val="28"/>
+        </w:rPr>
+        <w:t>}</w:t>
+      </w:r>
+    </w:p>
+    <w:p>
+      <w:pPr>
+        <w:spacing w:after="0" w:line="240" w:lineRule="auto"/>
+        <w:rPr>
+          <w:rFonts w:ascii="Verdana" w:hAnsi="Verdana"/>
+          <w:sz w:val="28"/>
+          <w:szCs w:val="28"/>
+        </w:rPr>
+      </w:pPr>
+    </w:p>
+    <w:p>
+      <w:pPr>
+        <w:spacing w:after="0" w:line="240" w:lineRule="auto"/>
+        <w:rPr>
+          <w:rFonts w:ascii="Verdana" w:hAnsi="Verdana"/>
+          <w:sz w:val="28"/>
+          <w:szCs w:val="28"/>
+        </w:rPr>
+      </w:pPr>
+      <w:r>
+        <w:rPr>
+          <w:rFonts w:ascii="Verdana" w:hAnsi="Verdana"/>
+          <w:sz w:val="28"/>
+          <w:szCs w:val="28"/>
+        </w:rPr>
+        <w:t>Un evento es cuando queremos que se realice dicho código. Ejemplo:</w:t>
+      </w:r>
+    </w:p>
+    <w:p>
+      <w:pPr>
+        <w:spacing w:after="0" w:line="240" w:lineRule="auto"/>
+        <w:rPr>
+          <w:rFonts w:ascii="Verdana" w:hAnsi="Verdana"/>
+          <w:sz w:val="28"/>
+          <w:szCs w:val="28"/>
+        </w:rPr>
+      </w:pPr>
+    </w:p>
+    <w:p>
+      <w:pPr>
+        <w:spacing w:after="0" w:line="240" w:lineRule="auto"/>
+        <w:rPr>
+          <w:rFonts w:ascii="Verdana" w:hAnsi="Verdana"/>
+          <w:sz w:val="28"/>
+          <w:szCs w:val="28"/>
+        </w:rPr>
+      </w:pPr>
+      <w:r>
+        <w:rPr>
+          <w:rFonts w:ascii="Verdana" w:hAnsi="Verdana"/>
+          <w:sz w:val="28"/>
+          <w:szCs w:val="28"/>
+        </w:rPr>
+        <w:t xml:space="preserve">&lt;h1 </w:t>
+      </w:r>
+      <w:proofErr w:type="spellStart"/>
+      <w:r>
+        <w:rPr>
+          <w:rFonts w:ascii="Verdana" w:hAnsi="Verdana"/>
+          <w:sz w:val="28"/>
+          <w:szCs w:val="28"/>
+        </w:rPr>
+        <w:t>onclick</w:t>
+      </w:r>
+      <w:proofErr w:type="spellEnd"/>
+      <w:r>
+        <w:rPr>
+          <w:rFonts w:ascii="Verdana" w:hAnsi="Verdana"/>
+          <w:sz w:val="28"/>
+          <w:szCs w:val="28"/>
+        </w:rPr>
+        <w:t>=</w:t>
+      </w:r>
+      <w:proofErr w:type="spellStart"/>
+      <w:proofErr w:type="gramStart"/>
+      <w:r>
+        <w:rPr>
+          <w:rFonts w:ascii="Verdana" w:hAnsi="Verdana"/>
+          <w:sz w:val="28"/>
+          <w:szCs w:val="28"/>
+        </w:rPr>
+        <w:t>mostrarMensaje</w:t>
+      </w:r>
+      <w:proofErr w:type="spellEnd"/>
+      <w:r>
+        <w:rPr>
+          <w:rFonts w:ascii="Verdana" w:hAnsi="Verdana"/>
+          <w:sz w:val="28"/>
+          <w:szCs w:val="28"/>
+        </w:rPr>
+        <w:t>(</w:t>
+      </w:r>
+      <w:proofErr w:type="gramEnd"/>
+      <w:r>
+        <w:rPr>
+          <w:rFonts w:ascii="Verdana" w:hAnsi="Verdana"/>
+          <w:sz w:val="28"/>
+          <w:szCs w:val="28"/>
+        </w:rPr>
+        <w:t>)&gt;</w:t>
+      </w:r>
+    </w:p>
+    <w:p>
+      <w:pPr>
+        <w:tabs>
+          <w:tab w:val="left" w:pos="6118"/>
+        </w:tabs>
+        <w:spacing w:after="0" w:line="240" w:lineRule="auto"/>
+        <w:rPr>
+          <w:rFonts w:ascii="Verdana" w:hAnsi="Verdana"/>
+          <w:sz w:val="28"/>
+          <w:szCs w:val="28"/>
+        </w:rPr>
+      </w:pPr>
+      <w:r>
+        <w:rPr>
+          <w:rFonts w:ascii="Verdana" w:hAnsi="Verdana"/>
+          <w:sz w:val="28"/>
+          <w:szCs w:val="28"/>
+        </w:rPr>
+        <w:t xml:space="preserve">&lt;h1 </w:t>
+      </w:r>
+      <w:proofErr w:type="spellStart"/>
+      <w:r>
+        <w:rPr>
+          <w:rFonts w:ascii="Verdana" w:hAnsi="Verdana"/>
+          <w:sz w:val="28"/>
+          <w:szCs w:val="28"/>
+        </w:rPr>
+        <w:t>onmouseover</w:t>
+      </w:r>
+      <w:proofErr w:type="spellEnd"/>
+      <w:r>
+        <w:rPr>
+          <w:rFonts w:ascii="Verdana" w:hAnsi="Verdana"/>
+          <w:sz w:val="28"/>
+          <w:szCs w:val="28"/>
+        </w:rPr>
+        <w:t>=</w:t>
+      </w:r>
+      <w:proofErr w:type="spellStart"/>
+      <w:proofErr w:type="gramStart"/>
+      <w:r>
+        <w:rPr>
+          <w:rFonts w:ascii="Verdana" w:hAnsi="Verdana"/>
+          <w:sz w:val="28"/>
+          <w:szCs w:val="28"/>
+        </w:rPr>
+        <w:t>mostrarMensaje</w:t>
+      </w:r>
+      <w:proofErr w:type="spellEnd"/>
+      <w:r>
+        <w:rPr>
+          <w:rFonts w:ascii="Verdana" w:hAnsi="Verdana"/>
+          <w:sz w:val="28"/>
+          <w:szCs w:val="28"/>
+        </w:rPr>
+        <w:t>(</w:t>
+      </w:r>
+      <w:proofErr w:type="gramEnd"/>
+      <w:r>
+        <w:rPr>
+          <w:rFonts w:ascii="Verdana" w:hAnsi="Verdana"/>
+          <w:sz w:val="28"/>
+          <w:szCs w:val="28"/>
+        </w:rPr>
+        <w:t>)&gt;</w:t>
+      </w:r>
+      <w:r>
+        <w:rPr>
+          <w:rFonts w:ascii="Verdana" w:hAnsi="Verdana"/>
+          <w:sz w:val="28"/>
+          <w:szCs w:val="28"/>
+        </w:rPr>
+        <w:tab/>
+      </w:r>
+    </w:p>
+    <w:p>
+      <w:pPr>
+        <w:tabs>
+          <w:tab w:val="left" w:pos="6118"/>
+        </w:tabs>
+        <w:spacing w:after="0" w:line="240" w:lineRule="auto"/>
+        <w:rPr>
+          <w:rFonts w:ascii="Verdana" w:hAnsi="Verdana"/>
+          <w:sz w:val="28"/>
+          <w:szCs w:val="28"/>
+        </w:rPr>
+      </w:pPr>
+    </w:p>
+    <w:p>
+      <w:pPr>
+        <w:tabs>
+          <w:tab w:val="left" w:pos="6118"/>
+        </w:tabs>
+        <w:spacing w:after="0" w:line="240" w:lineRule="auto"/>
+        <w:rPr>
+          <w:rFonts w:ascii="Verdana" w:hAnsi="Verdana"/>
+          <w:sz w:val="28"/>
+          <w:szCs w:val="28"/>
+        </w:rPr>
+      </w:pPr>
+      <w:r>
+        <w:rPr>
+          <w:rFonts w:ascii="Verdana" w:hAnsi="Verdana"/>
+          <w:sz w:val="28"/>
+          <w:szCs w:val="28"/>
+        </w:rPr>
+        <w:t>En todo lenguaje, existen una serie de elementos comunes.</w:t>
+      </w:r>
+    </w:p>
+    <w:p>
+      <w:pPr>
+        <w:pStyle w:val="Prrafodelista"/>
+        <w:numPr>
+          <w:ilvl w:val="0"/>
+          <w:numId w:val="6"/>
+        </w:numPr>
+        <w:tabs>
+          <w:tab w:val="left" w:pos="6118"/>
+        </w:tabs>
+        <w:spacing w:after="0" w:line="240" w:lineRule="auto"/>
+        <w:rPr>
+          <w:rFonts w:ascii="Verdana" w:hAnsi="Verdana"/>
+          <w:sz w:val="28"/>
+          <w:szCs w:val="28"/>
+        </w:rPr>
+      </w:pPr>
+      <w:r>
+        <w:rPr>
+          <w:rFonts w:ascii="Verdana" w:hAnsi="Verdana"/>
+          <w:sz w:val="28"/>
+          <w:szCs w:val="28"/>
+        </w:rPr>
+        <w:t>Variables: Es dónde almacenamos nuestros datos</w:t>
+      </w:r>
+    </w:p>
+    <w:p>
+      <w:pPr>
+        <w:pStyle w:val="Prrafodelista"/>
+        <w:numPr>
+          <w:ilvl w:val="0"/>
+          <w:numId w:val="6"/>
+        </w:numPr>
+        <w:tabs>
+          <w:tab w:val="left" w:pos="6118"/>
+        </w:tabs>
+        <w:spacing w:after="0" w:line="240" w:lineRule="auto"/>
+        <w:rPr>
+          <w:rFonts w:ascii="Verdana" w:hAnsi="Verdana"/>
+          <w:sz w:val="28"/>
+          <w:szCs w:val="28"/>
+        </w:rPr>
+      </w:pPr>
+      <w:r>
+        <w:rPr>
+          <w:rFonts w:ascii="Verdana" w:hAnsi="Verdana"/>
+          <w:sz w:val="28"/>
+          <w:szCs w:val="28"/>
+        </w:rPr>
+        <w:t>Sintaxis: Es cómo escribimos el lenguaje.</w:t>
+      </w:r>
+    </w:p>
+    <w:p>
+      <w:pPr>
+        <w:pStyle w:val="Prrafodelista"/>
+        <w:numPr>
+          <w:ilvl w:val="0"/>
+          <w:numId w:val="6"/>
+        </w:numPr>
+        <w:tabs>
+          <w:tab w:val="left" w:pos="6118"/>
+        </w:tabs>
+        <w:spacing w:after="0" w:line="240" w:lineRule="auto"/>
+        <w:rPr>
+          <w:rFonts w:ascii="Verdana" w:hAnsi="Verdana"/>
+          <w:sz w:val="28"/>
+          <w:szCs w:val="28"/>
+        </w:rPr>
+      </w:pPr>
+      <w:r>
+        <w:rPr>
+          <w:rFonts w:ascii="Verdana" w:hAnsi="Verdana"/>
+          <w:sz w:val="28"/>
+          <w:szCs w:val="28"/>
+        </w:rPr>
+        <w:t>Control de flujo: Esto son las acciones que deseamos realizar en nuestro código para que no sea lineal.</w:t>
+      </w:r>
+    </w:p>
+    <w:p>
+      <w:pPr>
+        <w:spacing w:after="0" w:line="240" w:lineRule="auto"/>
+        <w:rPr>
+          <w:rFonts w:ascii="Verdana" w:hAnsi="Verdana"/>
+          <w:sz w:val="28"/>
+          <w:szCs w:val="28"/>
+        </w:rPr>
+      </w:pPr>
+    </w:p>
+    <w:p>
+      <w:pPr>
+        <w:spacing w:after="0" w:line="240" w:lineRule="auto"/>
+        <w:rPr>
+          <w:rFonts w:ascii="Verdana" w:hAnsi="Verdana"/>
+          <w:b/>
+          <w:sz w:val="28"/>
+          <w:szCs w:val="28"/>
+        </w:rPr>
+      </w:pPr>
+      <w:r>
+        <w:rPr>
+          <w:rFonts w:ascii="Verdana" w:hAnsi="Verdana"/>
+          <w:sz w:val="28"/>
+          <w:szCs w:val="28"/>
+        </w:rPr>
+        <w:t xml:space="preserve">Las variables se declaran con la palabra clave </w:t>
+      </w:r>
+      <w:proofErr w:type="spellStart"/>
+      <w:r>
+        <w:rPr>
+          <w:rFonts w:ascii="Verdana" w:hAnsi="Verdana"/>
+          <w:b/>
+          <w:sz w:val="28"/>
+          <w:szCs w:val="28"/>
+        </w:rPr>
+        <w:t>let</w:t>
+      </w:r>
+      <w:proofErr w:type="spellEnd"/>
+    </w:p>
+    <w:p>
+      <w:pPr>
+        <w:spacing w:after="0" w:line="240" w:lineRule="auto"/>
+        <w:rPr>
+          <w:rFonts w:ascii="Verdana" w:hAnsi="Verdana"/>
+          <w:sz w:val="28"/>
+          <w:szCs w:val="28"/>
+        </w:rPr>
+      </w:pPr>
+      <w:r>
+        <w:rPr>
+          <w:rFonts w:ascii="Verdana" w:hAnsi="Verdana"/>
+          <w:sz w:val="28"/>
+          <w:szCs w:val="28"/>
+        </w:rPr>
+        <w:t>No se le indica el tipo, solamente el nombre de la variable.</w:t>
+      </w:r>
+    </w:p>
+    <w:p>
+      <w:pPr>
+        <w:spacing w:after="0" w:line="240" w:lineRule="auto"/>
+        <w:rPr>
+          <w:rFonts w:ascii="Verdana" w:hAnsi="Verdana"/>
+          <w:sz w:val="28"/>
+          <w:szCs w:val="28"/>
+        </w:rPr>
+      </w:pPr>
+      <w:r>
+        <w:rPr>
+          <w:rFonts w:ascii="Verdana" w:hAnsi="Verdana"/>
+          <w:sz w:val="28"/>
+          <w:szCs w:val="28"/>
+        </w:rPr>
+        <w:t>El tipo de la variable se establece cuando lo igualamos a un valor.</w:t>
+      </w:r>
+    </w:p>
+    <w:p>
+      <w:pPr>
+        <w:spacing w:after="0" w:line="240" w:lineRule="auto"/>
+        <w:rPr>
+          <w:rFonts w:ascii="Verdana" w:hAnsi="Verdana"/>
+          <w:sz w:val="28"/>
+          <w:szCs w:val="28"/>
+        </w:rPr>
+      </w:pPr>
+    </w:p>
+    <w:p>
+      <w:pPr>
+        <w:spacing w:after="0" w:line="240" w:lineRule="auto"/>
+        <w:rPr>
+          <w:rFonts w:ascii="Verdana" w:hAnsi="Verdana"/>
+          <w:sz w:val="28"/>
+          <w:szCs w:val="28"/>
+        </w:rPr>
+      </w:pPr>
+      <w:r>
+        <w:rPr>
+          <w:rFonts w:ascii="Verdana" w:hAnsi="Verdana"/>
+          <w:sz w:val="28"/>
+          <w:szCs w:val="28"/>
+        </w:rPr>
+        <w:lastRenderedPageBreak/>
+        <w:t>Pongamos que os digo que quiero saber si el número cuatro es par o es impar.</w:t>
+      </w:r>
+    </w:p>
+    <w:p>
+      <w:pPr>
+        <w:spacing w:after="0" w:line="240" w:lineRule="auto"/>
+        <w:rPr>
+          <w:rFonts w:ascii="Verdana" w:hAnsi="Verdana"/>
+          <w:sz w:val="28"/>
+          <w:szCs w:val="28"/>
+        </w:rPr>
+      </w:pPr>
+    </w:p>
+    <w:p>
+      <w:pPr>
+        <w:pStyle w:val="Prrafodelista"/>
+        <w:numPr>
+          <w:ilvl w:val="0"/>
+          <w:numId w:val="7"/>
+        </w:numPr>
+        <w:spacing w:after="0" w:line="240" w:lineRule="auto"/>
+        <w:rPr>
+          <w:rFonts w:ascii="Verdana" w:hAnsi="Verdana"/>
+          <w:sz w:val="28"/>
+          <w:szCs w:val="28"/>
+        </w:rPr>
+      </w:pPr>
+      <w:r>
+        <w:rPr>
+          <w:rFonts w:ascii="Verdana" w:hAnsi="Verdana"/>
+          <w:sz w:val="28"/>
+          <w:szCs w:val="28"/>
+        </w:rPr>
+        <w:t>Necesitamos una variable para guardar el número cuatro.</w:t>
+      </w:r>
+    </w:p>
+    <w:p>
+      <w:pPr>
+        <w:spacing w:after="0" w:line="240" w:lineRule="auto"/>
+        <w:rPr>
+          <w:rFonts w:ascii="Verdana" w:hAnsi="Verdana"/>
+          <w:sz w:val="28"/>
+          <w:szCs w:val="28"/>
+        </w:rPr>
+      </w:pPr>
+    </w:p>
+    <w:p>
+      <w:pPr>
+        <w:spacing w:after="0" w:line="240" w:lineRule="auto"/>
+        <w:rPr>
+          <w:rFonts w:ascii="Verdana" w:hAnsi="Verdana"/>
+          <w:sz w:val="28"/>
+          <w:szCs w:val="28"/>
+        </w:rPr>
+      </w:pPr>
+      <w:proofErr w:type="spellStart"/>
+      <w:proofErr w:type="gramStart"/>
+      <w:r>
+        <w:rPr>
+          <w:rFonts w:ascii="Verdana" w:hAnsi="Verdana"/>
+          <w:sz w:val="28"/>
+          <w:szCs w:val="28"/>
+        </w:rPr>
+        <w:t>let</w:t>
+      </w:r>
+      <w:proofErr w:type="spellEnd"/>
+      <w:proofErr w:type="gramEnd"/>
+      <w:r>
+        <w:rPr>
+          <w:rFonts w:ascii="Verdana" w:hAnsi="Verdana"/>
+          <w:sz w:val="28"/>
+          <w:szCs w:val="28"/>
+        </w:rPr>
+        <w:t xml:space="preserve"> </w:t>
+      </w:r>
+      <w:proofErr w:type="spellStart"/>
+      <w:r>
+        <w:rPr>
+          <w:rFonts w:ascii="Verdana" w:hAnsi="Verdana"/>
+          <w:sz w:val="28"/>
+          <w:szCs w:val="28"/>
+        </w:rPr>
+        <w:t>nombrevariable</w:t>
+      </w:r>
+      <w:proofErr w:type="spellEnd"/>
+      <w:r>
+        <w:rPr>
+          <w:rFonts w:ascii="Verdana" w:hAnsi="Verdana"/>
+          <w:sz w:val="28"/>
+          <w:szCs w:val="28"/>
+        </w:rPr>
+        <w:t xml:space="preserve"> = valor;</w:t>
+      </w:r>
+    </w:p>
+    <w:p>
+      <w:pPr>
+        <w:spacing w:after="0" w:line="240" w:lineRule="auto"/>
+        <w:rPr>
+          <w:rFonts w:ascii="Verdana" w:hAnsi="Verdana"/>
+          <w:sz w:val="28"/>
+          <w:szCs w:val="28"/>
+        </w:rPr>
+      </w:pPr>
+    </w:p>
+    <w:p>
+      <w:pPr>
+        <w:spacing w:after="0" w:line="240" w:lineRule="auto"/>
+        <w:rPr>
+          <w:rFonts w:ascii="Verdana" w:hAnsi="Verdana"/>
+          <w:sz w:val="28"/>
+          <w:szCs w:val="28"/>
+        </w:rPr>
+      </w:pPr>
+      <w:proofErr w:type="spellStart"/>
+      <w:proofErr w:type="gramStart"/>
+      <w:r>
+        <w:rPr>
+          <w:rFonts w:ascii="Verdana" w:hAnsi="Verdana"/>
+          <w:sz w:val="28"/>
+          <w:szCs w:val="28"/>
+        </w:rPr>
+        <w:t>let</w:t>
+      </w:r>
+      <w:proofErr w:type="spellEnd"/>
+      <w:proofErr w:type="gramEnd"/>
+      <w:r>
+        <w:rPr>
+          <w:rFonts w:ascii="Verdana" w:hAnsi="Verdana"/>
+          <w:sz w:val="28"/>
+          <w:szCs w:val="28"/>
+        </w:rPr>
+        <w:t xml:space="preserve"> texto = “cuatro”;</w:t>
+      </w:r>
+    </w:p>
+    <w:p>
+      <w:pPr>
+        <w:spacing w:after="0" w:line="240" w:lineRule="auto"/>
+        <w:rPr>
+          <w:rFonts w:ascii="Verdana" w:hAnsi="Verdana"/>
+          <w:b/>
+          <w:sz w:val="28"/>
+          <w:szCs w:val="28"/>
+        </w:rPr>
+      </w:pPr>
+      <w:proofErr w:type="spellStart"/>
+      <w:proofErr w:type="gramStart"/>
+      <w:r>
+        <w:rPr>
+          <w:rFonts w:ascii="Verdana" w:hAnsi="Verdana"/>
+          <w:b/>
+          <w:sz w:val="28"/>
+          <w:szCs w:val="28"/>
+        </w:rPr>
+        <w:t>let</w:t>
+      </w:r>
+      <w:proofErr w:type="spellEnd"/>
+      <w:proofErr w:type="gramEnd"/>
+      <w:r>
+        <w:rPr>
+          <w:rFonts w:ascii="Verdana" w:hAnsi="Verdana"/>
+          <w:b/>
+          <w:sz w:val="28"/>
+          <w:szCs w:val="28"/>
+        </w:rPr>
+        <w:t xml:space="preserve"> numero = 4;</w:t>
+      </w:r>
+    </w:p>
+    <w:p>
+      <w:pPr>
+        <w:spacing w:after="0" w:line="240" w:lineRule="auto"/>
+        <w:rPr>
+          <w:rFonts w:ascii="Verdana" w:hAnsi="Verdana"/>
+          <w:sz w:val="28"/>
+          <w:szCs w:val="28"/>
+        </w:rPr>
+      </w:pPr>
+    </w:p>
+    <w:p>
+      <w:pPr>
+        <w:pStyle w:val="Prrafodelista"/>
+        <w:numPr>
+          <w:ilvl w:val="0"/>
+          <w:numId w:val="7"/>
+        </w:numPr>
+        <w:spacing w:after="0" w:line="240" w:lineRule="auto"/>
+        <w:rPr>
+          <w:rFonts w:ascii="Verdana" w:hAnsi="Verdana"/>
+          <w:sz w:val="28"/>
+          <w:szCs w:val="28"/>
+        </w:rPr>
+      </w:pPr>
+      <w:r>
+        <w:rPr>
+          <w:rFonts w:ascii="Verdana" w:hAnsi="Verdana"/>
+          <w:sz w:val="28"/>
+          <w:szCs w:val="28"/>
+        </w:rPr>
+        <w:t>Necesitamos preguntar si el valor del número es divisible entre 2 y su resto.</w:t>
+      </w:r>
+    </w:p>
+    <w:p>
+      <w:pPr>
+        <w:spacing w:after="0" w:line="240" w:lineRule="auto"/>
+        <w:rPr>
+          <w:rFonts w:ascii="Verdana" w:hAnsi="Verdana"/>
+          <w:sz w:val="28"/>
+          <w:szCs w:val="28"/>
+        </w:rPr>
+      </w:pPr>
+      <w:r>
+        <w:rPr>
+          <w:rFonts w:ascii="Verdana" w:hAnsi="Verdana"/>
+          <w:sz w:val="28"/>
+          <w:szCs w:val="28"/>
+        </w:rPr>
+        <w:t>Si (numero dividido entre 2, su resto es 0) entonces</w:t>
+      </w:r>
+    </w:p>
+    <w:p>
+      <w:pPr>
+        <w:spacing w:after="0" w:line="240" w:lineRule="auto"/>
+        <w:rPr>
+          <w:rFonts w:ascii="Verdana" w:hAnsi="Verdana"/>
+          <w:sz w:val="28"/>
+          <w:szCs w:val="28"/>
+        </w:rPr>
+      </w:pPr>
+      <w:r>
+        <w:rPr>
+          <w:rFonts w:ascii="Verdana" w:hAnsi="Verdana"/>
+          <w:sz w:val="28"/>
+          <w:szCs w:val="28"/>
+        </w:rPr>
+        <w:tab/>
+        <w:t>ES PAR</w:t>
+      </w:r>
+    </w:p>
+    <w:p>
+      <w:pPr>
+        <w:spacing w:after="0" w:line="240" w:lineRule="auto"/>
+        <w:rPr>
+          <w:rFonts w:ascii="Verdana" w:hAnsi="Verdana"/>
+          <w:sz w:val="28"/>
+          <w:szCs w:val="28"/>
+        </w:rPr>
+      </w:pPr>
+      <w:r>
+        <w:rPr>
+          <w:rFonts w:ascii="Verdana" w:hAnsi="Verdana"/>
+          <w:sz w:val="28"/>
+          <w:szCs w:val="28"/>
+        </w:rPr>
+        <w:t>Si no</w:t>
+      </w:r>
+    </w:p>
+    <w:p>
+      <w:pPr>
+        <w:spacing w:after="0" w:line="240" w:lineRule="auto"/>
+        <w:rPr>
+          <w:rFonts w:ascii="Verdana" w:hAnsi="Verdana"/>
+          <w:sz w:val="28"/>
+          <w:szCs w:val="28"/>
+        </w:rPr>
+      </w:pPr>
+      <w:r>
+        <w:rPr>
+          <w:rFonts w:ascii="Verdana" w:hAnsi="Verdana"/>
+          <w:sz w:val="28"/>
+          <w:szCs w:val="28"/>
+        </w:rPr>
+        <w:tab/>
+        <w:t>ES IMPAR</w:t>
+      </w:r>
+    </w:p>
+    <w:p>
+      <w:pPr>
+        <w:spacing w:after="0" w:line="240" w:lineRule="auto"/>
+        <w:rPr>
+          <w:rFonts w:ascii="Verdana" w:hAnsi="Verdana"/>
+          <w:sz w:val="28"/>
+          <w:szCs w:val="28"/>
+        </w:rPr>
+      </w:pPr>
+    </w:p>
+    <w:p>
+      <w:pPr>
+        <w:spacing w:after="0" w:line="240" w:lineRule="auto"/>
+        <w:rPr>
+          <w:rFonts w:ascii="Verdana" w:hAnsi="Verdana"/>
+          <w:sz w:val="28"/>
+          <w:szCs w:val="28"/>
+        </w:rPr>
+      </w:pPr>
+      <w:r>
+        <w:rPr>
+          <w:rFonts w:ascii="Verdana" w:hAnsi="Verdana"/>
+          <w:sz w:val="28"/>
+          <w:szCs w:val="28"/>
+        </w:rPr>
+        <w:t xml:space="preserve">Sintaxis </w:t>
+      </w:r>
+      <w:proofErr w:type="spellStart"/>
+      <w:r>
+        <w:rPr>
+          <w:rFonts w:ascii="Verdana" w:hAnsi="Verdana"/>
+          <w:sz w:val="28"/>
+          <w:szCs w:val="28"/>
+        </w:rPr>
+        <w:t>Javascript</w:t>
+      </w:r>
+      <w:proofErr w:type="spellEnd"/>
+      <w:r>
+        <w:rPr>
+          <w:rFonts w:ascii="Verdana" w:hAnsi="Verdana"/>
+          <w:sz w:val="28"/>
+          <w:szCs w:val="28"/>
+        </w:rPr>
+        <w:t>:</w:t>
+      </w:r>
+    </w:p>
+    <w:p>
+      <w:pPr>
+        <w:spacing w:after="0" w:line="240" w:lineRule="auto"/>
+        <w:rPr>
+          <w:rFonts w:ascii="Verdana" w:hAnsi="Verdana"/>
+          <w:sz w:val="28"/>
+          <w:szCs w:val="28"/>
+        </w:rPr>
+      </w:pPr>
+    </w:p>
+    <w:p>
+      <w:pPr>
+        <w:spacing w:after="0" w:line="240" w:lineRule="auto"/>
+        <w:rPr>
+          <w:rFonts w:ascii="Verdana" w:hAnsi="Verdana"/>
+          <w:sz w:val="28"/>
+          <w:szCs w:val="28"/>
+        </w:rPr>
+      </w:pPr>
+      <w:proofErr w:type="spellStart"/>
+      <w:proofErr w:type="gramStart"/>
+      <w:r>
+        <w:rPr>
+          <w:rFonts w:ascii="Verdana" w:hAnsi="Verdana"/>
+          <w:sz w:val="28"/>
+          <w:szCs w:val="28"/>
+        </w:rPr>
+        <w:t>if</w:t>
+      </w:r>
+      <w:proofErr w:type="spellEnd"/>
+      <w:proofErr w:type="gramEnd"/>
+      <w:r>
+        <w:rPr>
+          <w:rFonts w:ascii="Verdana" w:hAnsi="Verdana"/>
+          <w:sz w:val="28"/>
+          <w:szCs w:val="28"/>
+        </w:rPr>
+        <w:t xml:space="preserve"> (numero % 2 == 0) {</w:t>
+      </w:r>
+    </w:p>
+    <w:p>
+      <w:pPr>
+        <w:spacing w:after="0" w:line="240" w:lineRule="auto"/>
+        <w:rPr>
+          <w:rFonts w:ascii="Verdana" w:hAnsi="Verdana"/>
+          <w:sz w:val="28"/>
+          <w:szCs w:val="28"/>
+        </w:rPr>
+      </w:pPr>
+      <w:r>
+        <w:rPr>
+          <w:rFonts w:ascii="Verdana" w:hAnsi="Verdana"/>
+          <w:sz w:val="28"/>
+          <w:szCs w:val="28"/>
+        </w:rPr>
+        <w:tab/>
+      </w:r>
+      <w:proofErr w:type="spellStart"/>
+      <w:proofErr w:type="gramStart"/>
+      <w:r>
+        <w:rPr>
+          <w:rFonts w:ascii="Verdana" w:hAnsi="Verdana"/>
+          <w:sz w:val="28"/>
+          <w:szCs w:val="28"/>
+        </w:rPr>
+        <w:t>alert</w:t>
+      </w:r>
+      <w:proofErr w:type="spellEnd"/>
+      <w:proofErr w:type="gramEnd"/>
+      <w:r>
+        <w:rPr>
+          <w:rFonts w:ascii="Verdana" w:hAnsi="Verdana"/>
+          <w:sz w:val="28"/>
+          <w:szCs w:val="28"/>
+        </w:rPr>
+        <w:t>(“Es par”);</w:t>
+      </w:r>
+    </w:p>
+    <w:p>
+      <w:pPr>
+        <w:spacing w:after="0" w:line="240" w:lineRule="auto"/>
+        <w:rPr>
+          <w:rFonts w:ascii="Verdana" w:hAnsi="Verdana"/>
+          <w:sz w:val="28"/>
+          <w:szCs w:val="28"/>
+        </w:rPr>
+      </w:pPr>
+      <w:r>
+        <w:rPr>
+          <w:rFonts w:ascii="Verdana" w:hAnsi="Verdana"/>
+          <w:sz w:val="28"/>
+          <w:szCs w:val="28"/>
+        </w:rPr>
+        <w:t>}</w:t>
+      </w:r>
+      <w:proofErr w:type="spellStart"/>
+      <w:proofErr w:type="gramStart"/>
+      <w:r>
+        <w:rPr>
+          <w:rFonts w:ascii="Verdana" w:hAnsi="Verdana"/>
+          <w:sz w:val="28"/>
+          <w:szCs w:val="28"/>
+        </w:rPr>
+        <w:t>else</w:t>
+      </w:r>
+      <w:proofErr w:type="spellEnd"/>
+      <w:proofErr w:type="gramEnd"/>
+      <w:r>
+        <w:rPr>
+          <w:rFonts w:ascii="Verdana" w:hAnsi="Verdana"/>
+          <w:sz w:val="28"/>
+          <w:szCs w:val="28"/>
+        </w:rPr>
+        <w:t xml:space="preserve"> {</w:t>
+      </w:r>
+    </w:p>
+    <w:p>
+      <w:pPr>
+        <w:spacing w:after="0" w:line="240" w:lineRule="auto"/>
+        <w:ind w:firstLine="708"/>
+        <w:rPr>
+          <w:rFonts w:ascii="Verdana" w:hAnsi="Verdana"/>
+          <w:sz w:val="28"/>
+          <w:szCs w:val="28"/>
+        </w:rPr>
+      </w:pPr>
+      <w:proofErr w:type="spellStart"/>
+      <w:proofErr w:type="gramStart"/>
+      <w:r>
+        <w:rPr>
+          <w:rFonts w:ascii="Verdana" w:hAnsi="Verdana"/>
+          <w:sz w:val="28"/>
+          <w:szCs w:val="28"/>
+        </w:rPr>
+        <w:t>alert</w:t>
+      </w:r>
+      <w:proofErr w:type="spellEnd"/>
+      <w:proofErr w:type="gramEnd"/>
+      <w:r>
+        <w:rPr>
+          <w:rFonts w:ascii="Verdana" w:hAnsi="Verdana"/>
+          <w:sz w:val="28"/>
+          <w:szCs w:val="28"/>
+        </w:rPr>
+        <w:t xml:space="preserve">(“el </w:t>
+      </w:r>
+      <w:proofErr w:type="spellStart"/>
+      <w:r>
+        <w:rPr>
+          <w:rFonts w:ascii="Verdana" w:hAnsi="Verdana"/>
+          <w:sz w:val="28"/>
+          <w:szCs w:val="28"/>
+        </w:rPr>
+        <w:t>numero</w:t>
+      </w:r>
+      <w:proofErr w:type="spellEnd"/>
+      <w:r>
+        <w:rPr>
+          <w:rFonts w:ascii="Verdana" w:hAnsi="Verdana"/>
+          <w:sz w:val="28"/>
+          <w:szCs w:val="28"/>
+        </w:rPr>
+        <w:t xml:space="preserve"> es impar”)</w:t>
+      </w:r>
+    </w:p>
+    <w:p>
+      <w:pPr>
+        <w:spacing w:after="0" w:line="240" w:lineRule="auto"/>
+        <w:rPr>
+          <w:rFonts w:ascii="Verdana" w:hAnsi="Verdana"/>
+          <w:sz w:val="28"/>
+          <w:szCs w:val="28"/>
+        </w:rPr>
+      </w:pPr>
+      <w:r>
+        <w:rPr>
+          <w:rFonts w:ascii="Verdana" w:hAnsi="Verdana"/>
+          <w:sz w:val="28"/>
+          <w:szCs w:val="28"/>
+        </w:rPr>
+        <w:t>}</w:t>
+      </w:r>
+    </w:p>
+    <w:p>
+      <w:pPr>
+        <w:spacing w:after="0" w:line="240" w:lineRule="auto"/>
+        <w:rPr>
+          <w:rFonts w:ascii="Verdana" w:hAnsi="Verdana"/>
+          <w:sz w:val="28"/>
+          <w:szCs w:val="28"/>
+        </w:rPr>
+      </w:pPr>
+    </w:p>
+    <w:p>
+      <w:pPr>
+        <w:spacing w:after="0" w:line="240" w:lineRule="auto"/>
+        <w:rPr>
+          <w:rFonts w:ascii="Verdana" w:hAnsi="Verdana"/>
+          <w:b/>
+          <w:sz w:val="28"/>
+          <w:szCs w:val="28"/>
+        </w:rPr>
+      </w:pPr>
+      <w:r>
+        <w:rPr>
+          <w:rFonts w:ascii="Verdana" w:hAnsi="Verdana"/>
+          <w:sz w:val="28"/>
+          <w:szCs w:val="28"/>
+        </w:rPr>
+        <w:t xml:space="preserve">Creamos una nueva web llamada </w:t>
+      </w:r>
+      <w:r>
+        <w:rPr>
+          <w:rFonts w:ascii="Verdana" w:hAnsi="Verdana"/>
+          <w:b/>
+          <w:sz w:val="28"/>
+          <w:szCs w:val="28"/>
+        </w:rPr>
+        <w:t>web07parimpar.html</w:t>
+      </w:r>
+    </w:p>
+    <w:p>
+      <w:pPr>
+        <w:spacing w:after="0" w:line="240" w:lineRule="auto"/>
+        <w:rPr>
+          <w:rFonts w:ascii="Verdana" w:hAnsi="Verdana"/>
+          <w:sz w:val="28"/>
+          <w:szCs w:val="28"/>
+        </w:rPr>
+      </w:pPr>
+    </w:p>
+    <w:p>
+      <w:pPr>
+        <w:shd w:val="clear" w:color="auto" w:fill="FFFFFF"/>
+        <w:spacing w:after="0" w:line="450" w:lineRule="atLeast"/>
+        <w:rPr>
+          <w:rFonts w:ascii="Consolas" w:eastAsia="Times New Roman" w:hAnsi="Consolas" w:cs="Times New Roman"/>
+          <w:b/>
+          <w:bCs/>
+          <w:color w:val="000000"/>
+          <w:sz w:val="33"/>
+          <w:szCs w:val="33"/>
+          <w:lang w:eastAsia="es-ES"/>
+        </w:rPr>
+      </w:pPr>
+      <w:proofErr w:type="gramStart"/>
+      <w:r>
+        <w:rPr>
+          <w:rFonts w:ascii="Consolas" w:eastAsia="Times New Roman" w:hAnsi="Consolas" w:cs="Times New Roman"/>
+          <w:b/>
+          <w:bCs/>
+          <w:color w:val="000000"/>
+          <w:sz w:val="33"/>
+          <w:szCs w:val="33"/>
+          <w:lang w:eastAsia="es-ES"/>
+        </w:rPr>
+        <w:t>&lt;!</w:t>
+      </w:r>
+      <w:r>
+        <w:rPr>
+          <w:rFonts w:ascii="Consolas" w:eastAsia="Times New Roman" w:hAnsi="Consolas" w:cs="Times New Roman"/>
+          <w:b/>
+          <w:bCs/>
+          <w:color w:val="F92672"/>
+          <w:sz w:val="33"/>
+          <w:szCs w:val="33"/>
+          <w:lang w:eastAsia="es-ES"/>
+        </w:rPr>
+        <w:t>DOCTYPE</w:t>
+      </w:r>
+      <w:proofErr w:type="gramEnd"/>
+      <w:r>
+        <w:rPr>
+          <w:rFonts w:ascii="Consolas" w:eastAsia="Times New Roman" w:hAnsi="Consolas" w:cs="Times New Roman"/>
+          <w:b/>
+          <w:bCs/>
+          <w:color w:val="000000"/>
+          <w:sz w:val="33"/>
+          <w:szCs w:val="33"/>
+          <w:lang w:eastAsia="es-ES"/>
+        </w:rPr>
+        <w:t xml:space="preserve"> </w:t>
+      </w:r>
+      <w:proofErr w:type="spellStart"/>
+      <w:r>
+        <w:rPr>
+          <w:rFonts w:ascii="Consolas" w:eastAsia="Times New Roman" w:hAnsi="Consolas" w:cs="Times New Roman"/>
+          <w:b/>
+          <w:bCs/>
+          <w:color w:val="6AAF19"/>
+          <w:sz w:val="33"/>
+          <w:szCs w:val="33"/>
+          <w:lang w:eastAsia="es-ES"/>
+        </w:rPr>
+        <w:t>html</w:t>
+      </w:r>
+      <w:proofErr w:type="spellEnd"/>
+      <w:r>
+        <w:rPr>
+          <w:rFonts w:ascii="Consolas" w:eastAsia="Times New Roman" w:hAnsi="Consolas" w:cs="Times New Roman"/>
+          <w:b/>
+          <w:bCs/>
+          <w:color w:val="000000"/>
+          <w:sz w:val="33"/>
+          <w:szCs w:val="33"/>
+          <w:lang w:eastAsia="es-ES"/>
+        </w:rPr>
+        <w:t>&gt;</w:t>
+      </w:r>
+    </w:p>
+    <w:p>
+      <w:pPr>
+        <w:shd w:val="clear" w:color="auto" w:fill="FFFFFF"/>
+        <w:spacing w:after="0" w:line="450" w:lineRule="atLeast"/>
+        <w:rPr>
+          <w:rFonts w:ascii="Consolas" w:eastAsia="Times New Roman" w:hAnsi="Consolas" w:cs="Times New Roman"/>
+          <w:b/>
+          <w:bCs/>
+          <w:color w:val="000000"/>
+          <w:sz w:val="33"/>
+          <w:szCs w:val="33"/>
+          <w:lang w:eastAsia="es-ES"/>
+        </w:rPr>
+      </w:pPr>
+      <w:r>
+        <w:rPr>
+          <w:rFonts w:ascii="Consolas" w:eastAsia="Times New Roman" w:hAnsi="Consolas" w:cs="Times New Roman"/>
+          <w:b/>
+          <w:bCs/>
+          <w:color w:val="000000"/>
+          <w:sz w:val="33"/>
+          <w:szCs w:val="33"/>
+          <w:lang w:eastAsia="es-ES"/>
+        </w:rPr>
+        <w:t>&lt;</w:t>
+      </w:r>
+      <w:proofErr w:type="spellStart"/>
+      <w:r>
+        <w:rPr>
+          <w:rFonts w:ascii="Consolas" w:eastAsia="Times New Roman" w:hAnsi="Consolas" w:cs="Times New Roman"/>
+          <w:b/>
+          <w:bCs/>
+          <w:color w:val="F92672"/>
+          <w:sz w:val="33"/>
+          <w:szCs w:val="33"/>
+          <w:lang w:eastAsia="es-ES"/>
+        </w:rPr>
+        <w:t>html</w:t>
+      </w:r>
+      <w:proofErr w:type="spellEnd"/>
+      <w:r>
+        <w:rPr>
+          <w:rFonts w:ascii="Consolas" w:eastAsia="Times New Roman" w:hAnsi="Consolas" w:cs="Times New Roman"/>
+          <w:b/>
+          <w:bCs/>
+          <w:color w:val="000000"/>
+          <w:sz w:val="33"/>
+          <w:szCs w:val="33"/>
+          <w:lang w:eastAsia="es-ES"/>
+        </w:rPr>
+        <w:t xml:space="preserve"> </w:t>
+      </w:r>
+      <w:proofErr w:type="spellStart"/>
+      <w:r>
+        <w:rPr>
+          <w:rFonts w:ascii="Consolas" w:eastAsia="Times New Roman" w:hAnsi="Consolas" w:cs="Times New Roman"/>
+          <w:b/>
+          <w:bCs/>
+          <w:color w:val="6AAF19"/>
+          <w:sz w:val="33"/>
+          <w:szCs w:val="33"/>
+          <w:lang w:eastAsia="es-ES"/>
+        </w:rPr>
+        <w:t>lang</w:t>
+      </w:r>
+      <w:proofErr w:type="spellEnd"/>
+      <w:r>
+        <w:rPr>
+          <w:rFonts w:ascii="Consolas" w:eastAsia="Times New Roman" w:hAnsi="Consolas" w:cs="Times New Roman"/>
+          <w:b/>
+          <w:bCs/>
+          <w:i/>
+          <w:iCs/>
+          <w:color w:val="CD3704"/>
+          <w:sz w:val="33"/>
+          <w:szCs w:val="33"/>
+          <w:lang w:eastAsia="es-ES"/>
+        </w:rPr>
+        <w:t>=</w:t>
+      </w:r>
+      <w:r>
+        <w:rPr>
+          <w:rFonts w:ascii="Consolas" w:eastAsia="Times New Roman" w:hAnsi="Consolas" w:cs="Times New Roman"/>
+          <w:b/>
+          <w:bCs/>
+          <w:i/>
+          <w:iCs/>
+          <w:color w:val="F25A00"/>
+          <w:sz w:val="33"/>
+          <w:szCs w:val="33"/>
+          <w:lang w:eastAsia="es-ES"/>
+        </w:rPr>
+        <w:t>"en"</w:t>
+      </w:r>
+      <w:r>
+        <w:rPr>
+          <w:rFonts w:ascii="Consolas" w:eastAsia="Times New Roman" w:hAnsi="Consolas" w:cs="Times New Roman"/>
+          <w:b/>
+          <w:bCs/>
+          <w:color w:val="000000"/>
+          <w:sz w:val="33"/>
+          <w:szCs w:val="33"/>
+          <w:lang w:eastAsia="es-ES"/>
+        </w:rPr>
+        <w:t>&gt;</w:t>
+      </w:r>
+    </w:p>
+    <w:p>
+      <w:pPr>
+        <w:shd w:val="clear" w:color="auto" w:fill="FFFFFF"/>
+        <w:spacing w:after="0" w:line="450" w:lineRule="atLeast"/>
+        <w:rPr>
+          <w:rFonts w:ascii="Consolas" w:eastAsia="Times New Roman" w:hAnsi="Consolas" w:cs="Times New Roman"/>
+          <w:b/>
+          <w:bCs/>
+          <w:color w:val="000000"/>
+          <w:sz w:val="33"/>
+          <w:szCs w:val="33"/>
+          <w:lang w:eastAsia="es-ES"/>
+        </w:rPr>
+      </w:pPr>
+      <w:r>
+        <w:rPr>
+          <w:rFonts w:ascii="Consolas" w:eastAsia="Times New Roman" w:hAnsi="Consolas" w:cs="Times New Roman"/>
+          <w:b/>
+          <w:bCs/>
+          <w:color w:val="000000"/>
+          <w:sz w:val="33"/>
+          <w:szCs w:val="33"/>
+          <w:lang w:eastAsia="es-ES"/>
+        </w:rPr>
+        <w:t>&lt;</w:t>
+      </w:r>
+      <w:proofErr w:type="gramStart"/>
+      <w:r>
+        <w:rPr>
+          <w:rFonts w:ascii="Consolas" w:eastAsia="Times New Roman" w:hAnsi="Consolas" w:cs="Times New Roman"/>
+          <w:b/>
+          <w:bCs/>
+          <w:color w:val="F92672"/>
+          <w:sz w:val="33"/>
+          <w:szCs w:val="33"/>
+          <w:lang w:eastAsia="es-ES"/>
+        </w:rPr>
+        <w:t>head</w:t>
+      </w:r>
+      <w:proofErr w:type="gramEnd"/>
+      <w:r>
+        <w:rPr>
+          <w:rFonts w:ascii="Consolas" w:eastAsia="Times New Roman" w:hAnsi="Consolas" w:cs="Times New Roman"/>
+          <w:b/>
+          <w:bCs/>
+          <w:color w:val="000000"/>
+          <w:sz w:val="33"/>
+          <w:szCs w:val="33"/>
+          <w:lang w:eastAsia="es-ES"/>
+        </w:rPr>
+        <w:t>&gt;</w:t>
+      </w:r>
+    </w:p>
+    <w:p>
+      <w:pPr>
+        <w:shd w:val="clear" w:color="auto" w:fill="FFFFFF"/>
+        <w:spacing w:after="0" w:line="450" w:lineRule="atLeast"/>
+        <w:rPr>
+          <w:rFonts w:ascii="Consolas" w:eastAsia="Times New Roman" w:hAnsi="Consolas" w:cs="Times New Roman"/>
+          <w:b/>
+          <w:bCs/>
+          <w:color w:val="000000"/>
+          <w:sz w:val="33"/>
+          <w:szCs w:val="33"/>
+          <w:lang w:eastAsia="es-ES"/>
+        </w:rPr>
+      </w:pPr>
+      <w:r>
+        <w:rPr>
+          <w:rFonts w:ascii="Consolas" w:eastAsia="Times New Roman" w:hAnsi="Consolas" w:cs="Times New Roman"/>
+          <w:b/>
+          <w:bCs/>
+          <w:color w:val="000000"/>
+          <w:sz w:val="33"/>
+          <w:szCs w:val="33"/>
+          <w:lang w:eastAsia="es-ES"/>
+        </w:rPr>
+        <w:t>    &lt;</w:t>
+      </w:r>
+      <w:r>
+        <w:rPr>
+          <w:rFonts w:ascii="Consolas" w:eastAsia="Times New Roman" w:hAnsi="Consolas" w:cs="Times New Roman"/>
+          <w:b/>
+          <w:bCs/>
+          <w:color w:val="F92672"/>
+          <w:sz w:val="33"/>
+          <w:szCs w:val="33"/>
+          <w:lang w:eastAsia="es-ES"/>
+        </w:rPr>
+        <w:t>meta</w:t>
+      </w:r>
+      <w:r>
+        <w:rPr>
+          <w:rFonts w:ascii="Consolas" w:eastAsia="Times New Roman" w:hAnsi="Consolas" w:cs="Times New Roman"/>
+          <w:b/>
+          <w:bCs/>
+          <w:color w:val="000000"/>
+          <w:sz w:val="33"/>
+          <w:szCs w:val="33"/>
+          <w:lang w:eastAsia="es-ES"/>
+        </w:rPr>
+        <w:t xml:space="preserve"> </w:t>
+      </w:r>
+      <w:proofErr w:type="spellStart"/>
+      <w:r>
+        <w:rPr>
+          <w:rFonts w:ascii="Consolas" w:eastAsia="Times New Roman" w:hAnsi="Consolas" w:cs="Times New Roman"/>
+          <w:b/>
+          <w:bCs/>
+          <w:color w:val="6AAF19"/>
+          <w:sz w:val="33"/>
+          <w:szCs w:val="33"/>
+          <w:lang w:eastAsia="es-ES"/>
+        </w:rPr>
+        <w:t>charset</w:t>
+      </w:r>
+      <w:proofErr w:type="spellEnd"/>
+      <w:r>
+        <w:rPr>
+          <w:rFonts w:ascii="Consolas" w:eastAsia="Times New Roman" w:hAnsi="Consolas" w:cs="Times New Roman"/>
+          <w:b/>
+          <w:bCs/>
+          <w:i/>
+          <w:iCs/>
+          <w:color w:val="CD3704"/>
+          <w:sz w:val="33"/>
+          <w:szCs w:val="33"/>
+          <w:lang w:eastAsia="es-ES"/>
+        </w:rPr>
+        <w:t>=</w:t>
+      </w:r>
+      <w:r>
+        <w:rPr>
+          <w:rFonts w:ascii="Consolas" w:eastAsia="Times New Roman" w:hAnsi="Consolas" w:cs="Times New Roman"/>
+          <w:b/>
+          <w:bCs/>
+          <w:i/>
+          <w:iCs/>
+          <w:color w:val="F25A00"/>
+          <w:sz w:val="33"/>
+          <w:szCs w:val="33"/>
+          <w:lang w:eastAsia="es-ES"/>
+        </w:rPr>
+        <w:t>"UTF-8"</w:t>
+      </w:r>
+      <w:r>
+        <w:rPr>
+          <w:rFonts w:ascii="Consolas" w:eastAsia="Times New Roman" w:hAnsi="Consolas" w:cs="Times New Roman"/>
+          <w:b/>
+          <w:bCs/>
+          <w:color w:val="000000"/>
+          <w:sz w:val="33"/>
+          <w:szCs w:val="33"/>
+          <w:lang w:eastAsia="es-ES"/>
+        </w:rPr>
+        <w:t>&gt;</w:t>
+      </w:r>
+    </w:p>
+    <w:p>
+      <w:pPr>
+        <w:shd w:val="clear" w:color="auto" w:fill="FFFFFF"/>
+        <w:spacing w:after="0" w:line="450" w:lineRule="atLeast"/>
+        <w:rPr>
+          <w:rFonts w:ascii="Consolas" w:eastAsia="Times New Roman" w:hAnsi="Consolas" w:cs="Times New Roman"/>
+          <w:b/>
+          <w:bCs/>
+          <w:color w:val="000000"/>
+          <w:sz w:val="33"/>
+          <w:szCs w:val="33"/>
+          <w:lang w:eastAsia="es-ES"/>
+        </w:rPr>
+      </w:pPr>
+      <w:r>
+        <w:rPr>
+          <w:rFonts w:ascii="Consolas" w:eastAsia="Times New Roman" w:hAnsi="Consolas" w:cs="Times New Roman"/>
+          <w:b/>
+          <w:bCs/>
+          <w:color w:val="000000"/>
+          <w:sz w:val="33"/>
+          <w:szCs w:val="33"/>
+          <w:lang w:eastAsia="es-ES"/>
+        </w:rPr>
+        <w:t>    &lt;</w:t>
+      </w:r>
+      <w:r>
+        <w:rPr>
+          <w:rFonts w:ascii="Consolas" w:eastAsia="Times New Roman" w:hAnsi="Consolas" w:cs="Times New Roman"/>
+          <w:b/>
+          <w:bCs/>
+          <w:color w:val="F92672"/>
+          <w:sz w:val="33"/>
+          <w:szCs w:val="33"/>
+          <w:lang w:eastAsia="es-ES"/>
+        </w:rPr>
+        <w:t>meta</w:t>
+      </w:r>
+      <w:r>
+        <w:rPr>
+          <w:rFonts w:ascii="Consolas" w:eastAsia="Times New Roman" w:hAnsi="Consolas" w:cs="Times New Roman"/>
+          <w:b/>
+          <w:bCs/>
+          <w:color w:val="000000"/>
+          <w:sz w:val="33"/>
+          <w:szCs w:val="33"/>
+          <w:lang w:eastAsia="es-ES"/>
+        </w:rPr>
+        <w:t xml:space="preserve"> </w:t>
+      </w:r>
+      <w:proofErr w:type="spellStart"/>
+      <w:r>
+        <w:rPr>
+          <w:rFonts w:ascii="Consolas" w:eastAsia="Times New Roman" w:hAnsi="Consolas" w:cs="Times New Roman"/>
+          <w:b/>
+          <w:bCs/>
+          <w:color w:val="6AAF19"/>
+          <w:sz w:val="33"/>
+          <w:szCs w:val="33"/>
+          <w:lang w:eastAsia="es-ES"/>
+        </w:rPr>
+        <w:t>name</w:t>
+      </w:r>
+      <w:proofErr w:type="spellEnd"/>
+      <w:r>
+        <w:rPr>
+          <w:rFonts w:ascii="Consolas" w:eastAsia="Times New Roman" w:hAnsi="Consolas" w:cs="Times New Roman"/>
+          <w:b/>
+          <w:bCs/>
+          <w:i/>
+          <w:iCs/>
+          <w:color w:val="CD3704"/>
+          <w:sz w:val="33"/>
+          <w:szCs w:val="33"/>
+          <w:lang w:eastAsia="es-ES"/>
+        </w:rPr>
+        <w:t>=</w:t>
+      </w:r>
+      <w:r>
+        <w:rPr>
+          <w:rFonts w:ascii="Consolas" w:eastAsia="Times New Roman" w:hAnsi="Consolas" w:cs="Times New Roman"/>
+          <w:b/>
+          <w:bCs/>
+          <w:i/>
+          <w:iCs/>
+          <w:color w:val="F25A00"/>
+          <w:sz w:val="33"/>
+          <w:szCs w:val="33"/>
+          <w:lang w:eastAsia="es-ES"/>
+        </w:rPr>
+        <w:t>"</w:t>
+      </w:r>
+      <w:proofErr w:type="spellStart"/>
+      <w:r>
+        <w:rPr>
+          <w:rFonts w:ascii="Consolas" w:eastAsia="Times New Roman" w:hAnsi="Consolas" w:cs="Times New Roman"/>
+          <w:b/>
+          <w:bCs/>
+          <w:i/>
+          <w:iCs/>
+          <w:color w:val="F25A00"/>
+          <w:sz w:val="33"/>
+          <w:szCs w:val="33"/>
+          <w:lang w:eastAsia="es-ES"/>
+        </w:rPr>
+        <w:t>viewport</w:t>
+      </w:r>
+      <w:proofErr w:type="spellEnd"/>
+      <w:r>
+        <w:rPr>
+          <w:rFonts w:ascii="Consolas" w:eastAsia="Times New Roman" w:hAnsi="Consolas" w:cs="Times New Roman"/>
+          <w:b/>
+          <w:bCs/>
+          <w:i/>
+          <w:iCs/>
+          <w:color w:val="F25A00"/>
+          <w:sz w:val="33"/>
+          <w:szCs w:val="33"/>
+          <w:lang w:eastAsia="es-ES"/>
+        </w:rPr>
+        <w:t>"</w:t>
+      </w:r>
+      <w:r>
+        <w:rPr>
+          <w:rFonts w:ascii="Consolas" w:eastAsia="Times New Roman" w:hAnsi="Consolas" w:cs="Times New Roman"/>
+          <w:b/>
+          <w:bCs/>
+          <w:color w:val="000000"/>
+          <w:sz w:val="33"/>
+          <w:szCs w:val="33"/>
+          <w:lang w:eastAsia="es-ES"/>
+        </w:rPr>
+        <w:t xml:space="preserve"> </w:t>
+      </w:r>
+      <w:proofErr w:type="spellStart"/>
+      <w:r>
+        <w:rPr>
+          <w:rFonts w:ascii="Consolas" w:eastAsia="Times New Roman" w:hAnsi="Consolas" w:cs="Times New Roman"/>
+          <w:b/>
+          <w:bCs/>
+          <w:color w:val="6AAF19"/>
+          <w:sz w:val="33"/>
+          <w:szCs w:val="33"/>
+          <w:lang w:eastAsia="es-ES"/>
+        </w:rPr>
+        <w:t>content</w:t>
+      </w:r>
+      <w:proofErr w:type="spellEnd"/>
+      <w:r>
+        <w:rPr>
+          <w:rFonts w:ascii="Consolas" w:eastAsia="Times New Roman" w:hAnsi="Consolas" w:cs="Times New Roman"/>
+          <w:b/>
+          <w:bCs/>
+          <w:i/>
+          <w:iCs/>
+          <w:color w:val="CD3704"/>
+          <w:sz w:val="33"/>
+          <w:szCs w:val="33"/>
+          <w:lang w:eastAsia="es-ES"/>
+        </w:rPr>
+        <w:t>=</w:t>
+      </w:r>
+      <w:r>
+        <w:rPr>
+          <w:rFonts w:ascii="Consolas" w:eastAsia="Times New Roman" w:hAnsi="Consolas" w:cs="Times New Roman"/>
+          <w:b/>
+          <w:bCs/>
+          <w:i/>
+          <w:iCs/>
+          <w:color w:val="F25A00"/>
+          <w:sz w:val="33"/>
+          <w:szCs w:val="33"/>
+          <w:lang w:eastAsia="es-ES"/>
+        </w:rPr>
+        <w:t>"</w:t>
+      </w:r>
+      <w:proofErr w:type="spellStart"/>
+      <w:r>
+        <w:rPr>
+          <w:rFonts w:ascii="Consolas" w:eastAsia="Times New Roman" w:hAnsi="Consolas" w:cs="Times New Roman"/>
+          <w:b/>
+          <w:bCs/>
+          <w:i/>
+          <w:iCs/>
+          <w:color w:val="F25A00"/>
+          <w:sz w:val="33"/>
+          <w:szCs w:val="33"/>
+          <w:lang w:eastAsia="es-ES"/>
+        </w:rPr>
+        <w:t>width</w:t>
+      </w:r>
+      <w:proofErr w:type="spellEnd"/>
+      <w:r>
+        <w:rPr>
+          <w:rFonts w:ascii="Consolas" w:eastAsia="Times New Roman" w:hAnsi="Consolas" w:cs="Times New Roman"/>
+          <w:b/>
+          <w:bCs/>
+          <w:i/>
+          <w:iCs/>
+          <w:color w:val="F25A00"/>
+          <w:sz w:val="33"/>
+          <w:szCs w:val="33"/>
+          <w:lang w:eastAsia="es-ES"/>
+        </w:rPr>
+        <w:t>=</w:t>
+      </w:r>
+      <w:proofErr w:type="spellStart"/>
+      <w:r>
+        <w:rPr>
+          <w:rFonts w:ascii="Consolas" w:eastAsia="Times New Roman" w:hAnsi="Consolas" w:cs="Times New Roman"/>
+          <w:b/>
+          <w:bCs/>
+          <w:i/>
+          <w:iCs/>
+          <w:color w:val="F25A00"/>
+          <w:sz w:val="33"/>
+          <w:szCs w:val="33"/>
+          <w:lang w:eastAsia="es-ES"/>
+        </w:rPr>
+        <w:t>device-width</w:t>
+      </w:r>
+      <w:proofErr w:type="spellEnd"/>
+      <w:r>
+        <w:rPr>
+          <w:rFonts w:ascii="Consolas" w:eastAsia="Times New Roman" w:hAnsi="Consolas" w:cs="Times New Roman"/>
+          <w:b/>
+          <w:bCs/>
+          <w:i/>
+          <w:iCs/>
+          <w:color w:val="F25A00"/>
+          <w:sz w:val="33"/>
+          <w:szCs w:val="33"/>
+          <w:lang w:eastAsia="es-ES"/>
+        </w:rPr>
+        <w:t xml:space="preserve">, </w:t>
+      </w:r>
+      <w:proofErr w:type="spellStart"/>
+      <w:r>
+        <w:rPr>
+          <w:rFonts w:ascii="Consolas" w:eastAsia="Times New Roman" w:hAnsi="Consolas" w:cs="Times New Roman"/>
+          <w:b/>
+          <w:bCs/>
+          <w:i/>
+          <w:iCs/>
+          <w:color w:val="F25A00"/>
+          <w:sz w:val="33"/>
+          <w:szCs w:val="33"/>
+          <w:lang w:eastAsia="es-ES"/>
+        </w:rPr>
+        <w:t>initial-scale</w:t>
+      </w:r>
+      <w:proofErr w:type="spellEnd"/>
+      <w:r>
+        <w:rPr>
+          <w:rFonts w:ascii="Consolas" w:eastAsia="Times New Roman" w:hAnsi="Consolas" w:cs="Times New Roman"/>
+          <w:b/>
+          <w:bCs/>
+          <w:i/>
+          <w:iCs/>
+          <w:color w:val="F25A00"/>
+          <w:sz w:val="33"/>
+          <w:szCs w:val="33"/>
+          <w:lang w:eastAsia="es-ES"/>
+        </w:rPr>
+        <w:t>=1.0"</w:t>
+      </w:r>
+      <w:r>
+        <w:rPr>
+          <w:rFonts w:ascii="Consolas" w:eastAsia="Times New Roman" w:hAnsi="Consolas" w:cs="Times New Roman"/>
+          <w:b/>
+          <w:bCs/>
+          <w:color w:val="000000"/>
+          <w:sz w:val="33"/>
+          <w:szCs w:val="33"/>
+          <w:lang w:eastAsia="es-ES"/>
+        </w:rPr>
+        <w:t>&gt;</w:t>
+      </w:r>
+    </w:p>
+    <w:p>
+      <w:pPr>
+        <w:shd w:val="clear" w:color="auto" w:fill="FFFFFF"/>
+        <w:spacing w:after="0" w:line="450" w:lineRule="atLeast"/>
+        <w:rPr>
+          <w:rFonts w:ascii="Consolas" w:eastAsia="Times New Roman" w:hAnsi="Consolas" w:cs="Times New Roman"/>
+          <w:b/>
+          <w:bCs/>
+          <w:color w:val="000000"/>
+          <w:sz w:val="33"/>
+          <w:szCs w:val="33"/>
+          <w:lang w:eastAsia="es-ES"/>
+        </w:rPr>
+      </w:pPr>
+      <w:r>
+        <w:rPr>
+          <w:rFonts w:ascii="Consolas" w:eastAsia="Times New Roman" w:hAnsi="Consolas" w:cs="Times New Roman"/>
+          <w:b/>
+          <w:bCs/>
+          <w:color w:val="000000"/>
+          <w:sz w:val="33"/>
+          <w:szCs w:val="33"/>
+          <w:lang w:eastAsia="es-ES"/>
+        </w:rPr>
+        <w:t>    &lt;</w:t>
+      </w:r>
+      <w:proofErr w:type="spellStart"/>
+      <w:proofErr w:type="gramStart"/>
+      <w:r>
+        <w:rPr>
+          <w:rFonts w:ascii="Consolas" w:eastAsia="Times New Roman" w:hAnsi="Consolas" w:cs="Times New Roman"/>
+          <w:b/>
+          <w:bCs/>
+          <w:color w:val="F92672"/>
+          <w:sz w:val="33"/>
+          <w:szCs w:val="33"/>
+          <w:lang w:eastAsia="es-ES"/>
+        </w:rPr>
+        <w:t>title</w:t>
+      </w:r>
+      <w:proofErr w:type="spellEnd"/>
+      <w:r>
+        <w:rPr>
+          <w:rFonts w:ascii="Consolas" w:eastAsia="Times New Roman" w:hAnsi="Consolas" w:cs="Times New Roman"/>
+          <w:b/>
+          <w:bCs/>
+          <w:color w:val="000000"/>
+          <w:sz w:val="33"/>
+          <w:szCs w:val="33"/>
+          <w:lang w:eastAsia="es-ES"/>
+        </w:rPr>
+        <w:t>&gt;</w:t>
+      </w:r>
+      <w:proofErr w:type="spellStart"/>
+      <w:proofErr w:type="gramEnd"/>
+      <w:r>
+        <w:rPr>
+          <w:rFonts w:ascii="Consolas" w:eastAsia="Times New Roman" w:hAnsi="Consolas" w:cs="Times New Roman"/>
+          <w:b/>
+          <w:bCs/>
+          <w:color w:val="000000"/>
+          <w:sz w:val="33"/>
+          <w:szCs w:val="33"/>
+          <w:lang w:eastAsia="es-ES"/>
+        </w:rPr>
+        <w:t>Document</w:t>
+      </w:r>
+      <w:proofErr w:type="spellEnd"/>
+      <w:r>
+        <w:rPr>
+          <w:rFonts w:ascii="Consolas" w:eastAsia="Times New Roman" w:hAnsi="Consolas" w:cs="Times New Roman"/>
+          <w:b/>
+          <w:bCs/>
+          <w:color w:val="000000"/>
+          <w:sz w:val="33"/>
+          <w:szCs w:val="33"/>
+          <w:lang w:eastAsia="es-ES"/>
+        </w:rPr>
+        <w:t>&lt;/</w:t>
+      </w:r>
+      <w:proofErr w:type="spellStart"/>
+      <w:r>
+        <w:rPr>
+          <w:rFonts w:ascii="Consolas" w:eastAsia="Times New Roman" w:hAnsi="Consolas" w:cs="Times New Roman"/>
+          <w:b/>
+          <w:bCs/>
+          <w:color w:val="F92672"/>
+          <w:sz w:val="33"/>
+          <w:szCs w:val="33"/>
+          <w:lang w:eastAsia="es-ES"/>
+        </w:rPr>
+        <w:t>title</w:t>
+      </w:r>
+      <w:proofErr w:type="spellEnd"/>
+      <w:r>
+        <w:rPr>
+          <w:rFonts w:ascii="Consolas" w:eastAsia="Times New Roman" w:hAnsi="Consolas" w:cs="Times New Roman"/>
+          <w:b/>
+          <w:bCs/>
+          <w:color w:val="000000"/>
+          <w:sz w:val="33"/>
+          <w:szCs w:val="33"/>
+          <w:lang w:eastAsia="es-ES"/>
+        </w:rPr>
+        <w:t>&gt;</w:t>
+      </w:r>
+    </w:p>
+    <w:p>
+      <w:pPr>
+        <w:shd w:val="clear" w:color="auto" w:fill="FFFFFF"/>
+        <w:spacing w:after="0" w:line="450" w:lineRule="atLeast"/>
+        <w:rPr>
+          <w:rFonts w:ascii="Consolas" w:eastAsia="Times New Roman" w:hAnsi="Consolas" w:cs="Times New Roman"/>
+          <w:b/>
+          <w:bCs/>
+          <w:color w:val="000000"/>
+          <w:sz w:val="33"/>
+          <w:szCs w:val="33"/>
+          <w:lang w:eastAsia="es-ES"/>
+        </w:rPr>
+      </w:pPr>
+      <w:r>
+        <w:rPr>
+          <w:rFonts w:ascii="Consolas" w:eastAsia="Times New Roman" w:hAnsi="Consolas" w:cs="Times New Roman"/>
+          <w:b/>
+          <w:bCs/>
+          <w:color w:val="000000"/>
+          <w:sz w:val="33"/>
+          <w:szCs w:val="33"/>
+          <w:lang w:eastAsia="es-ES"/>
+        </w:rPr>
+        <w:t>    &lt;</w:t>
+      </w:r>
+      <w:proofErr w:type="gramStart"/>
+      <w:r>
+        <w:rPr>
+          <w:rFonts w:ascii="Consolas" w:eastAsia="Times New Roman" w:hAnsi="Consolas" w:cs="Times New Roman"/>
+          <w:b/>
+          <w:bCs/>
+          <w:color w:val="F92672"/>
+          <w:sz w:val="33"/>
+          <w:szCs w:val="33"/>
+          <w:lang w:eastAsia="es-ES"/>
+        </w:rPr>
+        <w:t>script</w:t>
+      </w:r>
+      <w:proofErr w:type="gramEnd"/>
+      <w:r>
+        <w:rPr>
+          <w:rFonts w:ascii="Consolas" w:eastAsia="Times New Roman" w:hAnsi="Consolas" w:cs="Times New Roman"/>
+          <w:b/>
+          <w:bCs/>
+          <w:color w:val="000000"/>
+          <w:sz w:val="33"/>
+          <w:szCs w:val="33"/>
+          <w:lang w:eastAsia="es-ES"/>
+        </w:rPr>
+        <w:t>&gt;</w:t>
+      </w:r>
+    </w:p>
+    <w:p>
+      <w:pPr>
+        <w:shd w:val="clear" w:color="auto" w:fill="FFFFFF"/>
+        <w:spacing w:after="0" w:line="450" w:lineRule="atLeast"/>
+        <w:rPr>
+          <w:rFonts w:ascii="Consolas" w:eastAsia="Times New Roman" w:hAnsi="Consolas" w:cs="Times New Roman"/>
+          <w:b/>
+          <w:bCs/>
+          <w:color w:val="000000"/>
+          <w:sz w:val="33"/>
+          <w:szCs w:val="33"/>
+          <w:lang w:eastAsia="es-ES"/>
+        </w:rPr>
+      </w:pPr>
+      <w:r>
+        <w:rPr>
+          <w:rFonts w:ascii="Consolas" w:eastAsia="Times New Roman" w:hAnsi="Consolas" w:cs="Times New Roman"/>
+          <w:b/>
+          <w:bCs/>
+          <w:color w:val="000000"/>
+          <w:sz w:val="33"/>
+          <w:szCs w:val="33"/>
+          <w:lang w:eastAsia="es-ES"/>
+        </w:rPr>
+        <w:lastRenderedPageBreak/>
+        <w:t xml:space="preserve">        </w:t>
+      </w:r>
+      <w:proofErr w:type="spellStart"/>
+      <w:proofErr w:type="gramStart"/>
+      <w:r>
+        <w:rPr>
+          <w:rFonts w:ascii="Consolas" w:eastAsia="Times New Roman" w:hAnsi="Consolas" w:cs="Times New Roman"/>
+          <w:b/>
+          <w:bCs/>
+          <w:i/>
+          <w:iCs/>
+          <w:color w:val="28C6E4"/>
+          <w:sz w:val="33"/>
+          <w:szCs w:val="33"/>
+          <w:lang w:eastAsia="es-ES"/>
+        </w:rPr>
+        <w:t>function</w:t>
+      </w:r>
+      <w:proofErr w:type="spellEnd"/>
+      <w:proofErr w:type="gramEnd"/>
+      <w:r>
+        <w:rPr>
+          <w:rFonts w:ascii="Consolas" w:eastAsia="Times New Roman" w:hAnsi="Consolas" w:cs="Times New Roman"/>
+          <w:b/>
+          <w:bCs/>
+          <w:color w:val="000000"/>
+          <w:sz w:val="33"/>
+          <w:szCs w:val="33"/>
+          <w:lang w:eastAsia="es-ES"/>
+        </w:rPr>
+        <w:t xml:space="preserve"> </w:t>
+      </w:r>
+      <w:proofErr w:type="spellStart"/>
+      <w:r>
+        <w:rPr>
+          <w:rFonts w:ascii="Consolas" w:eastAsia="Times New Roman" w:hAnsi="Consolas" w:cs="Times New Roman"/>
+          <w:b/>
+          <w:bCs/>
+          <w:color w:val="6AAF19"/>
+          <w:sz w:val="33"/>
+          <w:szCs w:val="33"/>
+          <w:lang w:eastAsia="es-ES"/>
+        </w:rPr>
+        <w:t>evaluarNumero</w:t>
+      </w:r>
+      <w:proofErr w:type="spellEnd"/>
+      <w:r>
+        <w:rPr>
+          <w:rFonts w:ascii="Consolas" w:eastAsia="Times New Roman" w:hAnsi="Consolas" w:cs="Times New Roman"/>
+          <w:b/>
+          <w:bCs/>
+          <w:color w:val="000000"/>
+          <w:sz w:val="33"/>
+          <w:szCs w:val="33"/>
+          <w:lang w:eastAsia="es-ES"/>
+        </w:rPr>
+        <w:t>(){</w:t>
+      </w:r>
+    </w:p>
+    <w:p>
+      <w:pPr>
+        <w:shd w:val="clear" w:color="auto" w:fill="FFFFFF"/>
+        <w:spacing w:after="0" w:line="450" w:lineRule="atLeast"/>
+        <w:rPr>
+          <w:rFonts w:ascii="Consolas" w:eastAsia="Times New Roman" w:hAnsi="Consolas" w:cs="Times New Roman"/>
+          <w:b/>
+          <w:bCs/>
+          <w:color w:val="000000"/>
+          <w:sz w:val="33"/>
+          <w:szCs w:val="33"/>
+          <w:lang w:eastAsia="es-ES"/>
+        </w:rPr>
+      </w:pPr>
+      <w:r>
+        <w:rPr>
+          <w:rFonts w:ascii="Consolas" w:eastAsia="Times New Roman" w:hAnsi="Consolas" w:cs="Times New Roman"/>
+          <w:b/>
+          <w:bCs/>
+          <w:color w:val="000000"/>
+          <w:sz w:val="33"/>
+          <w:szCs w:val="33"/>
+          <w:lang w:eastAsia="es-ES"/>
+        </w:rPr>
+        <w:t xml:space="preserve">            </w:t>
+      </w:r>
+      <w:r>
+        <w:rPr>
+          <w:rFonts w:ascii="Consolas" w:eastAsia="Times New Roman" w:hAnsi="Consolas" w:cs="Times New Roman"/>
+          <w:b/>
+          <w:bCs/>
+          <w:color w:val="9F9F8F"/>
+          <w:sz w:val="33"/>
+          <w:szCs w:val="33"/>
+          <w:lang w:eastAsia="es-ES"/>
+        </w:rPr>
+        <w:t xml:space="preserve">//LA DECLARACION DE LA VARIABLE </w:t>
+      </w:r>
+    </w:p>
+    <w:p>
+      <w:pPr>
+        <w:shd w:val="clear" w:color="auto" w:fill="FFFFFF"/>
+        <w:spacing w:after="0" w:line="450" w:lineRule="atLeast"/>
+        <w:rPr>
+          <w:rFonts w:ascii="Consolas" w:eastAsia="Times New Roman" w:hAnsi="Consolas" w:cs="Times New Roman"/>
+          <w:b/>
+          <w:bCs/>
+          <w:color w:val="000000"/>
+          <w:sz w:val="33"/>
+          <w:szCs w:val="33"/>
+          <w:lang w:eastAsia="es-ES"/>
+        </w:rPr>
+      </w:pPr>
+      <w:r>
+        <w:rPr>
+          <w:rFonts w:ascii="Consolas" w:eastAsia="Times New Roman" w:hAnsi="Consolas" w:cs="Times New Roman"/>
+          <w:b/>
+          <w:bCs/>
+          <w:color w:val="000000"/>
+          <w:sz w:val="33"/>
+          <w:szCs w:val="33"/>
+          <w:lang w:eastAsia="es-ES"/>
+        </w:rPr>
+        <w:t xml:space="preserve">            </w:t>
+      </w:r>
+      <w:r>
+        <w:rPr>
+          <w:rFonts w:ascii="Consolas" w:eastAsia="Times New Roman" w:hAnsi="Consolas" w:cs="Times New Roman"/>
+          <w:b/>
+          <w:bCs/>
+          <w:color w:val="9F9F8F"/>
+          <w:sz w:val="33"/>
+          <w:szCs w:val="33"/>
+          <w:lang w:eastAsia="es-ES"/>
+        </w:rPr>
+        <w:t>//PARA TRABAJAR</w:t>
+      </w:r>
+    </w:p>
+    <w:p>
+      <w:pPr>
+        <w:shd w:val="clear" w:color="auto" w:fill="FFFFFF"/>
+        <w:spacing w:after="0" w:line="450" w:lineRule="atLeast"/>
+        <w:rPr>
+          <w:rFonts w:ascii="Consolas" w:eastAsia="Times New Roman" w:hAnsi="Consolas" w:cs="Times New Roman"/>
+          <w:b/>
+          <w:bCs/>
+          <w:color w:val="000000"/>
+          <w:sz w:val="33"/>
+          <w:szCs w:val="33"/>
+          <w:lang w:eastAsia="es-ES"/>
+        </w:rPr>
+      </w:pPr>
+      <w:r>
+        <w:rPr>
+          <w:rFonts w:ascii="Consolas" w:eastAsia="Times New Roman" w:hAnsi="Consolas" w:cs="Times New Roman"/>
+          <w:b/>
+          <w:bCs/>
+          <w:color w:val="000000"/>
+          <w:sz w:val="33"/>
+          <w:szCs w:val="33"/>
+          <w:lang w:eastAsia="es-ES"/>
+        </w:rPr>
+        <w:t xml:space="preserve">            </w:t>
+      </w:r>
+      <w:proofErr w:type="spellStart"/>
+      <w:proofErr w:type="gramStart"/>
+      <w:r>
+        <w:rPr>
+          <w:rFonts w:ascii="Consolas" w:eastAsia="Times New Roman" w:hAnsi="Consolas" w:cs="Times New Roman"/>
+          <w:b/>
+          <w:bCs/>
+          <w:i/>
+          <w:iCs/>
+          <w:color w:val="28C6E4"/>
+          <w:sz w:val="33"/>
+          <w:szCs w:val="33"/>
+          <w:lang w:eastAsia="es-ES"/>
+        </w:rPr>
+        <w:t>let</w:t>
+      </w:r>
+      <w:proofErr w:type="spellEnd"/>
+      <w:proofErr w:type="gramEnd"/>
+      <w:r>
+        <w:rPr>
+          <w:rFonts w:ascii="Consolas" w:eastAsia="Times New Roman" w:hAnsi="Consolas" w:cs="Times New Roman"/>
+          <w:b/>
+          <w:bCs/>
+          <w:color w:val="000000"/>
+          <w:sz w:val="33"/>
+          <w:szCs w:val="33"/>
+          <w:lang w:eastAsia="es-ES"/>
+        </w:rPr>
+        <w:t xml:space="preserve"> numero </w:t>
+      </w:r>
+      <w:r>
+        <w:rPr>
+          <w:rFonts w:ascii="Consolas" w:eastAsia="Times New Roman" w:hAnsi="Consolas" w:cs="Times New Roman"/>
+          <w:b/>
+          <w:bCs/>
+          <w:color w:val="F92672"/>
+          <w:sz w:val="33"/>
+          <w:szCs w:val="33"/>
+          <w:lang w:eastAsia="es-ES"/>
+        </w:rPr>
+        <w:t>=</w:t>
+      </w:r>
+      <w:r>
+        <w:rPr>
+          <w:rFonts w:ascii="Consolas" w:eastAsia="Times New Roman" w:hAnsi="Consolas" w:cs="Times New Roman"/>
+          <w:b/>
+          <w:bCs/>
+          <w:color w:val="000000"/>
+          <w:sz w:val="33"/>
+          <w:szCs w:val="33"/>
+          <w:lang w:eastAsia="es-ES"/>
+        </w:rPr>
+        <w:t xml:space="preserve"> </w:t>
+      </w:r>
+      <w:r>
+        <w:rPr>
+          <w:rFonts w:ascii="Consolas" w:eastAsia="Times New Roman" w:hAnsi="Consolas" w:cs="Times New Roman"/>
+          <w:b/>
+          <w:bCs/>
+          <w:color w:val="AE81FF"/>
+          <w:sz w:val="33"/>
+          <w:szCs w:val="33"/>
+          <w:lang w:eastAsia="es-ES"/>
+        </w:rPr>
+        <w:t>14</w:t>
+      </w:r>
+      <w:r>
+        <w:rPr>
+          <w:rFonts w:ascii="Consolas" w:eastAsia="Times New Roman" w:hAnsi="Consolas" w:cs="Times New Roman"/>
+          <w:b/>
+          <w:bCs/>
+          <w:color w:val="000000"/>
+          <w:sz w:val="33"/>
+          <w:szCs w:val="33"/>
+          <w:lang w:eastAsia="es-ES"/>
+        </w:rPr>
+        <w:t>;</w:t>
+      </w:r>
+    </w:p>
+    <w:p>
+      <w:pPr>
+        <w:shd w:val="clear" w:color="auto" w:fill="FFFFFF"/>
+        <w:spacing w:after="0" w:line="450" w:lineRule="atLeast"/>
+        <w:rPr>
+          <w:rFonts w:ascii="Consolas" w:eastAsia="Times New Roman" w:hAnsi="Consolas" w:cs="Times New Roman"/>
+          <w:b/>
+          <w:bCs/>
+          <w:color w:val="000000"/>
+          <w:sz w:val="33"/>
+          <w:szCs w:val="33"/>
+          <w:lang w:eastAsia="es-ES"/>
+        </w:rPr>
+      </w:pPr>
+      <w:r>
+        <w:rPr>
+          <w:rFonts w:ascii="Consolas" w:eastAsia="Times New Roman" w:hAnsi="Consolas" w:cs="Times New Roman"/>
+          <w:b/>
+          <w:bCs/>
+          <w:color w:val="000000"/>
+          <w:sz w:val="33"/>
+          <w:szCs w:val="33"/>
+          <w:lang w:eastAsia="es-ES"/>
+        </w:rPr>
+        <w:t xml:space="preserve">            </w:t>
+      </w:r>
+      <w:r>
+        <w:rPr>
+          <w:rFonts w:ascii="Consolas" w:eastAsia="Times New Roman" w:hAnsi="Consolas" w:cs="Times New Roman"/>
+          <w:b/>
+          <w:bCs/>
+          <w:color w:val="9F9F8F"/>
+          <w:sz w:val="33"/>
+          <w:szCs w:val="33"/>
+          <w:lang w:eastAsia="es-ES"/>
+        </w:rPr>
+        <w:t xml:space="preserve">//necesito evaluar si el </w:t>
+      </w:r>
+      <w:proofErr w:type="spellStart"/>
+      <w:r>
+        <w:rPr>
+          <w:rFonts w:ascii="Consolas" w:eastAsia="Times New Roman" w:hAnsi="Consolas" w:cs="Times New Roman"/>
+          <w:b/>
+          <w:bCs/>
+          <w:color w:val="9F9F8F"/>
+          <w:sz w:val="33"/>
+          <w:szCs w:val="33"/>
+          <w:lang w:eastAsia="es-ES"/>
+        </w:rPr>
+        <w:t>numero</w:t>
+      </w:r>
+      <w:proofErr w:type="spellEnd"/>
+      <w:r>
+        <w:rPr>
+          <w:rFonts w:ascii="Consolas" w:eastAsia="Times New Roman" w:hAnsi="Consolas" w:cs="Times New Roman"/>
+          <w:b/>
+          <w:bCs/>
+          <w:color w:val="9F9F8F"/>
+          <w:sz w:val="33"/>
+          <w:szCs w:val="33"/>
+          <w:lang w:eastAsia="es-ES"/>
+        </w:rPr>
+        <w:t xml:space="preserve"> es par o impar</w:t>
+      </w:r>
+    </w:p>
+    <w:p>
+      <w:pPr>
+        <w:shd w:val="clear" w:color="auto" w:fill="FFFFFF"/>
+        <w:spacing w:after="0" w:line="450" w:lineRule="atLeast"/>
+        <w:rPr>
+          <w:rFonts w:ascii="Consolas" w:eastAsia="Times New Roman" w:hAnsi="Consolas" w:cs="Times New Roman"/>
+          <w:b/>
+          <w:bCs/>
+          <w:color w:val="000000"/>
+          <w:sz w:val="33"/>
+          <w:szCs w:val="33"/>
+          <w:lang w:eastAsia="es-ES"/>
+        </w:rPr>
+      </w:pPr>
+      <w:r>
+        <w:rPr>
+          <w:rFonts w:ascii="Consolas" w:eastAsia="Times New Roman" w:hAnsi="Consolas" w:cs="Times New Roman"/>
+          <w:b/>
+          <w:bCs/>
+          <w:color w:val="000000"/>
+          <w:sz w:val="33"/>
+          <w:szCs w:val="33"/>
+          <w:lang w:eastAsia="es-ES"/>
+        </w:rPr>
+        <w:t xml:space="preserve">            </w:t>
+      </w:r>
+      <w:proofErr w:type="spellStart"/>
+      <w:proofErr w:type="gramStart"/>
+      <w:r>
+        <w:rPr>
+          <w:rFonts w:ascii="Consolas" w:eastAsia="Times New Roman" w:hAnsi="Consolas" w:cs="Times New Roman"/>
+          <w:b/>
+          <w:bCs/>
+          <w:color w:val="F92672"/>
+          <w:sz w:val="33"/>
+          <w:szCs w:val="33"/>
+          <w:lang w:eastAsia="es-ES"/>
+        </w:rPr>
+        <w:t>if</w:t>
+      </w:r>
+      <w:proofErr w:type="spellEnd"/>
+      <w:proofErr w:type="gramEnd"/>
+      <w:r>
+        <w:rPr>
+          <w:rFonts w:ascii="Consolas" w:eastAsia="Times New Roman" w:hAnsi="Consolas" w:cs="Times New Roman"/>
+          <w:b/>
+          <w:bCs/>
+          <w:color w:val="000000"/>
+          <w:sz w:val="33"/>
+          <w:szCs w:val="33"/>
+          <w:lang w:eastAsia="es-ES"/>
+        </w:rPr>
+        <w:t xml:space="preserve"> (numero </w:t>
+      </w:r>
+      <w:r>
+        <w:rPr>
+          <w:rFonts w:ascii="Consolas" w:eastAsia="Times New Roman" w:hAnsi="Consolas" w:cs="Times New Roman"/>
+          <w:b/>
+          <w:bCs/>
+          <w:color w:val="F92672"/>
+          <w:sz w:val="33"/>
+          <w:szCs w:val="33"/>
+          <w:lang w:eastAsia="es-ES"/>
+        </w:rPr>
+        <w:t>%</w:t>
+      </w:r>
+      <w:r>
+        <w:rPr>
+          <w:rFonts w:ascii="Consolas" w:eastAsia="Times New Roman" w:hAnsi="Consolas" w:cs="Times New Roman"/>
+          <w:b/>
+          <w:bCs/>
+          <w:color w:val="000000"/>
+          <w:sz w:val="33"/>
+          <w:szCs w:val="33"/>
+          <w:lang w:eastAsia="es-ES"/>
+        </w:rPr>
+        <w:t xml:space="preserve"> </w:t>
+      </w:r>
+      <w:r>
+        <w:rPr>
+          <w:rFonts w:ascii="Consolas" w:eastAsia="Times New Roman" w:hAnsi="Consolas" w:cs="Times New Roman"/>
+          <w:b/>
+          <w:bCs/>
+          <w:color w:val="AE81FF"/>
+          <w:sz w:val="33"/>
+          <w:szCs w:val="33"/>
+          <w:lang w:eastAsia="es-ES"/>
+        </w:rPr>
+        <w:t>2</w:t>
+      </w:r>
+      <w:r>
+        <w:rPr>
+          <w:rFonts w:ascii="Consolas" w:eastAsia="Times New Roman" w:hAnsi="Consolas" w:cs="Times New Roman"/>
+          <w:b/>
+          <w:bCs/>
+          <w:color w:val="000000"/>
+          <w:sz w:val="33"/>
+          <w:szCs w:val="33"/>
+          <w:lang w:eastAsia="es-ES"/>
+        </w:rPr>
+        <w:t xml:space="preserve"> </w:t>
+      </w:r>
+      <w:r>
+        <w:rPr>
+          <w:rFonts w:ascii="Consolas" w:eastAsia="Times New Roman" w:hAnsi="Consolas" w:cs="Times New Roman"/>
+          <w:b/>
+          <w:bCs/>
+          <w:color w:val="F92672"/>
+          <w:sz w:val="33"/>
+          <w:szCs w:val="33"/>
+          <w:lang w:eastAsia="es-ES"/>
+        </w:rPr>
+        <w:t>==</w:t>
+      </w:r>
+      <w:r>
+        <w:rPr>
+          <w:rFonts w:ascii="Consolas" w:eastAsia="Times New Roman" w:hAnsi="Consolas" w:cs="Times New Roman"/>
+          <w:b/>
+          <w:bCs/>
+          <w:color w:val="000000"/>
+          <w:sz w:val="33"/>
+          <w:szCs w:val="33"/>
+          <w:lang w:eastAsia="es-ES"/>
+        </w:rPr>
+        <w:t xml:space="preserve"> </w:t>
+      </w:r>
+      <w:r>
+        <w:rPr>
+          <w:rFonts w:ascii="Consolas" w:eastAsia="Times New Roman" w:hAnsi="Consolas" w:cs="Times New Roman"/>
+          <w:b/>
+          <w:bCs/>
+          <w:color w:val="AE81FF"/>
+          <w:sz w:val="33"/>
+          <w:szCs w:val="33"/>
+          <w:lang w:eastAsia="es-ES"/>
+        </w:rPr>
+        <w:t>0</w:t>
+      </w:r>
+      <w:r>
+        <w:rPr>
+          <w:rFonts w:ascii="Consolas" w:eastAsia="Times New Roman" w:hAnsi="Consolas" w:cs="Times New Roman"/>
+          <w:b/>
+          <w:bCs/>
+          <w:color w:val="000000"/>
+          <w:sz w:val="33"/>
+          <w:szCs w:val="33"/>
+          <w:lang w:eastAsia="es-ES"/>
+        </w:rPr>
+        <w:t>){</w:t>
+      </w:r>
+    </w:p>
+    <w:p>
+      <w:pPr>
+        <w:shd w:val="clear" w:color="auto" w:fill="FFFFFF"/>
+        <w:spacing w:after="0" w:line="450" w:lineRule="atLeast"/>
+        <w:rPr>
+          <w:rFonts w:ascii="Consolas" w:eastAsia="Times New Roman" w:hAnsi="Consolas" w:cs="Times New Roman"/>
+          <w:b/>
+          <w:bCs/>
+          <w:color w:val="000000"/>
+          <w:sz w:val="33"/>
+          <w:szCs w:val="33"/>
+          <w:lang w:eastAsia="es-ES"/>
+        </w:rPr>
+      </w:pPr>
+      <w:r>
+        <w:rPr>
+          <w:rFonts w:ascii="Consolas" w:eastAsia="Times New Roman" w:hAnsi="Consolas" w:cs="Times New Roman"/>
+          <w:b/>
+          <w:bCs/>
+          <w:color w:val="000000"/>
+          <w:sz w:val="33"/>
+          <w:szCs w:val="33"/>
+          <w:lang w:eastAsia="es-ES"/>
+        </w:rPr>
+        <w:t xml:space="preserve">                </w:t>
+      </w:r>
+      <w:r>
+        <w:rPr>
+          <w:rFonts w:ascii="Consolas" w:eastAsia="Times New Roman" w:hAnsi="Consolas" w:cs="Times New Roman"/>
+          <w:b/>
+          <w:bCs/>
+          <w:color w:val="9F9F8F"/>
+          <w:sz w:val="33"/>
+          <w:szCs w:val="33"/>
+          <w:lang w:eastAsia="es-ES"/>
+        </w:rPr>
+        <w:t>//ES PAR</w:t>
+      </w:r>
+    </w:p>
+    <w:p>
+      <w:pPr>
+        <w:shd w:val="clear" w:color="auto" w:fill="FFFFFF"/>
+        <w:spacing w:after="0" w:line="450" w:lineRule="atLeast"/>
+        <w:rPr>
+          <w:rFonts w:ascii="Consolas" w:eastAsia="Times New Roman" w:hAnsi="Consolas" w:cs="Times New Roman"/>
+          <w:b/>
+          <w:bCs/>
+          <w:color w:val="000000"/>
+          <w:sz w:val="33"/>
+          <w:szCs w:val="33"/>
+          <w:lang w:eastAsia="es-ES"/>
+        </w:rPr>
+      </w:pPr>
+      <w:r>
+        <w:rPr>
+          <w:rFonts w:ascii="Consolas" w:eastAsia="Times New Roman" w:hAnsi="Consolas" w:cs="Times New Roman"/>
+          <w:b/>
+          <w:bCs/>
+          <w:color w:val="000000"/>
+          <w:sz w:val="33"/>
+          <w:szCs w:val="33"/>
+          <w:lang w:eastAsia="es-ES"/>
+        </w:rPr>
+        <w:t xml:space="preserve">                </w:t>
+      </w:r>
+      <w:proofErr w:type="spellStart"/>
+      <w:proofErr w:type="gramStart"/>
+      <w:r>
+        <w:rPr>
+          <w:rFonts w:ascii="Consolas" w:eastAsia="Times New Roman" w:hAnsi="Consolas" w:cs="Times New Roman"/>
+          <w:b/>
+          <w:bCs/>
+          <w:color w:val="6AAF19"/>
+          <w:sz w:val="33"/>
+          <w:szCs w:val="33"/>
+          <w:lang w:eastAsia="es-ES"/>
+        </w:rPr>
+        <w:t>alert</w:t>
+      </w:r>
+      <w:proofErr w:type="spellEnd"/>
+      <w:proofErr w:type="gramEnd"/>
+      <w:r>
+        <w:rPr>
+          <w:rFonts w:ascii="Consolas" w:eastAsia="Times New Roman" w:hAnsi="Consolas" w:cs="Times New Roman"/>
+          <w:b/>
+          <w:bCs/>
+          <w:color w:val="000000"/>
+          <w:sz w:val="33"/>
+          <w:szCs w:val="33"/>
+          <w:lang w:eastAsia="es-ES"/>
+        </w:rPr>
+        <w:t>(</w:t>
+      </w:r>
+      <w:r>
+        <w:rPr>
+          <w:rFonts w:ascii="Consolas" w:eastAsia="Times New Roman" w:hAnsi="Consolas" w:cs="Times New Roman"/>
+          <w:b/>
+          <w:bCs/>
+          <w:color w:val="F25A00"/>
+          <w:sz w:val="33"/>
+          <w:szCs w:val="33"/>
+          <w:lang w:eastAsia="es-ES"/>
+        </w:rPr>
+        <w:t>"El 9 es par"</w:t>
+      </w:r>
+      <w:r>
+        <w:rPr>
+          <w:rFonts w:ascii="Consolas" w:eastAsia="Times New Roman" w:hAnsi="Consolas" w:cs="Times New Roman"/>
+          <w:b/>
+          <w:bCs/>
+          <w:color w:val="000000"/>
+          <w:sz w:val="33"/>
+          <w:szCs w:val="33"/>
+          <w:lang w:eastAsia="es-ES"/>
+        </w:rPr>
+        <w:t>)</w:t>
+      </w:r>
+    </w:p>
+    <w:p>
+      <w:pPr>
+        <w:shd w:val="clear" w:color="auto" w:fill="FFFFFF"/>
+        <w:spacing w:after="0" w:line="450" w:lineRule="atLeast"/>
+        <w:rPr>
+          <w:rFonts w:ascii="Consolas" w:eastAsia="Times New Roman" w:hAnsi="Consolas" w:cs="Times New Roman"/>
+          <w:b/>
+          <w:bCs/>
+          <w:color w:val="000000"/>
+          <w:sz w:val="33"/>
+          <w:szCs w:val="33"/>
+          <w:lang w:eastAsia="es-ES"/>
+        </w:rPr>
+      </w:pPr>
+      <w:r>
+        <w:rPr>
+          <w:rFonts w:ascii="Consolas" w:eastAsia="Times New Roman" w:hAnsi="Consolas" w:cs="Times New Roman"/>
+          <w:b/>
+          <w:bCs/>
+          <w:color w:val="000000"/>
+          <w:sz w:val="33"/>
+          <w:szCs w:val="33"/>
+          <w:lang w:eastAsia="es-ES"/>
+        </w:rPr>
+        <w:t>            }</w:t>
+      </w:r>
+      <w:proofErr w:type="spellStart"/>
+      <w:proofErr w:type="gramStart"/>
+      <w:r>
+        <w:rPr>
+          <w:rFonts w:ascii="Consolas" w:eastAsia="Times New Roman" w:hAnsi="Consolas" w:cs="Times New Roman"/>
+          <w:b/>
+          <w:bCs/>
+          <w:color w:val="F92672"/>
+          <w:sz w:val="33"/>
+          <w:szCs w:val="33"/>
+          <w:lang w:eastAsia="es-ES"/>
+        </w:rPr>
+        <w:t>else</w:t>
+      </w:r>
+      <w:proofErr w:type="spellEnd"/>
+      <w:proofErr w:type="gramEnd"/>
+      <w:r>
+        <w:rPr>
+          <w:rFonts w:ascii="Consolas" w:eastAsia="Times New Roman" w:hAnsi="Consolas" w:cs="Times New Roman"/>
+          <w:b/>
+          <w:bCs/>
+          <w:color w:val="000000"/>
+          <w:sz w:val="33"/>
+          <w:szCs w:val="33"/>
+          <w:lang w:eastAsia="es-ES"/>
+        </w:rPr>
+        <w:t>{</w:t>
+      </w:r>
+    </w:p>
+    <w:p>
+      <w:pPr>
+        <w:shd w:val="clear" w:color="auto" w:fill="FFFFFF"/>
+        <w:spacing w:after="0" w:line="450" w:lineRule="atLeast"/>
+        <w:rPr>
+          <w:rFonts w:ascii="Consolas" w:eastAsia="Times New Roman" w:hAnsi="Consolas" w:cs="Times New Roman"/>
+          <w:b/>
+          <w:bCs/>
+          <w:color w:val="000000"/>
+          <w:sz w:val="33"/>
+          <w:szCs w:val="33"/>
+          <w:lang w:eastAsia="es-ES"/>
+        </w:rPr>
+      </w:pPr>
+      <w:r>
+        <w:rPr>
+          <w:rFonts w:ascii="Consolas" w:eastAsia="Times New Roman" w:hAnsi="Consolas" w:cs="Times New Roman"/>
+          <w:b/>
+          <w:bCs/>
+          <w:color w:val="000000"/>
+          <w:sz w:val="33"/>
+          <w:szCs w:val="33"/>
+          <w:lang w:eastAsia="es-ES"/>
+        </w:rPr>
+        <w:t xml:space="preserve">                </w:t>
+      </w:r>
+      <w:r>
+        <w:rPr>
+          <w:rFonts w:ascii="Consolas" w:eastAsia="Times New Roman" w:hAnsi="Consolas" w:cs="Times New Roman"/>
+          <w:b/>
+          <w:bCs/>
+          <w:color w:val="9F9F8F"/>
+          <w:sz w:val="33"/>
+          <w:szCs w:val="33"/>
+          <w:lang w:eastAsia="es-ES"/>
+        </w:rPr>
+        <w:t>//ES IMPAR</w:t>
+      </w:r>
+    </w:p>
+    <w:p>
+      <w:pPr>
+        <w:shd w:val="clear" w:color="auto" w:fill="FFFFFF"/>
+        <w:spacing w:after="0" w:line="450" w:lineRule="atLeast"/>
+        <w:rPr>
+          <w:rFonts w:ascii="Consolas" w:eastAsia="Times New Roman" w:hAnsi="Consolas" w:cs="Times New Roman"/>
+          <w:b/>
+          <w:bCs/>
+          <w:color w:val="000000"/>
+          <w:sz w:val="33"/>
+          <w:szCs w:val="33"/>
+          <w:lang w:eastAsia="es-ES"/>
+        </w:rPr>
+      </w:pPr>
+      <w:r>
+        <w:rPr>
+          <w:rFonts w:ascii="Consolas" w:eastAsia="Times New Roman" w:hAnsi="Consolas" w:cs="Times New Roman"/>
+          <w:b/>
+          <w:bCs/>
+          <w:color w:val="000000"/>
+          <w:sz w:val="33"/>
+          <w:szCs w:val="33"/>
+          <w:lang w:eastAsia="es-ES"/>
+        </w:rPr>
+        <w:t xml:space="preserve">                </w:t>
+      </w:r>
+      <w:proofErr w:type="spellStart"/>
+      <w:proofErr w:type="gramStart"/>
+      <w:r>
+        <w:rPr>
+          <w:rFonts w:ascii="Consolas" w:eastAsia="Times New Roman" w:hAnsi="Consolas" w:cs="Times New Roman"/>
+          <w:b/>
+          <w:bCs/>
+          <w:color w:val="6AAF19"/>
+          <w:sz w:val="33"/>
+          <w:szCs w:val="33"/>
+          <w:lang w:eastAsia="es-ES"/>
+        </w:rPr>
+        <w:t>alert</w:t>
+      </w:r>
+      <w:proofErr w:type="spellEnd"/>
+      <w:proofErr w:type="gramEnd"/>
+      <w:r>
+        <w:rPr>
+          <w:rFonts w:ascii="Consolas" w:eastAsia="Times New Roman" w:hAnsi="Consolas" w:cs="Times New Roman"/>
+          <w:b/>
+          <w:bCs/>
+          <w:color w:val="000000"/>
+          <w:sz w:val="33"/>
+          <w:szCs w:val="33"/>
+          <w:lang w:eastAsia="es-ES"/>
+        </w:rPr>
+        <w:t>(</w:t>
+      </w:r>
+      <w:r>
+        <w:rPr>
+          <w:rFonts w:ascii="Consolas" w:eastAsia="Times New Roman" w:hAnsi="Consolas" w:cs="Times New Roman"/>
+          <w:b/>
+          <w:bCs/>
+          <w:color w:val="F25A00"/>
+          <w:sz w:val="33"/>
+          <w:szCs w:val="33"/>
+          <w:lang w:eastAsia="es-ES"/>
+        </w:rPr>
+        <w:t>"El 9 es impar"</w:t>
+      </w:r>
+      <w:r>
+        <w:rPr>
+          <w:rFonts w:ascii="Consolas" w:eastAsia="Times New Roman" w:hAnsi="Consolas" w:cs="Times New Roman"/>
+          <w:b/>
+          <w:bCs/>
+          <w:color w:val="000000"/>
+          <w:sz w:val="33"/>
+          <w:szCs w:val="33"/>
+          <w:lang w:eastAsia="es-ES"/>
+        </w:rPr>
+        <w:t>)</w:t>
+      </w:r>
+    </w:p>
+    <w:p>
+      <w:pPr>
+        <w:shd w:val="clear" w:color="auto" w:fill="FFFFFF"/>
+        <w:spacing w:after="0" w:line="450" w:lineRule="atLeast"/>
+        <w:rPr>
+          <w:rFonts w:ascii="Consolas" w:eastAsia="Times New Roman" w:hAnsi="Consolas" w:cs="Times New Roman"/>
+          <w:b/>
+          <w:bCs/>
+          <w:color w:val="000000"/>
+          <w:sz w:val="33"/>
+          <w:szCs w:val="33"/>
+          <w:lang w:eastAsia="es-ES"/>
+        </w:rPr>
+      </w:pPr>
+      <w:r>
+        <w:rPr>
+          <w:rFonts w:ascii="Consolas" w:eastAsia="Times New Roman" w:hAnsi="Consolas" w:cs="Times New Roman"/>
+          <w:b/>
+          <w:bCs/>
+          <w:color w:val="000000"/>
+          <w:sz w:val="33"/>
+          <w:szCs w:val="33"/>
+          <w:lang w:eastAsia="es-ES"/>
+        </w:rPr>
+        <w:t xml:space="preserve">            }   </w:t>
+      </w:r>
+    </w:p>
+    <w:p>
+      <w:pPr>
+        <w:shd w:val="clear" w:color="auto" w:fill="FFFFFF"/>
+        <w:spacing w:after="0" w:line="450" w:lineRule="atLeast"/>
+        <w:rPr>
+          <w:rFonts w:ascii="Consolas" w:eastAsia="Times New Roman" w:hAnsi="Consolas" w:cs="Times New Roman"/>
+          <w:b/>
+          <w:bCs/>
+          <w:color w:val="000000"/>
+          <w:sz w:val="33"/>
+          <w:szCs w:val="33"/>
+          <w:lang w:eastAsia="es-ES"/>
+        </w:rPr>
+      </w:pPr>
+      <w:r>
+        <w:rPr>
+          <w:rFonts w:ascii="Consolas" w:eastAsia="Times New Roman" w:hAnsi="Consolas" w:cs="Times New Roman"/>
+          <w:b/>
+          <w:bCs/>
+          <w:color w:val="000000"/>
+          <w:sz w:val="33"/>
+          <w:szCs w:val="33"/>
+          <w:lang w:eastAsia="es-ES"/>
+        </w:rPr>
+        <w:t>        }</w:t>
+      </w:r>
+    </w:p>
+    <w:p>
+      <w:pPr>
+        <w:shd w:val="clear" w:color="auto" w:fill="FFFFFF"/>
+        <w:spacing w:after="0" w:line="450" w:lineRule="atLeast"/>
+        <w:rPr>
+          <w:rFonts w:ascii="Consolas" w:eastAsia="Times New Roman" w:hAnsi="Consolas" w:cs="Times New Roman"/>
+          <w:b/>
+          <w:bCs/>
+          <w:color w:val="000000"/>
+          <w:sz w:val="33"/>
+          <w:szCs w:val="33"/>
+          <w:lang w:eastAsia="es-ES"/>
+        </w:rPr>
+      </w:pPr>
+      <w:r>
+        <w:rPr>
+          <w:rFonts w:ascii="Consolas" w:eastAsia="Times New Roman" w:hAnsi="Consolas" w:cs="Times New Roman"/>
+          <w:b/>
+          <w:bCs/>
+          <w:color w:val="000000"/>
+          <w:sz w:val="33"/>
+          <w:szCs w:val="33"/>
+          <w:lang w:eastAsia="es-ES"/>
+        </w:rPr>
+        <w:t>    &lt;/</w:t>
+      </w:r>
+      <w:proofErr w:type="gramStart"/>
+      <w:r>
+        <w:rPr>
+          <w:rFonts w:ascii="Consolas" w:eastAsia="Times New Roman" w:hAnsi="Consolas" w:cs="Times New Roman"/>
+          <w:b/>
+          <w:bCs/>
+          <w:color w:val="F92672"/>
+          <w:sz w:val="33"/>
+          <w:szCs w:val="33"/>
+          <w:lang w:eastAsia="es-ES"/>
+        </w:rPr>
+        <w:t>script</w:t>
+      </w:r>
+      <w:proofErr w:type="gramEnd"/>
+      <w:r>
+        <w:rPr>
+          <w:rFonts w:ascii="Consolas" w:eastAsia="Times New Roman" w:hAnsi="Consolas" w:cs="Times New Roman"/>
+          <w:b/>
+          <w:bCs/>
+          <w:color w:val="000000"/>
+          <w:sz w:val="33"/>
+          <w:szCs w:val="33"/>
+          <w:lang w:eastAsia="es-ES"/>
+        </w:rPr>
+        <w:t>&gt;</w:t>
+      </w:r>
+    </w:p>
+    <w:p>
+      <w:pPr>
+        <w:shd w:val="clear" w:color="auto" w:fill="FFFFFF"/>
+        <w:spacing w:after="0" w:line="450" w:lineRule="atLeast"/>
+        <w:rPr>
+          <w:rFonts w:ascii="Consolas" w:eastAsia="Times New Roman" w:hAnsi="Consolas" w:cs="Times New Roman"/>
+          <w:b/>
+          <w:bCs/>
+          <w:color w:val="000000"/>
+          <w:sz w:val="33"/>
+          <w:szCs w:val="33"/>
+          <w:lang w:eastAsia="es-ES"/>
+        </w:rPr>
+      </w:pPr>
+      <w:r>
+        <w:rPr>
+          <w:rFonts w:ascii="Consolas" w:eastAsia="Times New Roman" w:hAnsi="Consolas" w:cs="Times New Roman"/>
+          <w:b/>
+          <w:bCs/>
+          <w:color w:val="000000"/>
+          <w:sz w:val="33"/>
+          <w:szCs w:val="33"/>
+          <w:lang w:eastAsia="es-ES"/>
+        </w:rPr>
+        <w:t>&lt;/</w:t>
+      </w:r>
+      <w:proofErr w:type="gramStart"/>
+      <w:r>
+        <w:rPr>
+          <w:rFonts w:ascii="Consolas" w:eastAsia="Times New Roman" w:hAnsi="Consolas" w:cs="Times New Roman"/>
+          <w:b/>
+          <w:bCs/>
+          <w:color w:val="F92672"/>
+          <w:sz w:val="33"/>
+          <w:szCs w:val="33"/>
+          <w:lang w:eastAsia="es-ES"/>
+        </w:rPr>
+        <w:t>head</w:t>
+      </w:r>
+      <w:proofErr w:type="gramEnd"/>
+      <w:r>
+        <w:rPr>
+          <w:rFonts w:ascii="Consolas" w:eastAsia="Times New Roman" w:hAnsi="Consolas" w:cs="Times New Roman"/>
+          <w:b/>
+          <w:bCs/>
+          <w:color w:val="000000"/>
+          <w:sz w:val="33"/>
+          <w:szCs w:val="33"/>
+          <w:lang w:eastAsia="es-ES"/>
+        </w:rPr>
+        <w:t>&gt;</w:t>
+      </w:r>
+    </w:p>
+    <w:p>
+      <w:pPr>
+        <w:shd w:val="clear" w:color="auto" w:fill="FFFFFF"/>
+        <w:spacing w:after="0" w:line="450" w:lineRule="atLeast"/>
+        <w:rPr>
+          <w:rFonts w:ascii="Consolas" w:eastAsia="Times New Roman" w:hAnsi="Consolas" w:cs="Times New Roman"/>
+          <w:b/>
+          <w:bCs/>
+          <w:color w:val="000000"/>
+          <w:sz w:val="33"/>
+          <w:szCs w:val="33"/>
+          <w:lang w:eastAsia="es-ES"/>
+        </w:rPr>
+      </w:pPr>
+      <w:r>
+        <w:rPr>
+          <w:rFonts w:ascii="Consolas" w:eastAsia="Times New Roman" w:hAnsi="Consolas" w:cs="Times New Roman"/>
+          <w:b/>
+          <w:bCs/>
+          <w:color w:val="000000"/>
+          <w:sz w:val="33"/>
+          <w:szCs w:val="33"/>
+          <w:lang w:eastAsia="es-ES"/>
+        </w:rPr>
+        <w:t>&lt;</w:t>
+      </w:r>
+      <w:proofErr w:type="spellStart"/>
+      <w:proofErr w:type="gramStart"/>
+      <w:r>
+        <w:rPr>
+          <w:rFonts w:ascii="Consolas" w:eastAsia="Times New Roman" w:hAnsi="Consolas" w:cs="Times New Roman"/>
+          <w:b/>
+          <w:bCs/>
+          <w:color w:val="F92672"/>
+          <w:sz w:val="33"/>
+          <w:szCs w:val="33"/>
+          <w:lang w:eastAsia="es-ES"/>
+        </w:rPr>
+        <w:t>body</w:t>
+      </w:r>
+      <w:proofErr w:type="spellEnd"/>
+      <w:proofErr w:type="gramEnd"/>
+      <w:r>
+        <w:rPr>
+          <w:rFonts w:ascii="Consolas" w:eastAsia="Times New Roman" w:hAnsi="Consolas" w:cs="Times New Roman"/>
+          <w:b/>
+          <w:bCs/>
+          <w:color w:val="000000"/>
+          <w:sz w:val="33"/>
+          <w:szCs w:val="33"/>
+          <w:lang w:eastAsia="es-ES"/>
+        </w:rPr>
+        <w:t>&gt;</w:t>
+      </w:r>
+    </w:p>
+    <w:p>
+      <w:pPr>
+        <w:shd w:val="clear" w:color="auto" w:fill="FFFFFF"/>
+        <w:spacing w:after="0" w:line="450" w:lineRule="atLeast"/>
+        <w:rPr>
+          <w:rFonts w:ascii="Consolas" w:eastAsia="Times New Roman" w:hAnsi="Consolas" w:cs="Times New Roman"/>
+          <w:b/>
+          <w:bCs/>
+          <w:color w:val="000000"/>
+          <w:sz w:val="33"/>
+          <w:szCs w:val="33"/>
+          <w:lang w:eastAsia="es-ES"/>
+        </w:rPr>
+      </w:pPr>
+      <w:r>
+        <w:rPr>
+          <w:rFonts w:ascii="Consolas" w:eastAsia="Times New Roman" w:hAnsi="Consolas" w:cs="Times New Roman"/>
+          <w:b/>
+          <w:bCs/>
+          <w:color w:val="000000"/>
+          <w:sz w:val="33"/>
+          <w:szCs w:val="33"/>
+          <w:lang w:eastAsia="es-ES"/>
+        </w:rPr>
+        <w:t>    &lt;</w:t>
+      </w:r>
+      <w:r>
+        <w:rPr>
+          <w:rFonts w:ascii="Consolas" w:eastAsia="Times New Roman" w:hAnsi="Consolas" w:cs="Times New Roman"/>
+          <w:b/>
+          <w:bCs/>
+          <w:color w:val="F92672"/>
+          <w:sz w:val="33"/>
+          <w:szCs w:val="33"/>
+          <w:lang w:eastAsia="es-ES"/>
+        </w:rPr>
+        <w:t>h1</w:t>
+      </w:r>
+      <w:r>
+        <w:rPr>
+          <w:rFonts w:ascii="Consolas" w:eastAsia="Times New Roman" w:hAnsi="Consolas" w:cs="Times New Roman"/>
+          <w:b/>
+          <w:bCs/>
+          <w:color w:val="000000"/>
+          <w:sz w:val="33"/>
+          <w:szCs w:val="33"/>
+          <w:lang w:eastAsia="es-ES"/>
+        </w:rPr>
+        <w:t>&gt;Ejemplo par/impar&lt;/</w:t>
+      </w:r>
+      <w:r>
+        <w:rPr>
+          <w:rFonts w:ascii="Consolas" w:eastAsia="Times New Roman" w:hAnsi="Consolas" w:cs="Times New Roman"/>
+          <w:b/>
+          <w:bCs/>
+          <w:color w:val="F92672"/>
+          <w:sz w:val="33"/>
+          <w:szCs w:val="33"/>
+          <w:lang w:eastAsia="es-ES"/>
+        </w:rPr>
+        <w:t>h1</w:t>
+      </w:r>
+      <w:r>
+        <w:rPr>
+          <w:rFonts w:ascii="Consolas" w:eastAsia="Times New Roman" w:hAnsi="Consolas" w:cs="Times New Roman"/>
+          <w:b/>
+          <w:bCs/>
+          <w:color w:val="000000"/>
+          <w:sz w:val="33"/>
+          <w:szCs w:val="33"/>
+          <w:lang w:eastAsia="es-ES"/>
+        </w:rPr>
+        <w:t>&gt;</w:t>
+      </w:r>
+    </w:p>
+    <w:p>
+      <w:pPr>
+        <w:shd w:val="clear" w:color="auto" w:fill="FFFFFF"/>
+        <w:spacing w:after="0" w:line="450" w:lineRule="atLeast"/>
+        <w:rPr>
+          <w:rFonts w:ascii="Consolas" w:eastAsia="Times New Roman" w:hAnsi="Consolas" w:cs="Times New Roman"/>
+          <w:b/>
+          <w:bCs/>
+          <w:color w:val="000000"/>
+          <w:sz w:val="33"/>
+          <w:szCs w:val="33"/>
+          <w:lang w:eastAsia="es-ES"/>
+        </w:rPr>
+      </w:pPr>
+      <w:r>
+        <w:rPr>
+          <w:rFonts w:ascii="Consolas" w:eastAsia="Times New Roman" w:hAnsi="Consolas" w:cs="Times New Roman"/>
+          <w:b/>
+          <w:bCs/>
+          <w:color w:val="000000"/>
+          <w:sz w:val="33"/>
+          <w:szCs w:val="33"/>
+          <w:lang w:eastAsia="es-ES"/>
+        </w:rPr>
+        <w:t>    &lt;</w:t>
+      </w:r>
+      <w:proofErr w:type="spellStart"/>
+      <w:r>
+        <w:rPr>
+          <w:rFonts w:ascii="Consolas" w:eastAsia="Times New Roman" w:hAnsi="Consolas" w:cs="Times New Roman"/>
+          <w:b/>
+          <w:bCs/>
+          <w:color w:val="F92672"/>
+          <w:sz w:val="33"/>
+          <w:szCs w:val="33"/>
+          <w:lang w:eastAsia="es-ES"/>
+        </w:rPr>
+        <w:t>button</w:t>
+      </w:r>
+      <w:proofErr w:type="spellEnd"/>
+      <w:r>
+        <w:rPr>
+          <w:rFonts w:ascii="Consolas" w:eastAsia="Times New Roman" w:hAnsi="Consolas" w:cs="Times New Roman"/>
+          <w:b/>
+          <w:bCs/>
+          <w:color w:val="000000"/>
+          <w:sz w:val="33"/>
+          <w:szCs w:val="33"/>
+          <w:lang w:eastAsia="es-ES"/>
+        </w:rPr>
+        <w:t xml:space="preserve"> </w:t>
+      </w:r>
+      <w:proofErr w:type="spellStart"/>
+      <w:r>
+        <w:rPr>
+          <w:rFonts w:ascii="Consolas" w:eastAsia="Times New Roman" w:hAnsi="Consolas" w:cs="Times New Roman"/>
+          <w:b/>
+          <w:bCs/>
+          <w:color w:val="6AAF19"/>
+          <w:sz w:val="33"/>
+          <w:szCs w:val="33"/>
+          <w:lang w:eastAsia="es-ES"/>
+        </w:rPr>
+        <w:t>onclick</w:t>
+      </w:r>
+      <w:proofErr w:type="spellEnd"/>
+      <w:r>
+        <w:rPr>
+          <w:rFonts w:ascii="Consolas" w:eastAsia="Times New Roman" w:hAnsi="Consolas" w:cs="Times New Roman"/>
+          <w:b/>
+          <w:bCs/>
+          <w:i/>
+          <w:iCs/>
+          <w:color w:val="CD3704"/>
+          <w:sz w:val="33"/>
+          <w:szCs w:val="33"/>
+          <w:lang w:eastAsia="es-ES"/>
+        </w:rPr>
+        <w:t>=</w:t>
+      </w:r>
+      <w:r>
+        <w:rPr>
+          <w:rFonts w:ascii="Consolas" w:eastAsia="Times New Roman" w:hAnsi="Consolas" w:cs="Times New Roman"/>
+          <w:b/>
+          <w:bCs/>
+          <w:i/>
+          <w:iCs/>
+          <w:color w:val="F25A00"/>
+          <w:sz w:val="33"/>
+          <w:szCs w:val="33"/>
+          <w:lang w:eastAsia="es-ES"/>
+        </w:rPr>
+        <w:t>"</w:t>
+      </w:r>
+      <w:proofErr w:type="spellStart"/>
+      <w:proofErr w:type="gramStart"/>
+      <w:r>
+        <w:rPr>
+          <w:rFonts w:ascii="Consolas" w:eastAsia="Times New Roman" w:hAnsi="Consolas" w:cs="Times New Roman"/>
+          <w:b/>
+          <w:bCs/>
+          <w:color w:val="6AAF19"/>
+          <w:sz w:val="33"/>
+          <w:szCs w:val="33"/>
+          <w:lang w:eastAsia="es-ES"/>
+        </w:rPr>
+        <w:t>evaluarNumero</w:t>
+      </w:r>
+      <w:proofErr w:type="spellEnd"/>
+      <w:r>
+        <w:rPr>
+          <w:rFonts w:ascii="Consolas" w:eastAsia="Times New Roman" w:hAnsi="Consolas" w:cs="Times New Roman"/>
+          <w:b/>
+          <w:bCs/>
+          <w:i/>
+          <w:iCs/>
+          <w:color w:val="F25A00"/>
+          <w:sz w:val="33"/>
+          <w:szCs w:val="33"/>
+          <w:lang w:eastAsia="es-ES"/>
+        </w:rPr>
+        <w:t>(</w:t>
+      </w:r>
+      <w:proofErr w:type="gramEnd"/>
+      <w:r>
+        <w:rPr>
+          <w:rFonts w:ascii="Consolas" w:eastAsia="Times New Roman" w:hAnsi="Consolas" w:cs="Times New Roman"/>
+          <w:b/>
+          <w:bCs/>
+          <w:i/>
+          <w:iCs/>
+          <w:color w:val="F25A00"/>
+          <w:sz w:val="33"/>
+          <w:szCs w:val="33"/>
+          <w:lang w:eastAsia="es-ES"/>
+        </w:rPr>
+        <w:t>)"</w:t>
+      </w:r>
+      <w:r>
+        <w:rPr>
+          <w:rFonts w:ascii="Consolas" w:eastAsia="Times New Roman" w:hAnsi="Consolas" w:cs="Times New Roman"/>
+          <w:b/>
+          <w:bCs/>
+          <w:color w:val="000000"/>
+          <w:sz w:val="33"/>
+          <w:szCs w:val="33"/>
+          <w:lang w:eastAsia="es-ES"/>
+        </w:rPr>
+        <w:t>&gt;</w:t>
+      </w:r>
+    </w:p>
+    <w:p>
+      <w:pPr>
+        <w:shd w:val="clear" w:color="auto" w:fill="FFFFFF"/>
+        <w:spacing w:after="0" w:line="450" w:lineRule="atLeast"/>
+        <w:rPr>
+          <w:rFonts w:ascii="Consolas" w:eastAsia="Times New Roman" w:hAnsi="Consolas" w:cs="Times New Roman"/>
+          <w:b/>
+          <w:bCs/>
+          <w:color w:val="000000"/>
+          <w:sz w:val="33"/>
+          <w:szCs w:val="33"/>
+          <w:lang w:eastAsia="es-ES"/>
+        </w:rPr>
+      </w:pPr>
+      <w:r>
+        <w:rPr>
+          <w:rFonts w:ascii="Consolas" w:eastAsia="Times New Roman" w:hAnsi="Consolas" w:cs="Times New Roman"/>
+          <w:b/>
+          <w:bCs/>
+          <w:color w:val="000000"/>
+          <w:sz w:val="33"/>
+          <w:szCs w:val="33"/>
+          <w:lang w:eastAsia="es-ES"/>
+        </w:rPr>
+        <w:t>        Evaluar número</w:t>
+      </w:r>
+    </w:p>
+    <w:p>
+      <w:pPr>
+        <w:shd w:val="clear" w:color="auto" w:fill="FFFFFF"/>
+        <w:spacing w:after="0" w:line="450" w:lineRule="atLeast"/>
+        <w:rPr>
+          <w:rFonts w:ascii="Consolas" w:eastAsia="Times New Roman" w:hAnsi="Consolas" w:cs="Times New Roman"/>
+          <w:b/>
+          <w:bCs/>
+          <w:color w:val="000000"/>
+          <w:sz w:val="33"/>
+          <w:szCs w:val="33"/>
+          <w:lang w:eastAsia="es-ES"/>
+        </w:rPr>
+      </w:pPr>
+      <w:r>
+        <w:rPr>
+          <w:rFonts w:ascii="Consolas" w:eastAsia="Times New Roman" w:hAnsi="Consolas" w:cs="Times New Roman"/>
+          <w:b/>
+          <w:bCs/>
+          <w:color w:val="000000"/>
+          <w:sz w:val="33"/>
+          <w:szCs w:val="33"/>
+          <w:lang w:eastAsia="es-ES"/>
+        </w:rPr>
+        <w:t>    &lt;/</w:t>
+      </w:r>
+      <w:proofErr w:type="spellStart"/>
+      <w:proofErr w:type="gramStart"/>
+      <w:r>
+        <w:rPr>
+          <w:rFonts w:ascii="Consolas" w:eastAsia="Times New Roman" w:hAnsi="Consolas" w:cs="Times New Roman"/>
+          <w:b/>
+          <w:bCs/>
+          <w:color w:val="F92672"/>
+          <w:sz w:val="33"/>
+          <w:szCs w:val="33"/>
+          <w:lang w:eastAsia="es-ES"/>
+        </w:rPr>
+        <w:t>button</w:t>
+      </w:r>
+      <w:proofErr w:type="spellEnd"/>
+      <w:proofErr w:type="gramEnd"/>
+      <w:r>
+        <w:rPr>
+          <w:rFonts w:ascii="Consolas" w:eastAsia="Times New Roman" w:hAnsi="Consolas" w:cs="Times New Roman"/>
+          <w:b/>
+          <w:bCs/>
+          <w:color w:val="000000"/>
+          <w:sz w:val="33"/>
+          <w:szCs w:val="33"/>
+          <w:lang w:eastAsia="es-ES"/>
+        </w:rPr>
+        <w:t>&gt;</w:t>
+      </w:r>
+    </w:p>
+    <w:p>
+      <w:pPr>
+        <w:shd w:val="clear" w:color="auto" w:fill="FFFFFF"/>
+        <w:spacing w:after="0" w:line="450" w:lineRule="atLeast"/>
+        <w:rPr>
+          <w:rFonts w:ascii="Consolas" w:eastAsia="Times New Roman" w:hAnsi="Consolas" w:cs="Times New Roman"/>
+          <w:b/>
+          <w:bCs/>
+          <w:color w:val="000000"/>
+          <w:sz w:val="33"/>
+          <w:szCs w:val="33"/>
+          <w:lang w:eastAsia="es-ES"/>
+        </w:rPr>
+      </w:pPr>
+      <w:r>
+        <w:rPr>
+          <w:rFonts w:ascii="Consolas" w:eastAsia="Times New Roman" w:hAnsi="Consolas" w:cs="Times New Roman"/>
+          <w:b/>
+          <w:bCs/>
+          <w:color w:val="000000"/>
+          <w:sz w:val="33"/>
+          <w:szCs w:val="33"/>
+          <w:lang w:eastAsia="es-ES"/>
+        </w:rPr>
+        <w:t>&lt;/</w:t>
+      </w:r>
+      <w:proofErr w:type="spellStart"/>
+      <w:proofErr w:type="gramStart"/>
+      <w:r>
+        <w:rPr>
+          <w:rFonts w:ascii="Consolas" w:eastAsia="Times New Roman" w:hAnsi="Consolas" w:cs="Times New Roman"/>
+          <w:b/>
+          <w:bCs/>
+          <w:color w:val="F92672"/>
+          <w:sz w:val="33"/>
+          <w:szCs w:val="33"/>
+          <w:lang w:eastAsia="es-ES"/>
+        </w:rPr>
+        <w:t>body</w:t>
+      </w:r>
+      <w:proofErr w:type="spellEnd"/>
+      <w:proofErr w:type="gramEnd"/>
+      <w:r>
+        <w:rPr>
+          <w:rFonts w:ascii="Consolas" w:eastAsia="Times New Roman" w:hAnsi="Consolas" w:cs="Times New Roman"/>
+          <w:b/>
+          <w:bCs/>
+          <w:color w:val="000000"/>
+          <w:sz w:val="33"/>
+          <w:szCs w:val="33"/>
+          <w:lang w:eastAsia="es-ES"/>
+        </w:rPr>
+        <w:t>&gt;</w:t>
+      </w:r>
+    </w:p>
+    <w:p>
+      <w:pPr>
+        <w:shd w:val="clear" w:color="auto" w:fill="FFFFFF"/>
+        <w:spacing w:after="0" w:line="450" w:lineRule="atLeast"/>
+        <w:rPr>
+          <w:rFonts w:ascii="Consolas" w:eastAsia="Times New Roman" w:hAnsi="Consolas" w:cs="Times New Roman"/>
+          <w:b/>
+          <w:bCs/>
+          <w:color w:val="000000"/>
+          <w:sz w:val="33"/>
+          <w:szCs w:val="33"/>
+          <w:lang w:eastAsia="es-ES"/>
+        </w:rPr>
+      </w:pPr>
+      <w:r>
+        <w:rPr>
+          <w:rFonts w:ascii="Consolas" w:eastAsia="Times New Roman" w:hAnsi="Consolas" w:cs="Times New Roman"/>
+          <w:b/>
+          <w:bCs/>
+          <w:color w:val="000000"/>
+          <w:sz w:val="33"/>
+          <w:szCs w:val="33"/>
+          <w:lang w:eastAsia="es-ES"/>
+        </w:rPr>
+        <w:t>&lt;/</w:t>
+      </w:r>
+      <w:proofErr w:type="spellStart"/>
+      <w:proofErr w:type="gramStart"/>
+      <w:r>
+        <w:rPr>
+          <w:rFonts w:ascii="Consolas" w:eastAsia="Times New Roman" w:hAnsi="Consolas" w:cs="Times New Roman"/>
+          <w:b/>
+          <w:bCs/>
+          <w:color w:val="F92672"/>
+          <w:sz w:val="33"/>
+          <w:szCs w:val="33"/>
+          <w:lang w:eastAsia="es-ES"/>
+        </w:rPr>
+        <w:t>html</w:t>
+      </w:r>
+      <w:proofErr w:type="spellEnd"/>
+      <w:proofErr w:type="gramEnd"/>
+      <w:r>
+        <w:rPr>
+          <w:rFonts w:ascii="Consolas" w:eastAsia="Times New Roman" w:hAnsi="Consolas" w:cs="Times New Roman"/>
+          <w:b/>
+          <w:bCs/>
+          <w:color w:val="000000"/>
+          <w:sz w:val="33"/>
+          <w:szCs w:val="33"/>
+          <w:lang w:eastAsia="es-ES"/>
+        </w:rPr>
+        <w:t>&gt;</w:t>
+      </w:r>
+    </w:p>
+    <w:p>
+      <w:pPr>
+        <w:spacing w:after="0" w:line="240" w:lineRule="auto"/>
+        <w:rPr>
+          <w:rFonts w:ascii="Verdana" w:hAnsi="Verdana"/>
+          <w:sz w:val="28"/>
+          <w:szCs w:val="28"/>
+        </w:rPr>
+      </w:pPr>
+    </w:p>
+    <w:p>
+      <w:pPr>
+        <w:spacing w:after="0" w:line="240" w:lineRule="auto"/>
+        <w:rPr>
+          <w:rFonts w:ascii="Verdana" w:hAnsi="Verdana"/>
+          <w:sz w:val="28"/>
+          <w:szCs w:val="28"/>
+        </w:rPr>
+      </w:pPr>
+      <w:r>
+        <w:rPr>
+          <w:rFonts w:ascii="Verdana" w:hAnsi="Verdana"/>
+          <w:sz w:val="28"/>
+          <w:szCs w:val="28"/>
+        </w:rPr>
+        <w:t>Pongamos que necesito un código en una página para averiguar, entre dos números, el número mayor.</w:t>
+      </w:r>
+    </w:p>
+    <w:p>
+      <w:pPr>
+        <w:spacing w:after="0" w:line="240" w:lineRule="auto"/>
+        <w:rPr>
+          <w:rFonts w:ascii="Verdana" w:hAnsi="Verdana"/>
+          <w:sz w:val="28"/>
+          <w:szCs w:val="28"/>
+        </w:rPr>
+      </w:pPr>
+    </w:p>
+    <w:p>
+      <w:pPr>
+        <w:spacing w:after="0" w:line="240" w:lineRule="auto"/>
+        <w:rPr>
+          <w:rFonts w:ascii="Verdana" w:hAnsi="Verdana"/>
+          <w:b/>
+          <w:sz w:val="28"/>
+          <w:szCs w:val="28"/>
+        </w:rPr>
+      </w:pPr>
+      <w:r>
+        <w:rPr>
+          <w:rFonts w:ascii="Verdana" w:hAnsi="Verdana"/>
+          <w:sz w:val="28"/>
+          <w:szCs w:val="28"/>
+        </w:rPr>
+        <w:t xml:space="preserve">Creamos una nueva página llamada </w:t>
+      </w:r>
+      <w:r>
+        <w:rPr>
+          <w:rFonts w:ascii="Verdana" w:hAnsi="Verdana"/>
+          <w:b/>
+          <w:sz w:val="28"/>
+          <w:szCs w:val="28"/>
+        </w:rPr>
+        <w:t>web08numeromayor.html</w:t>
+      </w:r>
+    </w:p>
+    <w:p>
+      <w:pPr>
+        <w:spacing w:after="0" w:line="240" w:lineRule="auto"/>
+        <w:rPr>
+          <w:rFonts w:ascii="Verdana" w:hAnsi="Verdana"/>
+          <w:sz w:val="28"/>
+          <w:szCs w:val="28"/>
+        </w:rPr>
+      </w:pPr>
+    </w:p>
+    <w:p>
+      <w:pPr>
+        <w:shd w:val="clear" w:color="auto" w:fill="FFFFFF"/>
+        <w:spacing w:after="0" w:line="450" w:lineRule="atLeast"/>
+        <w:rPr>
+          <w:rFonts w:ascii="Consolas" w:eastAsia="Times New Roman" w:hAnsi="Consolas" w:cs="Times New Roman"/>
+          <w:b/>
+          <w:bCs/>
+          <w:color w:val="000000"/>
+          <w:sz w:val="33"/>
+          <w:szCs w:val="33"/>
+          <w:lang w:eastAsia="es-ES"/>
+        </w:rPr>
+      </w:pPr>
+      <w:proofErr w:type="gramStart"/>
+      <w:r>
+        <w:rPr>
+          <w:rFonts w:ascii="Consolas" w:eastAsia="Times New Roman" w:hAnsi="Consolas" w:cs="Times New Roman"/>
+          <w:b/>
+          <w:bCs/>
+          <w:color w:val="000000"/>
+          <w:sz w:val="33"/>
+          <w:szCs w:val="33"/>
+          <w:lang w:eastAsia="es-ES"/>
+        </w:rPr>
+        <w:t>&lt;!</w:t>
+      </w:r>
+      <w:r>
+        <w:rPr>
+          <w:rFonts w:ascii="Consolas" w:eastAsia="Times New Roman" w:hAnsi="Consolas" w:cs="Times New Roman"/>
+          <w:b/>
+          <w:bCs/>
+          <w:color w:val="F92672"/>
+          <w:sz w:val="33"/>
+          <w:szCs w:val="33"/>
+          <w:lang w:eastAsia="es-ES"/>
+        </w:rPr>
+        <w:t>DOCTYPE</w:t>
+      </w:r>
+      <w:proofErr w:type="gramEnd"/>
+      <w:r>
+        <w:rPr>
+          <w:rFonts w:ascii="Consolas" w:eastAsia="Times New Roman" w:hAnsi="Consolas" w:cs="Times New Roman"/>
+          <w:b/>
+          <w:bCs/>
+          <w:color w:val="000000"/>
+          <w:sz w:val="33"/>
+          <w:szCs w:val="33"/>
+          <w:lang w:eastAsia="es-ES"/>
+        </w:rPr>
+        <w:t xml:space="preserve"> </w:t>
+      </w:r>
+      <w:proofErr w:type="spellStart"/>
+      <w:r>
+        <w:rPr>
+          <w:rFonts w:ascii="Consolas" w:eastAsia="Times New Roman" w:hAnsi="Consolas" w:cs="Times New Roman"/>
+          <w:b/>
+          <w:bCs/>
+          <w:color w:val="6AAF19"/>
+          <w:sz w:val="33"/>
+          <w:szCs w:val="33"/>
+          <w:lang w:eastAsia="es-ES"/>
+        </w:rPr>
+        <w:t>html</w:t>
+      </w:r>
+      <w:proofErr w:type="spellEnd"/>
+      <w:r>
+        <w:rPr>
+          <w:rFonts w:ascii="Consolas" w:eastAsia="Times New Roman" w:hAnsi="Consolas" w:cs="Times New Roman"/>
+          <w:b/>
+          <w:bCs/>
+          <w:color w:val="000000"/>
+          <w:sz w:val="33"/>
+          <w:szCs w:val="33"/>
+          <w:lang w:eastAsia="es-ES"/>
+        </w:rPr>
+        <w:t>&gt;</w:t>
+      </w:r>
+    </w:p>
+    <w:p>
+      <w:pPr>
+        <w:shd w:val="clear" w:color="auto" w:fill="FFFFFF"/>
+        <w:spacing w:after="0" w:line="450" w:lineRule="atLeast"/>
+        <w:rPr>
+          <w:rFonts w:ascii="Consolas" w:eastAsia="Times New Roman" w:hAnsi="Consolas" w:cs="Times New Roman"/>
+          <w:b/>
+          <w:bCs/>
+          <w:color w:val="000000"/>
+          <w:sz w:val="33"/>
+          <w:szCs w:val="33"/>
+          <w:lang w:eastAsia="es-ES"/>
+        </w:rPr>
+      </w:pPr>
+      <w:r>
+        <w:rPr>
+          <w:rFonts w:ascii="Consolas" w:eastAsia="Times New Roman" w:hAnsi="Consolas" w:cs="Times New Roman"/>
+          <w:b/>
+          <w:bCs/>
+          <w:color w:val="000000"/>
+          <w:sz w:val="33"/>
+          <w:szCs w:val="33"/>
+          <w:lang w:eastAsia="es-ES"/>
+        </w:rPr>
+        <w:t>&lt;</w:t>
+      </w:r>
+      <w:proofErr w:type="spellStart"/>
+      <w:r>
+        <w:rPr>
+          <w:rFonts w:ascii="Consolas" w:eastAsia="Times New Roman" w:hAnsi="Consolas" w:cs="Times New Roman"/>
+          <w:b/>
+          <w:bCs/>
+          <w:color w:val="F92672"/>
+          <w:sz w:val="33"/>
+          <w:szCs w:val="33"/>
+          <w:lang w:eastAsia="es-ES"/>
+        </w:rPr>
+        <w:t>html</w:t>
+      </w:r>
+      <w:proofErr w:type="spellEnd"/>
+      <w:r>
+        <w:rPr>
+          <w:rFonts w:ascii="Consolas" w:eastAsia="Times New Roman" w:hAnsi="Consolas" w:cs="Times New Roman"/>
+          <w:b/>
+          <w:bCs/>
+          <w:color w:val="000000"/>
+          <w:sz w:val="33"/>
+          <w:szCs w:val="33"/>
+          <w:lang w:eastAsia="es-ES"/>
+        </w:rPr>
+        <w:t xml:space="preserve"> </w:t>
+      </w:r>
+      <w:proofErr w:type="spellStart"/>
+      <w:r>
+        <w:rPr>
+          <w:rFonts w:ascii="Consolas" w:eastAsia="Times New Roman" w:hAnsi="Consolas" w:cs="Times New Roman"/>
+          <w:b/>
+          <w:bCs/>
+          <w:color w:val="6AAF19"/>
+          <w:sz w:val="33"/>
+          <w:szCs w:val="33"/>
+          <w:lang w:eastAsia="es-ES"/>
+        </w:rPr>
+        <w:t>lang</w:t>
+      </w:r>
+      <w:proofErr w:type="spellEnd"/>
+      <w:r>
+        <w:rPr>
+          <w:rFonts w:ascii="Consolas" w:eastAsia="Times New Roman" w:hAnsi="Consolas" w:cs="Times New Roman"/>
+          <w:b/>
+          <w:bCs/>
+          <w:i/>
+          <w:iCs/>
+          <w:color w:val="CD3704"/>
+          <w:sz w:val="33"/>
+          <w:szCs w:val="33"/>
+          <w:lang w:eastAsia="es-ES"/>
+        </w:rPr>
+        <w:t>=</w:t>
+      </w:r>
+      <w:r>
+        <w:rPr>
+          <w:rFonts w:ascii="Consolas" w:eastAsia="Times New Roman" w:hAnsi="Consolas" w:cs="Times New Roman"/>
+          <w:b/>
+          <w:bCs/>
+          <w:i/>
+          <w:iCs/>
+          <w:color w:val="F25A00"/>
+          <w:sz w:val="33"/>
+          <w:szCs w:val="33"/>
+          <w:lang w:eastAsia="es-ES"/>
+        </w:rPr>
+        <w:t>"en"</w:t>
+      </w:r>
+      <w:r>
+        <w:rPr>
+          <w:rFonts w:ascii="Consolas" w:eastAsia="Times New Roman" w:hAnsi="Consolas" w:cs="Times New Roman"/>
+          <w:b/>
+          <w:bCs/>
+          <w:color w:val="000000"/>
+          <w:sz w:val="33"/>
+          <w:szCs w:val="33"/>
+          <w:lang w:eastAsia="es-ES"/>
+        </w:rPr>
+        <w:t>&gt;</w:t>
+      </w:r>
+    </w:p>
+    <w:p>
+      <w:pPr>
+        <w:shd w:val="clear" w:color="auto" w:fill="FFFFFF"/>
+        <w:spacing w:after="0" w:line="450" w:lineRule="atLeast"/>
+        <w:rPr>
+          <w:rFonts w:ascii="Consolas" w:eastAsia="Times New Roman" w:hAnsi="Consolas" w:cs="Times New Roman"/>
+          <w:b/>
+          <w:bCs/>
+          <w:color w:val="000000"/>
+          <w:sz w:val="33"/>
+          <w:szCs w:val="33"/>
+          <w:lang w:eastAsia="es-ES"/>
+        </w:rPr>
+      </w:pPr>
+      <w:r>
+        <w:rPr>
+          <w:rFonts w:ascii="Consolas" w:eastAsia="Times New Roman" w:hAnsi="Consolas" w:cs="Times New Roman"/>
+          <w:b/>
+          <w:bCs/>
+          <w:color w:val="000000"/>
+          <w:sz w:val="33"/>
+          <w:szCs w:val="33"/>
+          <w:lang w:eastAsia="es-ES"/>
+        </w:rPr>
+        <w:lastRenderedPageBreak/>
+        <w:t>&lt;</w:t>
+      </w:r>
+      <w:proofErr w:type="gramStart"/>
+      <w:r>
+        <w:rPr>
+          <w:rFonts w:ascii="Consolas" w:eastAsia="Times New Roman" w:hAnsi="Consolas" w:cs="Times New Roman"/>
+          <w:b/>
+          <w:bCs/>
+          <w:color w:val="F92672"/>
+          <w:sz w:val="33"/>
+          <w:szCs w:val="33"/>
+          <w:lang w:eastAsia="es-ES"/>
+        </w:rPr>
+        <w:t>head</w:t>
+      </w:r>
+      <w:proofErr w:type="gramEnd"/>
+      <w:r>
+        <w:rPr>
+          <w:rFonts w:ascii="Consolas" w:eastAsia="Times New Roman" w:hAnsi="Consolas" w:cs="Times New Roman"/>
+          <w:b/>
+          <w:bCs/>
+          <w:color w:val="000000"/>
+          <w:sz w:val="33"/>
+          <w:szCs w:val="33"/>
+          <w:lang w:eastAsia="es-ES"/>
+        </w:rPr>
+        <w:t>&gt;</w:t>
+      </w:r>
+    </w:p>
+    <w:p>
+      <w:pPr>
+        <w:shd w:val="clear" w:color="auto" w:fill="FFFFFF"/>
+        <w:spacing w:after="0" w:line="450" w:lineRule="atLeast"/>
+        <w:rPr>
+          <w:rFonts w:ascii="Consolas" w:eastAsia="Times New Roman" w:hAnsi="Consolas" w:cs="Times New Roman"/>
+          <w:b/>
+          <w:bCs/>
+          <w:color w:val="000000"/>
+          <w:sz w:val="33"/>
+          <w:szCs w:val="33"/>
+          <w:lang w:eastAsia="es-ES"/>
+        </w:rPr>
+      </w:pPr>
+      <w:r>
+        <w:rPr>
+          <w:rFonts w:ascii="Consolas" w:eastAsia="Times New Roman" w:hAnsi="Consolas" w:cs="Times New Roman"/>
+          <w:b/>
+          <w:bCs/>
+          <w:color w:val="000000"/>
+          <w:sz w:val="33"/>
+          <w:szCs w:val="33"/>
+          <w:lang w:eastAsia="es-ES"/>
+        </w:rPr>
+        <w:t>    &lt;</w:t>
+      </w:r>
+      <w:r>
+        <w:rPr>
+          <w:rFonts w:ascii="Consolas" w:eastAsia="Times New Roman" w:hAnsi="Consolas" w:cs="Times New Roman"/>
+          <w:b/>
+          <w:bCs/>
+          <w:color w:val="F92672"/>
+          <w:sz w:val="33"/>
+          <w:szCs w:val="33"/>
+          <w:lang w:eastAsia="es-ES"/>
+        </w:rPr>
+        <w:t>meta</w:t>
+      </w:r>
+      <w:r>
+        <w:rPr>
+          <w:rFonts w:ascii="Consolas" w:eastAsia="Times New Roman" w:hAnsi="Consolas" w:cs="Times New Roman"/>
+          <w:b/>
+          <w:bCs/>
+          <w:color w:val="000000"/>
+          <w:sz w:val="33"/>
+          <w:szCs w:val="33"/>
+          <w:lang w:eastAsia="es-ES"/>
+        </w:rPr>
+        <w:t xml:space="preserve"> </w:t>
+      </w:r>
+      <w:proofErr w:type="spellStart"/>
+      <w:r>
+        <w:rPr>
+          <w:rFonts w:ascii="Consolas" w:eastAsia="Times New Roman" w:hAnsi="Consolas" w:cs="Times New Roman"/>
+          <w:b/>
+          <w:bCs/>
+          <w:color w:val="6AAF19"/>
+          <w:sz w:val="33"/>
+          <w:szCs w:val="33"/>
+          <w:lang w:eastAsia="es-ES"/>
+        </w:rPr>
+        <w:t>charset</w:t>
+      </w:r>
+      <w:proofErr w:type="spellEnd"/>
+      <w:r>
+        <w:rPr>
+          <w:rFonts w:ascii="Consolas" w:eastAsia="Times New Roman" w:hAnsi="Consolas" w:cs="Times New Roman"/>
+          <w:b/>
+          <w:bCs/>
+          <w:i/>
+          <w:iCs/>
+          <w:color w:val="CD3704"/>
+          <w:sz w:val="33"/>
+          <w:szCs w:val="33"/>
+          <w:lang w:eastAsia="es-ES"/>
+        </w:rPr>
+        <w:t>=</w:t>
+      </w:r>
+      <w:r>
+        <w:rPr>
+          <w:rFonts w:ascii="Consolas" w:eastAsia="Times New Roman" w:hAnsi="Consolas" w:cs="Times New Roman"/>
+          <w:b/>
+          <w:bCs/>
+          <w:i/>
+          <w:iCs/>
+          <w:color w:val="F25A00"/>
+          <w:sz w:val="33"/>
+          <w:szCs w:val="33"/>
+          <w:lang w:eastAsia="es-ES"/>
+        </w:rPr>
+        <w:t>"UTF-8"</w:t>
+      </w:r>
+      <w:r>
+        <w:rPr>
+          <w:rFonts w:ascii="Consolas" w:eastAsia="Times New Roman" w:hAnsi="Consolas" w:cs="Times New Roman"/>
+          <w:b/>
+          <w:bCs/>
+          <w:color w:val="000000"/>
+          <w:sz w:val="33"/>
+          <w:szCs w:val="33"/>
+          <w:lang w:eastAsia="es-ES"/>
+        </w:rPr>
+        <w:t>&gt;</w:t>
+      </w:r>
+    </w:p>
+    <w:p>
+      <w:pPr>
+        <w:shd w:val="clear" w:color="auto" w:fill="FFFFFF"/>
+        <w:spacing w:after="0" w:line="450" w:lineRule="atLeast"/>
+        <w:rPr>
+          <w:rFonts w:ascii="Consolas" w:eastAsia="Times New Roman" w:hAnsi="Consolas" w:cs="Times New Roman"/>
+          <w:b/>
+          <w:bCs/>
+          <w:color w:val="000000"/>
+          <w:sz w:val="33"/>
+          <w:szCs w:val="33"/>
+          <w:lang w:eastAsia="es-ES"/>
+        </w:rPr>
+      </w:pPr>
+      <w:r>
+        <w:rPr>
+          <w:rFonts w:ascii="Consolas" w:eastAsia="Times New Roman" w:hAnsi="Consolas" w:cs="Times New Roman"/>
+          <w:b/>
+          <w:bCs/>
+          <w:color w:val="000000"/>
+          <w:sz w:val="33"/>
+          <w:szCs w:val="33"/>
+          <w:lang w:eastAsia="es-ES"/>
+        </w:rPr>
+        <w:t>    &lt;</w:t>
+      </w:r>
+      <w:r>
+        <w:rPr>
+          <w:rFonts w:ascii="Consolas" w:eastAsia="Times New Roman" w:hAnsi="Consolas" w:cs="Times New Roman"/>
+          <w:b/>
+          <w:bCs/>
+          <w:color w:val="F92672"/>
+          <w:sz w:val="33"/>
+          <w:szCs w:val="33"/>
+          <w:lang w:eastAsia="es-ES"/>
+        </w:rPr>
+        <w:t>meta</w:t>
+      </w:r>
+      <w:r>
+        <w:rPr>
+          <w:rFonts w:ascii="Consolas" w:eastAsia="Times New Roman" w:hAnsi="Consolas" w:cs="Times New Roman"/>
+          <w:b/>
+          <w:bCs/>
+          <w:color w:val="000000"/>
+          <w:sz w:val="33"/>
+          <w:szCs w:val="33"/>
+          <w:lang w:eastAsia="es-ES"/>
+        </w:rPr>
+        <w:t xml:space="preserve"> </w:t>
+      </w:r>
+      <w:proofErr w:type="spellStart"/>
+      <w:r>
+        <w:rPr>
+          <w:rFonts w:ascii="Consolas" w:eastAsia="Times New Roman" w:hAnsi="Consolas" w:cs="Times New Roman"/>
+          <w:b/>
+          <w:bCs/>
+          <w:color w:val="6AAF19"/>
+          <w:sz w:val="33"/>
+          <w:szCs w:val="33"/>
+          <w:lang w:eastAsia="es-ES"/>
+        </w:rPr>
+        <w:t>name</w:t>
+      </w:r>
+      <w:proofErr w:type="spellEnd"/>
+      <w:r>
+        <w:rPr>
+          <w:rFonts w:ascii="Consolas" w:eastAsia="Times New Roman" w:hAnsi="Consolas" w:cs="Times New Roman"/>
+          <w:b/>
+          <w:bCs/>
+          <w:i/>
+          <w:iCs/>
+          <w:color w:val="CD3704"/>
+          <w:sz w:val="33"/>
+          <w:szCs w:val="33"/>
+          <w:lang w:eastAsia="es-ES"/>
+        </w:rPr>
+        <w:t>=</w:t>
+      </w:r>
+      <w:r>
+        <w:rPr>
+          <w:rFonts w:ascii="Consolas" w:eastAsia="Times New Roman" w:hAnsi="Consolas" w:cs="Times New Roman"/>
+          <w:b/>
+          <w:bCs/>
+          <w:i/>
+          <w:iCs/>
+          <w:color w:val="F25A00"/>
+          <w:sz w:val="33"/>
+          <w:szCs w:val="33"/>
+          <w:lang w:eastAsia="es-ES"/>
+        </w:rPr>
+        <w:t>"</w:t>
+      </w:r>
+      <w:proofErr w:type="spellStart"/>
+      <w:r>
+        <w:rPr>
+          <w:rFonts w:ascii="Consolas" w:eastAsia="Times New Roman" w:hAnsi="Consolas" w:cs="Times New Roman"/>
+          <w:b/>
+          <w:bCs/>
+          <w:i/>
+          <w:iCs/>
+          <w:color w:val="F25A00"/>
+          <w:sz w:val="33"/>
+          <w:szCs w:val="33"/>
+          <w:lang w:eastAsia="es-ES"/>
+        </w:rPr>
+        <w:t>viewport</w:t>
+      </w:r>
+      <w:proofErr w:type="spellEnd"/>
+      <w:r>
+        <w:rPr>
+          <w:rFonts w:ascii="Consolas" w:eastAsia="Times New Roman" w:hAnsi="Consolas" w:cs="Times New Roman"/>
+          <w:b/>
+          <w:bCs/>
+          <w:i/>
+          <w:iCs/>
+          <w:color w:val="F25A00"/>
+          <w:sz w:val="33"/>
+          <w:szCs w:val="33"/>
+          <w:lang w:eastAsia="es-ES"/>
+        </w:rPr>
+        <w:t>"</w:t>
+      </w:r>
+      <w:r>
+        <w:rPr>
+          <w:rFonts w:ascii="Consolas" w:eastAsia="Times New Roman" w:hAnsi="Consolas" w:cs="Times New Roman"/>
+          <w:b/>
+          <w:bCs/>
+          <w:color w:val="000000"/>
+          <w:sz w:val="33"/>
+          <w:szCs w:val="33"/>
+          <w:lang w:eastAsia="es-ES"/>
+        </w:rPr>
+        <w:t xml:space="preserve"> </w:t>
+      </w:r>
+      <w:proofErr w:type="spellStart"/>
+      <w:r>
+        <w:rPr>
+          <w:rFonts w:ascii="Consolas" w:eastAsia="Times New Roman" w:hAnsi="Consolas" w:cs="Times New Roman"/>
+          <w:b/>
+          <w:bCs/>
+          <w:color w:val="6AAF19"/>
+          <w:sz w:val="33"/>
+          <w:szCs w:val="33"/>
+          <w:lang w:eastAsia="es-ES"/>
+        </w:rPr>
+        <w:t>content</w:t>
+      </w:r>
+      <w:proofErr w:type="spellEnd"/>
+      <w:r>
+        <w:rPr>
+          <w:rFonts w:ascii="Consolas" w:eastAsia="Times New Roman" w:hAnsi="Consolas" w:cs="Times New Roman"/>
+          <w:b/>
+          <w:bCs/>
+          <w:i/>
+          <w:iCs/>
+          <w:color w:val="CD3704"/>
+          <w:sz w:val="33"/>
+          <w:szCs w:val="33"/>
+          <w:lang w:eastAsia="es-ES"/>
+        </w:rPr>
+        <w:t>=</w:t>
+      </w:r>
+      <w:r>
+        <w:rPr>
+          <w:rFonts w:ascii="Consolas" w:eastAsia="Times New Roman" w:hAnsi="Consolas" w:cs="Times New Roman"/>
+          <w:b/>
+          <w:bCs/>
+          <w:i/>
+          <w:iCs/>
+          <w:color w:val="F25A00"/>
+          <w:sz w:val="33"/>
+          <w:szCs w:val="33"/>
+          <w:lang w:eastAsia="es-ES"/>
+        </w:rPr>
+        <w:t>"</w:t>
+      </w:r>
+      <w:proofErr w:type="spellStart"/>
+      <w:r>
+        <w:rPr>
+          <w:rFonts w:ascii="Consolas" w:eastAsia="Times New Roman" w:hAnsi="Consolas" w:cs="Times New Roman"/>
+          <w:b/>
+          <w:bCs/>
+          <w:i/>
+          <w:iCs/>
+          <w:color w:val="F25A00"/>
+          <w:sz w:val="33"/>
+          <w:szCs w:val="33"/>
+          <w:lang w:eastAsia="es-ES"/>
+        </w:rPr>
+        <w:t>width</w:t>
+      </w:r>
+      <w:proofErr w:type="spellEnd"/>
+      <w:r>
+        <w:rPr>
+          <w:rFonts w:ascii="Consolas" w:eastAsia="Times New Roman" w:hAnsi="Consolas" w:cs="Times New Roman"/>
+          <w:b/>
+          <w:bCs/>
+          <w:i/>
+          <w:iCs/>
+          <w:color w:val="F25A00"/>
+          <w:sz w:val="33"/>
+          <w:szCs w:val="33"/>
+          <w:lang w:eastAsia="es-ES"/>
+        </w:rPr>
+        <w:t>=</w:t>
+      </w:r>
+      <w:proofErr w:type="spellStart"/>
+      <w:r>
+        <w:rPr>
+          <w:rFonts w:ascii="Consolas" w:eastAsia="Times New Roman" w:hAnsi="Consolas" w:cs="Times New Roman"/>
+          <w:b/>
+          <w:bCs/>
+          <w:i/>
+          <w:iCs/>
+          <w:color w:val="F25A00"/>
+          <w:sz w:val="33"/>
+          <w:szCs w:val="33"/>
+          <w:lang w:eastAsia="es-ES"/>
+        </w:rPr>
+        <w:t>device-width</w:t>
+      </w:r>
+      <w:proofErr w:type="spellEnd"/>
+      <w:r>
+        <w:rPr>
+          <w:rFonts w:ascii="Consolas" w:eastAsia="Times New Roman" w:hAnsi="Consolas" w:cs="Times New Roman"/>
+          <w:b/>
+          <w:bCs/>
+          <w:i/>
+          <w:iCs/>
+          <w:color w:val="F25A00"/>
+          <w:sz w:val="33"/>
+          <w:szCs w:val="33"/>
+          <w:lang w:eastAsia="es-ES"/>
+        </w:rPr>
+        <w:t xml:space="preserve">, </w:t>
+      </w:r>
+      <w:proofErr w:type="spellStart"/>
+      <w:r>
+        <w:rPr>
+          <w:rFonts w:ascii="Consolas" w:eastAsia="Times New Roman" w:hAnsi="Consolas" w:cs="Times New Roman"/>
+          <w:b/>
+          <w:bCs/>
+          <w:i/>
+          <w:iCs/>
+          <w:color w:val="F25A00"/>
+          <w:sz w:val="33"/>
+          <w:szCs w:val="33"/>
+          <w:lang w:eastAsia="es-ES"/>
+        </w:rPr>
+        <w:t>initial-scale</w:t>
+      </w:r>
+      <w:proofErr w:type="spellEnd"/>
+      <w:r>
+        <w:rPr>
+          <w:rFonts w:ascii="Consolas" w:eastAsia="Times New Roman" w:hAnsi="Consolas" w:cs="Times New Roman"/>
+          <w:b/>
+          <w:bCs/>
+          <w:i/>
+          <w:iCs/>
+          <w:color w:val="F25A00"/>
+          <w:sz w:val="33"/>
+          <w:szCs w:val="33"/>
+          <w:lang w:eastAsia="es-ES"/>
+        </w:rPr>
+        <w:t>=1.0"</w:t>
+      </w:r>
+      <w:r>
+        <w:rPr>
+          <w:rFonts w:ascii="Consolas" w:eastAsia="Times New Roman" w:hAnsi="Consolas" w:cs="Times New Roman"/>
+          <w:b/>
+          <w:bCs/>
+          <w:color w:val="000000"/>
+          <w:sz w:val="33"/>
+          <w:szCs w:val="33"/>
+          <w:lang w:eastAsia="es-ES"/>
+        </w:rPr>
+        <w:t>&gt;</w:t>
+      </w:r>
+    </w:p>
+    <w:p>
+      <w:pPr>
+        <w:shd w:val="clear" w:color="auto" w:fill="FFFFFF"/>
+        <w:spacing w:after="0" w:line="450" w:lineRule="atLeast"/>
+        <w:rPr>
+          <w:rFonts w:ascii="Consolas" w:eastAsia="Times New Roman" w:hAnsi="Consolas" w:cs="Times New Roman"/>
+          <w:b/>
+          <w:bCs/>
+          <w:color w:val="000000"/>
+          <w:sz w:val="33"/>
+          <w:szCs w:val="33"/>
+          <w:lang w:eastAsia="es-ES"/>
+        </w:rPr>
+      </w:pPr>
+      <w:r>
+        <w:rPr>
+          <w:rFonts w:ascii="Consolas" w:eastAsia="Times New Roman" w:hAnsi="Consolas" w:cs="Times New Roman"/>
+          <w:b/>
+          <w:bCs/>
+          <w:color w:val="000000"/>
+          <w:sz w:val="33"/>
+          <w:szCs w:val="33"/>
+          <w:lang w:eastAsia="es-ES"/>
+        </w:rPr>
+        <w:t>    &lt;</w:t>
+      </w:r>
+      <w:proofErr w:type="spellStart"/>
+      <w:proofErr w:type="gramStart"/>
+      <w:r>
+        <w:rPr>
+          <w:rFonts w:ascii="Consolas" w:eastAsia="Times New Roman" w:hAnsi="Consolas" w:cs="Times New Roman"/>
+          <w:b/>
+          <w:bCs/>
+          <w:color w:val="F92672"/>
+          <w:sz w:val="33"/>
+          <w:szCs w:val="33"/>
+          <w:lang w:eastAsia="es-ES"/>
+        </w:rPr>
+        <w:t>title</w:t>
+      </w:r>
+      <w:proofErr w:type="spellEnd"/>
+      <w:r>
+        <w:rPr>
+          <w:rFonts w:ascii="Consolas" w:eastAsia="Times New Roman" w:hAnsi="Consolas" w:cs="Times New Roman"/>
+          <w:b/>
+          <w:bCs/>
+          <w:color w:val="000000"/>
+          <w:sz w:val="33"/>
+          <w:szCs w:val="33"/>
+          <w:lang w:eastAsia="es-ES"/>
+        </w:rPr>
+        <w:t>&gt;</w:t>
+      </w:r>
+      <w:proofErr w:type="spellStart"/>
+      <w:proofErr w:type="gramEnd"/>
+      <w:r>
+        <w:rPr>
+          <w:rFonts w:ascii="Consolas" w:eastAsia="Times New Roman" w:hAnsi="Consolas" w:cs="Times New Roman"/>
+          <w:b/>
+          <w:bCs/>
+          <w:color w:val="000000"/>
+          <w:sz w:val="33"/>
+          <w:szCs w:val="33"/>
+          <w:lang w:eastAsia="es-ES"/>
+        </w:rPr>
+        <w:t>Document</w:t>
+      </w:r>
+      <w:proofErr w:type="spellEnd"/>
+      <w:r>
+        <w:rPr>
+          <w:rFonts w:ascii="Consolas" w:eastAsia="Times New Roman" w:hAnsi="Consolas" w:cs="Times New Roman"/>
+          <w:b/>
+          <w:bCs/>
+          <w:color w:val="000000"/>
+          <w:sz w:val="33"/>
+          <w:szCs w:val="33"/>
+          <w:lang w:eastAsia="es-ES"/>
+        </w:rPr>
+        <w:t>&lt;/</w:t>
+      </w:r>
+      <w:proofErr w:type="spellStart"/>
+      <w:r>
+        <w:rPr>
+          <w:rFonts w:ascii="Consolas" w:eastAsia="Times New Roman" w:hAnsi="Consolas" w:cs="Times New Roman"/>
+          <w:b/>
+          <w:bCs/>
+          <w:color w:val="F92672"/>
+          <w:sz w:val="33"/>
+          <w:szCs w:val="33"/>
+          <w:lang w:eastAsia="es-ES"/>
+        </w:rPr>
+        <w:t>title</w:t>
+      </w:r>
+      <w:proofErr w:type="spellEnd"/>
+      <w:r>
+        <w:rPr>
+          <w:rFonts w:ascii="Consolas" w:eastAsia="Times New Roman" w:hAnsi="Consolas" w:cs="Times New Roman"/>
+          <w:b/>
+          <w:bCs/>
+          <w:color w:val="000000"/>
+          <w:sz w:val="33"/>
+          <w:szCs w:val="33"/>
+          <w:lang w:eastAsia="es-ES"/>
+        </w:rPr>
+        <w:t>&gt;</w:t>
+      </w:r>
+    </w:p>
+    <w:p>
+      <w:pPr>
+        <w:shd w:val="clear" w:color="auto" w:fill="FFFFFF"/>
+        <w:spacing w:after="0" w:line="450" w:lineRule="atLeast"/>
+        <w:rPr>
+          <w:rFonts w:ascii="Consolas" w:eastAsia="Times New Roman" w:hAnsi="Consolas" w:cs="Times New Roman"/>
+          <w:b/>
+          <w:bCs/>
+          <w:color w:val="000000"/>
+          <w:sz w:val="33"/>
+          <w:szCs w:val="33"/>
+          <w:lang w:eastAsia="es-ES"/>
+        </w:rPr>
+      </w:pPr>
+      <w:r>
+        <w:rPr>
+          <w:rFonts w:ascii="Consolas" w:eastAsia="Times New Roman" w:hAnsi="Consolas" w:cs="Times New Roman"/>
+          <w:b/>
+          <w:bCs/>
+          <w:color w:val="000000"/>
+          <w:sz w:val="33"/>
+          <w:szCs w:val="33"/>
+          <w:lang w:eastAsia="es-ES"/>
+        </w:rPr>
+        <w:t>    &lt;</w:t>
+      </w:r>
+      <w:proofErr w:type="gramStart"/>
+      <w:r>
+        <w:rPr>
+          <w:rFonts w:ascii="Consolas" w:eastAsia="Times New Roman" w:hAnsi="Consolas" w:cs="Times New Roman"/>
+          <w:b/>
+          <w:bCs/>
+          <w:color w:val="F92672"/>
+          <w:sz w:val="33"/>
+          <w:szCs w:val="33"/>
+          <w:lang w:eastAsia="es-ES"/>
+        </w:rPr>
+        <w:t>script</w:t>
+      </w:r>
+      <w:proofErr w:type="gramEnd"/>
+      <w:r>
+        <w:rPr>
+          <w:rFonts w:ascii="Consolas" w:eastAsia="Times New Roman" w:hAnsi="Consolas" w:cs="Times New Roman"/>
+          <w:b/>
+          <w:bCs/>
+          <w:color w:val="000000"/>
+          <w:sz w:val="33"/>
+          <w:szCs w:val="33"/>
+          <w:lang w:eastAsia="es-ES"/>
+        </w:rPr>
+        <w:t>&gt;</w:t>
+      </w:r>
+    </w:p>
+    <w:p>
+      <w:pPr>
+        <w:shd w:val="clear" w:color="auto" w:fill="FFFFFF"/>
+        <w:spacing w:after="0" w:line="450" w:lineRule="atLeast"/>
+        <w:rPr>
+          <w:rFonts w:ascii="Consolas" w:eastAsia="Times New Roman" w:hAnsi="Consolas" w:cs="Times New Roman"/>
+          <w:b/>
+          <w:bCs/>
+          <w:color w:val="000000"/>
+          <w:sz w:val="33"/>
+          <w:szCs w:val="33"/>
+          <w:lang w:eastAsia="es-ES"/>
+        </w:rPr>
+      </w:pPr>
+      <w:r>
+        <w:rPr>
+          <w:rFonts w:ascii="Consolas" w:eastAsia="Times New Roman" w:hAnsi="Consolas" w:cs="Times New Roman"/>
+          <w:b/>
+          <w:bCs/>
+          <w:color w:val="000000"/>
+          <w:sz w:val="33"/>
+          <w:szCs w:val="33"/>
+          <w:lang w:eastAsia="es-ES"/>
+        </w:rPr>
+        <w:t xml:space="preserve">        </w:t>
+      </w:r>
+      <w:proofErr w:type="spellStart"/>
+      <w:proofErr w:type="gramStart"/>
+      <w:r>
+        <w:rPr>
+          <w:rFonts w:ascii="Consolas" w:eastAsia="Times New Roman" w:hAnsi="Consolas" w:cs="Times New Roman"/>
+          <w:b/>
+          <w:bCs/>
+          <w:i/>
+          <w:iCs/>
+          <w:color w:val="28C6E4"/>
+          <w:sz w:val="33"/>
+          <w:szCs w:val="33"/>
+          <w:lang w:eastAsia="es-ES"/>
+        </w:rPr>
+        <w:t>function</w:t>
+      </w:r>
+      <w:proofErr w:type="spellEnd"/>
+      <w:proofErr w:type="gramEnd"/>
+      <w:r>
+        <w:rPr>
+          <w:rFonts w:ascii="Consolas" w:eastAsia="Times New Roman" w:hAnsi="Consolas" w:cs="Times New Roman"/>
+          <w:b/>
+          <w:bCs/>
+          <w:color w:val="000000"/>
+          <w:sz w:val="33"/>
+          <w:szCs w:val="33"/>
+          <w:lang w:eastAsia="es-ES"/>
+        </w:rPr>
+        <w:t xml:space="preserve"> </w:t>
+      </w:r>
+      <w:proofErr w:type="spellStart"/>
+      <w:r>
+        <w:rPr>
+          <w:rFonts w:ascii="Consolas" w:eastAsia="Times New Roman" w:hAnsi="Consolas" w:cs="Times New Roman"/>
+          <w:b/>
+          <w:bCs/>
+          <w:color w:val="6AAF19"/>
+          <w:sz w:val="33"/>
+          <w:szCs w:val="33"/>
+          <w:lang w:eastAsia="es-ES"/>
+        </w:rPr>
+        <w:t>getNumeroMayor</w:t>
+      </w:r>
+      <w:proofErr w:type="spellEnd"/>
+      <w:r>
+        <w:rPr>
+          <w:rFonts w:ascii="Consolas" w:eastAsia="Times New Roman" w:hAnsi="Consolas" w:cs="Times New Roman"/>
+          <w:b/>
+          <w:bCs/>
+          <w:color w:val="000000"/>
+          <w:sz w:val="33"/>
+          <w:szCs w:val="33"/>
+          <w:lang w:eastAsia="es-ES"/>
+        </w:rPr>
+        <w:t>() {</w:t>
+      </w:r>
+    </w:p>
+    <w:p>
+      <w:pPr>
+        <w:shd w:val="clear" w:color="auto" w:fill="FFFFFF"/>
+        <w:spacing w:after="0" w:line="450" w:lineRule="atLeast"/>
+        <w:rPr>
+          <w:rFonts w:ascii="Consolas" w:eastAsia="Times New Roman" w:hAnsi="Consolas" w:cs="Times New Roman"/>
+          <w:b/>
+          <w:bCs/>
+          <w:color w:val="000000"/>
+          <w:sz w:val="33"/>
+          <w:szCs w:val="33"/>
+          <w:lang w:eastAsia="es-ES"/>
+        </w:rPr>
+      </w:pPr>
+      <w:r>
+        <w:rPr>
+          <w:rFonts w:ascii="Consolas" w:eastAsia="Times New Roman" w:hAnsi="Consolas" w:cs="Times New Roman"/>
+          <w:b/>
+          <w:bCs/>
+          <w:color w:val="000000"/>
+          <w:sz w:val="33"/>
+          <w:szCs w:val="33"/>
+          <w:lang w:eastAsia="es-ES"/>
+        </w:rPr>
+        <w:t xml:space="preserve">            </w:t>
+      </w:r>
+      <w:proofErr w:type="spellStart"/>
+      <w:proofErr w:type="gramStart"/>
+      <w:r>
+        <w:rPr>
+          <w:rFonts w:ascii="Consolas" w:eastAsia="Times New Roman" w:hAnsi="Consolas" w:cs="Times New Roman"/>
+          <w:b/>
+          <w:bCs/>
+          <w:i/>
+          <w:iCs/>
+          <w:color w:val="28C6E4"/>
+          <w:sz w:val="33"/>
+          <w:szCs w:val="33"/>
+          <w:lang w:eastAsia="es-ES"/>
+        </w:rPr>
+        <w:t>let</w:t>
+      </w:r>
+      <w:proofErr w:type="spellEnd"/>
+      <w:proofErr w:type="gramEnd"/>
+      <w:r>
+        <w:rPr>
+          <w:rFonts w:ascii="Consolas" w:eastAsia="Times New Roman" w:hAnsi="Consolas" w:cs="Times New Roman"/>
+          <w:b/>
+          <w:bCs/>
+          <w:color w:val="000000"/>
+          <w:sz w:val="33"/>
+          <w:szCs w:val="33"/>
+          <w:lang w:eastAsia="es-ES"/>
+        </w:rPr>
+        <w:t xml:space="preserve"> numero1 </w:t>
+      </w:r>
+      <w:r>
+        <w:rPr>
+          <w:rFonts w:ascii="Consolas" w:eastAsia="Times New Roman" w:hAnsi="Consolas" w:cs="Times New Roman"/>
+          <w:b/>
+          <w:bCs/>
+          <w:color w:val="F92672"/>
+          <w:sz w:val="33"/>
+          <w:szCs w:val="33"/>
+          <w:lang w:eastAsia="es-ES"/>
+        </w:rPr>
+        <w:t>=</w:t>
+      </w:r>
+      <w:r>
+        <w:rPr>
+          <w:rFonts w:ascii="Consolas" w:eastAsia="Times New Roman" w:hAnsi="Consolas" w:cs="Times New Roman"/>
+          <w:b/>
+          <w:bCs/>
+          <w:color w:val="000000"/>
+          <w:sz w:val="33"/>
+          <w:szCs w:val="33"/>
+          <w:lang w:eastAsia="es-ES"/>
+        </w:rPr>
+        <w:t xml:space="preserve"> </w:t>
+      </w:r>
+      <w:r>
+        <w:rPr>
+          <w:rFonts w:ascii="Consolas" w:eastAsia="Times New Roman" w:hAnsi="Consolas" w:cs="Times New Roman"/>
+          <w:b/>
+          <w:bCs/>
+          <w:color w:val="AE81FF"/>
+          <w:sz w:val="33"/>
+          <w:szCs w:val="33"/>
+          <w:lang w:eastAsia="es-ES"/>
+        </w:rPr>
+        <w:t>99</w:t>
+      </w:r>
+      <w:r>
+        <w:rPr>
+          <w:rFonts w:ascii="Consolas" w:eastAsia="Times New Roman" w:hAnsi="Consolas" w:cs="Times New Roman"/>
+          <w:b/>
+          <w:bCs/>
+          <w:color w:val="000000"/>
+          <w:sz w:val="33"/>
+          <w:szCs w:val="33"/>
+          <w:lang w:eastAsia="es-ES"/>
+        </w:rPr>
+        <w:t>;</w:t>
+      </w:r>
+    </w:p>
+    <w:p>
+      <w:pPr>
+        <w:shd w:val="clear" w:color="auto" w:fill="FFFFFF"/>
+        <w:spacing w:after="0" w:line="450" w:lineRule="atLeast"/>
+        <w:rPr>
+          <w:rFonts w:ascii="Consolas" w:eastAsia="Times New Roman" w:hAnsi="Consolas" w:cs="Times New Roman"/>
+          <w:b/>
+          <w:bCs/>
+          <w:color w:val="000000"/>
+          <w:sz w:val="33"/>
+          <w:szCs w:val="33"/>
+          <w:lang w:eastAsia="es-ES"/>
+        </w:rPr>
+      </w:pPr>
+      <w:r>
+        <w:rPr>
+          <w:rFonts w:ascii="Consolas" w:eastAsia="Times New Roman" w:hAnsi="Consolas" w:cs="Times New Roman"/>
+          <w:b/>
+          <w:bCs/>
+          <w:color w:val="000000"/>
+          <w:sz w:val="33"/>
+          <w:szCs w:val="33"/>
+          <w:lang w:eastAsia="es-ES"/>
+        </w:rPr>
+        <w:t xml:space="preserve">            </w:t>
+      </w:r>
+      <w:proofErr w:type="spellStart"/>
+      <w:proofErr w:type="gramStart"/>
+      <w:r>
+        <w:rPr>
+          <w:rFonts w:ascii="Consolas" w:eastAsia="Times New Roman" w:hAnsi="Consolas" w:cs="Times New Roman"/>
+          <w:b/>
+          <w:bCs/>
+          <w:i/>
+          <w:iCs/>
+          <w:color w:val="28C6E4"/>
+          <w:sz w:val="33"/>
+          <w:szCs w:val="33"/>
+          <w:lang w:eastAsia="es-ES"/>
+        </w:rPr>
+        <w:t>let</w:t>
+      </w:r>
+      <w:proofErr w:type="spellEnd"/>
+      <w:proofErr w:type="gramEnd"/>
+      <w:r>
+        <w:rPr>
+          <w:rFonts w:ascii="Consolas" w:eastAsia="Times New Roman" w:hAnsi="Consolas" w:cs="Times New Roman"/>
+          <w:b/>
+          <w:bCs/>
+          <w:color w:val="000000"/>
+          <w:sz w:val="33"/>
+          <w:szCs w:val="33"/>
+          <w:lang w:eastAsia="es-ES"/>
+        </w:rPr>
+        <w:t xml:space="preserve"> numero2 </w:t>
+      </w:r>
+      <w:r>
+        <w:rPr>
+          <w:rFonts w:ascii="Consolas" w:eastAsia="Times New Roman" w:hAnsi="Consolas" w:cs="Times New Roman"/>
+          <w:b/>
+          <w:bCs/>
+          <w:color w:val="F92672"/>
+          <w:sz w:val="33"/>
+          <w:szCs w:val="33"/>
+          <w:lang w:eastAsia="es-ES"/>
+        </w:rPr>
+        <w:t>=</w:t>
+      </w:r>
+      <w:r>
+        <w:rPr>
+          <w:rFonts w:ascii="Consolas" w:eastAsia="Times New Roman" w:hAnsi="Consolas" w:cs="Times New Roman"/>
+          <w:b/>
+          <w:bCs/>
+          <w:color w:val="000000"/>
+          <w:sz w:val="33"/>
+          <w:szCs w:val="33"/>
+          <w:lang w:eastAsia="es-ES"/>
+        </w:rPr>
+        <w:t xml:space="preserve"> </w:t>
+      </w:r>
+      <w:r>
+        <w:rPr>
+          <w:rFonts w:ascii="Consolas" w:eastAsia="Times New Roman" w:hAnsi="Consolas" w:cs="Times New Roman"/>
+          <w:b/>
+          <w:bCs/>
+          <w:color w:val="AE81FF"/>
+          <w:sz w:val="33"/>
+          <w:szCs w:val="33"/>
+          <w:lang w:eastAsia="es-ES"/>
+        </w:rPr>
+        <w:t>88</w:t>
+      </w:r>
+      <w:r>
+        <w:rPr>
+          <w:rFonts w:ascii="Consolas" w:eastAsia="Times New Roman" w:hAnsi="Consolas" w:cs="Times New Roman"/>
+          <w:b/>
+          <w:bCs/>
+          <w:color w:val="000000"/>
+          <w:sz w:val="33"/>
+          <w:szCs w:val="33"/>
+          <w:lang w:eastAsia="es-ES"/>
+        </w:rPr>
+        <w:t>;</w:t>
+      </w:r>
+    </w:p>
+    <w:p>
+      <w:pPr>
+        <w:shd w:val="clear" w:color="auto" w:fill="FFFFFF"/>
+        <w:spacing w:after="0" w:line="450" w:lineRule="atLeast"/>
+        <w:rPr>
+          <w:rFonts w:ascii="Consolas" w:eastAsia="Times New Roman" w:hAnsi="Consolas" w:cs="Times New Roman"/>
+          <w:b/>
+          <w:bCs/>
+          <w:color w:val="000000"/>
+          <w:sz w:val="33"/>
+          <w:szCs w:val="33"/>
+          <w:lang w:eastAsia="es-ES"/>
+        </w:rPr>
+      </w:pPr>
+      <w:r>
+        <w:rPr>
+          <w:rFonts w:ascii="Consolas" w:eastAsia="Times New Roman" w:hAnsi="Consolas" w:cs="Times New Roman"/>
+          <w:b/>
+          <w:bCs/>
+          <w:color w:val="000000"/>
+          <w:sz w:val="33"/>
+          <w:szCs w:val="33"/>
+          <w:lang w:eastAsia="es-ES"/>
+        </w:rPr>
+        <w:t xml:space="preserve">            </w:t>
+      </w:r>
+      <w:r>
+        <w:rPr>
+          <w:rFonts w:ascii="Consolas" w:eastAsia="Times New Roman" w:hAnsi="Consolas" w:cs="Times New Roman"/>
+          <w:b/>
+          <w:bCs/>
+          <w:color w:val="9F9F8F"/>
+          <w:sz w:val="33"/>
+          <w:szCs w:val="33"/>
+          <w:lang w:eastAsia="es-ES"/>
+        </w:rPr>
+        <w:t>//necesito evaluar que numero es mayor de los dos</w:t>
+      </w:r>
+    </w:p>
+    <w:p>
+      <w:pPr>
+        <w:shd w:val="clear" w:color="auto" w:fill="FFFFFF"/>
+        <w:spacing w:after="0" w:line="450" w:lineRule="atLeast"/>
+        <w:rPr>
+          <w:rFonts w:ascii="Consolas" w:eastAsia="Times New Roman" w:hAnsi="Consolas" w:cs="Times New Roman"/>
+          <w:b/>
+          <w:bCs/>
+          <w:color w:val="000000"/>
+          <w:sz w:val="33"/>
+          <w:szCs w:val="33"/>
+          <w:lang w:eastAsia="es-ES"/>
+        </w:rPr>
+      </w:pPr>
+      <w:r>
+        <w:rPr>
+          <w:rFonts w:ascii="Consolas" w:eastAsia="Times New Roman" w:hAnsi="Consolas" w:cs="Times New Roman"/>
+          <w:b/>
+          <w:bCs/>
+          <w:color w:val="000000"/>
+          <w:sz w:val="33"/>
+          <w:szCs w:val="33"/>
+          <w:lang w:eastAsia="es-ES"/>
+        </w:rPr>
+        <w:t xml:space="preserve">            </w:t>
+      </w:r>
+      <w:r>
+        <w:rPr>
+          <w:rFonts w:ascii="Consolas" w:eastAsia="Times New Roman" w:hAnsi="Consolas" w:cs="Times New Roman"/>
+          <w:b/>
+          <w:bCs/>
+          <w:color w:val="9F9F8F"/>
+          <w:sz w:val="33"/>
+          <w:szCs w:val="33"/>
+          <w:lang w:eastAsia="es-ES"/>
+        </w:rPr>
+        <w:t>//</w:t>
+      </w:r>
+      <w:proofErr w:type="spellStart"/>
+      <w:r>
+        <w:rPr>
+          <w:rFonts w:ascii="Consolas" w:eastAsia="Times New Roman" w:hAnsi="Consolas" w:cs="Times New Roman"/>
+          <w:b/>
+          <w:bCs/>
+          <w:color w:val="9F9F8F"/>
+          <w:sz w:val="33"/>
+          <w:szCs w:val="33"/>
+          <w:lang w:eastAsia="es-ES"/>
+        </w:rPr>
+        <w:t>tambien</w:t>
+      </w:r>
+      <w:proofErr w:type="spellEnd"/>
+      <w:r>
+        <w:rPr>
+          <w:rFonts w:ascii="Consolas" w:eastAsia="Times New Roman" w:hAnsi="Consolas" w:cs="Times New Roman"/>
+          <w:b/>
+          <w:bCs/>
+          <w:color w:val="9F9F8F"/>
+          <w:sz w:val="33"/>
+          <w:szCs w:val="33"/>
+          <w:lang w:eastAsia="es-ES"/>
+        </w:rPr>
+        <w:t xml:space="preserve"> si son iguales</w:t>
+      </w:r>
+    </w:p>
+    <w:p>
+      <w:pPr>
+        <w:shd w:val="clear" w:color="auto" w:fill="FFFFFF"/>
+        <w:spacing w:after="0" w:line="450" w:lineRule="atLeast"/>
+        <w:rPr>
+          <w:rFonts w:ascii="Consolas" w:eastAsia="Times New Roman" w:hAnsi="Consolas" w:cs="Times New Roman"/>
+          <w:b/>
+          <w:bCs/>
+          <w:color w:val="000000"/>
+          <w:sz w:val="33"/>
+          <w:szCs w:val="33"/>
+          <w:lang w:eastAsia="es-ES"/>
+        </w:rPr>
+      </w:pPr>
+      <w:r>
+        <w:rPr>
+          <w:rFonts w:ascii="Consolas" w:eastAsia="Times New Roman" w:hAnsi="Consolas" w:cs="Times New Roman"/>
+          <w:b/>
+          <w:bCs/>
+          <w:color w:val="000000"/>
+          <w:sz w:val="33"/>
+          <w:szCs w:val="33"/>
+          <w:lang w:eastAsia="es-ES"/>
+        </w:rPr>
+        <w:t xml:space="preserve">            </w:t>
+      </w:r>
+      <w:r>
+        <w:rPr>
+          <w:rFonts w:ascii="Consolas" w:eastAsia="Times New Roman" w:hAnsi="Consolas" w:cs="Times New Roman"/>
+          <w:b/>
+          <w:bCs/>
+          <w:color w:val="9F9F8F"/>
+          <w:sz w:val="33"/>
+          <w:szCs w:val="33"/>
+          <w:lang w:eastAsia="es-ES"/>
+        </w:rPr>
+        <w:t xml:space="preserve">//y mostrar un </w:t>
+      </w:r>
+      <w:proofErr w:type="spellStart"/>
+      <w:r>
+        <w:rPr>
+          <w:rFonts w:ascii="Consolas" w:eastAsia="Times New Roman" w:hAnsi="Consolas" w:cs="Times New Roman"/>
+          <w:b/>
+          <w:bCs/>
+          <w:color w:val="9F9F8F"/>
+          <w:sz w:val="33"/>
+          <w:szCs w:val="33"/>
+          <w:lang w:eastAsia="es-ES"/>
+        </w:rPr>
+        <w:t>alert</w:t>
+      </w:r>
+      <w:proofErr w:type="spellEnd"/>
+      <w:r>
+        <w:rPr>
+          <w:rFonts w:ascii="Consolas" w:eastAsia="Times New Roman" w:hAnsi="Consolas" w:cs="Times New Roman"/>
+          <w:b/>
+          <w:bCs/>
+          <w:color w:val="9F9F8F"/>
+          <w:sz w:val="33"/>
+          <w:szCs w:val="33"/>
+          <w:lang w:eastAsia="es-ES"/>
+        </w:rPr>
+        <w:t xml:space="preserve"> con dicho </w:t>
+      </w:r>
+      <w:proofErr w:type="spellStart"/>
+      <w:r>
+        <w:rPr>
+          <w:rFonts w:ascii="Consolas" w:eastAsia="Times New Roman" w:hAnsi="Consolas" w:cs="Times New Roman"/>
+          <w:b/>
+          <w:bCs/>
+          <w:color w:val="9F9F8F"/>
+          <w:sz w:val="33"/>
+          <w:szCs w:val="33"/>
+          <w:lang w:eastAsia="es-ES"/>
+        </w:rPr>
+        <w:t>numero</w:t>
+      </w:r>
+      <w:proofErr w:type="spellEnd"/>
+      <w:r>
+        <w:rPr>
+          <w:rFonts w:ascii="Consolas" w:eastAsia="Times New Roman" w:hAnsi="Consolas" w:cs="Times New Roman"/>
+          <w:b/>
+          <w:bCs/>
+          <w:color w:val="9F9F8F"/>
+          <w:sz w:val="33"/>
+          <w:szCs w:val="33"/>
+          <w:lang w:eastAsia="es-ES"/>
+        </w:rPr>
+        <w:t xml:space="preserve"> mayor o son iguales</w:t>
+      </w:r>
+    </w:p>
+    <w:p>
+      <w:pPr>
+        <w:shd w:val="clear" w:color="auto" w:fill="FFFFFF"/>
+        <w:spacing w:after="0" w:line="450" w:lineRule="atLeast"/>
+        <w:rPr>
+          <w:rFonts w:ascii="Consolas" w:eastAsia="Times New Roman" w:hAnsi="Consolas" w:cs="Times New Roman"/>
+          <w:b/>
+          <w:bCs/>
+          <w:color w:val="000000"/>
+          <w:sz w:val="33"/>
+          <w:szCs w:val="33"/>
+          <w:lang w:eastAsia="es-ES"/>
+        </w:rPr>
+      </w:pPr>
+      <w:r>
+        <w:rPr>
+          <w:rFonts w:ascii="Consolas" w:eastAsia="Times New Roman" w:hAnsi="Consolas" w:cs="Times New Roman"/>
+          <w:b/>
+          <w:bCs/>
+          <w:color w:val="000000"/>
+          <w:sz w:val="33"/>
+          <w:szCs w:val="33"/>
+          <w:lang w:eastAsia="es-ES"/>
+        </w:rPr>
+        <w:t xml:space="preserve">            </w:t>
+      </w:r>
+      <w:proofErr w:type="spellStart"/>
+      <w:proofErr w:type="gramStart"/>
+      <w:r>
+        <w:rPr>
+          <w:rFonts w:ascii="Consolas" w:eastAsia="Times New Roman" w:hAnsi="Consolas" w:cs="Times New Roman"/>
+          <w:b/>
+          <w:bCs/>
+          <w:color w:val="F92672"/>
+          <w:sz w:val="33"/>
+          <w:szCs w:val="33"/>
+          <w:lang w:eastAsia="es-ES"/>
+        </w:rPr>
+        <w:t>if</w:t>
+      </w:r>
+      <w:proofErr w:type="spellEnd"/>
+      <w:proofErr w:type="gramEnd"/>
+      <w:r>
+        <w:rPr>
+          <w:rFonts w:ascii="Consolas" w:eastAsia="Times New Roman" w:hAnsi="Consolas" w:cs="Times New Roman"/>
+          <w:b/>
+          <w:bCs/>
+          <w:color w:val="000000"/>
+          <w:sz w:val="33"/>
+          <w:szCs w:val="33"/>
+          <w:lang w:eastAsia="es-ES"/>
+        </w:rPr>
+        <w:t xml:space="preserve"> (numero1 </w:t>
+      </w:r>
+      <w:r>
+        <w:rPr>
+          <w:rFonts w:ascii="Consolas" w:eastAsia="Times New Roman" w:hAnsi="Consolas" w:cs="Times New Roman"/>
+          <w:b/>
+          <w:bCs/>
+          <w:color w:val="F92672"/>
+          <w:sz w:val="33"/>
+          <w:szCs w:val="33"/>
+          <w:lang w:eastAsia="es-ES"/>
+        </w:rPr>
+        <w:t>&gt;</w:t>
+      </w:r>
+      <w:r>
+        <w:rPr>
+          <w:rFonts w:ascii="Consolas" w:eastAsia="Times New Roman" w:hAnsi="Consolas" w:cs="Times New Roman"/>
+          <w:b/>
+          <w:bCs/>
+          <w:color w:val="000000"/>
+          <w:sz w:val="33"/>
+          <w:szCs w:val="33"/>
+          <w:lang w:eastAsia="es-ES"/>
+        </w:rPr>
+        <w:t xml:space="preserve"> numero2){</w:t>
+      </w:r>
+    </w:p>
+    <w:p>
+      <w:pPr>
+        <w:shd w:val="clear" w:color="auto" w:fill="FFFFFF"/>
+        <w:spacing w:after="0" w:line="450" w:lineRule="atLeast"/>
+        <w:rPr>
+          <w:rFonts w:ascii="Consolas" w:eastAsia="Times New Roman" w:hAnsi="Consolas" w:cs="Times New Roman"/>
+          <w:b/>
+          <w:bCs/>
+          <w:color w:val="000000"/>
+          <w:sz w:val="33"/>
+          <w:szCs w:val="33"/>
+          <w:lang w:eastAsia="es-ES"/>
+        </w:rPr>
+      </w:pPr>
+      <w:r>
+        <w:rPr>
+          <w:rFonts w:ascii="Consolas" w:eastAsia="Times New Roman" w:hAnsi="Consolas" w:cs="Times New Roman"/>
+          <w:b/>
+          <w:bCs/>
+          <w:color w:val="000000"/>
+          <w:sz w:val="33"/>
+          <w:szCs w:val="33"/>
+          <w:lang w:eastAsia="es-ES"/>
+        </w:rPr>
+        <w:t xml:space="preserve">                </w:t>
+      </w:r>
+      <w:proofErr w:type="spellStart"/>
+      <w:proofErr w:type="gramStart"/>
+      <w:r>
+        <w:rPr>
+          <w:rFonts w:ascii="Consolas" w:eastAsia="Times New Roman" w:hAnsi="Consolas" w:cs="Times New Roman"/>
+          <w:b/>
+          <w:bCs/>
+          <w:color w:val="6AAF19"/>
+          <w:sz w:val="33"/>
+          <w:szCs w:val="33"/>
+          <w:lang w:eastAsia="es-ES"/>
+        </w:rPr>
+        <w:t>alert</w:t>
+      </w:r>
+      <w:proofErr w:type="spellEnd"/>
+      <w:proofErr w:type="gramEnd"/>
+      <w:r>
+        <w:rPr>
+          <w:rFonts w:ascii="Consolas" w:eastAsia="Times New Roman" w:hAnsi="Consolas" w:cs="Times New Roman"/>
+          <w:b/>
+          <w:bCs/>
+          <w:color w:val="000000"/>
+          <w:sz w:val="33"/>
+          <w:szCs w:val="33"/>
+          <w:lang w:eastAsia="es-ES"/>
+        </w:rPr>
+        <w:t>(</w:t>
+      </w:r>
+      <w:r>
+        <w:rPr>
+          <w:rFonts w:ascii="Consolas" w:eastAsia="Times New Roman" w:hAnsi="Consolas" w:cs="Times New Roman"/>
+          <w:b/>
+          <w:bCs/>
+          <w:color w:val="F25A00"/>
+          <w:sz w:val="33"/>
+          <w:szCs w:val="33"/>
+          <w:lang w:eastAsia="es-ES"/>
+        </w:rPr>
+        <w:t>"Numero1 es mayor: "</w:t>
+      </w:r>
+      <w:r>
+        <w:rPr>
+          <w:rFonts w:ascii="Consolas" w:eastAsia="Times New Roman" w:hAnsi="Consolas" w:cs="Times New Roman"/>
+          <w:b/>
+          <w:bCs/>
+          <w:color w:val="000000"/>
+          <w:sz w:val="33"/>
+          <w:szCs w:val="33"/>
+          <w:lang w:eastAsia="es-ES"/>
+        </w:rPr>
+        <w:t xml:space="preserve"> </w:t>
+      </w:r>
+      <w:r>
+        <w:rPr>
+          <w:rFonts w:ascii="Consolas" w:eastAsia="Times New Roman" w:hAnsi="Consolas" w:cs="Times New Roman"/>
+          <w:b/>
+          <w:bCs/>
+          <w:color w:val="F92672"/>
+          <w:sz w:val="33"/>
+          <w:szCs w:val="33"/>
+          <w:lang w:eastAsia="es-ES"/>
+        </w:rPr>
+        <w:t>+</w:t>
+      </w:r>
+      <w:r>
+        <w:rPr>
+          <w:rFonts w:ascii="Consolas" w:eastAsia="Times New Roman" w:hAnsi="Consolas" w:cs="Times New Roman"/>
+          <w:b/>
+          <w:bCs/>
+          <w:color w:val="000000"/>
+          <w:sz w:val="33"/>
+          <w:szCs w:val="33"/>
+          <w:lang w:eastAsia="es-ES"/>
+        </w:rPr>
+        <w:t xml:space="preserve"> numero1 );</w:t>
+      </w:r>
+    </w:p>
+    <w:p>
+      <w:pPr>
+        <w:shd w:val="clear" w:color="auto" w:fill="FFFFFF"/>
+        <w:spacing w:after="0" w:line="450" w:lineRule="atLeast"/>
+        <w:rPr>
+          <w:rFonts w:ascii="Consolas" w:eastAsia="Times New Roman" w:hAnsi="Consolas" w:cs="Times New Roman"/>
+          <w:b/>
+          <w:bCs/>
+          <w:color w:val="000000"/>
+          <w:sz w:val="33"/>
+          <w:szCs w:val="33"/>
+          <w:lang w:eastAsia="es-ES"/>
+        </w:rPr>
+      </w:pPr>
+      <w:r>
+        <w:rPr>
+          <w:rFonts w:ascii="Consolas" w:eastAsia="Times New Roman" w:hAnsi="Consolas" w:cs="Times New Roman"/>
+          <w:b/>
+          <w:bCs/>
+          <w:color w:val="000000"/>
+          <w:sz w:val="33"/>
+          <w:szCs w:val="33"/>
+          <w:lang w:eastAsia="es-ES"/>
+        </w:rPr>
+        <w:t>            }</w:t>
+      </w:r>
+      <w:proofErr w:type="spellStart"/>
+      <w:proofErr w:type="gramStart"/>
+      <w:r>
+        <w:rPr>
+          <w:rFonts w:ascii="Consolas" w:eastAsia="Times New Roman" w:hAnsi="Consolas" w:cs="Times New Roman"/>
+          <w:b/>
+          <w:bCs/>
+          <w:color w:val="F92672"/>
+          <w:sz w:val="33"/>
+          <w:szCs w:val="33"/>
+          <w:lang w:eastAsia="es-ES"/>
+        </w:rPr>
+        <w:t>else</w:t>
+      </w:r>
+      <w:proofErr w:type="spellEnd"/>
+      <w:proofErr w:type="gramEnd"/>
+      <w:r>
+        <w:rPr>
+          <w:rFonts w:ascii="Consolas" w:eastAsia="Times New Roman" w:hAnsi="Consolas" w:cs="Times New Roman"/>
+          <w:b/>
+          <w:bCs/>
+          <w:color w:val="000000"/>
+          <w:sz w:val="33"/>
+          <w:szCs w:val="33"/>
+          <w:lang w:eastAsia="es-ES"/>
+        </w:rPr>
+        <w:t xml:space="preserve"> </w:t>
+      </w:r>
+      <w:proofErr w:type="spellStart"/>
+      <w:r>
+        <w:rPr>
+          <w:rFonts w:ascii="Consolas" w:eastAsia="Times New Roman" w:hAnsi="Consolas" w:cs="Times New Roman"/>
+          <w:b/>
+          <w:bCs/>
+          <w:color w:val="F92672"/>
+          <w:sz w:val="33"/>
+          <w:szCs w:val="33"/>
+          <w:lang w:eastAsia="es-ES"/>
+        </w:rPr>
+        <w:t>if</w:t>
+      </w:r>
+      <w:proofErr w:type="spellEnd"/>
+      <w:r>
+        <w:rPr>
+          <w:rFonts w:ascii="Consolas" w:eastAsia="Times New Roman" w:hAnsi="Consolas" w:cs="Times New Roman"/>
+          <w:b/>
+          <w:bCs/>
+          <w:color w:val="000000"/>
+          <w:sz w:val="33"/>
+          <w:szCs w:val="33"/>
+          <w:lang w:eastAsia="es-ES"/>
+        </w:rPr>
+        <w:t xml:space="preserve"> (numero1 </w:t>
+      </w:r>
+      <w:r>
+        <w:rPr>
+          <w:rFonts w:ascii="Consolas" w:eastAsia="Times New Roman" w:hAnsi="Consolas" w:cs="Times New Roman"/>
+          <w:b/>
+          <w:bCs/>
+          <w:color w:val="F92672"/>
+          <w:sz w:val="33"/>
+          <w:szCs w:val="33"/>
+          <w:lang w:eastAsia="es-ES"/>
+        </w:rPr>
+        <w:t>==</w:t>
+      </w:r>
+      <w:r>
+        <w:rPr>
+          <w:rFonts w:ascii="Consolas" w:eastAsia="Times New Roman" w:hAnsi="Consolas" w:cs="Times New Roman"/>
+          <w:b/>
+          <w:bCs/>
+          <w:color w:val="000000"/>
+          <w:sz w:val="33"/>
+          <w:szCs w:val="33"/>
+          <w:lang w:eastAsia="es-ES"/>
+        </w:rPr>
+        <w:t xml:space="preserve"> numero2){</w:t>
+      </w:r>
+    </w:p>
+    <w:p>
+      <w:pPr>
+        <w:shd w:val="clear" w:color="auto" w:fill="FFFFFF"/>
+        <w:spacing w:after="0" w:line="450" w:lineRule="atLeast"/>
+        <w:rPr>
+          <w:rFonts w:ascii="Consolas" w:eastAsia="Times New Roman" w:hAnsi="Consolas" w:cs="Times New Roman"/>
+          <w:b/>
+          <w:bCs/>
+          <w:color w:val="000000"/>
+          <w:sz w:val="33"/>
+          <w:szCs w:val="33"/>
+          <w:lang w:eastAsia="es-ES"/>
+        </w:rPr>
+      </w:pPr>
+      <w:r>
+        <w:rPr>
+          <w:rFonts w:ascii="Consolas" w:eastAsia="Times New Roman" w:hAnsi="Consolas" w:cs="Times New Roman"/>
+          <w:b/>
+          <w:bCs/>
+          <w:color w:val="000000"/>
+          <w:sz w:val="33"/>
+          <w:szCs w:val="33"/>
+          <w:lang w:eastAsia="es-ES"/>
+        </w:rPr>
+        <w:t xml:space="preserve">                </w:t>
+      </w:r>
+      <w:proofErr w:type="spellStart"/>
+      <w:proofErr w:type="gramStart"/>
+      <w:r>
+        <w:rPr>
+          <w:rFonts w:ascii="Consolas" w:eastAsia="Times New Roman" w:hAnsi="Consolas" w:cs="Times New Roman"/>
+          <w:b/>
+          <w:bCs/>
+          <w:color w:val="6AAF19"/>
+          <w:sz w:val="33"/>
+          <w:szCs w:val="33"/>
+          <w:lang w:eastAsia="es-ES"/>
+        </w:rPr>
+        <w:t>alert</w:t>
+      </w:r>
+      <w:proofErr w:type="spellEnd"/>
+      <w:proofErr w:type="gramEnd"/>
+      <w:r>
+        <w:rPr>
+          <w:rFonts w:ascii="Consolas" w:eastAsia="Times New Roman" w:hAnsi="Consolas" w:cs="Times New Roman"/>
+          <w:b/>
+          <w:bCs/>
+          <w:color w:val="000000"/>
+          <w:sz w:val="33"/>
+          <w:szCs w:val="33"/>
+          <w:lang w:eastAsia="es-ES"/>
+        </w:rPr>
+        <w:t>(</w:t>
+      </w:r>
+      <w:r>
+        <w:rPr>
+          <w:rFonts w:ascii="Consolas" w:eastAsia="Times New Roman" w:hAnsi="Consolas" w:cs="Times New Roman"/>
+          <w:b/>
+          <w:bCs/>
+          <w:color w:val="F25A00"/>
+          <w:sz w:val="33"/>
+          <w:szCs w:val="33"/>
+          <w:lang w:eastAsia="es-ES"/>
+        </w:rPr>
+        <w:t>"Numero1 y numero2 son iguales: "</w:t>
+      </w:r>
+      <w:r>
+        <w:rPr>
+          <w:rFonts w:ascii="Consolas" w:eastAsia="Times New Roman" w:hAnsi="Consolas" w:cs="Times New Roman"/>
+          <w:b/>
+          <w:bCs/>
+          <w:color w:val="000000"/>
+          <w:sz w:val="33"/>
+          <w:szCs w:val="33"/>
+          <w:lang w:eastAsia="es-ES"/>
+        </w:rPr>
+        <w:t xml:space="preserve"> </w:t>
+      </w:r>
+      <w:r>
+        <w:rPr>
+          <w:rFonts w:ascii="Consolas" w:eastAsia="Times New Roman" w:hAnsi="Consolas" w:cs="Times New Roman"/>
+          <w:b/>
+          <w:bCs/>
+          <w:color w:val="F92672"/>
+          <w:sz w:val="33"/>
+          <w:szCs w:val="33"/>
+          <w:lang w:eastAsia="es-ES"/>
+        </w:rPr>
+        <w:t>+</w:t>
+      </w:r>
+      <w:r>
+        <w:rPr>
+          <w:rFonts w:ascii="Consolas" w:eastAsia="Times New Roman" w:hAnsi="Consolas" w:cs="Times New Roman"/>
+          <w:b/>
+          <w:bCs/>
+          <w:color w:val="000000"/>
+          <w:sz w:val="33"/>
+          <w:szCs w:val="33"/>
+          <w:lang w:eastAsia="es-ES"/>
+        </w:rPr>
+        <w:t xml:space="preserve"> numero2);</w:t>
+      </w:r>
+    </w:p>
+    <w:p>
+      <w:pPr>
+        <w:shd w:val="clear" w:color="auto" w:fill="FFFFFF"/>
+        <w:spacing w:after="0" w:line="450" w:lineRule="atLeast"/>
+        <w:rPr>
+          <w:rFonts w:ascii="Consolas" w:eastAsia="Times New Roman" w:hAnsi="Consolas" w:cs="Times New Roman"/>
+          <w:b/>
+          <w:bCs/>
+          <w:color w:val="000000"/>
+          <w:sz w:val="33"/>
+          <w:szCs w:val="33"/>
+          <w:lang w:eastAsia="es-ES"/>
+        </w:rPr>
+      </w:pPr>
+      <w:r>
+        <w:rPr>
+          <w:rFonts w:ascii="Consolas" w:eastAsia="Times New Roman" w:hAnsi="Consolas" w:cs="Times New Roman"/>
+          <w:b/>
+          <w:bCs/>
+          <w:color w:val="000000"/>
+          <w:sz w:val="33"/>
+          <w:szCs w:val="33"/>
+          <w:lang w:eastAsia="es-ES"/>
+        </w:rPr>
+        <w:t>            }</w:t>
+      </w:r>
+      <w:proofErr w:type="spellStart"/>
+      <w:proofErr w:type="gramStart"/>
+      <w:r>
+        <w:rPr>
+          <w:rFonts w:ascii="Consolas" w:eastAsia="Times New Roman" w:hAnsi="Consolas" w:cs="Times New Roman"/>
+          <w:b/>
+          <w:bCs/>
+          <w:color w:val="F92672"/>
+          <w:sz w:val="33"/>
+          <w:szCs w:val="33"/>
+          <w:lang w:eastAsia="es-ES"/>
+        </w:rPr>
+        <w:t>else</w:t>
+      </w:r>
+      <w:proofErr w:type="spellEnd"/>
+      <w:proofErr w:type="gramEnd"/>
+      <w:r>
+        <w:rPr>
+          <w:rFonts w:ascii="Consolas" w:eastAsia="Times New Roman" w:hAnsi="Consolas" w:cs="Times New Roman"/>
+          <w:b/>
+          <w:bCs/>
+          <w:color w:val="000000"/>
+          <w:sz w:val="33"/>
+          <w:szCs w:val="33"/>
+          <w:lang w:eastAsia="es-ES"/>
+        </w:rPr>
+        <w:t>{</w:t>
+      </w:r>
+    </w:p>
+    <w:p>
+      <w:pPr>
+        <w:shd w:val="clear" w:color="auto" w:fill="FFFFFF"/>
+        <w:spacing w:after="0" w:line="450" w:lineRule="atLeast"/>
+        <w:rPr>
+          <w:rFonts w:ascii="Consolas" w:eastAsia="Times New Roman" w:hAnsi="Consolas" w:cs="Times New Roman"/>
+          <w:b/>
+          <w:bCs/>
+          <w:color w:val="000000"/>
+          <w:sz w:val="33"/>
+          <w:szCs w:val="33"/>
+          <w:lang w:eastAsia="es-ES"/>
+        </w:rPr>
+      </w:pPr>
+      <w:r>
+        <w:rPr>
+          <w:rFonts w:ascii="Consolas" w:eastAsia="Times New Roman" w:hAnsi="Consolas" w:cs="Times New Roman"/>
+          <w:b/>
+          <w:bCs/>
+          <w:color w:val="000000"/>
+          <w:sz w:val="33"/>
+          <w:szCs w:val="33"/>
+          <w:lang w:eastAsia="es-ES"/>
+        </w:rPr>
+        <w:t xml:space="preserve">                </w:t>
+      </w:r>
+      <w:proofErr w:type="spellStart"/>
+      <w:proofErr w:type="gramStart"/>
+      <w:r>
+        <w:rPr>
+          <w:rFonts w:ascii="Consolas" w:eastAsia="Times New Roman" w:hAnsi="Consolas" w:cs="Times New Roman"/>
+          <w:b/>
+          <w:bCs/>
+          <w:color w:val="6AAF19"/>
+          <w:sz w:val="33"/>
+          <w:szCs w:val="33"/>
+          <w:lang w:eastAsia="es-ES"/>
+        </w:rPr>
+        <w:t>alert</w:t>
+      </w:r>
+      <w:proofErr w:type="spellEnd"/>
+      <w:proofErr w:type="gramEnd"/>
+      <w:r>
+        <w:rPr>
+          <w:rFonts w:ascii="Consolas" w:eastAsia="Times New Roman" w:hAnsi="Consolas" w:cs="Times New Roman"/>
+          <w:b/>
+          <w:bCs/>
+          <w:color w:val="000000"/>
+          <w:sz w:val="33"/>
+          <w:szCs w:val="33"/>
+          <w:lang w:eastAsia="es-ES"/>
+        </w:rPr>
+        <w:t>(</w:t>
+      </w:r>
+      <w:r>
+        <w:rPr>
+          <w:rFonts w:ascii="Consolas" w:eastAsia="Times New Roman" w:hAnsi="Consolas" w:cs="Times New Roman"/>
+          <w:b/>
+          <w:bCs/>
+          <w:color w:val="F25A00"/>
+          <w:sz w:val="33"/>
+          <w:szCs w:val="33"/>
+          <w:lang w:eastAsia="es-ES"/>
+        </w:rPr>
+        <w:t>"Numero2 es mayor: "</w:t>
+      </w:r>
+      <w:r>
+        <w:rPr>
+          <w:rFonts w:ascii="Consolas" w:eastAsia="Times New Roman" w:hAnsi="Consolas" w:cs="Times New Roman"/>
+          <w:b/>
+          <w:bCs/>
+          <w:color w:val="000000"/>
+          <w:sz w:val="33"/>
+          <w:szCs w:val="33"/>
+          <w:lang w:eastAsia="es-ES"/>
+        </w:rPr>
+        <w:t xml:space="preserve"> </w:t>
+      </w:r>
+      <w:r>
+        <w:rPr>
+          <w:rFonts w:ascii="Consolas" w:eastAsia="Times New Roman" w:hAnsi="Consolas" w:cs="Times New Roman"/>
+          <w:b/>
+          <w:bCs/>
+          <w:color w:val="F92672"/>
+          <w:sz w:val="33"/>
+          <w:szCs w:val="33"/>
+          <w:lang w:eastAsia="es-ES"/>
+        </w:rPr>
+        <w:t>+</w:t>
+      </w:r>
+      <w:r>
+        <w:rPr>
+          <w:rFonts w:ascii="Consolas" w:eastAsia="Times New Roman" w:hAnsi="Consolas" w:cs="Times New Roman"/>
+          <w:b/>
+          <w:bCs/>
+          <w:color w:val="000000"/>
+          <w:sz w:val="33"/>
+          <w:szCs w:val="33"/>
+          <w:lang w:eastAsia="es-ES"/>
+        </w:rPr>
+        <w:t xml:space="preserve"> numero2);</w:t>
+      </w:r>
+    </w:p>
+    <w:p>
+      <w:pPr>
+        <w:shd w:val="clear" w:color="auto" w:fill="FFFFFF"/>
+        <w:spacing w:after="0" w:line="450" w:lineRule="atLeast"/>
+        <w:rPr>
+          <w:rFonts w:ascii="Consolas" w:eastAsia="Times New Roman" w:hAnsi="Consolas" w:cs="Times New Roman"/>
+          <w:b/>
+          <w:bCs/>
+          <w:color w:val="000000"/>
+          <w:sz w:val="33"/>
+          <w:szCs w:val="33"/>
+          <w:lang w:eastAsia="es-ES"/>
+        </w:rPr>
+      </w:pPr>
+      <w:r>
+        <w:rPr>
+          <w:rFonts w:ascii="Consolas" w:eastAsia="Times New Roman" w:hAnsi="Consolas" w:cs="Times New Roman"/>
+          <w:b/>
+          <w:bCs/>
+          <w:color w:val="000000"/>
+          <w:sz w:val="33"/>
+          <w:szCs w:val="33"/>
+          <w:lang w:eastAsia="es-ES"/>
+        </w:rPr>
+        <w:t>            }</w:t>
+      </w:r>
+    </w:p>
+    <w:p>
+      <w:pPr>
+        <w:shd w:val="clear" w:color="auto" w:fill="FFFFFF"/>
+        <w:spacing w:after="0" w:line="450" w:lineRule="atLeast"/>
+        <w:rPr>
+          <w:rFonts w:ascii="Consolas" w:eastAsia="Times New Roman" w:hAnsi="Consolas" w:cs="Times New Roman"/>
+          <w:b/>
+          <w:bCs/>
+          <w:color w:val="000000"/>
+          <w:sz w:val="33"/>
+          <w:szCs w:val="33"/>
+          <w:lang w:eastAsia="es-ES"/>
+        </w:rPr>
+      </w:pPr>
+      <w:r>
+        <w:rPr>
+          <w:rFonts w:ascii="Consolas" w:eastAsia="Times New Roman" w:hAnsi="Consolas" w:cs="Times New Roman"/>
+          <w:b/>
+          <w:bCs/>
+          <w:color w:val="000000"/>
+          <w:sz w:val="33"/>
+          <w:szCs w:val="33"/>
+          <w:lang w:eastAsia="es-ES"/>
+        </w:rPr>
+        <w:t>        }</w:t>
+      </w:r>
+    </w:p>
+    <w:p>
+      <w:pPr>
+        <w:shd w:val="clear" w:color="auto" w:fill="FFFFFF"/>
+        <w:spacing w:after="0" w:line="450" w:lineRule="atLeast"/>
+        <w:rPr>
+          <w:rFonts w:ascii="Consolas" w:eastAsia="Times New Roman" w:hAnsi="Consolas" w:cs="Times New Roman"/>
+          <w:b/>
+          <w:bCs/>
+          <w:color w:val="000000"/>
+          <w:sz w:val="33"/>
+          <w:szCs w:val="33"/>
+          <w:lang w:eastAsia="es-ES"/>
+        </w:rPr>
+      </w:pPr>
+      <w:r>
+        <w:rPr>
+          <w:rFonts w:ascii="Consolas" w:eastAsia="Times New Roman" w:hAnsi="Consolas" w:cs="Times New Roman"/>
+          <w:b/>
+          <w:bCs/>
+          <w:color w:val="000000"/>
+          <w:sz w:val="33"/>
+          <w:szCs w:val="33"/>
+          <w:lang w:eastAsia="es-ES"/>
+        </w:rPr>
+        <w:t>    &lt;/</w:t>
+      </w:r>
+      <w:proofErr w:type="gramStart"/>
+      <w:r>
+        <w:rPr>
+          <w:rFonts w:ascii="Consolas" w:eastAsia="Times New Roman" w:hAnsi="Consolas" w:cs="Times New Roman"/>
+          <w:b/>
+          <w:bCs/>
+          <w:color w:val="F92672"/>
+          <w:sz w:val="33"/>
+          <w:szCs w:val="33"/>
+          <w:lang w:eastAsia="es-ES"/>
+        </w:rPr>
+        <w:t>script</w:t>
+      </w:r>
+      <w:proofErr w:type="gramEnd"/>
+      <w:r>
+        <w:rPr>
+          <w:rFonts w:ascii="Consolas" w:eastAsia="Times New Roman" w:hAnsi="Consolas" w:cs="Times New Roman"/>
+          <w:b/>
+          <w:bCs/>
+          <w:color w:val="000000"/>
+          <w:sz w:val="33"/>
+          <w:szCs w:val="33"/>
+          <w:lang w:eastAsia="es-ES"/>
+        </w:rPr>
+        <w:t>&gt;</w:t>
+      </w:r>
+    </w:p>
+    <w:p>
+      <w:pPr>
+        <w:shd w:val="clear" w:color="auto" w:fill="FFFFFF"/>
+        <w:spacing w:after="0" w:line="450" w:lineRule="atLeast"/>
+        <w:rPr>
+          <w:rFonts w:ascii="Consolas" w:eastAsia="Times New Roman" w:hAnsi="Consolas" w:cs="Times New Roman"/>
+          <w:b/>
+          <w:bCs/>
+          <w:color w:val="000000"/>
+          <w:sz w:val="33"/>
+          <w:szCs w:val="33"/>
+          <w:lang w:eastAsia="es-ES"/>
+        </w:rPr>
+      </w:pPr>
+      <w:r>
+        <w:rPr>
+          <w:rFonts w:ascii="Consolas" w:eastAsia="Times New Roman" w:hAnsi="Consolas" w:cs="Times New Roman"/>
+          <w:b/>
+          <w:bCs/>
+          <w:color w:val="000000"/>
+          <w:sz w:val="33"/>
+          <w:szCs w:val="33"/>
+          <w:lang w:eastAsia="es-ES"/>
+        </w:rPr>
+        <w:t>&lt;/</w:t>
+      </w:r>
+      <w:proofErr w:type="gramStart"/>
+      <w:r>
+        <w:rPr>
+          <w:rFonts w:ascii="Consolas" w:eastAsia="Times New Roman" w:hAnsi="Consolas" w:cs="Times New Roman"/>
+          <w:b/>
+          <w:bCs/>
+          <w:color w:val="F92672"/>
+          <w:sz w:val="33"/>
+          <w:szCs w:val="33"/>
+          <w:lang w:eastAsia="es-ES"/>
+        </w:rPr>
+        <w:t>head</w:t>
+      </w:r>
+      <w:proofErr w:type="gramEnd"/>
+      <w:r>
+        <w:rPr>
+          <w:rFonts w:ascii="Consolas" w:eastAsia="Times New Roman" w:hAnsi="Consolas" w:cs="Times New Roman"/>
+          <w:b/>
+          <w:bCs/>
+          <w:color w:val="000000"/>
+          <w:sz w:val="33"/>
+          <w:szCs w:val="33"/>
+          <w:lang w:eastAsia="es-ES"/>
+        </w:rPr>
+        <w:t>&gt;</w:t>
+      </w:r>
+    </w:p>
+    <w:p>
+      <w:pPr>
+        <w:shd w:val="clear" w:color="auto" w:fill="FFFFFF"/>
+        <w:spacing w:after="0" w:line="450" w:lineRule="atLeast"/>
+        <w:rPr>
+          <w:rFonts w:ascii="Consolas" w:eastAsia="Times New Roman" w:hAnsi="Consolas" w:cs="Times New Roman"/>
+          <w:b/>
+          <w:bCs/>
+          <w:color w:val="000000"/>
+          <w:sz w:val="33"/>
+          <w:szCs w:val="33"/>
+          <w:lang w:eastAsia="es-ES"/>
+        </w:rPr>
+      </w:pPr>
+      <w:r>
+        <w:rPr>
+          <w:rFonts w:ascii="Consolas" w:eastAsia="Times New Roman" w:hAnsi="Consolas" w:cs="Times New Roman"/>
+          <w:b/>
+          <w:bCs/>
+          <w:color w:val="000000"/>
+          <w:sz w:val="33"/>
+          <w:szCs w:val="33"/>
+          <w:lang w:eastAsia="es-ES"/>
+        </w:rPr>
+        <w:t>&lt;</w:t>
+      </w:r>
+      <w:proofErr w:type="spellStart"/>
+      <w:proofErr w:type="gramStart"/>
+      <w:r>
+        <w:rPr>
+          <w:rFonts w:ascii="Consolas" w:eastAsia="Times New Roman" w:hAnsi="Consolas" w:cs="Times New Roman"/>
+          <w:b/>
+          <w:bCs/>
+          <w:color w:val="F92672"/>
+          <w:sz w:val="33"/>
+          <w:szCs w:val="33"/>
+          <w:lang w:eastAsia="es-ES"/>
+        </w:rPr>
+        <w:t>body</w:t>
+      </w:r>
+      <w:proofErr w:type="spellEnd"/>
+      <w:proofErr w:type="gramEnd"/>
+      <w:r>
+        <w:rPr>
+          <w:rFonts w:ascii="Consolas" w:eastAsia="Times New Roman" w:hAnsi="Consolas" w:cs="Times New Roman"/>
+          <w:b/>
+          <w:bCs/>
+          <w:color w:val="000000"/>
+          <w:sz w:val="33"/>
+          <w:szCs w:val="33"/>
+          <w:lang w:eastAsia="es-ES"/>
+        </w:rPr>
+        <w:t>&gt;</w:t>
+      </w:r>
+    </w:p>
+    <w:p>
+      <w:pPr>
+        <w:shd w:val="clear" w:color="auto" w:fill="FFFFFF"/>
+        <w:spacing w:after="0" w:line="450" w:lineRule="atLeast"/>
+        <w:rPr>
+          <w:rFonts w:ascii="Consolas" w:eastAsia="Times New Roman" w:hAnsi="Consolas" w:cs="Times New Roman"/>
+          <w:b/>
+          <w:bCs/>
+          <w:color w:val="000000"/>
+          <w:sz w:val="33"/>
+          <w:szCs w:val="33"/>
+          <w:lang w:eastAsia="es-ES"/>
+        </w:rPr>
+      </w:pPr>
+      <w:r>
+        <w:rPr>
+          <w:rFonts w:ascii="Consolas" w:eastAsia="Times New Roman" w:hAnsi="Consolas" w:cs="Times New Roman"/>
+          <w:b/>
+          <w:bCs/>
+          <w:color w:val="000000"/>
+          <w:sz w:val="33"/>
+          <w:szCs w:val="33"/>
+          <w:lang w:eastAsia="es-ES"/>
+        </w:rPr>
+        <w:t>    &lt;</w:t>
+      </w:r>
+      <w:r>
+        <w:rPr>
+          <w:rFonts w:ascii="Consolas" w:eastAsia="Times New Roman" w:hAnsi="Consolas" w:cs="Times New Roman"/>
+          <w:b/>
+          <w:bCs/>
+          <w:color w:val="F92672"/>
+          <w:sz w:val="33"/>
+          <w:szCs w:val="33"/>
+          <w:lang w:eastAsia="es-ES"/>
+        </w:rPr>
+        <w:t>h1</w:t>
+      </w:r>
+      <w:r>
+        <w:rPr>
+          <w:rFonts w:ascii="Consolas" w:eastAsia="Times New Roman" w:hAnsi="Consolas" w:cs="Times New Roman"/>
+          <w:b/>
+          <w:bCs/>
+          <w:color w:val="000000"/>
+          <w:sz w:val="33"/>
+          <w:szCs w:val="33"/>
+          <w:lang w:eastAsia="es-ES"/>
+        </w:rPr>
+        <w:t>&gt;Número mayor&lt;/</w:t>
+      </w:r>
+      <w:r>
+        <w:rPr>
+          <w:rFonts w:ascii="Consolas" w:eastAsia="Times New Roman" w:hAnsi="Consolas" w:cs="Times New Roman"/>
+          <w:b/>
+          <w:bCs/>
+          <w:color w:val="F92672"/>
+          <w:sz w:val="33"/>
+          <w:szCs w:val="33"/>
+          <w:lang w:eastAsia="es-ES"/>
+        </w:rPr>
+        <w:t>h1</w:t>
+      </w:r>
+      <w:r>
+        <w:rPr>
+          <w:rFonts w:ascii="Consolas" w:eastAsia="Times New Roman" w:hAnsi="Consolas" w:cs="Times New Roman"/>
+          <w:b/>
+          <w:bCs/>
+          <w:color w:val="000000"/>
+          <w:sz w:val="33"/>
+          <w:szCs w:val="33"/>
+          <w:lang w:eastAsia="es-ES"/>
+        </w:rPr>
+        <w:t>&gt;</w:t>
+      </w:r>
+    </w:p>
+    <w:p>
+      <w:pPr>
+        <w:shd w:val="clear" w:color="auto" w:fill="FFFFFF"/>
+        <w:spacing w:after="0" w:line="450" w:lineRule="atLeast"/>
+        <w:rPr>
+          <w:rFonts w:ascii="Consolas" w:eastAsia="Times New Roman" w:hAnsi="Consolas" w:cs="Times New Roman"/>
+          <w:b/>
+          <w:bCs/>
+          <w:color w:val="000000"/>
+          <w:sz w:val="33"/>
+          <w:szCs w:val="33"/>
+          <w:lang w:eastAsia="es-ES"/>
+        </w:rPr>
+      </w:pPr>
+      <w:r>
+        <w:rPr>
+          <w:rFonts w:ascii="Consolas" w:eastAsia="Times New Roman" w:hAnsi="Consolas" w:cs="Times New Roman"/>
+          <w:b/>
+          <w:bCs/>
+          <w:color w:val="000000"/>
+          <w:sz w:val="33"/>
+          <w:szCs w:val="33"/>
+          <w:lang w:eastAsia="es-ES"/>
+        </w:rPr>
+        <w:t>    &lt;</w:t>
+      </w:r>
+      <w:proofErr w:type="spellStart"/>
+      <w:r>
+        <w:rPr>
+          <w:rFonts w:ascii="Consolas" w:eastAsia="Times New Roman" w:hAnsi="Consolas" w:cs="Times New Roman"/>
+          <w:b/>
+          <w:bCs/>
+          <w:color w:val="F92672"/>
+          <w:sz w:val="33"/>
+          <w:szCs w:val="33"/>
+          <w:lang w:eastAsia="es-ES"/>
+        </w:rPr>
+        <w:t>button</w:t>
+      </w:r>
+      <w:proofErr w:type="spellEnd"/>
+      <w:r>
+        <w:rPr>
+          <w:rFonts w:ascii="Consolas" w:eastAsia="Times New Roman" w:hAnsi="Consolas" w:cs="Times New Roman"/>
+          <w:b/>
+          <w:bCs/>
+          <w:color w:val="000000"/>
+          <w:sz w:val="33"/>
+          <w:szCs w:val="33"/>
+          <w:lang w:eastAsia="es-ES"/>
+        </w:rPr>
+        <w:t xml:space="preserve"> </w:t>
+      </w:r>
+      <w:proofErr w:type="spellStart"/>
+      <w:r>
+        <w:rPr>
+          <w:rFonts w:ascii="Consolas" w:eastAsia="Times New Roman" w:hAnsi="Consolas" w:cs="Times New Roman"/>
+          <w:b/>
+          <w:bCs/>
+          <w:color w:val="6AAF19"/>
+          <w:sz w:val="33"/>
+          <w:szCs w:val="33"/>
+          <w:lang w:eastAsia="es-ES"/>
+        </w:rPr>
+        <w:t>onclick</w:t>
+      </w:r>
+      <w:proofErr w:type="spellEnd"/>
+      <w:r>
+        <w:rPr>
+          <w:rFonts w:ascii="Consolas" w:eastAsia="Times New Roman" w:hAnsi="Consolas" w:cs="Times New Roman"/>
+          <w:b/>
+          <w:bCs/>
+          <w:i/>
+          <w:iCs/>
+          <w:color w:val="CD3704"/>
+          <w:sz w:val="33"/>
+          <w:szCs w:val="33"/>
+          <w:lang w:eastAsia="es-ES"/>
+        </w:rPr>
+        <w:t>=</w:t>
+      </w:r>
+      <w:r>
+        <w:rPr>
+          <w:rFonts w:ascii="Consolas" w:eastAsia="Times New Roman" w:hAnsi="Consolas" w:cs="Times New Roman"/>
+          <w:b/>
+          <w:bCs/>
+          <w:i/>
+          <w:iCs/>
+          <w:color w:val="F25A00"/>
+          <w:sz w:val="33"/>
+          <w:szCs w:val="33"/>
+          <w:lang w:eastAsia="es-ES"/>
+        </w:rPr>
+        <w:t>"</w:t>
+      </w:r>
+      <w:proofErr w:type="spellStart"/>
+      <w:proofErr w:type="gramStart"/>
+      <w:r>
+        <w:rPr>
+          <w:rFonts w:ascii="Consolas" w:eastAsia="Times New Roman" w:hAnsi="Consolas" w:cs="Times New Roman"/>
+          <w:b/>
+          <w:bCs/>
+          <w:color w:val="6AAF19"/>
+          <w:sz w:val="33"/>
+          <w:szCs w:val="33"/>
+          <w:lang w:eastAsia="es-ES"/>
+        </w:rPr>
+        <w:t>getNumeroMayor</w:t>
+      </w:r>
+      <w:proofErr w:type="spellEnd"/>
+      <w:r>
+        <w:rPr>
+          <w:rFonts w:ascii="Consolas" w:eastAsia="Times New Roman" w:hAnsi="Consolas" w:cs="Times New Roman"/>
+          <w:b/>
+          <w:bCs/>
+          <w:i/>
+          <w:iCs/>
+          <w:color w:val="F25A00"/>
+          <w:sz w:val="33"/>
+          <w:szCs w:val="33"/>
+          <w:lang w:eastAsia="es-ES"/>
+        </w:rPr>
+        <w:t>(</w:t>
+      </w:r>
+      <w:proofErr w:type="gramEnd"/>
+      <w:r>
+        <w:rPr>
+          <w:rFonts w:ascii="Consolas" w:eastAsia="Times New Roman" w:hAnsi="Consolas" w:cs="Times New Roman"/>
+          <w:b/>
+          <w:bCs/>
+          <w:i/>
+          <w:iCs/>
+          <w:color w:val="F25A00"/>
+          <w:sz w:val="33"/>
+          <w:szCs w:val="33"/>
+          <w:lang w:eastAsia="es-ES"/>
+        </w:rPr>
+        <w:t>)"</w:t>
+      </w:r>
+      <w:r>
+        <w:rPr>
+          <w:rFonts w:ascii="Consolas" w:eastAsia="Times New Roman" w:hAnsi="Consolas" w:cs="Times New Roman"/>
+          <w:b/>
+          <w:bCs/>
+          <w:color w:val="000000"/>
+          <w:sz w:val="33"/>
+          <w:szCs w:val="33"/>
+          <w:lang w:eastAsia="es-ES"/>
+        </w:rPr>
+        <w:t>&gt;</w:t>
+      </w:r>
+    </w:p>
+    <w:p>
+      <w:pPr>
+        <w:shd w:val="clear" w:color="auto" w:fill="FFFFFF"/>
+        <w:spacing w:after="0" w:line="450" w:lineRule="atLeast"/>
+        <w:rPr>
+          <w:rFonts w:ascii="Consolas" w:eastAsia="Times New Roman" w:hAnsi="Consolas" w:cs="Times New Roman"/>
+          <w:b/>
+          <w:bCs/>
+          <w:color w:val="000000"/>
+          <w:sz w:val="33"/>
+          <w:szCs w:val="33"/>
+          <w:lang w:eastAsia="es-ES"/>
+        </w:rPr>
+      </w:pPr>
+      <w:r>
+        <w:rPr>
+          <w:rFonts w:ascii="Consolas" w:eastAsia="Times New Roman" w:hAnsi="Consolas" w:cs="Times New Roman"/>
+          <w:b/>
+          <w:bCs/>
+          <w:color w:val="000000"/>
+          <w:sz w:val="33"/>
+          <w:szCs w:val="33"/>
+          <w:lang w:eastAsia="es-ES"/>
+        </w:rPr>
+        <w:lastRenderedPageBreak/>
+        <w:t>        Número mayor</w:t>
+      </w:r>
+    </w:p>
+    <w:p>
+      <w:pPr>
+        <w:shd w:val="clear" w:color="auto" w:fill="FFFFFF"/>
+        <w:spacing w:after="0" w:line="450" w:lineRule="atLeast"/>
+        <w:rPr>
+          <w:rFonts w:ascii="Consolas" w:eastAsia="Times New Roman" w:hAnsi="Consolas" w:cs="Times New Roman"/>
+          <w:b/>
+          <w:bCs/>
+          <w:color w:val="000000"/>
+          <w:sz w:val="33"/>
+          <w:szCs w:val="33"/>
+          <w:lang w:eastAsia="es-ES"/>
+        </w:rPr>
+      </w:pPr>
+      <w:r>
+        <w:rPr>
+          <w:rFonts w:ascii="Consolas" w:eastAsia="Times New Roman" w:hAnsi="Consolas" w:cs="Times New Roman"/>
+          <w:b/>
+          <w:bCs/>
+          <w:color w:val="000000"/>
+          <w:sz w:val="33"/>
+          <w:szCs w:val="33"/>
+          <w:lang w:eastAsia="es-ES"/>
+        </w:rPr>
+        <w:t>    &lt;/</w:t>
+      </w:r>
+      <w:proofErr w:type="spellStart"/>
+      <w:proofErr w:type="gramStart"/>
+      <w:r>
+        <w:rPr>
+          <w:rFonts w:ascii="Consolas" w:eastAsia="Times New Roman" w:hAnsi="Consolas" w:cs="Times New Roman"/>
+          <w:b/>
+          <w:bCs/>
+          <w:color w:val="F92672"/>
+          <w:sz w:val="33"/>
+          <w:szCs w:val="33"/>
+          <w:lang w:eastAsia="es-ES"/>
+        </w:rPr>
+        <w:t>button</w:t>
+      </w:r>
+      <w:proofErr w:type="spellEnd"/>
+      <w:proofErr w:type="gramEnd"/>
+      <w:r>
+        <w:rPr>
+          <w:rFonts w:ascii="Consolas" w:eastAsia="Times New Roman" w:hAnsi="Consolas" w:cs="Times New Roman"/>
+          <w:b/>
+          <w:bCs/>
+          <w:color w:val="000000"/>
+          <w:sz w:val="33"/>
+          <w:szCs w:val="33"/>
+          <w:lang w:eastAsia="es-ES"/>
+        </w:rPr>
+        <w:t>&gt;</w:t>
+      </w:r>
+    </w:p>
+    <w:p>
+      <w:pPr>
+        <w:shd w:val="clear" w:color="auto" w:fill="FFFFFF"/>
+        <w:spacing w:after="0" w:line="450" w:lineRule="atLeast"/>
+        <w:rPr>
+          <w:rFonts w:ascii="Consolas" w:eastAsia="Times New Roman" w:hAnsi="Consolas" w:cs="Times New Roman"/>
+          <w:b/>
+          <w:bCs/>
+          <w:color w:val="000000"/>
+          <w:sz w:val="33"/>
+          <w:szCs w:val="33"/>
+          <w:lang w:eastAsia="es-ES"/>
+        </w:rPr>
+      </w:pPr>
+      <w:r>
+        <w:rPr>
+          <w:rFonts w:ascii="Consolas" w:eastAsia="Times New Roman" w:hAnsi="Consolas" w:cs="Times New Roman"/>
+          <w:b/>
+          <w:bCs/>
+          <w:color w:val="000000"/>
+          <w:sz w:val="33"/>
+          <w:szCs w:val="33"/>
+          <w:lang w:eastAsia="es-ES"/>
+        </w:rPr>
+        <w:t>&lt;/</w:t>
+      </w:r>
+      <w:proofErr w:type="spellStart"/>
+      <w:proofErr w:type="gramStart"/>
+      <w:r>
+        <w:rPr>
+          <w:rFonts w:ascii="Consolas" w:eastAsia="Times New Roman" w:hAnsi="Consolas" w:cs="Times New Roman"/>
+          <w:b/>
+          <w:bCs/>
+          <w:color w:val="F92672"/>
+          <w:sz w:val="33"/>
+          <w:szCs w:val="33"/>
+          <w:lang w:eastAsia="es-ES"/>
+        </w:rPr>
+        <w:t>body</w:t>
+      </w:r>
+      <w:proofErr w:type="spellEnd"/>
+      <w:proofErr w:type="gramEnd"/>
+      <w:r>
+        <w:rPr>
+          <w:rFonts w:ascii="Consolas" w:eastAsia="Times New Roman" w:hAnsi="Consolas" w:cs="Times New Roman"/>
+          <w:b/>
+          <w:bCs/>
+          <w:color w:val="000000"/>
+          <w:sz w:val="33"/>
+          <w:szCs w:val="33"/>
+          <w:lang w:eastAsia="es-ES"/>
+        </w:rPr>
+        <w:t>&gt;</w:t>
+      </w:r>
+    </w:p>
+    <w:p>
+      <w:pPr>
+        <w:shd w:val="clear" w:color="auto" w:fill="FFFFFF"/>
+        <w:spacing w:after="0" w:line="450" w:lineRule="atLeast"/>
+        <w:rPr>
+          <w:rFonts w:ascii="Consolas" w:eastAsia="Times New Roman" w:hAnsi="Consolas" w:cs="Times New Roman"/>
+          <w:b/>
+          <w:bCs/>
+          <w:color w:val="000000"/>
+          <w:sz w:val="33"/>
+          <w:szCs w:val="33"/>
+          <w:lang w:eastAsia="es-ES"/>
+        </w:rPr>
+      </w:pPr>
+      <w:r>
+        <w:rPr>
+          <w:rFonts w:ascii="Consolas" w:eastAsia="Times New Roman" w:hAnsi="Consolas" w:cs="Times New Roman"/>
+          <w:b/>
+          <w:bCs/>
+          <w:color w:val="000000"/>
+          <w:sz w:val="33"/>
+          <w:szCs w:val="33"/>
+          <w:lang w:eastAsia="es-ES"/>
+        </w:rPr>
+        <w:t>&lt;/</w:t>
+      </w:r>
+      <w:proofErr w:type="spellStart"/>
+      <w:proofErr w:type="gramStart"/>
+      <w:r>
+        <w:rPr>
+          <w:rFonts w:ascii="Consolas" w:eastAsia="Times New Roman" w:hAnsi="Consolas" w:cs="Times New Roman"/>
+          <w:b/>
+          <w:bCs/>
+          <w:color w:val="F92672"/>
+          <w:sz w:val="33"/>
+          <w:szCs w:val="33"/>
+          <w:lang w:eastAsia="es-ES"/>
+        </w:rPr>
+        <w:t>html</w:t>
+      </w:r>
+      <w:proofErr w:type="spellEnd"/>
+      <w:proofErr w:type="gramEnd"/>
+      <w:r>
+        <w:rPr>
+          <w:rFonts w:ascii="Consolas" w:eastAsia="Times New Roman" w:hAnsi="Consolas" w:cs="Times New Roman"/>
+          <w:b/>
+          <w:bCs/>
+          <w:color w:val="000000"/>
+          <w:sz w:val="33"/>
+          <w:szCs w:val="33"/>
+          <w:lang w:eastAsia="es-ES"/>
+        </w:rPr>
+        <w:t>&gt;</w:t>
+      </w:r>
+    </w:p>
+    <w:p>
+      <w:pPr>
+        <w:spacing w:after="0" w:line="240" w:lineRule="auto"/>
+        <w:rPr>
+          <w:rFonts w:ascii="Verdana" w:hAnsi="Verdana"/>
+          <w:sz w:val="28"/>
+          <w:szCs w:val="28"/>
+        </w:rPr>
+      </w:pPr>
+    </w:p>
+    <w:p>
+      <w:pPr>
+        <w:spacing w:after="0" w:line="240" w:lineRule="auto"/>
+        <w:rPr>
+          <w:rFonts w:ascii="Verdana" w:hAnsi="Verdana"/>
+          <w:sz w:val="28"/>
+          <w:szCs w:val="28"/>
+        </w:rPr>
+      </w:pPr>
+      <w:r>
+        <w:rPr>
+          <w:rFonts w:ascii="Verdana" w:hAnsi="Verdana"/>
+          <w:sz w:val="28"/>
+          <w:szCs w:val="28"/>
+        </w:rPr>
+        <w:t>El contenido que acabamos de utilizar es estático.</w:t>
+      </w:r>
+    </w:p>
+    <w:p>
+      <w:pPr>
+        <w:spacing w:after="0" w:line="240" w:lineRule="auto"/>
+        <w:rPr>
+          <w:rFonts w:ascii="Verdana" w:hAnsi="Verdana"/>
+          <w:sz w:val="28"/>
+          <w:szCs w:val="28"/>
+        </w:rPr>
+      </w:pPr>
+      <w:r>
+        <w:rPr>
+          <w:rFonts w:ascii="Verdana" w:hAnsi="Verdana"/>
+          <w:sz w:val="28"/>
+          <w:szCs w:val="28"/>
+        </w:rPr>
+        <w:t>Los números no cambian pero, normalmente, los datos que evaluamos suelen ser dinámicos, es decir, se los podríamos pedir al usuario.</w:t>
+      </w:r>
+    </w:p>
+    <w:p>
+      <w:pPr>
+        <w:spacing w:after="0" w:line="240" w:lineRule="auto"/>
+        <w:rPr>
+          <w:rFonts w:ascii="Verdana" w:hAnsi="Verdana"/>
+          <w:sz w:val="28"/>
+          <w:szCs w:val="28"/>
+        </w:rPr>
+      </w:pPr>
+    </w:p>
+    <w:p>
+      <w:pPr>
+        <w:spacing w:after="0" w:line="240" w:lineRule="auto"/>
+        <w:rPr>
+          <w:rFonts w:ascii="Verdana" w:hAnsi="Verdana"/>
+          <w:sz w:val="28"/>
+          <w:szCs w:val="28"/>
+        </w:rPr>
+      </w:pPr>
+      <w:r>
+        <w:rPr>
+          <w:rFonts w:ascii="Verdana" w:hAnsi="Verdana"/>
+          <w:sz w:val="28"/>
+          <w:szCs w:val="28"/>
+        </w:rPr>
+        <w:t>Los controles de formulario son la clave para solicitar información al usuario.</w:t>
+      </w:r>
+    </w:p>
+    <w:p>
+      <w:pPr>
+        <w:spacing w:after="0" w:line="240" w:lineRule="auto"/>
+        <w:rPr>
+          <w:rFonts w:ascii="Verdana" w:hAnsi="Verdana"/>
+          <w:sz w:val="28"/>
+          <w:szCs w:val="28"/>
+        </w:rPr>
+      </w:pPr>
+      <w:r>
+        <w:rPr>
+          <w:rFonts w:ascii="Verdana" w:hAnsi="Verdana"/>
+          <w:sz w:val="28"/>
+          <w:szCs w:val="28"/>
+        </w:rPr>
+        <w:t>Para poder acceder a un elemento HTML (cualquiera) necesitamos incluir “algo” único para dicho elemento.</w:t>
+      </w:r>
+    </w:p>
+    <w:p>
+      <w:pPr>
+        <w:spacing w:after="0" w:line="240" w:lineRule="auto"/>
+        <w:rPr>
+          <w:rFonts w:ascii="Verdana" w:hAnsi="Verdana"/>
+          <w:sz w:val="28"/>
+          <w:szCs w:val="28"/>
+        </w:rPr>
+      </w:pPr>
+    </w:p>
+    <w:p>
+      <w:pPr>
+        <w:spacing w:after="0" w:line="240" w:lineRule="auto"/>
+        <w:rPr>
+          <w:rFonts w:ascii="Verdana" w:hAnsi="Verdana"/>
+          <w:sz w:val="28"/>
+          <w:szCs w:val="28"/>
+        </w:rPr>
+      </w:pPr>
+      <w:r>
+        <w:rPr>
+          <w:rFonts w:ascii="Verdana" w:hAnsi="Verdana"/>
+          <w:sz w:val="28"/>
+          <w:szCs w:val="28"/>
+        </w:rPr>
+        <w:t>Un id es un elemento UNICO para los dibujos de la página.</w:t>
+      </w:r>
+    </w:p>
+    <w:p>
+      <w:pPr>
+        <w:spacing w:after="0" w:line="240" w:lineRule="auto"/>
+        <w:rPr>
+          <w:rFonts w:ascii="Verdana" w:hAnsi="Verdana"/>
+          <w:sz w:val="28"/>
+          <w:szCs w:val="28"/>
+        </w:rPr>
+      </w:pPr>
+      <w:r>
+        <w:rPr>
+          <w:rFonts w:ascii="Verdana" w:hAnsi="Verdana"/>
+          <w:sz w:val="28"/>
+          <w:szCs w:val="28"/>
+        </w:rPr>
+        <w:t>Mediante un ID podemos capturar cualquier elemento para interactuar con él.</w:t>
+      </w:r>
+    </w:p>
+    <w:p>
+      <w:pPr>
+        <w:spacing w:after="0" w:line="240" w:lineRule="auto"/>
+        <w:rPr>
+          <w:rFonts w:ascii="Verdana" w:hAnsi="Verdana"/>
+          <w:sz w:val="28"/>
+          <w:szCs w:val="28"/>
+        </w:rPr>
+      </w:pPr>
+      <w:r>
+        <w:rPr>
+          <w:rFonts w:ascii="Verdana" w:hAnsi="Verdana"/>
+          <w:sz w:val="28"/>
+          <w:szCs w:val="28"/>
+        </w:rPr>
+        <w:t>Dependiendo del elemento, tendrá unas propiedades o tendrá otras propiedades.</w:t>
+      </w:r>
+    </w:p>
+    <w:p>
+      <w:pPr>
+        <w:spacing w:after="0" w:line="240" w:lineRule="auto"/>
+        <w:rPr>
+          <w:rFonts w:ascii="Verdana" w:hAnsi="Verdana"/>
+          <w:sz w:val="28"/>
+          <w:szCs w:val="28"/>
+        </w:rPr>
+      </w:pPr>
+    </w:p>
+    <w:p>
+      <w:pPr>
+        <w:spacing w:after="0" w:line="240" w:lineRule="auto"/>
+        <w:rPr>
+          <w:rFonts w:ascii="Verdana" w:hAnsi="Verdana"/>
+          <w:sz w:val="28"/>
+          <w:szCs w:val="28"/>
+        </w:rPr>
+      </w:pPr>
+      <w:r>
+        <w:rPr>
+          <w:rFonts w:ascii="Verdana" w:hAnsi="Verdana"/>
+          <w:sz w:val="28"/>
+          <w:szCs w:val="28"/>
+        </w:rPr>
+        <w:t>Existen propiedades explicitas en etiquetas:</w:t>
+      </w:r>
+    </w:p>
+    <w:p>
+      <w:pPr>
+        <w:spacing w:after="0" w:line="240" w:lineRule="auto"/>
+        <w:rPr>
+          <w:rFonts w:ascii="Verdana" w:hAnsi="Verdana"/>
+          <w:sz w:val="28"/>
+          <w:szCs w:val="28"/>
+        </w:rPr>
+      </w:pPr>
+    </w:p>
+    <w:p>
+      <w:pPr>
+        <w:spacing w:after="0" w:line="240" w:lineRule="auto"/>
+        <w:rPr>
+          <w:rFonts w:ascii="Verdana" w:hAnsi="Verdana"/>
+          <w:sz w:val="28"/>
+          <w:szCs w:val="28"/>
+        </w:rPr>
+      </w:pPr>
+      <w:r>
+        <w:rPr>
+          <w:rFonts w:ascii="Verdana" w:hAnsi="Verdana"/>
+          <w:sz w:val="28"/>
+          <w:szCs w:val="28"/>
+        </w:rPr>
+        <w:t>HREF y SRC son propiedades de estas etiquetas</w:t>
+      </w:r>
+    </w:p>
+    <w:p>
+      <w:pPr>
+        <w:spacing w:after="0" w:line="240" w:lineRule="auto"/>
+        <w:rPr>
+          <w:rFonts w:ascii="Verdana" w:hAnsi="Verdana"/>
+          <w:sz w:val="28"/>
+          <w:szCs w:val="28"/>
+        </w:rPr>
+      </w:pPr>
+    </w:p>
+    <w:p>
+      <w:pPr>
+        <w:spacing w:after="0" w:line="240" w:lineRule="auto"/>
+        <w:rPr>
+          <w:rFonts w:ascii="Verdana" w:hAnsi="Verdana"/>
+          <w:sz w:val="28"/>
+          <w:szCs w:val="28"/>
+        </w:rPr>
+      </w:pPr>
+      <w:r>
+        <w:rPr>
+          <w:noProof/>
+          <w:lang w:eastAsia="es-ES"/>
+        </w:rPr>
+        <w:drawing>
+          <wp:inline distT="0" distB="0" distL="0" distR="0" wp14:anchorId="7B406DA9" wp14:editId="52047501">
+            <wp:extent cx="5400040" cy="723265"/>
+            <wp:effectExtent l="0" t="0" r="0" b="635"/>
+            <wp:docPr id="16" name="Imagen 16"/>
+            <wp:cNvGraphicFramePr>
+              <a:graphicFrameLocks xmlns:a="http://schemas.openxmlformats.org/drawingml/2006/main" noChangeAspect="1"/>
+            </wp:cNvGraphicFramePr>
+            <a:graphic xmlns:a="http://schemas.openxmlformats.org/drawingml/2006/main">
+              <a:graphicData uri="http://schemas.openxmlformats.org/drawingml/2006/picture">
+                <pic:pic xmlns:pic="http://schemas.openxmlformats.org/drawingml/2006/picture">
+                  <pic:nvPicPr>
+                    <pic:cNvPr id="1" name=""/>
+                    <pic:cNvPicPr/>
+                  </pic:nvPicPr>
+                  <pic:blipFill>
+                    <a:blip r:embed="rId22"/>
+                    <a:stretch>
+                      <a:fillRect/>
+                    </a:stretch>
+                  </pic:blipFill>
+                  <pic:spPr>
+                    <a:xfrm>
+                      <a:off x="0" y="0"/>
+                      <a:ext cx="5400040" cy="723265"/>
+                    </a:xfrm>
+                    <a:prstGeom prst="rect">
+                      <a:avLst/>
+                    </a:prstGeom>
+                  </pic:spPr>
+                </pic:pic>
+              </a:graphicData>
+            </a:graphic>
+          </wp:inline>
+        </w:drawing>
+      </w:r>
+    </w:p>
+    <w:p>
+      <w:pPr>
+        <w:spacing w:after="0" w:line="240" w:lineRule="auto"/>
+        <w:rPr>
+          <w:rFonts w:ascii="Verdana" w:hAnsi="Verdana"/>
+          <w:sz w:val="28"/>
+          <w:szCs w:val="28"/>
+        </w:rPr>
+      </w:pPr>
+    </w:p>
+    <w:p>
+      <w:pPr>
+        <w:spacing w:after="0" w:line="240" w:lineRule="auto"/>
+        <w:rPr>
+          <w:rFonts w:ascii="Verdana" w:hAnsi="Verdana"/>
+          <w:sz w:val="28"/>
+          <w:szCs w:val="28"/>
+        </w:rPr>
+      </w:pPr>
+      <w:r>
+        <w:rPr>
+          <w:rFonts w:ascii="Verdana" w:hAnsi="Verdana"/>
+          <w:sz w:val="28"/>
+          <w:szCs w:val="28"/>
+        </w:rPr>
+        <w:t>Existen propiedades que no vemos, pero están ahí.</w:t>
+      </w:r>
+    </w:p>
+    <w:p>
+      <w:pPr>
+        <w:spacing w:after="0" w:line="240" w:lineRule="auto"/>
+        <w:rPr>
+          <w:rFonts w:ascii="Verdana" w:hAnsi="Verdana"/>
+          <w:sz w:val="28"/>
+          <w:szCs w:val="28"/>
+        </w:rPr>
+      </w:pPr>
+      <w:r>
+        <w:rPr>
+          <w:rFonts w:ascii="Verdana" w:hAnsi="Verdana"/>
+          <w:sz w:val="28"/>
+          <w:szCs w:val="28"/>
+        </w:rPr>
+        <w:t>Suelen ser en tipos de dibujos con contenido textual.</w:t>
+      </w:r>
+    </w:p>
+    <w:p>
+      <w:pPr>
+        <w:spacing w:after="0" w:line="240" w:lineRule="auto"/>
+        <w:rPr>
+          <w:rFonts w:ascii="Verdana" w:hAnsi="Verdana"/>
+          <w:b/>
+          <w:sz w:val="28"/>
+          <w:szCs w:val="28"/>
+        </w:rPr>
+      </w:pPr>
+      <w:r>
+        <w:rPr>
+          <w:rFonts w:ascii="Verdana" w:hAnsi="Verdana"/>
+          <w:sz w:val="28"/>
+          <w:szCs w:val="28"/>
+        </w:rPr>
+        <w:t xml:space="preserve">En estos ejemplos se utiliza </w:t>
+      </w:r>
+      <w:proofErr w:type="spellStart"/>
+      <w:r>
+        <w:rPr>
+          <w:rFonts w:ascii="Verdana" w:hAnsi="Verdana"/>
+          <w:b/>
+          <w:sz w:val="28"/>
+          <w:szCs w:val="28"/>
+        </w:rPr>
+        <w:t>innerText</w:t>
+      </w:r>
+      <w:proofErr w:type="spellEnd"/>
+    </w:p>
+    <w:p>
+      <w:pPr>
+        <w:spacing w:after="0" w:line="240" w:lineRule="auto"/>
+        <w:rPr>
+          <w:rFonts w:ascii="Verdana" w:hAnsi="Verdana"/>
+          <w:sz w:val="28"/>
+          <w:szCs w:val="28"/>
+        </w:rPr>
+      </w:pPr>
+    </w:p>
+    <w:p>
+      <w:pPr>
+        <w:spacing w:after="0" w:line="240" w:lineRule="auto"/>
+        <w:rPr>
+          <w:rFonts w:ascii="Verdana" w:hAnsi="Verdana"/>
+          <w:sz w:val="28"/>
+          <w:szCs w:val="28"/>
+        </w:rPr>
+      </w:pPr>
+      <w:r>
+        <w:rPr>
+          <w:noProof/>
+          <w:lang w:eastAsia="es-ES"/>
+        </w:rPr>
+        <w:drawing>
+          <wp:inline distT="0" distB="0" distL="0" distR="0" wp14:anchorId="0D7D477F" wp14:editId="1E8977B1">
+            <wp:extent cx="5400040" cy="723265"/>
+            <wp:effectExtent l="0" t="0" r="0" b="635"/>
+            <wp:docPr id="17" name="Imagen 17"/>
+            <wp:cNvGraphicFramePr>
+              <a:graphicFrameLocks xmlns:a="http://schemas.openxmlformats.org/drawingml/2006/main" noChangeAspect="1"/>
+            </wp:cNvGraphicFramePr>
+            <a:graphic xmlns:a="http://schemas.openxmlformats.org/drawingml/2006/main">
+              <a:graphicData uri="http://schemas.openxmlformats.org/drawingml/2006/picture">
+                <pic:pic xmlns:pic="http://schemas.openxmlformats.org/drawingml/2006/picture">
+                  <pic:nvPicPr>
+                    <pic:cNvPr id="1" name=""/>
+                    <pic:cNvPicPr/>
+                  </pic:nvPicPr>
+                  <pic:blipFill>
+                    <a:blip r:embed="rId23"/>
+                    <a:stretch>
+                      <a:fillRect/>
+                    </a:stretch>
+                  </pic:blipFill>
+                  <pic:spPr>
+                    <a:xfrm>
+                      <a:off x="0" y="0"/>
+                      <a:ext cx="5400040" cy="723265"/>
+                    </a:xfrm>
+                    <a:prstGeom prst="rect">
+                      <a:avLst/>
+                    </a:prstGeom>
+                  </pic:spPr>
+                </pic:pic>
+              </a:graphicData>
+            </a:graphic>
+          </wp:inline>
+        </w:drawing>
+      </w:r>
+    </w:p>
+    <w:p>
+      <w:pPr>
+        <w:spacing w:after="0" w:line="240" w:lineRule="auto"/>
+        <w:rPr>
+          <w:rFonts w:ascii="Verdana" w:hAnsi="Verdana"/>
+          <w:sz w:val="28"/>
+          <w:szCs w:val="28"/>
+        </w:rPr>
+      </w:pPr>
+    </w:p>
+    <w:p>
+      <w:pPr>
+        <w:spacing w:after="0" w:line="240" w:lineRule="auto"/>
+        <w:rPr>
+          <w:rFonts w:ascii="Verdana" w:hAnsi="Verdana"/>
+          <w:sz w:val="28"/>
+          <w:szCs w:val="28"/>
+        </w:rPr>
+      </w:pPr>
+      <w:r>
+        <w:rPr>
+          <w:rFonts w:ascii="Verdana" w:hAnsi="Verdana"/>
+          <w:sz w:val="28"/>
+          <w:szCs w:val="28"/>
+        </w:rPr>
+        <w:lastRenderedPageBreak/>
+        <w:t xml:space="preserve">En los formularios tenemos atributos para recuperar los datos que nos ofrece el usuario aunque no los veamos de forma </w:t>
+      </w:r>
+      <w:proofErr w:type="spellStart"/>
+      <w:r>
+        <w:rPr>
+          <w:rFonts w:ascii="Verdana" w:hAnsi="Verdana"/>
+          <w:sz w:val="28"/>
+          <w:szCs w:val="28"/>
+        </w:rPr>
+        <w:t>explicita</w:t>
+      </w:r>
+      <w:proofErr w:type="spellEnd"/>
+      <w:r>
+        <w:rPr>
+          <w:rFonts w:ascii="Verdana" w:hAnsi="Verdana"/>
+          <w:sz w:val="28"/>
+          <w:szCs w:val="28"/>
+        </w:rPr>
+        <w:t>:</w:t>
+      </w:r>
+    </w:p>
+    <w:p>
+      <w:pPr>
+        <w:spacing w:after="0" w:line="240" w:lineRule="auto"/>
+        <w:rPr>
+          <w:rFonts w:ascii="Verdana" w:hAnsi="Verdana"/>
+          <w:sz w:val="28"/>
+          <w:szCs w:val="28"/>
+        </w:rPr>
+      </w:pPr>
+    </w:p>
+    <w:p>
+      <w:pPr>
+        <w:spacing w:after="0" w:line="240" w:lineRule="auto"/>
+        <w:rPr>
+          <w:rFonts w:ascii="Verdana" w:hAnsi="Verdana"/>
+          <w:b/>
+          <w:sz w:val="28"/>
+          <w:szCs w:val="28"/>
+        </w:rPr>
+      </w:pPr>
+      <w:r>
+        <w:rPr>
+          <w:rFonts w:ascii="Verdana" w:hAnsi="Verdana"/>
+          <w:sz w:val="28"/>
+          <w:szCs w:val="28"/>
+        </w:rPr>
+        <w:t xml:space="preserve">El contenido que escribe el usuario se puede recuperar mediante </w:t>
+      </w:r>
+      <w:proofErr w:type="spellStart"/>
+      <w:r>
+        <w:rPr>
+          <w:rFonts w:ascii="Verdana" w:hAnsi="Verdana"/>
+          <w:b/>
+          <w:sz w:val="28"/>
+          <w:szCs w:val="28"/>
+        </w:rPr>
+        <w:t>value</w:t>
+      </w:r>
+      <w:proofErr w:type="spellEnd"/>
+    </w:p>
+    <w:p>
+      <w:pPr>
+        <w:spacing w:after="0" w:line="240" w:lineRule="auto"/>
+        <w:rPr>
+          <w:rFonts w:ascii="Verdana" w:hAnsi="Verdana"/>
+          <w:sz w:val="28"/>
+          <w:szCs w:val="28"/>
+        </w:rPr>
+      </w:pPr>
+    </w:p>
+    <w:p>
+      <w:pPr>
+        <w:spacing w:after="0" w:line="240" w:lineRule="auto"/>
+        <w:rPr>
+          <w:rFonts w:ascii="Verdana" w:hAnsi="Verdana"/>
+          <w:sz w:val="28"/>
+          <w:szCs w:val="28"/>
+        </w:rPr>
+      </w:pPr>
+      <w:r>
+        <w:rPr>
+          <w:noProof/>
+          <w:lang w:eastAsia="es-ES"/>
+        </w:rPr>
+        <w:drawing>
+          <wp:inline distT="0" distB="0" distL="0" distR="0" wp14:anchorId="6CB67034" wp14:editId="381227B6">
+            <wp:extent cx="5400040" cy="1243330"/>
+            <wp:effectExtent l="0" t="0" r="0" b="0"/>
+            <wp:docPr id="18" name="Imagen 18"/>
+            <wp:cNvGraphicFramePr>
+              <a:graphicFrameLocks xmlns:a="http://schemas.openxmlformats.org/drawingml/2006/main" noChangeAspect="1"/>
+            </wp:cNvGraphicFramePr>
+            <a:graphic xmlns:a="http://schemas.openxmlformats.org/drawingml/2006/main">
+              <a:graphicData uri="http://schemas.openxmlformats.org/drawingml/2006/picture">
+                <pic:pic xmlns:pic="http://schemas.openxmlformats.org/drawingml/2006/picture">
+                  <pic:nvPicPr>
+                    <pic:cNvPr id="1" name=""/>
+                    <pic:cNvPicPr/>
+                  </pic:nvPicPr>
+                  <pic:blipFill>
+                    <a:blip r:embed="rId24"/>
+                    <a:stretch>
+                      <a:fillRect/>
+                    </a:stretch>
+                  </pic:blipFill>
+                  <pic:spPr>
+                    <a:xfrm>
+                      <a:off x="0" y="0"/>
+                      <a:ext cx="5400040" cy="1243330"/>
+                    </a:xfrm>
+                    <a:prstGeom prst="rect">
+                      <a:avLst/>
+                    </a:prstGeom>
+                  </pic:spPr>
+                </pic:pic>
+              </a:graphicData>
+            </a:graphic>
+          </wp:inline>
+        </w:drawing>
+      </w:r>
+    </w:p>
+    <w:p>
+      <w:pPr>
+        <w:spacing w:after="0" w:line="240" w:lineRule="auto"/>
+        <w:rPr>
+          <w:rFonts w:ascii="Verdana" w:hAnsi="Verdana"/>
+          <w:sz w:val="28"/>
+          <w:szCs w:val="28"/>
+        </w:rPr>
+      </w:pPr>
+    </w:p>
+    <w:p>
+      <w:pPr>
+        <w:spacing w:after="0" w:line="240" w:lineRule="auto"/>
+        <w:rPr>
+          <w:rFonts w:ascii="Verdana" w:hAnsi="Verdana"/>
+          <w:sz w:val="28"/>
+          <w:szCs w:val="28"/>
+        </w:rPr>
+      </w:pPr>
+      <w:r>
+        <w:rPr>
+          <w:rFonts w:ascii="Verdana" w:hAnsi="Verdana"/>
+          <w:sz w:val="28"/>
+          <w:szCs w:val="28"/>
+        </w:rPr>
+        <w:t xml:space="preserve">Para acceder a los elementos HTML de forma dinámica se utiliza un método llamado </w:t>
+      </w:r>
+    </w:p>
+    <w:p>
+      <w:pPr>
+        <w:spacing w:after="0" w:line="240" w:lineRule="auto"/>
+        <w:rPr>
+          <w:rFonts w:ascii="Verdana" w:hAnsi="Verdana"/>
+          <w:b/>
+          <w:sz w:val="28"/>
+          <w:szCs w:val="28"/>
+        </w:rPr>
+      </w:pPr>
+      <w:proofErr w:type="spellStart"/>
+      <w:proofErr w:type="gramStart"/>
+      <w:r>
+        <w:rPr>
+          <w:rFonts w:ascii="Verdana" w:hAnsi="Verdana"/>
+          <w:b/>
+          <w:sz w:val="28"/>
+          <w:szCs w:val="28"/>
+        </w:rPr>
+        <w:t>getElementById</w:t>
+      </w:r>
+      <w:proofErr w:type="spellEnd"/>
+      <w:r>
+        <w:rPr>
+          <w:rFonts w:ascii="Verdana" w:hAnsi="Verdana"/>
+          <w:b/>
+          <w:sz w:val="28"/>
+          <w:szCs w:val="28"/>
+        </w:rPr>
+        <w:t>(</w:t>
+      </w:r>
+      <w:proofErr w:type="gramEnd"/>
+      <w:r>
+        <w:rPr>
+          <w:rFonts w:ascii="Verdana" w:hAnsi="Verdana"/>
+          <w:b/>
+          <w:sz w:val="28"/>
+          <w:szCs w:val="28"/>
+        </w:rPr>
+        <w:t>ID DEL HTML)</w:t>
+      </w:r>
+    </w:p>
+    <w:p>
+      <w:pPr>
+        <w:spacing w:after="0" w:line="240" w:lineRule="auto"/>
+        <w:rPr>
+          <w:rFonts w:ascii="Verdana" w:hAnsi="Verdana"/>
+          <w:sz w:val="28"/>
+          <w:szCs w:val="28"/>
+        </w:rPr>
+      </w:pPr>
+    </w:p>
+    <w:p>
+      <w:pPr>
+        <w:spacing w:after="0" w:line="240" w:lineRule="auto"/>
+        <w:rPr>
+          <w:rFonts w:ascii="Verdana" w:hAnsi="Verdana"/>
+          <w:sz w:val="28"/>
+          <w:szCs w:val="28"/>
+        </w:rPr>
+      </w:pPr>
+      <w:r>
+        <w:rPr>
+          <w:rFonts w:ascii="Verdana" w:hAnsi="Verdana"/>
+          <w:sz w:val="28"/>
+          <w:szCs w:val="28"/>
+        </w:rPr>
+        <w:t>Nota: Todo lo que recuperamos dentro de HTML es un texto, aunque sea un texto numérico.</w:t>
       </w:r>
     </w:p>
     <w:p>
@@ -13680,32 +20311,106 @@
           <w:szCs w:val="28"/>
         </w:rPr>
       </w:pPr>
-      <w:r>
-        <w:rPr>
-          <w:rFonts w:ascii="Verdana" w:hAnsi="Verdana"/>
-          <w:sz w:val="28"/>
-          <w:szCs w:val="28"/>
-        </w:rPr>
-        <w:t xml:space="preserve">Por último, comenzaremos creando código </w:t>
-      </w:r>
-      <w:proofErr w:type="spellStart"/>
-      <w:r>
-        <w:rPr>
-          <w:rFonts w:ascii="Verdana" w:hAnsi="Verdana"/>
-          <w:sz w:val="28"/>
-          <w:szCs w:val="28"/>
-        </w:rPr>
-        <w:t>Javascript</w:t>
-      </w:r>
-      <w:proofErr w:type="spellEnd"/>
-      <w:r>
-        <w:rPr>
-          <w:rFonts w:ascii="Verdana" w:hAnsi="Verdana"/>
-          <w:sz w:val="28"/>
-          <w:szCs w:val="28"/>
-        </w:rPr>
-        <w:t xml:space="preserve"> lógico.</w:t>
-      </w:r>
+    </w:p>
+    <w:p>
+      <w:pPr>
+        <w:spacing w:after="0" w:line="240" w:lineRule="auto"/>
+        <w:rPr>
+          <w:rFonts w:ascii="Verdana" w:hAnsi="Verdana"/>
+          <w:sz w:val="28"/>
+          <w:szCs w:val="28"/>
+        </w:rPr>
+      </w:pPr>
+    </w:p>
+    <w:p>
+      <w:pPr>
+        <w:spacing w:after="0" w:line="240" w:lineRule="auto"/>
+        <w:rPr>
+          <w:rFonts w:ascii="Verdana" w:hAnsi="Verdana"/>
+          <w:sz w:val="28"/>
+          <w:szCs w:val="28"/>
+        </w:rPr>
+      </w:pPr>
+    </w:p>
+    <w:p>
+      <w:pPr>
+        <w:spacing w:after="0" w:line="240" w:lineRule="auto"/>
+        <w:rPr>
+          <w:rFonts w:ascii="Verdana" w:hAnsi="Verdana"/>
+          <w:sz w:val="28"/>
+          <w:szCs w:val="28"/>
+        </w:rPr>
+      </w:pPr>
+    </w:p>
+    <w:p>
+      <w:pPr>
+        <w:spacing w:after="0" w:line="240" w:lineRule="auto"/>
+        <w:rPr>
+          <w:rFonts w:ascii="Verdana" w:hAnsi="Verdana"/>
+          <w:sz w:val="28"/>
+          <w:szCs w:val="28"/>
+        </w:rPr>
+      </w:pPr>
+    </w:p>
+    <w:p>
+      <w:pPr>
+        <w:spacing w:after="0" w:line="240" w:lineRule="auto"/>
+        <w:rPr>
+          <w:rFonts w:ascii="Verdana" w:hAnsi="Verdana"/>
+          <w:sz w:val="28"/>
+          <w:szCs w:val="28"/>
+        </w:rPr>
+      </w:pPr>
+    </w:p>
+    <w:p>
+      <w:pPr>
+        <w:spacing w:after="0" w:line="240" w:lineRule="auto"/>
+        <w:rPr>
+          <w:rFonts w:ascii="Verdana" w:hAnsi="Verdana"/>
+          <w:sz w:val="28"/>
+          <w:szCs w:val="28"/>
+        </w:rPr>
+      </w:pPr>
+    </w:p>
+    <w:p>
+      <w:pPr>
+        <w:spacing w:after="0" w:line="240" w:lineRule="auto"/>
+        <w:rPr>
+          <w:rFonts w:ascii="Verdana" w:hAnsi="Verdana"/>
+          <w:sz w:val="28"/>
+          <w:szCs w:val="28"/>
+        </w:rPr>
+      </w:pPr>
+    </w:p>
+    <w:p>
+      <w:pPr>
+        <w:spacing w:after="0" w:line="240" w:lineRule="auto"/>
+        <w:rPr>
+          <w:rFonts w:ascii="Verdana" w:hAnsi="Verdana"/>
+          <w:sz w:val="28"/>
+          <w:szCs w:val="28"/>
+        </w:rPr>
+      </w:pPr>
+    </w:p>
+    <w:p>
+      <w:pPr>
+        <w:spacing w:after="0" w:line="240" w:lineRule="auto"/>
+        <w:rPr>
+          <w:rFonts w:ascii="Verdana" w:hAnsi="Verdana"/>
+          <w:sz w:val="28"/>
+          <w:szCs w:val="28"/>
+        </w:rPr>
+      </w:pPr>
+    </w:p>
+    <w:p>
+      <w:pPr>
+        <w:spacing w:after="0" w:line="240" w:lineRule="auto"/>
+        <w:rPr>
+          <w:rFonts w:ascii="Verdana" w:hAnsi="Verdana"/>
+          <w:sz w:val="28"/>
+          <w:szCs w:val="28"/>
+        </w:rPr>
+      </w:pPr>
     </w:p>
     <w:p>
       <w:pPr>
@@ -13938,6 +20643,119 @@
     </w:lvl>
   </w:abstractNum>
   <w:abstractNum w:abstractNumId="2">
+    <w:nsid w:val="26A84758"/>
+    <w:multiLevelType w:val="hybridMultilevel"/>
+    <w:tmpl w:val="DB38B176"/>
+    <w:lvl w:ilvl="0" w:tplc="9594FE0C">
+      <w:start w:val="1"/>
+      <w:numFmt w:val="bullet"/>
+      <w:lvlText w:val=""/>
+      <w:lvlJc w:val="left"/>
+      <w:pPr>
+        <w:ind w:left="720" w:hanging="360"/>
+      </w:pPr>
+      <w:rPr>
+        <w:rFonts w:ascii="Symbol" w:eastAsiaTheme="minorHAnsi" w:hAnsi="Symbol" w:cstheme="minorBidi" w:hint="default"/>
+      </w:rPr>
+    </w:lvl>
+    <w:lvl w:ilvl="1" w:tplc="0C0A0003" w:tentative="1">
+      <w:start w:val="1"/>
+      <w:numFmt w:val="bullet"/>
+      <w:lvlText w:val="o"/>
+      <w:lvlJc w:val="left"/>
+      <w:pPr>
+        <w:ind w:left="1440" w:hanging="360"/>
+      </w:pPr>
+      <w:rPr>
+        <w:rFonts w:ascii="Courier New" w:hAnsi="Courier New" w:cs="Courier New" w:hint="default"/>
+      </w:rPr>
+    </w:lvl>
+    <w:lvl w:ilvl="2" w:tplc="0C0A0005" w:tentative="1">
+      <w:start w:val="1"/>
+      <w:numFmt w:val="bullet"/>
+      <w:lvlText w:val=""/>
+      <w:lvlJc w:val="left"/>
+      <w:pPr>
+        <w:ind w:left="2160" w:hanging="360"/>
+      </w:pPr>
+      <w:rPr>
+        <w:rFonts w:ascii="Wingdings" w:hAnsi="Wingdings" w:hint="default"/>
+      </w:rPr>
+    </w:lvl>
+    <w:lvl w:ilvl="3" w:tplc="0C0A0001" w:tentative="1">
+      <w:start w:val="1"/>
+      <w:numFmt w:val="bullet"/>
+      <w:lvlText w:val=""/>
+      <w:lvlJc w:val="left"/>
+      <w:pPr>
+        <w:ind w:left="2880" w:hanging="360"/>
+      </w:pPr>
+      <w:rPr>
+        <w:rFonts w:ascii="Symbol" w:hAnsi="Symbol" w:hint="default"/>
+      </w:rPr>
+    </w:lvl>
+    <w:lvl w:ilvl="4" w:tplc="0C0A0003" w:tentative="1">
+      <w:start w:val="1"/>
+      <w:numFmt w:val="bullet"/>
+      <w:lvlText w:val="o"/>
+      <w:lvlJc w:val="left"/>
+      <w:pPr>
+        <w:ind w:left="3600" w:hanging="360"/>
+      </w:pPr>
+      <w:rPr>
+        <w:rFonts w:ascii="Courier New" w:hAnsi="Courier New" w:cs="Courier New" w:hint="default"/>
+      </w:rPr>
+    </w:lvl>
+    <w:lvl w:ilvl="5" w:tplc="0C0A0005" w:tentative="1">
+      <w:start w:val="1"/>
+      <w:numFmt w:val="bullet"/>
+      <w:lvlText w:val=""/>
+      <w:lvlJc w:val="left"/>
+      <w:pPr>
+        <w:ind w:left="4320" w:hanging="360"/>
+      </w:pPr>
+      <w:rPr>
+        <w:rFonts w:ascii="Wingdings" w:hAnsi="Wingdings" w:hint="default"/>
+      </w:rPr>
+    </w:lvl>
+    <w:lvl w:ilvl="6" w:tplc="0C0A0001" w:tentative="1">
+      <w:start w:val="1"/>
+      <w:numFmt w:val="bullet"/>
+      <w:lvlText w:val=""/>
+      <w:lvlJc w:val="left"/>
+      <w:pPr>
+        <w:ind w:left="5040" w:hanging="360"/>
+      </w:pPr>
+      <w:rPr>
+        <w:rFonts w:ascii="Symbol" w:hAnsi="Symbol" w:hint="default"/>
+      </w:rPr>
+    </w:lvl>
+    <w:lvl w:ilvl="7" w:tplc="0C0A0003" w:tentative="1">
+      <w:start w:val="1"/>
+      <w:numFmt w:val="bullet"/>
+      <w:lvlText w:val="o"/>
+      <w:lvlJc w:val="left"/>
+      <w:pPr>
+        <w:ind w:left="5760" w:hanging="360"/>
+      </w:pPr>
+      <w:rPr>
+        <w:rFonts w:ascii="Courier New" w:hAnsi="Courier New" w:cs="Courier New" w:hint="default"/>
+      </w:rPr>
+    </w:lvl>
+    <w:lvl w:ilvl="8" w:tplc="0C0A0005" w:tentative="1">
+      <w:start w:val="1"/>
+      <w:numFmt w:val="bullet"/>
+      <w:lvlText w:val=""/>
+      <w:lvlJc w:val="left"/>
+      <w:pPr>
+        <w:ind w:left="6480" w:hanging="360"/>
+      </w:pPr>
+      <w:rPr>
+        <w:rFonts w:ascii="Wingdings" w:hAnsi="Wingdings" w:hint="default"/>
+      </w:rPr>
+    </w:lvl>
+  </w:abstractNum>
+  <w:abstractNum w:abstractNumId="3">
     <w:nsid w:val="279415ED"/>
     <w:multiLevelType w:val="hybridMultilevel"/>
     <w:tmpl w:val="9A482DD6"/>
@@ -14026,10 +20844,10 @@
       </w:pPr>
     </w:lvl>
   </w:abstractNum>
-  <w:abstractNum w:abstractNumId="3">
-    <w:nsid w:val="64FD1B13"/>
+  <w:abstractNum w:abstractNumId="4">
+    <w:nsid w:val="3B666662"/>
     <w:multiLevelType w:val="hybridMultilevel"/>
-    <w:tmpl w:val="DBBA31D0"/>
+    <w:tmpl w:val="2F6A48E8"/>
     <w:lvl w:ilvl="0" w:tplc="0C0A0011">
       <w:start w:val="1"/>
       <w:numFmt w:val="decimal"/>
@@ -14115,17 +20933,204 @@
       </w:pPr>
     </w:lvl>
   </w:abstractNum>
+  <w:abstractNum w:abstractNumId="5">
+    <w:nsid w:val="43CB0539"/>
+    <w:multiLevelType w:val="hybridMultilevel"/>
+    <w:tmpl w:val="DBBA31D0"/>
+    <w:lvl w:ilvl="0" w:tplc="0C0A0011">
+      <w:start w:val="1"/>
+      <w:numFmt w:val="decimal"/>
+      <w:lvlText w:val="%1)"/>
+      <w:lvlJc w:val="left"/>
+      <w:pPr>
+        <w:ind w:left="720" w:hanging="360"/>
+      </w:pPr>
+      <w:rPr>
+        <w:rFonts w:hint="default"/>
+      </w:rPr>
+    </w:lvl>
+    <w:lvl w:ilvl="1" w:tplc="0C0A0019" w:tentative="1">
+      <w:start w:val="1"/>
+      <w:numFmt w:val="lowerLetter"/>
+      <w:lvlText w:val="%2."/>
+      <w:lvlJc w:val="left"/>
+      <w:pPr>
+        <w:ind w:left="1440" w:hanging="360"/>
+      </w:pPr>
+    </w:lvl>
+    <w:lvl w:ilvl="2" w:tplc="0C0A001B" w:tentative="1">
+      <w:start w:val="1"/>
+      <w:numFmt w:val="lowerRoman"/>
+      <w:lvlText w:val="%3."/>
+      <w:lvlJc w:val="right"/>
+      <w:pPr>
+        <w:ind w:left="2160" w:hanging="180"/>
+      </w:pPr>
+    </w:lvl>
+    <w:lvl w:ilvl="3" w:tplc="0C0A000F" w:tentative="1">
+      <w:start w:val="1"/>
+      <w:numFmt w:val="decimal"/>
+      <w:lvlText w:val="%4."/>
+      <w:lvlJc w:val="left"/>
+      <w:pPr>
+        <w:ind w:left="2880" w:hanging="360"/>
+      </w:pPr>
+    </w:lvl>
+    <w:lvl w:ilvl="4" w:tplc="0C0A0019" w:tentative="1">
+      <w:start w:val="1"/>
+      <w:numFmt w:val="lowerLetter"/>
+      <w:lvlText w:val="%5."/>
+      <w:lvlJc w:val="left"/>
+      <w:pPr>
+        <w:ind w:left="3600" w:hanging="360"/>
+      </w:pPr>
+    </w:lvl>
+    <w:lvl w:ilvl="5" w:tplc="0C0A001B" w:tentative="1">
+      <w:start w:val="1"/>
+      <w:numFmt w:val="lowerRoman"/>
+      <w:lvlText w:val="%6."/>
+      <w:lvlJc w:val="right"/>
+      <w:pPr>
+        <w:ind w:left="4320" w:hanging="180"/>
+      </w:pPr>
+    </w:lvl>
+    <w:lvl w:ilvl="6" w:tplc="0C0A000F" w:tentative="1">
+      <w:start w:val="1"/>
+      <w:numFmt w:val="decimal"/>
+      <w:lvlText w:val="%7."/>
+      <w:lvlJc w:val="left"/>
+      <w:pPr>
+        <w:ind w:left="5040" w:hanging="360"/>
+      </w:pPr>
+    </w:lvl>
+    <w:lvl w:ilvl="7" w:tplc="0C0A0019" w:tentative="1">
+      <w:start w:val="1"/>
+      <w:numFmt w:val="lowerLetter"/>
+      <w:lvlText w:val="%8."/>
+      <w:lvlJc w:val="left"/>
+      <w:pPr>
+        <w:ind w:left="5760" w:hanging="360"/>
+      </w:pPr>
+    </w:lvl>
+    <w:lvl w:ilvl="8" w:tplc="0C0A001B" w:tentative="1">
+      <w:start w:val="1"/>
+      <w:numFmt w:val="lowerRoman"/>
+      <w:lvlText w:val="%9."/>
+      <w:lvlJc w:val="right"/>
+      <w:pPr>
+        <w:ind w:left="6480" w:hanging="180"/>
+      </w:pPr>
+    </w:lvl>
+  </w:abstractNum>
+  <w:abstractNum w:abstractNumId="6">
+    <w:nsid w:val="64FD1B13"/>
+    <w:multiLevelType w:val="hybridMultilevel"/>
+    <w:tmpl w:val="DBBA31D0"/>
+    <w:lvl w:ilvl="0" w:tplc="0C0A0011">
+      <w:start w:val="1"/>
+      <w:numFmt w:val="decimal"/>
+      <w:lvlText w:val="%1)"/>
+      <w:lvlJc w:val="left"/>
+      <w:pPr>
+        <w:ind w:left="720" w:hanging="360"/>
+      </w:pPr>
+      <w:rPr>
+        <w:rFonts w:hint="default"/>
+      </w:rPr>
+    </w:lvl>
+    <w:lvl w:ilvl="1" w:tplc="0C0A0019" w:tentative="1">
+      <w:start w:val="1"/>
+      <w:numFmt w:val="lowerLetter"/>
+      <w:lvlText w:val="%2."/>
+      <w:lvlJc w:val="left"/>
+      <w:pPr>
+        <w:ind w:left="1440" w:hanging="360"/>
+      </w:pPr>
+    </w:lvl>
+    <w:lvl w:ilvl="2" w:tplc="0C0A001B" w:tentative="1">
+      <w:start w:val="1"/>
+      <w:numFmt w:val="lowerRoman"/>
+      <w:lvlText w:val="%3."/>
+      <w:lvlJc w:val="right"/>
+      <w:pPr>
+        <w:ind w:left="2160" w:hanging="180"/>
+      </w:pPr>
+    </w:lvl>
+    <w:lvl w:ilvl="3" w:tplc="0C0A000F" w:tentative="1">
+      <w:start w:val="1"/>
+      <w:numFmt w:val="decimal"/>
+      <w:lvlText w:val="%4."/>
+      <w:lvlJc w:val="left"/>
+      <w:pPr>
+        <w:ind w:left="2880" w:hanging="360"/>
+      </w:pPr>
+    </w:lvl>
+    <w:lvl w:ilvl="4" w:tplc="0C0A0019" w:tentative="1">
+      <w:start w:val="1"/>
+      <w:numFmt w:val="lowerLetter"/>
+      <w:lvlText w:val="%5."/>
+      <w:lvlJc w:val="left"/>
+      <w:pPr>
+        <w:ind w:left="3600" w:hanging="360"/>
+      </w:pPr>
+    </w:lvl>
+    <w:lvl w:ilvl="5" w:tplc="0C0A001B" w:tentative="1">
+      <w:start w:val="1"/>
+      <w:numFmt w:val="lowerRoman"/>
+      <w:lvlText w:val="%6."/>
+      <w:lvlJc w:val="right"/>
+      <w:pPr>
+        <w:ind w:left="4320" w:hanging="180"/>
+      </w:pPr>
+    </w:lvl>
+    <w:lvl w:ilvl="6" w:tplc="0C0A000F" w:tentative="1">
+      <w:start w:val="1"/>
+      <w:numFmt w:val="decimal"/>
+      <w:lvlText w:val="%7."/>
+      <w:lvlJc w:val="left"/>
+      <w:pPr>
+        <w:ind w:left="5040" w:hanging="360"/>
+      </w:pPr>
+    </w:lvl>
+    <w:lvl w:ilvl="7" w:tplc="0C0A0019" w:tentative="1">
+      <w:start w:val="1"/>
+      <w:numFmt w:val="lowerLetter"/>
+      <w:lvlText w:val="%8."/>
+      <w:lvlJc w:val="left"/>
+      <w:pPr>
+        <w:ind w:left="5760" w:hanging="360"/>
+      </w:pPr>
+    </w:lvl>
+    <w:lvl w:ilvl="8" w:tplc="0C0A001B" w:tentative="1">
+      <w:start w:val="1"/>
+      <w:numFmt w:val="lowerRoman"/>
+      <w:lvlText w:val="%9."/>
+      <w:lvlJc w:val="right"/>
+      <w:pPr>
+        <w:ind w:left="6480" w:hanging="180"/>
+      </w:pPr>
+    </w:lvl>
+  </w:abstractNum>
   <w:num w:numId="1">
-    <w:abstractNumId w:val="3"/>
+    <w:abstractNumId w:val="6"/>
   </w:num>
   <w:num w:numId="2">
-    <w:abstractNumId w:val="2"/>
+    <w:abstractNumId w:val="3"/>
   </w:num>
   <w:num w:numId="3">
     <w:abstractNumId w:val="1"/>
   </w:num>
   <w:num w:numId="4">
     <w:abstractNumId w:val="0"/>
+  </w:num>
+  <w:num w:numId="5">
+    <w:abstractNumId w:val="5"/>
+  </w:num>
+  <w:num w:numId="6">
+    <w:abstractNumId w:val="2"/>
+  </w:num>
+  <w:num w:numId="7">
+    <w:abstractNumId w:val="4"/>
   </w:num>
 </w:numbering>
 </file>

--- a/01 - FUNDAMENTOS DESARROLLO WEB.docx
+++ b/01 - FUNDAMENTOS DESARROLLO WEB.docx
@@ -20275,12 +20275,4026 @@
         <w:spacing w:after="0" w:line="240" w:lineRule="auto"/>
         <w:rPr>
           <w:rFonts w:ascii="Verdana" w:hAnsi="Verdana"/>
-          <w:sz w:val="28"/>
-          <w:szCs w:val="28"/>
-        </w:rPr>
-      </w:pPr>
+          <w:b/>
+          <w:sz w:val="28"/>
+          <w:szCs w:val="28"/>
+        </w:rPr>
+      </w:pPr>
+      <w:r>
+        <w:rPr>
+          <w:rFonts w:ascii="Verdana" w:hAnsi="Verdana"/>
+          <w:sz w:val="28"/>
+          <w:szCs w:val="28"/>
+        </w:rPr>
+        <w:t xml:space="preserve">Para probar esto nuevo, vamos a crear un nuevo fichero llamado </w:t>
+      </w:r>
+      <w:r>
+        <w:rPr>
+          <w:rFonts w:ascii="Verdana" w:hAnsi="Verdana"/>
+          <w:b/>
+          <w:sz w:val="28"/>
+          <w:szCs w:val="28"/>
+        </w:rPr>
+        <w:t>web09imagentitulo.html</w:t>
+      </w:r>
+    </w:p>
+    <w:p>
+      <w:pPr>
+        <w:spacing w:after="0" w:line="240" w:lineRule="auto"/>
+        <w:rPr>
+          <w:rFonts w:ascii="Verdana" w:hAnsi="Verdana"/>
+          <w:sz w:val="28"/>
+          <w:szCs w:val="28"/>
+        </w:rPr>
+      </w:pPr>
+    </w:p>
+    <w:p>
+      <w:pPr>
+        <w:spacing w:after="0" w:line="240" w:lineRule="auto"/>
+        <w:rPr>
+          <w:rFonts w:ascii="Verdana" w:hAnsi="Verdana"/>
+          <w:sz w:val="28"/>
+          <w:szCs w:val="28"/>
+        </w:rPr>
+      </w:pPr>
+      <w:r>
+        <w:rPr>
+          <w:noProof/>
+          <w:lang w:eastAsia="es-ES"/>
+        </w:rPr>
+        <w:drawing>
+          <wp:inline distT="0" distB="0" distL="0" distR="0" wp14:anchorId="0F343DA2" wp14:editId="41D415F4">
+            <wp:extent cx="3336291" cy="2640315"/>
+            <wp:effectExtent l="0" t="0" r="0" b="8255"/>
+            <wp:docPr id="19" name="Imagen 19"/>
+            <wp:cNvGraphicFramePr>
+              <a:graphicFrameLocks xmlns:a="http://schemas.openxmlformats.org/drawingml/2006/main" noChangeAspect="1"/>
+            </wp:cNvGraphicFramePr>
+            <a:graphic xmlns:a="http://schemas.openxmlformats.org/drawingml/2006/main">
+              <a:graphicData uri="http://schemas.openxmlformats.org/drawingml/2006/picture">
+                <pic:pic xmlns:pic="http://schemas.openxmlformats.org/drawingml/2006/picture">
+                  <pic:nvPicPr>
+                    <pic:cNvPr id="1" name=""/>
+                    <pic:cNvPicPr/>
+                  </pic:nvPicPr>
+                  <pic:blipFill>
+                    <a:blip r:embed="rId25"/>
+                    <a:stretch>
+                      <a:fillRect/>
+                    </a:stretch>
+                  </pic:blipFill>
+                  <pic:spPr>
+                    <a:xfrm>
+                      <a:off x="0" y="0"/>
+                      <a:ext cx="3344921" cy="2647145"/>
+                    </a:xfrm>
+                    <a:prstGeom prst="rect">
+                      <a:avLst/>
+                    </a:prstGeom>
+                  </pic:spPr>
+                </pic:pic>
+              </a:graphicData>
+            </a:graphic>
+          </wp:inline>
+        </w:drawing>
+      </w:r>
+    </w:p>
+    <w:p>
+      <w:pPr>
+        <w:spacing w:after="0" w:line="240" w:lineRule="auto"/>
+        <w:rPr>
+          <w:rFonts w:ascii="Verdana" w:hAnsi="Verdana"/>
+          <w:sz w:val="28"/>
+          <w:szCs w:val="28"/>
+        </w:rPr>
+      </w:pPr>
+    </w:p>
+    <w:p>
+      <w:pPr>
+        <w:spacing w:after="0" w:line="240" w:lineRule="auto"/>
+        <w:rPr>
+          <w:rFonts w:ascii="Verdana" w:hAnsi="Verdana"/>
+          <w:b/>
+          <w:sz w:val="28"/>
+          <w:szCs w:val="28"/>
+        </w:rPr>
+      </w:pPr>
+      <w:r>
+        <w:rPr>
+          <w:rFonts w:ascii="Verdana" w:hAnsi="Verdana"/>
+          <w:b/>
+          <w:sz w:val="28"/>
+          <w:szCs w:val="28"/>
+        </w:rPr>
+        <w:t>WEB09IMAGENTITULO.HTML</w:t>
+      </w:r>
+    </w:p>
+    <w:p>
+      <w:pPr>
+        <w:spacing w:after="0" w:line="240" w:lineRule="auto"/>
+        <w:rPr>
+          <w:rFonts w:ascii="Verdana" w:hAnsi="Verdana"/>
+          <w:sz w:val="28"/>
+          <w:szCs w:val="28"/>
+        </w:rPr>
+      </w:pPr>
+    </w:p>
+    <w:p>
+      <w:pPr>
+        <w:shd w:val="clear" w:color="auto" w:fill="FFFFFF"/>
+        <w:spacing w:after="0" w:line="450" w:lineRule="atLeast"/>
+        <w:rPr>
+          <w:rFonts w:ascii="Consolas" w:eastAsia="Times New Roman" w:hAnsi="Consolas" w:cs="Times New Roman"/>
+          <w:b/>
+          <w:bCs/>
+          <w:color w:val="000000"/>
+          <w:sz w:val="33"/>
+          <w:szCs w:val="33"/>
+          <w:lang w:eastAsia="es-ES"/>
+        </w:rPr>
+      </w:pPr>
+      <w:proofErr w:type="gramStart"/>
+      <w:r>
+        <w:rPr>
+          <w:rFonts w:ascii="Consolas" w:eastAsia="Times New Roman" w:hAnsi="Consolas" w:cs="Times New Roman"/>
+          <w:b/>
+          <w:bCs/>
+          <w:color w:val="000000"/>
+          <w:sz w:val="33"/>
+          <w:szCs w:val="33"/>
+          <w:lang w:eastAsia="es-ES"/>
+        </w:rPr>
+        <w:t>&lt;!</w:t>
+      </w:r>
+      <w:r>
+        <w:rPr>
+          <w:rFonts w:ascii="Consolas" w:eastAsia="Times New Roman" w:hAnsi="Consolas" w:cs="Times New Roman"/>
+          <w:b/>
+          <w:bCs/>
+          <w:color w:val="F92672"/>
+          <w:sz w:val="33"/>
+          <w:szCs w:val="33"/>
+          <w:lang w:eastAsia="es-ES"/>
+        </w:rPr>
+        <w:t>DOCTYPE</w:t>
+      </w:r>
+      <w:proofErr w:type="gramEnd"/>
+      <w:r>
+        <w:rPr>
+          <w:rFonts w:ascii="Consolas" w:eastAsia="Times New Roman" w:hAnsi="Consolas" w:cs="Times New Roman"/>
+          <w:b/>
+          <w:bCs/>
+          <w:color w:val="000000"/>
+          <w:sz w:val="33"/>
+          <w:szCs w:val="33"/>
+          <w:lang w:eastAsia="es-ES"/>
+        </w:rPr>
+        <w:t xml:space="preserve"> </w:t>
+      </w:r>
+      <w:proofErr w:type="spellStart"/>
+      <w:r>
+        <w:rPr>
+          <w:rFonts w:ascii="Consolas" w:eastAsia="Times New Roman" w:hAnsi="Consolas" w:cs="Times New Roman"/>
+          <w:b/>
+          <w:bCs/>
+          <w:color w:val="6AAF19"/>
+          <w:sz w:val="33"/>
+          <w:szCs w:val="33"/>
+          <w:lang w:eastAsia="es-ES"/>
+        </w:rPr>
+        <w:t>html</w:t>
+      </w:r>
+      <w:proofErr w:type="spellEnd"/>
+      <w:r>
+        <w:rPr>
+          <w:rFonts w:ascii="Consolas" w:eastAsia="Times New Roman" w:hAnsi="Consolas" w:cs="Times New Roman"/>
+          <w:b/>
+          <w:bCs/>
+          <w:color w:val="000000"/>
+          <w:sz w:val="33"/>
+          <w:szCs w:val="33"/>
+          <w:lang w:eastAsia="es-ES"/>
+        </w:rPr>
+        <w:t>&gt;</w:t>
+      </w:r>
+    </w:p>
+    <w:p>
+      <w:pPr>
+        <w:shd w:val="clear" w:color="auto" w:fill="FFFFFF"/>
+        <w:spacing w:after="0" w:line="450" w:lineRule="atLeast"/>
+        <w:rPr>
+          <w:rFonts w:ascii="Consolas" w:eastAsia="Times New Roman" w:hAnsi="Consolas" w:cs="Times New Roman"/>
+          <w:b/>
+          <w:bCs/>
+          <w:color w:val="000000"/>
+          <w:sz w:val="33"/>
+          <w:szCs w:val="33"/>
+          <w:lang w:eastAsia="es-ES"/>
+        </w:rPr>
+      </w:pPr>
+      <w:r>
+        <w:rPr>
+          <w:rFonts w:ascii="Consolas" w:eastAsia="Times New Roman" w:hAnsi="Consolas" w:cs="Times New Roman"/>
+          <w:b/>
+          <w:bCs/>
+          <w:color w:val="000000"/>
+          <w:sz w:val="33"/>
+          <w:szCs w:val="33"/>
+          <w:lang w:eastAsia="es-ES"/>
+        </w:rPr>
+        <w:lastRenderedPageBreak/>
+        <w:t>&lt;</w:t>
+      </w:r>
+      <w:proofErr w:type="spellStart"/>
+      <w:r>
+        <w:rPr>
+          <w:rFonts w:ascii="Consolas" w:eastAsia="Times New Roman" w:hAnsi="Consolas" w:cs="Times New Roman"/>
+          <w:b/>
+          <w:bCs/>
+          <w:color w:val="F92672"/>
+          <w:sz w:val="33"/>
+          <w:szCs w:val="33"/>
+          <w:lang w:eastAsia="es-ES"/>
+        </w:rPr>
+        <w:t>html</w:t>
+      </w:r>
+      <w:proofErr w:type="spellEnd"/>
+      <w:r>
+        <w:rPr>
+          <w:rFonts w:ascii="Consolas" w:eastAsia="Times New Roman" w:hAnsi="Consolas" w:cs="Times New Roman"/>
+          <w:b/>
+          <w:bCs/>
+          <w:color w:val="000000"/>
+          <w:sz w:val="33"/>
+          <w:szCs w:val="33"/>
+          <w:lang w:eastAsia="es-ES"/>
+        </w:rPr>
+        <w:t xml:space="preserve"> </w:t>
+      </w:r>
+      <w:proofErr w:type="spellStart"/>
+      <w:r>
+        <w:rPr>
+          <w:rFonts w:ascii="Consolas" w:eastAsia="Times New Roman" w:hAnsi="Consolas" w:cs="Times New Roman"/>
+          <w:b/>
+          <w:bCs/>
+          <w:color w:val="6AAF19"/>
+          <w:sz w:val="33"/>
+          <w:szCs w:val="33"/>
+          <w:lang w:eastAsia="es-ES"/>
+        </w:rPr>
+        <w:t>lang</w:t>
+      </w:r>
+      <w:proofErr w:type="spellEnd"/>
+      <w:r>
+        <w:rPr>
+          <w:rFonts w:ascii="Consolas" w:eastAsia="Times New Roman" w:hAnsi="Consolas" w:cs="Times New Roman"/>
+          <w:b/>
+          <w:bCs/>
+          <w:i/>
+          <w:iCs/>
+          <w:color w:val="CD3704"/>
+          <w:sz w:val="33"/>
+          <w:szCs w:val="33"/>
+          <w:lang w:eastAsia="es-ES"/>
+        </w:rPr>
+        <w:t>=</w:t>
+      </w:r>
+      <w:r>
+        <w:rPr>
+          <w:rFonts w:ascii="Consolas" w:eastAsia="Times New Roman" w:hAnsi="Consolas" w:cs="Times New Roman"/>
+          <w:b/>
+          <w:bCs/>
+          <w:i/>
+          <w:iCs/>
+          <w:color w:val="F25A00"/>
+          <w:sz w:val="33"/>
+          <w:szCs w:val="33"/>
+          <w:lang w:eastAsia="es-ES"/>
+        </w:rPr>
+        <w:t>"en"</w:t>
+      </w:r>
+      <w:r>
+        <w:rPr>
+          <w:rFonts w:ascii="Consolas" w:eastAsia="Times New Roman" w:hAnsi="Consolas" w:cs="Times New Roman"/>
+          <w:b/>
+          <w:bCs/>
+          <w:color w:val="000000"/>
+          <w:sz w:val="33"/>
+          <w:szCs w:val="33"/>
+          <w:lang w:eastAsia="es-ES"/>
+        </w:rPr>
+        <w:t>&gt;</w:t>
+      </w:r>
+    </w:p>
+    <w:p>
+      <w:pPr>
+        <w:shd w:val="clear" w:color="auto" w:fill="FFFFFF"/>
+        <w:spacing w:after="0" w:line="450" w:lineRule="atLeast"/>
+        <w:rPr>
+          <w:rFonts w:ascii="Consolas" w:eastAsia="Times New Roman" w:hAnsi="Consolas" w:cs="Times New Roman"/>
+          <w:b/>
+          <w:bCs/>
+          <w:color w:val="000000"/>
+          <w:sz w:val="33"/>
+          <w:szCs w:val="33"/>
+          <w:lang w:eastAsia="es-ES"/>
+        </w:rPr>
+      </w:pPr>
+      <w:r>
+        <w:rPr>
+          <w:rFonts w:ascii="Consolas" w:eastAsia="Times New Roman" w:hAnsi="Consolas" w:cs="Times New Roman"/>
+          <w:b/>
+          <w:bCs/>
+          <w:color w:val="000000"/>
+          <w:sz w:val="33"/>
+          <w:szCs w:val="33"/>
+          <w:lang w:eastAsia="es-ES"/>
+        </w:rPr>
+        <w:t>&lt;</w:t>
+      </w:r>
+      <w:proofErr w:type="gramStart"/>
+      <w:r>
+        <w:rPr>
+          <w:rFonts w:ascii="Consolas" w:eastAsia="Times New Roman" w:hAnsi="Consolas" w:cs="Times New Roman"/>
+          <w:b/>
+          <w:bCs/>
+          <w:color w:val="F92672"/>
+          <w:sz w:val="33"/>
+          <w:szCs w:val="33"/>
+          <w:lang w:eastAsia="es-ES"/>
+        </w:rPr>
+        <w:t>head</w:t>
+      </w:r>
+      <w:proofErr w:type="gramEnd"/>
+      <w:r>
+        <w:rPr>
+          <w:rFonts w:ascii="Consolas" w:eastAsia="Times New Roman" w:hAnsi="Consolas" w:cs="Times New Roman"/>
+          <w:b/>
+          <w:bCs/>
+          <w:color w:val="000000"/>
+          <w:sz w:val="33"/>
+          <w:szCs w:val="33"/>
+          <w:lang w:eastAsia="es-ES"/>
+        </w:rPr>
+        <w:t>&gt;</w:t>
+      </w:r>
+    </w:p>
+    <w:p>
+      <w:pPr>
+        <w:shd w:val="clear" w:color="auto" w:fill="FFFFFF"/>
+        <w:spacing w:after="0" w:line="450" w:lineRule="atLeast"/>
+        <w:rPr>
+          <w:rFonts w:ascii="Consolas" w:eastAsia="Times New Roman" w:hAnsi="Consolas" w:cs="Times New Roman"/>
+          <w:b/>
+          <w:bCs/>
+          <w:color w:val="000000"/>
+          <w:sz w:val="33"/>
+          <w:szCs w:val="33"/>
+          <w:lang w:eastAsia="es-ES"/>
+        </w:rPr>
+      </w:pPr>
+      <w:r>
+        <w:rPr>
+          <w:rFonts w:ascii="Consolas" w:eastAsia="Times New Roman" w:hAnsi="Consolas" w:cs="Times New Roman"/>
+          <w:b/>
+          <w:bCs/>
+          <w:color w:val="000000"/>
+          <w:sz w:val="33"/>
+          <w:szCs w:val="33"/>
+          <w:lang w:eastAsia="es-ES"/>
+        </w:rPr>
+        <w:t>    &lt;</w:t>
+      </w:r>
+      <w:r>
+        <w:rPr>
+          <w:rFonts w:ascii="Consolas" w:eastAsia="Times New Roman" w:hAnsi="Consolas" w:cs="Times New Roman"/>
+          <w:b/>
+          <w:bCs/>
+          <w:color w:val="F92672"/>
+          <w:sz w:val="33"/>
+          <w:szCs w:val="33"/>
+          <w:lang w:eastAsia="es-ES"/>
+        </w:rPr>
+        <w:t>meta</w:t>
+      </w:r>
+      <w:r>
+        <w:rPr>
+          <w:rFonts w:ascii="Consolas" w:eastAsia="Times New Roman" w:hAnsi="Consolas" w:cs="Times New Roman"/>
+          <w:b/>
+          <w:bCs/>
+          <w:color w:val="000000"/>
+          <w:sz w:val="33"/>
+          <w:szCs w:val="33"/>
+          <w:lang w:eastAsia="es-ES"/>
+        </w:rPr>
+        <w:t xml:space="preserve"> </w:t>
+      </w:r>
+      <w:proofErr w:type="spellStart"/>
+      <w:r>
+        <w:rPr>
+          <w:rFonts w:ascii="Consolas" w:eastAsia="Times New Roman" w:hAnsi="Consolas" w:cs="Times New Roman"/>
+          <w:b/>
+          <w:bCs/>
+          <w:color w:val="6AAF19"/>
+          <w:sz w:val="33"/>
+          <w:szCs w:val="33"/>
+          <w:lang w:eastAsia="es-ES"/>
+        </w:rPr>
+        <w:t>charset</w:t>
+      </w:r>
+      <w:proofErr w:type="spellEnd"/>
+      <w:r>
+        <w:rPr>
+          <w:rFonts w:ascii="Consolas" w:eastAsia="Times New Roman" w:hAnsi="Consolas" w:cs="Times New Roman"/>
+          <w:b/>
+          <w:bCs/>
+          <w:i/>
+          <w:iCs/>
+          <w:color w:val="CD3704"/>
+          <w:sz w:val="33"/>
+          <w:szCs w:val="33"/>
+          <w:lang w:eastAsia="es-ES"/>
+        </w:rPr>
+        <w:t>=</w:t>
+      </w:r>
+      <w:r>
+        <w:rPr>
+          <w:rFonts w:ascii="Consolas" w:eastAsia="Times New Roman" w:hAnsi="Consolas" w:cs="Times New Roman"/>
+          <w:b/>
+          <w:bCs/>
+          <w:i/>
+          <w:iCs/>
+          <w:color w:val="F25A00"/>
+          <w:sz w:val="33"/>
+          <w:szCs w:val="33"/>
+          <w:lang w:eastAsia="es-ES"/>
+        </w:rPr>
+        <w:t>"UTF-8"</w:t>
+      </w:r>
+      <w:r>
+        <w:rPr>
+          <w:rFonts w:ascii="Consolas" w:eastAsia="Times New Roman" w:hAnsi="Consolas" w:cs="Times New Roman"/>
+          <w:b/>
+          <w:bCs/>
+          <w:color w:val="000000"/>
+          <w:sz w:val="33"/>
+          <w:szCs w:val="33"/>
+          <w:lang w:eastAsia="es-ES"/>
+        </w:rPr>
+        <w:t>&gt;</w:t>
+      </w:r>
+    </w:p>
+    <w:p>
+      <w:pPr>
+        <w:shd w:val="clear" w:color="auto" w:fill="FFFFFF"/>
+        <w:spacing w:after="0" w:line="450" w:lineRule="atLeast"/>
+        <w:rPr>
+          <w:rFonts w:ascii="Consolas" w:eastAsia="Times New Roman" w:hAnsi="Consolas" w:cs="Times New Roman"/>
+          <w:b/>
+          <w:bCs/>
+          <w:color w:val="000000"/>
+          <w:sz w:val="33"/>
+          <w:szCs w:val="33"/>
+          <w:lang w:eastAsia="es-ES"/>
+        </w:rPr>
+      </w:pPr>
+      <w:r>
+        <w:rPr>
+          <w:rFonts w:ascii="Consolas" w:eastAsia="Times New Roman" w:hAnsi="Consolas" w:cs="Times New Roman"/>
+          <w:b/>
+          <w:bCs/>
+          <w:color w:val="000000"/>
+          <w:sz w:val="33"/>
+          <w:szCs w:val="33"/>
+          <w:lang w:eastAsia="es-ES"/>
+        </w:rPr>
+        <w:t>    &lt;</w:t>
+      </w:r>
+      <w:r>
+        <w:rPr>
+          <w:rFonts w:ascii="Consolas" w:eastAsia="Times New Roman" w:hAnsi="Consolas" w:cs="Times New Roman"/>
+          <w:b/>
+          <w:bCs/>
+          <w:color w:val="F92672"/>
+          <w:sz w:val="33"/>
+          <w:szCs w:val="33"/>
+          <w:lang w:eastAsia="es-ES"/>
+        </w:rPr>
+        <w:t>meta</w:t>
+      </w:r>
+      <w:r>
+        <w:rPr>
+          <w:rFonts w:ascii="Consolas" w:eastAsia="Times New Roman" w:hAnsi="Consolas" w:cs="Times New Roman"/>
+          <w:b/>
+          <w:bCs/>
+          <w:color w:val="000000"/>
+          <w:sz w:val="33"/>
+          <w:szCs w:val="33"/>
+          <w:lang w:eastAsia="es-ES"/>
+        </w:rPr>
+        <w:t xml:space="preserve"> </w:t>
+      </w:r>
+      <w:proofErr w:type="spellStart"/>
+      <w:r>
+        <w:rPr>
+          <w:rFonts w:ascii="Consolas" w:eastAsia="Times New Roman" w:hAnsi="Consolas" w:cs="Times New Roman"/>
+          <w:b/>
+          <w:bCs/>
+          <w:color w:val="6AAF19"/>
+          <w:sz w:val="33"/>
+          <w:szCs w:val="33"/>
+          <w:lang w:eastAsia="es-ES"/>
+        </w:rPr>
+        <w:t>name</w:t>
+      </w:r>
+      <w:proofErr w:type="spellEnd"/>
+      <w:r>
+        <w:rPr>
+          <w:rFonts w:ascii="Consolas" w:eastAsia="Times New Roman" w:hAnsi="Consolas" w:cs="Times New Roman"/>
+          <w:b/>
+          <w:bCs/>
+          <w:i/>
+          <w:iCs/>
+          <w:color w:val="CD3704"/>
+          <w:sz w:val="33"/>
+          <w:szCs w:val="33"/>
+          <w:lang w:eastAsia="es-ES"/>
+        </w:rPr>
+        <w:t>=</w:t>
+      </w:r>
+      <w:r>
+        <w:rPr>
+          <w:rFonts w:ascii="Consolas" w:eastAsia="Times New Roman" w:hAnsi="Consolas" w:cs="Times New Roman"/>
+          <w:b/>
+          <w:bCs/>
+          <w:i/>
+          <w:iCs/>
+          <w:color w:val="F25A00"/>
+          <w:sz w:val="33"/>
+          <w:szCs w:val="33"/>
+          <w:lang w:eastAsia="es-ES"/>
+        </w:rPr>
+        <w:t>"</w:t>
+      </w:r>
+      <w:proofErr w:type="spellStart"/>
+      <w:r>
+        <w:rPr>
+          <w:rFonts w:ascii="Consolas" w:eastAsia="Times New Roman" w:hAnsi="Consolas" w:cs="Times New Roman"/>
+          <w:b/>
+          <w:bCs/>
+          <w:i/>
+          <w:iCs/>
+          <w:color w:val="F25A00"/>
+          <w:sz w:val="33"/>
+          <w:szCs w:val="33"/>
+          <w:lang w:eastAsia="es-ES"/>
+        </w:rPr>
+        <w:t>viewport</w:t>
+      </w:r>
+      <w:proofErr w:type="spellEnd"/>
+      <w:r>
+        <w:rPr>
+          <w:rFonts w:ascii="Consolas" w:eastAsia="Times New Roman" w:hAnsi="Consolas" w:cs="Times New Roman"/>
+          <w:b/>
+          <w:bCs/>
+          <w:i/>
+          <w:iCs/>
+          <w:color w:val="F25A00"/>
+          <w:sz w:val="33"/>
+          <w:szCs w:val="33"/>
+          <w:lang w:eastAsia="es-ES"/>
+        </w:rPr>
+        <w:t>"</w:t>
+      </w:r>
+      <w:r>
+        <w:rPr>
+          <w:rFonts w:ascii="Consolas" w:eastAsia="Times New Roman" w:hAnsi="Consolas" w:cs="Times New Roman"/>
+          <w:b/>
+          <w:bCs/>
+          <w:color w:val="000000"/>
+          <w:sz w:val="33"/>
+          <w:szCs w:val="33"/>
+          <w:lang w:eastAsia="es-ES"/>
+        </w:rPr>
+        <w:t xml:space="preserve"> </w:t>
+      </w:r>
+      <w:proofErr w:type="spellStart"/>
+      <w:r>
+        <w:rPr>
+          <w:rFonts w:ascii="Consolas" w:eastAsia="Times New Roman" w:hAnsi="Consolas" w:cs="Times New Roman"/>
+          <w:b/>
+          <w:bCs/>
+          <w:color w:val="6AAF19"/>
+          <w:sz w:val="33"/>
+          <w:szCs w:val="33"/>
+          <w:lang w:eastAsia="es-ES"/>
+        </w:rPr>
+        <w:t>content</w:t>
+      </w:r>
+      <w:proofErr w:type="spellEnd"/>
+      <w:r>
+        <w:rPr>
+          <w:rFonts w:ascii="Consolas" w:eastAsia="Times New Roman" w:hAnsi="Consolas" w:cs="Times New Roman"/>
+          <w:b/>
+          <w:bCs/>
+          <w:i/>
+          <w:iCs/>
+          <w:color w:val="CD3704"/>
+          <w:sz w:val="33"/>
+          <w:szCs w:val="33"/>
+          <w:lang w:eastAsia="es-ES"/>
+        </w:rPr>
+        <w:t>=</w:t>
+      </w:r>
+      <w:r>
+        <w:rPr>
+          <w:rFonts w:ascii="Consolas" w:eastAsia="Times New Roman" w:hAnsi="Consolas" w:cs="Times New Roman"/>
+          <w:b/>
+          <w:bCs/>
+          <w:i/>
+          <w:iCs/>
+          <w:color w:val="F25A00"/>
+          <w:sz w:val="33"/>
+          <w:szCs w:val="33"/>
+          <w:lang w:eastAsia="es-ES"/>
+        </w:rPr>
+        <w:t>"</w:t>
+      </w:r>
+      <w:proofErr w:type="spellStart"/>
+      <w:r>
+        <w:rPr>
+          <w:rFonts w:ascii="Consolas" w:eastAsia="Times New Roman" w:hAnsi="Consolas" w:cs="Times New Roman"/>
+          <w:b/>
+          <w:bCs/>
+          <w:i/>
+          <w:iCs/>
+          <w:color w:val="F25A00"/>
+          <w:sz w:val="33"/>
+          <w:szCs w:val="33"/>
+          <w:lang w:eastAsia="es-ES"/>
+        </w:rPr>
+        <w:t>width</w:t>
+      </w:r>
+      <w:proofErr w:type="spellEnd"/>
+      <w:r>
+        <w:rPr>
+          <w:rFonts w:ascii="Consolas" w:eastAsia="Times New Roman" w:hAnsi="Consolas" w:cs="Times New Roman"/>
+          <w:b/>
+          <w:bCs/>
+          <w:i/>
+          <w:iCs/>
+          <w:color w:val="F25A00"/>
+          <w:sz w:val="33"/>
+          <w:szCs w:val="33"/>
+          <w:lang w:eastAsia="es-ES"/>
+        </w:rPr>
+        <w:t>=</w:t>
+      </w:r>
+      <w:proofErr w:type="spellStart"/>
+      <w:r>
+        <w:rPr>
+          <w:rFonts w:ascii="Consolas" w:eastAsia="Times New Roman" w:hAnsi="Consolas" w:cs="Times New Roman"/>
+          <w:b/>
+          <w:bCs/>
+          <w:i/>
+          <w:iCs/>
+          <w:color w:val="F25A00"/>
+          <w:sz w:val="33"/>
+          <w:szCs w:val="33"/>
+          <w:lang w:eastAsia="es-ES"/>
+        </w:rPr>
+        <w:t>device-width</w:t>
+      </w:r>
+      <w:proofErr w:type="spellEnd"/>
+      <w:r>
+        <w:rPr>
+          <w:rFonts w:ascii="Consolas" w:eastAsia="Times New Roman" w:hAnsi="Consolas" w:cs="Times New Roman"/>
+          <w:b/>
+          <w:bCs/>
+          <w:i/>
+          <w:iCs/>
+          <w:color w:val="F25A00"/>
+          <w:sz w:val="33"/>
+          <w:szCs w:val="33"/>
+          <w:lang w:eastAsia="es-ES"/>
+        </w:rPr>
+        <w:t xml:space="preserve">, </w:t>
+      </w:r>
+      <w:proofErr w:type="spellStart"/>
+      <w:r>
+        <w:rPr>
+          <w:rFonts w:ascii="Consolas" w:eastAsia="Times New Roman" w:hAnsi="Consolas" w:cs="Times New Roman"/>
+          <w:b/>
+          <w:bCs/>
+          <w:i/>
+          <w:iCs/>
+          <w:color w:val="F25A00"/>
+          <w:sz w:val="33"/>
+          <w:szCs w:val="33"/>
+          <w:lang w:eastAsia="es-ES"/>
+        </w:rPr>
+        <w:t>initial-scale</w:t>
+      </w:r>
+      <w:proofErr w:type="spellEnd"/>
+      <w:r>
+        <w:rPr>
+          <w:rFonts w:ascii="Consolas" w:eastAsia="Times New Roman" w:hAnsi="Consolas" w:cs="Times New Roman"/>
+          <w:b/>
+          <w:bCs/>
+          <w:i/>
+          <w:iCs/>
+          <w:color w:val="F25A00"/>
+          <w:sz w:val="33"/>
+          <w:szCs w:val="33"/>
+          <w:lang w:eastAsia="es-ES"/>
+        </w:rPr>
+        <w:t>=1.0"</w:t>
+      </w:r>
+      <w:r>
+        <w:rPr>
+          <w:rFonts w:ascii="Consolas" w:eastAsia="Times New Roman" w:hAnsi="Consolas" w:cs="Times New Roman"/>
+          <w:b/>
+          <w:bCs/>
+          <w:color w:val="000000"/>
+          <w:sz w:val="33"/>
+          <w:szCs w:val="33"/>
+          <w:lang w:eastAsia="es-ES"/>
+        </w:rPr>
+        <w:t>&gt;</w:t>
+      </w:r>
+    </w:p>
+    <w:p>
+      <w:pPr>
+        <w:shd w:val="clear" w:color="auto" w:fill="FFFFFF"/>
+        <w:spacing w:after="0" w:line="450" w:lineRule="atLeast"/>
+        <w:rPr>
+          <w:rFonts w:ascii="Consolas" w:eastAsia="Times New Roman" w:hAnsi="Consolas" w:cs="Times New Roman"/>
+          <w:b/>
+          <w:bCs/>
+          <w:color w:val="000000"/>
+          <w:sz w:val="33"/>
+          <w:szCs w:val="33"/>
+          <w:lang w:eastAsia="es-ES"/>
+        </w:rPr>
+      </w:pPr>
+      <w:r>
+        <w:rPr>
+          <w:rFonts w:ascii="Consolas" w:eastAsia="Times New Roman" w:hAnsi="Consolas" w:cs="Times New Roman"/>
+          <w:b/>
+          <w:bCs/>
+          <w:color w:val="000000"/>
+          <w:sz w:val="33"/>
+          <w:szCs w:val="33"/>
+          <w:lang w:eastAsia="es-ES"/>
+        </w:rPr>
+        <w:t>    &lt;</w:t>
+      </w:r>
+      <w:proofErr w:type="spellStart"/>
+      <w:proofErr w:type="gramStart"/>
+      <w:r>
+        <w:rPr>
+          <w:rFonts w:ascii="Consolas" w:eastAsia="Times New Roman" w:hAnsi="Consolas" w:cs="Times New Roman"/>
+          <w:b/>
+          <w:bCs/>
+          <w:color w:val="F92672"/>
+          <w:sz w:val="33"/>
+          <w:szCs w:val="33"/>
+          <w:lang w:eastAsia="es-ES"/>
+        </w:rPr>
+        <w:t>title</w:t>
+      </w:r>
+      <w:proofErr w:type="spellEnd"/>
+      <w:r>
+        <w:rPr>
+          <w:rFonts w:ascii="Consolas" w:eastAsia="Times New Roman" w:hAnsi="Consolas" w:cs="Times New Roman"/>
+          <w:b/>
+          <w:bCs/>
+          <w:color w:val="000000"/>
+          <w:sz w:val="33"/>
+          <w:szCs w:val="33"/>
+          <w:lang w:eastAsia="es-ES"/>
+        </w:rPr>
+        <w:t>&gt;</w:t>
+      </w:r>
+      <w:proofErr w:type="spellStart"/>
+      <w:proofErr w:type="gramEnd"/>
+      <w:r>
+        <w:rPr>
+          <w:rFonts w:ascii="Consolas" w:eastAsia="Times New Roman" w:hAnsi="Consolas" w:cs="Times New Roman"/>
+          <w:b/>
+          <w:bCs/>
+          <w:color w:val="000000"/>
+          <w:sz w:val="33"/>
+          <w:szCs w:val="33"/>
+          <w:lang w:eastAsia="es-ES"/>
+        </w:rPr>
+        <w:t>Document</w:t>
+      </w:r>
+      <w:proofErr w:type="spellEnd"/>
+      <w:r>
+        <w:rPr>
+          <w:rFonts w:ascii="Consolas" w:eastAsia="Times New Roman" w:hAnsi="Consolas" w:cs="Times New Roman"/>
+          <w:b/>
+          <w:bCs/>
+          <w:color w:val="000000"/>
+          <w:sz w:val="33"/>
+          <w:szCs w:val="33"/>
+          <w:lang w:eastAsia="es-ES"/>
+        </w:rPr>
+        <w:t>&lt;/</w:t>
+      </w:r>
+      <w:proofErr w:type="spellStart"/>
+      <w:r>
+        <w:rPr>
+          <w:rFonts w:ascii="Consolas" w:eastAsia="Times New Roman" w:hAnsi="Consolas" w:cs="Times New Roman"/>
+          <w:b/>
+          <w:bCs/>
+          <w:color w:val="F92672"/>
+          <w:sz w:val="33"/>
+          <w:szCs w:val="33"/>
+          <w:lang w:eastAsia="es-ES"/>
+        </w:rPr>
+        <w:t>title</w:t>
+      </w:r>
+      <w:proofErr w:type="spellEnd"/>
+      <w:r>
+        <w:rPr>
+          <w:rFonts w:ascii="Consolas" w:eastAsia="Times New Roman" w:hAnsi="Consolas" w:cs="Times New Roman"/>
+          <w:b/>
+          <w:bCs/>
+          <w:color w:val="000000"/>
+          <w:sz w:val="33"/>
+          <w:szCs w:val="33"/>
+          <w:lang w:eastAsia="es-ES"/>
+        </w:rPr>
+        <w:t>&gt;</w:t>
+      </w:r>
+    </w:p>
+    <w:p>
+      <w:pPr>
+        <w:shd w:val="clear" w:color="auto" w:fill="FFFFFF"/>
+        <w:spacing w:after="0" w:line="450" w:lineRule="atLeast"/>
+        <w:rPr>
+          <w:rFonts w:ascii="Consolas" w:eastAsia="Times New Roman" w:hAnsi="Consolas" w:cs="Times New Roman"/>
+          <w:b/>
+          <w:bCs/>
+          <w:color w:val="000000"/>
+          <w:sz w:val="33"/>
+          <w:szCs w:val="33"/>
+          <w:lang w:eastAsia="es-ES"/>
+        </w:rPr>
+      </w:pPr>
+      <w:r>
+        <w:rPr>
+          <w:rFonts w:ascii="Consolas" w:eastAsia="Times New Roman" w:hAnsi="Consolas" w:cs="Times New Roman"/>
+          <w:b/>
+          <w:bCs/>
+          <w:color w:val="000000"/>
+          <w:sz w:val="33"/>
+          <w:szCs w:val="33"/>
+          <w:lang w:eastAsia="es-ES"/>
+        </w:rPr>
+        <w:t>    &lt;</w:t>
+      </w:r>
+      <w:proofErr w:type="spellStart"/>
+      <w:proofErr w:type="gramStart"/>
+      <w:r>
+        <w:rPr>
+          <w:rFonts w:ascii="Consolas" w:eastAsia="Times New Roman" w:hAnsi="Consolas" w:cs="Times New Roman"/>
+          <w:b/>
+          <w:bCs/>
+          <w:color w:val="F92672"/>
+          <w:sz w:val="33"/>
+          <w:szCs w:val="33"/>
+          <w:lang w:eastAsia="es-ES"/>
+        </w:rPr>
+        <w:t>style</w:t>
+      </w:r>
+      <w:proofErr w:type="spellEnd"/>
+      <w:proofErr w:type="gramEnd"/>
+      <w:r>
+        <w:rPr>
+          <w:rFonts w:ascii="Consolas" w:eastAsia="Times New Roman" w:hAnsi="Consolas" w:cs="Times New Roman"/>
+          <w:b/>
+          <w:bCs/>
+          <w:color w:val="000000"/>
+          <w:sz w:val="33"/>
+          <w:szCs w:val="33"/>
+          <w:lang w:eastAsia="es-ES"/>
+        </w:rPr>
+        <w:t>&gt;</w:t>
+      </w:r>
+    </w:p>
+    <w:p>
+      <w:pPr>
+        <w:shd w:val="clear" w:color="auto" w:fill="FFFFFF"/>
+        <w:spacing w:after="0" w:line="450" w:lineRule="atLeast"/>
+        <w:rPr>
+          <w:rFonts w:ascii="Consolas" w:eastAsia="Times New Roman" w:hAnsi="Consolas" w:cs="Times New Roman"/>
+          <w:b/>
+          <w:bCs/>
+          <w:color w:val="000000"/>
+          <w:sz w:val="33"/>
+          <w:szCs w:val="33"/>
+          <w:lang w:eastAsia="es-ES"/>
+        </w:rPr>
+      </w:pPr>
+      <w:r>
+        <w:rPr>
+          <w:rFonts w:ascii="Consolas" w:eastAsia="Times New Roman" w:hAnsi="Consolas" w:cs="Times New Roman"/>
+          <w:b/>
+          <w:bCs/>
+          <w:color w:val="000000"/>
+          <w:sz w:val="33"/>
+          <w:szCs w:val="33"/>
+          <w:lang w:eastAsia="es-ES"/>
+        </w:rPr>
+        <w:t xml:space="preserve">        </w:t>
+      </w:r>
+      <w:proofErr w:type="spellStart"/>
+      <w:proofErr w:type="gramStart"/>
+      <w:r>
+        <w:rPr>
+          <w:rFonts w:ascii="Consolas" w:eastAsia="Times New Roman" w:hAnsi="Consolas" w:cs="Times New Roman"/>
+          <w:b/>
+          <w:bCs/>
+          <w:color w:val="F92672"/>
+          <w:sz w:val="33"/>
+          <w:szCs w:val="33"/>
+          <w:lang w:eastAsia="es-ES"/>
+        </w:rPr>
+        <w:t>img</w:t>
+      </w:r>
+      <w:proofErr w:type="spellEnd"/>
+      <w:proofErr w:type="gramEnd"/>
+      <w:r>
+        <w:rPr>
+          <w:rFonts w:ascii="Consolas" w:eastAsia="Times New Roman" w:hAnsi="Consolas" w:cs="Times New Roman"/>
+          <w:b/>
+          <w:bCs/>
+          <w:color w:val="000000"/>
+          <w:sz w:val="33"/>
+          <w:szCs w:val="33"/>
+          <w:lang w:eastAsia="es-ES"/>
+        </w:rPr>
+        <w:t xml:space="preserve"> {</w:t>
+      </w:r>
+    </w:p>
+    <w:p>
+      <w:pPr>
+        <w:shd w:val="clear" w:color="auto" w:fill="FFFFFF"/>
+        <w:spacing w:after="0" w:line="450" w:lineRule="atLeast"/>
+        <w:rPr>
+          <w:rFonts w:ascii="Consolas" w:eastAsia="Times New Roman" w:hAnsi="Consolas" w:cs="Times New Roman"/>
+          <w:b/>
+          <w:bCs/>
+          <w:color w:val="000000"/>
+          <w:sz w:val="33"/>
+          <w:szCs w:val="33"/>
+          <w:lang w:eastAsia="es-ES"/>
+        </w:rPr>
+      </w:pPr>
+      <w:r>
+        <w:rPr>
+          <w:rFonts w:ascii="Consolas" w:eastAsia="Times New Roman" w:hAnsi="Consolas" w:cs="Times New Roman"/>
+          <w:b/>
+          <w:bCs/>
+          <w:color w:val="000000"/>
+          <w:sz w:val="33"/>
+          <w:szCs w:val="33"/>
+          <w:lang w:eastAsia="es-ES"/>
+        </w:rPr>
+        <w:t xml:space="preserve">            </w:t>
+      </w:r>
+      <w:proofErr w:type="spellStart"/>
+      <w:proofErr w:type="gramStart"/>
+      <w:r>
+        <w:rPr>
+          <w:rFonts w:ascii="Consolas" w:eastAsia="Times New Roman" w:hAnsi="Consolas" w:cs="Times New Roman"/>
+          <w:b/>
+          <w:bCs/>
+          <w:i/>
+          <w:iCs/>
+          <w:color w:val="28C6E4"/>
+          <w:sz w:val="33"/>
+          <w:szCs w:val="33"/>
+          <w:lang w:eastAsia="es-ES"/>
+        </w:rPr>
+        <w:t>width</w:t>
+      </w:r>
+      <w:proofErr w:type="spellEnd"/>
+      <w:proofErr w:type="gramEnd"/>
+      <w:r>
+        <w:rPr>
+          <w:rFonts w:ascii="Consolas" w:eastAsia="Times New Roman" w:hAnsi="Consolas" w:cs="Times New Roman"/>
+          <w:b/>
+          <w:bCs/>
+          <w:color w:val="000000"/>
+          <w:sz w:val="33"/>
+          <w:szCs w:val="33"/>
+          <w:lang w:eastAsia="es-ES"/>
+        </w:rPr>
+        <w:t xml:space="preserve">: </w:t>
+      </w:r>
+      <w:r>
+        <w:rPr>
+          <w:rFonts w:ascii="Consolas" w:eastAsia="Times New Roman" w:hAnsi="Consolas" w:cs="Times New Roman"/>
+          <w:b/>
+          <w:bCs/>
+          <w:color w:val="AE81FF"/>
+          <w:sz w:val="33"/>
+          <w:szCs w:val="33"/>
+          <w:lang w:eastAsia="es-ES"/>
+        </w:rPr>
+        <w:t>150</w:t>
+      </w:r>
+      <w:r>
+        <w:rPr>
+          <w:rFonts w:ascii="Consolas" w:eastAsia="Times New Roman" w:hAnsi="Consolas" w:cs="Times New Roman"/>
+          <w:b/>
+          <w:bCs/>
+          <w:color w:val="F92672"/>
+          <w:sz w:val="33"/>
+          <w:szCs w:val="33"/>
+          <w:lang w:eastAsia="es-ES"/>
+        </w:rPr>
+        <w:t>px</w:t>
+      </w:r>
+      <w:r>
+        <w:rPr>
+          <w:rFonts w:ascii="Consolas" w:eastAsia="Times New Roman" w:hAnsi="Consolas" w:cs="Times New Roman"/>
+          <w:b/>
+          <w:bCs/>
+          <w:color w:val="000000"/>
+          <w:sz w:val="33"/>
+          <w:szCs w:val="33"/>
+          <w:lang w:eastAsia="es-ES"/>
+        </w:rPr>
+        <w:t>;</w:t>
+      </w:r>
+    </w:p>
+    <w:p>
+      <w:pPr>
+        <w:shd w:val="clear" w:color="auto" w:fill="FFFFFF"/>
+        <w:spacing w:after="0" w:line="450" w:lineRule="atLeast"/>
+        <w:rPr>
+          <w:rFonts w:ascii="Consolas" w:eastAsia="Times New Roman" w:hAnsi="Consolas" w:cs="Times New Roman"/>
+          <w:b/>
+          <w:bCs/>
+          <w:color w:val="000000"/>
+          <w:sz w:val="33"/>
+          <w:szCs w:val="33"/>
+          <w:lang w:eastAsia="es-ES"/>
+        </w:rPr>
+      </w:pPr>
+      <w:r>
+        <w:rPr>
+          <w:rFonts w:ascii="Consolas" w:eastAsia="Times New Roman" w:hAnsi="Consolas" w:cs="Times New Roman"/>
+          <w:b/>
+          <w:bCs/>
+          <w:color w:val="000000"/>
+          <w:sz w:val="33"/>
+          <w:szCs w:val="33"/>
+          <w:lang w:eastAsia="es-ES"/>
+        </w:rPr>
+        <w:t xml:space="preserve">            </w:t>
+      </w:r>
+      <w:proofErr w:type="spellStart"/>
+      <w:proofErr w:type="gramStart"/>
+      <w:r>
+        <w:rPr>
+          <w:rFonts w:ascii="Consolas" w:eastAsia="Times New Roman" w:hAnsi="Consolas" w:cs="Times New Roman"/>
+          <w:b/>
+          <w:bCs/>
+          <w:i/>
+          <w:iCs/>
+          <w:color w:val="28C6E4"/>
+          <w:sz w:val="33"/>
+          <w:szCs w:val="33"/>
+          <w:lang w:eastAsia="es-ES"/>
+        </w:rPr>
+        <w:t>height</w:t>
+      </w:r>
+      <w:proofErr w:type="spellEnd"/>
+      <w:proofErr w:type="gramEnd"/>
+      <w:r>
+        <w:rPr>
+          <w:rFonts w:ascii="Consolas" w:eastAsia="Times New Roman" w:hAnsi="Consolas" w:cs="Times New Roman"/>
+          <w:b/>
+          <w:bCs/>
+          <w:color w:val="000000"/>
+          <w:sz w:val="33"/>
+          <w:szCs w:val="33"/>
+          <w:lang w:eastAsia="es-ES"/>
+        </w:rPr>
+        <w:t xml:space="preserve">: </w:t>
+      </w:r>
+      <w:r>
+        <w:rPr>
+          <w:rFonts w:ascii="Consolas" w:eastAsia="Times New Roman" w:hAnsi="Consolas" w:cs="Times New Roman"/>
+          <w:b/>
+          <w:bCs/>
+          <w:color w:val="AE81FF"/>
+          <w:sz w:val="33"/>
+          <w:szCs w:val="33"/>
+          <w:lang w:eastAsia="es-ES"/>
+        </w:rPr>
+        <w:t>150</w:t>
+      </w:r>
+      <w:r>
+        <w:rPr>
+          <w:rFonts w:ascii="Consolas" w:eastAsia="Times New Roman" w:hAnsi="Consolas" w:cs="Times New Roman"/>
+          <w:b/>
+          <w:bCs/>
+          <w:color w:val="F92672"/>
+          <w:sz w:val="33"/>
+          <w:szCs w:val="33"/>
+          <w:lang w:eastAsia="es-ES"/>
+        </w:rPr>
+        <w:t>px</w:t>
+      </w:r>
+      <w:r>
+        <w:rPr>
+          <w:rFonts w:ascii="Consolas" w:eastAsia="Times New Roman" w:hAnsi="Consolas" w:cs="Times New Roman"/>
+          <w:b/>
+          <w:bCs/>
+          <w:color w:val="000000"/>
+          <w:sz w:val="33"/>
+          <w:szCs w:val="33"/>
+          <w:lang w:eastAsia="es-ES"/>
+        </w:rPr>
+        <w:t>;</w:t>
+      </w:r>
+    </w:p>
+    <w:p>
+      <w:pPr>
+        <w:shd w:val="clear" w:color="auto" w:fill="FFFFFF"/>
+        <w:spacing w:after="0" w:line="450" w:lineRule="atLeast"/>
+        <w:rPr>
+          <w:rFonts w:ascii="Consolas" w:eastAsia="Times New Roman" w:hAnsi="Consolas" w:cs="Times New Roman"/>
+          <w:b/>
+          <w:bCs/>
+          <w:color w:val="000000"/>
+          <w:sz w:val="33"/>
+          <w:szCs w:val="33"/>
+          <w:lang w:eastAsia="es-ES"/>
+        </w:rPr>
+      </w:pPr>
+      <w:r>
+        <w:rPr>
+          <w:rFonts w:ascii="Consolas" w:eastAsia="Times New Roman" w:hAnsi="Consolas" w:cs="Times New Roman"/>
+          <w:b/>
+          <w:bCs/>
+          <w:color w:val="000000"/>
+          <w:sz w:val="33"/>
+          <w:szCs w:val="33"/>
+          <w:lang w:eastAsia="es-ES"/>
+        </w:rPr>
+        <w:t>        }</w:t>
+      </w:r>
+    </w:p>
+    <w:p>
+      <w:pPr>
+        <w:shd w:val="clear" w:color="auto" w:fill="FFFFFF"/>
+        <w:spacing w:after="0" w:line="450" w:lineRule="atLeast"/>
+        <w:rPr>
+          <w:rFonts w:ascii="Consolas" w:eastAsia="Times New Roman" w:hAnsi="Consolas" w:cs="Times New Roman"/>
+          <w:b/>
+          <w:bCs/>
+          <w:color w:val="000000"/>
+          <w:sz w:val="33"/>
+          <w:szCs w:val="33"/>
+          <w:lang w:eastAsia="es-ES"/>
+        </w:rPr>
+      </w:pPr>
+      <w:r>
+        <w:rPr>
+          <w:rFonts w:ascii="Consolas" w:eastAsia="Times New Roman" w:hAnsi="Consolas" w:cs="Times New Roman"/>
+          <w:b/>
+          <w:bCs/>
+          <w:color w:val="000000"/>
+          <w:sz w:val="33"/>
+          <w:szCs w:val="33"/>
+          <w:lang w:eastAsia="es-ES"/>
+        </w:rPr>
+        <w:t>    &lt;/</w:t>
+      </w:r>
+      <w:proofErr w:type="spellStart"/>
+      <w:proofErr w:type="gramStart"/>
+      <w:r>
+        <w:rPr>
+          <w:rFonts w:ascii="Consolas" w:eastAsia="Times New Roman" w:hAnsi="Consolas" w:cs="Times New Roman"/>
+          <w:b/>
+          <w:bCs/>
+          <w:color w:val="F92672"/>
+          <w:sz w:val="33"/>
+          <w:szCs w:val="33"/>
+          <w:lang w:eastAsia="es-ES"/>
+        </w:rPr>
+        <w:t>style</w:t>
+      </w:r>
+      <w:proofErr w:type="spellEnd"/>
+      <w:proofErr w:type="gramEnd"/>
+      <w:r>
+        <w:rPr>
+          <w:rFonts w:ascii="Consolas" w:eastAsia="Times New Roman" w:hAnsi="Consolas" w:cs="Times New Roman"/>
+          <w:b/>
+          <w:bCs/>
+          <w:color w:val="000000"/>
+          <w:sz w:val="33"/>
+          <w:szCs w:val="33"/>
+          <w:lang w:eastAsia="es-ES"/>
+        </w:rPr>
+        <w:t>&gt;</w:t>
+      </w:r>
+    </w:p>
+    <w:p>
+      <w:pPr>
+        <w:shd w:val="clear" w:color="auto" w:fill="FFFFFF"/>
+        <w:spacing w:after="0" w:line="450" w:lineRule="atLeast"/>
+        <w:rPr>
+          <w:rFonts w:ascii="Consolas" w:eastAsia="Times New Roman" w:hAnsi="Consolas" w:cs="Times New Roman"/>
+          <w:b/>
+          <w:bCs/>
+          <w:color w:val="000000"/>
+          <w:sz w:val="33"/>
+          <w:szCs w:val="33"/>
+          <w:lang w:eastAsia="es-ES"/>
+        </w:rPr>
+      </w:pPr>
+      <w:r>
+        <w:rPr>
+          <w:rFonts w:ascii="Consolas" w:eastAsia="Times New Roman" w:hAnsi="Consolas" w:cs="Times New Roman"/>
+          <w:b/>
+          <w:bCs/>
+          <w:color w:val="000000"/>
+          <w:sz w:val="33"/>
+          <w:szCs w:val="33"/>
+          <w:lang w:eastAsia="es-ES"/>
+        </w:rPr>
+        <w:t>    &lt;</w:t>
+      </w:r>
+      <w:proofErr w:type="gramStart"/>
+      <w:r>
+        <w:rPr>
+          <w:rFonts w:ascii="Consolas" w:eastAsia="Times New Roman" w:hAnsi="Consolas" w:cs="Times New Roman"/>
+          <w:b/>
+          <w:bCs/>
+          <w:color w:val="F92672"/>
+          <w:sz w:val="33"/>
+          <w:szCs w:val="33"/>
+          <w:lang w:eastAsia="es-ES"/>
+        </w:rPr>
+        <w:t>script</w:t>
+      </w:r>
+      <w:proofErr w:type="gramEnd"/>
+      <w:r>
+        <w:rPr>
+          <w:rFonts w:ascii="Consolas" w:eastAsia="Times New Roman" w:hAnsi="Consolas" w:cs="Times New Roman"/>
+          <w:b/>
+          <w:bCs/>
+          <w:color w:val="000000"/>
+          <w:sz w:val="33"/>
+          <w:szCs w:val="33"/>
+          <w:lang w:eastAsia="es-ES"/>
+        </w:rPr>
+        <w:t>&gt;</w:t>
+      </w:r>
+    </w:p>
+    <w:p>
+      <w:pPr>
+        <w:shd w:val="clear" w:color="auto" w:fill="FFFFFF"/>
+        <w:spacing w:after="0" w:line="450" w:lineRule="atLeast"/>
+        <w:rPr>
+          <w:rFonts w:ascii="Consolas" w:eastAsia="Times New Roman" w:hAnsi="Consolas" w:cs="Times New Roman"/>
+          <w:b/>
+          <w:bCs/>
+          <w:color w:val="000000"/>
+          <w:sz w:val="33"/>
+          <w:szCs w:val="33"/>
+          <w:lang w:eastAsia="es-ES"/>
+        </w:rPr>
+      </w:pPr>
+      <w:r>
+        <w:rPr>
+          <w:rFonts w:ascii="Consolas" w:eastAsia="Times New Roman" w:hAnsi="Consolas" w:cs="Times New Roman"/>
+          <w:b/>
+          <w:bCs/>
+          <w:color w:val="000000"/>
+          <w:sz w:val="33"/>
+          <w:szCs w:val="33"/>
+          <w:lang w:eastAsia="es-ES"/>
+        </w:rPr>
+        <w:t xml:space="preserve">        </w:t>
+      </w:r>
+      <w:proofErr w:type="spellStart"/>
+      <w:proofErr w:type="gramStart"/>
+      <w:r>
+        <w:rPr>
+          <w:rFonts w:ascii="Consolas" w:eastAsia="Times New Roman" w:hAnsi="Consolas" w:cs="Times New Roman"/>
+          <w:b/>
+          <w:bCs/>
+          <w:i/>
+          <w:iCs/>
+          <w:color w:val="28C6E4"/>
+          <w:sz w:val="33"/>
+          <w:szCs w:val="33"/>
+          <w:lang w:eastAsia="es-ES"/>
+        </w:rPr>
+        <w:t>function</w:t>
+      </w:r>
+      <w:proofErr w:type="spellEnd"/>
+      <w:proofErr w:type="gramEnd"/>
+      <w:r>
+        <w:rPr>
+          <w:rFonts w:ascii="Consolas" w:eastAsia="Times New Roman" w:hAnsi="Consolas" w:cs="Times New Roman"/>
+          <w:b/>
+          <w:bCs/>
+          <w:color w:val="000000"/>
+          <w:sz w:val="33"/>
+          <w:szCs w:val="33"/>
+          <w:lang w:eastAsia="es-ES"/>
+        </w:rPr>
+        <w:t xml:space="preserve"> </w:t>
+      </w:r>
+      <w:proofErr w:type="spellStart"/>
+      <w:r>
+        <w:rPr>
+          <w:rFonts w:ascii="Consolas" w:eastAsia="Times New Roman" w:hAnsi="Consolas" w:cs="Times New Roman"/>
+          <w:b/>
+          <w:bCs/>
+          <w:color w:val="6AAF19"/>
+          <w:sz w:val="33"/>
+          <w:szCs w:val="33"/>
+          <w:lang w:eastAsia="es-ES"/>
+        </w:rPr>
+        <w:t>cambiarImagen</w:t>
+      </w:r>
+      <w:proofErr w:type="spellEnd"/>
+      <w:r>
+        <w:rPr>
+          <w:rFonts w:ascii="Consolas" w:eastAsia="Times New Roman" w:hAnsi="Consolas" w:cs="Times New Roman"/>
+          <w:b/>
+          <w:bCs/>
+          <w:color w:val="000000"/>
+          <w:sz w:val="33"/>
+          <w:szCs w:val="33"/>
+          <w:lang w:eastAsia="es-ES"/>
+        </w:rPr>
+        <w:t>() {</w:t>
+      </w:r>
+    </w:p>
+    <w:p>
+      <w:pPr>
+        <w:shd w:val="clear" w:color="auto" w:fill="FFFFFF"/>
+        <w:spacing w:after="0" w:line="450" w:lineRule="atLeast"/>
+        <w:rPr>
+          <w:rFonts w:ascii="Consolas" w:eastAsia="Times New Roman" w:hAnsi="Consolas" w:cs="Times New Roman"/>
+          <w:b/>
+          <w:bCs/>
+          <w:color w:val="000000"/>
+          <w:sz w:val="33"/>
+          <w:szCs w:val="33"/>
+          <w:lang w:eastAsia="es-ES"/>
+        </w:rPr>
+      </w:pPr>
+      <w:r>
+        <w:rPr>
+          <w:rFonts w:ascii="Consolas" w:eastAsia="Times New Roman" w:hAnsi="Consolas" w:cs="Times New Roman"/>
+          <w:b/>
+          <w:bCs/>
+          <w:color w:val="000000"/>
+          <w:sz w:val="33"/>
+          <w:szCs w:val="33"/>
+          <w:lang w:eastAsia="es-ES"/>
+        </w:rPr>
+        <w:t xml:space="preserve">            </w:t>
+      </w:r>
+      <w:r>
+        <w:rPr>
+          <w:rFonts w:ascii="Consolas" w:eastAsia="Times New Roman" w:hAnsi="Consolas" w:cs="Times New Roman"/>
+          <w:b/>
+          <w:bCs/>
+          <w:color w:val="9F9F8F"/>
+          <w:sz w:val="33"/>
+          <w:szCs w:val="33"/>
+          <w:lang w:eastAsia="es-ES"/>
+        </w:rPr>
+        <w:t>//recuperamos el elemento &lt;</w:t>
+      </w:r>
+      <w:proofErr w:type="spellStart"/>
+      <w:r>
+        <w:rPr>
+          <w:rFonts w:ascii="Consolas" w:eastAsia="Times New Roman" w:hAnsi="Consolas" w:cs="Times New Roman"/>
+          <w:b/>
+          <w:bCs/>
+          <w:color w:val="9F9F8F"/>
+          <w:sz w:val="33"/>
+          <w:szCs w:val="33"/>
+          <w:lang w:eastAsia="es-ES"/>
+        </w:rPr>
+        <w:t>img</w:t>
+      </w:r>
+      <w:proofErr w:type="spellEnd"/>
+      <w:r>
+        <w:rPr>
+          <w:rFonts w:ascii="Consolas" w:eastAsia="Times New Roman" w:hAnsi="Consolas" w:cs="Times New Roman"/>
+          <w:b/>
+          <w:bCs/>
+          <w:color w:val="9F9F8F"/>
+          <w:sz w:val="33"/>
+          <w:szCs w:val="33"/>
+          <w:lang w:eastAsia="es-ES"/>
+        </w:rPr>
+        <w:t>&gt; llamado imagen</w:t>
+      </w:r>
+    </w:p>
+    <w:p>
+      <w:pPr>
+        <w:shd w:val="clear" w:color="auto" w:fill="FFFFFF"/>
+        <w:spacing w:after="0" w:line="450" w:lineRule="atLeast"/>
+        <w:rPr>
+          <w:rFonts w:ascii="Consolas" w:eastAsia="Times New Roman" w:hAnsi="Consolas" w:cs="Times New Roman"/>
+          <w:b/>
+          <w:bCs/>
+          <w:color w:val="000000"/>
+          <w:sz w:val="33"/>
+          <w:szCs w:val="33"/>
+          <w:lang w:eastAsia="es-ES"/>
+        </w:rPr>
+      </w:pPr>
+      <w:r>
+        <w:rPr>
+          <w:rFonts w:ascii="Consolas" w:eastAsia="Times New Roman" w:hAnsi="Consolas" w:cs="Times New Roman"/>
+          <w:b/>
+          <w:bCs/>
+          <w:color w:val="000000"/>
+          <w:sz w:val="33"/>
+          <w:szCs w:val="33"/>
+          <w:lang w:eastAsia="es-ES"/>
+        </w:rPr>
+        <w:t xml:space="preserve">            </w:t>
+      </w:r>
+      <w:proofErr w:type="spellStart"/>
+      <w:proofErr w:type="gramStart"/>
+      <w:r>
+        <w:rPr>
+          <w:rFonts w:ascii="Consolas" w:eastAsia="Times New Roman" w:hAnsi="Consolas" w:cs="Times New Roman"/>
+          <w:b/>
+          <w:bCs/>
+          <w:i/>
+          <w:iCs/>
+          <w:color w:val="28C6E4"/>
+          <w:sz w:val="33"/>
+          <w:szCs w:val="33"/>
+          <w:lang w:eastAsia="es-ES"/>
+        </w:rPr>
+        <w:t>let</w:t>
+      </w:r>
+      <w:proofErr w:type="spellEnd"/>
+      <w:proofErr w:type="gramEnd"/>
+      <w:r>
+        <w:rPr>
+          <w:rFonts w:ascii="Consolas" w:eastAsia="Times New Roman" w:hAnsi="Consolas" w:cs="Times New Roman"/>
+          <w:b/>
+          <w:bCs/>
+          <w:color w:val="000000"/>
+          <w:sz w:val="33"/>
+          <w:szCs w:val="33"/>
+          <w:lang w:eastAsia="es-ES"/>
+        </w:rPr>
+        <w:t xml:space="preserve"> </w:t>
+      </w:r>
+      <w:proofErr w:type="spellStart"/>
+      <w:r>
+        <w:rPr>
+          <w:rFonts w:ascii="Consolas" w:eastAsia="Times New Roman" w:hAnsi="Consolas" w:cs="Times New Roman"/>
+          <w:b/>
+          <w:bCs/>
+          <w:color w:val="000000"/>
+          <w:sz w:val="33"/>
+          <w:szCs w:val="33"/>
+          <w:lang w:eastAsia="es-ES"/>
+        </w:rPr>
+        <w:t>img</w:t>
+      </w:r>
+      <w:proofErr w:type="spellEnd"/>
+      <w:r>
+        <w:rPr>
+          <w:rFonts w:ascii="Consolas" w:eastAsia="Times New Roman" w:hAnsi="Consolas" w:cs="Times New Roman"/>
+          <w:b/>
+          <w:bCs/>
+          <w:color w:val="000000"/>
+          <w:sz w:val="33"/>
+          <w:szCs w:val="33"/>
+          <w:lang w:eastAsia="es-ES"/>
+        </w:rPr>
+        <w:t xml:space="preserve"> </w:t>
+      </w:r>
+      <w:r>
+        <w:rPr>
+          <w:rFonts w:ascii="Consolas" w:eastAsia="Times New Roman" w:hAnsi="Consolas" w:cs="Times New Roman"/>
+          <w:b/>
+          <w:bCs/>
+          <w:color w:val="F92672"/>
+          <w:sz w:val="33"/>
+          <w:szCs w:val="33"/>
+          <w:lang w:eastAsia="es-ES"/>
+        </w:rPr>
+        <w:t>=</w:t>
+      </w:r>
+      <w:r>
+        <w:rPr>
+          <w:rFonts w:ascii="Consolas" w:eastAsia="Times New Roman" w:hAnsi="Consolas" w:cs="Times New Roman"/>
+          <w:b/>
+          <w:bCs/>
+          <w:color w:val="000000"/>
+          <w:sz w:val="33"/>
+          <w:szCs w:val="33"/>
+          <w:lang w:eastAsia="es-ES"/>
+        </w:rPr>
+        <w:t xml:space="preserve"> </w:t>
+      </w:r>
+      <w:proofErr w:type="spellStart"/>
+      <w:r>
+        <w:rPr>
+          <w:rFonts w:ascii="Consolas" w:eastAsia="Times New Roman" w:hAnsi="Consolas" w:cs="Times New Roman"/>
+          <w:b/>
+          <w:bCs/>
+          <w:color w:val="000000"/>
+          <w:sz w:val="33"/>
+          <w:szCs w:val="33"/>
+          <w:lang w:eastAsia="es-ES"/>
+        </w:rPr>
+        <w:t>document.</w:t>
+      </w:r>
+      <w:r>
+        <w:rPr>
+          <w:rFonts w:ascii="Consolas" w:eastAsia="Times New Roman" w:hAnsi="Consolas" w:cs="Times New Roman"/>
+          <w:b/>
+          <w:bCs/>
+          <w:color w:val="6AAF19"/>
+          <w:sz w:val="33"/>
+          <w:szCs w:val="33"/>
+          <w:lang w:eastAsia="es-ES"/>
+        </w:rPr>
+        <w:t>getElementById</w:t>
+      </w:r>
+      <w:proofErr w:type="spellEnd"/>
+      <w:r>
+        <w:rPr>
+          <w:rFonts w:ascii="Consolas" w:eastAsia="Times New Roman" w:hAnsi="Consolas" w:cs="Times New Roman"/>
+          <w:b/>
+          <w:bCs/>
+          <w:color w:val="000000"/>
+          <w:sz w:val="33"/>
+          <w:szCs w:val="33"/>
+          <w:lang w:eastAsia="es-ES"/>
+        </w:rPr>
+        <w:t>(</w:t>
+      </w:r>
+      <w:r>
+        <w:rPr>
+          <w:rFonts w:ascii="Consolas" w:eastAsia="Times New Roman" w:hAnsi="Consolas" w:cs="Times New Roman"/>
+          <w:b/>
+          <w:bCs/>
+          <w:color w:val="F25A00"/>
+          <w:sz w:val="33"/>
+          <w:szCs w:val="33"/>
+          <w:lang w:eastAsia="es-ES"/>
+        </w:rPr>
+        <w:t>"imagen"</w:t>
+      </w:r>
+      <w:r>
+        <w:rPr>
+          <w:rFonts w:ascii="Consolas" w:eastAsia="Times New Roman" w:hAnsi="Consolas" w:cs="Times New Roman"/>
+          <w:b/>
+          <w:bCs/>
+          <w:color w:val="000000"/>
+          <w:sz w:val="33"/>
+          <w:szCs w:val="33"/>
+          <w:lang w:eastAsia="es-ES"/>
+        </w:rPr>
+        <w:t>);</w:t>
+      </w:r>
+    </w:p>
+    <w:p>
+      <w:pPr>
+        <w:shd w:val="clear" w:color="auto" w:fill="FFFFFF"/>
+        <w:spacing w:after="0" w:line="450" w:lineRule="atLeast"/>
+        <w:rPr>
+          <w:rFonts w:ascii="Consolas" w:eastAsia="Times New Roman" w:hAnsi="Consolas" w:cs="Times New Roman"/>
+          <w:b/>
+          <w:bCs/>
+          <w:color w:val="000000"/>
+          <w:sz w:val="33"/>
+          <w:szCs w:val="33"/>
+          <w:lang w:eastAsia="es-ES"/>
+        </w:rPr>
+      </w:pPr>
+      <w:r>
+        <w:rPr>
+          <w:rFonts w:ascii="Consolas" w:eastAsia="Times New Roman" w:hAnsi="Consolas" w:cs="Times New Roman"/>
+          <w:b/>
+          <w:bCs/>
+          <w:color w:val="000000"/>
+          <w:sz w:val="33"/>
+          <w:szCs w:val="33"/>
+          <w:lang w:eastAsia="es-ES"/>
+        </w:rPr>
+        <w:t xml:space="preserve">            </w:t>
+      </w:r>
+      <w:r>
+        <w:rPr>
+          <w:rFonts w:ascii="Consolas" w:eastAsia="Times New Roman" w:hAnsi="Consolas" w:cs="Times New Roman"/>
+          <w:b/>
+          <w:bCs/>
+          <w:color w:val="9F9F8F"/>
+          <w:sz w:val="33"/>
+          <w:szCs w:val="33"/>
+          <w:lang w:eastAsia="es-ES"/>
+        </w:rPr>
+        <w:t>//cambiamos una imagen por otra imagen</w:t>
+      </w:r>
+    </w:p>
+    <w:p>
+      <w:pPr>
+        <w:shd w:val="clear" w:color="auto" w:fill="FFFFFF"/>
+        <w:spacing w:after="0" w:line="450" w:lineRule="atLeast"/>
+        <w:rPr>
+          <w:rFonts w:ascii="Consolas" w:eastAsia="Times New Roman" w:hAnsi="Consolas" w:cs="Times New Roman"/>
+          <w:b/>
+          <w:bCs/>
+          <w:color w:val="000000"/>
+          <w:sz w:val="33"/>
+          <w:szCs w:val="33"/>
+          <w:lang w:eastAsia="es-ES"/>
+        </w:rPr>
+      </w:pPr>
+      <w:r>
+        <w:rPr>
+          <w:rFonts w:ascii="Consolas" w:eastAsia="Times New Roman" w:hAnsi="Consolas" w:cs="Times New Roman"/>
+          <w:b/>
+          <w:bCs/>
+          <w:color w:val="000000"/>
+          <w:sz w:val="33"/>
+          <w:szCs w:val="33"/>
+          <w:lang w:eastAsia="es-ES"/>
+        </w:rPr>
+        <w:t xml:space="preserve">            </w:t>
+      </w:r>
+      <w:proofErr w:type="spellStart"/>
+      <w:r>
+        <w:rPr>
+          <w:rFonts w:ascii="Consolas" w:eastAsia="Times New Roman" w:hAnsi="Consolas" w:cs="Times New Roman"/>
+          <w:b/>
+          <w:bCs/>
+          <w:color w:val="000000"/>
+          <w:sz w:val="33"/>
+          <w:szCs w:val="33"/>
+          <w:lang w:eastAsia="es-ES"/>
+        </w:rPr>
+        <w:t>img.src</w:t>
+      </w:r>
+      <w:proofErr w:type="spellEnd"/>
+      <w:r>
+        <w:rPr>
+          <w:rFonts w:ascii="Consolas" w:eastAsia="Times New Roman" w:hAnsi="Consolas" w:cs="Times New Roman"/>
+          <w:b/>
+          <w:bCs/>
+          <w:color w:val="000000"/>
+          <w:sz w:val="33"/>
+          <w:szCs w:val="33"/>
+          <w:lang w:eastAsia="es-ES"/>
+        </w:rPr>
+        <w:t xml:space="preserve"> </w:t>
+      </w:r>
+      <w:r>
+        <w:rPr>
+          <w:rFonts w:ascii="Consolas" w:eastAsia="Times New Roman" w:hAnsi="Consolas" w:cs="Times New Roman"/>
+          <w:b/>
+          <w:bCs/>
+          <w:color w:val="F92672"/>
+          <w:sz w:val="33"/>
+          <w:szCs w:val="33"/>
+          <w:lang w:eastAsia="es-ES"/>
+        </w:rPr>
+        <w:t>=</w:t>
+      </w:r>
+      <w:r>
+        <w:rPr>
+          <w:rFonts w:ascii="Consolas" w:eastAsia="Times New Roman" w:hAnsi="Consolas" w:cs="Times New Roman"/>
+          <w:b/>
+          <w:bCs/>
+          <w:color w:val="000000"/>
+          <w:sz w:val="33"/>
+          <w:szCs w:val="33"/>
+          <w:lang w:eastAsia="es-ES"/>
+        </w:rPr>
+        <w:t xml:space="preserve"> </w:t>
+      </w:r>
+      <w:r>
+        <w:rPr>
+          <w:rFonts w:ascii="Consolas" w:eastAsia="Times New Roman" w:hAnsi="Consolas" w:cs="Times New Roman"/>
+          <w:b/>
+          <w:bCs/>
+          <w:color w:val="F25A00"/>
+          <w:sz w:val="33"/>
+          <w:szCs w:val="33"/>
+          <w:lang w:eastAsia="es-ES"/>
+        </w:rPr>
+        <w:t>"</w:t>
+      </w:r>
+      <w:proofErr w:type="spellStart"/>
+      <w:r>
+        <w:rPr>
+          <w:rFonts w:ascii="Consolas" w:eastAsia="Times New Roman" w:hAnsi="Consolas" w:cs="Times New Roman"/>
+          <w:b/>
+          <w:bCs/>
+          <w:color w:val="F25A00"/>
+          <w:sz w:val="33"/>
+          <w:szCs w:val="33"/>
+          <w:lang w:eastAsia="es-ES"/>
+        </w:rPr>
+        <w:t>images</w:t>
+      </w:r>
+      <w:proofErr w:type="spellEnd"/>
+      <w:r>
+        <w:rPr>
+          <w:rFonts w:ascii="Consolas" w:eastAsia="Times New Roman" w:hAnsi="Consolas" w:cs="Times New Roman"/>
+          <w:b/>
+          <w:bCs/>
+          <w:color w:val="F25A00"/>
+          <w:sz w:val="33"/>
+          <w:szCs w:val="33"/>
+          <w:lang w:eastAsia="es-ES"/>
+        </w:rPr>
+        <w:t>/02.jpg"</w:t>
+      </w:r>
+      <w:r>
+        <w:rPr>
+          <w:rFonts w:ascii="Consolas" w:eastAsia="Times New Roman" w:hAnsi="Consolas" w:cs="Times New Roman"/>
+          <w:b/>
+          <w:bCs/>
+          <w:color w:val="000000"/>
+          <w:sz w:val="33"/>
+          <w:szCs w:val="33"/>
+          <w:lang w:eastAsia="es-ES"/>
+        </w:rPr>
+        <w:t>;</w:t>
+      </w:r>
+    </w:p>
+    <w:p>
+      <w:pPr>
+        <w:shd w:val="clear" w:color="auto" w:fill="FFFFFF"/>
+        <w:spacing w:after="0" w:line="450" w:lineRule="atLeast"/>
+        <w:rPr>
+          <w:rFonts w:ascii="Consolas" w:eastAsia="Times New Roman" w:hAnsi="Consolas" w:cs="Times New Roman"/>
+          <w:b/>
+          <w:bCs/>
+          <w:color w:val="000000"/>
+          <w:sz w:val="33"/>
+          <w:szCs w:val="33"/>
+          <w:lang w:eastAsia="es-ES"/>
+        </w:rPr>
+      </w:pPr>
+      <w:r>
+        <w:rPr>
+          <w:rFonts w:ascii="Consolas" w:eastAsia="Times New Roman" w:hAnsi="Consolas" w:cs="Times New Roman"/>
+          <w:b/>
+          <w:bCs/>
+          <w:color w:val="000000"/>
+          <w:sz w:val="33"/>
+          <w:szCs w:val="33"/>
+          <w:lang w:eastAsia="es-ES"/>
+        </w:rPr>
+        <w:t>        }</w:t>
+      </w:r>
+    </w:p>
+    <w:p>
+      <w:pPr>
+        <w:shd w:val="clear" w:color="auto" w:fill="FFFFFF"/>
+        <w:spacing w:after="0" w:line="450" w:lineRule="atLeast"/>
+        <w:rPr>
+          <w:rFonts w:ascii="Consolas" w:eastAsia="Times New Roman" w:hAnsi="Consolas" w:cs="Times New Roman"/>
+          <w:b/>
+          <w:bCs/>
+          <w:color w:val="000000"/>
+          <w:sz w:val="33"/>
+          <w:szCs w:val="33"/>
+          <w:lang w:eastAsia="es-ES"/>
+        </w:rPr>
+      </w:pPr>
+    </w:p>
+    <w:p>
+      <w:pPr>
+        <w:shd w:val="clear" w:color="auto" w:fill="FFFFFF"/>
+        <w:spacing w:after="0" w:line="450" w:lineRule="atLeast"/>
+        <w:rPr>
+          <w:rFonts w:ascii="Consolas" w:eastAsia="Times New Roman" w:hAnsi="Consolas" w:cs="Times New Roman"/>
+          <w:b/>
+          <w:bCs/>
+          <w:color w:val="000000"/>
+          <w:sz w:val="33"/>
+          <w:szCs w:val="33"/>
+          <w:lang w:eastAsia="es-ES"/>
+        </w:rPr>
+      </w:pPr>
+      <w:r>
+        <w:rPr>
+          <w:rFonts w:ascii="Consolas" w:eastAsia="Times New Roman" w:hAnsi="Consolas" w:cs="Times New Roman"/>
+          <w:b/>
+          <w:bCs/>
+          <w:color w:val="000000"/>
+          <w:sz w:val="33"/>
+          <w:szCs w:val="33"/>
+          <w:lang w:eastAsia="es-ES"/>
+        </w:rPr>
+        <w:t xml:space="preserve">        </w:t>
+      </w:r>
+      <w:proofErr w:type="spellStart"/>
+      <w:proofErr w:type="gramStart"/>
+      <w:r>
+        <w:rPr>
+          <w:rFonts w:ascii="Consolas" w:eastAsia="Times New Roman" w:hAnsi="Consolas" w:cs="Times New Roman"/>
+          <w:b/>
+          <w:bCs/>
+          <w:i/>
+          <w:iCs/>
+          <w:color w:val="28C6E4"/>
+          <w:sz w:val="33"/>
+          <w:szCs w:val="33"/>
+          <w:lang w:eastAsia="es-ES"/>
+        </w:rPr>
+        <w:t>function</w:t>
+      </w:r>
+      <w:proofErr w:type="spellEnd"/>
+      <w:proofErr w:type="gramEnd"/>
+      <w:r>
+        <w:rPr>
+          <w:rFonts w:ascii="Consolas" w:eastAsia="Times New Roman" w:hAnsi="Consolas" w:cs="Times New Roman"/>
+          <w:b/>
+          <w:bCs/>
+          <w:color w:val="000000"/>
+          <w:sz w:val="33"/>
+          <w:szCs w:val="33"/>
+          <w:lang w:eastAsia="es-ES"/>
+        </w:rPr>
+        <w:t xml:space="preserve"> </w:t>
+      </w:r>
+      <w:proofErr w:type="spellStart"/>
+      <w:r>
+        <w:rPr>
+          <w:rFonts w:ascii="Consolas" w:eastAsia="Times New Roman" w:hAnsi="Consolas" w:cs="Times New Roman"/>
+          <w:b/>
+          <w:bCs/>
+          <w:color w:val="6AAF19"/>
+          <w:sz w:val="33"/>
+          <w:szCs w:val="33"/>
+          <w:lang w:eastAsia="es-ES"/>
+        </w:rPr>
+        <w:t>salirImagen</w:t>
+      </w:r>
+      <w:proofErr w:type="spellEnd"/>
+      <w:r>
+        <w:rPr>
+          <w:rFonts w:ascii="Consolas" w:eastAsia="Times New Roman" w:hAnsi="Consolas" w:cs="Times New Roman"/>
+          <w:b/>
+          <w:bCs/>
+          <w:color w:val="000000"/>
+          <w:sz w:val="33"/>
+          <w:szCs w:val="33"/>
+          <w:lang w:eastAsia="es-ES"/>
+        </w:rPr>
+        <w:t>() {</w:t>
+      </w:r>
+    </w:p>
+    <w:p>
+      <w:pPr>
+        <w:shd w:val="clear" w:color="auto" w:fill="FFFFFF"/>
+        <w:spacing w:after="0" w:line="450" w:lineRule="atLeast"/>
+        <w:rPr>
+          <w:rFonts w:ascii="Consolas" w:eastAsia="Times New Roman" w:hAnsi="Consolas" w:cs="Times New Roman"/>
+          <w:b/>
+          <w:bCs/>
+          <w:color w:val="000000"/>
+          <w:sz w:val="33"/>
+          <w:szCs w:val="33"/>
+          <w:lang w:eastAsia="es-ES"/>
+        </w:rPr>
+      </w:pPr>
+      <w:r>
+        <w:rPr>
+          <w:rFonts w:ascii="Consolas" w:eastAsia="Times New Roman" w:hAnsi="Consolas" w:cs="Times New Roman"/>
+          <w:b/>
+          <w:bCs/>
+          <w:color w:val="000000"/>
+          <w:sz w:val="33"/>
+          <w:szCs w:val="33"/>
+          <w:lang w:eastAsia="es-ES"/>
+        </w:rPr>
+        <w:t xml:space="preserve">            </w:t>
+      </w:r>
+      <w:r>
+        <w:rPr>
+          <w:rFonts w:ascii="Consolas" w:eastAsia="Times New Roman" w:hAnsi="Consolas" w:cs="Times New Roman"/>
+          <w:b/>
+          <w:bCs/>
+          <w:color w:val="9F9F8F"/>
+          <w:sz w:val="33"/>
+          <w:szCs w:val="33"/>
+          <w:lang w:eastAsia="es-ES"/>
+        </w:rPr>
+        <w:t>//recuperamos el elemento &lt;</w:t>
+      </w:r>
+      <w:proofErr w:type="spellStart"/>
+      <w:r>
+        <w:rPr>
+          <w:rFonts w:ascii="Consolas" w:eastAsia="Times New Roman" w:hAnsi="Consolas" w:cs="Times New Roman"/>
+          <w:b/>
+          <w:bCs/>
+          <w:color w:val="9F9F8F"/>
+          <w:sz w:val="33"/>
+          <w:szCs w:val="33"/>
+          <w:lang w:eastAsia="es-ES"/>
+        </w:rPr>
+        <w:t>img</w:t>
+      </w:r>
+      <w:proofErr w:type="spellEnd"/>
+      <w:r>
+        <w:rPr>
+          <w:rFonts w:ascii="Consolas" w:eastAsia="Times New Roman" w:hAnsi="Consolas" w:cs="Times New Roman"/>
+          <w:b/>
+          <w:bCs/>
+          <w:color w:val="9F9F8F"/>
+          <w:sz w:val="33"/>
+          <w:szCs w:val="33"/>
+          <w:lang w:eastAsia="es-ES"/>
+        </w:rPr>
+        <w:t>&gt; llamado imagen</w:t>
+      </w:r>
+    </w:p>
+    <w:p>
+      <w:pPr>
+        <w:shd w:val="clear" w:color="auto" w:fill="FFFFFF"/>
+        <w:spacing w:after="0" w:line="450" w:lineRule="atLeast"/>
+        <w:rPr>
+          <w:rFonts w:ascii="Consolas" w:eastAsia="Times New Roman" w:hAnsi="Consolas" w:cs="Times New Roman"/>
+          <w:b/>
+          <w:bCs/>
+          <w:color w:val="000000"/>
+          <w:sz w:val="33"/>
+          <w:szCs w:val="33"/>
+          <w:lang w:eastAsia="es-ES"/>
+        </w:rPr>
+      </w:pPr>
+      <w:r>
+        <w:rPr>
+          <w:rFonts w:ascii="Consolas" w:eastAsia="Times New Roman" w:hAnsi="Consolas" w:cs="Times New Roman"/>
+          <w:b/>
+          <w:bCs/>
+          <w:color w:val="000000"/>
+          <w:sz w:val="33"/>
+          <w:szCs w:val="33"/>
+          <w:lang w:eastAsia="es-ES"/>
+        </w:rPr>
+        <w:t xml:space="preserve">            </w:t>
+      </w:r>
+      <w:proofErr w:type="spellStart"/>
+      <w:proofErr w:type="gramStart"/>
+      <w:r>
+        <w:rPr>
+          <w:rFonts w:ascii="Consolas" w:eastAsia="Times New Roman" w:hAnsi="Consolas" w:cs="Times New Roman"/>
+          <w:b/>
+          <w:bCs/>
+          <w:i/>
+          <w:iCs/>
+          <w:color w:val="28C6E4"/>
+          <w:sz w:val="33"/>
+          <w:szCs w:val="33"/>
+          <w:lang w:eastAsia="es-ES"/>
+        </w:rPr>
+        <w:t>let</w:t>
+      </w:r>
+      <w:proofErr w:type="spellEnd"/>
+      <w:proofErr w:type="gramEnd"/>
+      <w:r>
+        <w:rPr>
+          <w:rFonts w:ascii="Consolas" w:eastAsia="Times New Roman" w:hAnsi="Consolas" w:cs="Times New Roman"/>
+          <w:b/>
+          <w:bCs/>
+          <w:color w:val="000000"/>
+          <w:sz w:val="33"/>
+          <w:szCs w:val="33"/>
+          <w:lang w:eastAsia="es-ES"/>
+        </w:rPr>
+        <w:t xml:space="preserve"> imagen </w:t>
+      </w:r>
+      <w:r>
+        <w:rPr>
+          <w:rFonts w:ascii="Consolas" w:eastAsia="Times New Roman" w:hAnsi="Consolas" w:cs="Times New Roman"/>
+          <w:b/>
+          <w:bCs/>
+          <w:color w:val="F92672"/>
+          <w:sz w:val="33"/>
+          <w:szCs w:val="33"/>
+          <w:lang w:eastAsia="es-ES"/>
+        </w:rPr>
+        <w:t>=</w:t>
+      </w:r>
+      <w:r>
+        <w:rPr>
+          <w:rFonts w:ascii="Consolas" w:eastAsia="Times New Roman" w:hAnsi="Consolas" w:cs="Times New Roman"/>
+          <w:b/>
+          <w:bCs/>
+          <w:color w:val="000000"/>
+          <w:sz w:val="33"/>
+          <w:szCs w:val="33"/>
+          <w:lang w:eastAsia="es-ES"/>
+        </w:rPr>
+        <w:t xml:space="preserve"> </w:t>
+      </w:r>
+      <w:proofErr w:type="spellStart"/>
+      <w:r>
+        <w:rPr>
+          <w:rFonts w:ascii="Consolas" w:eastAsia="Times New Roman" w:hAnsi="Consolas" w:cs="Times New Roman"/>
+          <w:b/>
+          <w:bCs/>
+          <w:color w:val="000000"/>
+          <w:sz w:val="33"/>
+          <w:szCs w:val="33"/>
+          <w:lang w:eastAsia="es-ES"/>
+        </w:rPr>
+        <w:t>document.</w:t>
+      </w:r>
+      <w:r>
+        <w:rPr>
+          <w:rFonts w:ascii="Consolas" w:eastAsia="Times New Roman" w:hAnsi="Consolas" w:cs="Times New Roman"/>
+          <w:b/>
+          <w:bCs/>
+          <w:color w:val="6AAF19"/>
+          <w:sz w:val="33"/>
+          <w:szCs w:val="33"/>
+          <w:lang w:eastAsia="es-ES"/>
+        </w:rPr>
+        <w:t>getElementById</w:t>
+      </w:r>
+      <w:proofErr w:type="spellEnd"/>
+      <w:r>
+        <w:rPr>
+          <w:rFonts w:ascii="Consolas" w:eastAsia="Times New Roman" w:hAnsi="Consolas" w:cs="Times New Roman"/>
+          <w:b/>
+          <w:bCs/>
+          <w:color w:val="000000"/>
+          <w:sz w:val="33"/>
+          <w:szCs w:val="33"/>
+          <w:lang w:eastAsia="es-ES"/>
+        </w:rPr>
+        <w:t>(</w:t>
+      </w:r>
+      <w:r>
+        <w:rPr>
+          <w:rFonts w:ascii="Consolas" w:eastAsia="Times New Roman" w:hAnsi="Consolas" w:cs="Times New Roman"/>
+          <w:b/>
+          <w:bCs/>
+          <w:color w:val="F25A00"/>
+          <w:sz w:val="33"/>
+          <w:szCs w:val="33"/>
+          <w:lang w:eastAsia="es-ES"/>
+        </w:rPr>
+        <w:t>"imagen"</w:t>
+      </w:r>
+      <w:r>
+        <w:rPr>
+          <w:rFonts w:ascii="Consolas" w:eastAsia="Times New Roman" w:hAnsi="Consolas" w:cs="Times New Roman"/>
+          <w:b/>
+          <w:bCs/>
+          <w:color w:val="000000"/>
+          <w:sz w:val="33"/>
+          <w:szCs w:val="33"/>
+          <w:lang w:eastAsia="es-ES"/>
+        </w:rPr>
+        <w:t>);</w:t>
+      </w:r>
+    </w:p>
+    <w:p>
+      <w:pPr>
+        <w:shd w:val="clear" w:color="auto" w:fill="FFFFFF"/>
+        <w:spacing w:after="0" w:line="450" w:lineRule="atLeast"/>
+        <w:rPr>
+          <w:rFonts w:ascii="Consolas" w:eastAsia="Times New Roman" w:hAnsi="Consolas" w:cs="Times New Roman"/>
+          <w:b/>
+          <w:bCs/>
+          <w:color w:val="000000"/>
+          <w:sz w:val="33"/>
+          <w:szCs w:val="33"/>
+          <w:lang w:eastAsia="es-ES"/>
+        </w:rPr>
+      </w:pPr>
+      <w:r>
+        <w:rPr>
+          <w:rFonts w:ascii="Consolas" w:eastAsia="Times New Roman" w:hAnsi="Consolas" w:cs="Times New Roman"/>
+          <w:b/>
+          <w:bCs/>
+          <w:color w:val="000000"/>
+          <w:sz w:val="33"/>
+          <w:szCs w:val="33"/>
+          <w:lang w:eastAsia="es-ES"/>
+        </w:rPr>
+        <w:t xml:space="preserve">            </w:t>
+      </w:r>
+      <w:proofErr w:type="spellStart"/>
+      <w:r>
+        <w:rPr>
+          <w:rFonts w:ascii="Consolas" w:eastAsia="Times New Roman" w:hAnsi="Consolas" w:cs="Times New Roman"/>
+          <w:b/>
+          <w:bCs/>
+          <w:color w:val="000000"/>
+          <w:sz w:val="33"/>
+          <w:szCs w:val="33"/>
+          <w:lang w:eastAsia="es-ES"/>
+        </w:rPr>
+        <w:t>imagen.src</w:t>
+      </w:r>
+      <w:proofErr w:type="spellEnd"/>
+      <w:r>
+        <w:rPr>
+          <w:rFonts w:ascii="Consolas" w:eastAsia="Times New Roman" w:hAnsi="Consolas" w:cs="Times New Roman"/>
+          <w:b/>
+          <w:bCs/>
+          <w:color w:val="000000"/>
+          <w:sz w:val="33"/>
+          <w:szCs w:val="33"/>
+          <w:lang w:eastAsia="es-ES"/>
+        </w:rPr>
+        <w:t xml:space="preserve"> </w:t>
+      </w:r>
+      <w:r>
+        <w:rPr>
+          <w:rFonts w:ascii="Consolas" w:eastAsia="Times New Roman" w:hAnsi="Consolas" w:cs="Times New Roman"/>
+          <w:b/>
+          <w:bCs/>
+          <w:color w:val="F92672"/>
+          <w:sz w:val="33"/>
+          <w:szCs w:val="33"/>
+          <w:lang w:eastAsia="es-ES"/>
+        </w:rPr>
+        <w:t>=</w:t>
+      </w:r>
+      <w:r>
+        <w:rPr>
+          <w:rFonts w:ascii="Consolas" w:eastAsia="Times New Roman" w:hAnsi="Consolas" w:cs="Times New Roman"/>
+          <w:b/>
+          <w:bCs/>
+          <w:color w:val="000000"/>
+          <w:sz w:val="33"/>
+          <w:szCs w:val="33"/>
+          <w:lang w:eastAsia="es-ES"/>
+        </w:rPr>
+        <w:t xml:space="preserve"> </w:t>
+      </w:r>
+      <w:r>
+        <w:rPr>
+          <w:rFonts w:ascii="Consolas" w:eastAsia="Times New Roman" w:hAnsi="Consolas" w:cs="Times New Roman"/>
+          <w:b/>
+          <w:bCs/>
+          <w:color w:val="F25A00"/>
+          <w:sz w:val="33"/>
+          <w:szCs w:val="33"/>
+          <w:lang w:eastAsia="es-ES"/>
+        </w:rPr>
+        <w:t>"</w:t>
+      </w:r>
+      <w:proofErr w:type="spellStart"/>
+      <w:r>
+        <w:rPr>
+          <w:rFonts w:ascii="Consolas" w:eastAsia="Times New Roman" w:hAnsi="Consolas" w:cs="Times New Roman"/>
+          <w:b/>
+          <w:bCs/>
+          <w:color w:val="F25A00"/>
+          <w:sz w:val="33"/>
+          <w:szCs w:val="33"/>
+          <w:lang w:eastAsia="es-ES"/>
+        </w:rPr>
+        <w:t>images</w:t>
+      </w:r>
+      <w:proofErr w:type="spellEnd"/>
+      <w:r>
+        <w:rPr>
+          <w:rFonts w:ascii="Consolas" w:eastAsia="Times New Roman" w:hAnsi="Consolas" w:cs="Times New Roman"/>
+          <w:b/>
+          <w:bCs/>
+          <w:color w:val="F25A00"/>
+          <w:sz w:val="33"/>
+          <w:szCs w:val="33"/>
+          <w:lang w:eastAsia="es-ES"/>
+        </w:rPr>
+        <w:t>/01.avif"</w:t>
+      </w:r>
+      <w:r>
+        <w:rPr>
+          <w:rFonts w:ascii="Consolas" w:eastAsia="Times New Roman" w:hAnsi="Consolas" w:cs="Times New Roman"/>
+          <w:b/>
+          <w:bCs/>
+          <w:color w:val="000000"/>
+          <w:sz w:val="33"/>
+          <w:szCs w:val="33"/>
+          <w:lang w:eastAsia="es-ES"/>
+        </w:rPr>
+        <w:t>;</w:t>
+      </w:r>
+    </w:p>
+    <w:p>
+      <w:pPr>
+        <w:shd w:val="clear" w:color="auto" w:fill="FFFFFF"/>
+        <w:spacing w:after="0" w:line="450" w:lineRule="atLeast"/>
+        <w:rPr>
+          <w:rFonts w:ascii="Consolas" w:eastAsia="Times New Roman" w:hAnsi="Consolas" w:cs="Times New Roman"/>
+          <w:b/>
+          <w:bCs/>
+          <w:color w:val="000000"/>
+          <w:sz w:val="33"/>
+          <w:szCs w:val="33"/>
+          <w:lang w:eastAsia="es-ES"/>
+        </w:rPr>
+      </w:pPr>
+      <w:r>
+        <w:rPr>
+          <w:rFonts w:ascii="Consolas" w:eastAsia="Times New Roman" w:hAnsi="Consolas" w:cs="Times New Roman"/>
+          <w:b/>
+          <w:bCs/>
+          <w:color w:val="000000"/>
+          <w:sz w:val="33"/>
+          <w:szCs w:val="33"/>
+          <w:lang w:eastAsia="es-ES"/>
+        </w:rPr>
+        <w:t>        }</w:t>
+      </w:r>
+    </w:p>
+    <w:p>
+      <w:pPr>
+        <w:shd w:val="clear" w:color="auto" w:fill="FFFFFF"/>
+        <w:spacing w:after="0" w:line="450" w:lineRule="atLeast"/>
+        <w:rPr>
+          <w:rFonts w:ascii="Consolas" w:eastAsia="Times New Roman" w:hAnsi="Consolas" w:cs="Times New Roman"/>
+          <w:b/>
+          <w:bCs/>
+          <w:color w:val="000000"/>
+          <w:sz w:val="33"/>
+          <w:szCs w:val="33"/>
+          <w:lang w:eastAsia="es-ES"/>
+        </w:rPr>
+      </w:pPr>
+    </w:p>
+    <w:p>
+      <w:pPr>
+        <w:shd w:val="clear" w:color="auto" w:fill="FFFFFF"/>
+        <w:spacing w:after="0" w:line="450" w:lineRule="atLeast"/>
+        <w:rPr>
+          <w:rFonts w:ascii="Consolas" w:eastAsia="Times New Roman" w:hAnsi="Consolas" w:cs="Times New Roman"/>
+          <w:b/>
+          <w:bCs/>
+          <w:color w:val="000000"/>
+          <w:sz w:val="33"/>
+          <w:szCs w:val="33"/>
+          <w:lang w:eastAsia="es-ES"/>
+        </w:rPr>
+      </w:pPr>
+      <w:r>
+        <w:rPr>
+          <w:rFonts w:ascii="Consolas" w:eastAsia="Times New Roman" w:hAnsi="Consolas" w:cs="Times New Roman"/>
+          <w:b/>
+          <w:bCs/>
+          <w:color w:val="000000"/>
+          <w:sz w:val="33"/>
+          <w:szCs w:val="33"/>
+          <w:lang w:eastAsia="es-ES"/>
+        </w:rPr>
+        <w:t xml:space="preserve">        </w:t>
+      </w:r>
+      <w:proofErr w:type="spellStart"/>
+      <w:proofErr w:type="gramStart"/>
+      <w:r>
+        <w:rPr>
+          <w:rFonts w:ascii="Consolas" w:eastAsia="Times New Roman" w:hAnsi="Consolas" w:cs="Times New Roman"/>
+          <w:b/>
+          <w:bCs/>
+          <w:i/>
+          <w:iCs/>
+          <w:color w:val="28C6E4"/>
+          <w:sz w:val="33"/>
+          <w:szCs w:val="33"/>
+          <w:lang w:eastAsia="es-ES"/>
+        </w:rPr>
+        <w:t>function</w:t>
+      </w:r>
+      <w:proofErr w:type="spellEnd"/>
+      <w:proofErr w:type="gramEnd"/>
+      <w:r>
+        <w:rPr>
+          <w:rFonts w:ascii="Consolas" w:eastAsia="Times New Roman" w:hAnsi="Consolas" w:cs="Times New Roman"/>
+          <w:b/>
+          <w:bCs/>
+          <w:color w:val="000000"/>
+          <w:sz w:val="33"/>
+          <w:szCs w:val="33"/>
+          <w:lang w:eastAsia="es-ES"/>
+        </w:rPr>
+        <w:t xml:space="preserve"> </w:t>
+      </w:r>
+      <w:proofErr w:type="spellStart"/>
+      <w:r>
+        <w:rPr>
+          <w:rFonts w:ascii="Consolas" w:eastAsia="Times New Roman" w:hAnsi="Consolas" w:cs="Times New Roman"/>
+          <w:b/>
+          <w:bCs/>
+          <w:color w:val="6AAF19"/>
+          <w:sz w:val="33"/>
+          <w:szCs w:val="33"/>
+          <w:lang w:eastAsia="es-ES"/>
+        </w:rPr>
+        <w:t>cambiarTexto</w:t>
+      </w:r>
+      <w:proofErr w:type="spellEnd"/>
+      <w:r>
+        <w:rPr>
+          <w:rFonts w:ascii="Consolas" w:eastAsia="Times New Roman" w:hAnsi="Consolas" w:cs="Times New Roman"/>
+          <w:b/>
+          <w:bCs/>
+          <w:color w:val="000000"/>
+          <w:sz w:val="33"/>
+          <w:szCs w:val="33"/>
+          <w:lang w:eastAsia="es-ES"/>
+        </w:rPr>
+        <w:t>() {</w:t>
+      </w:r>
+    </w:p>
+    <w:p>
+      <w:pPr>
+        <w:shd w:val="clear" w:color="auto" w:fill="FFFFFF"/>
+        <w:spacing w:after="0" w:line="450" w:lineRule="atLeast"/>
+        <w:rPr>
+          <w:rFonts w:ascii="Consolas" w:eastAsia="Times New Roman" w:hAnsi="Consolas" w:cs="Times New Roman"/>
+          <w:b/>
+          <w:bCs/>
+          <w:color w:val="000000"/>
+          <w:sz w:val="33"/>
+          <w:szCs w:val="33"/>
+          <w:lang w:eastAsia="es-ES"/>
+        </w:rPr>
+      </w:pPr>
+      <w:r>
+        <w:rPr>
+          <w:rFonts w:ascii="Consolas" w:eastAsia="Times New Roman" w:hAnsi="Consolas" w:cs="Times New Roman"/>
+          <w:b/>
+          <w:bCs/>
+          <w:color w:val="000000"/>
+          <w:sz w:val="33"/>
+          <w:szCs w:val="33"/>
+          <w:lang w:eastAsia="es-ES"/>
+        </w:rPr>
+        <w:t xml:space="preserve">            </w:t>
+      </w:r>
+      <w:r>
+        <w:rPr>
+          <w:rFonts w:ascii="Consolas" w:eastAsia="Times New Roman" w:hAnsi="Consolas" w:cs="Times New Roman"/>
+          <w:b/>
+          <w:bCs/>
+          <w:color w:val="9F9F8F"/>
+          <w:sz w:val="33"/>
+          <w:szCs w:val="33"/>
+          <w:lang w:eastAsia="es-ES"/>
+        </w:rPr>
+        <w:t>//RECUPERAMOS EL TITULO &lt;h1&gt;</w:t>
+      </w:r>
+    </w:p>
+    <w:p>
+      <w:pPr>
+        <w:shd w:val="clear" w:color="auto" w:fill="FFFFFF"/>
+        <w:spacing w:after="0" w:line="450" w:lineRule="atLeast"/>
+        <w:rPr>
+          <w:rFonts w:ascii="Consolas" w:eastAsia="Times New Roman" w:hAnsi="Consolas" w:cs="Times New Roman"/>
+          <w:b/>
+          <w:bCs/>
+          <w:color w:val="000000"/>
+          <w:sz w:val="33"/>
+          <w:szCs w:val="33"/>
+          <w:lang w:eastAsia="es-ES"/>
+        </w:rPr>
+      </w:pPr>
+      <w:r>
+        <w:rPr>
+          <w:rFonts w:ascii="Consolas" w:eastAsia="Times New Roman" w:hAnsi="Consolas" w:cs="Times New Roman"/>
+          <w:b/>
+          <w:bCs/>
+          <w:color w:val="000000"/>
+          <w:sz w:val="33"/>
+          <w:szCs w:val="33"/>
+          <w:lang w:eastAsia="es-ES"/>
+        </w:rPr>
+        <w:t xml:space="preserve">            </w:t>
+      </w:r>
+      <w:proofErr w:type="spellStart"/>
+      <w:proofErr w:type="gramStart"/>
+      <w:r>
+        <w:rPr>
+          <w:rFonts w:ascii="Consolas" w:eastAsia="Times New Roman" w:hAnsi="Consolas" w:cs="Times New Roman"/>
+          <w:b/>
+          <w:bCs/>
+          <w:i/>
+          <w:iCs/>
+          <w:color w:val="28C6E4"/>
+          <w:sz w:val="33"/>
+          <w:szCs w:val="33"/>
+          <w:lang w:eastAsia="es-ES"/>
+        </w:rPr>
+        <w:t>let</w:t>
+      </w:r>
+      <w:proofErr w:type="spellEnd"/>
+      <w:proofErr w:type="gramEnd"/>
+      <w:r>
+        <w:rPr>
+          <w:rFonts w:ascii="Consolas" w:eastAsia="Times New Roman" w:hAnsi="Consolas" w:cs="Times New Roman"/>
+          <w:b/>
+          <w:bCs/>
+          <w:color w:val="000000"/>
+          <w:sz w:val="33"/>
+          <w:szCs w:val="33"/>
+          <w:lang w:eastAsia="es-ES"/>
+        </w:rPr>
+        <w:t xml:space="preserve"> </w:t>
+      </w:r>
+      <w:proofErr w:type="spellStart"/>
+      <w:r>
+        <w:rPr>
+          <w:rFonts w:ascii="Consolas" w:eastAsia="Times New Roman" w:hAnsi="Consolas" w:cs="Times New Roman"/>
+          <w:b/>
+          <w:bCs/>
+          <w:color w:val="000000"/>
+          <w:sz w:val="33"/>
+          <w:szCs w:val="33"/>
+          <w:lang w:eastAsia="es-ES"/>
+        </w:rPr>
+        <w:t>titulo</w:t>
+      </w:r>
+      <w:proofErr w:type="spellEnd"/>
+      <w:r>
+        <w:rPr>
+          <w:rFonts w:ascii="Consolas" w:eastAsia="Times New Roman" w:hAnsi="Consolas" w:cs="Times New Roman"/>
+          <w:b/>
+          <w:bCs/>
+          <w:color w:val="000000"/>
+          <w:sz w:val="33"/>
+          <w:szCs w:val="33"/>
+          <w:lang w:eastAsia="es-ES"/>
+        </w:rPr>
+        <w:t xml:space="preserve"> </w:t>
+      </w:r>
+      <w:r>
+        <w:rPr>
+          <w:rFonts w:ascii="Consolas" w:eastAsia="Times New Roman" w:hAnsi="Consolas" w:cs="Times New Roman"/>
+          <w:b/>
+          <w:bCs/>
+          <w:color w:val="F92672"/>
+          <w:sz w:val="33"/>
+          <w:szCs w:val="33"/>
+          <w:lang w:eastAsia="es-ES"/>
+        </w:rPr>
+        <w:t>=</w:t>
+      </w:r>
+      <w:r>
+        <w:rPr>
+          <w:rFonts w:ascii="Consolas" w:eastAsia="Times New Roman" w:hAnsi="Consolas" w:cs="Times New Roman"/>
+          <w:b/>
+          <w:bCs/>
+          <w:color w:val="000000"/>
+          <w:sz w:val="33"/>
+          <w:szCs w:val="33"/>
+          <w:lang w:eastAsia="es-ES"/>
+        </w:rPr>
+        <w:t xml:space="preserve"> </w:t>
+      </w:r>
+      <w:proofErr w:type="spellStart"/>
+      <w:r>
+        <w:rPr>
+          <w:rFonts w:ascii="Consolas" w:eastAsia="Times New Roman" w:hAnsi="Consolas" w:cs="Times New Roman"/>
+          <w:b/>
+          <w:bCs/>
+          <w:color w:val="000000"/>
+          <w:sz w:val="33"/>
+          <w:szCs w:val="33"/>
+          <w:lang w:eastAsia="es-ES"/>
+        </w:rPr>
+        <w:t>document.</w:t>
+      </w:r>
+      <w:r>
+        <w:rPr>
+          <w:rFonts w:ascii="Consolas" w:eastAsia="Times New Roman" w:hAnsi="Consolas" w:cs="Times New Roman"/>
+          <w:b/>
+          <w:bCs/>
+          <w:color w:val="6AAF19"/>
+          <w:sz w:val="33"/>
+          <w:szCs w:val="33"/>
+          <w:lang w:eastAsia="es-ES"/>
+        </w:rPr>
+        <w:t>getElementById</w:t>
+      </w:r>
+      <w:proofErr w:type="spellEnd"/>
+      <w:r>
+        <w:rPr>
+          <w:rFonts w:ascii="Consolas" w:eastAsia="Times New Roman" w:hAnsi="Consolas" w:cs="Times New Roman"/>
+          <w:b/>
+          <w:bCs/>
+          <w:color w:val="000000"/>
+          <w:sz w:val="33"/>
+          <w:szCs w:val="33"/>
+          <w:lang w:eastAsia="es-ES"/>
+        </w:rPr>
+        <w:t>(</w:t>
+      </w:r>
+      <w:r>
+        <w:rPr>
+          <w:rFonts w:ascii="Consolas" w:eastAsia="Times New Roman" w:hAnsi="Consolas" w:cs="Times New Roman"/>
+          <w:b/>
+          <w:bCs/>
+          <w:color w:val="F25A00"/>
+          <w:sz w:val="33"/>
+          <w:szCs w:val="33"/>
+          <w:lang w:eastAsia="es-ES"/>
+        </w:rPr>
+        <w:t>"titulo"</w:t>
+      </w:r>
+      <w:r>
+        <w:rPr>
+          <w:rFonts w:ascii="Consolas" w:eastAsia="Times New Roman" w:hAnsi="Consolas" w:cs="Times New Roman"/>
+          <w:b/>
+          <w:bCs/>
+          <w:color w:val="000000"/>
+          <w:sz w:val="33"/>
+          <w:szCs w:val="33"/>
+          <w:lang w:eastAsia="es-ES"/>
+        </w:rPr>
+        <w:t>);</w:t>
+      </w:r>
+    </w:p>
+    <w:p>
+      <w:pPr>
+        <w:shd w:val="clear" w:color="auto" w:fill="FFFFFF"/>
+        <w:spacing w:after="0" w:line="450" w:lineRule="atLeast"/>
+        <w:rPr>
+          <w:rFonts w:ascii="Consolas" w:eastAsia="Times New Roman" w:hAnsi="Consolas" w:cs="Times New Roman"/>
+          <w:b/>
+          <w:bCs/>
+          <w:color w:val="000000"/>
+          <w:sz w:val="33"/>
+          <w:szCs w:val="33"/>
+          <w:lang w:eastAsia="es-ES"/>
+        </w:rPr>
+      </w:pPr>
+      <w:r>
+        <w:rPr>
+          <w:rFonts w:ascii="Consolas" w:eastAsia="Times New Roman" w:hAnsi="Consolas" w:cs="Times New Roman"/>
+          <w:b/>
+          <w:bCs/>
+          <w:color w:val="000000"/>
+          <w:sz w:val="33"/>
+          <w:szCs w:val="33"/>
+          <w:lang w:eastAsia="es-ES"/>
+        </w:rPr>
+        <w:t xml:space="preserve">            </w:t>
+      </w:r>
+      <w:r>
+        <w:rPr>
+          <w:rFonts w:ascii="Consolas" w:eastAsia="Times New Roman" w:hAnsi="Consolas" w:cs="Times New Roman"/>
+          <w:b/>
+          <w:bCs/>
+          <w:color w:val="9F9F8F"/>
+          <w:sz w:val="33"/>
+          <w:szCs w:val="33"/>
+          <w:lang w:eastAsia="es-ES"/>
+        </w:rPr>
+        <w:t xml:space="preserve">//cambiamos el texto del </w:t>
+      </w:r>
+      <w:proofErr w:type="spellStart"/>
+      <w:r>
+        <w:rPr>
+          <w:rFonts w:ascii="Consolas" w:eastAsia="Times New Roman" w:hAnsi="Consolas" w:cs="Times New Roman"/>
+          <w:b/>
+          <w:bCs/>
+          <w:color w:val="9F9F8F"/>
+          <w:sz w:val="33"/>
+          <w:szCs w:val="33"/>
+          <w:lang w:eastAsia="es-ES"/>
+        </w:rPr>
+        <w:t>titulo</w:t>
+      </w:r>
+      <w:proofErr w:type="spellEnd"/>
+      <w:r>
+        <w:rPr>
+          <w:rFonts w:ascii="Consolas" w:eastAsia="Times New Roman" w:hAnsi="Consolas" w:cs="Times New Roman"/>
+          <w:b/>
+          <w:bCs/>
+          <w:color w:val="9F9F8F"/>
+          <w:sz w:val="33"/>
+          <w:szCs w:val="33"/>
+          <w:lang w:eastAsia="es-ES"/>
+        </w:rPr>
+        <w:t xml:space="preserve"> por otro valor</w:t>
+      </w:r>
+    </w:p>
+    <w:p>
+      <w:pPr>
+        <w:shd w:val="clear" w:color="auto" w:fill="FFFFFF"/>
+        <w:spacing w:after="0" w:line="450" w:lineRule="atLeast"/>
+        <w:rPr>
+          <w:rFonts w:ascii="Consolas" w:eastAsia="Times New Roman" w:hAnsi="Consolas" w:cs="Times New Roman"/>
+          <w:b/>
+          <w:bCs/>
+          <w:color w:val="000000"/>
+          <w:sz w:val="33"/>
+          <w:szCs w:val="33"/>
+          <w:lang w:eastAsia="es-ES"/>
+        </w:rPr>
+      </w:pPr>
+      <w:r>
+        <w:rPr>
+          <w:rFonts w:ascii="Consolas" w:eastAsia="Times New Roman" w:hAnsi="Consolas" w:cs="Times New Roman"/>
+          <w:b/>
+          <w:bCs/>
+          <w:color w:val="000000"/>
+          <w:sz w:val="33"/>
+          <w:szCs w:val="33"/>
+          <w:lang w:eastAsia="es-ES"/>
+        </w:rPr>
+        <w:t xml:space="preserve">            </w:t>
+      </w:r>
+      <w:proofErr w:type="spellStart"/>
+      <w:r>
+        <w:rPr>
+          <w:rFonts w:ascii="Consolas" w:eastAsia="Times New Roman" w:hAnsi="Consolas" w:cs="Times New Roman"/>
+          <w:b/>
+          <w:bCs/>
+          <w:color w:val="000000"/>
+          <w:sz w:val="33"/>
+          <w:szCs w:val="33"/>
+          <w:lang w:eastAsia="es-ES"/>
+        </w:rPr>
+        <w:t>titulo.</w:t>
+      </w:r>
       <w:bookmarkStart w:id="0" w:name="_GoBack"/>
+      <w:r>
+        <w:rPr>
+          <w:rFonts w:ascii="Consolas" w:eastAsia="Times New Roman" w:hAnsi="Consolas" w:cs="Times New Roman"/>
+          <w:b/>
+          <w:bCs/>
+          <w:color w:val="000000"/>
+          <w:sz w:val="33"/>
+          <w:szCs w:val="33"/>
+          <w:lang w:eastAsia="es-ES"/>
+        </w:rPr>
+        <w:t>innerText</w:t>
+      </w:r>
+      <w:proofErr w:type="spellEnd"/>
+      <w:r>
+        <w:rPr>
+          <w:rFonts w:ascii="Consolas" w:eastAsia="Times New Roman" w:hAnsi="Consolas" w:cs="Times New Roman"/>
+          <w:b/>
+          <w:bCs/>
+          <w:color w:val="000000"/>
+          <w:sz w:val="33"/>
+          <w:szCs w:val="33"/>
+          <w:lang w:eastAsia="es-ES"/>
+        </w:rPr>
+        <w:t xml:space="preserve"> </w:t>
+      </w:r>
       <w:bookmarkEnd w:id="0"/>
+      <w:r>
+        <w:rPr>
+          <w:rFonts w:ascii="Consolas" w:eastAsia="Times New Roman" w:hAnsi="Consolas" w:cs="Times New Roman"/>
+          <w:b/>
+          <w:bCs/>
+          <w:color w:val="F92672"/>
+          <w:sz w:val="33"/>
+          <w:szCs w:val="33"/>
+          <w:lang w:eastAsia="es-ES"/>
+        </w:rPr>
+        <w:t>=</w:t>
+      </w:r>
+      <w:r>
+        <w:rPr>
+          <w:rFonts w:ascii="Consolas" w:eastAsia="Times New Roman" w:hAnsi="Consolas" w:cs="Times New Roman"/>
+          <w:b/>
+          <w:bCs/>
+          <w:color w:val="000000"/>
+          <w:sz w:val="33"/>
+          <w:szCs w:val="33"/>
+          <w:lang w:eastAsia="es-ES"/>
+        </w:rPr>
+        <w:t xml:space="preserve"> </w:t>
+      </w:r>
+      <w:r>
+        <w:rPr>
+          <w:rFonts w:ascii="Consolas" w:eastAsia="Times New Roman" w:hAnsi="Consolas" w:cs="Times New Roman"/>
+          <w:b/>
+          <w:bCs/>
+          <w:color w:val="F25A00"/>
+          <w:sz w:val="33"/>
+          <w:szCs w:val="33"/>
+          <w:lang w:eastAsia="es-ES"/>
+        </w:rPr>
+        <w:t>"He cambiado</w:t>
+      </w:r>
+      <w:proofErr w:type="gramStart"/>
+      <w:r>
+        <w:rPr>
+          <w:rFonts w:ascii="Consolas" w:eastAsia="Times New Roman" w:hAnsi="Consolas" w:cs="Times New Roman"/>
+          <w:b/>
+          <w:bCs/>
+          <w:color w:val="F25A00"/>
+          <w:sz w:val="33"/>
+          <w:szCs w:val="33"/>
+          <w:lang w:eastAsia="es-ES"/>
+        </w:rPr>
+        <w:t>!!!!</w:t>
+      </w:r>
+      <w:proofErr w:type="gramEnd"/>
+      <w:r>
+        <w:rPr>
+          <w:rFonts w:ascii="Consolas" w:eastAsia="Times New Roman" w:hAnsi="Consolas" w:cs="Times New Roman"/>
+          <w:b/>
+          <w:bCs/>
+          <w:color w:val="F25A00"/>
+          <w:sz w:val="33"/>
+          <w:szCs w:val="33"/>
+          <w:lang w:eastAsia="es-ES"/>
+        </w:rPr>
+        <w:t>"</w:t>
+      </w:r>
+      <w:r>
+        <w:rPr>
+          <w:rFonts w:ascii="Consolas" w:eastAsia="Times New Roman" w:hAnsi="Consolas" w:cs="Times New Roman"/>
+          <w:b/>
+          <w:bCs/>
+          <w:color w:val="000000"/>
+          <w:sz w:val="33"/>
+          <w:szCs w:val="33"/>
+          <w:lang w:eastAsia="es-ES"/>
+        </w:rPr>
+        <w:t>;</w:t>
+      </w:r>
+    </w:p>
+    <w:p>
+      <w:pPr>
+        <w:shd w:val="clear" w:color="auto" w:fill="FFFFFF"/>
+        <w:spacing w:after="0" w:line="450" w:lineRule="atLeast"/>
+        <w:rPr>
+          <w:rFonts w:ascii="Consolas" w:eastAsia="Times New Roman" w:hAnsi="Consolas" w:cs="Times New Roman"/>
+          <w:b/>
+          <w:bCs/>
+          <w:color w:val="000000"/>
+          <w:sz w:val="33"/>
+          <w:szCs w:val="33"/>
+          <w:lang w:eastAsia="es-ES"/>
+        </w:rPr>
+      </w:pPr>
+      <w:r>
+        <w:rPr>
+          <w:rFonts w:ascii="Consolas" w:eastAsia="Times New Roman" w:hAnsi="Consolas" w:cs="Times New Roman"/>
+          <w:b/>
+          <w:bCs/>
+          <w:color w:val="000000"/>
+          <w:sz w:val="33"/>
+          <w:szCs w:val="33"/>
+          <w:lang w:eastAsia="es-ES"/>
+        </w:rPr>
+        <w:t>        }</w:t>
+      </w:r>
+    </w:p>
+    <w:p>
+      <w:pPr>
+        <w:shd w:val="clear" w:color="auto" w:fill="FFFFFF"/>
+        <w:spacing w:after="0" w:line="450" w:lineRule="atLeast"/>
+        <w:rPr>
+          <w:rFonts w:ascii="Consolas" w:eastAsia="Times New Roman" w:hAnsi="Consolas" w:cs="Times New Roman"/>
+          <w:b/>
+          <w:bCs/>
+          <w:color w:val="000000"/>
+          <w:sz w:val="33"/>
+          <w:szCs w:val="33"/>
+          <w:lang w:eastAsia="es-ES"/>
+        </w:rPr>
+      </w:pPr>
+      <w:r>
+        <w:rPr>
+          <w:rFonts w:ascii="Consolas" w:eastAsia="Times New Roman" w:hAnsi="Consolas" w:cs="Times New Roman"/>
+          <w:b/>
+          <w:bCs/>
+          <w:color w:val="000000"/>
+          <w:sz w:val="33"/>
+          <w:szCs w:val="33"/>
+          <w:lang w:eastAsia="es-ES"/>
+        </w:rPr>
+        <w:t>    &lt;/</w:t>
+      </w:r>
+      <w:proofErr w:type="gramStart"/>
+      <w:r>
+        <w:rPr>
+          <w:rFonts w:ascii="Consolas" w:eastAsia="Times New Roman" w:hAnsi="Consolas" w:cs="Times New Roman"/>
+          <w:b/>
+          <w:bCs/>
+          <w:color w:val="F92672"/>
+          <w:sz w:val="33"/>
+          <w:szCs w:val="33"/>
+          <w:lang w:eastAsia="es-ES"/>
+        </w:rPr>
+        <w:t>script</w:t>
+      </w:r>
+      <w:proofErr w:type="gramEnd"/>
+      <w:r>
+        <w:rPr>
+          <w:rFonts w:ascii="Consolas" w:eastAsia="Times New Roman" w:hAnsi="Consolas" w:cs="Times New Roman"/>
+          <w:b/>
+          <w:bCs/>
+          <w:color w:val="000000"/>
+          <w:sz w:val="33"/>
+          <w:szCs w:val="33"/>
+          <w:lang w:eastAsia="es-ES"/>
+        </w:rPr>
+        <w:t>&gt;</w:t>
+      </w:r>
+    </w:p>
+    <w:p>
+      <w:pPr>
+        <w:shd w:val="clear" w:color="auto" w:fill="FFFFFF"/>
+        <w:spacing w:after="0" w:line="450" w:lineRule="atLeast"/>
+        <w:rPr>
+          <w:rFonts w:ascii="Consolas" w:eastAsia="Times New Roman" w:hAnsi="Consolas" w:cs="Times New Roman"/>
+          <w:b/>
+          <w:bCs/>
+          <w:color w:val="000000"/>
+          <w:sz w:val="33"/>
+          <w:szCs w:val="33"/>
+          <w:lang w:eastAsia="es-ES"/>
+        </w:rPr>
+      </w:pPr>
+      <w:r>
+        <w:rPr>
+          <w:rFonts w:ascii="Consolas" w:eastAsia="Times New Roman" w:hAnsi="Consolas" w:cs="Times New Roman"/>
+          <w:b/>
+          <w:bCs/>
+          <w:color w:val="000000"/>
+          <w:sz w:val="33"/>
+          <w:szCs w:val="33"/>
+          <w:lang w:eastAsia="es-ES"/>
+        </w:rPr>
+        <w:t>&lt;/</w:t>
+      </w:r>
+      <w:proofErr w:type="gramStart"/>
+      <w:r>
+        <w:rPr>
+          <w:rFonts w:ascii="Consolas" w:eastAsia="Times New Roman" w:hAnsi="Consolas" w:cs="Times New Roman"/>
+          <w:b/>
+          <w:bCs/>
+          <w:color w:val="F92672"/>
+          <w:sz w:val="33"/>
+          <w:szCs w:val="33"/>
+          <w:lang w:eastAsia="es-ES"/>
+        </w:rPr>
+        <w:t>head</w:t>
+      </w:r>
+      <w:proofErr w:type="gramEnd"/>
+      <w:r>
+        <w:rPr>
+          <w:rFonts w:ascii="Consolas" w:eastAsia="Times New Roman" w:hAnsi="Consolas" w:cs="Times New Roman"/>
+          <w:b/>
+          <w:bCs/>
+          <w:color w:val="000000"/>
+          <w:sz w:val="33"/>
+          <w:szCs w:val="33"/>
+          <w:lang w:eastAsia="es-ES"/>
+        </w:rPr>
+        <w:t>&gt;</w:t>
+      </w:r>
+    </w:p>
+    <w:p>
+      <w:pPr>
+        <w:shd w:val="clear" w:color="auto" w:fill="FFFFFF"/>
+        <w:spacing w:after="0" w:line="450" w:lineRule="atLeast"/>
+        <w:rPr>
+          <w:rFonts w:ascii="Consolas" w:eastAsia="Times New Roman" w:hAnsi="Consolas" w:cs="Times New Roman"/>
+          <w:b/>
+          <w:bCs/>
+          <w:color w:val="000000"/>
+          <w:sz w:val="33"/>
+          <w:szCs w:val="33"/>
+          <w:lang w:eastAsia="es-ES"/>
+        </w:rPr>
+      </w:pPr>
+      <w:r>
+        <w:rPr>
+          <w:rFonts w:ascii="Consolas" w:eastAsia="Times New Roman" w:hAnsi="Consolas" w:cs="Times New Roman"/>
+          <w:b/>
+          <w:bCs/>
+          <w:color w:val="000000"/>
+          <w:sz w:val="33"/>
+          <w:szCs w:val="33"/>
+          <w:lang w:eastAsia="es-ES"/>
+        </w:rPr>
+        <w:t>&lt;</w:t>
+      </w:r>
+      <w:proofErr w:type="spellStart"/>
+      <w:proofErr w:type="gramStart"/>
+      <w:r>
+        <w:rPr>
+          <w:rFonts w:ascii="Consolas" w:eastAsia="Times New Roman" w:hAnsi="Consolas" w:cs="Times New Roman"/>
+          <w:b/>
+          <w:bCs/>
+          <w:color w:val="F92672"/>
+          <w:sz w:val="33"/>
+          <w:szCs w:val="33"/>
+          <w:lang w:eastAsia="es-ES"/>
+        </w:rPr>
+        <w:t>body</w:t>
+      </w:r>
+      <w:proofErr w:type="spellEnd"/>
+      <w:proofErr w:type="gramEnd"/>
+      <w:r>
+        <w:rPr>
+          <w:rFonts w:ascii="Consolas" w:eastAsia="Times New Roman" w:hAnsi="Consolas" w:cs="Times New Roman"/>
+          <w:b/>
+          <w:bCs/>
+          <w:color w:val="000000"/>
+          <w:sz w:val="33"/>
+          <w:szCs w:val="33"/>
+          <w:lang w:eastAsia="es-ES"/>
+        </w:rPr>
+        <w:t>&gt;</w:t>
+      </w:r>
+    </w:p>
+    <w:p>
+      <w:pPr>
+        <w:shd w:val="clear" w:color="auto" w:fill="FFFFFF"/>
+        <w:spacing w:after="0" w:line="450" w:lineRule="atLeast"/>
+        <w:rPr>
+          <w:rFonts w:ascii="Consolas" w:eastAsia="Times New Roman" w:hAnsi="Consolas" w:cs="Times New Roman"/>
+          <w:b/>
+          <w:bCs/>
+          <w:color w:val="000000"/>
+          <w:sz w:val="33"/>
+          <w:szCs w:val="33"/>
+          <w:lang w:eastAsia="es-ES"/>
+        </w:rPr>
+      </w:pPr>
+      <w:r>
+        <w:rPr>
+          <w:rFonts w:ascii="Consolas" w:eastAsia="Times New Roman" w:hAnsi="Consolas" w:cs="Times New Roman"/>
+          <w:b/>
+          <w:bCs/>
+          <w:color w:val="000000"/>
+          <w:sz w:val="33"/>
+          <w:szCs w:val="33"/>
+          <w:lang w:eastAsia="es-ES"/>
+        </w:rPr>
+        <w:t>    &lt;</w:t>
+      </w:r>
+      <w:r>
+        <w:rPr>
+          <w:rFonts w:ascii="Consolas" w:eastAsia="Times New Roman" w:hAnsi="Consolas" w:cs="Times New Roman"/>
+          <w:b/>
+          <w:bCs/>
+          <w:color w:val="F92672"/>
+          <w:sz w:val="33"/>
+          <w:szCs w:val="33"/>
+          <w:lang w:eastAsia="es-ES"/>
+        </w:rPr>
+        <w:t>h1</w:t>
+      </w:r>
+      <w:r>
+        <w:rPr>
+          <w:rFonts w:ascii="Consolas" w:eastAsia="Times New Roman" w:hAnsi="Consolas" w:cs="Times New Roman"/>
+          <w:b/>
+          <w:bCs/>
+          <w:color w:val="000000"/>
+          <w:sz w:val="33"/>
+          <w:szCs w:val="33"/>
+          <w:lang w:eastAsia="es-ES"/>
+        </w:rPr>
+        <w:t>&gt;Elementos HTML y propiedades&lt;/</w:t>
+      </w:r>
+      <w:r>
+        <w:rPr>
+          <w:rFonts w:ascii="Consolas" w:eastAsia="Times New Roman" w:hAnsi="Consolas" w:cs="Times New Roman"/>
+          <w:b/>
+          <w:bCs/>
+          <w:color w:val="F92672"/>
+          <w:sz w:val="33"/>
+          <w:szCs w:val="33"/>
+          <w:lang w:eastAsia="es-ES"/>
+        </w:rPr>
+        <w:t>h1</w:t>
+      </w:r>
+      <w:r>
+        <w:rPr>
+          <w:rFonts w:ascii="Consolas" w:eastAsia="Times New Roman" w:hAnsi="Consolas" w:cs="Times New Roman"/>
+          <w:b/>
+          <w:bCs/>
+          <w:color w:val="000000"/>
+          <w:sz w:val="33"/>
+          <w:szCs w:val="33"/>
+          <w:lang w:eastAsia="es-ES"/>
+        </w:rPr>
+        <w:t>&gt;</w:t>
+      </w:r>
+    </w:p>
+    <w:p>
+      <w:pPr>
+        <w:shd w:val="clear" w:color="auto" w:fill="FFFFFF"/>
+        <w:spacing w:after="0" w:line="450" w:lineRule="atLeast"/>
+        <w:rPr>
+          <w:rFonts w:ascii="Consolas" w:eastAsia="Times New Roman" w:hAnsi="Consolas" w:cs="Times New Roman"/>
+          <w:b/>
+          <w:bCs/>
+          <w:color w:val="000000"/>
+          <w:sz w:val="33"/>
+          <w:szCs w:val="33"/>
+          <w:lang w:eastAsia="es-ES"/>
+        </w:rPr>
+      </w:pPr>
+      <w:r>
+        <w:rPr>
+          <w:rFonts w:ascii="Consolas" w:eastAsia="Times New Roman" w:hAnsi="Consolas" w:cs="Times New Roman"/>
+          <w:b/>
+          <w:bCs/>
+          <w:color w:val="000000"/>
+          <w:sz w:val="33"/>
+          <w:szCs w:val="33"/>
+          <w:lang w:eastAsia="es-ES"/>
+        </w:rPr>
+        <w:t>    &lt;</w:t>
+      </w:r>
+      <w:r>
+        <w:rPr>
+          <w:rFonts w:ascii="Consolas" w:eastAsia="Times New Roman" w:hAnsi="Consolas" w:cs="Times New Roman"/>
+          <w:b/>
+          <w:bCs/>
+          <w:color w:val="F92672"/>
+          <w:sz w:val="33"/>
+          <w:szCs w:val="33"/>
+          <w:lang w:eastAsia="es-ES"/>
+        </w:rPr>
+        <w:t>h2</w:t>
+      </w:r>
+      <w:r>
+        <w:rPr>
+          <w:rFonts w:ascii="Consolas" w:eastAsia="Times New Roman" w:hAnsi="Consolas" w:cs="Times New Roman"/>
+          <w:b/>
+          <w:bCs/>
+          <w:color w:val="000000"/>
+          <w:sz w:val="33"/>
+          <w:szCs w:val="33"/>
+          <w:lang w:eastAsia="es-ES"/>
+        </w:rPr>
+        <w:t xml:space="preserve"> </w:t>
+      </w:r>
+      <w:r>
+        <w:rPr>
+          <w:rFonts w:ascii="Consolas" w:eastAsia="Times New Roman" w:hAnsi="Consolas" w:cs="Times New Roman"/>
+          <w:b/>
+          <w:bCs/>
+          <w:color w:val="6AAF19"/>
+          <w:sz w:val="33"/>
+          <w:szCs w:val="33"/>
+          <w:lang w:eastAsia="es-ES"/>
+        </w:rPr>
+        <w:t>id</w:t>
+      </w:r>
+      <w:r>
+        <w:rPr>
+          <w:rFonts w:ascii="Consolas" w:eastAsia="Times New Roman" w:hAnsi="Consolas" w:cs="Times New Roman"/>
+          <w:b/>
+          <w:bCs/>
+          <w:i/>
+          <w:iCs/>
+          <w:color w:val="CD3704"/>
+          <w:sz w:val="33"/>
+          <w:szCs w:val="33"/>
+          <w:lang w:eastAsia="es-ES"/>
+        </w:rPr>
+        <w:t>=</w:t>
+      </w:r>
+      <w:r>
+        <w:rPr>
+          <w:rFonts w:ascii="Consolas" w:eastAsia="Times New Roman" w:hAnsi="Consolas" w:cs="Times New Roman"/>
+          <w:b/>
+          <w:bCs/>
+          <w:i/>
+          <w:iCs/>
+          <w:color w:val="F25A00"/>
+          <w:sz w:val="33"/>
+          <w:szCs w:val="33"/>
+          <w:lang w:eastAsia="es-ES"/>
+        </w:rPr>
+        <w:t>"titulo"</w:t>
+      </w:r>
+      <w:r>
+        <w:rPr>
+          <w:rFonts w:ascii="Consolas" w:eastAsia="Times New Roman" w:hAnsi="Consolas" w:cs="Times New Roman"/>
+          <w:b/>
+          <w:bCs/>
+          <w:color w:val="000000"/>
+          <w:sz w:val="33"/>
+          <w:szCs w:val="33"/>
+          <w:lang w:eastAsia="es-ES"/>
+        </w:rPr>
+        <w:t xml:space="preserve"> </w:t>
+      </w:r>
+      <w:proofErr w:type="spellStart"/>
+      <w:r>
+        <w:rPr>
+          <w:rFonts w:ascii="Consolas" w:eastAsia="Times New Roman" w:hAnsi="Consolas" w:cs="Times New Roman"/>
+          <w:b/>
+          <w:bCs/>
+          <w:color w:val="6AAF19"/>
+          <w:sz w:val="33"/>
+          <w:szCs w:val="33"/>
+          <w:lang w:eastAsia="es-ES"/>
+        </w:rPr>
+        <w:t>onclick</w:t>
+      </w:r>
+      <w:proofErr w:type="spellEnd"/>
+      <w:r>
+        <w:rPr>
+          <w:rFonts w:ascii="Consolas" w:eastAsia="Times New Roman" w:hAnsi="Consolas" w:cs="Times New Roman"/>
+          <w:b/>
+          <w:bCs/>
+          <w:i/>
+          <w:iCs/>
+          <w:color w:val="CD3704"/>
+          <w:sz w:val="33"/>
+          <w:szCs w:val="33"/>
+          <w:lang w:eastAsia="es-ES"/>
+        </w:rPr>
+        <w:t>=</w:t>
+      </w:r>
+      <w:r>
+        <w:rPr>
+          <w:rFonts w:ascii="Consolas" w:eastAsia="Times New Roman" w:hAnsi="Consolas" w:cs="Times New Roman"/>
+          <w:b/>
+          <w:bCs/>
+          <w:i/>
+          <w:iCs/>
+          <w:color w:val="F25A00"/>
+          <w:sz w:val="33"/>
+          <w:szCs w:val="33"/>
+          <w:lang w:eastAsia="es-ES"/>
+        </w:rPr>
+        <w:t>"</w:t>
+      </w:r>
+      <w:proofErr w:type="spellStart"/>
+      <w:proofErr w:type="gramStart"/>
+      <w:r>
+        <w:rPr>
+          <w:rFonts w:ascii="Consolas" w:eastAsia="Times New Roman" w:hAnsi="Consolas" w:cs="Times New Roman"/>
+          <w:b/>
+          <w:bCs/>
+          <w:color w:val="6AAF19"/>
+          <w:sz w:val="33"/>
+          <w:szCs w:val="33"/>
+          <w:lang w:eastAsia="es-ES"/>
+        </w:rPr>
+        <w:t>cambiarTexto</w:t>
+      </w:r>
+      <w:proofErr w:type="spellEnd"/>
+      <w:r>
+        <w:rPr>
+          <w:rFonts w:ascii="Consolas" w:eastAsia="Times New Roman" w:hAnsi="Consolas" w:cs="Times New Roman"/>
+          <w:b/>
+          <w:bCs/>
+          <w:i/>
+          <w:iCs/>
+          <w:color w:val="F25A00"/>
+          <w:sz w:val="33"/>
+          <w:szCs w:val="33"/>
+          <w:lang w:eastAsia="es-ES"/>
+        </w:rPr>
+        <w:t>(</w:t>
+      </w:r>
+      <w:proofErr w:type="gramEnd"/>
+      <w:r>
+        <w:rPr>
+          <w:rFonts w:ascii="Consolas" w:eastAsia="Times New Roman" w:hAnsi="Consolas" w:cs="Times New Roman"/>
+          <w:b/>
+          <w:bCs/>
+          <w:i/>
+          <w:iCs/>
+          <w:color w:val="F25A00"/>
+          <w:sz w:val="33"/>
+          <w:szCs w:val="33"/>
+          <w:lang w:eastAsia="es-ES"/>
+        </w:rPr>
+        <w:t>)"</w:t>
+      </w:r>
+      <w:r>
+        <w:rPr>
+          <w:rFonts w:ascii="Consolas" w:eastAsia="Times New Roman" w:hAnsi="Consolas" w:cs="Times New Roman"/>
+          <w:b/>
+          <w:bCs/>
+          <w:color w:val="000000"/>
+          <w:sz w:val="33"/>
+          <w:szCs w:val="33"/>
+          <w:lang w:eastAsia="es-ES"/>
+        </w:rPr>
+        <w:t>&gt;Soy un texto nuevo...&lt;/</w:t>
+      </w:r>
+      <w:r>
+        <w:rPr>
+          <w:rFonts w:ascii="Consolas" w:eastAsia="Times New Roman" w:hAnsi="Consolas" w:cs="Times New Roman"/>
+          <w:b/>
+          <w:bCs/>
+          <w:color w:val="F92672"/>
+          <w:sz w:val="33"/>
+          <w:szCs w:val="33"/>
+          <w:lang w:eastAsia="es-ES"/>
+        </w:rPr>
+        <w:t>h2</w:t>
+      </w:r>
+      <w:r>
+        <w:rPr>
+          <w:rFonts w:ascii="Consolas" w:eastAsia="Times New Roman" w:hAnsi="Consolas" w:cs="Times New Roman"/>
+          <w:b/>
+          <w:bCs/>
+          <w:color w:val="000000"/>
+          <w:sz w:val="33"/>
+          <w:szCs w:val="33"/>
+          <w:lang w:eastAsia="es-ES"/>
+        </w:rPr>
+        <w:t>&gt;</w:t>
+      </w:r>
+    </w:p>
+    <w:p>
+      <w:pPr>
+        <w:shd w:val="clear" w:color="auto" w:fill="FFFFFF"/>
+        <w:spacing w:after="0" w:line="450" w:lineRule="atLeast"/>
+        <w:rPr>
+          <w:rFonts w:ascii="Consolas" w:eastAsia="Times New Roman" w:hAnsi="Consolas" w:cs="Times New Roman"/>
+          <w:b/>
+          <w:bCs/>
+          <w:color w:val="000000"/>
+          <w:sz w:val="33"/>
+          <w:szCs w:val="33"/>
+          <w:lang w:eastAsia="es-ES"/>
+        </w:rPr>
+      </w:pPr>
+      <w:r>
+        <w:rPr>
+          <w:rFonts w:ascii="Consolas" w:eastAsia="Times New Roman" w:hAnsi="Consolas" w:cs="Times New Roman"/>
+          <w:b/>
+          <w:bCs/>
+          <w:color w:val="000000"/>
+          <w:sz w:val="33"/>
+          <w:szCs w:val="33"/>
+          <w:lang w:eastAsia="es-ES"/>
+        </w:rPr>
+        <w:t>    &lt;</w:t>
+      </w:r>
+      <w:proofErr w:type="spellStart"/>
+      <w:r>
+        <w:rPr>
+          <w:rFonts w:ascii="Consolas" w:eastAsia="Times New Roman" w:hAnsi="Consolas" w:cs="Times New Roman"/>
+          <w:b/>
+          <w:bCs/>
+          <w:color w:val="F92672"/>
+          <w:sz w:val="33"/>
+          <w:szCs w:val="33"/>
+          <w:lang w:eastAsia="es-ES"/>
+        </w:rPr>
+        <w:t>img</w:t>
+      </w:r>
+      <w:proofErr w:type="spellEnd"/>
+      <w:r>
+        <w:rPr>
+          <w:rFonts w:ascii="Consolas" w:eastAsia="Times New Roman" w:hAnsi="Consolas" w:cs="Times New Roman"/>
+          <w:b/>
+          <w:bCs/>
+          <w:color w:val="000000"/>
+          <w:sz w:val="33"/>
+          <w:szCs w:val="33"/>
+          <w:lang w:eastAsia="es-ES"/>
+        </w:rPr>
+        <w:t xml:space="preserve"> </w:t>
+      </w:r>
+      <w:proofErr w:type="spellStart"/>
+      <w:r>
+        <w:rPr>
+          <w:rFonts w:ascii="Consolas" w:eastAsia="Times New Roman" w:hAnsi="Consolas" w:cs="Times New Roman"/>
+          <w:b/>
+          <w:bCs/>
+          <w:color w:val="6AAF19"/>
+          <w:sz w:val="33"/>
+          <w:szCs w:val="33"/>
+          <w:lang w:eastAsia="es-ES"/>
+        </w:rPr>
+        <w:t>src</w:t>
+      </w:r>
+      <w:proofErr w:type="spellEnd"/>
+      <w:r>
+        <w:rPr>
+          <w:rFonts w:ascii="Consolas" w:eastAsia="Times New Roman" w:hAnsi="Consolas" w:cs="Times New Roman"/>
+          <w:b/>
+          <w:bCs/>
+          <w:i/>
+          <w:iCs/>
+          <w:color w:val="CD3704"/>
+          <w:sz w:val="33"/>
+          <w:szCs w:val="33"/>
+          <w:lang w:eastAsia="es-ES"/>
+        </w:rPr>
+        <w:t>=</w:t>
+      </w:r>
+      <w:r>
+        <w:rPr>
+          <w:rFonts w:ascii="Consolas" w:eastAsia="Times New Roman" w:hAnsi="Consolas" w:cs="Times New Roman"/>
+          <w:b/>
+          <w:bCs/>
+          <w:i/>
+          <w:iCs/>
+          <w:color w:val="F25A00"/>
+          <w:sz w:val="33"/>
+          <w:szCs w:val="33"/>
+          <w:lang w:eastAsia="es-ES"/>
+        </w:rPr>
+        <w:t>"</w:t>
+      </w:r>
+      <w:proofErr w:type="spellStart"/>
+      <w:r>
+        <w:rPr>
+          <w:rFonts w:ascii="Consolas" w:eastAsia="Times New Roman" w:hAnsi="Consolas" w:cs="Times New Roman"/>
+          <w:b/>
+          <w:bCs/>
+          <w:i/>
+          <w:iCs/>
+          <w:color w:val="F25A00"/>
+          <w:sz w:val="33"/>
+          <w:szCs w:val="33"/>
+          <w:lang w:eastAsia="es-ES"/>
+        </w:rPr>
+        <w:t>images</w:t>
+      </w:r>
+      <w:proofErr w:type="spellEnd"/>
+      <w:r>
+        <w:rPr>
+          <w:rFonts w:ascii="Consolas" w:eastAsia="Times New Roman" w:hAnsi="Consolas" w:cs="Times New Roman"/>
+          <w:b/>
+          <w:bCs/>
+          <w:i/>
+          <w:iCs/>
+          <w:color w:val="F25A00"/>
+          <w:sz w:val="33"/>
+          <w:szCs w:val="33"/>
+          <w:lang w:eastAsia="es-ES"/>
+        </w:rPr>
+        <w:t>/01.avif"</w:t>
+      </w:r>
+      <w:r>
+        <w:rPr>
+          <w:rFonts w:ascii="Consolas" w:eastAsia="Times New Roman" w:hAnsi="Consolas" w:cs="Times New Roman"/>
+          <w:b/>
+          <w:bCs/>
+          <w:color w:val="000000"/>
+          <w:sz w:val="33"/>
+          <w:szCs w:val="33"/>
+          <w:lang w:eastAsia="es-ES"/>
+        </w:rPr>
+        <w:t xml:space="preserve"> </w:t>
+      </w:r>
+      <w:r>
+        <w:rPr>
+          <w:rFonts w:ascii="Consolas" w:eastAsia="Times New Roman" w:hAnsi="Consolas" w:cs="Times New Roman"/>
+          <w:b/>
+          <w:bCs/>
+          <w:color w:val="6AAF19"/>
+          <w:sz w:val="33"/>
+          <w:szCs w:val="33"/>
+          <w:lang w:eastAsia="es-ES"/>
+        </w:rPr>
+        <w:t>id</w:t>
+      </w:r>
+      <w:r>
+        <w:rPr>
+          <w:rFonts w:ascii="Consolas" w:eastAsia="Times New Roman" w:hAnsi="Consolas" w:cs="Times New Roman"/>
+          <w:b/>
+          <w:bCs/>
+          <w:i/>
+          <w:iCs/>
+          <w:color w:val="CD3704"/>
+          <w:sz w:val="33"/>
+          <w:szCs w:val="33"/>
+          <w:lang w:eastAsia="es-ES"/>
+        </w:rPr>
+        <w:t>=</w:t>
+      </w:r>
+      <w:r>
+        <w:rPr>
+          <w:rFonts w:ascii="Consolas" w:eastAsia="Times New Roman" w:hAnsi="Consolas" w:cs="Times New Roman"/>
+          <w:b/>
+          <w:bCs/>
+          <w:i/>
+          <w:iCs/>
+          <w:color w:val="F25A00"/>
+          <w:sz w:val="33"/>
+          <w:szCs w:val="33"/>
+          <w:lang w:eastAsia="es-ES"/>
+        </w:rPr>
+        <w:t>"imagen"</w:t>
+      </w:r>
+    </w:p>
+    <w:p>
+      <w:pPr>
+        <w:shd w:val="clear" w:color="auto" w:fill="FFFFFF"/>
+        <w:spacing w:after="0" w:line="450" w:lineRule="atLeast"/>
+        <w:rPr>
+          <w:rFonts w:ascii="Consolas" w:eastAsia="Times New Roman" w:hAnsi="Consolas" w:cs="Times New Roman"/>
+          <w:b/>
+          <w:bCs/>
+          <w:color w:val="000000"/>
+          <w:sz w:val="33"/>
+          <w:szCs w:val="33"/>
+          <w:lang w:eastAsia="es-ES"/>
+        </w:rPr>
+      </w:pPr>
+      <w:r>
+        <w:rPr>
+          <w:rFonts w:ascii="Consolas" w:eastAsia="Times New Roman" w:hAnsi="Consolas" w:cs="Times New Roman"/>
+          <w:b/>
+          <w:bCs/>
+          <w:i/>
+          <w:iCs/>
+          <w:color w:val="CD3704"/>
+          <w:sz w:val="33"/>
+          <w:szCs w:val="33"/>
+          <w:lang w:eastAsia="es-ES"/>
+        </w:rPr>
+        <w:t xml:space="preserve">    </w:t>
+      </w:r>
+      <w:proofErr w:type="spellStart"/>
+      <w:proofErr w:type="gramStart"/>
+      <w:r>
+        <w:rPr>
+          <w:rFonts w:ascii="Consolas" w:eastAsia="Times New Roman" w:hAnsi="Consolas" w:cs="Times New Roman"/>
+          <w:b/>
+          <w:bCs/>
+          <w:color w:val="6AAF19"/>
+          <w:sz w:val="33"/>
+          <w:szCs w:val="33"/>
+          <w:lang w:eastAsia="es-ES"/>
+        </w:rPr>
+        <w:t>onmouseover</w:t>
+      </w:r>
+      <w:proofErr w:type="spellEnd"/>
+      <w:proofErr w:type="gramEnd"/>
+      <w:r>
+        <w:rPr>
+          <w:rFonts w:ascii="Consolas" w:eastAsia="Times New Roman" w:hAnsi="Consolas" w:cs="Times New Roman"/>
+          <w:b/>
+          <w:bCs/>
+          <w:i/>
+          <w:iCs/>
+          <w:color w:val="CD3704"/>
+          <w:sz w:val="33"/>
+          <w:szCs w:val="33"/>
+          <w:lang w:eastAsia="es-ES"/>
+        </w:rPr>
+        <w:t>=</w:t>
+      </w:r>
+      <w:r>
+        <w:rPr>
+          <w:rFonts w:ascii="Consolas" w:eastAsia="Times New Roman" w:hAnsi="Consolas" w:cs="Times New Roman"/>
+          <w:b/>
+          <w:bCs/>
+          <w:i/>
+          <w:iCs/>
+          <w:color w:val="F25A00"/>
+          <w:sz w:val="33"/>
+          <w:szCs w:val="33"/>
+          <w:lang w:eastAsia="es-ES"/>
+        </w:rPr>
+        <w:t>"</w:t>
+      </w:r>
+      <w:proofErr w:type="spellStart"/>
+      <w:r>
+        <w:rPr>
+          <w:rFonts w:ascii="Consolas" w:eastAsia="Times New Roman" w:hAnsi="Consolas" w:cs="Times New Roman"/>
+          <w:b/>
+          <w:bCs/>
+          <w:color w:val="6AAF19"/>
+          <w:sz w:val="33"/>
+          <w:szCs w:val="33"/>
+          <w:lang w:eastAsia="es-ES"/>
+        </w:rPr>
+        <w:t>cambiarImagen</w:t>
+      </w:r>
+      <w:proofErr w:type="spellEnd"/>
+      <w:r>
+        <w:rPr>
+          <w:rFonts w:ascii="Consolas" w:eastAsia="Times New Roman" w:hAnsi="Consolas" w:cs="Times New Roman"/>
+          <w:b/>
+          <w:bCs/>
+          <w:i/>
+          <w:iCs/>
+          <w:color w:val="F25A00"/>
+          <w:sz w:val="33"/>
+          <w:szCs w:val="33"/>
+          <w:lang w:eastAsia="es-ES"/>
+        </w:rPr>
+        <w:t>()"</w:t>
+      </w:r>
+    </w:p>
+    <w:p>
+      <w:pPr>
+        <w:shd w:val="clear" w:color="auto" w:fill="FFFFFF"/>
+        <w:spacing w:after="0" w:line="450" w:lineRule="atLeast"/>
+        <w:rPr>
+          <w:rFonts w:ascii="Consolas" w:eastAsia="Times New Roman" w:hAnsi="Consolas" w:cs="Times New Roman"/>
+          <w:b/>
+          <w:bCs/>
+          <w:color w:val="000000"/>
+          <w:sz w:val="33"/>
+          <w:szCs w:val="33"/>
+          <w:lang w:eastAsia="es-ES"/>
+        </w:rPr>
+      </w:pPr>
+      <w:r>
+        <w:rPr>
+          <w:rFonts w:ascii="Consolas" w:eastAsia="Times New Roman" w:hAnsi="Consolas" w:cs="Times New Roman"/>
+          <w:b/>
+          <w:bCs/>
+          <w:i/>
+          <w:iCs/>
+          <w:color w:val="CD3704"/>
+          <w:sz w:val="33"/>
+          <w:szCs w:val="33"/>
+          <w:lang w:eastAsia="es-ES"/>
+        </w:rPr>
+        <w:t xml:space="preserve">    </w:t>
+      </w:r>
+      <w:proofErr w:type="spellStart"/>
+      <w:proofErr w:type="gramStart"/>
+      <w:r>
+        <w:rPr>
+          <w:rFonts w:ascii="Consolas" w:eastAsia="Times New Roman" w:hAnsi="Consolas" w:cs="Times New Roman"/>
+          <w:b/>
+          <w:bCs/>
+          <w:color w:val="6AAF19"/>
+          <w:sz w:val="33"/>
+          <w:szCs w:val="33"/>
+          <w:lang w:eastAsia="es-ES"/>
+        </w:rPr>
+        <w:t>onmouseout</w:t>
+      </w:r>
+      <w:proofErr w:type="spellEnd"/>
+      <w:proofErr w:type="gramEnd"/>
+      <w:r>
+        <w:rPr>
+          <w:rFonts w:ascii="Consolas" w:eastAsia="Times New Roman" w:hAnsi="Consolas" w:cs="Times New Roman"/>
+          <w:b/>
+          <w:bCs/>
+          <w:i/>
+          <w:iCs/>
+          <w:color w:val="CD3704"/>
+          <w:sz w:val="33"/>
+          <w:szCs w:val="33"/>
+          <w:lang w:eastAsia="es-ES"/>
+        </w:rPr>
+        <w:t>=</w:t>
+      </w:r>
+      <w:r>
+        <w:rPr>
+          <w:rFonts w:ascii="Consolas" w:eastAsia="Times New Roman" w:hAnsi="Consolas" w:cs="Times New Roman"/>
+          <w:b/>
+          <w:bCs/>
+          <w:i/>
+          <w:iCs/>
+          <w:color w:val="F25A00"/>
+          <w:sz w:val="33"/>
+          <w:szCs w:val="33"/>
+          <w:lang w:eastAsia="es-ES"/>
+        </w:rPr>
+        <w:t>"</w:t>
+      </w:r>
+      <w:proofErr w:type="spellStart"/>
+      <w:r>
+        <w:rPr>
+          <w:rFonts w:ascii="Consolas" w:eastAsia="Times New Roman" w:hAnsi="Consolas" w:cs="Times New Roman"/>
+          <w:b/>
+          <w:bCs/>
+          <w:color w:val="6AAF19"/>
+          <w:sz w:val="33"/>
+          <w:szCs w:val="33"/>
+          <w:lang w:eastAsia="es-ES"/>
+        </w:rPr>
+        <w:t>salirImagen</w:t>
+      </w:r>
+      <w:proofErr w:type="spellEnd"/>
+      <w:r>
+        <w:rPr>
+          <w:rFonts w:ascii="Consolas" w:eastAsia="Times New Roman" w:hAnsi="Consolas" w:cs="Times New Roman"/>
+          <w:b/>
+          <w:bCs/>
+          <w:i/>
+          <w:iCs/>
+          <w:color w:val="F25A00"/>
+          <w:sz w:val="33"/>
+          <w:szCs w:val="33"/>
+          <w:lang w:eastAsia="es-ES"/>
+        </w:rPr>
+        <w:t>()"</w:t>
+      </w:r>
+      <w:r>
+        <w:rPr>
+          <w:rFonts w:ascii="Consolas" w:eastAsia="Times New Roman" w:hAnsi="Consolas" w:cs="Times New Roman"/>
+          <w:b/>
+          <w:bCs/>
+          <w:color w:val="000000"/>
+          <w:sz w:val="33"/>
+          <w:szCs w:val="33"/>
+          <w:lang w:eastAsia="es-ES"/>
+        </w:rPr>
+        <w:t>/&gt;</w:t>
+      </w:r>
+    </w:p>
+    <w:p>
+      <w:pPr>
+        <w:shd w:val="clear" w:color="auto" w:fill="FFFFFF"/>
+        <w:spacing w:after="0" w:line="450" w:lineRule="atLeast"/>
+        <w:rPr>
+          <w:rFonts w:ascii="Consolas" w:eastAsia="Times New Roman" w:hAnsi="Consolas" w:cs="Times New Roman"/>
+          <w:b/>
+          <w:bCs/>
+          <w:color w:val="000000"/>
+          <w:sz w:val="33"/>
+          <w:szCs w:val="33"/>
+          <w:lang w:eastAsia="es-ES"/>
+        </w:rPr>
+      </w:pPr>
+      <w:r>
+        <w:rPr>
+          <w:rFonts w:ascii="Consolas" w:eastAsia="Times New Roman" w:hAnsi="Consolas" w:cs="Times New Roman"/>
+          <w:b/>
+          <w:bCs/>
+          <w:color w:val="000000"/>
+          <w:sz w:val="33"/>
+          <w:szCs w:val="33"/>
+          <w:lang w:eastAsia="es-ES"/>
+        </w:rPr>
+        <w:t>&lt;/</w:t>
+      </w:r>
+      <w:proofErr w:type="spellStart"/>
+      <w:proofErr w:type="gramStart"/>
+      <w:r>
+        <w:rPr>
+          <w:rFonts w:ascii="Consolas" w:eastAsia="Times New Roman" w:hAnsi="Consolas" w:cs="Times New Roman"/>
+          <w:b/>
+          <w:bCs/>
+          <w:color w:val="F92672"/>
+          <w:sz w:val="33"/>
+          <w:szCs w:val="33"/>
+          <w:lang w:eastAsia="es-ES"/>
+        </w:rPr>
+        <w:t>body</w:t>
+      </w:r>
+      <w:proofErr w:type="spellEnd"/>
+      <w:proofErr w:type="gramEnd"/>
+      <w:r>
+        <w:rPr>
+          <w:rFonts w:ascii="Consolas" w:eastAsia="Times New Roman" w:hAnsi="Consolas" w:cs="Times New Roman"/>
+          <w:b/>
+          <w:bCs/>
+          <w:color w:val="000000"/>
+          <w:sz w:val="33"/>
+          <w:szCs w:val="33"/>
+          <w:lang w:eastAsia="es-ES"/>
+        </w:rPr>
+        <w:t>&gt;</w:t>
+      </w:r>
+    </w:p>
+    <w:p>
+      <w:pPr>
+        <w:shd w:val="clear" w:color="auto" w:fill="FFFFFF"/>
+        <w:spacing w:after="0" w:line="450" w:lineRule="atLeast"/>
+        <w:rPr>
+          <w:rFonts w:ascii="Consolas" w:eastAsia="Times New Roman" w:hAnsi="Consolas" w:cs="Times New Roman"/>
+          <w:b/>
+          <w:bCs/>
+          <w:color w:val="000000"/>
+          <w:sz w:val="33"/>
+          <w:szCs w:val="33"/>
+          <w:lang w:eastAsia="es-ES"/>
+        </w:rPr>
+      </w:pPr>
+      <w:r>
+        <w:rPr>
+          <w:rFonts w:ascii="Consolas" w:eastAsia="Times New Roman" w:hAnsi="Consolas" w:cs="Times New Roman"/>
+          <w:b/>
+          <w:bCs/>
+          <w:color w:val="000000"/>
+          <w:sz w:val="33"/>
+          <w:szCs w:val="33"/>
+          <w:lang w:eastAsia="es-ES"/>
+        </w:rPr>
+        <w:t>&lt;/</w:t>
+      </w:r>
+      <w:proofErr w:type="spellStart"/>
+      <w:proofErr w:type="gramStart"/>
+      <w:r>
+        <w:rPr>
+          <w:rFonts w:ascii="Consolas" w:eastAsia="Times New Roman" w:hAnsi="Consolas" w:cs="Times New Roman"/>
+          <w:b/>
+          <w:bCs/>
+          <w:color w:val="F92672"/>
+          <w:sz w:val="33"/>
+          <w:szCs w:val="33"/>
+          <w:lang w:eastAsia="es-ES"/>
+        </w:rPr>
+        <w:t>html</w:t>
+      </w:r>
+      <w:proofErr w:type="spellEnd"/>
+      <w:proofErr w:type="gramEnd"/>
+      <w:r>
+        <w:rPr>
+          <w:rFonts w:ascii="Consolas" w:eastAsia="Times New Roman" w:hAnsi="Consolas" w:cs="Times New Roman"/>
+          <w:b/>
+          <w:bCs/>
+          <w:color w:val="000000"/>
+          <w:sz w:val="33"/>
+          <w:szCs w:val="33"/>
+          <w:lang w:eastAsia="es-ES"/>
+        </w:rPr>
+        <w:t>&gt;</w:t>
+      </w:r>
+    </w:p>
+    <w:p>
+      <w:pPr>
+        <w:spacing w:after="0" w:line="240" w:lineRule="auto"/>
+        <w:rPr>
+          <w:rFonts w:ascii="Verdana" w:hAnsi="Verdana"/>
+          <w:sz w:val="28"/>
+          <w:szCs w:val="28"/>
+        </w:rPr>
+      </w:pPr>
+    </w:p>
+    <w:p>
+      <w:pPr>
+        <w:spacing w:after="0" w:line="240" w:lineRule="auto"/>
+        <w:rPr>
+          <w:rFonts w:ascii="Verdana" w:hAnsi="Verdana"/>
+          <w:sz w:val="28"/>
+          <w:szCs w:val="28"/>
+        </w:rPr>
+      </w:pPr>
+      <w:r>
+        <w:rPr>
+          <w:rFonts w:ascii="Verdana" w:hAnsi="Verdana"/>
+          <w:sz w:val="28"/>
+          <w:szCs w:val="28"/>
+        </w:rPr>
+        <w:t>En el siguiente ejemplo, vamos a visualizar cómo podemos recuperar datos de cajas de formularios.</w:t>
+      </w:r>
+    </w:p>
+    <w:p>
+      <w:pPr>
+        <w:spacing w:after="0" w:line="240" w:lineRule="auto"/>
+        <w:rPr>
+          <w:rFonts w:ascii="Verdana" w:hAnsi="Verdana"/>
+          <w:sz w:val="28"/>
+          <w:szCs w:val="28"/>
+        </w:rPr>
+      </w:pPr>
+      <w:r>
+        <w:rPr>
+          <w:rFonts w:ascii="Verdana" w:hAnsi="Verdana"/>
+          <w:sz w:val="28"/>
+          <w:szCs w:val="28"/>
+        </w:rPr>
+        <w:t>Tendremos dos cajas de texto dibujadas pidiendo un número en cada una.</w:t>
+      </w:r>
+    </w:p>
+    <w:p>
+      <w:pPr>
+        <w:spacing w:after="0" w:line="240" w:lineRule="auto"/>
+        <w:rPr>
+          <w:rFonts w:ascii="Verdana" w:hAnsi="Verdana"/>
+          <w:sz w:val="28"/>
+          <w:szCs w:val="28"/>
+        </w:rPr>
+      </w:pPr>
+      <w:r>
+        <w:rPr>
+          <w:rFonts w:ascii="Verdana" w:hAnsi="Verdana"/>
+          <w:sz w:val="28"/>
+          <w:szCs w:val="28"/>
+        </w:rPr>
+        <w:t>Al pulsar sobre un botón, mostraremos la suma de los valores de las cajas.</w:t>
+      </w:r>
+    </w:p>
+    <w:p>
+      <w:pPr>
+        <w:spacing w:after="0" w:line="240" w:lineRule="auto"/>
+        <w:rPr>
+          <w:rFonts w:ascii="Verdana" w:hAnsi="Verdana"/>
+          <w:sz w:val="28"/>
+          <w:szCs w:val="28"/>
+        </w:rPr>
+      </w:pPr>
+    </w:p>
+    <w:p>
+      <w:pPr>
+        <w:spacing w:after="0" w:line="240" w:lineRule="auto"/>
+        <w:rPr>
+          <w:rFonts w:ascii="Verdana" w:hAnsi="Verdana"/>
+          <w:b/>
+          <w:sz w:val="28"/>
+          <w:szCs w:val="28"/>
+        </w:rPr>
+      </w:pPr>
+      <w:r>
+        <w:rPr>
+          <w:rFonts w:ascii="Verdana" w:hAnsi="Verdana"/>
+          <w:sz w:val="28"/>
+          <w:szCs w:val="28"/>
+        </w:rPr>
+        <w:t xml:space="preserve">Creamos una nueva página llamada </w:t>
+      </w:r>
+      <w:r>
+        <w:rPr>
+          <w:rFonts w:ascii="Verdana" w:hAnsi="Verdana"/>
+          <w:b/>
+          <w:sz w:val="28"/>
+          <w:szCs w:val="28"/>
+        </w:rPr>
+        <w:t>web10sumarnumeros.html</w:t>
+      </w:r>
+    </w:p>
+    <w:p>
+      <w:pPr>
+        <w:spacing w:after="0" w:line="240" w:lineRule="auto"/>
+        <w:rPr>
+          <w:rFonts w:ascii="Verdana" w:hAnsi="Verdana"/>
+          <w:sz w:val="28"/>
+          <w:szCs w:val="28"/>
+        </w:rPr>
+      </w:pPr>
+    </w:p>
+    <w:p>
+      <w:pPr>
+        <w:spacing w:after="0" w:line="240" w:lineRule="auto"/>
+        <w:rPr>
+          <w:rFonts w:ascii="Verdana" w:hAnsi="Verdana"/>
+          <w:sz w:val="28"/>
+          <w:szCs w:val="28"/>
+        </w:rPr>
+      </w:pPr>
+      <w:r>
+        <w:rPr>
+          <w:noProof/>
+          <w:lang w:eastAsia="es-ES"/>
+        </w:rPr>
+        <w:lastRenderedPageBreak/>
+        <w:drawing>
+          <wp:inline distT="0" distB="0" distL="0" distR="0" wp14:anchorId="19482283" wp14:editId="72D83804">
+            <wp:extent cx="2835467" cy="1823515"/>
+            <wp:effectExtent l="0" t="0" r="3175" b="5715"/>
+            <wp:docPr id="20" name="Imagen 20"/>
+            <wp:cNvGraphicFramePr>
+              <a:graphicFrameLocks xmlns:a="http://schemas.openxmlformats.org/drawingml/2006/main" noChangeAspect="1"/>
+            </wp:cNvGraphicFramePr>
+            <a:graphic xmlns:a="http://schemas.openxmlformats.org/drawingml/2006/main">
+              <a:graphicData uri="http://schemas.openxmlformats.org/drawingml/2006/picture">
+                <pic:pic xmlns:pic="http://schemas.openxmlformats.org/drawingml/2006/picture">
+                  <pic:nvPicPr>
+                    <pic:cNvPr id="1" name=""/>
+                    <pic:cNvPicPr/>
+                  </pic:nvPicPr>
+                  <pic:blipFill>
+                    <a:blip r:embed="rId26"/>
+                    <a:stretch>
+                      <a:fillRect/>
+                    </a:stretch>
+                  </pic:blipFill>
+                  <pic:spPr>
+                    <a:xfrm>
+                      <a:off x="0" y="0"/>
+                      <a:ext cx="2840761" cy="1826920"/>
+                    </a:xfrm>
+                    <a:prstGeom prst="rect">
+                      <a:avLst/>
+                    </a:prstGeom>
+                  </pic:spPr>
+                </pic:pic>
+              </a:graphicData>
+            </a:graphic>
+          </wp:inline>
+        </w:drawing>
+      </w:r>
+    </w:p>
+    <w:p>
+      <w:pPr>
+        <w:spacing w:after="0" w:line="240" w:lineRule="auto"/>
+        <w:rPr>
+          <w:rFonts w:ascii="Verdana" w:hAnsi="Verdana"/>
+          <w:sz w:val="28"/>
+          <w:szCs w:val="28"/>
+        </w:rPr>
+      </w:pPr>
+    </w:p>
+    <w:p>
+      <w:pPr>
+        <w:spacing w:after="0" w:line="240" w:lineRule="auto"/>
+        <w:rPr>
+          <w:rFonts w:ascii="Verdana" w:hAnsi="Verdana"/>
+          <w:b/>
+          <w:sz w:val="28"/>
+          <w:szCs w:val="28"/>
+        </w:rPr>
+      </w:pPr>
+      <w:r>
+        <w:rPr>
+          <w:rFonts w:ascii="Verdana" w:hAnsi="Verdana"/>
+          <w:b/>
+          <w:sz w:val="28"/>
+          <w:szCs w:val="28"/>
+        </w:rPr>
+        <w:t>WEB10SUMARNUMEROS.HTML</w:t>
+      </w:r>
+    </w:p>
+    <w:p>
+      <w:pPr>
+        <w:spacing w:after="0" w:line="240" w:lineRule="auto"/>
+        <w:rPr>
+          <w:rFonts w:ascii="Verdana" w:hAnsi="Verdana"/>
+          <w:sz w:val="28"/>
+          <w:szCs w:val="28"/>
+        </w:rPr>
+      </w:pPr>
+    </w:p>
+    <w:p>
+      <w:pPr>
+        <w:spacing w:after="0" w:line="240" w:lineRule="auto"/>
+        <w:rPr>
+          <w:rFonts w:ascii="Verdana" w:hAnsi="Verdana"/>
+          <w:sz w:val="28"/>
+          <w:szCs w:val="28"/>
+        </w:rPr>
+      </w:pPr>
+    </w:p>
+    <w:p>
+      <w:pPr>
+        <w:spacing w:after="0" w:line="240" w:lineRule="auto"/>
+        <w:rPr>
+          <w:rFonts w:ascii="Verdana" w:hAnsi="Verdana"/>
+          <w:sz w:val="28"/>
+          <w:szCs w:val="28"/>
+        </w:rPr>
+      </w:pPr>
+    </w:p>
+    <w:p>
+      <w:pPr>
+        <w:spacing w:after="0" w:line="240" w:lineRule="auto"/>
+        <w:rPr>
+          <w:rFonts w:ascii="Verdana" w:hAnsi="Verdana"/>
+          <w:sz w:val="28"/>
+          <w:szCs w:val="28"/>
+        </w:rPr>
+      </w:pPr>
+    </w:p>
+    <w:p>
+      <w:pPr>
+        <w:spacing w:after="0" w:line="240" w:lineRule="auto"/>
+        <w:rPr>
+          <w:rFonts w:ascii="Verdana" w:hAnsi="Verdana"/>
+          <w:sz w:val="28"/>
+          <w:szCs w:val="28"/>
+        </w:rPr>
+      </w:pPr>
+    </w:p>
+    <w:p>
+      <w:pPr>
+        <w:spacing w:after="0" w:line="240" w:lineRule="auto"/>
+        <w:rPr>
+          <w:rFonts w:ascii="Verdana" w:hAnsi="Verdana"/>
+          <w:sz w:val="28"/>
+          <w:szCs w:val="28"/>
+        </w:rPr>
+      </w:pPr>
+    </w:p>
+    <w:p>
+      <w:pPr>
+        <w:spacing w:after="0" w:line="240" w:lineRule="auto"/>
+        <w:rPr>
+          <w:rFonts w:ascii="Verdana" w:hAnsi="Verdana"/>
+          <w:sz w:val="28"/>
+          <w:szCs w:val="28"/>
+        </w:rPr>
+      </w:pPr>
     </w:p>
     <w:p>
       <w:pPr>

--- a/01 - FUNDAMENTOS DESARROLLO WEB.docx
+++ b/01 - FUNDAMENTOS DESARROLLO WEB.docx
@@ -22939,20 +22939,7 @@
           <w:szCs w:val="33"/>
           <w:lang w:eastAsia="es-ES"/>
         </w:rPr>
-        <w:t>titulo.</w:t>
-      </w:r>
-      <w:bookmarkStart w:id="0" w:name="_GoBack"/>
-      <w:r>
-        <w:rPr>
-          <w:rFonts w:ascii="Consolas" w:eastAsia="Times New Roman" w:hAnsi="Consolas" w:cs="Times New Roman"/>
-          <w:b/>
-          <w:bCs/>
-          <w:color w:val="000000"/>
-          <w:sz w:val="33"/>
-          <w:szCs w:val="33"/>
-          <w:lang w:eastAsia="es-ES"/>
-        </w:rPr>
-        <w:t>innerText</w:t>
+        <w:t>titulo.innerText</w:t>
       </w:r>
       <w:proofErr w:type="spellEnd"/>
       <w:r>
@@ -22967,7 +22954,6 @@
         </w:rPr>
         <w:t xml:space="preserve"> </w:t>
       </w:r>
-      <w:bookmarkEnd w:id="0"/>
       <w:r>
         <w:rPr>
           <w:rFonts w:ascii="Consolas" w:eastAsia="Times New Roman" w:hAnsi="Consolas" w:cs="Times New Roman"/>
@@ -24225,6 +24211,8482 @@
         </w:rPr>
         <w:t>WEB10SUMARNUMEROS.HTML</w:t>
       </w:r>
+    </w:p>
+    <w:p>
+      <w:pPr>
+        <w:spacing w:after="0" w:line="240" w:lineRule="auto"/>
+        <w:rPr>
+          <w:rFonts w:ascii="Verdana" w:hAnsi="Verdana"/>
+          <w:sz w:val="28"/>
+          <w:szCs w:val="28"/>
+        </w:rPr>
+      </w:pPr>
+    </w:p>
+    <w:p>
+      <w:pPr>
+        <w:shd w:val="clear" w:color="auto" w:fill="FFFFFF"/>
+        <w:spacing w:after="0" w:line="450" w:lineRule="atLeast"/>
+        <w:rPr>
+          <w:rFonts w:ascii="Consolas" w:eastAsia="Times New Roman" w:hAnsi="Consolas" w:cs="Times New Roman"/>
+          <w:b/>
+          <w:bCs/>
+          <w:color w:val="000000"/>
+          <w:sz w:val="33"/>
+          <w:szCs w:val="33"/>
+          <w:lang w:eastAsia="es-ES"/>
+        </w:rPr>
+      </w:pPr>
+      <w:proofErr w:type="gramStart"/>
+      <w:r>
+        <w:rPr>
+          <w:rFonts w:ascii="Consolas" w:eastAsia="Times New Roman" w:hAnsi="Consolas" w:cs="Times New Roman"/>
+          <w:b/>
+          <w:bCs/>
+          <w:color w:val="000000"/>
+          <w:sz w:val="33"/>
+          <w:szCs w:val="33"/>
+          <w:lang w:eastAsia="es-ES"/>
+        </w:rPr>
+        <w:t>&lt;!</w:t>
+      </w:r>
+      <w:r>
+        <w:rPr>
+          <w:rFonts w:ascii="Consolas" w:eastAsia="Times New Roman" w:hAnsi="Consolas" w:cs="Times New Roman"/>
+          <w:b/>
+          <w:bCs/>
+          <w:color w:val="F92672"/>
+          <w:sz w:val="33"/>
+          <w:szCs w:val="33"/>
+          <w:lang w:eastAsia="es-ES"/>
+        </w:rPr>
+        <w:t>DOCTYPE</w:t>
+      </w:r>
+      <w:proofErr w:type="gramEnd"/>
+      <w:r>
+        <w:rPr>
+          <w:rFonts w:ascii="Consolas" w:eastAsia="Times New Roman" w:hAnsi="Consolas" w:cs="Times New Roman"/>
+          <w:b/>
+          <w:bCs/>
+          <w:color w:val="000000"/>
+          <w:sz w:val="33"/>
+          <w:szCs w:val="33"/>
+          <w:lang w:eastAsia="es-ES"/>
+        </w:rPr>
+        <w:t xml:space="preserve"> </w:t>
+      </w:r>
+      <w:proofErr w:type="spellStart"/>
+      <w:r>
+        <w:rPr>
+          <w:rFonts w:ascii="Consolas" w:eastAsia="Times New Roman" w:hAnsi="Consolas" w:cs="Times New Roman"/>
+          <w:b/>
+          <w:bCs/>
+          <w:color w:val="6AAF19"/>
+          <w:sz w:val="33"/>
+          <w:szCs w:val="33"/>
+          <w:lang w:eastAsia="es-ES"/>
+        </w:rPr>
+        <w:t>html</w:t>
+      </w:r>
+      <w:proofErr w:type="spellEnd"/>
+      <w:r>
+        <w:rPr>
+          <w:rFonts w:ascii="Consolas" w:eastAsia="Times New Roman" w:hAnsi="Consolas" w:cs="Times New Roman"/>
+          <w:b/>
+          <w:bCs/>
+          <w:color w:val="000000"/>
+          <w:sz w:val="33"/>
+          <w:szCs w:val="33"/>
+          <w:lang w:eastAsia="es-ES"/>
+        </w:rPr>
+        <w:t>&gt;</w:t>
+      </w:r>
+    </w:p>
+    <w:p>
+      <w:pPr>
+        <w:shd w:val="clear" w:color="auto" w:fill="FFFFFF"/>
+        <w:spacing w:after="0" w:line="450" w:lineRule="atLeast"/>
+        <w:rPr>
+          <w:rFonts w:ascii="Consolas" w:eastAsia="Times New Roman" w:hAnsi="Consolas" w:cs="Times New Roman"/>
+          <w:b/>
+          <w:bCs/>
+          <w:color w:val="000000"/>
+          <w:sz w:val="33"/>
+          <w:szCs w:val="33"/>
+          <w:lang w:eastAsia="es-ES"/>
+        </w:rPr>
+      </w:pPr>
+      <w:r>
+        <w:rPr>
+          <w:rFonts w:ascii="Consolas" w:eastAsia="Times New Roman" w:hAnsi="Consolas" w:cs="Times New Roman"/>
+          <w:b/>
+          <w:bCs/>
+          <w:color w:val="000000"/>
+          <w:sz w:val="33"/>
+          <w:szCs w:val="33"/>
+          <w:lang w:eastAsia="es-ES"/>
+        </w:rPr>
+        <w:t>&lt;</w:t>
+      </w:r>
+      <w:proofErr w:type="spellStart"/>
+      <w:r>
+        <w:rPr>
+          <w:rFonts w:ascii="Consolas" w:eastAsia="Times New Roman" w:hAnsi="Consolas" w:cs="Times New Roman"/>
+          <w:b/>
+          <w:bCs/>
+          <w:color w:val="F92672"/>
+          <w:sz w:val="33"/>
+          <w:szCs w:val="33"/>
+          <w:lang w:eastAsia="es-ES"/>
+        </w:rPr>
+        <w:t>html</w:t>
+      </w:r>
+      <w:proofErr w:type="spellEnd"/>
+      <w:r>
+        <w:rPr>
+          <w:rFonts w:ascii="Consolas" w:eastAsia="Times New Roman" w:hAnsi="Consolas" w:cs="Times New Roman"/>
+          <w:b/>
+          <w:bCs/>
+          <w:color w:val="000000"/>
+          <w:sz w:val="33"/>
+          <w:szCs w:val="33"/>
+          <w:lang w:eastAsia="es-ES"/>
+        </w:rPr>
+        <w:t xml:space="preserve"> </w:t>
+      </w:r>
+      <w:proofErr w:type="spellStart"/>
+      <w:r>
+        <w:rPr>
+          <w:rFonts w:ascii="Consolas" w:eastAsia="Times New Roman" w:hAnsi="Consolas" w:cs="Times New Roman"/>
+          <w:b/>
+          <w:bCs/>
+          <w:color w:val="6AAF19"/>
+          <w:sz w:val="33"/>
+          <w:szCs w:val="33"/>
+          <w:lang w:eastAsia="es-ES"/>
+        </w:rPr>
+        <w:t>lang</w:t>
+      </w:r>
+      <w:proofErr w:type="spellEnd"/>
+      <w:r>
+        <w:rPr>
+          <w:rFonts w:ascii="Consolas" w:eastAsia="Times New Roman" w:hAnsi="Consolas" w:cs="Times New Roman"/>
+          <w:b/>
+          <w:bCs/>
+          <w:i/>
+          <w:iCs/>
+          <w:color w:val="CD3704"/>
+          <w:sz w:val="33"/>
+          <w:szCs w:val="33"/>
+          <w:lang w:eastAsia="es-ES"/>
+        </w:rPr>
+        <w:t>=</w:t>
+      </w:r>
+      <w:r>
+        <w:rPr>
+          <w:rFonts w:ascii="Consolas" w:eastAsia="Times New Roman" w:hAnsi="Consolas" w:cs="Times New Roman"/>
+          <w:b/>
+          <w:bCs/>
+          <w:i/>
+          <w:iCs/>
+          <w:color w:val="F25A00"/>
+          <w:sz w:val="33"/>
+          <w:szCs w:val="33"/>
+          <w:lang w:eastAsia="es-ES"/>
+        </w:rPr>
+        <w:t>"en"</w:t>
+      </w:r>
+      <w:r>
+        <w:rPr>
+          <w:rFonts w:ascii="Consolas" w:eastAsia="Times New Roman" w:hAnsi="Consolas" w:cs="Times New Roman"/>
+          <w:b/>
+          <w:bCs/>
+          <w:color w:val="000000"/>
+          <w:sz w:val="33"/>
+          <w:szCs w:val="33"/>
+          <w:lang w:eastAsia="es-ES"/>
+        </w:rPr>
+        <w:t>&gt;</w:t>
+      </w:r>
+    </w:p>
+    <w:p>
+      <w:pPr>
+        <w:shd w:val="clear" w:color="auto" w:fill="FFFFFF"/>
+        <w:spacing w:after="0" w:line="450" w:lineRule="atLeast"/>
+        <w:rPr>
+          <w:rFonts w:ascii="Consolas" w:eastAsia="Times New Roman" w:hAnsi="Consolas" w:cs="Times New Roman"/>
+          <w:b/>
+          <w:bCs/>
+          <w:color w:val="000000"/>
+          <w:sz w:val="33"/>
+          <w:szCs w:val="33"/>
+          <w:lang w:eastAsia="es-ES"/>
+        </w:rPr>
+      </w:pPr>
+      <w:r>
+        <w:rPr>
+          <w:rFonts w:ascii="Consolas" w:eastAsia="Times New Roman" w:hAnsi="Consolas" w:cs="Times New Roman"/>
+          <w:b/>
+          <w:bCs/>
+          <w:color w:val="000000"/>
+          <w:sz w:val="33"/>
+          <w:szCs w:val="33"/>
+          <w:lang w:eastAsia="es-ES"/>
+        </w:rPr>
+        <w:t>&lt;</w:t>
+      </w:r>
+      <w:proofErr w:type="gramStart"/>
+      <w:r>
+        <w:rPr>
+          <w:rFonts w:ascii="Consolas" w:eastAsia="Times New Roman" w:hAnsi="Consolas" w:cs="Times New Roman"/>
+          <w:b/>
+          <w:bCs/>
+          <w:color w:val="F92672"/>
+          <w:sz w:val="33"/>
+          <w:szCs w:val="33"/>
+          <w:lang w:eastAsia="es-ES"/>
+        </w:rPr>
+        <w:t>head</w:t>
+      </w:r>
+      <w:proofErr w:type="gramEnd"/>
+      <w:r>
+        <w:rPr>
+          <w:rFonts w:ascii="Consolas" w:eastAsia="Times New Roman" w:hAnsi="Consolas" w:cs="Times New Roman"/>
+          <w:b/>
+          <w:bCs/>
+          <w:color w:val="000000"/>
+          <w:sz w:val="33"/>
+          <w:szCs w:val="33"/>
+          <w:lang w:eastAsia="es-ES"/>
+        </w:rPr>
+        <w:t>&gt;</w:t>
+      </w:r>
+    </w:p>
+    <w:p>
+      <w:pPr>
+        <w:shd w:val="clear" w:color="auto" w:fill="FFFFFF"/>
+        <w:spacing w:after="0" w:line="450" w:lineRule="atLeast"/>
+        <w:rPr>
+          <w:rFonts w:ascii="Consolas" w:eastAsia="Times New Roman" w:hAnsi="Consolas" w:cs="Times New Roman"/>
+          <w:b/>
+          <w:bCs/>
+          <w:color w:val="000000"/>
+          <w:sz w:val="33"/>
+          <w:szCs w:val="33"/>
+          <w:lang w:eastAsia="es-ES"/>
+        </w:rPr>
+      </w:pPr>
+      <w:r>
+        <w:rPr>
+          <w:rFonts w:ascii="Consolas" w:eastAsia="Times New Roman" w:hAnsi="Consolas" w:cs="Times New Roman"/>
+          <w:b/>
+          <w:bCs/>
+          <w:color w:val="000000"/>
+          <w:sz w:val="33"/>
+          <w:szCs w:val="33"/>
+          <w:lang w:eastAsia="es-ES"/>
+        </w:rPr>
+        <w:t>    &lt;</w:t>
+      </w:r>
+      <w:r>
+        <w:rPr>
+          <w:rFonts w:ascii="Consolas" w:eastAsia="Times New Roman" w:hAnsi="Consolas" w:cs="Times New Roman"/>
+          <w:b/>
+          <w:bCs/>
+          <w:color w:val="F92672"/>
+          <w:sz w:val="33"/>
+          <w:szCs w:val="33"/>
+          <w:lang w:eastAsia="es-ES"/>
+        </w:rPr>
+        <w:t>meta</w:t>
+      </w:r>
+      <w:r>
+        <w:rPr>
+          <w:rFonts w:ascii="Consolas" w:eastAsia="Times New Roman" w:hAnsi="Consolas" w:cs="Times New Roman"/>
+          <w:b/>
+          <w:bCs/>
+          <w:color w:val="000000"/>
+          <w:sz w:val="33"/>
+          <w:szCs w:val="33"/>
+          <w:lang w:eastAsia="es-ES"/>
+        </w:rPr>
+        <w:t xml:space="preserve"> </w:t>
+      </w:r>
+      <w:proofErr w:type="spellStart"/>
+      <w:r>
+        <w:rPr>
+          <w:rFonts w:ascii="Consolas" w:eastAsia="Times New Roman" w:hAnsi="Consolas" w:cs="Times New Roman"/>
+          <w:b/>
+          <w:bCs/>
+          <w:color w:val="6AAF19"/>
+          <w:sz w:val="33"/>
+          <w:szCs w:val="33"/>
+          <w:lang w:eastAsia="es-ES"/>
+        </w:rPr>
+        <w:t>charset</w:t>
+      </w:r>
+      <w:proofErr w:type="spellEnd"/>
+      <w:r>
+        <w:rPr>
+          <w:rFonts w:ascii="Consolas" w:eastAsia="Times New Roman" w:hAnsi="Consolas" w:cs="Times New Roman"/>
+          <w:b/>
+          <w:bCs/>
+          <w:i/>
+          <w:iCs/>
+          <w:color w:val="CD3704"/>
+          <w:sz w:val="33"/>
+          <w:szCs w:val="33"/>
+          <w:lang w:eastAsia="es-ES"/>
+        </w:rPr>
+        <w:t>=</w:t>
+      </w:r>
+      <w:r>
+        <w:rPr>
+          <w:rFonts w:ascii="Consolas" w:eastAsia="Times New Roman" w:hAnsi="Consolas" w:cs="Times New Roman"/>
+          <w:b/>
+          <w:bCs/>
+          <w:i/>
+          <w:iCs/>
+          <w:color w:val="F25A00"/>
+          <w:sz w:val="33"/>
+          <w:szCs w:val="33"/>
+          <w:lang w:eastAsia="es-ES"/>
+        </w:rPr>
+        <w:t>"UTF-8"</w:t>
+      </w:r>
+      <w:r>
+        <w:rPr>
+          <w:rFonts w:ascii="Consolas" w:eastAsia="Times New Roman" w:hAnsi="Consolas" w:cs="Times New Roman"/>
+          <w:b/>
+          <w:bCs/>
+          <w:color w:val="000000"/>
+          <w:sz w:val="33"/>
+          <w:szCs w:val="33"/>
+          <w:lang w:eastAsia="es-ES"/>
+        </w:rPr>
+        <w:t>&gt;</w:t>
+      </w:r>
+    </w:p>
+    <w:p>
+      <w:pPr>
+        <w:shd w:val="clear" w:color="auto" w:fill="FFFFFF"/>
+        <w:spacing w:after="0" w:line="450" w:lineRule="atLeast"/>
+        <w:rPr>
+          <w:rFonts w:ascii="Consolas" w:eastAsia="Times New Roman" w:hAnsi="Consolas" w:cs="Times New Roman"/>
+          <w:b/>
+          <w:bCs/>
+          <w:color w:val="000000"/>
+          <w:sz w:val="33"/>
+          <w:szCs w:val="33"/>
+          <w:lang w:eastAsia="es-ES"/>
+        </w:rPr>
+      </w:pPr>
+      <w:r>
+        <w:rPr>
+          <w:rFonts w:ascii="Consolas" w:eastAsia="Times New Roman" w:hAnsi="Consolas" w:cs="Times New Roman"/>
+          <w:b/>
+          <w:bCs/>
+          <w:color w:val="000000"/>
+          <w:sz w:val="33"/>
+          <w:szCs w:val="33"/>
+          <w:lang w:eastAsia="es-ES"/>
+        </w:rPr>
+        <w:t>    &lt;</w:t>
+      </w:r>
+      <w:r>
+        <w:rPr>
+          <w:rFonts w:ascii="Consolas" w:eastAsia="Times New Roman" w:hAnsi="Consolas" w:cs="Times New Roman"/>
+          <w:b/>
+          <w:bCs/>
+          <w:color w:val="F92672"/>
+          <w:sz w:val="33"/>
+          <w:szCs w:val="33"/>
+          <w:lang w:eastAsia="es-ES"/>
+        </w:rPr>
+        <w:t>meta</w:t>
+      </w:r>
+      <w:r>
+        <w:rPr>
+          <w:rFonts w:ascii="Consolas" w:eastAsia="Times New Roman" w:hAnsi="Consolas" w:cs="Times New Roman"/>
+          <w:b/>
+          <w:bCs/>
+          <w:color w:val="000000"/>
+          <w:sz w:val="33"/>
+          <w:szCs w:val="33"/>
+          <w:lang w:eastAsia="es-ES"/>
+        </w:rPr>
+        <w:t xml:space="preserve"> </w:t>
+      </w:r>
+      <w:proofErr w:type="spellStart"/>
+      <w:r>
+        <w:rPr>
+          <w:rFonts w:ascii="Consolas" w:eastAsia="Times New Roman" w:hAnsi="Consolas" w:cs="Times New Roman"/>
+          <w:b/>
+          <w:bCs/>
+          <w:color w:val="6AAF19"/>
+          <w:sz w:val="33"/>
+          <w:szCs w:val="33"/>
+          <w:lang w:eastAsia="es-ES"/>
+        </w:rPr>
+        <w:t>name</w:t>
+      </w:r>
+      <w:proofErr w:type="spellEnd"/>
+      <w:r>
+        <w:rPr>
+          <w:rFonts w:ascii="Consolas" w:eastAsia="Times New Roman" w:hAnsi="Consolas" w:cs="Times New Roman"/>
+          <w:b/>
+          <w:bCs/>
+          <w:i/>
+          <w:iCs/>
+          <w:color w:val="CD3704"/>
+          <w:sz w:val="33"/>
+          <w:szCs w:val="33"/>
+          <w:lang w:eastAsia="es-ES"/>
+        </w:rPr>
+        <w:t>=</w:t>
+      </w:r>
+      <w:r>
+        <w:rPr>
+          <w:rFonts w:ascii="Consolas" w:eastAsia="Times New Roman" w:hAnsi="Consolas" w:cs="Times New Roman"/>
+          <w:b/>
+          <w:bCs/>
+          <w:i/>
+          <w:iCs/>
+          <w:color w:val="F25A00"/>
+          <w:sz w:val="33"/>
+          <w:szCs w:val="33"/>
+          <w:lang w:eastAsia="es-ES"/>
+        </w:rPr>
+        <w:t>"</w:t>
+      </w:r>
+      <w:proofErr w:type="spellStart"/>
+      <w:r>
+        <w:rPr>
+          <w:rFonts w:ascii="Consolas" w:eastAsia="Times New Roman" w:hAnsi="Consolas" w:cs="Times New Roman"/>
+          <w:b/>
+          <w:bCs/>
+          <w:i/>
+          <w:iCs/>
+          <w:color w:val="F25A00"/>
+          <w:sz w:val="33"/>
+          <w:szCs w:val="33"/>
+          <w:lang w:eastAsia="es-ES"/>
+        </w:rPr>
+        <w:t>viewport</w:t>
+      </w:r>
+      <w:proofErr w:type="spellEnd"/>
+      <w:r>
+        <w:rPr>
+          <w:rFonts w:ascii="Consolas" w:eastAsia="Times New Roman" w:hAnsi="Consolas" w:cs="Times New Roman"/>
+          <w:b/>
+          <w:bCs/>
+          <w:i/>
+          <w:iCs/>
+          <w:color w:val="F25A00"/>
+          <w:sz w:val="33"/>
+          <w:szCs w:val="33"/>
+          <w:lang w:eastAsia="es-ES"/>
+        </w:rPr>
+        <w:t>"</w:t>
+      </w:r>
+      <w:r>
+        <w:rPr>
+          <w:rFonts w:ascii="Consolas" w:eastAsia="Times New Roman" w:hAnsi="Consolas" w:cs="Times New Roman"/>
+          <w:b/>
+          <w:bCs/>
+          <w:color w:val="000000"/>
+          <w:sz w:val="33"/>
+          <w:szCs w:val="33"/>
+          <w:lang w:eastAsia="es-ES"/>
+        </w:rPr>
+        <w:t xml:space="preserve"> </w:t>
+      </w:r>
+      <w:proofErr w:type="spellStart"/>
+      <w:r>
+        <w:rPr>
+          <w:rFonts w:ascii="Consolas" w:eastAsia="Times New Roman" w:hAnsi="Consolas" w:cs="Times New Roman"/>
+          <w:b/>
+          <w:bCs/>
+          <w:color w:val="6AAF19"/>
+          <w:sz w:val="33"/>
+          <w:szCs w:val="33"/>
+          <w:lang w:eastAsia="es-ES"/>
+        </w:rPr>
+        <w:t>content</w:t>
+      </w:r>
+      <w:proofErr w:type="spellEnd"/>
+      <w:r>
+        <w:rPr>
+          <w:rFonts w:ascii="Consolas" w:eastAsia="Times New Roman" w:hAnsi="Consolas" w:cs="Times New Roman"/>
+          <w:b/>
+          <w:bCs/>
+          <w:i/>
+          <w:iCs/>
+          <w:color w:val="CD3704"/>
+          <w:sz w:val="33"/>
+          <w:szCs w:val="33"/>
+          <w:lang w:eastAsia="es-ES"/>
+        </w:rPr>
+        <w:t>=</w:t>
+      </w:r>
+      <w:r>
+        <w:rPr>
+          <w:rFonts w:ascii="Consolas" w:eastAsia="Times New Roman" w:hAnsi="Consolas" w:cs="Times New Roman"/>
+          <w:b/>
+          <w:bCs/>
+          <w:i/>
+          <w:iCs/>
+          <w:color w:val="F25A00"/>
+          <w:sz w:val="33"/>
+          <w:szCs w:val="33"/>
+          <w:lang w:eastAsia="es-ES"/>
+        </w:rPr>
+        <w:t>"</w:t>
+      </w:r>
+      <w:proofErr w:type="spellStart"/>
+      <w:r>
+        <w:rPr>
+          <w:rFonts w:ascii="Consolas" w:eastAsia="Times New Roman" w:hAnsi="Consolas" w:cs="Times New Roman"/>
+          <w:b/>
+          <w:bCs/>
+          <w:i/>
+          <w:iCs/>
+          <w:color w:val="F25A00"/>
+          <w:sz w:val="33"/>
+          <w:szCs w:val="33"/>
+          <w:lang w:eastAsia="es-ES"/>
+        </w:rPr>
+        <w:t>width</w:t>
+      </w:r>
+      <w:proofErr w:type="spellEnd"/>
+      <w:r>
+        <w:rPr>
+          <w:rFonts w:ascii="Consolas" w:eastAsia="Times New Roman" w:hAnsi="Consolas" w:cs="Times New Roman"/>
+          <w:b/>
+          <w:bCs/>
+          <w:i/>
+          <w:iCs/>
+          <w:color w:val="F25A00"/>
+          <w:sz w:val="33"/>
+          <w:szCs w:val="33"/>
+          <w:lang w:eastAsia="es-ES"/>
+        </w:rPr>
+        <w:t>=</w:t>
+      </w:r>
+      <w:proofErr w:type="spellStart"/>
+      <w:r>
+        <w:rPr>
+          <w:rFonts w:ascii="Consolas" w:eastAsia="Times New Roman" w:hAnsi="Consolas" w:cs="Times New Roman"/>
+          <w:b/>
+          <w:bCs/>
+          <w:i/>
+          <w:iCs/>
+          <w:color w:val="F25A00"/>
+          <w:sz w:val="33"/>
+          <w:szCs w:val="33"/>
+          <w:lang w:eastAsia="es-ES"/>
+        </w:rPr>
+        <w:t>device-width</w:t>
+      </w:r>
+      <w:proofErr w:type="spellEnd"/>
+      <w:r>
+        <w:rPr>
+          <w:rFonts w:ascii="Consolas" w:eastAsia="Times New Roman" w:hAnsi="Consolas" w:cs="Times New Roman"/>
+          <w:b/>
+          <w:bCs/>
+          <w:i/>
+          <w:iCs/>
+          <w:color w:val="F25A00"/>
+          <w:sz w:val="33"/>
+          <w:szCs w:val="33"/>
+          <w:lang w:eastAsia="es-ES"/>
+        </w:rPr>
+        <w:t xml:space="preserve">, </w:t>
+      </w:r>
+      <w:proofErr w:type="spellStart"/>
+      <w:r>
+        <w:rPr>
+          <w:rFonts w:ascii="Consolas" w:eastAsia="Times New Roman" w:hAnsi="Consolas" w:cs="Times New Roman"/>
+          <w:b/>
+          <w:bCs/>
+          <w:i/>
+          <w:iCs/>
+          <w:color w:val="F25A00"/>
+          <w:sz w:val="33"/>
+          <w:szCs w:val="33"/>
+          <w:lang w:eastAsia="es-ES"/>
+        </w:rPr>
+        <w:t>initial-scale</w:t>
+      </w:r>
+      <w:proofErr w:type="spellEnd"/>
+      <w:r>
+        <w:rPr>
+          <w:rFonts w:ascii="Consolas" w:eastAsia="Times New Roman" w:hAnsi="Consolas" w:cs="Times New Roman"/>
+          <w:b/>
+          <w:bCs/>
+          <w:i/>
+          <w:iCs/>
+          <w:color w:val="F25A00"/>
+          <w:sz w:val="33"/>
+          <w:szCs w:val="33"/>
+          <w:lang w:eastAsia="es-ES"/>
+        </w:rPr>
+        <w:t>=1.0"</w:t>
+      </w:r>
+      <w:r>
+        <w:rPr>
+          <w:rFonts w:ascii="Consolas" w:eastAsia="Times New Roman" w:hAnsi="Consolas" w:cs="Times New Roman"/>
+          <w:b/>
+          <w:bCs/>
+          <w:color w:val="000000"/>
+          <w:sz w:val="33"/>
+          <w:szCs w:val="33"/>
+          <w:lang w:eastAsia="es-ES"/>
+        </w:rPr>
+        <w:t>&gt;</w:t>
+      </w:r>
+    </w:p>
+    <w:p>
+      <w:pPr>
+        <w:shd w:val="clear" w:color="auto" w:fill="FFFFFF"/>
+        <w:spacing w:after="0" w:line="450" w:lineRule="atLeast"/>
+        <w:rPr>
+          <w:rFonts w:ascii="Consolas" w:eastAsia="Times New Roman" w:hAnsi="Consolas" w:cs="Times New Roman"/>
+          <w:b/>
+          <w:bCs/>
+          <w:color w:val="000000"/>
+          <w:sz w:val="33"/>
+          <w:szCs w:val="33"/>
+          <w:lang w:eastAsia="es-ES"/>
+        </w:rPr>
+      </w:pPr>
+      <w:r>
+        <w:rPr>
+          <w:rFonts w:ascii="Consolas" w:eastAsia="Times New Roman" w:hAnsi="Consolas" w:cs="Times New Roman"/>
+          <w:b/>
+          <w:bCs/>
+          <w:color w:val="000000"/>
+          <w:sz w:val="33"/>
+          <w:szCs w:val="33"/>
+          <w:lang w:eastAsia="es-ES"/>
+        </w:rPr>
+        <w:t>    &lt;</w:t>
+      </w:r>
+      <w:proofErr w:type="spellStart"/>
+      <w:proofErr w:type="gramStart"/>
+      <w:r>
+        <w:rPr>
+          <w:rFonts w:ascii="Consolas" w:eastAsia="Times New Roman" w:hAnsi="Consolas" w:cs="Times New Roman"/>
+          <w:b/>
+          <w:bCs/>
+          <w:color w:val="F92672"/>
+          <w:sz w:val="33"/>
+          <w:szCs w:val="33"/>
+          <w:lang w:eastAsia="es-ES"/>
+        </w:rPr>
+        <w:t>title</w:t>
+      </w:r>
+      <w:proofErr w:type="spellEnd"/>
+      <w:r>
+        <w:rPr>
+          <w:rFonts w:ascii="Consolas" w:eastAsia="Times New Roman" w:hAnsi="Consolas" w:cs="Times New Roman"/>
+          <w:b/>
+          <w:bCs/>
+          <w:color w:val="000000"/>
+          <w:sz w:val="33"/>
+          <w:szCs w:val="33"/>
+          <w:lang w:eastAsia="es-ES"/>
+        </w:rPr>
+        <w:t>&gt;</w:t>
+      </w:r>
+      <w:proofErr w:type="spellStart"/>
+      <w:proofErr w:type="gramEnd"/>
+      <w:r>
+        <w:rPr>
+          <w:rFonts w:ascii="Consolas" w:eastAsia="Times New Roman" w:hAnsi="Consolas" w:cs="Times New Roman"/>
+          <w:b/>
+          <w:bCs/>
+          <w:color w:val="000000"/>
+          <w:sz w:val="33"/>
+          <w:szCs w:val="33"/>
+          <w:lang w:eastAsia="es-ES"/>
+        </w:rPr>
+        <w:t>Document</w:t>
+      </w:r>
+      <w:proofErr w:type="spellEnd"/>
+      <w:r>
+        <w:rPr>
+          <w:rFonts w:ascii="Consolas" w:eastAsia="Times New Roman" w:hAnsi="Consolas" w:cs="Times New Roman"/>
+          <w:b/>
+          <w:bCs/>
+          <w:color w:val="000000"/>
+          <w:sz w:val="33"/>
+          <w:szCs w:val="33"/>
+          <w:lang w:eastAsia="es-ES"/>
+        </w:rPr>
+        <w:t>&lt;/</w:t>
+      </w:r>
+      <w:proofErr w:type="spellStart"/>
+      <w:r>
+        <w:rPr>
+          <w:rFonts w:ascii="Consolas" w:eastAsia="Times New Roman" w:hAnsi="Consolas" w:cs="Times New Roman"/>
+          <w:b/>
+          <w:bCs/>
+          <w:color w:val="F92672"/>
+          <w:sz w:val="33"/>
+          <w:szCs w:val="33"/>
+          <w:lang w:eastAsia="es-ES"/>
+        </w:rPr>
+        <w:t>title</w:t>
+      </w:r>
+      <w:proofErr w:type="spellEnd"/>
+      <w:r>
+        <w:rPr>
+          <w:rFonts w:ascii="Consolas" w:eastAsia="Times New Roman" w:hAnsi="Consolas" w:cs="Times New Roman"/>
+          <w:b/>
+          <w:bCs/>
+          <w:color w:val="000000"/>
+          <w:sz w:val="33"/>
+          <w:szCs w:val="33"/>
+          <w:lang w:eastAsia="es-ES"/>
+        </w:rPr>
+        <w:t>&gt;</w:t>
+      </w:r>
+    </w:p>
+    <w:p>
+      <w:pPr>
+        <w:shd w:val="clear" w:color="auto" w:fill="FFFFFF"/>
+        <w:spacing w:after="0" w:line="450" w:lineRule="atLeast"/>
+        <w:rPr>
+          <w:rFonts w:ascii="Consolas" w:eastAsia="Times New Roman" w:hAnsi="Consolas" w:cs="Times New Roman"/>
+          <w:b/>
+          <w:bCs/>
+          <w:color w:val="000000"/>
+          <w:sz w:val="33"/>
+          <w:szCs w:val="33"/>
+          <w:lang w:eastAsia="es-ES"/>
+        </w:rPr>
+      </w:pPr>
+      <w:r>
+        <w:rPr>
+          <w:rFonts w:ascii="Consolas" w:eastAsia="Times New Roman" w:hAnsi="Consolas" w:cs="Times New Roman"/>
+          <w:b/>
+          <w:bCs/>
+          <w:color w:val="000000"/>
+          <w:sz w:val="33"/>
+          <w:szCs w:val="33"/>
+          <w:lang w:eastAsia="es-ES"/>
+        </w:rPr>
+        <w:t>    &lt;</w:t>
+      </w:r>
+      <w:proofErr w:type="gramStart"/>
+      <w:r>
+        <w:rPr>
+          <w:rFonts w:ascii="Consolas" w:eastAsia="Times New Roman" w:hAnsi="Consolas" w:cs="Times New Roman"/>
+          <w:b/>
+          <w:bCs/>
+          <w:color w:val="F92672"/>
+          <w:sz w:val="33"/>
+          <w:szCs w:val="33"/>
+          <w:lang w:eastAsia="es-ES"/>
+        </w:rPr>
+        <w:t>script</w:t>
+      </w:r>
+      <w:proofErr w:type="gramEnd"/>
+      <w:r>
+        <w:rPr>
+          <w:rFonts w:ascii="Consolas" w:eastAsia="Times New Roman" w:hAnsi="Consolas" w:cs="Times New Roman"/>
+          <w:b/>
+          <w:bCs/>
+          <w:color w:val="000000"/>
+          <w:sz w:val="33"/>
+          <w:szCs w:val="33"/>
+          <w:lang w:eastAsia="es-ES"/>
+        </w:rPr>
+        <w:t>&gt;</w:t>
+      </w:r>
+    </w:p>
+    <w:p>
+      <w:pPr>
+        <w:shd w:val="clear" w:color="auto" w:fill="FFFFFF"/>
+        <w:spacing w:after="0" w:line="450" w:lineRule="atLeast"/>
+        <w:rPr>
+          <w:rFonts w:ascii="Consolas" w:eastAsia="Times New Roman" w:hAnsi="Consolas" w:cs="Times New Roman"/>
+          <w:b/>
+          <w:bCs/>
+          <w:color w:val="000000"/>
+          <w:sz w:val="33"/>
+          <w:szCs w:val="33"/>
+          <w:lang w:eastAsia="es-ES"/>
+        </w:rPr>
+      </w:pPr>
+      <w:r>
+        <w:rPr>
+          <w:rFonts w:ascii="Consolas" w:eastAsia="Times New Roman" w:hAnsi="Consolas" w:cs="Times New Roman"/>
+          <w:b/>
+          <w:bCs/>
+          <w:color w:val="000000"/>
+          <w:sz w:val="33"/>
+          <w:szCs w:val="33"/>
+          <w:lang w:eastAsia="es-ES"/>
+        </w:rPr>
+        <w:t xml:space="preserve">        </w:t>
+      </w:r>
+      <w:proofErr w:type="spellStart"/>
+      <w:proofErr w:type="gramStart"/>
+      <w:r>
+        <w:rPr>
+          <w:rFonts w:ascii="Consolas" w:eastAsia="Times New Roman" w:hAnsi="Consolas" w:cs="Times New Roman"/>
+          <w:b/>
+          <w:bCs/>
+          <w:i/>
+          <w:iCs/>
+          <w:color w:val="28C6E4"/>
+          <w:sz w:val="33"/>
+          <w:szCs w:val="33"/>
+          <w:lang w:eastAsia="es-ES"/>
+        </w:rPr>
+        <w:t>function</w:t>
+      </w:r>
+      <w:proofErr w:type="spellEnd"/>
+      <w:proofErr w:type="gramEnd"/>
+      <w:r>
+        <w:rPr>
+          <w:rFonts w:ascii="Consolas" w:eastAsia="Times New Roman" w:hAnsi="Consolas" w:cs="Times New Roman"/>
+          <w:b/>
+          <w:bCs/>
+          <w:color w:val="000000"/>
+          <w:sz w:val="33"/>
+          <w:szCs w:val="33"/>
+          <w:lang w:eastAsia="es-ES"/>
+        </w:rPr>
+        <w:t xml:space="preserve"> </w:t>
+      </w:r>
+      <w:proofErr w:type="spellStart"/>
+      <w:r>
+        <w:rPr>
+          <w:rFonts w:ascii="Consolas" w:eastAsia="Times New Roman" w:hAnsi="Consolas" w:cs="Times New Roman"/>
+          <w:b/>
+          <w:bCs/>
+          <w:color w:val="6AAF19"/>
+          <w:sz w:val="33"/>
+          <w:szCs w:val="33"/>
+          <w:lang w:eastAsia="es-ES"/>
+        </w:rPr>
+        <w:t>sumarNumeros</w:t>
+      </w:r>
+      <w:proofErr w:type="spellEnd"/>
+      <w:r>
+        <w:rPr>
+          <w:rFonts w:ascii="Consolas" w:eastAsia="Times New Roman" w:hAnsi="Consolas" w:cs="Times New Roman"/>
+          <w:b/>
+          <w:bCs/>
+          <w:color w:val="000000"/>
+          <w:sz w:val="33"/>
+          <w:szCs w:val="33"/>
+          <w:lang w:eastAsia="es-ES"/>
+        </w:rPr>
+        <w:t>() {</w:t>
+      </w:r>
+    </w:p>
+    <w:p>
+      <w:pPr>
+        <w:shd w:val="clear" w:color="auto" w:fill="FFFFFF"/>
+        <w:spacing w:after="0" w:line="450" w:lineRule="atLeast"/>
+        <w:rPr>
+          <w:rFonts w:ascii="Consolas" w:eastAsia="Times New Roman" w:hAnsi="Consolas" w:cs="Times New Roman"/>
+          <w:b/>
+          <w:bCs/>
+          <w:color w:val="000000"/>
+          <w:sz w:val="33"/>
+          <w:szCs w:val="33"/>
+          <w:lang w:eastAsia="es-ES"/>
+        </w:rPr>
+      </w:pPr>
+      <w:r>
+        <w:rPr>
+          <w:rFonts w:ascii="Consolas" w:eastAsia="Times New Roman" w:hAnsi="Consolas" w:cs="Times New Roman"/>
+          <w:b/>
+          <w:bCs/>
+          <w:color w:val="000000"/>
+          <w:sz w:val="33"/>
+          <w:szCs w:val="33"/>
+          <w:lang w:eastAsia="es-ES"/>
+        </w:rPr>
+        <w:t xml:space="preserve">            </w:t>
+      </w:r>
+      <w:r>
+        <w:rPr>
+          <w:rFonts w:ascii="Consolas" w:eastAsia="Times New Roman" w:hAnsi="Consolas" w:cs="Times New Roman"/>
+          <w:b/>
+          <w:bCs/>
+          <w:color w:val="9F9F8F"/>
+          <w:sz w:val="33"/>
+          <w:szCs w:val="33"/>
+          <w:lang w:eastAsia="es-ES"/>
+        </w:rPr>
+        <w:t>//recuperamos el elemento cajanumero1</w:t>
+      </w:r>
+    </w:p>
+    <w:p>
+      <w:pPr>
+        <w:shd w:val="clear" w:color="auto" w:fill="FFFFFF"/>
+        <w:spacing w:after="0" w:line="450" w:lineRule="atLeast"/>
+        <w:rPr>
+          <w:rFonts w:ascii="Consolas" w:eastAsia="Times New Roman" w:hAnsi="Consolas" w:cs="Times New Roman"/>
+          <w:b/>
+          <w:bCs/>
+          <w:color w:val="000000"/>
+          <w:sz w:val="33"/>
+          <w:szCs w:val="33"/>
+          <w:lang w:eastAsia="es-ES"/>
+        </w:rPr>
+      </w:pPr>
+      <w:r>
+        <w:rPr>
+          <w:rFonts w:ascii="Consolas" w:eastAsia="Times New Roman" w:hAnsi="Consolas" w:cs="Times New Roman"/>
+          <w:b/>
+          <w:bCs/>
+          <w:color w:val="000000"/>
+          <w:sz w:val="33"/>
+          <w:szCs w:val="33"/>
+          <w:lang w:eastAsia="es-ES"/>
+        </w:rPr>
+        <w:t xml:space="preserve">            </w:t>
+      </w:r>
+      <w:proofErr w:type="spellStart"/>
+      <w:proofErr w:type="gramStart"/>
+      <w:r>
+        <w:rPr>
+          <w:rFonts w:ascii="Consolas" w:eastAsia="Times New Roman" w:hAnsi="Consolas" w:cs="Times New Roman"/>
+          <w:b/>
+          <w:bCs/>
+          <w:i/>
+          <w:iCs/>
+          <w:color w:val="28C6E4"/>
+          <w:sz w:val="33"/>
+          <w:szCs w:val="33"/>
+          <w:lang w:eastAsia="es-ES"/>
+        </w:rPr>
+        <w:t>let</w:t>
+      </w:r>
+      <w:proofErr w:type="spellEnd"/>
+      <w:proofErr w:type="gramEnd"/>
+      <w:r>
+        <w:rPr>
+          <w:rFonts w:ascii="Consolas" w:eastAsia="Times New Roman" w:hAnsi="Consolas" w:cs="Times New Roman"/>
+          <w:b/>
+          <w:bCs/>
+          <w:color w:val="000000"/>
+          <w:sz w:val="33"/>
+          <w:szCs w:val="33"/>
+          <w:lang w:eastAsia="es-ES"/>
+        </w:rPr>
+        <w:t xml:space="preserve"> caja1 </w:t>
+      </w:r>
+      <w:r>
+        <w:rPr>
+          <w:rFonts w:ascii="Consolas" w:eastAsia="Times New Roman" w:hAnsi="Consolas" w:cs="Times New Roman"/>
+          <w:b/>
+          <w:bCs/>
+          <w:color w:val="F92672"/>
+          <w:sz w:val="33"/>
+          <w:szCs w:val="33"/>
+          <w:lang w:eastAsia="es-ES"/>
+        </w:rPr>
+        <w:t>=</w:t>
+      </w:r>
+      <w:r>
+        <w:rPr>
+          <w:rFonts w:ascii="Consolas" w:eastAsia="Times New Roman" w:hAnsi="Consolas" w:cs="Times New Roman"/>
+          <w:b/>
+          <w:bCs/>
+          <w:color w:val="000000"/>
+          <w:sz w:val="33"/>
+          <w:szCs w:val="33"/>
+          <w:lang w:eastAsia="es-ES"/>
+        </w:rPr>
+        <w:t xml:space="preserve"> </w:t>
+      </w:r>
+      <w:proofErr w:type="spellStart"/>
+      <w:r>
+        <w:rPr>
+          <w:rFonts w:ascii="Consolas" w:eastAsia="Times New Roman" w:hAnsi="Consolas" w:cs="Times New Roman"/>
+          <w:b/>
+          <w:bCs/>
+          <w:color w:val="000000"/>
+          <w:sz w:val="33"/>
+          <w:szCs w:val="33"/>
+          <w:lang w:eastAsia="es-ES"/>
+        </w:rPr>
+        <w:t>document.</w:t>
+      </w:r>
+      <w:r>
+        <w:rPr>
+          <w:rFonts w:ascii="Consolas" w:eastAsia="Times New Roman" w:hAnsi="Consolas" w:cs="Times New Roman"/>
+          <w:b/>
+          <w:bCs/>
+          <w:color w:val="6AAF19"/>
+          <w:sz w:val="33"/>
+          <w:szCs w:val="33"/>
+          <w:lang w:eastAsia="es-ES"/>
+        </w:rPr>
+        <w:t>getElementById</w:t>
+      </w:r>
+      <w:proofErr w:type="spellEnd"/>
+      <w:r>
+        <w:rPr>
+          <w:rFonts w:ascii="Consolas" w:eastAsia="Times New Roman" w:hAnsi="Consolas" w:cs="Times New Roman"/>
+          <w:b/>
+          <w:bCs/>
+          <w:color w:val="000000"/>
+          <w:sz w:val="33"/>
+          <w:szCs w:val="33"/>
+          <w:lang w:eastAsia="es-ES"/>
+        </w:rPr>
+        <w:t>(</w:t>
+      </w:r>
+      <w:r>
+        <w:rPr>
+          <w:rFonts w:ascii="Consolas" w:eastAsia="Times New Roman" w:hAnsi="Consolas" w:cs="Times New Roman"/>
+          <w:b/>
+          <w:bCs/>
+          <w:color w:val="F25A00"/>
+          <w:sz w:val="33"/>
+          <w:szCs w:val="33"/>
+          <w:lang w:eastAsia="es-ES"/>
+        </w:rPr>
+        <w:t>"cajanumero1"</w:t>
+      </w:r>
+      <w:r>
+        <w:rPr>
+          <w:rFonts w:ascii="Consolas" w:eastAsia="Times New Roman" w:hAnsi="Consolas" w:cs="Times New Roman"/>
+          <w:b/>
+          <w:bCs/>
+          <w:color w:val="000000"/>
+          <w:sz w:val="33"/>
+          <w:szCs w:val="33"/>
+          <w:lang w:eastAsia="es-ES"/>
+        </w:rPr>
+        <w:t>);</w:t>
+      </w:r>
+    </w:p>
+    <w:p>
+      <w:pPr>
+        <w:shd w:val="clear" w:color="auto" w:fill="FFFFFF"/>
+        <w:spacing w:after="0" w:line="450" w:lineRule="atLeast"/>
+        <w:rPr>
+          <w:rFonts w:ascii="Consolas" w:eastAsia="Times New Roman" w:hAnsi="Consolas" w:cs="Times New Roman"/>
+          <w:b/>
+          <w:bCs/>
+          <w:color w:val="000000"/>
+          <w:sz w:val="33"/>
+          <w:szCs w:val="33"/>
+          <w:lang w:eastAsia="es-ES"/>
+        </w:rPr>
+      </w:pPr>
+      <w:r>
+        <w:rPr>
+          <w:rFonts w:ascii="Consolas" w:eastAsia="Times New Roman" w:hAnsi="Consolas" w:cs="Times New Roman"/>
+          <w:b/>
+          <w:bCs/>
+          <w:color w:val="000000"/>
+          <w:sz w:val="33"/>
+          <w:szCs w:val="33"/>
+          <w:lang w:eastAsia="es-ES"/>
+        </w:rPr>
+        <w:t xml:space="preserve">            </w:t>
+      </w:r>
+      <w:r>
+        <w:rPr>
+          <w:rFonts w:ascii="Consolas" w:eastAsia="Times New Roman" w:hAnsi="Consolas" w:cs="Times New Roman"/>
+          <w:b/>
+          <w:bCs/>
+          <w:color w:val="9F9F8F"/>
+          <w:sz w:val="33"/>
+          <w:szCs w:val="33"/>
+          <w:lang w:eastAsia="es-ES"/>
+        </w:rPr>
+        <w:t>//recuperamos el elemento cajanumero2</w:t>
+      </w:r>
+    </w:p>
+    <w:p>
+      <w:pPr>
+        <w:shd w:val="clear" w:color="auto" w:fill="FFFFFF"/>
+        <w:spacing w:after="0" w:line="450" w:lineRule="atLeast"/>
+        <w:rPr>
+          <w:rFonts w:ascii="Consolas" w:eastAsia="Times New Roman" w:hAnsi="Consolas" w:cs="Times New Roman"/>
+          <w:b/>
+          <w:bCs/>
+          <w:color w:val="000000"/>
+          <w:sz w:val="33"/>
+          <w:szCs w:val="33"/>
+          <w:lang w:eastAsia="es-ES"/>
+        </w:rPr>
+      </w:pPr>
+      <w:r>
+        <w:rPr>
+          <w:rFonts w:ascii="Consolas" w:eastAsia="Times New Roman" w:hAnsi="Consolas" w:cs="Times New Roman"/>
+          <w:b/>
+          <w:bCs/>
+          <w:color w:val="000000"/>
+          <w:sz w:val="33"/>
+          <w:szCs w:val="33"/>
+          <w:lang w:eastAsia="es-ES"/>
+        </w:rPr>
+        <w:t xml:space="preserve">            </w:t>
+      </w:r>
+      <w:proofErr w:type="spellStart"/>
+      <w:proofErr w:type="gramStart"/>
+      <w:r>
+        <w:rPr>
+          <w:rFonts w:ascii="Consolas" w:eastAsia="Times New Roman" w:hAnsi="Consolas" w:cs="Times New Roman"/>
+          <w:b/>
+          <w:bCs/>
+          <w:i/>
+          <w:iCs/>
+          <w:color w:val="28C6E4"/>
+          <w:sz w:val="33"/>
+          <w:szCs w:val="33"/>
+          <w:lang w:eastAsia="es-ES"/>
+        </w:rPr>
+        <w:t>let</w:t>
+      </w:r>
+      <w:proofErr w:type="spellEnd"/>
+      <w:proofErr w:type="gramEnd"/>
+      <w:r>
+        <w:rPr>
+          <w:rFonts w:ascii="Consolas" w:eastAsia="Times New Roman" w:hAnsi="Consolas" w:cs="Times New Roman"/>
+          <w:b/>
+          <w:bCs/>
+          <w:color w:val="000000"/>
+          <w:sz w:val="33"/>
+          <w:szCs w:val="33"/>
+          <w:lang w:eastAsia="es-ES"/>
+        </w:rPr>
+        <w:t xml:space="preserve"> caja2 </w:t>
+      </w:r>
+      <w:r>
+        <w:rPr>
+          <w:rFonts w:ascii="Consolas" w:eastAsia="Times New Roman" w:hAnsi="Consolas" w:cs="Times New Roman"/>
+          <w:b/>
+          <w:bCs/>
+          <w:color w:val="F92672"/>
+          <w:sz w:val="33"/>
+          <w:szCs w:val="33"/>
+          <w:lang w:eastAsia="es-ES"/>
+        </w:rPr>
+        <w:t>=</w:t>
+      </w:r>
+      <w:r>
+        <w:rPr>
+          <w:rFonts w:ascii="Consolas" w:eastAsia="Times New Roman" w:hAnsi="Consolas" w:cs="Times New Roman"/>
+          <w:b/>
+          <w:bCs/>
+          <w:color w:val="000000"/>
+          <w:sz w:val="33"/>
+          <w:szCs w:val="33"/>
+          <w:lang w:eastAsia="es-ES"/>
+        </w:rPr>
+        <w:t xml:space="preserve"> </w:t>
+      </w:r>
+      <w:proofErr w:type="spellStart"/>
+      <w:r>
+        <w:rPr>
+          <w:rFonts w:ascii="Consolas" w:eastAsia="Times New Roman" w:hAnsi="Consolas" w:cs="Times New Roman"/>
+          <w:b/>
+          <w:bCs/>
+          <w:color w:val="000000"/>
+          <w:sz w:val="33"/>
+          <w:szCs w:val="33"/>
+          <w:lang w:eastAsia="es-ES"/>
+        </w:rPr>
+        <w:t>document.</w:t>
+      </w:r>
+      <w:r>
+        <w:rPr>
+          <w:rFonts w:ascii="Consolas" w:eastAsia="Times New Roman" w:hAnsi="Consolas" w:cs="Times New Roman"/>
+          <w:b/>
+          <w:bCs/>
+          <w:color w:val="6AAF19"/>
+          <w:sz w:val="33"/>
+          <w:szCs w:val="33"/>
+          <w:lang w:eastAsia="es-ES"/>
+        </w:rPr>
+        <w:t>getElementById</w:t>
+      </w:r>
+      <w:proofErr w:type="spellEnd"/>
+      <w:r>
+        <w:rPr>
+          <w:rFonts w:ascii="Consolas" w:eastAsia="Times New Roman" w:hAnsi="Consolas" w:cs="Times New Roman"/>
+          <w:b/>
+          <w:bCs/>
+          <w:color w:val="000000"/>
+          <w:sz w:val="33"/>
+          <w:szCs w:val="33"/>
+          <w:lang w:eastAsia="es-ES"/>
+        </w:rPr>
+        <w:t>(</w:t>
+      </w:r>
+      <w:r>
+        <w:rPr>
+          <w:rFonts w:ascii="Consolas" w:eastAsia="Times New Roman" w:hAnsi="Consolas" w:cs="Times New Roman"/>
+          <w:b/>
+          <w:bCs/>
+          <w:color w:val="F25A00"/>
+          <w:sz w:val="33"/>
+          <w:szCs w:val="33"/>
+          <w:lang w:eastAsia="es-ES"/>
+        </w:rPr>
+        <w:t>"cajanumero2"</w:t>
+      </w:r>
+      <w:r>
+        <w:rPr>
+          <w:rFonts w:ascii="Consolas" w:eastAsia="Times New Roman" w:hAnsi="Consolas" w:cs="Times New Roman"/>
+          <w:b/>
+          <w:bCs/>
+          <w:color w:val="000000"/>
+          <w:sz w:val="33"/>
+          <w:szCs w:val="33"/>
+          <w:lang w:eastAsia="es-ES"/>
+        </w:rPr>
+        <w:t>);</w:t>
+      </w:r>
+    </w:p>
+    <w:p>
+      <w:pPr>
+        <w:shd w:val="clear" w:color="auto" w:fill="FFFFFF"/>
+        <w:spacing w:after="0" w:line="450" w:lineRule="atLeast"/>
+        <w:rPr>
+          <w:rFonts w:ascii="Consolas" w:eastAsia="Times New Roman" w:hAnsi="Consolas" w:cs="Times New Roman"/>
+          <w:b/>
+          <w:bCs/>
+          <w:color w:val="000000"/>
+          <w:sz w:val="33"/>
+          <w:szCs w:val="33"/>
+          <w:lang w:eastAsia="es-ES"/>
+        </w:rPr>
+      </w:pPr>
+      <w:r>
+        <w:rPr>
+          <w:rFonts w:ascii="Consolas" w:eastAsia="Times New Roman" w:hAnsi="Consolas" w:cs="Times New Roman"/>
+          <w:b/>
+          <w:bCs/>
+          <w:color w:val="000000"/>
+          <w:sz w:val="33"/>
+          <w:szCs w:val="33"/>
+          <w:lang w:eastAsia="es-ES"/>
+        </w:rPr>
+        <w:t xml:space="preserve">            </w:t>
+      </w:r>
+      <w:r>
+        <w:rPr>
+          <w:rFonts w:ascii="Consolas" w:eastAsia="Times New Roman" w:hAnsi="Consolas" w:cs="Times New Roman"/>
+          <w:b/>
+          <w:bCs/>
+          <w:color w:val="9F9F8F"/>
+          <w:sz w:val="33"/>
+          <w:szCs w:val="33"/>
+          <w:lang w:eastAsia="es-ES"/>
+        </w:rPr>
+        <w:t>//recuperamos el elemento mensaje</w:t>
+      </w:r>
+    </w:p>
+    <w:p>
+      <w:pPr>
+        <w:shd w:val="clear" w:color="auto" w:fill="FFFFFF"/>
+        <w:spacing w:after="0" w:line="450" w:lineRule="atLeast"/>
+        <w:rPr>
+          <w:rFonts w:ascii="Consolas" w:eastAsia="Times New Roman" w:hAnsi="Consolas" w:cs="Times New Roman"/>
+          <w:b/>
+          <w:bCs/>
+          <w:color w:val="000000"/>
+          <w:sz w:val="33"/>
+          <w:szCs w:val="33"/>
+          <w:lang w:eastAsia="es-ES"/>
+        </w:rPr>
+      </w:pPr>
+      <w:r>
+        <w:rPr>
+          <w:rFonts w:ascii="Consolas" w:eastAsia="Times New Roman" w:hAnsi="Consolas" w:cs="Times New Roman"/>
+          <w:b/>
+          <w:bCs/>
+          <w:color w:val="000000"/>
+          <w:sz w:val="33"/>
+          <w:szCs w:val="33"/>
+          <w:lang w:eastAsia="es-ES"/>
+        </w:rPr>
+        <w:t xml:space="preserve">            </w:t>
+      </w:r>
+      <w:proofErr w:type="spellStart"/>
+      <w:proofErr w:type="gramStart"/>
+      <w:r>
+        <w:rPr>
+          <w:rFonts w:ascii="Consolas" w:eastAsia="Times New Roman" w:hAnsi="Consolas" w:cs="Times New Roman"/>
+          <w:b/>
+          <w:bCs/>
+          <w:i/>
+          <w:iCs/>
+          <w:color w:val="28C6E4"/>
+          <w:sz w:val="33"/>
+          <w:szCs w:val="33"/>
+          <w:lang w:eastAsia="es-ES"/>
+        </w:rPr>
+        <w:t>let</w:t>
+      </w:r>
+      <w:proofErr w:type="spellEnd"/>
+      <w:proofErr w:type="gramEnd"/>
+      <w:r>
+        <w:rPr>
+          <w:rFonts w:ascii="Consolas" w:eastAsia="Times New Roman" w:hAnsi="Consolas" w:cs="Times New Roman"/>
+          <w:b/>
+          <w:bCs/>
+          <w:color w:val="000000"/>
+          <w:sz w:val="33"/>
+          <w:szCs w:val="33"/>
+          <w:lang w:eastAsia="es-ES"/>
+        </w:rPr>
+        <w:t xml:space="preserve"> mensaje </w:t>
+      </w:r>
+      <w:r>
+        <w:rPr>
+          <w:rFonts w:ascii="Consolas" w:eastAsia="Times New Roman" w:hAnsi="Consolas" w:cs="Times New Roman"/>
+          <w:b/>
+          <w:bCs/>
+          <w:color w:val="F92672"/>
+          <w:sz w:val="33"/>
+          <w:szCs w:val="33"/>
+          <w:lang w:eastAsia="es-ES"/>
+        </w:rPr>
+        <w:t>=</w:t>
+      </w:r>
+      <w:r>
+        <w:rPr>
+          <w:rFonts w:ascii="Consolas" w:eastAsia="Times New Roman" w:hAnsi="Consolas" w:cs="Times New Roman"/>
+          <w:b/>
+          <w:bCs/>
+          <w:color w:val="000000"/>
+          <w:sz w:val="33"/>
+          <w:szCs w:val="33"/>
+          <w:lang w:eastAsia="es-ES"/>
+        </w:rPr>
+        <w:t xml:space="preserve"> </w:t>
+      </w:r>
+      <w:proofErr w:type="spellStart"/>
+      <w:r>
+        <w:rPr>
+          <w:rFonts w:ascii="Consolas" w:eastAsia="Times New Roman" w:hAnsi="Consolas" w:cs="Times New Roman"/>
+          <w:b/>
+          <w:bCs/>
+          <w:color w:val="000000"/>
+          <w:sz w:val="33"/>
+          <w:szCs w:val="33"/>
+          <w:lang w:eastAsia="es-ES"/>
+        </w:rPr>
+        <w:t>document.</w:t>
+      </w:r>
+      <w:r>
+        <w:rPr>
+          <w:rFonts w:ascii="Consolas" w:eastAsia="Times New Roman" w:hAnsi="Consolas" w:cs="Times New Roman"/>
+          <w:b/>
+          <w:bCs/>
+          <w:color w:val="6AAF19"/>
+          <w:sz w:val="33"/>
+          <w:szCs w:val="33"/>
+          <w:lang w:eastAsia="es-ES"/>
+        </w:rPr>
+        <w:t>getElementById</w:t>
+      </w:r>
+      <w:proofErr w:type="spellEnd"/>
+      <w:r>
+        <w:rPr>
+          <w:rFonts w:ascii="Consolas" w:eastAsia="Times New Roman" w:hAnsi="Consolas" w:cs="Times New Roman"/>
+          <w:b/>
+          <w:bCs/>
+          <w:color w:val="000000"/>
+          <w:sz w:val="33"/>
+          <w:szCs w:val="33"/>
+          <w:lang w:eastAsia="es-ES"/>
+        </w:rPr>
+        <w:t>(</w:t>
+      </w:r>
+      <w:r>
+        <w:rPr>
+          <w:rFonts w:ascii="Consolas" w:eastAsia="Times New Roman" w:hAnsi="Consolas" w:cs="Times New Roman"/>
+          <w:b/>
+          <w:bCs/>
+          <w:color w:val="F25A00"/>
+          <w:sz w:val="33"/>
+          <w:szCs w:val="33"/>
+          <w:lang w:eastAsia="es-ES"/>
+        </w:rPr>
+        <w:t>"mensaje"</w:t>
+      </w:r>
+      <w:r>
+        <w:rPr>
+          <w:rFonts w:ascii="Consolas" w:eastAsia="Times New Roman" w:hAnsi="Consolas" w:cs="Times New Roman"/>
+          <w:b/>
+          <w:bCs/>
+          <w:color w:val="000000"/>
+          <w:sz w:val="33"/>
+          <w:szCs w:val="33"/>
+          <w:lang w:eastAsia="es-ES"/>
+        </w:rPr>
+        <w:t>);</w:t>
+      </w:r>
+    </w:p>
+    <w:p>
+      <w:pPr>
+        <w:shd w:val="clear" w:color="auto" w:fill="FFFFFF"/>
+        <w:spacing w:after="0" w:line="450" w:lineRule="atLeast"/>
+        <w:rPr>
+          <w:rFonts w:ascii="Consolas" w:eastAsia="Times New Roman" w:hAnsi="Consolas" w:cs="Times New Roman"/>
+          <w:b/>
+          <w:bCs/>
+          <w:color w:val="000000"/>
+          <w:sz w:val="33"/>
+          <w:szCs w:val="33"/>
+          <w:lang w:eastAsia="es-ES"/>
+        </w:rPr>
+      </w:pPr>
+      <w:r>
+        <w:rPr>
+          <w:rFonts w:ascii="Consolas" w:eastAsia="Times New Roman" w:hAnsi="Consolas" w:cs="Times New Roman"/>
+          <w:b/>
+          <w:bCs/>
+          <w:color w:val="000000"/>
+          <w:sz w:val="33"/>
+          <w:szCs w:val="33"/>
+          <w:lang w:eastAsia="es-ES"/>
+        </w:rPr>
+        <w:t xml:space="preserve">            </w:t>
+      </w:r>
+      <w:r>
+        <w:rPr>
+          <w:rFonts w:ascii="Consolas" w:eastAsia="Times New Roman" w:hAnsi="Consolas" w:cs="Times New Roman"/>
+          <w:b/>
+          <w:bCs/>
+          <w:color w:val="9F9F8F"/>
+          <w:sz w:val="33"/>
+          <w:szCs w:val="33"/>
+          <w:lang w:eastAsia="es-ES"/>
+        </w:rPr>
+        <w:t>//quiero el valor de la caja1</w:t>
+      </w:r>
+    </w:p>
+    <w:p>
+      <w:pPr>
+        <w:shd w:val="clear" w:color="auto" w:fill="FFFFFF"/>
+        <w:spacing w:after="0" w:line="450" w:lineRule="atLeast"/>
+        <w:rPr>
+          <w:rFonts w:ascii="Consolas" w:eastAsia="Times New Roman" w:hAnsi="Consolas" w:cs="Times New Roman"/>
+          <w:b/>
+          <w:bCs/>
+          <w:color w:val="000000"/>
+          <w:sz w:val="33"/>
+          <w:szCs w:val="33"/>
+          <w:lang w:eastAsia="es-ES"/>
+        </w:rPr>
+      </w:pPr>
+      <w:r>
+        <w:rPr>
+          <w:rFonts w:ascii="Consolas" w:eastAsia="Times New Roman" w:hAnsi="Consolas" w:cs="Times New Roman"/>
+          <w:b/>
+          <w:bCs/>
+          <w:color w:val="000000"/>
+          <w:sz w:val="33"/>
+          <w:szCs w:val="33"/>
+          <w:lang w:eastAsia="es-ES"/>
+        </w:rPr>
+        <w:lastRenderedPageBreak/>
+        <w:t xml:space="preserve">            </w:t>
+      </w:r>
+      <w:proofErr w:type="spellStart"/>
+      <w:proofErr w:type="gramStart"/>
+      <w:r>
+        <w:rPr>
+          <w:rFonts w:ascii="Consolas" w:eastAsia="Times New Roman" w:hAnsi="Consolas" w:cs="Times New Roman"/>
+          <w:b/>
+          <w:bCs/>
+          <w:i/>
+          <w:iCs/>
+          <w:color w:val="28C6E4"/>
+          <w:sz w:val="33"/>
+          <w:szCs w:val="33"/>
+          <w:lang w:eastAsia="es-ES"/>
+        </w:rPr>
+        <w:t>let</w:t>
+      </w:r>
+      <w:proofErr w:type="spellEnd"/>
+      <w:proofErr w:type="gramEnd"/>
+      <w:r>
+        <w:rPr>
+          <w:rFonts w:ascii="Consolas" w:eastAsia="Times New Roman" w:hAnsi="Consolas" w:cs="Times New Roman"/>
+          <w:b/>
+          <w:bCs/>
+          <w:color w:val="000000"/>
+          <w:sz w:val="33"/>
+          <w:szCs w:val="33"/>
+          <w:lang w:eastAsia="es-ES"/>
+        </w:rPr>
+        <w:t xml:space="preserve"> valor1 </w:t>
+      </w:r>
+      <w:r>
+        <w:rPr>
+          <w:rFonts w:ascii="Consolas" w:eastAsia="Times New Roman" w:hAnsi="Consolas" w:cs="Times New Roman"/>
+          <w:b/>
+          <w:bCs/>
+          <w:color w:val="F92672"/>
+          <w:sz w:val="33"/>
+          <w:szCs w:val="33"/>
+          <w:lang w:eastAsia="es-ES"/>
+        </w:rPr>
+        <w:t>=</w:t>
+      </w:r>
+      <w:r>
+        <w:rPr>
+          <w:rFonts w:ascii="Consolas" w:eastAsia="Times New Roman" w:hAnsi="Consolas" w:cs="Times New Roman"/>
+          <w:b/>
+          <w:bCs/>
+          <w:color w:val="000000"/>
+          <w:sz w:val="33"/>
+          <w:szCs w:val="33"/>
+          <w:lang w:eastAsia="es-ES"/>
+        </w:rPr>
+        <w:t xml:space="preserve"> </w:t>
+      </w:r>
+      <w:proofErr w:type="spellStart"/>
+      <w:r>
+        <w:rPr>
+          <w:rFonts w:ascii="Consolas" w:eastAsia="Times New Roman" w:hAnsi="Consolas" w:cs="Times New Roman"/>
+          <w:b/>
+          <w:bCs/>
+          <w:color w:val="6AAF19"/>
+          <w:sz w:val="33"/>
+          <w:szCs w:val="33"/>
+          <w:lang w:eastAsia="es-ES"/>
+        </w:rPr>
+        <w:t>parseInt</w:t>
+      </w:r>
+      <w:proofErr w:type="spellEnd"/>
+      <w:r>
+        <w:rPr>
+          <w:rFonts w:ascii="Consolas" w:eastAsia="Times New Roman" w:hAnsi="Consolas" w:cs="Times New Roman"/>
+          <w:b/>
+          <w:bCs/>
+          <w:color w:val="000000"/>
+          <w:sz w:val="33"/>
+          <w:szCs w:val="33"/>
+          <w:lang w:eastAsia="es-ES"/>
+        </w:rPr>
+        <w:t>(caja1.value);</w:t>
+      </w:r>
+    </w:p>
+    <w:p>
+      <w:pPr>
+        <w:shd w:val="clear" w:color="auto" w:fill="FFFFFF"/>
+        <w:spacing w:after="0" w:line="450" w:lineRule="atLeast"/>
+        <w:rPr>
+          <w:rFonts w:ascii="Consolas" w:eastAsia="Times New Roman" w:hAnsi="Consolas" w:cs="Times New Roman"/>
+          <w:b/>
+          <w:bCs/>
+          <w:color w:val="000000"/>
+          <w:sz w:val="33"/>
+          <w:szCs w:val="33"/>
+          <w:lang w:eastAsia="es-ES"/>
+        </w:rPr>
+      </w:pPr>
+      <w:r>
+        <w:rPr>
+          <w:rFonts w:ascii="Consolas" w:eastAsia="Times New Roman" w:hAnsi="Consolas" w:cs="Times New Roman"/>
+          <w:b/>
+          <w:bCs/>
+          <w:color w:val="000000"/>
+          <w:sz w:val="33"/>
+          <w:szCs w:val="33"/>
+          <w:lang w:eastAsia="es-ES"/>
+        </w:rPr>
+        <w:t xml:space="preserve">            </w:t>
+      </w:r>
+      <w:r>
+        <w:rPr>
+          <w:rFonts w:ascii="Consolas" w:eastAsia="Times New Roman" w:hAnsi="Consolas" w:cs="Times New Roman"/>
+          <w:b/>
+          <w:bCs/>
+          <w:color w:val="9F9F8F"/>
+          <w:sz w:val="33"/>
+          <w:szCs w:val="33"/>
+          <w:lang w:eastAsia="es-ES"/>
+        </w:rPr>
+        <w:t>//quiero el valor de la caja2</w:t>
+      </w:r>
+    </w:p>
+    <w:p>
+      <w:pPr>
+        <w:shd w:val="clear" w:color="auto" w:fill="FFFFFF"/>
+        <w:spacing w:after="0" w:line="450" w:lineRule="atLeast"/>
+        <w:rPr>
+          <w:rFonts w:ascii="Consolas" w:eastAsia="Times New Roman" w:hAnsi="Consolas" w:cs="Times New Roman"/>
+          <w:b/>
+          <w:bCs/>
+          <w:color w:val="000000"/>
+          <w:sz w:val="33"/>
+          <w:szCs w:val="33"/>
+          <w:lang w:eastAsia="es-ES"/>
+        </w:rPr>
+      </w:pPr>
+      <w:r>
+        <w:rPr>
+          <w:rFonts w:ascii="Consolas" w:eastAsia="Times New Roman" w:hAnsi="Consolas" w:cs="Times New Roman"/>
+          <w:b/>
+          <w:bCs/>
+          <w:color w:val="000000"/>
+          <w:sz w:val="33"/>
+          <w:szCs w:val="33"/>
+          <w:lang w:eastAsia="es-ES"/>
+        </w:rPr>
+        <w:t xml:space="preserve">            </w:t>
+      </w:r>
+      <w:proofErr w:type="spellStart"/>
+      <w:proofErr w:type="gramStart"/>
+      <w:r>
+        <w:rPr>
+          <w:rFonts w:ascii="Consolas" w:eastAsia="Times New Roman" w:hAnsi="Consolas" w:cs="Times New Roman"/>
+          <w:b/>
+          <w:bCs/>
+          <w:i/>
+          <w:iCs/>
+          <w:color w:val="28C6E4"/>
+          <w:sz w:val="33"/>
+          <w:szCs w:val="33"/>
+          <w:lang w:eastAsia="es-ES"/>
+        </w:rPr>
+        <w:t>let</w:t>
+      </w:r>
+      <w:proofErr w:type="spellEnd"/>
+      <w:proofErr w:type="gramEnd"/>
+      <w:r>
+        <w:rPr>
+          <w:rFonts w:ascii="Consolas" w:eastAsia="Times New Roman" w:hAnsi="Consolas" w:cs="Times New Roman"/>
+          <w:b/>
+          <w:bCs/>
+          <w:color w:val="000000"/>
+          <w:sz w:val="33"/>
+          <w:szCs w:val="33"/>
+          <w:lang w:eastAsia="es-ES"/>
+        </w:rPr>
+        <w:t xml:space="preserve"> valor2 </w:t>
+      </w:r>
+      <w:r>
+        <w:rPr>
+          <w:rFonts w:ascii="Consolas" w:eastAsia="Times New Roman" w:hAnsi="Consolas" w:cs="Times New Roman"/>
+          <w:b/>
+          <w:bCs/>
+          <w:color w:val="F92672"/>
+          <w:sz w:val="33"/>
+          <w:szCs w:val="33"/>
+          <w:lang w:eastAsia="es-ES"/>
+        </w:rPr>
+        <w:t>=</w:t>
+      </w:r>
+      <w:r>
+        <w:rPr>
+          <w:rFonts w:ascii="Consolas" w:eastAsia="Times New Roman" w:hAnsi="Consolas" w:cs="Times New Roman"/>
+          <w:b/>
+          <w:bCs/>
+          <w:color w:val="000000"/>
+          <w:sz w:val="33"/>
+          <w:szCs w:val="33"/>
+          <w:lang w:eastAsia="es-ES"/>
+        </w:rPr>
+        <w:t xml:space="preserve"> </w:t>
+      </w:r>
+      <w:proofErr w:type="spellStart"/>
+      <w:r>
+        <w:rPr>
+          <w:rFonts w:ascii="Consolas" w:eastAsia="Times New Roman" w:hAnsi="Consolas" w:cs="Times New Roman"/>
+          <w:b/>
+          <w:bCs/>
+          <w:color w:val="6AAF19"/>
+          <w:sz w:val="33"/>
+          <w:szCs w:val="33"/>
+          <w:lang w:eastAsia="es-ES"/>
+        </w:rPr>
+        <w:t>parseInt</w:t>
+      </w:r>
+      <w:proofErr w:type="spellEnd"/>
+      <w:r>
+        <w:rPr>
+          <w:rFonts w:ascii="Consolas" w:eastAsia="Times New Roman" w:hAnsi="Consolas" w:cs="Times New Roman"/>
+          <w:b/>
+          <w:bCs/>
+          <w:color w:val="000000"/>
+          <w:sz w:val="33"/>
+          <w:szCs w:val="33"/>
+          <w:lang w:eastAsia="es-ES"/>
+        </w:rPr>
+        <w:t>(caja2.value);</w:t>
+      </w:r>
+    </w:p>
+    <w:p>
+      <w:pPr>
+        <w:shd w:val="clear" w:color="auto" w:fill="FFFFFF"/>
+        <w:spacing w:after="0" w:line="450" w:lineRule="atLeast"/>
+        <w:rPr>
+          <w:rFonts w:ascii="Consolas" w:eastAsia="Times New Roman" w:hAnsi="Consolas" w:cs="Times New Roman"/>
+          <w:b/>
+          <w:bCs/>
+          <w:color w:val="000000"/>
+          <w:sz w:val="33"/>
+          <w:szCs w:val="33"/>
+          <w:lang w:eastAsia="es-ES"/>
+        </w:rPr>
+      </w:pPr>
+      <w:r>
+        <w:rPr>
+          <w:rFonts w:ascii="Consolas" w:eastAsia="Times New Roman" w:hAnsi="Consolas" w:cs="Times New Roman"/>
+          <w:b/>
+          <w:bCs/>
+          <w:color w:val="000000"/>
+          <w:sz w:val="33"/>
+          <w:szCs w:val="33"/>
+          <w:lang w:eastAsia="es-ES"/>
+        </w:rPr>
+        <w:t xml:space="preserve">            </w:t>
+      </w:r>
+      <w:r>
+        <w:rPr>
+          <w:rFonts w:ascii="Consolas" w:eastAsia="Times New Roman" w:hAnsi="Consolas" w:cs="Times New Roman"/>
+          <w:b/>
+          <w:bCs/>
+          <w:color w:val="9F9F8F"/>
+          <w:sz w:val="33"/>
+          <w:szCs w:val="33"/>
+          <w:lang w:eastAsia="es-ES"/>
+        </w:rPr>
+        <w:t xml:space="preserve">//sumamos los dos valores </w:t>
+      </w:r>
+    </w:p>
+    <w:p>
+      <w:pPr>
+        <w:shd w:val="clear" w:color="auto" w:fill="FFFFFF"/>
+        <w:spacing w:after="0" w:line="450" w:lineRule="atLeast"/>
+        <w:rPr>
+          <w:rFonts w:ascii="Consolas" w:eastAsia="Times New Roman" w:hAnsi="Consolas" w:cs="Times New Roman"/>
+          <w:b/>
+          <w:bCs/>
+          <w:color w:val="000000"/>
+          <w:sz w:val="33"/>
+          <w:szCs w:val="33"/>
+          <w:lang w:eastAsia="es-ES"/>
+        </w:rPr>
+      </w:pPr>
+      <w:r>
+        <w:rPr>
+          <w:rFonts w:ascii="Consolas" w:eastAsia="Times New Roman" w:hAnsi="Consolas" w:cs="Times New Roman"/>
+          <w:b/>
+          <w:bCs/>
+          <w:color w:val="000000"/>
+          <w:sz w:val="33"/>
+          <w:szCs w:val="33"/>
+          <w:lang w:eastAsia="es-ES"/>
+        </w:rPr>
+        <w:t xml:space="preserve">            </w:t>
+      </w:r>
+      <w:proofErr w:type="spellStart"/>
+      <w:proofErr w:type="gramStart"/>
+      <w:r>
+        <w:rPr>
+          <w:rFonts w:ascii="Consolas" w:eastAsia="Times New Roman" w:hAnsi="Consolas" w:cs="Times New Roman"/>
+          <w:b/>
+          <w:bCs/>
+          <w:i/>
+          <w:iCs/>
+          <w:color w:val="28C6E4"/>
+          <w:sz w:val="33"/>
+          <w:szCs w:val="33"/>
+          <w:lang w:eastAsia="es-ES"/>
+        </w:rPr>
+        <w:t>let</w:t>
+      </w:r>
+      <w:proofErr w:type="spellEnd"/>
+      <w:proofErr w:type="gramEnd"/>
+      <w:r>
+        <w:rPr>
+          <w:rFonts w:ascii="Consolas" w:eastAsia="Times New Roman" w:hAnsi="Consolas" w:cs="Times New Roman"/>
+          <w:b/>
+          <w:bCs/>
+          <w:color w:val="000000"/>
+          <w:sz w:val="33"/>
+          <w:szCs w:val="33"/>
+          <w:lang w:eastAsia="es-ES"/>
+        </w:rPr>
+        <w:t xml:space="preserve"> suma </w:t>
+      </w:r>
+      <w:r>
+        <w:rPr>
+          <w:rFonts w:ascii="Consolas" w:eastAsia="Times New Roman" w:hAnsi="Consolas" w:cs="Times New Roman"/>
+          <w:b/>
+          <w:bCs/>
+          <w:color w:val="F92672"/>
+          <w:sz w:val="33"/>
+          <w:szCs w:val="33"/>
+          <w:lang w:eastAsia="es-ES"/>
+        </w:rPr>
+        <w:t>=</w:t>
+      </w:r>
+      <w:r>
+        <w:rPr>
+          <w:rFonts w:ascii="Consolas" w:eastAsia="Times New Roman" w:hAnsi="Consolas" w:cs="Times New Roman"/>
+          <w:b/>
+          <w:bCs/>
+          <w:color w:val="000000"/>
+          <w:sz w:val="33"/>
+          <w:szCs w:val="33"/>
+          <w:lang w:eastAsia="es-ES"/>
+        </w:rPr>
+        <w:t xml:space="preserve"> valor1 </w:t>
+      </w:r>
+      <w:r>
+        <w:rPr>
+          <w:rFonts w:ascii="Consolas" w:eastAsia="Times New Roman" w:hAnsi="Consolas" w:cs="Times New Roman"/>
+          <w:b/>
+          <w:bCs/>
+          <w:color w:val="F92672"/>
+          <w:sz w:val="33"/>
+          <w:szCs w:val="33"/>
+          <w:lang w:eastAsia="es-ES"/>
+        </w:rPr>
+        <w:t>+</w:t>
+      </w:r>
+      <w:r>
+        <w:rPr>
+          <w:rFonts w:ascii="Consolas" w:eastAsia="Times New Roman" w:hAnsi="Consolas" w:cs="Times New Roman"/>
+          <w:b/>
+          <w:bCs/>
+          <w:color w:val="000000"/>
+          <w:sz w:val="33"/>
+          <w:szCs w:val="33"/>
+          <w:lang w:eastAsia="es-ES"/>
+        </w:rPr>
+        <w:t xml:space="preserve"> valor2;</w:t>
+      </w:r>
+    </w:p>
+    <w:p>
+      <w:pPr>
+        <w:shd w:val="clear" w:color="auto" w:fill="FFFFFF"/>
+        <w:spacing w:after="0" w:line="450" w:lineRule="atLeast"/>
+        <w:rPr>
+          <w:rFonts w:ascii="Consolas" w:eastAsia="Times New Roman" w:hAnsi="Consolas" w:cs="Times New Roman"/>
+          <w:b/>
+          <w:bCs/>
+          <w:color w:val="000000"/>
+          <w:sz w:val="33"/>
+          <w:szCs w:val="33"/>
+          <w:lang w:eastAsia="es-ES"/>
+        </w:rPr>
+      </w:pPr>
+      <w:r>
+        <w:rPr>
+          <w:rFonts w:ascii="Consolas" w:eastAsia="Times New Roman" w:hAnsi="Consolas" w:cs="Times New Roman"/>
+          <w:b/>
+          <w:bCs/>
+          <w:color w:val="000000"/>
+          <w:sz w:val="33"/>
+          <w:szCs w:val="33"/>
+          <w:lang w:eastAsia="es-ES"/>
+        </w:rPr>
+        <w:t xml:space="preserve">            </w:t>
+      </w:r>
+      <w:r>
+        <w:rPr>
+          <w:rFonts w:ascii="Consolas" w:eastAsia="Times New Roman" w:hAnsi="Consolas" w:cs="Times New Roman"/>
+          <w:b/>
+          <w:bCs/>
+          <w:color w:val="9F9F8F"/>
+          <w:sz w:val="33"/>
+          <w:szCs w:val="33"/>
+          <w:lang w:eastAsia="es-ES"/>
+        </w:rPr>
+        <w:t>//escribimos en mensaje la suma</w:t>
+      </w:r>
+    </w:p>
+    <w:p>
+      <w:pPr>
+        <w:shd w:val="clear" w:color="auto" w:fill="FFFFFF"/>
+        <w:spacing w:after="0" w:line="450" w:lineRule="atLeast"/>
+        <w:rPr>
+          <w:rFonts w:ascii="Consolas" w:eastAsia="Times New Roman" w:hAnsi="Consolas" w:cs="Times New Roman"/>
+          <w:b/>
+          <w:bCs/>
+          <w:color w:val="000000"/>
+          <w:sz w:val="33"/>
+          <w:szCs w:val="33"/>
+          <w:lang w:eastAsia="es-ES"/>
+        </w:rPr>
+      </w:pPr>
+      <w:r>
+        <w:rPr>
+          <w:rFonts w:ascii="Consolas" w:eastAsia="Times New Roman" w:hAnsi="Consolas" w:cs="Times New Roman"/>
+          <w:b/>
+          <w:bCs/>
+          <w:color w:val="000000"/>
+          <w:sz w:val="33"/>
+          <w:szCs w:val="33"/>
+          <w:lang w:eastAsia="es-ES"/>
+        </w:rPr>
+        <w:t xml:space="preserve">            </w:t>
+      </w:r>
+      <w:proofErr w:type="spellStart"/>
+      <w:r>
+        <w:rPr>
+          <w:rFonts w:ascii="Consolas" w:eastAsia="Times New Roman" w:hAnsi="Consolas" w:cs="Times New Roman"/>
+          <w:b/>
+          <w:bCs/>
+          <w:color w:val="000000"/>
+          <w:sz w:val="33"/>
+          <w:szCs w:val="33"/>
+          <w:lang w:eastAsia="es-ES"/>
+        </w:rPr>
+        <w:t>mensaje.innerText</w:t>
+      </w:r>
+      <w:proofErr w:type="spellEnd"/>
+      <w:r>
+        <w:rPr>
+          <w:rFonts w:ascii="Consolas" w:eastAsia="Times New Roman" w:hAnsi="Consolas" w:cs="Times New Roman"/>
+          <w:b/>
+          <w:bCs/>
+          <w:color w:val="000000"/>
+          <w:sz w:val="33"/>
+          <w:szCs w:val="33"/>
+          <w:lang w:eastAsia="es-ES"/>
+        </w:rPr>
+        <w:t xml:space="preserve"> </w:t>
+      </w:r>
+      <w:r>
+        <w:rPr>
+          <w:rFonts w:ascii="Consolas" w:eastAsia="Times New Roman" w:hAnsi="Consolas" w:cs="Times New Roman"/>
+          <w:b/>
+          <w:bCs/>
+          <w:color w:val="F92672"/>
+          <w:sz w:val="33"/>
+          <w:szCs w:val="33"/>
+          <w:lang w:eastAsia="es-ES"/>
+        </w:rPr>
+        <w:t>=</w:t>
+      </w:r>
+      <w:r>
+        <w:rPr>
+          <w:rFonts w:ascii="Consolas" w:eastAsia="Times New Roman" w:hAnsi="Consolas" w:cs="Times New Roman"/>
+          <w:b/>
+          <w:bCs/>
+          <w:color w:val="000000"/>
+          <w:sz w:val="33"/>
+          <w:szCs w:val="33"/>
+          <w:lang w:eastAsia="es-ES"/>
+        </w:rPr>
+        <w:t xml:space="preserve"> </w:t>
+      </w:r>
+      <w:r>
+        <w:rPr>
+          <w:rFonts w:ascii="Consolas" w:eastAsia="Times New Roman" w:hAnsi="Consolas" w:cs="Times New Roman"/>
+          <w:b/>
+          <w:bCs/>
+          <w:color w:val="F25A00"/>
+          <w:sz w:val="33"/>
+          <w:szCs w:val="33"/>
+          <w:lang w:eastAsia="es-ES"/>
+        </w:rPr>
+        <w:t>"La suma es "</w:t>
+      </w:r>
+      <w:r>
+        <w:rPr>
+          <w:rFonts w:ascii="Consolas" w:eastAsia="Times New Roman" w:hAnsi="Consolas" w:cs="Times New Roman"/>
+          <w:b/>
+          <w:bCs/>
+          <w:color w:val="000000"/>
+          <w:sz w:val="33"/>
+          <w:szCs w:val="33"/>
+          <w:lang w:eastAsia="es-ES"/>
+        </w:rPr>
+        <w:t xml:space="preserve"> </w:t>
+      </w:r>
+      <w:r>
+        <w:rPr>
+          <w:rFonts w:ascii="Consolas" w:eastAsia="Times New Roman" w:hAnsi="Consolas" w:cs="Times New Roman"/>
+          <w:b/>
+          <w:bCs/>
+          <w:color w:val="F92672"/>
+          <w:sz w:val="33"/>
+          <w:szCs w:val="33"/>
+          <w:lang w:eastAsia="es-ES"/>
+        </w:rPr>
+        <w:t>+</w:t>
+      </w:r>
+      <w:r>
+        <w:rPr>
+          <w:rFonts w:ascii="Consolas" w:eastAsia="Times New Roman" w:hAnsi="Consolas" w:cs="Times New Roman"/>
+          <w:b/>
+          <w:bCs/>
+          <w:color w:val="000000"/>
+          <w:sz w:val="33"/>
+          <w:szCs w:val="33"/>
+          <w:lang w:eastAsia="es-ES"/>
+        </w:rPr>
+        <w:t xml:space="preserve"> suma;</w:t>
+      </w:r>
+    </w:p>
+    <w:p>
+      <w:pPr>
+        <w:shd w:val="clear" w:color="auto" w:fill="FFFFFF"/>
+        <w:spacing w:after="0" w:line="450" w:lineRule="atLeast"/>
+        <w:rPr>
+          <w:rFonts w:ascii="Consolas" w:eastAsia="Times New Roman" w:hAnsi="Consolas" w:cs="Times New Roman"/>
+          <w:b/>
+          <w:bCs/>
+          <w:color w:val="000000"/>
+          <w:sz w:val="33"/>
+          <w:szCs w:val="33"/>
+          <w:lang w:eastAsia="es-ES"/>
+        </w:rPr>
+      </w:pPr>
+      <w:r>
+        <w:rPr>
+          <w:rFonts w:ascii="Consolas" w:eastAsia="Times New Roman" w:hAnsi="Consolas" w:cs="Times New Roman"/>
+          <w:b/>
+          <w:bCs/>
+          <w:color w:val="000000"/>
+          <w:sz w:val="33"/>
+          <w:szCs w:val="33"/>
+          <w:lang w:eastAsia="es-ES"/>
+        </w:rPr>
+        <w:t>        }</w:t>
+      </w:r>
+    </w:p>
+    <w:p>
+      <w:pPr>
+        <w:shd w:val="clear" w:color="auto" w:fill="FFFFFF"/>
+        <w:spacing w:after="0" w:line="450" w:lineRule="atLeast"/>
+        <w:rPr>
+          <w:rFonts w:ascii="Consolas" w:eastAsia="Times New Roman" w:hAnsi="Consolas" w:cs="Times New Roman"/>
+          <w:b/>
+          <w:bCs/>
+          <w:color w:val="000000"/>
+          <w:sz w:val="33"/>
+          <w:szCs w:val="33"/>
+          <w:lang w:eastAsia="es-ES"/>
+        </w:rPr>
+      </w:pPr>
+      <w:r>
+        <w:rPr>
+          <w:rFonts w:ascii="Consolas" w:eastAsia="Times New Roman" w:hAnsi="Consolas" w:cs="Times New Roman"/>
+          <w:b/>
+          <w:bCs/>
+          <w:color w:val="000000"/>
+          <w:sz w:val="33"/>
+          <w:szCs w:val="33"/>
+          <w:lang w:eastAsia="es-ES"/>
+        </w:rPr>
+        <w:t>    &lt;/</w:t>
+      </w:r>
+      <w:proofErr w:type="gramStart"/>
+      <w:r>
+        <w:rPr>
+          <w:rFonts w:ascii="Consolas" w:eastAsia="Times New Roman" w:hAnsi="Consolas" w:cs="Times New Roman"/>
+          <w:b/>
+          <w:bCs/>
+          <w:color w:val="F92672"/>
+          <w:sz w:val="33"/>
+          <w:szCs w:val="33"/>
+          <w:lang w:eastAsia="es-ES"/>
+        </w:rPr>
+        <w:t>script</w:t>
+      </w:r>
+      <w:proofErr w:type="gramEnd"/>
+      <w:r>
+        <w:rPr>
+          <w:rFonts w:ascii="Consolas" w:eastAsia="Times New Roman" w:hAnsi="Consolas" w:cs="Times New Roman"/>
+          <w:b/>
+          <w:bCs/>
+          <w:color w:val="000000"/>
+          <w:sz w:val="33"/>
+          <w:szCs w:val="33"/>
+          <w:lang w:eastAsia="es-ES"/>
+        </w:rPr>
+        <w:t>&gt;</w:t>
+      </w:r>
+    </w:p>
+    <w:p>
+      <w:pPr>
+        <w:shd w:val="clear" w:color="auto" w:fill="FFFFFF"/>
+        <w:spacing w:after="0" w:line="450" w:lineRule="atLeast"/>
+        <w:rPr>
+          <w:rFonts w:ascii="Consolas" w:eastAsia="Times New Roman" w:hAnsi="Consolas" w:cs="Times New Roman"/>
+          <w:b/>
+          <w:bCs/>
+          <w:color w:val="000000"/>
+          <w:sz w:val="33"/>
+          <w:szCs w:val="33"/>
+          <w:lang w:eastAsia="es-ES"/>
+        </w:rPr>
+      </w:pPr>
+      <w:r>
+        <w:rPr>
+          <w:rFonts w:ascii="Consolas" w:eastAsia="Times New Roman" w:hAnsi="Consolas" w:cs="Times New Roman"/>
+          <w:b/>
+          <w:bCs/>
+          <w:color w:val="000000"/>
+          <w:sz w:val="33"/>
+          <w:szCs w:val="33"/>
+          <w:lang w:eastAsia="es-ES"/>
+        </w:rPr>
+        <w:t>&lt;/</w:t>
+      </w:r>
+      <w:proofErr w:type="gramStart"/>
+      <w:r>
+        <w:rPr>
+          <w:rFonts w:ascii="Consolas" w:eastAsia="Times New Roman" w:hAnsi="Consolas" w:cs="Times New Roman"/>
+          <w:b/>
+          <w:bCs/>
+          <w:color w:val="F92672"/>
+          <w:sz w:val="33"/>
+          <w:szCs w:val="33"/>
+          <w:lang w:eastAsia="es-ES"/>
+        </w:rPr>
+        <w:t>head</w:t>
+      </w:r>
+      <w:proofErr w:type="gramEnd"/>
+      <w:r>
+        <w:rPr>
+          <w:rFonts w:ascii="Consolas" w:eastAsia="Times New Roman" w:hAnsi="Consolas" w:cs="Times New Roman"/>
+          <w:b/>
+          <w:bCs/>
+          <w:color w:val="000000"/>
+          <w:sz w:val="33"/>
+          <w:szCs w:val="33"/>
+          <w:lang w:eastAsia="es-ES"/>
+        </w:rPr>
+        <w:t>&gt;</w:t>
+      </w:r>
+    </w:p>
+    <w:p>
+      <w:pPr>
+        <w:shd w:val="clear" w:color="auto" w:fill="FFFFFF"/>
+        <w:spacing w:after="0" w:line="450" w:lineRule="atLeast"/>
+        <w:rPr>
+          <w:rFonts w:ascii="Consolas" w:eastAsia="Times New Roman" w:hAnsi="Consolas" w:cs="Times New Roman"/>
+          <w:b/>
+          <w:bCs/>
+          <w:color w:val="000000"/>
+          <w:sz w:val="33"/>
+          <w:szCs w:val="33"/>
+          <w:lang w:eastAsia="es-ES"/>
+        </w:rPr>
+      </w:pPr>
+      <w:r>
+        <w:rPr>
+          <w:rFonts w:ascii="Consolas" w:eastAsia="Times New Roman" w:hAnsi="Consolas" w:cs="Times New Roman"/>
+          <w:b/>
+          <w:bCs/>
+          <w:color w:val="000000"/>
+          <w:sz w:val="33"/>
+          <w:szCs w:val="33"/>
+          <w:lang w:eastAsia="es-ES"/>
+        </w:rPr>
+        <w:t>&lt;</w:t>
+      </w:r>
+      <w:proofErr w:type="spellStart"/>
+      <w:proofErr w:type="gramStart"/>
+      <w:r>
+        <w:rPr>
+          <w:rFonts w:ascii="Consolas" w:eastAsia="Times New Roman" w:hAnsi="Consolas" w:cs="Times New Roman"/>
+          <w:b/>
+          <w:bCs/>
+          <w:color w:val="F92672"/>
+          <w:sz w:val="33"/>
+          <w:szCs w:val="33"/>
+          <w:lang w:eastAsia="es-ES"/>
+        </w:rPr>
+        <w:t>body</w:t>
+      </w:r>
+      <w:proofErr w:type="spellEnd"/>
+      <w:proofErr w:type="gramEnd"/>
+      <w:r>
+        <w:rPr>
+          <w:rFonts w:ascii="Consolas" w:eastAsia="Times New Roman" w:hAnsi="Consolas" w:cs="Times New Roman"/>
+          <w:b/>
+          <w:bCs/>
+          <w:color w:val="000000"/>
+          <w:sz w:val="33"/>
+          <w:szCs w:val="33"/>
+          <w:lang w:eastAsia="es-ES"/>
+        </w:rPr>
+        <w:t>&gt;</w:t>
+      </w:r>
+    </w:p>
+    <w:p>
+      <w:pPr>
+        <w:shd w:val="clear" w:color="auto" w:fill="FFFFFF"/>
+        <w:spacing w:after="0" w:line="450" w:lineRule="atLeast"/>
+        <w:rPr>
+          <w:rFonts w:ascii="Consolas" w:eastAsia="Times New Roman" w:hAnsi="Consolas" w:cs="Times New Roman"/>
+          <w:b/>
+          <w:bCs/>
+          <w:color w:val="000000"/>
+          <w:sz w:val="33"/>
+          <w:szCs w:val="33"/>
+          <w:lang w:eastAsia="es-ES"/>
+        </w:rPr>
+      </w:pPr>
+      <w:r>
+        <w:rPr>
+          <w:rFonts w:ascii="Consolas" w:eastAsia="Times New Roman" w:hAnsi="Consolas" w:cs="Times New Roman"/>
+          <w:b/>
+          <w:bCs/>
+          <w:color w:val="000000"/>
+          <w:sz w:val="33"/>
+          <w:szCs w:val="33"/>
+          <w:lang w:eastAsia="es-ES"/>
+        </w:rPr>
+        <w:t>    &lt;</w:t>
+      </w:r>
+      <w:r>
+        <w:rPr>
+          <w:rFonts w:ascii="Consolas" w:eastAsia="Times New Roman" w:hAnsi="Consolas" w:cs="Times New Roman"/>
+          <w:b/>
+          <w:bCs/>
+          <w:color w:val="F92672"/>
+          <w:sz w:val="33"/>
+          <w:szCs w:val="33"/>
+          <w:lang w:eastAsia="es-ES"/>
+        </w:rPr>
+        <w:t>h1</w:t>
+      </w:r>
+      <w:r>
+        <w:rPr>
+          <w:rFonts w:ascii="Consolas" w:eastAsia="Times New Roman" w:hAnsi="Consolas" w:cs="Times New Roman"/>
+          <w:b/>
+          <w:bCs/>
+          <w:color w:val="000000"/>
+          <w:sz w:val="33"/>
+          <w:szCs w:val="33"/>
+          <w:lang w:eastAsia="es-ES"/>
+        </w:rPr>
+        <w:t>&gt;Sumar números&lt;/</w:t>
+      </w:r>
+      <w:r>
+        <w:rPr>
+          <w:rFonts w:ascii="Consolas" w:eastAsia="Times New Roman" w:hAnsi="Consolas" w:cs="Times New Roman"/>
+          <w:b/>
+          <w:bCs/>
+          <w:color w:val="F92672"/>
+          <w:sz w:val="33"/>
+          <w:szCs w:val="33"/>
+          <w:lang w:eastAsia="es-ES"/>
+        </w:rPr>
+        <w:t>h1</w:t>
+      </w:r>
+      <w:r>
+        <w:rPr>
+          <w:rFonts w:ascii="Consolas" w:eastAsia="Times New Roman" w:hAnsi="Consolas" w:cs="Times New Roman"/>
+          <w:b/>
+          <w:bCs/>
+          <w:color w:val="000000"/>
+          <w:sz w:val="33"/>
+          <w:szCs w:val="33"/>
+          <w:lang w:eastAsia="es-ES"/>
+        </w:rPr>
+        <w:t>&gt;</w:t>
+      </w:r>
+    </w:p>
+    <w:p>
+      <w:pPr>
+        <w:shd w:val="clear" w:color="auto" w:fill="FFFFFF"/>
+        <w:spacing w:after="0" w:line="450" w:lineRule="atLeast"/>
+        <w:rPr>
+          <w:rFonts w:ascii="Consolas" w:eastAsia="Times New Roman" w:hAnsi="Consolas" w:cs="Times New Roman"/>
+          <w:b/>
+          <w:bCs/>
+          <w:color w:val="000000"/>
+          <w:sz w:val="33"/>
+          <w:szCs w:val="33"/>
+          <w:lang w:eastAsia="es-ES"/>
+        </w:rPr>
+      </w:pPr>
+      <w:r>
+        <w:rPr>
+          <w:rFonts w:ascii="Consolas" w:eastAsia="Times New Roman" w:hAnsi="Consolas" w:cs="Times New Roman"/>
+          <w:b/>
+          <w:bCs/>
+          <w:color w:val="000000"/>
+          <w:sz w:val="33"/>
+          <w:szCs w:val="33"/>
+          <w:lang w:eastAsia="es-ES"/>
+        </w:rPr>
+        <w:t>    Número 1:</w:t>
+      </w:r>
+    </w:p>
+    <w:p>
+      <w:pPr>
+        <w:shd w:val="clear" w:color="auto" w:fill="FFFFFF"/>
+        <w:spacing w:after="0" w:line="450" w:lineRule="atLeast"/>
+        <w:rPr>
+          <w:rFonts w:ascii="Consolas" w:eastAsia="Times New Roman" w:hAnsi="Consolas" w:cs="Times New Roman"/>
+          <w:b/>
+          <w:bCs/>
+          <w:color w:val="000000"/>
+          <w:sz w:val="33"/>
+          <w:szCs w:val="33"/>
+          <w:lang w:eastAsia="es-ES"/>
+        </w:rPr>
+      </w:pPr>
+      <w:r>
+        <w:rPr>
+          <w:rFonts w:ascii="Consolas" w:eastAsia="Times New Roman" w:hAnsi="Consolas" w:cs="Times New Roman"/>
+          <w:b/>
+          <w:bCs/>
+          <w:color w:val="000000"/>
+          <w:sz w:val="33"/>
+          <w:szCs w:val="33"/>
+          <w:lang w:eastAsia="es-ES"/>
+        </w:rPr>
+        <w:t>    &lt;</w:t>
+      </w:r>
+      <w:r>
+        <w:rPr>
+          <w:rFonts w:ascii="Consolas" w:eastAsia="Times New Roman" w:hAnsi="Consolas" w:cs="Times New Roman"/>
+          <w:b/>
+          <w:bCs/>
+          <w:color w:val="F92672"/>
+          <w:sz w:val="33"/>
+          <w:szCs w:val="33"/>
+          <w:lang w:eastAsia="es-ES"/>
+        </w:rPr>
+        <w:t>input</w:t>
+      </w:r>
+      <w:r>
+        <w:rPr>
+          <w:rFonts w:ascii="Consolas" w:eastAsia="Times New Roman" w:hAnsi="Consolas" w:cs="Times New Roman"/>
+          <w:b/>
+          <w:bCs/>
+          <w:color w:val="000000"/>
+          <w:sz w:val="33"/>
+          <w:szCs w:val="33"/>
+          <w:lang w:eastAsia="es-ES"/>
+        </w:rPr>
+        <w:t xml:space="preserve"> </w:t>
+      </w:r>
+      <w:proofErr w:type="spellStart"/>
+      <w:r>
+        <w:rPr>
+          <w:rFonts w:ascii="Consolas" w:eastAsia="Times New Roman" w:hAnsi="Consolas" w:cs="Times New Roman"/>
+          <w:b/>
+          <w:bCs/>
+          <w:color w:val="6AAF19"/>
+          <w:sz w:val="33"/>
+          <w:szCs w:val="33"/>
+          <w:lang w:eastAsia="es-ES"/>
+        </w:rPr>
+        <w:t>type</w:t>
+      </w:r>
+      <w:proofErr w:type="spellEnd"/>
+      <w:r>
+        <w:rPr>
+          <w:rFonts w:ascii="Consolas" w:eastAsia="Times New Roman" w:hAnsi="Consolas" w:cs="Times New Roman"/>
+          <w:b/>
+          <w:bCs/>
+          <w:i/>
+          <w:iCs/>
+          <w:color w:val="CD3704"/>
+          <w:sz w:val="33"/>
+          <w:szCs w:val="33"/>
+          <w:lang w:eastAsia="es-ES"/>
+        </w:rPr>
+        <w:t>=</w:t>
+      </w:r>
+      <w:r>
+        <w:rPr>
+          <w:rFonts w:ascii="Consolas" w:eastAsia="Times New Roman" w:hAnsi="Consolas" w:cs="Times New Roman"/>
+          <w:b/>
+          <w:bCs/>
+          <w:i/>
+          <w:iCs/>
+          <w:color w:val="F25A00"/>
+          <w:sz w:val="33"/>
+          <w:szCs w:val="33"/>
+          <w:lang w:eastAsia="es-ES"/>
+        </w:rPr>
+        <w:t>"</w:t>
+      </w:r>
+      <w:proofErr w:type="spellStart"/>
+      <w:r>
+        <w:rPr>
+          <w:rFonts w:ascii="Consolas" w:eastAsia="Times New Roman" w:hAnsi="Consolas" w:cs="Times New Roman"/>
+          <w:b/>
+          <w:bCs/>
+          <w:i/>
+          <w:iCs/>
+          <w:color w:val="F25A00"/>
+          <w:sz w:val="33"/>
+          <w:szCs w:val="33"/>
+          <w:lang w:eastAsia="es-ES"/>
+        </w:rPr>
+        <w:t>number</w:t>
+      </w:r>
+      <w:proofErr w:type="spellEnd"/>
+      <w:r>
+        <w:rPr>
+          <w:rFonts w:ascii="Consolas" w:eastAsia="Times New Roman" w:hAnsi="Consolas" w:cs="Times New Roman"/>
+          <w:b/>
+          <w:bCs/>
+          <w:i/>
+          <w:iCs/>
+          <w:color w:val="F25A00"/>
+          <w:sz w:val="33"/>
+          <w:szCs w:val="33"/>
+          <w:lang w:eastAsia="es-ES"/>
+        </w:rPr>
+        <w:t>"</w:t>
+      </w:r>
+      <w:r>
+        <w:rPr>
+          <w:rFonts w:ascii="Consolas" w:eastAsia="Times New Roman" w:hAnsi="Consolas" w:cs="Times New Roman"/>
+          <w:b/>
+          <w:bCs/>
+          <w:color w:val="000000"/>
+          <w:sz w:val="33"/>
+          <w:szCs w:val="33"/>
+          <w:lang w:eastAsia="es-ES"/>
+        </w:rPr>
+        <w:t xml:space="preserve"> </w:t>
+      </w:r>
+      <w:r>
+        <w:rPr>
+          <w:rFonts w:ascii="Consolas" w:eastAsia="Times New Roman" w:hAnsi="Consolas" w:cs="Times New Roman"/>
+          <w:b/>
+          <w:bCs/>
+          <w:color w:val="6AAF19"/>
+          <w:sz w:val="33"/>
+          <w:szCs w:val="33"/>
+          <w:lang w:eastAsia="es-ES"/>
+        </w:rPr>
+        <w:t>id</w:t>
+      </w:r>
+      <w:r>
+        <w:rPr>
+          <w:rFonts w:ascii="Consolas" w:eastAsia="Times New Roman" w:hAnsi="Consolas" w:cs="Times New Roman"/>
+          <w:b/>
+          <w:bCs/>
+          <w:i/>
+          <w:iCs/>
+          <w:color w:val="CD3704"/>
+          <w:sz w:val="33"/>
+          <w:szCs w:val="33"/>
+          <w:lang w:eastAsia="es-ES"/>
+        </w:rPr>
+        <w:t>=</w:t>
+      </w:r>
+      <w:r>
+        <w:rPr>
+          <w:rFonts w:ascii="Consolas" w:eastAsia="Times New Roman" w:hAnsi="Consolas" w:cs="Times New Roman"/>
+          <w:b/>
+          <w:bCs/>
+          <w:i/>
+          <w:iCs/>
+          <w:color w:val="F25A00"/>
+          <w:sz w:val="33"/>
+          <w:szCs w:val="33"/>
+          <w:lang w:eastAsia="es-ES"/>
+        </w:rPr>
+        <w:t>"cajanumero1"</w:t>
+      </w:r>
+      <w:r>
+        <w:rPr>
+          <w:rFonts w:ascii="Consolas" w:eastAsia="Times New Roman" w:hAnsi="Consolas" w:cs="Times New Roman"/>
+          <w:b/>
+          <w:bCs/>
+          <w:color w:val="000000"/>
+          <w:sz w:val="33"/>
+          <w:szCs w:val="33"/>
+          <w:lang w:eastAsia="es-ES"/>
+        </w:rPr>
+        <w:t>/&gt;</w:t>
+      </w:r>
+    </w:p>
+    <w:p>
+      <w:pPr>
+        <w:shd w:val="clear" w:color="auto" w:fill="FFFFFF"/>
+        <w:spacing w:after="0" w:line="450" w:lineRule="atLeast"/>
+        <w:rPr>
+          <w:rFonts w:ascii="Consolas" w:eastAsia="Times New Roman" w:hAnsi="Consolas" w:cs="Times New Roman"/>
+          <w:b/>
+          <w:bCs/>
+          <w:color w:val="000000"/>
+          <w:sz w:val="33"/>
+          <w:szCs w:val="33"/>
+          <w:lang w:eastAsia="es-ES"/>
+        </w:rPr>
+      </w:pPr>
+      <w:r>
+        <w:rPr>
+          <w:rFonts w:ascii="Consolas" w:eastAsia="Times New Roman" w:hAnsi="Consolas" w:cs="Times New Roman"/>
+          <w:b/>
+          <w:bCs/>
+          <w:color w:val="000000"/>
+          <w:sz w:val="33"/>
+          <w:szCs w:val="33"/>
+          <w:lang w:eastAsia="es-ES"/>
+        </w:rPr>
+        <w:t>    &lt;</w:t>
+      </w:r>
+      <w:proofErr w:type="spellStart"/>
+      <w:r>
+        <w:rPr>
+          <w:rFonts w:ascii="Consolas" w:eastAsia="Times New Roman" w:hAnsi="Consolas" w:cs="Times New Roman"/>
+          <w:b/>
+          <w:bCs/>
+          <w:color w:val="F92672"/>
+          <w:sz w:val="33"/>
+          <w:szCs w:val="33"/>
+          <w:lang w:eastAsia="es-ES"/>
+        </w:rPr>
+        <w:t>br</w:t>
+      </w:r>
+      <w:proofErr w:type="spellEnd"/>
+      <w:r>
+        <w:rPr>
+          <w:rFonts w:ascii="Consolas" w:eastAsia="Times New Roman" w:hAnsi="Consolas" w:cs="Times New Roman"/>
+          <w:b/>
+          <w:bCs/>
+          <w:color w:val="000000"/>
+          <w:sz w:val="33"/>
+          <w:szCs w:val="33"/>
+          <w:lang w:eastAsia="es-ES"/>
+        </w:rPr>
+        <w:t>/&gt;</w:t>
+      </w:r>
+    </w:p>
+    <w:p>
+      <w:pPr>
+        <w:shd w:val="clear" w:color="auto" w:fill="FFFFFF"/>
+        <w:spacing w:after="0" w:line="450" w:lineRule="atLeast"/>
+        <w:rPr>
+          <w:rFonts w:ascii="Consolas" w:eastAsia="Times New Roman" w:hAnsi="Consolas" w:cs="Times New Roman"/>
+          <w:b/>
+          <w:bCs/>
+          <w:color w:val="000000"/>
+          <w:sz w:val="33"/>
+          <w:szCs w:val="33"/>
+          <w:lang w:eastAsia="es-ES"/>
+        </w:rPr>
+      </w:pPr>
+      <w:r>
+        <w:rPr>
+          <w:rFonts w:ascii="Consolas" w:eastAsia="Times New Roman" w:hAnsi="Consolas" w:cs="Times New Roman"/>
+          <w:b/>
+          <w:bCs/>
+          <w:color w:val="000000"/>
+          <w:sz w:val="33"/>
+          <w:szCs w:val="33"/>
+          <w:lang w:eastAsia="es-ES"/>
+        </w:rPr>
+        <w:t>    Número 2</w:t>
+      </w:r>
+    </w:p>
+    <w:p>
+      <w:pPr>
+        <w:shd w:val="clear" w:color="auto" w:fill="FFFFFF"/>
+        <w:spacing w:after="0" w:line="450" w:lineRule="atLeast"/>
+        <w:rPr>
+          <w:rFonts w:ascii="Consolas" w:eastAsia="Times New Roman" w:hAnsi="Consolas" w:cs="Times New Roman"/>
+          <w:b/>
+          <w:bCs/>
+          <w:color w:val="000000"/>
+          <w:sz w:val="33"/>
+          <w:szCs w:val="33"/>
+          <w:lang w:eastAsia="es-ES"/>
+        </w:rPr>
+      </w:pPr>
+      <w:r>
+        <w:rPr>
+          <w:rFonts w:ascii="Consolas" w:eastAsia="Times New Roman" w:hAnsi="Consolas" w:cs="Times New Roman"/>
+          <w:b/>
+          <w:bCs/>
+          <w:color w:val="000000"/>
+          <w:sz w:val="33"/>
+          <w:szCs w:val="33"/>
+          <w:lang w:eastAsia="es-ES"/>
+        </w:rPr>
+        <w:t>    &lt;</w:t>
+      </w:r>
+      <w:r>
+        <w:rPr>
+          <w:rFonts w:ascii="Consolas" w:eastAsia="Times New Roman" w:hAnsi="Consolas" w:cs="Times New Roman"/>
+          <w:b/>
+          <w:bCs/>
+          <w:color w:val="F92672"/>
+          <w:sz w:val="33"/>
+          <w:szCs w:val="33"/>
+          <w:lang w:eastAsia="es-ES"/>
+        </w:rPr>
+        <w:t>input</w:t>
+      </w:r>
+      <w:r>
+        <w:rPr>
+          <w:rFonts w:ascii="Consolas" w:eastAsia="Times New Roman" w:hAnsi="Consolas" w:cs="Times New Roman"/>
+          <w:b/>
+          <w:bCs/>
+          <w:color w:val="000000"/>
+          <w:sz w:val="33"/>
+          <w:szCs w:val="33"/>
+          <w:lang w:eastAsia="es-ES"/>
+        </w:rPr>
+        <w:t xml:space="preserve"> </w:t>
+      </w:r>
+      <w:proofErr w:type="spellStart"/>
+      <w:r>
+        <w:rPr>
+          <w:rFonts w:ascii="Consolas" w:eastAsia="Times New Roman" w:hAnsi="Consolas" w:cs="Times New Roman"/>
+          <w:b/>
+          <w:bCs/>
+          <w:color w:val="6AAF19"/>
+          <w:sz w:val="33"/>
+          <w:szCs w:val="33"/>
+          <w:lang w:eastAsia="es-ES"/>
+        </w:rPr>
+        <w:t>type</w:t>
+      </w:r>
+      <w:proofErr w:type="spellEnd"/>
+      <w:r>
+        <w:rPr>
+          <w:rFonts w:ascii="Consolas" w:eastAsia="Times New Roman" w:hAnsi="Consolas" w:cs="Times New Roman"/>
+          <w:b/>
+          <w:bCs/>
+          <w:i/>
+          <w:iCs/>
+          <w:color w:val="CD3704"/>
+          <w:sz w:val="33"/>
+          <w:szCs w:val="33"/>
+          <w:lang w:eastAsia="es-ES"/>
+        </w:rPr>
+        <w:t>=</w:t>
+      </w:r>
+      <w:r>
+        <w:rPr>
+          <w:rFonts w:ascii="Consolas" w:eastAsia="Times New Roman" w:hAnsi="Consolas" w:cs="Times New Roman"/>
+          <w:b/>
+          <w:bCs/>
+          <w:i/>
+          <w:iCs/>
+          <w:color w:val="F25A00"/>
+          <w:sz w:val="33"/>
+          <w:szCs w:val="33"/>
+          <w:lang w:eastAsia="es-ES"/>
+        </w:rPr>
+        <w:t>"</w:t>
+      </w:r>
+      <w:proofErr w:type="spellStart"/>
+      <w:r>
+        <w:rPr>
+          <w:rFonts w:ascii="Consolas" w:eastAsia="Times New Roman" w:hAnsi="Consolas" w:cs="Times New Roman"/>
+          <w:b/>
+          <w:bCs/>
+          <w:i/>
+          <w:iCs/>
+          <w:color w:val="F25A00"/>
+          <w:sz w:val="33"/>
+          <w:szCs w:val="33"/>
+          <w:lang w:eastAsia="es-ES"/>
+        </w:rPr>
+        <w:t>number</w:t>
+      </w:r>
+      <w:proofErr w:type="spellEnd"/>
+      <w:r>
+        <w:rPr>
+          <w:rFonts w:ascii="Consolas" w:eastAsia="Times New Roman" w:hAnsi="Consolas" w:cs="Times New Roman"/>
+          <w:b/>
+          <w:bCs/>
+          <w:i/>
+          <w:iCs/>
+          <w:color w:val="F25A00"/>
+          <w:sz w:val="33"/>
+          <w:szCs w:val="33"/>
+          <w:lang w:eastAsia="es-ES"/>
+        </w:rPr>
+        <w:t>"</w:t>
+      </w:r>
+      <w:r>
+        <w:rPr>
+          <w:rFonts w:ascii="Consolas" w:eastAsia="Times New Roman" w:hAnsi="Consolas" w:cs="Times New Roman"/>
+          <w:b/>
+          <w:bCs/>
+          <w:color w:val="000000"/>
+          <w:sz w:val="33"/>
+          <w:szCs w:val="33"/>
+          <w:lang w:eastAsia="es-ES"/>
+        </w:rPr>
+        <w:t xml:space="preserve"> </w:t>
+      </w:r>
+      <w:r>
+        <w:rPr>
+          <w:rFonts w:ascii="Consolas" w:eastAsia="Times New Roman" w:hAnsi="Consolas" w:cs="Times New Roman"/>
+          <w:b/>
+          <w:bCs/>
+          <w:color w:val="6AAF19"/>
+          <w:sz w:val="33"/>
+          <w:szCs w:val="33"/>
+          <w:lang w:eastAsia="es-ES"/>
+        </w:rPr>
+        <w:t>id</w:t>
+      </w:r>
+      <w:r>
+        <w:rPr>
+          <w:rFonts w:ascii="Consolas" w:eastAsia="Times New Roman" w:hAnsi="Consolas" w:cs="Times New Roman"/>
+          <w:b/>
+          <w:bCs/>
+          <w:i/>
+          <w:iCs/>
+          <w:color w:val="CD3704"/>
+          <w:sz w:val="33"/>
+          <w:szCs w:val="33"/>
+          <w:lang w:eastAsia="es-ES"/>
+        </w:rPr>
+        <w:t>=</w:t>
+      </w:r>
+      <w:r>
+        <w:rPr>
+          <w:rFonts w:ascii="Consolas" w:eastAsia="Times New Roman" w:hAnsi="Consolas" w:cs="Times New Roman"/>
+          <w:b/>
+          <w:bCs/>
+          <w:i/>
+          <w:iCs/>
+          <w:color w:val="F25A00"/>
+          <w:sz w:val="33"/>
+          <w:szCs w:val="33"/>
+          <w:lang w:eastAsia="es-ES"/>
+        </w:rPr>
+        <w:t>"cajanumero2"</w:t>
+      </w:r>
+      <w:r>
+        <w:rPr>
+          <w:rFonts w:ascii="Consolas" w:eastAsia="Times New Roman" w:hAnsi="Consolas" w:cs="Times New Roman"/>
+          <w:b/>
+          <w:bCs/>
+          <w:color w:val="000000"/>
+          <w:sz w:val="33"/>
+          <w:szCs w:val="33"/>
+          <w:lang w:eastAsia="es-ES"/>
+        </w:rPr>
+        <w:t>/&gt;</w:t>
+      </w:r>
+    </w:p>
+    <w:p>
+      <w:pPr>
+        <w:shd w:val="clear" w:color="auto" w:fill="FFFFFF"/>
+        <w:spacing w:after="0" w:line="450" w:lineRule="atLeast"/>
+        <w:rPr>
+          <w:rFonts w:ascii="Consolas" w:eastAsia="Times New Roman" w:hAnsi="Consolas" w:cs="Times New Roman"/>
+          <w:b/>
+          <w:bCs/>
+          <w:color w:val="000000"/>
+          <w:sz w:val="33"/>
+          <w:szCs w:val="33"/>
+          <w:lang w:eastAsia="es-ES"/>
+        </w:rPr>
+      </w:pPr>
+      <w:r>
+        <w:rPr>
+          <w:rFonts w:ascii="Consolas" w:eastAsia="Times New Roman" w:hAnsi="Consolas" w:cs="Times New Roman"/>
+          <w:b/>
+          <w:bCs/>
+          <w:color w:val="000000"/>
+          <w:sz w:val="33"/>
+          <w:szCs w:val="33"/>
+          <w:lang w:eastAsia="es-ES"/>
+        </w:rPr>
+        <w:t>    &lt;</w:t>
+      </w:r>
+      <w:proofErr w:type="spellStart"/>
+      <w:r>
+        <w:rPr>
+          <w:rFonts w:ascii="Consolas" w:eastAsia="Times New Roman" w:hAnsi="Consolas" w:cs="Times New Roman"/>
+          <w:b/>
+          <w:bCs/>
+          <w:color w:val="F92672"/>
+          <w:sz w:val="33"/>
+          <w:szCs w:val="33"/>
+          <w:lang w:eastAsia="es-ES"/>
+        </w:rPr>
+        <w:t>br</w:t>
+      </w:r>
+      <w:proofErr w:type="spellEnd"/>
+      <w:r>
+        <w:rPr>
+          <w:rFonts w:ascii="Consolas" w:eastAsia="Times New Roman" w:hAnsi="Consolas" w:cs="Times New Roman"/>
+          <w:b/>
+          <w:bCs/>
+          <w:color w:val="000000"/>
+          <w:sz w:val="33"/>
+          <w:szCs w:val="33"/>
+          <w:lang w:eastAsia="es-ES"/>
+        </w:rPr>
+        <w:t>/&gt;</w:t>
+      </w:r>
+    </w:p>
+    <w:p>
+      <w:pPr>
+        <w:shd w:val="clear" w:color="auto" w:fill="FFFFFF"/>
+        <w:spacing w:after="0" w:line="450" w:lineRule="atLeast"/>
+        <w:rPr>
+          <w:rFonts w:ascii="Consolas" w:eastAsia="Times New Roman" w:hAnsi="Consolas" w:cs="Times New Roman"/>
+          <w:b/>
+          <w:bCs/>
+          <w:color w:val="000000"/>
+          <w:sz w:val="33"/>
+          <w:szCs w:val="33"/>
+          <w:lang w:eastAsia="es-ES"/>
+        </w:rPr>
+      </w:pPr>
+      <w:r>
+        <w:rPr>
+          <w:rFonts w:ascii="Consolas" w:eastAsia="Times New Roman" w:hAnsi="Consolas" w:cs="Times New Roman"/>
+          <w:b/>
+          <w:bCs/>
+          <w:color w:val="000000"/>
+          <w:sz w:val="33"/>
+          <w:szCs w:val="33"/>
+          <w:lang w:eastAsia="es-ES"/>
+        </w:rPr>
+        <w:t>    &lt;</w:t>
+      </w:r>
+      <w:proofErr w:type="spellStart"/>
+      <w:r>
+        <w:rPr>
+          <w:rFonts w:ascii="Consolas" w:eastAsia="Times New Roman" w:hAnsi="Consolas" w:cs="Times New Roman"/>
+          <w:b/>
+          <w:bCs/>
+          <w:color w:val="F92672"/>
+          <w:sz w:val="33"/>
+          <w:szCs w:val="33"/>
+          <w:lang w:eastAsia="es-ES"/>
+        </w:rPr>
+        <w:t>button</w:t>
+      </w:r>
+      <w:proofErr w:type="spellEnd"/>
+      <w:r>
+        <w:rPr>
+          <w:rFonts w:ascii="Consolas" w:eastAsia="Times New Roman" w:hAnsi="Consolas" w:cs="Times New Roman"/>
+          <w:b/>
+          <w:bCs/>
+          <w:color w:val="000000"/>
+          <w:sz w:val="33"/>
+          <w:szCs w:val="33"/>
+          <w:lang w:eastAsia="es-ES"/>
+        </w:rPr>
+        <w:t xml:space="preserve"> </w:t>
+      </w:r>
+      <w:proofErr w:type="spellStart"/>
+      <w:r>
+        <w:rPr>
+          <w:rFonts w:ascii="Consolas" w:eastAsia="Times New Roman" w:hAnsi="Consolas" w:cs="Times New Roman"/>
+          <w:b/>
+          <w:bCs/>
+          <w:color w:val="6AAF19"/>
+          <w:sz w:val="33"/>
+          <w:szCs w:val="33"/>
+          <w:lang w:eastAsia="es-ES"/>
+        </w:rPr>
+        <w:t>onclick</w:t>
+      </w:r>
+      <w:proofErr w:type="spellEnd"/>
+      <w:r>
+        <w:rPr>
+          <w:rFonts w:ascii="Consolas" w:eastAsia="Times New Roman" w:hAnsi="Consolas" w:cs="Times New Roman"/>
+          <w:b/>
+          <w:bCs/>
+          <w:i/>
+          <w:iCs/>
+          <w:color w:val="CD3704"/>
+          <w:sz w:val="33"/>
+          <w:szCs w:val="33"/>
+          <w:lang w:eastAsia="es-ES"/>
+        </w:rPr>
+        <w:t>=</w:t>
+      </w:r>
+      <w:r>
+        <w:rPr>
+          <w:rFonts w:ascii="Consolas" w:eastAsia="Times New Roman" w:hAnsi="Consolas" w:cs="Times New Roman"/>
+          <w:b/>
+          <w:bCs/>
+          <w:i/>
+          <w:iCs/>
+          <w:color w:val="F25A00"/>
+          <w:sz w:val="33"/>
+          <w:szCs w:val="33"/>
+          <w:lang w:eastAsia="es-ES"/>
+        </w:rPr>
+        <w:t>"</w:t>
+      </w:r>
+      <w:proofErr w:type="spellStart"/>
+      <w:proofErr w:type="gramStart"/>
+      <w:r>
+        <w:rPr>
+          <w:rFonts w:ascii="Consolas" w:eastAsia="Times New Roman" w:hAnsi="Consolas" w:cs="Times New Roman"/>
+          <w:b/>
+          <w:bCs/>
+          <w:color w:val="6AAF19"/>
+          <w:sz w:val="33"/>
+          <w:szCs w:val="33"/>
+          <w:lang w:eastAsia="es-ES"/>
+        </w:rPr>
+        <w:t>sumarNumeros</w:t>
+      </w:r>
+      <w:proofErr w:type="spellEnd"/>
+      <w:r>
+        <w:rPr>
+          <w:rFonts w:ascii="Consolas" w:eastAsia="Times New Roman" w:hAnsi="Consolas" w:cs="Times New Roman"/>
+          <w:b/>
+          <w:bCs/>
+          <w:i/>
+          <w:iCs/>
+          <w:color w:val="F25A00"/>
+          <w:sz w:val="33"/>
+          <w:szCs w:val="33"/>
+          <w:lang w:eastAsia="es-ES"/>
+        </w:rPr>
+        <w:t>(</w:t>
+      </w:r>
+      <w:proofErr w:type="gramEnd"/>
+      <w:r>
+        <w:rPr>
+          <w:rFonts w:ascii="Consolas" w:eastAsia="Times New Roman" w:hAnsi="Consolas" w:cs="Times New Roman"/>
+          <w:b/>
+          <w:bCs/>
+          <w:i/>
+          <w:iCs/>
+          <w:color w:val="F25A00"/>
+          <w:sz w:val="33"/>
+          <w:szCs w:val="33"/>
+          <w:lang w:eastAsia="es-ES"/>
+        </w:rPr>
+        <w:t>)"</w:t>
+      </w:r>
+      <w:r>
+        <w:rPr>
+          <w:rFonts w:ascii="Consolas" w:eastAsia="Times New Roman" w:hAnsi="Consolas" w:cs="Times New Roman"/>
+          <w:b/>
+          <w:bCs/>
+          <w:color w:val="000000"/>
+          <w:sz w:val="33"/>
+          <w:szCs w:val="33"/>
+          <w:lang w:eastAsia="es-ES"/>
+        </w:rPr>
+        <w:t>&gt;Sumar números&lt;/</w:t>
+      </w:r>
+      <w:proofErr w:type="spellStart"/>
+      <w:r>
+        <w:rPr>
+          <w:rFonts w:ascii="Consolas" w:eastAsia="Times New Roman" w:hAnsi="Consolas" w:cs="Times New Roman"/>
+          <w:b/>
+          <w:bCs/>
+          <w:color w:val="F92672"/>
+          <w:sz w:val="33"/>
+          <w:szCs w:val="33"/>
+          <w:lang w:eastAsia="es-ES"/>
+        </w:rPr>
+        <w:t>button</w:t>
+      </w:r>
+      <w:proofErr w:type="spellEnd"/>
+      <w:r>
+        <w:rPr>
+          <w:rFonts w:ascii="Consolas" w:eastAsia="Times New Roman" w:hAnsi="Consolas" w:cs="Times New Roman"/>
+          <w:b/>
+          <w:bCs/>
+          <w:color w:val="000000"/>
+          <w:sz w:val="33"/>
+          <w:szCs w:val="33"/>
+          <w:lang w:eastAsia="es-ES"/>
+        </w:rPr>
+        <w:t>&gt;</w:t>
+      </w:r>
+    </w:p>
+    <w:p>
+      <w:pPr>
+        <w:shd w:val="clear" w:color="auto" w:fill="FFFFFF"/>
+        <w:spacing w:after="0" w:line="450" w:lineRule="atLeast"/>
+        <w:rPr>
+          <w:rFonts w:ascii="Consolas" w:eastAsia="Times New Roman" w:hAnsi="Consolas" w:cs="Times New Roman"/>
+          <w:b/>
+          <w:bCs/>
+          <w:color w:val="000000"/>
+          <w:sz w:val="33"/>
+          <w:szCs w:val="33"/>
+          <w:lang w:eastAsia="es-ES"/>
+        </w:rPr>
+      </w:pPr>
+      <w:r>
+        <w:rPr>
+          <w:rFonts w:ascii="Consolas" w:eastAsia="Times New Roman" w:hAnsi="Consolas" w:cs="Times New Roman"/>
+          <w:b/>
+          <w:bCs/>
+          <w:color w:val="000000"/>
+          <w:sz w:val="33"/>
+          <w:szCs w:val="33"/>
+          <w:lang w:eastAsia="es-ES"/>
+        </w:rPr>
+        <w:t>    &lt;</w:t>
+      </w:r>
+      <w:r>
+        <w:rPr>
+          <w:rFonts w:ascii="Consolas" w:eastAsia="Times New Roman" w:hAnsi="Consolas" w:cs="Times New Roman"/>
+          <w:b/>
+          <w:bCs/>
+          <w:color w:val="F92672"/>
+          <w:sz w:val="33"/>
+          <w:szCs w:val="33"/>
+          <w:lang w:eastAsia="es-ES"/>
+        </w:rPr>
+        <w:t>h3</w:t>
+      </w:r>
+      <w:r>
+        <w:rPr>
+          <w:rFonts w:ascii="Consolas" w:eastAsia="Times New Roman" w:hAnsi="Consolas" w:cs="Times New Roman"/>
+          <w:b/>
+          <w:bCs/>
+          <w:color w:val="000000"/>
+          <w:sz w:val="33"/>
+          <w:szCs w:val="33"/>
+          <w:lang w:eastAsia="es-ES"/>
+        </w:rPr>
+        <w:t xml:space="preserve"> </w:t>
+      </w:r>
+      <w:r>
+        <w:rPr>
+          <w:rFonts w:ascii="Consolas" w:eastAsia="Times New Roman" w:hAnsi="Consolas" w:cs="Times New Roman"/>
+          <w:b/>
+          <w:bCs/>
+          <w:color w:val="6AAF19"/>
+          <w:sz w:val="33"/>
+          <w:szCs w:val="33"/>
+          <w:lang w:eastAsia="es-ES"/>
+        </w:rPr>
+        <w:t>id</w:t>
+      </w:r>
+      <w:r>
+        <w:rPr>
+          <w:rFonts w:ascii="Consolas" w:eastAsia="Times New Roman" w:hAnsi="Consolas" w:cs="Times New Roman"/>
+          <w:b/>
+          <w:bCs/>
+          <w:i/>
+          <w:iCs/>
+          <w:color w:val="CD3704"/>
+          <w:sz w:val="33"/>
+          <w:szCs w:val="33"/>
+          <w:lang w:eastAsia="es-ES"/>
+        </w:rPr>
+        <w:t>=</w:t>
+      </w:r>
+      <w:r>
+        <w:rPr>
+          <w:rFonts w:ascii="Consolas" w:eastAsia="Times New Roman" w:hAnsi="Consolas" w:cs="Times New Roman"/>
+          <w:b/>
+          <w:bCs/>
+          <w:i/>
+          <w:iCs/>
+          <w:color w:val="F25A00"/>
+          <w:sz w:val="33"/>
+          <w:szCs w:val="33"/>
+          <w:lang w:eastAsia="es-ES"/>
+        </w:rPr>
+        <w:t>"mensaje"</w:t>
+      </w:r>
+      <w:r>
+        <w:rPr>
+          <w:rFonts w:ascii="Consolas" w:eastAsia="Times New Roman" w:hAnsi="Consolas" w:cs="Times New Roman"/>
+          <w:b/>
+          <w:bCs/>
+          <w:color w:val="000000"/>
+          <w:sz w:val="33"/>
+          <w:szCs w:val="33"/>
+          <w:lang w:eastAsia="es-ES"/>
+        </w:rPr>
+        <w:t>&gt;&lt;/</w:t>
+      </w:r>
+      <w:r>
+        <w:rPr>
+          <w:rFonts w:ascii="Consolas" w:eastAsia="Times New Roman" w:hAnsi="Consolas" w:cs="Times New Roman"/>
+          <w:b/>
+          <w:bCs/>
+          <w:color w:val="F92672"/>
+          <w:sz w:val="33"/>
+          <w:szCs w:val="33"/>
+          <w:lang w:eastAsia="es-ES"/>
+        </w:rPr>
+        <w:t>h3</w:t>
+      </w:r>
+      <w:r>
+        <w:rPr>
+          <w:rFonts w:ascii="Consolas" w:eastAsia="Times New Roman" w:hAnsi="Consolas" w:cs="Times New Roman"/>
+          <w:b/>
+          <w:bCs/>
+          <w:color w:val="000000"/>
+          <w:sz w:val="33"/>
+          <w:szCs w:val="33"/>
+          <w:lang w:eastAsia="es-ES"/>
+        </w:rPr>
+        <w:t>&gt;</w:t>
+      </w:r>
+    </w:p>
+    <w:p>
+      <w:pPr>
+        <w:shd w:val="clear" w:color="auto" w:fill="FFFFFF"/>
+        <w:spacing w:after="0" w:line="450" w:lineRule="atLeast"/>
+        <w:rPr>
+          <w:rFonts w:ascii="Consolas" w:eastAsia="Times New Roman" w:hAnsi="Consolas" w:cs="Times New Roman"/>
+          <w:b/>
+          <w:bCs/>
+          <w:color w:val="000000"/>
+          <w:sz w:val="33"/>
+          <w:szCs w:val="33"/>
+          <w:lang w:eastAsia="es-ES"/>
+        </w:rPr>
+      </w:pPr>
+      <w:r>
+        <w:rPr>
+          <w:rFonts w:ascii="Consolas" w:eastAsia="Times New Roman" w:hAnsi="Consolas" w:cs="Times New Roman"/>
+          <w:b/>
+          <w:bCs/>
+          <w:color w:val="000000"/>
+          <w:sz w:val="33"/>
+          <w:szCs w:val="33"/>
+          <w:lang w:eastAsia="es-ES"/>
+        </w:rPr>
+        <w:t>&lt;/</w:t>
+      </w:r>
+      <w:proofErr w:type="spellStart"/>
+      <w:proofErr w:type="gramStart"/>
+      <w:r>
+        <w:rPr>
+          <w:rFonts w:ascii="Consolas" w:eastAsia="Times New Roman" w:hAnsi="Consolas" w:cs="Times New Roman"/>
+          <w:b/>
+          <w:bCs/>
+          <w:color w:val="F92672"/>
+          <w:sz w:val="33"/>
+          <w:szCs w:val="33"/>
+          <w:lang w:eastAsia="es-ES"/>
+        </w:rPr>
+        <w:t>body</w:t>
+      </w:r>
+      <w:proofErr w:type="spellEnd"/>
+      <w:proofErr w:type="gramEnd"/>
+      <w:r>
+        <w:rPr>
+          <w:rFonts w:ascii="Consolas" w:eastAsia="Times New Roman" w:hAnsi="Consolas" w:cs="Times New Roman"/>
+          <w:b/>
+          <w:bCs/>
+          <w:color w:val="000000"/>
+          <w:sz w:val="33"/>
+          <w:szCs w:val="33"/>
+          <w:lang w:eastAsia="es-ES"/>
+        </w:rPr>
+        <w:t>&gt;</w:t>
+      </w:r>
+    </w:p>
+    <w:p>
+      <w:pPr>
+        <w:shd w:val="clear" w:color="auto" w:fill="FFFFFF"/>
+        <w:spacing w:after="0" w:line="450" w:lineRule="atLeast"/>
+        <w:rPr>
+          <w:rFonts w:ascii="Consolas" w:eastAsia="Times New Roman" w:hAnsi="Consolas" w:cs="Times New Roman"/>
+          <w:b/>
+          <w:bCs/>
+          <w:color w:val="000000"/>
+          <w:sz w:val="33"/>
+          <w:szCs w:val="33"/>
+          <w:lang w:eastAsia="es-ES"/>
+        </w:rPr>
+      </w:pPr>
+      <w:r>
+        <w:rPr>
+          <w:rFonts w:ascii="Consolas" w:eastAsia="Times New Roman" w:hAnsi="Consolas" w:cs="Times New Roman"/>
+          <w:b/>
+          <w:bCs/>
+          <w:color w:val="000000"/>
+          <w:sz w:val="33"/>
+          <w:szCs w:val="33"/>
+          <w:lang w:eastAsia="es-ES"/>
+        </w:rPr>
+        <w:t>&lt;/</w:t>
+      </w:r>
+      <w:proofErr w:type="spellStart"/>
+      <w:proofErr w:type="gramStart"/>
+      <w:r>
+        <w:rPr>
+          <w:rFonts w:ascii="Consolas" w:eastAsia="Times New Roman" w:hAnsi="Consolas" w:cs="Times New Roman"/>
+          <w:b/>
+          <w:bCs/>
+          <w:color w:val="F92672"/>
+          <w:sz w:val="33"/>
+          <w:szCs w:val="33"/>
+          <w:lang w:eastAsia="es-ES"/>
+        </w:rPr>
+        <w:t>html</w:t>
+      </w:r>
+      <w:proofErr w:type="spellEnd"/>
+      <w:proofErr w:type="gramEnd"/>
+      <w:r>
+        <w:rPr>
+          <w:rFonts w:ascii="Consolas" w:eastAsia="Times New Roman" w:hAnsi="Consolas" w:cs="Times New Roman"/>
+          <w:b/>
+          <w:bCs/>
+          <w:color w:val="000000"/>
+          <w:sz w:val="33"/>
+          <w:szCs w:val="33"/>
+          <w:lang w:eastAsia="es-ES"/>
+        </w:rPr>
+        <w:t>&gt;</w:t>
+      </w:r>
+    </w:p>
+    <w:p>
+      <w:pPr>
+        <w:spacing w:after="0" w:line="240" w:lineRule="auto"/>
+        <w:rPr>
+          <w:rFonts w:ascii="Verdana" w:hAnsi="Verdana"/>
+          <w:sz w:val="28"/>
+          <w:szCs w:val="28"/>
+        </w:rPr>
+      </w:pPr>
+    </w:p>
+    <w:p>
+      <w:pPr>
+        <w:spacing w:after="0" w:line="240" w:lineRule="auto"/>
+        <w:rPr>
+          <w:rFonts w:ascii="Verdana" w:hAnsi="Verdana"/>
+          <w:sz w:val="28"/>
+          <w:szCs w:val="28"/>
+        </w:rPr>
+      </w:pPr>
+      <w:r>
+        <w:rPr>
+          <w:rFonts w:ascii="Verdana" w:hAnsi="Verdana"/>
+          <w:sz w:val="28"/>
+          <w:szCs w:val="28"/>
+        </w:rPr>
+        <w:t>Vamos a crear una página para pedir tres números en cajas de texto.</w:t>
+      </w:r>
+    </w:p>
+    <w:p>
+      <w:pPr>
+        <w:spacing w:after="0" w:line="240" w:lineRule="auto"/>
+        <w:rPr>
+          <w:rFonts w:ascii="Verdana" w:hAnsi="Verdana"/>
+          <w:sz w:val="28"/>
+          <w:szCs w:val="28"/>
+        </w:rPr>
+      </w:pPr>
+      <w:r>
+        <w:rPr>
+          <w:rFonts w:ascii="Verdana" w:hAnsi="Verdana"/>
+          <w:sz w:val="28"/>
+          <w:szCs w:val="28"/>
+        </w:rPr>
+        <w:t>Mediante un botón, evaluaremos qué número es mayor y qué número es menor.</w:t>
+      </w:r>
+    </w:p>
+    <w:p>
+      <w:pPr>
+        <w:spacing w:after="0" w:line="240" w:lineRule="auto"/>
+        <w:rPr>
+          <w:rFonts w:ascii="Verdana" w:hAnsi="Verdana"/>
+          <w:sz w:val="28"/>
+          <w:szCs w:val="28"/>
+        </w:rPr>
+      </w:pPr>
+      <w:r>
+        <w:rPr>
+          <w:rFonts w:ascii="Verdana" w:hAnsi="Verdana"/>
+          <w:sz w:val="28"/>
+          <w:szCs w:val="28"/>
+        </w:rPr>
+        <w:t>Mostramos el mayor y el menor.</w:t>
+      </w:r>
+    </w:p>
+    <w:p>
+      <w:pPr>
+        <w:spacing w:after="0" w:line="240" w:lineRule="auto"/>
+        <w:rPr>
+          <w:rFonts w:ascii="Verdana" w:hAnsi="Verdana"/>
+          <w:b/>
+          <w:sz w:val="28"/>
+          <w:szCs w:val="28"/>
+        </w:rPr>
+      </w:pPr>
+      <w:r>
+        <w:rPr>
+          <w:rFonts w:ascii="Verdana" w:hAnsi="Verdana"/>
+          <w:sz w:val="28"/>
+          <w:szCs w:val="28"/>
+        </w:rPr>
+        <w:lastRenderedPageBreak/>
+        <w:t xml:space="preserve">Creamos una web llamada </w:t>
+      </w:r>
+      <w:r>
+        <w:rPr>
+          <w:rFonts w:ascii="Verdana" w:hAnsi="Verdana"/>
+          <w:b/>
+          <w:sz w:val="28"/>
+          <w:szCs w:val="28"/>
+        </w:rPr>
+        <w:t>web11numeromaxmin.html</w:t>
+      </w:r>
+    </w:p>
+    <w:p>
+      <w:pPr>
+        <w:spacing w:after="0" w:line="240" w:lineRule="auto"/>
+        <w:rPr>
+          <w:rFonts w:ascii="Verdana" w:hAnsi="Verdana"/>
+          <w:sz w:val="28"/>
+          <w:szCs w:val="28"/>
+        </w:rPr>
+      </w:pPr>
+    </w:p>
+    <w:p>
+      <w:pPr>
+        <w:spacing w:after="0" w:line="240" w:lineRule="auto"/>
+        <w:rPr>
+          <w:rFonts w:ascii="Verdana" w:hAnsi="Verdana"/>
+          <w:sz w:val="28"/>
+          <w:szCs w:val="28"/>
+        </w:rPr>
+      </w:pPr>
+      <w:r>
+        <w:rPr>
+          <w:noProof/>
+          <w:lang w:eastAsia="es-ES"/>
+        </w:rPr>
+        <w:drawing>
+          <wp:inline distT="0" distB="0" distL="0" distR="0" wp14:anchorId="40DFAAAE" wp14:editId="5CE4B43E">
+            <wp:extent cx="3122766" cy="2537064"/>
+            <wp:effectExtent l="0" t="0" r="1905" b="0"/>
+            <wp:docPr id="21" name="Imagen 21"/>
+            <wp:cNvGraphicFramePr>
+              <a:graphicFrameLocks xmlns:a="http://schemas.openxmlformats.org/drawingml/2006/main" noChangeAspect="1"/>
+            </wp:cNvGraphicFramePr>
+            <a:graphic xmlns:a="http://schemas.openxmlformats.org/drawingml/2006/main">
+              <a:graphicData uri="http://schemas.openxmlformats.org/drawingml/2006/picture">
+                <pic:pic xmlns:pic="http://schemas.openxmlformats.org/drawingml/2006/picture">
+                  <pic:nvPicPr>
+                    <pic:cNvPr id="1" name=""/>
+                    <pic:cNvPicPr/>
+                  </pic:nvPicPr>
+                  <pic:blipFill>
+                    <a:blip r:embed="rId27"/>
+                    <a:stretch>
+                      <a:fillRect/>
+                    </a:stretch>
+                  </pic:blipFill>
+                  <pic:spPr>
+                    <a:xfrm>
+                      <a:off x="0" y="0"/>
+                      <a:ext cx="3127306" cy="2540752"/>
+                    </a:xfrm>
+                    <a:prstGeom prst="rect">
+                      <a:avLst/>
+                    </a:prstGeom>
+                  </pic:spPr>
+                </pic:pic>
+              </a:graphicData>
+            </a:graphic>
+          </wp:inline>
+        </w:drawing>
+      </w:r>
+    </w:p>
+    <w:p>
+      <w:pPr>
+        <w:spacing w:after="0" w:line="240" w:lineRule="auto"/>
+        <w:rPr>
+          <w:rFonts w:ascii="Verdana" w:hAnsi="Verdana"/>
+          <w:sz w:val="28"/>
+          <w:szCs w:val="28"/>
+        </w:rPr>
+      </w:pPr>
+    </w:p>
+    <w:p>
+      <w:pPr>
+        <w:spacing w:after="0" w:line="240" w:lineRule="auto"/>
+        <w:rPr>
+          <w:rFonts w:ascii="Verdana" w:hAnsi="Verdana"/>
+          <w:b/>
+          <w:sz w:val="28"/>
+          <w:szCs w:val="28"/>
+        </w:rPr>
+      </w:pPr>
+      <w:r>
+        <w:rPr>
+          <w:rFonts w:ascii="Verdana" w:hAnsi="Verdana"/>
+          <w:b/>
+          <w:sz w:val="28"/>
+          <w:szCs w:val="28"/>
+        </w:rPr>
+        <w:t>WEB11NUMEROMAXMIN.HTML</w:t>
+      </w:r>
+    </w:p>
+    <w:p>
+      <w:pPr>
+        <w:spacing w:after="0" w:line="240" w:lineRule="auto"/>
+        <w:rPr>
+          <w:rFonts w:ascii="Verdana" w:hAnsi="Verdana"/>
+          <w:sz w:val="28"/>
+          <w:szCs w:val="28"/>
+        </w:rPr>
+      </w:pPr>
+    </w:p>
+    <w:p>
+      <w:pPr>
+        <w:shd w:val="clear" w:color="auto" w:fill="FFFFFF"/>
+        <w:spacing w:after="0" w:line="450" w:lineRule="atLeast"/>
+        <w:rPr>
+          <w:rFonts w:ascii="Consolas" w:eastAsia="Times New Roman" w:hAnsi="Consolas" w:cs="Times New Roman"/>
+          <w:b/>
+          <w:bCs/>
+          <w:color w:val="000000"/>
+          <w:sz w:val="33"/>
+          <w:szCs w:val="33"/>
+          <w:lang w:eastAsia="es-ES"/>
+        </w:rPr>
+      </w:pPr>
+      <w:proofErr w:type="gramStart"/>
+      <w:r>
+        <w:rPr>
+          <w:rFonts w:ascii="Consolas" w:eastAsia="Times New Roman" w:hAnsi="Consolas" w:cs="Times New Roman"/>
+          <w:b/>
+          <w:bCs/>
+          <w:color w:val="000000"/>
+          <w:sz w:val="33"/>
+          <w:szCs w:val="33"/>
+          <w:lang w:eastAsia="es-ES"/>
+        </w:rPr>
+        <w:t>&lt;!</w:t>
+      </w:r>
+      <w:r>
+        <w:rPr>
+          <w:rFonts w:ascii="Consolas" w:eastAsia="Times New Roman" w:hAnsi="Consolas" w:cs="Times New Roman"/>
+          <w:b/>
+          <w:bCs/>
+          <w:color w:val="F92672"/>
+          <w:sz w:val="33"/>
+          <w:szCs w:val="33"/>
+          <w:lang w:eastAsia="es-ES"/>
+        </w:rPr>
+        <w:t>DOCTYPE</w:t>
+      </w:r>
+      <w:proofErr w:type="gramEnd"/>
+      <w:r>
+        <w:rPr>
+          <w:rFonts w:ascii="Consolas" w:eastAsia="Times New Roman" w:hAnsi="Consolas" w:cs="Times New Roman"/>
+          <w:b/>
+          <w:bCs/>
+          <w:color w:val="000000"/>
+          <w:sz w:val="33"/>
+          <w:szCs w:val="33"/>
+          <w:lang w:eastAsia="es-ES"/>
+        </w:rPr>
+        <w:t xml:space="preserve"> </w:t>
+      </w:r>
+      <w:proofErr w:type="spellStart"/>
+      <w:r>
+        <w:rPr>
+          <w:rFonts w:ascii="Consolas" w:eastAsia="Times New Roman" w:hAnsi="Consolas" w:cs="Times New Roman"/>
+          <w:b/>
+          <w:bCs/>
+          <w:color w:val="6AAF19"/>
+          <w:sz w:val="33"/>
+          <w:szCs w:val="33"/>
+          <w:lang w:eastAsia="es-ES"/>
+        </w:rPr>
+        <w:t>html</w:t>
+      </w:r>
+      <w:proofErr w:type="spellEnd"/>
+      <w:r>
+        <w:rPr>
+          <w:rFonts w:ascii="Consolas" w:eastAsia="Times New Roman" w:hAnsi="Consolas" w:cs="Times New Roman"/>
+          <w:b/>
+          <w:bCs/>
+          <w:color w:val="000000"/>
+          <w:sz w:val="33"/>
+          <w:szCs w:val="33"/>
+          <w:lang w:eastAsia="es-ES"/>
+        </w:rPr>
+        <w:t>&gt;</w:t>
+      </w:r>
+    </w:p>
+    <w:p>
+      <w:pPr>
+        <w:shd w:val="clear" w:color="auto" w:fill="FFFFFF"/>
+        <w:spacing w:after="0" w:line="450" w:lineRule="atLeast"/>
+        <w:rPr>
+          <w:rFonts w:ascii="Consolas" w:eastAsia="Times New Roman" w:hAnsi="Consolas" w:cs="Times New Roman"/>
+          <w:b/>
+          <w:bCs/>
+          <w:color w:val="000000"/>
+          <w:sz w:val="33"/>
+          <w:szCs w:val="33"/>
+          <w:lang w:eastAsia="es-ES"/>
+        </w:rPr>
+      </w:pPr>
+      <w:r>
+        <w:rPr>
+          <w:rFonts w:ascii="Consolas" w:eastAsia="Times New Roman" w:hAnsi="Consolas" w:cs="Times New Roman"/>
+          <w:b/>
+          <w:bCs/>
+          <w:color w:val="000000"/>
+          <w:sz w:val="33"/>
+          <w:szCs w:val="33"/>
+          <w:lang w:eastAsia="es-ES"/>
+        </w:rPr>
+        <w:t>&lt;</w:t>
+      </w:r>
+      <w:proofErr w:type="spellStart"/>
+      <w:r>
+        <w:rPr>
+          <w:rFonts w:ascii="Consolas" w:eastAsia="Times New Roman" w:hAnsi="Consolas" w:cs="Times New Roman"/>
+          <w:b/>
+          <w:bCs/>
+          <w:color w:val="F92672"/>
+          <w:sz w:val="33"/>
+          <w:szCs w:val="33"/>
+          <w:lang w:eastAsia="es-ES"/>
+        </w:rPr>
+        <w:t>html</w:t>
+      </w:r>
+      <w:proofErr w:type="spellEnd"/>
+      <w:r>
+        <w:rPr>
+          <w:rFonts w:ascii="Consolas" w:eastAsia="Times New Roman" w:hAnsi="Consolas" w:cs="Times New Roman"/>
+          <w:b/>
+          <w:bCs/>
+          <w:color w:val="000000"/>
+          <w:sz w:val="33"/>
+          <w:szCs w:val="33"/>
+          <w:lang w:eastAsia="es-ES"/>
+        </w:rPr>
+        <w:t xml:space="preserve"> </w:t>
+      </w:r>
+      <w:proofErr w:type="spellStart"/>
+      <w:r>
+        <w:rPr>
+          <w:rFonts w:ascii="Consolas" w:eastAsia="Times New Roman" w:hAnsi="Consolas" w:cs="Times New Roman"/>
+          <w:b/>
+          <w:bCs/>
+          <w:color w:val="6AAF19"/>
+          <w:sz w:val="33"/>
+          <w:szCs w:val="33"/>
+          <w:lang w:eastAsia="es-ES"/>
+        </w:rPr>
+        <w:t>lang</w:t>
+      </w:r>
+      <w:proofErr w:type="spellEnd"/>
+      <w:r>
+        <w:rPr>
+          <w:rFonts w:ascii="Consolas" w:eastAsia="Times New Roman" w:hAnsi="Consolas" w:cs="Times New Roman"/>
+          <w:b/>
+          <w:bCs/>
+          <w:i/>
+          <w:iCs/>
+          <w:color w:val="CD3704"/>
+          <w:sz w:val="33"/>
+          <w:szCs w:val="33"/>
+          <w:lang w:eastAsia="es-ES"/>
+        </w:rPr>
+        <w:t>=</w:t>
+      </w:r>
+      <w:r>
+        <w:rPr>
+          <w:rFonts w:ascii="Consolas" w:eastAsia="Times New Roman" w:hAnsi="Consolas" w:cs="Times New Roman"/>
+          <w:b/>
+          <w:bCs/>
+          <w:i/>
+          <w:iCs/>
+          <w:color w:val="F25A00"/>
+          <w:sz w:val="33"/>
+          <w:szCs w:val="33"/>
+          <w:lang w:eastAsia="es-ES"/>
+        </w:rPr>
+        <w:t>"en"</w:t>
+      </w:r>
+      <w:r>
+        <w:rPr>
+          <w:rFonts w:ascii="Consolas" w:eastAsia="Times New Roman" w:hAnsi="Consolas" w:cs="Times New Roman"/>
+          <w:b/>
+          <w:bCs/>
+          <w:color w:val="000000"/>
+          <w:sz w:val="33"/>
+          <w:szCs w:val="33"/>
+          <w:lang w:eastAsia="es-ES"/>
+        </w:rPr>
+        <w:t>&gt;</w:t>
+      </w:r>
+    </w:p>
+    <w:p>
+      <w:pPr>
+        <w:shd w:val="clear" w:color="auto" w:fill="FFFFFF"/>
+        <w:spacing w:after="0" w:line="450" w:lineRule="atLeast"/>
+        <w:rPr>
+          <w:rFonts w:ascii="Consolas" w:eastAsia="Times New Roman" w:hAnsi="Consolas" w:cs="Times New Roman"/>
+          <w:b/>
+          <w:bCs/>
+          <w:color w:val="000000"/>
+          <w:sz w:val="33"/>
+          <w:szCs w:val="33"/>
+          <w:lang w:eastAsia="es-ES"/>
+        </w:rPr>
+      </w:pPr>
+      <w:r>
+        <w:rPr>
+          <w:rFonts w:ascii="Consolas" w:eastAsia="Times New Roman" w:hAnsi="Consolas" w:cs="Times New Roman"/>
+          <w:b/>
+          <w:bCs/>
+          <w:color w:val="000000"/>
+          <w:sz w:val="33"/>
+          <w:szCs w:val="33"/>
+          <w:lang w:eastAsia="es-ES"/>
+        </w:rPr>
+        <w:t>&lt;</w:t>
+      </w:r>
+      <w:proofErr w:type="gramStart"/>
+      <w:r>
+        <w:rPr>
+          <w:rFonts w:ascii="Consolas" w:eastAsia="Times New Roman" w:hAnsi="Consolas" w:cs="Times New Roman"/>
+          <w:b/>
+          <w:bCs/>
+          <w:color w:val="F92672"/>
+          <w:sz w:val="33"/>
+          <w:szCs w:val="33"/>
+          <w:lang w:eastAsia="es-ES"/>
+        </w:rPr>
+        <w:t>head</w:t>
+      </w:r>
+      <w:proofErr w:type="gramEnd"/>
+      <w:r>
+        <w:rPr>
+          <w:rFonts w:ascii="Consolas" w:eastAsia="Times New Roman" w:hAnsi="Consolas" w:cs="Times New Roman"/>
+          <w:b/>
+          <w:bCs/>
+          <w:color w:val="000000"/>
+          <w:sz w:val="33"/>
+          <w:szCs w:val="33"/>
+          <w:lang w:eastAsia="es-ES"/>
+        </w:rPr>
+        <w:t>&gt;</w:t>
+      </w:r>
+    </w:p>
+    <w:p>
+      <w:pPr>
+        <w:shd w:val="clear" w:color="auto" w:fill="FFFFFF"/>
+        <w:spacing w:after="0" w:line="450" w:lineRule="atLeast"/>
+        <w:rPr>
+          <w:rFonts w:ascii="Consolas" w:eastAsia="Times New Roman" w:hAnsi="Consolas" w:cs="Times New Roman"/>
+          <w:b/>
+          <w:bCs/>
+          <w:color w:val="000000"/>
+          <w:sz w:val="33"/>
+          <w:szCs w:val="33"/>
+          <w:lang w:eastAsia="es-ES"/>
+        </w:rPr>
+      </w:pPr>
+      <w:r>
+        <w:rPr>
+          <w:rFonts w:ascii="Consolas" w:eastAsia="Times New Roman" w:hAnsi="Consolas" w:cs="Times New Roman"/>
+          <w:b/>
+          <w:bCs/>
+          <w:color w:val="000000"/>
+          <w:sz w:val="33"/>
+          <w:szCs w:val="33"/>
+          <w:lang w:eastAsia="es-ES"/>
+        </w:rPr>
+        <w:t>    &lt;</w:t>
+      </w:r>
+      <w:r>
+        <w:rPr>
+          <w:rFonts w:ascii="Consolas" w:eastAsia="Times New Roman" w:hAnsi="Consolas" w:cs="Times New Roman"/>
+          <w:b/>
+          <w:bCs/>
+          <w:color w:val="F92672"/>
+          <w:sz w:val="33"/>
+          <w:szCs w:val="33"/>
+          <w:lang w:eastAsia="es-ES"/>
+        </w:rPr>
+        <w:t>meta</w:t>
+      </w:r>
+      <w:r>
+        <w:rPr>
+          <w:rFonts w:ascii="Consolas" w:eastAsia="Times New Roman" w:hAnsi="Consolas" w:cs="Times New Roman"/>
+          <w:b/>
+          <w:bCs/>
+          <w:color w:val="000000"/>
+          <w:sz w:val="33"/>
+          <w:szCs w:val="33"/>
+          <w:lang w:eastAsia="es-ES"/>
+        </w:rPr>
+        <w:t xml:space="preserve"> </w:t>
+      </w:r>
+      <w:proofErr w:type="spellStart"/>
+      <w:r>
+        <w:rPr>
+          <w:rFonts w:ascii="Consolas" w:eastAsia="Times New Roman" w:hAnsi="Consolas" w:cs="Times New Roman"/>
+          <w:b/>
+          <w:bCs/>
+          <w:color w:val="6AAF19"/>
+          <w:sz w:val="33"/>
+          <w:szCs w:val="33"/>
+          <w:lang w:eastAsia="es-ES"/>
+        </w:rPr>
+        <w:t>charset</w:t>
+      </w:r>
+      <w:proofErr w:type="spellEnd"/>
+      <w:r>
+        <w:rPr>
+          <w:rFonts w:ascii="Consolas" w:eastAsia="Times New Roman" w:hAnsi="Consolas" w:cs="Times New Roman"/>
+          <w:b/>
+          <w:bCs/>
+          <w:i/>
+          <w:iCs/>
+          <w:color w:val="CD3704"/>
+          <w:sz w:val="33"/>
+          <w:szCs w:val="33"/>
+          <w:lang w:eastAsia="es-ES"/>
+        </w:rPr>
+        <w:t>=</w:t>
+      </w:r>
+      <w:r>
+        <w:rPr>
+          <w:rFonts w:ascii="Consolas" w:eastAsia="Times New Roman" w:hAnsi="Consolas" w:cs="Times New Roman"/>
+          <w:b/>
+          <w:bCs/>
+          <w:i/>
+          <w:iCs/>
+          <w:color w:val="F25A00"/>
+          <w:sz w:val="33"/>
+          <w:szCs w:val="33"/>
+          <w:lang w:eastAsia="es-ES"/>
+        </w:rPr>
+        <w:t>"UTF-8"</w:t>
+      </w:r>
+      <w:r>
+        <w:rPr>
+          <w:rFonts w:ascii="Consolas" w:eastAsia="Times New Roman" w:hAnsi="Consolas" w:cs="Times New Roman"/>
+          <w:b/>
+          <w:bCs/>
+          <w:color w:val="000000"/>
+          <w:sz w:val="33"/>
+          <w:szCs w:val="33"/>
+          <w:lang w:eastAsia="es-ES"/>
+        </w:rPr>
+        <w:t>&gt;</w:t>
+      </w:r>
+    </w:p>
+    <w:p>
+      <w:pPr>
+        <w:shd w:val="clear" w:color="auto" w:fill="FFFFFF"/>
+        <w:spacing w:after="0" w:line="450" w:lineRule="atLeast"/>
+        <w:rPr>
+          <w:rFonts w:ascii="Consolas" w:eastAsia="Times New Roman" w:hAnsi="Consolas" w:cs="Times New Roman"/>
+          <w:b/>
+          <w:bCs/>
+          <w:color w:val="000000"/>
+          <w:sz w:val="33"/>
+          <w:szCs w:val="33"/>
+          <w:lang w:eastAsia="es-ES"/>
+        </w:rPr>
+      </w:pPr>
+      <w:r>
+        <w:rPr>
+          <w:rFonts w:ascii="Consolas" w:eastAsia="Times New Roman" w:hAnsi="Consolas" w:cs="Times New Roman"/>
+          <w:b/>
+          <w:bCs/>
+          <w:color w:val="000000"/>
+          <w:sz w:val="33"/>
+          <w:szCs w:val="33"/>
+          <w:lang w:eastAsia="es-ES"/>
+        </w:rPr>
+        <w:t>    &lt;</w:t>
+      </w:r>
+      <w:r>
+        <w:rPr>
+          <w:rFonts w:ascii="Consolas" w:eastAsia="Times New Roman" w:hAnsi="Consolas" w:cs="Times New Roman"/>
+          <w:b/>
+          <w:bCs/>
+          <w:color w:val="F92672"/>
+          <w:sz w:val="33"/>
+          <w:szCs w:val="33"/>
+          <w:lang w:eastAsia="es-ES"/>
+        </w:rPr>
+        <w:t>meta</w:t>
+      </w:r>
+      <w:r>
+        <w:rPr>
+          <w:rFonts w:ascii="Consolas" w:eastAsia="Times New Roman" w:hAnsi="Consolas" w:cs="Times New Roman"/>
+          <w:b/>
+          <w:bCs/>
+          <w:color w:val="000000"/>
+          <w:sz w:val="33"/>
+          <w:szCs w:val="33"/>
+          <w:lang w:eastAsia="es-ES"/>
+        </w:rPr>
+        <w:t xml:space="preserve"> </w:t>
+      </w:r>
+      <w:proofErr w:type="spellStart"/>
+      <w:r>
+        <w:rPr>
+          <w:rFonts w:ascii="Consolas" w:eastAsia="Times New Roman" w:hAnsi="Consolas" w:cs="Times New Roman"/>
+          <w:b/>
+          <w:bCs/>
+          <w:color w:val="6AAF19"/>
+          <w:sz w:val="33"/>
+          <w:szCs w:val="33"/>
+          <w:lang w:eastAsia="es-ES"/>
+        </w:rPr>
+        <w:t>name</w:t>
+      </w:r>
+      <w:proofErr w:type="spellEnd"/>
+      <w:r>
+        <w:rPr>
+          <w:rFonts w:ascii="Consolas" w:eastAsia="Times New Roman" w:hAnsi="Consolas" w:cs="Times New Roman"/>
+          <w:b/>
+          <w:bCs/>
+          <w:i/>
+          <w:iCs/>
+          <w:color w:val="CD3704"/>
+          <w:sz w:val="33"/>
+          <w:szCs w:val="33"/>
+          <w:lang w:eastAsia="es-ES"/>
+        </w:rPr>
+        <w:t>=</w:t>
+      </w:r>
+      <w:r>
+        <w:rPr>
+          <w:rFonts w:ascii="Consolas" w:eastAsia="Times New Roman" w:hAnsi="Consolas" w:cs="Times New Roman"/>
+          <w:b/>
+          <w:bCs/>
+          <w:i/>
+          <w:iCs/>
+          <w:color w:val="F25A00"/>
+          <w:sz w:val="33"/>
+          <w:szCs w:val="33"/>
+          <w:lang w:eastAsia="es-ES"/>
+        </w:rPr>
+        <w:t>"</w:t>
+      </w:r>
+      <w:proofErr w:type="spellStart"/>
+      <w:r>
+        <w:rPr>
+          <w:rFonts w:ascii="Consolas" w:eastAsia="Times New Roman" w:hAnsi="Consolas" w:cs="Times New Roman"/>
+          <w:b/>
+          <w:bCs/>
+          <w:i/>
+          <w:iCs/>
+          <w:color w:val="F25A00"/>
+          <w:sz w:val="33"/>
+          <w:szCs w:val="33"/>
+          <w:lang w:eastAsia="es-ES"/>
+        </w:rPr>
+        <w:t>viewport</w:t>
+      </w:r>
+      <w:proofErr w:type="spellEnd"/>
+      <w:r>
+        <w:rPr>
+          <w:rFonts w:ascii="Consolas" w:eastAsia="Times New Roman" w:hAnsi="Consolas" w:cs="Times New Roman"/>
+          <w:b/>
+          <w:bCs/>
+          <w:i/>
+          <w:iCs/>
+          <w:color w:val="F25A00"/>
+          <w:sz w:val="33"/>
+          <w:szCs w:val="33"/>
+          <w:lang w:eastAsia="es-ES"/>
+        </w:rPr>
+        <w:t>"</w:t>
+      </w:r>
+      <w:r>
+        <w:rPr>
+          <w:rFonts w:ascii="Consolas" w:eastAsia="Times New Roman" w:hAnsi="Consolas" w:cs="Times New Roman"/>
+          <w:b/>
+          <w:bCs/>
+          <w:color w:val="000000"/>
+          <w:sz w:val="33"/>
+          <w:szCs w:val="33"/>
+          <w:lang w:eastAsia="es-ES"/>
+        </w:rPr>
+        <w:t xml:space="preserve"> </w:t>
+      </w:r>
+      <w:proofErr w:type="spellStart"/>
+      <w:r>
+        <w:rPr>
+          <w:rFonts w:ascii="Consolas" w:eastAsia="Times New Roman" w:hAnsi="Consolas" w:cs="Times New Roman"/>
+          <w:b/>
+          <w:bCs/>
+          <w:color w:val="6AAF19"/>
+          <w:sz w:val="33"/>
+          <w:szCs w:val="33"/>
+          <w:lang w:eastAsia="es-ES"/>
+        </w:rPr>
+        <w:t>content</w:t>
+      </w:r>
+      <w:proofErr w:type="spellEnd"/>
+      <w:r>
+        <w:rPr>
+          <w:rFonts w:ascii="Consolas" w:eastAsia="Times New Roman" w:hAnsi="Consolas" w:cs="Times New Roman"/>
+          <w:b/>
+          <w:bCs/>
+          <w:i/>
+          <w:iCs/>
+          <w:color w:val="CD3704"/>
+          <w:sz w:val="33"/>
+          <w:szCs w:val="33"/>
+          <w:lang w:eastAsia="es-ES"/>
+        </w:rPr>
+        <w:t>=</w:t>
+      </w:r>
+      <w:r>
+        <w:rPr>
+          <w:rFonts w:ascii="Consolas" w:eastAsia="Times New Roman" w:hAnsi="Consolas" w:cs="Times New Roman"/>
+          <w:b/>
+          <w:bCs/>
+          <w:i/>
+          <w:iCs/>
+          <w:color w:val="F25A00"/>
+          <w:sz w:val="33"/>
+          <w:szCs w:val="33"/>
+          <w:lang w:eastAsia="es-ES"/>
+        </w:rPr>
+        <w:t>"</w:t>
+      </w:r>
+      <w:proofErr w:type="spellStart"/>
+      <w:r>
+        <w:rPr>
+          <w:rFonts w:ascii="Consolas" w:eastAsia="Times New Roman" w:hAnsi="Consolas" w:cs="Times New Roman"/>
+          <w:b/>
+          <w:bCs/>
+          <w:i/>
+          <w:iCs/>
+          <w:color w:val="F25A00"/>
+          <w:sz w:val="33"/>
+          <w:szCs w:val="33"/>
+          <w:lang w:eastAsia="es-ES"/>
+        </w:rPr>
+        <w:t>width</w:t>
+      </w:r>
+      <w:proofErr w:type="spellEnd"/>
+      <w:r>
+        <w:rPr>
+          <w:rFonts w:ascii="Consolas" w:eastAsia="Times New Roman" w:hAnsi="Consolas" w:cs="Times New Roman"/>
+          <w:b/>
+          <w:bCs/>
+          <w:i/>
+          <w:iCs/>
+          <w:color w:val="F25A00"/>
+          <w:sz w:val="33"/>
+          <w:szCs w:val="33"/>
+          <w:lang w:eastAsia="es-ES"/>
+        </w:rPr>
+        <w:t>=</w:t>
+      </w:r>
+      <w:proofErr w:type="spellStart"/>
+      <w:r>
+        <w:rPr>
+          <w:rFonts w:ascii="Consolas" w:eastAsia="Times New Roman" w:hAnsi="Consolas" w:cs="Times New Roman"/>
+          <w:b/>
+          <w:bCs/>
+          <w:i/>
+          <w:iCs/>
+          <w:color w:val="F25A00"/>
+          <w:sz w:val="33"/>
+          <w:szCs w:val="33"/>
+          <w:lang w:eastAsia="es-ES"/>
+        </w:rPr>
+        <w:t>device-width</w:t>
+      </w:r>
+      <w:proofErr w:type="spellEnd"/>
+      <w:r>
+        <w:rPr>
+          <w:rFonts w:ascii="Consolas" w:eastAsia="Times New Roman" w:hAnsi="Consolas" w:cs="Times New Roman"/>
+          <w:b/>
+          <w:bCs/>
+          <w:i/>
+          <w:iCs/>
+          <w:color w:val="F25A00"/>
+          <w:sz w:val="33"/>
+          <w:szCs w:val="33"/>
+          <w:lang w:eastAsia="es-ES"/>
+        </w:rPr>
+        <w:t xml:space="preserve">, </w:t>
+      </w:r>
+      <w:proofErr w:type="spellStart"/>
+      <w:r>
+        <w:rPr>
+          <w:rFonts w:ascii="Consolas" w:eastAsia="Times New Roman" w:hAnsi="Consolas" w:cs="Times New Roman"/>
+          <w:b/>
+          <w:bCs/>
+          <w:i/>
+          <w:iCs/>
+          <w:color w:val="F25A00"/>
+          <w:sz w:val="33"/>
+          <w:szCs w:val="33"/>
+          <w:lang w:eastAsia="es-ES"/>
+        </w:rPr>
+        <w:t>initial-scale</w:t>
+      </w:r>
+      <w:proofErr w:type="spellEnd"/>
+      <w:r>
+        <w:rPr>
+          <w:rFonts w:ascii="Consolas" w:eastAsia="Times New Roman" w:hAnsi="Consolas" w:cs="Times New Roman"/>
+          <w:b/>
+          <w:bCs/>
+          <w:i/>
+          <w:iCs/>
+          <w:color w:val="F25A00"/>
+          <w:sz w:val="33"/>
+          <w:szCs w:val="33"/>
+          <w:lang w:eastAsia="es-ES"/>
+        </w:rPr>
+        <w:t>=1.0"</w:t>
+      </w:r>
+      <w:r>
+        <w:rPr>
+          <w:rFonts w:ascii="Consolas" w:eastAsia="Times New Roman" w:hAnsi="Consolas" w:cs="Times New Roman"/>
+          <w:b/>
+          <w:bCs/>
+          <w:color w:val="000000"/>
+          <w:sz w:val="33"/>
+          <w:szCs w:val="33"/>
+          <w:lang w:eastAsia="es-ES"/>
+        </w:rPr>
+        <w:t>&gt;</w:t>
+      </w:r>
+    </w:p>
+    <w:p>
+      <w:pPr>
+        <w:shd w:val="clear" w:color="auto" w:fill="FFFFFF"/>
+        <w:spacing w:after="0" w:line="450" w:lineRule="atLeast"/>
+        <w:rPr>
+          <w:rFonts w:ascii="Consolas" w:eastAsia="Times New Roman" w:hAnsi="Consolas" w:cs="Times New Roman"/>
+          <w:b/>
+          <w:bCs/>
+          <w:color w:val="000000"/>
+          <w:sz w:val="33"/>
+          <w:szCs w:val="33"/>
+          <w:lang w:eastAsia="es-ES"/>
+        </w:rPr>
+      </w:pPr>
+      <w:r>
+        <w:rPr>
+          <w:rFonts w:ascii="Consolas" w:eastAsia="Times New Roman" w:hAnsi="Consolas" w:cs="Times New Roman"/>
+          <w:b/>
+          <w:bCs/>
+          <w:color w:val="000000"/>
+          <w:sz w:val="33"/>
+          <w:szCs w:val="33"/>
+          <w:lang w:eastAsia="es-ES"/>
+        </w:rPr>
+        <w:t>    &lt;</w:t>
+      </w:r>
+      <w:proofErr w:type="spellStart"/>
+      <w:proofErr w:type="gramStart"/>
+      <w:r>
+        <w:rPr>
+          <w:rFonts w:ascii="Consolas" w:eastAsia="Times New Roman" w:hAnsi="Consolas" w:cs="Times New Roman"/>
+          <w:b/>
+          <w:bCs/>
+          <w:color w:val="F92672"/>
+          <w:sz w:val="33"/>
+          <w:szCs w:val="33"/>
+          <w:lang w:eastAsia="es-ES"/>
+        </w:rPr>
+        <w:t>title</w:t>
+      </w:r>
+      <w:proofErr w:type="spellEnd"/>
+      <w:r>
+        <w:rPr>
+          <w:rFonts w:ascii="Consolas" w:eastAsia="Times New Roman" w:hAnsi="Consolas" w:cs="Times New Roman"/>
+          <w:b/>
+          <w:bCs/>
+          <w:color w:val="000000"/>
+          <w:sz w:val="33"/>
+          <w:szCs w:val="33"/>
+          <w:lang w:eastAsia="es-ES"/>
+        </w:rPr>
+        <w:t>&gt;</w:t>
+      </w:r>
+      <w:proofErr w:type="spellStart"/>
+      <w:proofErr w:type="gramEnd"/>
+      <w:r>
+        <w:rPr>
+          <w:rFonts w:ascii="Consolas" w:eastAsia="Times New Roman" w:hAnsi="Consolas" w:cs="Times New Roman"/>
+          <w:b/>
+          <w:bCs/>
+          <w:color w:val="000000"/>
+          <w:sz w:val="33"/>
+          <w:szCs w:val="33"/>
+          <w:lang w:eastAsia="es-ES"/>
+        </w:rPr>
+        <w:t>Document</w:t>
+      </w:r>
+      <w:proofErr w:type="spellEnd"/>
+      <w:r>
+        <w:rPr>
+          <w:rFonts w:ascii="Consolas" w:eastAsia="Times New Roman" w:hAnsi="Consolas" w:cs="Times New Roman"/>
+          <w:b/>
+          <w:bCs/>
+          <w:color w:val="000000"/>
+          <w:sz w:val="33"/>
+          <w:szCs w:val="33"/>
+          <w:lang w:eastAsia="es-ES"/>
+        </w:rPr>
+        <w:t>&lt;/</w:t>
+      </w:r>
+      <w:proofErr w:type="spellStart"/>
+      <w:r>
+        <w:rPr>
+          <w:rFonts w:ascii="Consolas" w:eastAsia="Times New Roman" w:hAnsi="Consolas" w:cs="Times New Roman"/>
+          <w:b/>
+          <w:bCs/>
+          <w:color w:val="F92672"/>
+          <w:sz w:val="33"/>
+          <w:szCs w:val="33"/>
+          <w:lang w:eastAsia="es-ES"/>
+        </w:rPr>
+        <w:t>title</w:t>
+      </w:r>
+      <w:proofErr w:type="spellEnd"/>
+      <w:r>
+        <w:rPr>
+          <w:rFonts w:ascii="Consolas" w:eastAsia="Times New Roman" w:hAnsi="Consolas" w:cs="Times New Roman"/>
+          <w:b/>
+          <w:bCs/>
+          <w:color w:val="000000"/>
+          <w:sz w:val="33"/>
+          <w:szCs w:val="33"/>
+          <w:lang w:eastAsia="es-ES"/>
+        </w:rPr>
+        <w:t>&gt;</w:t>
+      </w:r>
+    </w:p>
+    <w:p>
+      <w:pPr>
+        <w:shd w:val="clear" w:color="auto" w:fill="FFFFFF"/>
+        <w:spacing w:after="0" w:line="450" w:lineRule="atLeast"/>
+        <w:rPr>
+          <w:rFonts w:ascii="Consolas" w:eastAsia="Times New Roman" w:hAnsi="Consolas" w:cs="Times New Roman"/>
+          <w:b/>
+          <w:bCs/>
+          <w:color w:val="000000"/>
+          <w:sz w:val="33"/>
+          <w:szCs w:val="33"/>
+          <w:lang w:eastAsia="es-ES"/>
+        </w:rPr>
+      </w:pPr>
+      <w:r>
+        <w:rPr>
+          <w:rFonts w:ascii="Consolas" w:eastAsia="Times New Roman" w:hAnsi="Consolas" w:cs="Times New Roman"/>
+          <w:b/>
+          <w:bCs/>
+          <w:color w:val="000000"/>
+          <w:sz w:val="33"/>
+          <w:szCs w:val="33"/>
+          <w:lang w:eastAsia="es-ES"/>
+        </w:rPr>
+        <w:t>    &lt;</w:t>
+      </w:r>
+      <w:proofErr w:type="gramStart"/>
+      <w:r>
+        <w:rPr>
+          <w:rFonts w:ascii="Consolas" w:eastAsia="Times New Roman" w:hAnsi="Consolas" w:cs="Times New Roman"/>
+          <w:b/>
+          <w:bCs/>
+          <w:color w:val="F92672"/>
+          <w:sz w:val="33"/>
+          <w:szCs w:val="33"/>
+          <w:lang w:eastAsia="es-ES"/>
+        </w:rPr>
+        <w:t>script</w:t>
+      </w:r>
+      <w:proofErr w:type="gramEnd"/>
+      <w:r>
+        <w:rPr>
+          <w:rFonts w:ascii="Consolas" w:eastAsia="Times New Roman" w:hAnsi="Consolas" w:cs="Times New Roman"/>
+          <w:b/>
+          <w:bCs/>
+          <w:color w:val="000000"/>
+          <w:sz w:val="33"/>
+          <w:szCs w:val="33"/>
+          <w:lang w:eastAsia="es-ES"/>
+        </w:rPr>
+        <w:t>&gt;</w:t>
+      </w:r>
+    </w:p>
+    <w:p>
+      <w:pPr>
+        <w:shd w:val="clear" w:color="auto" w:fill="FFFFFF"/>
+        <w:spacing w:after="0" w:line="450" w:lineRule="atLeast"/>
+        <w:rPr>
+          <w:rFonts w:ascii="Consolas" w:eastAsia="Times New Roman" w:hAnsi="Consolas" w:cs="Times New Roman"/>
+          <w:b/>
+          <w:bCs/>
+          <w:color w:val="000000"/>
+          <w:sz w:val="33"/>
+          <w:szCs w:val="33"/>
+          <w:lang w:eastAsia="es-ES"/>
+        </w:rPr>
+      </w:pPr>
+      <w:r>
+        <w:rPr>
+          <w:rFonts w:ascii="Consolas" w:eastAsia="Times New Roman" w:hAnsi="Consolas" w:cs="Times New Roman"/>
+          <w:b/>
+          <w:bCs/>
+          <w:color w:val="000000"/>
+          <w:sz w:val="33"/>
+          <w:szCs w:val="33"/>
+          <w:lang w:eastAsia="es-ES"/>
+        </w:rPr>
+        <w:t xml:space="preserve">        </w:t>
+      </w:r>
+      <w:proofErr w:type="spellStart"/>
+      <w:proofErr w:type="gramStart"/>
+      <w:r>
+        <w:rPr>
+          <w:rFonts w:ascii="Consolas" w:eastAsia="Times New Roman" w:hAnsi="Consolas" w:cs="Times New Roman"/>
+          <w:b/>
+          <w:bCs/>
+          <w:i/>
+          <w:iCs/>
+          <w:color w:val="28C6E4"/>
+          <w:sz w:val="33"/>
+          <w:szCs w:val="33"/>
+          <w:lang w:eastAsia="es-ES"/>
+        </w:rPr>
+        <w:t>function</w:t>
+      </w:r>
+      <w:proofErr w:type="spellEnd"/>
+      <w:proofErr w:type="gramEnd"/>
+      <w:r>
+        <w:rPr>
+          <w:rFonts w:ascii="Consolas" w:eastAsia="Times New Roman" w:hAnsi="Consolas" w:cs="Times New Roman"/>
+          <w:b/>
+          <w:bCs/>
+          <w:color w:val="000000"/>
+          <w:sz w:val="33"/>
+          <w:szCs w:val="33"/>
+          <w:lang w:eastAsia="es-ES"/>
+        </w:rPr>
+        <w:t xml:space="preserve"> </w:t>
+      </w:r>
+      <w:proofErr w:type="spellStart"/>
+      <w:r>
+        <w:rPr>
+          <w:rFonts w:ascii="Consolas" w:eastAsia="Times New Roman" w:hAnsi="Consolas" w:cs="Times New Roman"/>
+          <w:b/>
+          <w:bCs/>
+          <w:color w:val="6AAF19"/>
+          <w:sz w:val="33"/>
+          <w:szCs w:val="33"/>
+          <w:lang w:eastAsia="es-ES"/>
+        </w:rPr>
+        <w:t>evaluarMayorMenor</w:t>
+      </w:r>
+      <w:proofErr w:type="spellEnd"/>
+      <w:r>
+        <w:rPr>
+          <w:rFonts w:ascii="Consolas" w:eastAsia="Times New Roman" w:hAnsi="Consolas" w:cs="Times New Roman"/>
+          <w:b/>
+          <w:bCs/>
+          <w:color w:val="000000"/>
+          <w:sz w:val="33"/>
+          <w:szCs w:val="33"/>
+          <w:lang w:eastAsia="es-ES"/>
+        </w:rPr>
+        <w:t>(){</w:t>
+      </w:r>
+    </w:p>
+    <w:p>
+      <w:pPr>
+        <w:shd w:val="clear" w:color="auto" w:fill="FFFFFF"/>
+        <w:spacing w:after="0" w:line="450" w:lineRule="atLeast"/>
+        <w:rPr>
+          <w:rFonts w:ascii="Consolas" w:eastAsia="Times New Roman" w:hAnsi="Consolas" w:cs="Times New Roman"/>
+          <w:b/>
+          <w:bCs/>
+          <w:color w:val="000000"/>
+          <w:sz w:val="33"/>
+          <w:szCs w:val="33"/>
+          <w:lang w:eastAsia="es-ES"/>
+        </w:rPr>
+      </w:pPr>
+      <w:r>
+        <w:rPr>
+          <w:rFonts w:ascii="Consolas" w:eastAsia="Times New Roman" w:hAnsi="Consolas" w:cs="Times New Roman"/>
+          <w:b/>
+          <w:bCs/>
+          <w:color w:val="000000"/>
+          <w:sz w:val="33"/>
+          <w:szCs w:val="33"/>
+          <w:lang w:eastAsia="es-ES"/>
+        </w:rPr>
+        <w:t xml:space="preserve">            </w:t>
+      </w:r>
+      <w:r>
+        <w:rPr>
+          <w:rFonts w:ascii="Consolas" w:eastAsia="Times New Roman" w:hAnsi="Consolas" w:cs="Times New Roman"/>
+          <w:b/>
+          <w:bCs/>
+          <w:color w:val="9F9F8F"/>
+          <w:sz w:val="33"/>
+          <w:szCs w:val="33"/>
+          <w:lang w:eastAsia="es-ES"/>
+        </w:rPr>
+        <w:t>//recuperamos los números de caja input</w:t>
+      </w:r>
+    </w:p>
+    <w:p>
+      <w:pPr>
+        <w:shd w:val="clear" w:color="auto" w:fill="FFFFFF"/>
+        <w:spacing w:after="0" w:line="450" w:lineRule="atLeast"/>
+        <w:rPr>
+          <w:rFonts w:ascii="Consolas" w:eastAsia="Times New Roman" w:hAnsi="Consolas" w:cs="Times New Roman"/>
+          <w:b/>
+          <w:bCs/>
+          <w:color w:val="000000"/>
+          <w:sz w:val="33"/>
+          <w:szCs w:val="33"/>
+          <w:lang w:eastAsia="es-ES"/>
+        </w:rPr>
+      </w:pPr>
+      <w:r>
+        <w:rPr>
+          <w:rFonts w:ascii="Consolas" w:eastAsia="Times New Roman" w:hAnsi="Consolas" w:cs="Times New Roman"/>
+          <w:b/>
+          <w:bCs/>
+          <w:color w:val="000000"/>
+          <w:sz w:val="33"/>
+          <w:szCs w:val="33"/>
+          <w:lang w:eastAsia="es-ES"/>
+        </w:rPr>
+        <w:t xml:space="preserve">            </w:t>
+      </w:r>
+      <w:proofErr w:type="spellStart"/>
+      <w:proofErr w:type="gramStart"/>
+      <w:r>
+        <w:rPr>
+          <w:rFonts w:ascii="Consolas" w:eastAsia="Times New Roman" w:hAnsi="Consolas" w:cs="Times New Roman"/>
+          <w:b/>
+          <w:bCs/>
+          <w:i/>
+          <w:iCs/>
+          <w:color w:val="28C6E4"/>
+          <w:sz w:val="33"/>
+          <w:szCs w:val="33"/>
+          <w:lang w:eastAsia="es-ES"/>
+        </w:rPr>
+        <w:t>let</w:t>
+      </w:r>
+      <w:proofErr w:type="spellEnd"/>
+      <w:proofErr w:type="gramEnd"/>
+      <w:r>
+        <w:rPr>
+          <w:rFonts w:ascii="Consolas" w:eastAsia="Times New Roman" w:hAnsi="Consolas" w:cs="Times New Roman"/>
+          <w:b/>
+          <w:bCs/>
+          <w:color w:val="000000"/>
+          <w:sz w:val="33"/>
+          <w:szCs w:val="33"/>
+          <w:lang w:eastAsia="es-ES"/>
+        </w:rPr>
+        <w:t xml:space="preserve"> numero1 </w:t>
+      </w:r>
+      <w:r>
+        <w:rPr>
+          <w:rFonts w:ascii="Consolas" w:eastAsia="Times New Roman" w:hAnsi="Consolas" w:cs="Times New Roman"/>
+          <w:b/>
+          <w:bCs/>
+          <w:color w:val="F92672"/>
+          <w:sz w:val="33"/>
+          <w:szCs w:val="33"/>
+          <w:lang w:eastAsia="es-ES"/>
+        </w:rPr>
+        <w:t>=</w:t>
+      </w:r>
+      <w:r>
+        <w:rPr>
+          <w:rFonts w:ascii="Consolas" w:eastAsia="Times New Roman" w:hAnsi="Consolas" w:cs="Times New Roman"/>
+          <w:b/>
+          <w:bCs/>
+          <w:color w:val="000000"/>
+          <w:sz w:val="33"/>
+          <w:szCs w:val="33"/>
+          <w:lang w:eastAsia="es-ES"/>
+        </w:rPr>
+        <w:t xml:space="preserve"> </w:t>
+      </w:r>
+      <w:proofErr w:type="spellStart"/>
+      <w:r>
+        <w:rPr>
+          <w:rFonts w:ascii="Consolas" w:eastAsia="Times New Roman" w:hAnsi="Consolas" w:cs="Times New Roman"/>
+          <w:b/>
+          <w:bCs/>
+          <w:color w:val="6AAF19"/>
+          <w:sz w:val="33"/>
+          <w:szCs w:val="33"/>
+          <w:lang w:eastAsia="es-ES"/>
+        </w:rPr>
+        <w:t>parseInt</w:t>
+      </w:r>
+      <w:proofErr w:type="spellEnd"/>
+      <w:r>
+        <w:rPr>
+          <w:rFonts w:ascii="Consolas" w:eastAsia="Times New Roman" w:hAnsi="Consolas" w:cs="Times New Roman"/>
+          <w:b/>
+          <w:bCs/>
+          <w:color w:val="000000"/>
+          <w:sz w:val="33"/>
+          <w:szCs w:val="33"/>
+          <w:lang w:eastAsia="es-ES"/>
+        </w:rPr>
+        <w:t>(</w:t>
+      </w:r>
+      <w:proofErr w:type="spellStart"/>
+      <w:r>
+        <w:rPr>
+          <w:rFonts w:ascii="Consolas" w:eastAsia="Times New Roman" w:hAnsi="Consolas" w:cs="Times New Roman"/>
+          <w:b/>
+          <w:bCs/>
+          <w:color w:val="000000"/>
+          <w:sz w:val="33"/>
+          <w:szCs w:val="33"/>
+          <w:lang w:eastAsia="es-ES"/>
+        </w:rPr>
+        <w:t>document.</w:t>
+      </w:r>
+      <w:r>
+        <w:rPr>
+          <w:rFonts w:ascii="Consolas" w:eastAsia="Times New Roman" w:hAnsi="Consolas" w:cs="Times New Roman"/>
+          <w:b/>
+          <w:bCs/>
+          <w:color w:val="6AAF19"/>
+          <w:sz w:val="33"/>
+          <w:szCs w:val="33"/>
+          <w:lang w:eastAsia="es-ES"/>
+        </w:rPr>
+        <w:t>getElementById</w:t>
+      </w:r>
+      <w:proofErr w:type="spellEnd"/>
+      <w:r>
+        <w:rPr>
+          <w:rFonts w:ascii="Consolas" w:eastAsia="Times New Roman" w:hAnsi="Consolas" w:cs="Times New Roman"/>
+          <w:b/>
+          <w:bCs/>
+          <w:color w:val="000000"/>
+          <w:sz w:val="33"/>
+          <w:szCs w:val="33"/>
+          <w:lang w:eastAsia="es-ES"/>
+        </w:rPr>
+        <w:t>(</w:t>
+      </w:r>
+      <w:r>
+        <w:rPr>
+          <w:rFonts w:ascii="Consolas" w:eastAsia="Times New Roman" w:hAnsi="Consolas" w:cs="Times New Roman"/>
+          <w:b/>
+          <w:bCs/>
+          <w:color w:val="F25A00"/>
+          <w:sz w:val="33"/>
+          <w:szCs w:val="33"/>
+          <w:lang w:eastAsia="es-ES"/>
+        </w:rPr>
+        <w:t>"cajanumero1"</w:t>
+      </w:r>
+      <w:r>
+        <w:rPr>
+          <w:rFonts w:ascii="Consolas" w:eastAsia="Times New Roman" w:hAnsi="Consolas" w:cs="Times New Roman"/>
+          <w:b/>
+          <w:bCs/>
+          <w:color w:val="000000"/>
+          <w:sz w:val="33"/>
+          <w:szCs w:val="33"/>
+          <w:lang w:eastAsia="es-ES"/>
+        </w:rPr>
+        <w:t>).</w:t>
+      </w:r>
+      <w:proofErr w:type="spellStart"/>
+      <w:r>
+        <w:rPr>
+          <w:rFonts w:ascii="Consolas" w:eastAsia="Times New Roman" w:hAnsi="Consolas" w:cs="Times New Roman"/>
+          <w:b/>
+          <w:bCs/>
+          <w:color w:val="000000"/>
+          <w:sz w:val="33"/>
+          <w:szCs w:val="33"/>
+          <w:lang w:eastAsia="es-ES"/>
+        </w:rPr>
+        <w:t>value</w:t>
+      </w:r>
+      <w:proofErr w:type="spellEnd"/>
+      <w:r>
+        <w:rPr>
+          <w:rFonts w:ascii="Consolas" w:eastAsia="Times New Roman" w:hAnsi="Consolas" w:cs="Times New Roman"/>
+          <w:b/>
+          <w:bCs/>
+          <w:color w:val="000000"/>
+          <w:sz w:val="33"/>
+          <w:szCs w:val="33"/>
+          <w:lang w:eastAsia="es-ES"/>
+        </w:rPr>
+        <w:t>)</w:t>
+      </w:r>
+    </w:p>
+    <w:p>
+      <w:pPr>
+        <w:shd w:val="clear" w:color="auto" w:fill="FFFFFF"/>
+        <w:spacing w:after="0" w:line="450" w:lineRule="atLeast"/>
+        <w:rPr>
+          <w:rFonts w:ascii="Consolas" w:eastAsia="Times New Roman" w:hAnsi="Consolas" w:cs="Times New Roman"/>
+          <w:b/>
+          <w:bCs/>
+          <w:color w:val="000000"/>
+          <w:sz w:val="33"/>
+          <w:szCs w:val="33"/>
+          <w:lang w:eastAsia="es-ES"/>
+        </w:rPr>
+      </w:pPr>
+      <w:r>
+        <w:rPr>
+          <w:rFonts w:ascii="Consolas" w:eastAsia="Times New Roman" w:hAnsi="Consolas" w:cs="Times New Roman"/>
+          <w:b/>
+          <w:bCs/>
+          <w:color w:val="000000"/>
+          <w:sz w:val="33"/>
+          <w:szCs w:val="33"/>
+          <w:lang w:eastAsia="es-ES"/>
+        </w:rPr>
+        <w:t xml:space="preserve">            </w:t>
+      </w:r>
+      <w:r>
+        <w:rPr>
+          <w:rFonts w:ascii="Consolas" w:eastAsia="Times New Roman" w:hAnsi="Consolas" w:cs="Times New Roman"/>
+          <w:b/>
+          <w:bCs/>
+          <w:color w:val="9F9F8F"/>
+          <w:sz w:val="33"/>
+          <w:szCs w:val="33"/>
+          <w:lang w:eastAsia="es-ES"/>
+        </w:rPr>
+        <w:t>//recuperamos el input cajanumero2</w:t>
+      </w:r>
+    </w:p>
+    <w:p>
+      <w:pPr>
+        <w:shd w:val="clear" w:color="auto" w:fill="FFFFFF"/>
+        <w:spacing w:after="0" w:line="450" w:lineRule="atLeast"/>
+        <w:rPr>
+          <w:rFonts w:ascii="Consolas" w:eastAsia="Times New Roman" w:hAnsi="Consolas" w:cs="Times New Roman"/>
+          <w:b/>
+          <w:bCs/>
+          <w:color w:val="000000"/>
+          <w:sz w:val="33"/>
+          <w:szCs w:val="33"/>
+          <w:lang w:eastAsia="es-ES"/>
+        </w:rPr>
+      </w:pPr>
+      <w:r>
+        <w:rPr>
+          <w:rFonts w:ascii="Consolas" w:eastAsia="Times New Roman" w:hAnsi="Consolas" w:cs="Times New Roman"/>
+          <w:b/>
+          <w:bCs/>
+          <w:color w:val="000000"/>
+          <w:sz w:val="33"/>
+          <w:szCs w:val="33"/>
+          <w:lang w:eastAsia="es-ES"/>
+        </w:rPr>
+        <w:t xml:space="preserve">            </w:t>
+      </w:r>
+      <w:proofErr w:type="spellStart"/>
+      <w:proofErr w:type="gramStart"/>
+      <w:r>
+        <w:rPr>
+          <w:rFonts w:ascii="Consolas" w:eastAsia="Times New Roman" w:hAnsi="Consolas" w:cs="Times New Roman"/>
+          <w:b/>
+          <w:bCs/>
+          <w:i/>
+          <w:iCs/>
+          <w:color w:val="28C6E4"/>
+          <w:sz w:val="33"/>
+          <w:szCs w:val="33"/>
+          <w:lang w:eastAsia="es-ES"/>
+        </w:rPr>
+        <w:t>let</w:t>
+      </w:r>
+      <w:proofErr w:type="spellEnd"/>
+      <w:proofErr w:type="gramEnd"/>
+      <w:r>
+        <w:rPr>
+          <w:rFonts w:ascii="Consolas" w:eastAsia="Times New Roman" w:hAnsi="Consolas" w:cs="Times New Roman"/>
+          <w:b/>
+          <w:bCs/>
+          <w:color w:val="000000"/>
+          <w:sz w:val="33"/>
+          <w:szCs w:val="33"/>
+          <w:lang w:eastAsia="es-ES"/>
+        </w:rPr>
+        <w:t xml:space="preserve"> caja2 </w:t>
+      </w:r>
+      <w:r>
+        <w:rPr>
+          <w:rFonts w:ascii="Consolas" w:eastAsia="Times New Roman" w:hAnsi="Consolas" w:cs="Times New Roman"/>
+          <w:b/>
+          <w:bCs/>
+          <w:color w:val="F92672"/>
+          <w:sz w:val="33"/>
+          <w:szCs w:val="33"/>
+          <w:lang w:eastAsia="es-ES"/>
+        </w:rPr>
+        <w:t>=</w:t>
+      </w:r>
+      <w:r>
+        <w:rPr>
+          <w:rFonts w:ascii="Consolas" w:eastAsia="Times New Roman" w:hAnsi="Consolas" w:cs="Times New Roman"/>
+          <w:b/>
+          <w:bCs/>
+          <w:color w:val="000000"/>
+          <w:sz w:val="33"/>
+          <w:szCs w:val="33"/>
+          <w:lang w:eastAsia="es-ES"/>
+        </w:rPr>
+        <w:t xml:space="preserve"> </w:t>
+      </w:r>
+      <w:proofErr w:type="spellStart"/>
+      <w:r>
+        <w:rPr>
+          <w:rFonts w:ascii="Consolas" w:eastAsia="Times New Roman" w:hAnsi="Consolas" w:cs="Times New Roman"/>
+          <w:b/>
+          <w:bCs/>
+          <w:color w:val="000000"/>
+          <w:sz w:val="33"/>
+          <w:szCs w:val="33"/>
+          <w:lang w:eastAsia="es-ES"/>
+        </w:rPr>
+        <w:t>document.</w:t>
+      </w:r>
+      <w:r>
+        <w:rPr>
+          <w:rFonts w:ascii="Consolas" w:eastAsia="Times New Roman" w:hAnsi="Consolas" w:cs="Times New Roman"/>
+          <w:b/>
+          <w:bCs/>
+          <w:color w:val="6AAF19"/>
+          <w:sz w:val="33"/>
+          <w:szCs w:val="33"/>
+          <w:lang w:eastAsia="es-ES"/>
+        </w:rPr>
+        <w:t>getElementById</w:t>
+      </w:r>
+      <w:proofErr w:type="spellEnd"/>
+      <w:r>
+        <w:rPr>
+          <w:rFonts w:ascii="Consolas" w:eastAsia="Times New Roman" w:hAnsi="Consolas" w:cs="Times New Roman"/>
+          <w:b/>
+          <w:bCs/>
+          <w:color w:val="000000"/>
+          <w:sz w:val="33"/>
+          <w:szCs w:val="33"/>
+          <w:lang w:eastAsia="es-ES"/>
+        </w:rPr>
+        <w:t>(</w:t>
+      </w:r>
+      <w:r>
+        <w:rPr>
+          <w:rFonts w:ascii="Consolas" w:eastAsia="Times New Roman" w:hAnsi="Consolas" w:cs="Times New Roman"/>
+          <w:b/>
+          <w:bCs/>
+          <w:color w:val="F25A00"/>
+          <w:sz w:val="33"/>
+          <w:szCs w:val="33"/>
+          <w:lang w:eastAsia="es-ES"/>
+        </w:rPr>
+        <w:t>"cajanumero2"</w:t>
+      </w:r>
+      <w:r>
+        <w:rPr>
+          <w:rFonts w:ascii="Consolas" w:eastAsia="Times New Roman" w:hAnsi="Consolas" w:cs="Times New Roman"/>
+          <w:b/>
+          <w:bCs/>
+          <w:color w:val="000000"/>
+          <w:sz w:val="33"/>
+          <w:szCs w:val="33"/>
+          <w:lang w:eastAsia="es-ES"/>
+        </w:rPr>
+        <w:t>);</w:t>
+      </w:r>
+    </w:p>
+    <w:p>
+      <w:pPr>
+        <w:shd w:val="clear" w:color="auto" w:fill="FFFFFF"/>
+        <w:spacing w:after="0" w:line="450" w:lineRule="atLeast"/>
+        <w:rPr>
+          <w:rFonts w:ascii="Consolas" w:eastAsia="Times New Roman" w:hAnsi="Consolas" w:cs="Times New Roman"/>
+          <w:b/>
+          <w:bCs/>
+          <w:color w:val="000000"/>
+          <w:sz w:val="33"/>
+          <w:szCs w:val="33"/>
+          <w:lang w:eastAsia="es-ES"/>
+        </w:rPr>
+      </w:pPr>
+      <w:r>
+        <w:rPr>
+          <w:rFonts w:ascii="Consolas" w:eastAsia="Times New Roman" w:hAnsi="Consolas" w:cs="Times New Roman"/>
+          <w:b/>
+          <w:bCs/>
+          <w:color w:val="000000"/>
+          <w:sz w:val="33"/>
+          <w:szCs w:val="33"/>
+          <w:lang w:eastAsia="es-ES"/>
+        </w:rPr>
+        <w:lastRenderedPageBreak/>
+        <w:t xml:space="preserve">            </w:t>
+      </w:r>
+      <w:r>
+        <w:rPr>
+          <w:rFonts w:ascii="Consolas" w:eastAsia="Times New Roman" w:hAnsi="Consolas" w:cs="Times New Roman"/>
+          <w:b/>
+          <w:bCs/>
+          <w:color w:val="9F9F8F"/>
+          <w:sz w:val="33"/>
+          <w:szCs w:val="33"/>
+          <w:lang w:eastAsia="es-ES"/>
+        </w:rPr>
+        <w:t>//declaramos una variable numero2 para caja2</w:t>
+      </w:r>
+    </w:p>
+    <w:p>
+      <w:pPr>
+        <w:shd w:val="clear" w:color="auto" w:fill="FFFFFF"/>
+        <w:spacing w:after="0" w:line="450" w:lineRule="atLeast"/>
+        <w:rPr>
+          <w:rFonts w:ascii="Consolas" w:eastAsia="Times New Roman" w:hAnsi="Consolas" w:cs="Times New Roman"/>
+          <w:b/>
+          <w:bCs/>
+          <w:color w:val="000000"/>
+          <w:sz w:val="33"/>
+          <w:szCs w:val="33"/>
+          <w:lang w:eastAsia="es-ES"/>
+        </w:rPr>
+      </w:pPr>
+      <w:r>
+        <w:rPr>
+          <w:rFonts w:ascii="Consolas" w:eastAsia="Times New Roman" w:hAnsi="Consolas" w:cs="Times New Roman"/>
+          <w:b/>
+          <w:bCs/>
+          <w:color w:val="000000"/>
+          <w:sz w:val="33"/>
+          <w:szCs w:val="33"/>
+          <w:lang w:eastAsia="es-ES"/>
+        </w:rPr>
+        <w:t xml:space="preserve">            </w:t>
+      </w:r>
+      <w:proofErr w:type="spellStart"/>
+      <w:proofErr w:type="gramStart"/>
+      <w:r>
+        <w:rPr>
+          <w:rFonts w:ascii="Consolas" w:eastAsia="Times New Roman" w:hAnsi="Consolas" w:cs="Times New Roman"/>
+          <w:b/>
+          <w:bCs/>
+          <w:i/>
+          <w:iCs/>
+          <w:color w:val="28C6E4"/>
+          <w:sz w:val="33"/>
+          <w:szCs w:val="33"/>
+          <w:lang w:eastAsia="es-ES"/>
+        </w:rPr>
+        <w:t>let</w:t>
+      </w:r>
+      <w:proofErr w:type="spellEnd"/>
+      <w:proofErr w:type="gramEnd"/>
+      <w:r>
+        <w:rPr>
+          <w:rFonts w:ascii="Consolas" w:eastAsia="Times New Roman" w:hAnsi="Consolas" w:cs="Times New Roman"/>
+          <w:b/>
+          <w:bCs/>
+          <w:color w:val="000000"/>
+          <w:sz w:val="33"/>
+          <w:szCs w:val="33"/>
+          <w:lang w:eastAsia="es-ES"/>
+        </w:rPr>
+        <w:t xml:space="preserve"> numero2 </w:t>
+      </w:r>
+      <w:r>
+        <w:rPr>
+          <w:rFonts w:ascii="Consolas" w:eastAsia="Times New Roman" w:hAnsi="Consolas" w:cs="Times New Roman"/>
+          <w:b/>
+          <w:bCs/>
+          <w:color w:val="F92672"/>
+          <w:sz w:val="33"/>
+          <w:szCs w:val="33"/>
+          <w:lang w:eastAsia="es-ES"/>
+        </w:rPr>
+        <w:t>=</w:t>
+      </w:r>
+      <w:r>
+        <w:rPr>
+          <w:rFonts w:ascii="Consolas" w:eastAsia="Times New Roman" w:hAnsi="Consolas" w:cs="Times New Roman"/>
+          <w:b/>
+          <w:bCs/>
+          <w:color w:val="000000"/>
+          <w:sz w:val="33"/>
+          <w:szCs w:val="33"/>
+          <w:lang w:eastAsia="es-ES"/>
+        </w:rPr>
+        <w:t xml:space="preserve"> </w:t>
+      </w:r>
+      <w:proofErr w:type="spellStart"/>
+      <w:r>
+        <w:rPr>
+          <w:rFonts w:ascii="Consolas" w:eastAsia="Times New Roman" w:hAnsi="Consolas" w:cs="Times New Roman"/>
+          <w:b/>
+          <w:bCs/>
+          <w:color w:val="6AAF19"/>
+          <w:sz w:val="33"/>
+          <w:szCs w:val="33"/>
+          <w:lang w:eastAsia="es-ES"/>
+        </w:rPr>
+        <w:t>parseInt</w:t>
+      </w:r>
+      <w:proofErr w:type="spellEnd"/>
+      <w:r>
+        <w:rPr>
+          <w:rFonts w:ascii="Consolas" w:eastAsia="Times New Roman" w:hAnsi="Consolas" w:cs="Times New Roman"/>
+          <w:b/>
+          <w:bCs/>
+          <w:color w:val="000000"/>
+          <w:sz w:val="33"/>
+          <w:szCs w:val="33"/>
+          <w:lang w:eastAsia="es-ES"/>
+        </w:rPr>
+        <w:t>(caja2.value);</w:t>
+      </w:r>
+    </w:p>
+    <w:p>
+      <w:pPr>
+        <w:shd w:val="clear" w:color="auto" w:fill="FFFFFF"/>
+        <w:spacing w:after="0" w:line="450" w:lineRule="atLeast"/>
+        <w:rPr>
+          <w:rFonts w:ascii="Consolas" w:eastAsia="Times New Roman" w:hAnsi="Consolas" w:cs="Times New Roman"/>
+          <w:b/>
+          <w:bCs/>
+          <w:color w:val="000000"/>
+          <w:sz w:val="33"/>
+          <w:szCs w:val="33"/>
+          <w:lang w:eastAsia="es-ES"/>
+        </w:rPr>
+      </w:pPr>
+      <w:r>
+        <w:rPr>
+          <w:rFonts w:ascii="Consolas" w:eastAsia="Times New Roman" w:hAnsi="Consolas" w:cs="Times New Roman"/>
+          <w:b/>
+          <w:bCs/>
+          <w:color w:val="000000"/>
+          <w:sz w:val="33"/>
+          <w:szCs w:val="33"/>
+          <w:lang w:eastAsia="es-ES"/>
+        </w:rPr>
+        <w:t xml:space="preserve">            </w:t>
+      </w:r>
+      <w:proofErr w:type="spellStart"/>
+      <w:proofErr w:type="gramStart"/>
+      <w:r>
+        <w:rPr>
+          <w:rFonts w:ascii="Consolas" w:eastAsia="Times New Roman" w:hAnsi="Consolas" w:cs="Times New Roman"/>
+          <w:b/>
+          <w:bCs/>
+          <w:i/>
+          <w:iCs/>
+          <w:color w:val="28C6E4"/>
+          <w:sz w:val="33"/>
+          <w:szCs w:val="33"/>
+          <w:lang w:eastAsia="es-ES"/>
+        </w:rPr>
+        <w:t>let</w:t>
+      </w:r>
+      <w:proofErr w:type="spellEnd"/>
+      <w:proofErr w:type="gramEnd"/>
+      <w:r>
+        <w:rPr>
+          <w:rFonts w:ascii="Consolas" w:eastAsia="Times New Roman" w:hAnsi="Consolas" w:cs="Times New Roman"/>
+          <w:b/>
+          <w:bCs/>
+          <w:color w:val="000000"/>
+          <w:sz w:val="33"/>
+          <w:szCs w:val="33"/>
+          <w:lang w:eastAsia="es-ES"/>
+        </w:rPr>
+        <w:t xml:space="preserve"> numero3 </w:t>
+      </w:r>
+      <w:r>
+        <w:rPr>
+          <w:rFonts w:ascii="Consolas" w:eastAsia="Times New Roman" w:hAnsi="Consolas" w:cs="Times New Roman"/>
+          <w:b/>
+          <w:bCs/>
+          <w:color w:val="F92672"/>
+          <w:sz w:val="33"/>
+          <w:szCs w:val="33"/>
+          <w:lang w:eastAsia="es-ES"/>
+        </w:rPr>
+        <w:t>=</w:t>
+      </w:r>
+      <w:r>
+        <w:rPr>
+          <w:rFonts w:ascii="Consolas" w:eastAsia="Times New Roman" w:hAnsi="Consolas" w:cs="Times New Roman"/>
+          <w:b/>
+          <w:bCs/>
+          <w:color w:val="000000"/>
+          <w:sz w:val="33"/>
+          <w:szCs w:val="33"/>
+          <w:lang w:eastAsia="es-ES"/>
+        </w:rPr>
+        <w:t xml:space="preserve"> </w:t>
+      </w:r>
+      <w:proofErr w:type="spellStart"/>
+      <w:r>
+        <w:rPr>
+          <w:rFonts w:ascii="Consolas" w:eastAsia="Times New Roman" w:hAnsi="Consolas" w:cs="Times New Roman"/>
+          <w:b/>
+          <w:bCs/>
+          <w:color w:val="6AAF19"/>
+          <w:sz w:val="33"/>
+          <w:szCs w:val="33"/>
+          <w:lang w:eastAsia="es-ES"/>
+        </w:rPr>
+        <w:t>parseInt</w:t>
+      </w:r>
+      <w:proofErr w:type="spellEnd"/>
+      <w:r>
+        <w:rPr>
+          <w:rFonts w:ascii="Consolas" w:eastAsia="Times New Roman" w:hAnsi="Consolas" w:cs="Times New Roman"/>
+          <w:b/>
+          <w:bCs/>
+          <w:color w:val="000000"/>
+          <w:sz w:val="33"/>
+          <w:szCs w:val="33"/>
+          <w:lang w:eastAsia="es-ES"/>
+        </w:rPr>
+        <w:t>(</w:t>
+      </w:r>
+      <w:proofErr w:type="spellStart"/>
+      <w:r>
+        <w:rPr>
+          <w:rFonts w:ascii="Consolas" w:eastAsia="Times New Roman" w:hAnsi="Consolas" w:cs="Times New Roman"/>
+          <w:b/>
+          <w:bCs/>
+          <w:color w:val="000000"/>
+          <w:sz w:val="33"/>
+          <w:szCs w:val="33"/>
+          <w:lang w:eastAsia="es-ES"/>
+        </w:rPr>
+        <w:t>document.</w:t>
+      </w:r>
+      <w:r>
+        <w:rPr>
+          <w:rFonts w:ascii="Consolas" w:eastAsia="Times New Roman" w:hAnsi="Consolas" w:cs="Times New Roman"/>
+          <w:b/>
+          <w:bCs/>
+          <w:color w:val="6AAF19"/>
+          <w:sz w:val="33"/>
+          <w:szCs w:val="33"/>
+          <w:lang w:eastAsia="es-ES"/>
+        </w:rPr>
+        <w:t>getElementById</w:t>
+      </w:r>
+      <w:proofErr w:type="spellEnd"/>
+      <w:r>
+        <w:rPr>
+          <w:rFonts w:ascii="Consolas" w:eastAsia="Times New Roman" w:hAnsi="Consolas" w:cs="Times New Roman"/>
+          <w:b/>
+          <w:bCs/>
+          <w:color w:val="000000"/>
+          <w:sz w:val="33"/>
+          <w:szCs w:val="33"/>
+          <w:lang w:eastAsia="es-ES"/>
+        </w:rPr>
+        <w:t>(</w:t>
+      </w:r>
+      <w:r>
+        <w:rPr>
+          <w:rFonts w:ascii="Consolas" w:eastAsia="Times New Roman" w:hAnsi="Consolas" w:cs="Times New Roman"/>
+          <w:b/>
+          <w:bCs/>
+          <w:color w:val="F25A00"/>
+          <w:sz w:val="33"/>
+          <w:szCs w:val="33"/>
+          <w:lang w:eastAsia="es-ES"/>
+        </w:rPr>
+        <w:t>"cajanumero3"</w:t>
+      </w:r>
+      <w:r>
+        <w:rPr>
+          <w:rFonts w:ascii="Consolas" w:eastAsia="Times New Roman" w:hAnsi="Consolas" w:cs="Times New Roman"/>
+          <w:b/>
+          <w:bCs/>
+          <w:color w:val="000000"/>
+          <w:sz w:val="33"/>
+          <w:szCs w:val="33"/>
+          <w:lang w:eastAsia="es-ES"/>
+        </w:rPr>
+        <w:t>).</w:t>
+      </w:r>
+      <w:proofErr w:type="spellStart"/>
+      <w:r>
+        <w:rPr>
+          <w:rFonts w:ascii="Consolas" w:eastAsia="Times New Roman" w:hAnsi="Consolas" w:cs="Times New Roman"/>
+          <w:b/>
+          <w:bCs/>
+          <w:color w:val="000000"/>
+          <w:sz w:val="33"/>
+          <w:szCs w:val="33"/>
+          <w:lang w:eastAsia="es-ES"/>
+        </w:rPr>
+        <w:t>value</w:t>
+      </w:r>
+      <w:proofErr w:type="spellEnd"/>
+      <w:r>
+        <w:rPr>
+          <w:rFonts w:ascii="Consolas" w:eastAsia="Times New Roman" w:hAnsi="Consolas" w:cs="Times New Roman"/>
+          <w:b/>
+          <w:bCs/>
+          <w:color w:val="000000"/>
+          <w:sz w:val="33"/>
+          <w:szCs w:val="33"/>
+          <w:lang w:eastAsia="es-ES"/>
+        </w:rPr>
+        <w:t>);</w:t>
+      </w:r>
+    </w:p>
+    <w:p>
+      <w:pPr>
+        <w:shd w:val="clear" w:color="auto" w:fill="FFFFFF"/>
+        <w:spacing w:after="0" w:line="450" w:lineRule="atLeast"/>
+        <w:rPr>
+          <w:rFonts w:ascii="Consolas" w:eastAsia="Times New Roman" w:hAnsi="Consolas" w:cs="Times New Roman"/>
+          <w:b/>
+          <w:bCs/>
+          <w:color w:val="000000"/>
+          <w:sz w:val="33"/>
+          <w:szCs w:val="33"/>
+          <w:lang w:eastAsia="es-ES"/>
+        </w:rPr>
+      </w:pPr>
+      <w:r>
+        <w:rPr>
+          <w:rFonts w:ascii="Consolas" w:eastAsia="Times New Roman" w:hAnsi="Consolas" w:cs="Times New Roman"/>
+          <w:b/>
+          <w:bCs/>
+          <w:color w:val="000000"/>
+          <w:sz w:val="33"/>
+          <w:szCs w:val="33"/>
+          <w:lang w:eastAsia="es-ES"/>
+        </w:rPr>
+        <w:t xml:space="preserve">            </w:t>
+      </w:r>
+      <w:r>
+        <w:rPr>
+          <w:rFonts w:ascii="Consolas" w:eastAsia="Times New Roman" w:hAnsi="Consolas" w:cs="Times New Roman"/>
+          <w:b/>
+          <w:bCs/>
+          <w:color w:val="9F9F8F"/>
+          <w:sz w:val="33"/>
+          <w:szCs w:val="33"/>
+          <w:lang w:eastAsia="es-ES"/>
+        </w:rPr>
+        <w:t>//declaramos dos variables para guardar el mayor y el menor</w:t>
+      </w:r>
+    </w:p>
+    <w:p>
+      <w:pPr>
+        <w:shd w:val="clear" w:color="auto" w:fill="FFFFFF"/>
+        <w:spacing w:after="0" w:line="450" w:lineRule="atLeast"/>
+        <w:rPr>
+          <w:rFonts w:ascii="Consolas" w:eastAsia="Times New Roman" w:hAnsi="Consolas" w:cs="Times New Roman"/>
+          <w:b/>
+          <w:bCs/>
+          <w:color w:val="000000"/>
+          <w:sz w:val="33"/>
+          <w:szCs w:val="33"/>
+          <w:lang w:eastAsia="es-ES"/>
+        </w:rPr>
+      </w:pPr>
+      <w:r>
+        <w:rPr>
+          <w:rFonts w:ascii="Consolas" w:eastAsia="Times New Roman" w:hAnsi="Consolas" w:cs="Times New Roman"/>
+          <w:b/>
+          <w:bCs/>
+          <w:color w:val="000000"/>
+          <w:sz w:val="33"/>
+          <w:szCs w:val="33"/>
+          <w:lang w:eastAsia="es-ES"/>
+        </w:rPr>
+        <w:t xml:space="preserve">            </w:t>
+      </w:r>
+      <w:proofErr w:type="spellStart"/>
+      <w:proofErr w:type="gramStart"/>
+      <w:r>
+        <w:rPr>
+          <w:rFonts w:ascii="Consolas" w:eastAsia="Times New Roman" w:hAnsi="Consolas" w:cs="Times New Roman"/>
+          <w:b/>
+          <w:bCs/>
+          <w:i/>
+          <w:iCs/>
+          <w:color w:val="28C6E4"/>
+          <w:sz w:val="33"/>
+          <w:szCs w:val="33"/>
+          <w:lang w:eastAsia="es-ES"/>
+        </w:rPr>
+        <w:t>let</w:t>
+      </w:r>
+      <w:proofErr w:type="spellEnd"/>
+      <w:proofErr w:type="gramEnd"/>
+      <w:r>
+        <w:rPr>
+          <w:rFonts w:ascii="Consolas" w:eastAsia="Times New Roman" w:hAnsi="Consolas" w:cs="Times New Roman"/>
+          <w:b/>
+          <w:bCs/>
+          <w:color w:val="000000"/>
+          <w:sz w:val="33"/>
+          <w:szCs w:val="33"/>
+          <w:lang w:eastAsia="es-ES"/>
+        </w:rPr>
+        <w:t xml:space="preserve"> mayor </w:t>
+      </w:r>
+      <w:r>
+        <w:rPr>
+          <w:rFonts w:ascii="Consolas" w:eastAsia="Times New Roman" w:hAnsi="Consolas" w:cs="Times New Roman"/>
+          <w:b/>
+          <w:bCs/>
+          <w:color w:val="F92672"/>
+          <w:sz w:val="33"/>
+          <w:szCs w:val="33"/>
+          <w:lang w:eastAsia="es-ES"/>
+        </w:rPr>
+        <w:t>=</w:t>
+      </w:r>
+      <w:r>
+        <w:rPr>
+          <w:rFonts w:ascii="Consolas" w:eastAsia="Times New Roman" w:hAnsi="Consolas" w:cs="Times New Roman"/>
+          <w:b/>
+          <w:bCs/>
+          <w:color w:val="000000"/>
+          <w:sz w:val="33"/>
+          <w:szCs w:val="33"/>
+          <w:lang w:eastAsia="es-ES"/>
+        </w:rPr>
+        <w:t xml:space="preserve"> </w:t>
+      </w:r>
+      <w:r>
+        <w:rPr>
+          <w:rFonts w:ascii="Consolas" w:eastAsia="Times New Roman" w:hAnsi="Consolas" w:cs="Times New Roman"/>
+          <w:b/>
+          <w:bCs/>
+          <w:color w:val="AE81FF"/>
+          <w:sz w:val="33"/>
+          <w:szCs w:val="33"/>
+          <w:lang w:eastAsia="es-ES"/>
+        </w:rPr>
+        <w:t>0</w:t>
+      </w:r>
+      <w:r>
+        <w:rPr>
+          <w:rFonts w:ascii="Consolas" w:eastAsia="Times New Roman" w:hAnsi="Consolas" w:cs="Times New Roman"/>
+          <w:b/>
+          <w:bCs/>
+          <w:color w:val="000000"/>
+          <w:sz w:val="33"/>
+          <w:szCs w:val="33"/>
+          <w:lang w:eastAsia="es-ES"/>
+        </w:rPr>
+        <w:t>;</w:t>
+      </w:r>
+    </w:p>
+    <w:p>
+      <w:pPr>
+        <w:shd w:val="clear" w:color="auto" w:fill="FFFFFF"/>
+        <w:spacing w:after="0" w:line="450" w:lineRule="atLeast"/>
+        <w:rPr>
+          <w:rFonts w:ascii="Consolas" w:eastAsia="Times New Roman" w:hAnsi="Consolas" w:cs="Times New Roman"/>
+          <w:b/>
+          <w:bCs/>
+          <w:color w:val="000000"/>
+          <w:sz w:val="33"/>
+          <w:szCs w:val="33"/>
+          <w:lang w:eastAsia="es-ES"/>
+        </w:rPr>
+      </w:pPr>
+      <w:r>
+        <w:rPr>
+          <w:rFonts w:ascii="Consolas" w:eastAsia="Times New Roman" w:hAnsi="Consolas" w:cs="Times New Roman"/>
+          <w:b/>
+          <w:bCs/>
+          <w:color w:val="000000"/>
+          <w:sz w:val="33"/>
+          <w:szCs w:val="33"/>
+          <w:lang w:eastAsia="es-ES"/>
+        </w:rPr>
+        <w:t xml:space="preserve">            </w:t>
+      </w:r>
+      <w:proofErr w:type="spellStart"/>
+      <w:proofErr w:type="gramStart"/>
+      <w:r>
+        <w:rPr>
+          <w:rFonts w:ascii="Consolas" w:eastAsia="Times New Roman" w:hAnsi="Consolas" w:cs="Times New Roman"/>
+          <w:b/>
+          <w:bCs/>
+          <w:i/>
+          <w:iCs/>
+          <w:color w:val="28C6E4"/>
+          <w:sz w:val="33"/>
+          <w:szCs w:val="33"/>
+          <w:lang w:eastAsia="es-ES"/>
+        </w:rPr>
+        <w:t>let</w:t>
+      </w:r>
+      <w:proofErr w:type="spellEnd"/>
+      <w:proofErr w:type="gramEnd"/>
+      <w:r>
+        <w:rPr>
+          <w:rFonts w:ascii="Consolas" w:eastAsia="Times New Roman" w:hAnsi="Consolas" w:cs="Times New Roman"/>
+          <w:b/>
+          <w:bCs/>
+          <w:color w:val="000000"/>
+          <w:sz w:val="33"/>
+          <w:szCs w:val="33"/>
+          <w:lang w:eastAsia="es-ES"/>
+        </w:rPr>
+        <w:t xml:space="preserve"> menor </w:t>
+      </w:r>
+      <w:r>
+        <w:rPr>
+          <w:rFonts w:ascii="Consolas" w:eastAsia="Times New Roman" w:hAnsi="Consolas" w:cs="Times New Roman"/>
+          <w:b/>
+          <w:bCs/>
+          <w:color w:val="F92672"/>
+          <w:sz w:val="33"/>
+          <w:szCs w:val="33"/>
+          <w:lang w:eastAsia="es-ES"/>
+        </w:rPr>
+        <w:t>=</w:t>
+      </w:r>
+      <w:r>
+        <w:rPr>
+          <w:rFonts w:ascii="Consolas" w:eastAsia="Times New Roman" w:hAnsi="Consolas" w:cs="Times New Roman"/>
+          <w:b/>
+          <w:bCs/>
+          <w:color w:val="000000"/>
+          <w:sz w:val="33"/>
+          <w:szCs w:val="33"/>
+          <w:lang w:eastAsia="es-ES"/>
+        </w:rPr>
+        <w:t xml:space="preserve"> </w:t>
+      </w:r>
+      <w:r>
+        <w:rPr>
+          <w:rFonts w:ascii="Consolas" w:eastAsia="Times New Roman" w:hAnsi="Consolas" w:cs="Times New Roman"/>
+          <w:b/>
+          <w:bCs/>
+          <w:color w:val="AE81FF"/>
+          <w:sz w:val="33"/>
+          <w:szCs w:val="33"/>
+          <w:lang w:eastAsia="es-ES"/>
+        </w:rPr>
+        <w:t>0</w:t>
+      </w:r>
+      <w:r>
+        <w:rPr>
+          <w:rFonts w:ascii="Consolas" w:eastAsia="Times New Roman" w:hAnsi="Consolas" w:cs="Times New Roman"/>
+          <w:b/>
+          <w:bCs/>
+          <w:color w:val="000000"/>
+          <w:sz w:val="33"/>
+          <w:szCs w:val="33"/>
+          <w:lang w:eastAsia="es-ES"/>
+        </w:rPr>
+        <w:t>;</w:t>
+      </w:r>
+    </w:p>
+    <w:p>
+      <w:pPr>
+        <w:shd w:val="clear" w:color="auto" w:fill="FFFFFF"/>
+        <w:spacing w:after="0" w:line="450" w:lineRule="atLeast"/>
+        <w:rPr>
+          <w:rFonts w:ascii="Consolas" w:eastAsia="Times New Roman" w:hAnsi="Consolas" w:cs="Times New Roman"/>
+          <w:b/>
+          <w:bCs/>
+          <w:color w:val="000000"/>
+          <w:sz w:val="33"/>
+          <w:szCs w:val="33"/>
+          <w:lang w:eastAsia="es-ES"/>
+        </w:rPr>
+      </w:pPr>
+      <w:r>
+        <w:rPr>
+          <w:rFonts w:ascii="Consolas" w:eastAsia="Times New Roman" w:hAnsi="Consolas" w:cs="Times New Roman"/>
+          <w:b/>
+          <w:bCs/>
+          <w:color w:val="000000"/>
+          <w:sz w:val="33"/>
+          <w:szCs w:val="33"/>
+          <w:lang w:eastAsia="es-ES"/>
+        </w:rPr>
+        <w:t xml:space="preserve">            </w:t>
+      </w:r>
+      <w:r>
+        <w:rPr>
+          <w:rFonts w:ascii="Consolas" w:eastAsia="Times New Roman" w:hAnsi="Consolas" w:cs="Times New Roman"/>
+          <w:b/>
+          <w:bCs/>
+          <w:color w:val="9F9F8F"/>
+          <w:sz w:val="33"/>
+          <w:szCs w:val="33"/>
+          <w:lang w:eastAsia="es-ES"/>
+        </w:rPr>
+        <w:t>//evaluamos que numero de los tres es el mayor</w:t>
+      </w:r>
+    </w:p>
+    <w:p>
+      <w:pPr>
+        <w:shd w:val="clear" w:color="auto" w:fill="FFFFFF"/>
+        <w:spacing w:after="0" w:line="450" w:lineRule="atLeast"/>
+        <w:rPr>
+          <w:rFonts w:ascii="Consolas" w:eastAsia="Times New Roman" w:hAnsi="Consolas" w:cs="Times New Roman"/>
+          <w:b/>
+          <w:bCs/>
+          <w:color w:val="000000"/>
+          <w:sz w:val="33"/>
+          <w:szCs w:val="33"/>
+          <w:lang w:eastAsia="es-ES"/>
+        </w:rPr>
+      </w:pPr>
+      <w:r>
+        <w:rPr>
+          <w:rFonts w:ascii="Consolas" w:eastAsia="Times New Roman" w:hAnsi="Consolas" w:cs="Times New Roman"/>
+          <w:b/>
+          <w:bCs/>
+          <w:color w:val="000000"/>
+          <w:sz w:val="33"/>
+          <w:szCs w:val="33"/>
+          <w:lang w:eastAsia="es-ES"/>
+        </w:rPr>
+        <w:t xml:space="preserve">            </w:t>
+      </w:r>
+      <w:proofErr w:type="spellStart"/>
+      <w:proofErr w:type="gramStart"/>
+      <w:r>
+        <w:rPr>
+          <w:rFonts w:ascii="Consolas" w:eastAsia="Times New Roman" w:hAnsi="Consolas" w:cs="Times New Roman"/>
+          <w:b/>
+          <w:bCs/>
+          <w:color w:val="F92672"/>
+          <w:sz w:val="33"/>
+          <w:szCs w:val="33"/>
+          <w:lang w:eastAsia="es-ES"/>
+        </w:rPr>
+        <w:t>if</w:t>
+      </w:r>
+      <w:proofErr w:type="spellEnd"/>
+      <w:proofErr w:type="gramEnd"/>
+      <w:r>
+        <w:rPr>
+          <w:rFonts w:ascii="Consolas" w:eastAsia="Times New Roman" w:hAnsi="Consolas" w:cs="Times New Roman"/>
+          <w:b/>
+          <w:bCs/>
+          <w:color w:val="000000"/>
+          <w:sz w:val="33"/>
+          <w:szCs w:val="33"/>
+          <w:lang w:eastAsia="es-ES"/>
+        </w:rPr>
+        <w:t xml:space="preserve"> (numero1 </w:t>
+      </w:r>
+      <w:r>
+        <w:rPr>
+          <w:rFonts w:ascii="Consolas" w:eastAsia="Times New Roman" w:hAnsi="Consolas" w:cs="Times New Roman"/>
+          <w:b/>
+          <w:bCs/>
+          <w:color w:val="F92672"/>
+          <w:sz w:val="33"/>
+          <w:szCs w:val="33"/>
+          <w:lang w:eastAsia="es-ES"/>
+        </w:rPr>
+        <w:t>&gt;</w:t>
+      </w:r>
+      <w:r>
+        <w:rPr>
+          <w:rFonts w:ascii="Consolas" w:eastAsia="Times New Roman" w:hAnsi="Consolas" w:cs="Times New Roman"/>
+          <w:b/>
+          <w:bCs/>
+          <w:color w:val="000000"/>
+          <w:sz w:val="33"/>
+          <w:szCs w:val="33"/>
+          <w:lang w:eastAsia="es-ES"/>
+        </w:rPr>
+        <w:t xml:space="preserve"> numero2 </w:t>
+      </w:r>
+      <w:r>
+        <w:rPr>
+          <w:rFonts w:ascii="Consolas" w:eastAsia="Times New Roman" w:hAnsi="Consolas" w:cs="Times New Roman"/>
+          <w:b/>
+          <w:bCs/>
+          <w:color w:val="F92672"/>
+          <w:sz w:val="33"/>
+          <w:szCs w:val="33"/>
+          <w:lang w:eastAsia="es-ES"/>
+        </w:rPr>
+        <w:t>&amp;&amp;</w:t>
+      </w:r>
+      <w:r>
+        <w:rPr>
+          <w:rFonts w:ascii="Consolas" w:eastAsia="Times New Roman" w:hAnsi="Consolas" w:cs="Times New Roman"/>
+          <w:b/>
+          <w:bCs/>
+          <w:color w:val="000000"/>
+          <w:sz w:val="33"/>
+          <w:szCs w:val="33"/>
+          <w:lang w:eastAsia="es-ES"/>
+        </w:rPr>
+        <w:t xml:space="preserve"> numero1 </w:t>
+      </w:r>
+      <w:r>
+        <w:rPr>
+          <w:rFonts w:ascii="Consolas" w:eastAsia="Times New Roman" w:hAnsi="Consolas" w:cs="Times New Roman"/>
+          <w:b/>
+          <w:bCs/>
+          <w:color w:val="F92672"/>
+          <w:sz w:val="33"/>
+          <w:szCs w:val="33"/>
+          <w:lang w:eastAsia="es-ES"/>
+        </w:rPr>
+        <w:t>&gt;</w:t>
+      </w:r>
+      <w:r>
+        <w:rPr>
+          <w:rFonts w:ascii="Consolas" w:eastAsia="Times New Roman" w:hAnsi="Consolas" w:cs="Times New Roman"/>
+          <w:b/>
+          <w:bCs/>
+          <w:color w:val="000000"/>
+          <w:sz w:val="33"/>
+          <w:szCs w:val="33"/>
+          <w:lang w:eastAsia="es-ES"/>
+        </w:rPr>
+        <w:t xml:space="preserve"> numero3){</w:t>
+      </w:r>
+    </w:p>
+    <w:p>
+      <w:pPr>
+        <w:shd w:val="clear" w:color="auto" w:fill="FFFFFF"/>
+        <w:spacing w:after="0" w:line="450" w:lineRule="atLeast"/>
+        <w:rPr>
+          <w:rFonts w:ascii="Consolas" w:eastAsia="Times New Roman" w:hAnsi="Consolas" w:cs="Times New Roman"/>
+          <w:b/>
+          <w:bCs/>
+          <w:color w:val="000000"/>
+          <w:sz w:val="33"/>
+          <w:szCs w:val="33"/>
+          <w:lang w:eastAsia="es-ES"/>
+        </w:rPr>
+      </w:pPr>
+      <w:r>
+        <w:rPr>
+          <w:rFonts w:ascii="Consolas" w:eastAsia="Times New Roman" w:hAnsi="Consolas" w:cs="Times New Roman"/>
+          <w:b/>
+          <w:bCs/>
+          <w:color w:val="000000"/>
+          <w:sz w:val="33"/>
+          <w:szCs w:val="33"/>
+          <w:lang w:eastAsia="es-ES"/>
+        </w:rPr>
+        <w:t xml:space="preserve">                </w:t>
+      </w:r>
+      <w:proofErr w:type="gramStart"/>
+      <w:r>
+        <w:rPr>
+          <w:rFonts w:ascii="Consolas" w:eastAsia="Times New Roman" w:hAnsi="Consolas" w:cs="Times New Roman"/>
+          <w:b/>
+          <w:bCs/>
+          <w:color w:val="000000"/>
+          <w:sz w:val="33"/>
+          <w:szCs w:val="33"/>
+          <w:lang w:eastAsia="es-ES"/>
+        </w:rPr>
+        <w:t>mayor</w:t>
+      </w:r>
+      <w:proofErr w:type="gramEnd"/>
+      <w:r>
+        <w:rPr>
+          <w:rFonts w:ascii="Consolas" w:eastAsia="Times New Roman" w:hAnsi="Consolas" w:cs="Times New Roman"/>
+          <w:b/>
+          <w:bCs/>
+          <w:color w:val="000000"/>
+          <w:sz w:val="33"/>
+          <w:szCs w:val="33"/>
+          <w:lang w:eastAsia="es-ES"/>
+        </w:rPr>
+        <w:t xml:space="preserve"> </w:t>
+      </w:r>
+      <w:r>
+        <w:rPr>
+          <w:rFonts w:ascii="Consolas" w:eastAsia="Times New Roman" w:hAnsi="Consolas" w:cs="Times New Roman"/>
+          <w:b/>
+          <w:bCs/>
+          <w:color w:val="F92672"/>
+          <w:sz w:val="33"/>
+          <w:szCs w:val="33"/>
+          <w:lang w:eastAsia="es-ES"/>
+        </w:rPr>
+        <w:t>=</w:t>
+      </w:r>
+      <w:r>
+        <w:rPr>
+          <w:rFonts w:ascii="Consolas" w:eastAsia="Times New Roman" w:hAnsi="Consolas" w:cs="Times New Roman"/>
+          <w:b/>
+          <w:bCs/>
+          <w:color w:val="000000"/>
+          <w:sz w:val="33"/>
+          <w:szCs w:val="33"/>
+          <w:lang w:eastAsia="es-ES"/>
+        </w:rPr>
+        <w:t xml:space="preserve"> numero1;</w:t>
+      </w:r>
+    </w:p>
+    <w:p>
+      <w:pPr>
+        <w:shd w:val="clear" w:color="auto" w:fill="FFFFFF"/>
+        <w:spacing w:after="0" w:line="450" w:lineRule="atLeast"/>
+        <w:rPr>
+          <w:rFonts w:ascii="Consolas" w:eastAsia="Times New Roman" w:hAnsi="Consolas" w:cs="Times New Roman"/>
+          <w:b/>
+          <w:bCs/>
+          <w:color w:val="000000"/>
+          <w:sz w:val="33"/>
+          <w:szCs w:val="33"/>
+          <w:lang w:eastAsia="es-ES"/>
+        </w:rPr>
+      </w:pPr>
+      <w:r>
+        <w:rPr>
+          <w:rFonts w:ascii="Consolas" w:eastAsia="Times New Roman" w:hAnsi="Consolas" w:cs="Times New Roman"/>
+          <w:b/>
+          <w:bCs/>
+          <w:color w:val="000000"/>
+          <w:sz w:val="33"/>
+          <w:szCs w:val="33"/>
+          <w:lang w:eastAsia="es-ES"/>
+        </w:rPr>
+        <w:t>            }</w:t>
+      </w:r>
+      <w:proofErr w:type="spellStart"/>
+      <w:proofErr w:type="gramStart"/>
+      <w:r>
+        <w:rPr>
+          <w:rFonts w:ascii="Consolas" w:eastAsia="Times New Roman" w:hAnsi="Consolas" w:cs="Times New Roman"/>
+          <w:b/>
+          <w:bCs/>
+          <w:color w:val="F92672"/>
+          <w:sz w:val="33"/>
+          <w:szCs w:val="33"/>
+          <w:lang w:eastAsia="es-ES"/>
+        </w:rPr>
+        <w:t>else</w:t>
+      </w:r>
+      <w:proofErr w:type="spellEnd"/>
+      <w:proofErr w:type="gramEnd"/>
+      <w:r>
+        <w:rPr>
+          <w:rFonts w:ascii="Consolas" w:eastAsia="Times New Roman" w:hAnsi="Consolas" w:cs="Times New Roman"/>
+          <w:b/>
+          <w:bCs/>
+          <w:color w:val="000000"/>
+          <w:sz w:val="33"/>
+          <w:szCs w:val="33"/>
+          <w:lang w:eastAsia="es-ES"/>
+        </w:rPr>
+        <w:t xml:space="preserve"> </w:t>
+      </w:r>
+      <w:proofErr w:type="spellStart"/>
+      <w:r>
+        <w:rPr>
+          <w:rFonts w:ascii="Consolas" w:eastAsia="Times New Roman" w:hAnsi="Consolas" w:cs="Times New Roman"/>
+          <w:b/>
+          <w:bCs/>
+          <w:color w:val="F92672"/>
+          <w:sz w:val="33"/>
+          <w:szCs w:val="33"/>
+          <w:lang w:eastAsia="es-ES"/>
+        </w:rPr>
+        <w:t>if</w:t>
+      </w:r>
+      <w:proofErr w:type="spellEnd"/>
+      <w:r>
+        <w:rPr>
+          <w:rFonts w:ascii="Consolas" w:eastAsia="Times New Roman" w:hAnsi="Consolas" w:cs="Times New Roman"/>
+          <w:b/>
+          <w:bCs/>
+          <w:color w:val="000000"/>
+          <w:sz w:val="33"/>
+          <w:szCs w:val="33"/>
+          <w:lang w:eastAsia="es-ES"/>
+        </w:rPr>
+        <w:t xml:space="preserve"> (numero2 </w:t>
+      </w:r>
+      <w:r>
+        <w:rPr>
+          <w:rFonts w:ascii="Consolas" w:eastAsia="Times New Roman" w:hAnsi="Consolas" w:cs="Times New Roman"/>
+          <w:b/>
+          <w:bCs/>
+          <w:color w:val="F92672"/>
+          <w:sz w:val="33"/>
+          <w:szCs w:val="33"/>
+          <w:lang w:eastAsia="es-ES"/>
+        </w:rPr>
+        <w:t>&gt;</w:t>
+      </w:r>
+      <w:r>
+        <w:rPr>
+          <w:rFonts w:ascii="Consolas" w:eastAsia="Times New Roman" w:hAnsi="Consolas" w:cs="Times New Roman"/>
+          <w:b/>
+          <w:bCs/>
+          <w:color w:val="000000"/>
+          <w:sz w:val="33"/>
+          <w:szCs w:val="33"/>
+          <w:lang w:eastAsia="es-ES"/>
+        </w:rPr>
+        <w:t xml:space="preserve"> numero1 </w:t>
+      </w:r>
+      <w:r>
+        <w:rPr>
+          <w:rFonts w:ascii="Consolas" w:eastAsia="Times New Roman" w:hAnsi="Consolas" w:cs="Times New Roman"/>
+          <w:b/>
+          <w:bCs/>
+          <w:color w:val="F92672"/>
+          <w:sz w:val="33"/>
+          <w:szCs w:val="33"/>
+          <w:lang w:eastAsia="es-ES"/>
+        </w:rPr>
+        <w:t>&amp;&amp;</w:t>
+      </w:r>
+      <w:r>
+        <w:rPr>
+          <w:rFonts w:ascii="Consolas" w:eastAsia="Times New Roman" w:hAnsi="Consolas" w:cs="Times New Roman"/>
+          <w:b/>
+          <w:bCs/>
+          <w:color w:val="000000"/>
+          <w:sz w:val="33"/>
+          <w:szCs w:val="33"/>
+          <w:lang w:eastAsia="es-ES"/>
+        </w:rPr>
+        <w:t xml:space="preserve"> numero2 </w:t>
+      </w:r>
+      <w:r>
+        <w:rPr>
+          <w:rFonts w:ascii="Consolas" w:eastAsia="Times New Roman" w:hAnsi="Consolas" w:cs="Times New Roman"/>
+          <w:b/>
+          <w:bCs/>
+          <w:color w:val="F92672"/>
+          <w:sz w:val="33"/>
+          <w:szCs w:val="33"/>
+          <w:lang w:eastAsia="es-ES"/>
+        </w:rPr>
+        <w:t>&gt;</w:t>
+      </w:r>
+      <w:r>
+        <w:rPr>
+          <w:rFonts w:ascii="Consolas" w:eastAsia="Times New Roman" w:hAnsi="Consolas" w:cs="Times New Roman"/>
+          <w:b/>
+          <w:bCs/>
+          <w:color w:val="000000"/>
+          <w:sz w:val="33"/>
+          <w:szCs w:val="33"/>
+          <w:lang w:eastAsia="es-ES"/>
+        </w:rPr>
+        <w:t xml:space="preserve"> numero3){</w:t>
+      </w:r>
+    </w:p>
+    <w:p>
+      <w:pPr>
+        <w:shd w:val="clear" w:color="auto" w:fill="FFFFFF"/>
+        <w:spacing w:after="0" w:line="450" w:lineRule="atLeast"/>
+        <w:rPr>
+          <w:rFonts w:ascii="Consolas" w:eastAsia="Times New Roman" w:hAnsi="Consolas" w:cs="Times New Roman"/>
+          <w:b/>
+          <w:bCs/>
+          <w:color w:val="000000"/>
+          <w:sz w:val="33"/>
+          <w:szCs w:val="33"/>
+          <w:lang w:eastAsia="es-ES"/>
+        </w:rPr>
+      </w:pPr>
+      <w:r>
+        <w:rPr>
+          <w:rFonts w:ascii="Consolas" w:eastAsia="Times New Roman" w:hAnsi="Consolas" w:cs="Times New Roman"/>
+          <w:b/>
+          <w:bCs/>
+          <w:color w:val="000000"/>
+          <w:sz w:val="33"/>
+          <w:szCs w:val="33"/>
+          <w:lang w:eastAsia="es-ES"/>
+        </w:rPr>
+        <w:t xml:space="preserve">                </w:t>
+      </w:r>
+      <w:proofErr w:type="gramStart"/>
+      <w:r>
+        <w:rPr>
+          <w:rFonts w:ascii="Consolas" w:eastAsia="Times New Roman" w:hAnsi="Consolas" w:cs="Times New Roman"/>
+          <w:b/>
+          <w:bCs/>
+          <w:color w:val="000000"/>
+          <w:sz w:val="33"/>
+          <w:szCs w:val="33"/>
+          <w:lang w:eastAsia="es-ES"/>
+        </w:rPr>
+        <w:t>mayor</w:t>
+      </w:r>
+      <w:proofErr w:type="gramEnd"/>
+      <w:r>
+        <w:rPr>
+          <w:rFonts w:ascii="Consolas" w:eastAsia="Times New Roman" w:hAnsi="Consolas" w:cs="Times New Roman"/>
+          <w:b/>
+          <w:bCs/>
+          <w:color w:val="000000"/>
+          <w:sz w:val="33"/>
+          <w:szCs w:val="33"/>
+          <w:lang w:eastAsia="es-ES"/>
+        </w:rPr>
+        <w:t xml:space="preserve"> </w:t>
+      </w:r>
+      <w:r>
+        <w:rPr>
+          <w:rFonts w:ascii="Consolas" w:eastAsia="Times New Roman" w:hAnsi="Consolas" w:cs="Times New Roman"/>
+          <w:b/>
+          <w:bCs/>
+          <w:color w:val="F92672"/>
+          <w:sz w:val="33"/>
+          <w:szCs w:val="33"/>
+          <w:lang w:eastAsia="es-ES"/>
+        </w:rPr>
+        <w:t>=</w:t>
+      </w:r>
+      <w:r>
+        <w:rPr>
+          <w:rFonts w:ascii="Consolas" w:eastAsia="Times New Roman" w:hAnsi="Consolas" w:cs="Times New Roman"/>
+          <w:b/>
+          <w:bCs/>
+          <w:color w:val="000000"/>
+          <w:sz w:val="33"/>
+          <w:szCs w:val="33"/>
+          <w:lang w:eastAsia="es-ES"/>
+        </w:rPr>
+        <w:t xml:space="preserve"> numero2;                </w:t>
+      </w:r>
+    </w:p>
+    <w:p>
+      <w:pPr>
+        <w:shd w:val="clear" w:color="auto" w:fill="FFFFFF"/>
+        <w:spacing w:after="0" w:line="450" w:lineRule="atLeast"/>
+        <w:rPr>
+          <w:rFonts w:ascii="Consolas" w:eastAsia="Times New Roman" w:hAnsi="Consolas" w:cs="Times New Roman"/>
+          <w:b/>
+          <w:bCs/>
+          <w:color w:val="000000"/>
+          <w:sz w:val="33"/>
+          <w:szCs w:val="33"/>
+          <w:lang w:eastAsia="es-ES"/>
+        </w:rPr>
+      </w:pPr>
+      <w:r>
+        <w:rPr>
+          <w:rFonts w:ascii="Consolas" w:eastAsia="Times New Roman" w:hAnsi="Consolas" w:cs="Times New Roman"/>
+          <w:b/>
+          <w:bCs/>
+          <w:color w:val="000000"/>
+          <w:sz w:val="33"/>
+          <w:szCs w:val="33"/>
+          <w:lang w:eastAsia="es-ES"/>
+        </w:rPr>
+        <w:t>            }</w:t>
+      </w:r>
+      <w:proofErr w:type="spellStart"/>
+      <w:proofErr w:type="gramStart"/>
+      <w:r>
+        <w:rPr>
+          <w:rFonts w:ascii="Consolas" w:eastAsia="Times New Roman" w:hAnsi="Consolas" w:cs="Times New Roman"/>
+          <w:b/>
+          <w:bCs/>
+          <w:color w:val="F92672"/>
+          <w:sz w:val="33"/>
+          <w:szCs w:val="33"/>
+          <w:lang w:eastAsia="es-ES"/>
+        </w:rPr>
+        <w:t>else</w:t>
+      </w:r>
+      <w:proofErr w:type="spellEnd"/>
+      <w:proofErr w:type="gramEnd"/>
+      <w:r>
+        <w:rPr>
+          <w:rFonts w:ascii="Consolas" w:eastAsia="Times New Roman" w:hAnsi="Consolas" w:cs="Times New Roman"/>
+          <w:b/>
+          <w:bCs/>
+          <w:color w:val="000000"/>
+          <w:sz w:val="33"/>
+          <w:szCs w:val="33"/>
+          <w:lang w:eastAsia="es-ES"/>
+        </w:rPr>
+        <w:t>{</w:t>
+      </w:r>
+    </w:p>
+    <w:p>
+      <w:pPr>
+        <w:shd w:val="clear" w:color="auto" w:fill="FFFFFF"/>
+        <w:spacing w:after="0" w:line="450" w:lineRule="atLeast"/>
+        <w:rPr>
+          <w:rFonts w:ascii="Consolas" w:eastAsia="Times New Roman" w:hAnsi="Consolas" w:cs="Times New Roman"/>
+          <w:b/>
+          <w:bCs/>
+          <w:color w:val="000000"/>
+          <w:sz w:val="33"/>
+          <w:szCs w:val="33"/>
+          <w:lang w:eastAsia="es-ES"/>
+        </w:rPr>
+      </w:pPr>
+      <w:r>
+        <w:rPr>
+          <w:rFonts w:ascii="Consolas" w:eastAsia="Times New Roman" w:hAnsi="Consolas" w:cs="Times New Roman"/>
+          <w:b/>
+          <w:bCs/>
+          <w:color w:val="000000"/>
+          <w:sz w:val="33"/>
+          <w:szCs w:val="33"/>
+          <w:lang w:eastAsia="es-ES"/>
+        </w:rPr>
+        <w:t xml:space="preserve">                </w:t>
+      </w:r>
+      <w:proofErr w:type="gramStart"/>
+      <w:r>
+        <w:rPr>
+          <w:rFonts w:ascii="Consolas" w:eastAsia="Times New Roman" w:hAnsi="Consolas" w:cs="Times New Roman"/>
+          <w:b/>
+          <w:bCs/>
+          <w:color w:val="000000"/>
+          <w:sz w:val="33"/>
+          <w:szCs w:val="33"/>
+          <w:lang w:eastAsia="es-ES"/>
+        </w:rPr>
+        <w:t>mayor</w:t>
+      </w:r>
+      <w:proofErr w:type="gramEnd"/>
+      <w:r>
+        <w:rPr>
+          <w:rFonts w:ascii="Consolas" w:eastAsia="Times New Roman" w:hAnsi="Consolas" w:cs="Times New Roman"/>
+          <w:b/>
+          <w:bCs/>
+          <w:color w:val="000000"/>
+          <w:sz w:val="33"/>
+          <w:szCs w:val="33"/>
+          <w:lang w:eastAsia="es-ES"/>
+        </w:rPr>
+        <w:t xml:space="preserve"> </w:t>
+      </w:r>
+      <w:r>
+        <w:rPr>
+          <w:rFonts w:ascii="Consolas" w:eastAsia="Times New Roman" w:hAnsi="Consolas" w:cs="Times New Roman"/>
+          <w:b/>
+          <w:bCs/>
+          <w:color w:val="F92672"/>
+          <w:sz w:val="33"/>
+          <w:szCs w:val="33"/>
+          <w:lang w:eastAsia="es-ES"/>
+        </w:rPr>
+        <w:t>=</w:t>
+      </w:r>
+      <w:r>
+        <w:rPr>
+          <w:rFonts w:ascii="Consolas" w:eastAsia="Times New Roman" w:hAnsi="Consolas" w:cs="Times New Roman"/>
+          <w:b/>
+          <w:bCs/>
+          <w:color w:val="000000"/>
+          <w:sz w:val="33"/>
+          <w:szCs w:val="33"/>
+          <w:lang w:eastAsia="es-ES"/>
+        </w:rPr>
+        <w:t xml:space="preserve"> numero3;</w:t>
+      </w:r>
+    </w:p>
+    <w:p>
+      <w:pPr>
+        <w:shd w:val="clear" w:color="auto" w:fill="FFFFFF"/>
+        <w:spacing w:after="0" w:line="450" w:lineRule="atLeast"/>
+        <w:rPr>
+          <w:rFonts w:ascii="Consolas" w:eastAsia="Times New Roman" w:hAnsi="Consolas" w:cs="Times New Roman"/>
+          <w:b/>
+          <w:bCs/>
+          <w:color w:val="000000"/>
+          <w:sz w:val="33"/>
+          <w:szCs w:val="33"/>
+          <w:lang w:eastAsia="es-ES"/>
+        </w:rPr>
+      </w:pPr>
+      <w:r>
+        <w:rPr>
+          <w:rFonts w:ascii="Consolas" w:eastAsia="Times New Roman" w:hAnsi="Consolas" w:cs="Times New Roman"/>
+          <w:b/>
+          <w:bCs/>
+          <w:color w:val="000000"/>
+          <w:sz w:val="33"/>
+          <w:szCs w:val="33"/>
+          <w:lang w:eastAsia="es-ES"/>
+        </w:rPr>
+        <w:t>            }</w:t>
+      </w:r>
+    </w:p>
+    <w:p>
+      <w:pPr>
+        <w:shd w:val="clear" w:color="auto" w:fill="FFFFFF"/>
+        <w:spacing w:after="0" w:line="450" w:lineRule="atLeast"/>
+        <w:rPr>
+          <w:rFonts w:ascii="Consolas" w:eastAsia="Times New Roman" w:hAnsi="Consolas" w:cs="Times New Roman"/>
+          <w:b/>
+          <w:bCs/>
+          <w:color w:val="000000"/>
+          <w:sz w:val="33"/>
+          <w:szCs w:val="33"/>
+          <w:lang w:eastAsia="es-ES"/>
+        </w:rPr>
+      </w:pPr>
+      <w:r>
+        <w:rPr>
+          <w:rFonts w:ascii="Consolas" w:eastAsia="Times New Roman" w:hAnsi="Consolas" w:cs="Times New Roman"/>
+          <w:b/>
+          <w:bCs/>
+          <w:color w:val="000000"/>
+          <w:sz w:val="33"/>
+          <w:szCs w:val="33"/>
+          <w:lang w:eastAsia="es-ES"/>
+        </w:rPr>
+        <w:t xml:space="preserve">            </w:t>
+      </w:r>
+      <w:r>
+        <w:rPr>
+          <w:rFonts w:ascii="Consolas" w:eastAsia="Times New Roman" w:hAnsi="Consolas" w:cs="Times New Roman"/>
+          <w:b/>
+          <w:bCs/>
+          <w:color w:val="9F9F8F"/>
+          <w:sz w:val="33"/>
+          <w:szCs w:val="33"/>
+          <w:lang w:eastAsia="es-ES"/>
+        </w:rPr>
+        <w:t>//evaluar qué número de los tres es el menor</w:t>
+      </w:r>
+    </w:p>
+    <w:p>
+      <w:pPr>
+        <w:shd w:val="clear" w:color="auto" w:fill="FFFFFF"/>
+        <w:spacing w:after="0" w:line="450" w:lineRule="atLeast"/>
+        <w:rPr>
+          <w:rFonts w:ascii="Consolas" w:eastAsia="Times New Roman" w:hAnsi="Consolas" w:cs="Times New Roman"/>
+          <w:b/>
+          <w:bCs/>
+          <w:color w:val="000000"/>
+          <w:sz w:val="33"/>
+          <w:szCs w:val="33"/>
+          <w:lang w:eastAsia="es-ES"/>
+        </w:rPr>
+      </w:pPr>
+      <w:r>
+        <w:rPr>
+          <w:rFonts w:ascii="Consolas" w:eastAsia="Times New Roman" w:hAnsi="Consolas" w:cs="Times New Roman"/>
+          <w:b/>
+          <w:bCs/>
+          <w:color w:val="000000"/>
+          <w:sz w:val="33"/>
+          <w:szCs w:val="33"/>
+          <w:lang w:eastAsia="es-ES"/>
+        </w:rPr>
+        <w:t xml:space="preserve">            </w:t>
+      </w:r>
+      <w:proofErr w:type="spellStart"/>
+      <w:proofErr w:type="gramStart"/>
+      <w:r>
+        <w:rPr>
+          <w:rFonts w:ascii="Consolas" w:eastAsia="Times New Roman" w:hAnsi="Consolas" w:cs="Times New Roman"/>
+          <w:b/>
+          <w:bCs/>
+          <w:color w:val="F92672"/>
+          <w:sz w:val="33"/>
+          <w:szCs w:val="33"/>
+          <w:lang w:eastAsia="es-ES"/>
+        </w:rPr>
+        <w:t>if</w:t>
+      </w:r>
+      <w:proofErr w:type="spellEnd"/>
+      <w:proofErr w:type="gramEnd"/>
+      <w:r>
+        <w:rPr>
+          <w:rFonts w:ascii="Consolas" w:eastAsia="Times New Roman" w:hAnsi="Consolas" w:cs="Times New Roman"/>
+          <w:b/>
+          <w:bCs/>
+          <w:color w:val="000000"/>
+          <w:sz w:val="33"/>
+          <w:szCs w:val="33"/>
+          <w:lang w:eastAsia="es-ES"/>
+        </w:rPr>
+        <w:t xml:space="preserve"> (numero1 </w:t>
+      </w:r>
+      <w:r>
+        <w:rPr>
+          <w:rFonts w:ascii="Consolas" w:eastAsia="Times New Roman" w:hAnsi="Consolas" w:cs="Times New Roman"/>
+          <w:b/>
+          <w:bCs/>
+          <w:color w:val="F92672"/>
+          <w:sz w:val="33"/>
+          <w:szCs w:val="33"/>
+          <w:lang w:eastAsia="es-ES"/>
+        </w:rPr>
+        <w:t>&lt;</w:t>
+      </w:r>
+      <w:r>
+        <w:rPr>
+          <w:rFonts w:ascii="Consolas" w:eastAsia="Times New Roman" w:hAnsi="Consolas" w:cs="Times New Roman"/>
+          <w:b/>
+          <w:bCs/>
+          <w:color w:val="000000"/>
+          <w:sz w:val="33"/>
+          <w:szCs w:val="33"/>
+          <w:lang w:eastAsia="es-ES"/>
+        </w:rPr>
+        <w:t xml:space="preserve"> numero2 </w:t>
+      </w:r>
+      <w:r>
+        <w:rPr>
+          <w:rFonts w:ascii="Consolas" w:eastAsia="Times New Roman" w:hAnsi="Consolas" w:cs="Times New Roman"/>
+          <w:b/>
+          <w:bCs/>
+          <w:color w:val="F92672"/>
+          <w:sz w:val="33"/>
+          <w:szCs w:val="33"/>
+          <w:lang w:eastAsia="es-ES"/>
+        </w:rPr>
+        <w:t>&amp;&amp;</w:t>
+      </w:r>
+      <w:r>
+        <w:rPr>
+          <w:rFonts w:ascii="Consolas" w:eastAsia="Times New Roman" w:hAnsi="Consolas" w:cs="Times New Roman"/>
+          <w:b/>
+          <w:bCs/>
+          <w:color w:val="000000"/>
+          <w:sz w:val="33"/>
+          <w:szCs w:val="33"/>
+          <w:lang w:eastAsia="es-ES"/>
+        </w:rPr>
+        <w:t xml:space="preserve"> numero1 </w:t>
+      </w:r>
+      <w:r>
+        <w:rPr>
+          <w:rFonts w:ascii="Consolas" w:eastAsia="Times New Roman" w:hAnsi="Consolas" w:cs="Times New Roman"/>
+          <w:b/>
+          <w:bCs/>
+          <w:color w:val="F92672"/>
+          <w:sz w:val="33"/>
+          <w:szCs w:val="33"/>
+          <w:lang w:eastAsia="es-ES"/>
+        </w:rPr>
+        <w:t>&lt;</w:t>
+      </w:r>
+      <w:r>
+        <w:rPr>
+          <w:rFonts w:ascii="Consolas" w:eastAsia="Times New Roman" w:hAnsi="Consolas" w:cs="Times New Roman"/>
+          <w:b/>
+          <w:bCs/>
+          <w:color w:val="000000"/>
+          <w:sz w:val="33"/>
+          <w:szCs w:val="33"/>
+          <w:lang w:eastAsia="es-ES"/>
+        </w:rPr>
+        <w:t xml:space="preserve"> numero3){</w:t>
+      </w:r>
+    </w:p>
+    <w:p>
+      <w:pPr>
+        <w:shd w:val="clear" w:color="auto" w:fill="FFFFFF"/>
+        <w:spacing w:after="0" w:line="450" w:lineRule="atLeast"/>
+        <w:rPr>
+          <w:rFonts w:ascii="Consolas" w:eastAsia="Times New Roman" w:hAnsi="Consolas" w:cs="Times New Roman"/>
+          <w:b/>
+          <w:bCs/>
+          <w:color w:val="000000"/>
+          <w:sz w:val="33"/>
+          <w:szCs w:val="33"/>
+          <w:lang w:eastAsia="es-ES"/>
+        </w:rPr>
+      </w:pPr>
+      <w:r>
+        <w:rPr>
+          <w:rFonts w:ascii="Consolas" w:eastAsia="Times New Roman" w:hAnsi="Consolas" w:cs="Times New Roman"/>
+          <w:b/>
+          <w:bCs/>
+          <w:color w:val="000000"/>
+          <w:sz w:val="33"/>
+          <w:szCs w:val="33"/>
+          <w:lang w:eastAsia="es-ES"/>
+        </w:rPr>
+        <w:t xml:space="preserve">                </w:t>
+      </w:r>
+      <w:proofErr w:type="gramStart"/>
+      <w:r>
+        <w:rPr>
+          <w:rFonts w:ascii="Consolas" w:eastAsia="Times New Roman" w:hAnsi="Consolas" w:cs="Times New Roman"/>
+          <w:b/>
+          <w:bCs/>
+          <w:color w:val="000000"/>
+          <w:sz w:val="33"/>
+          <w:szCs w:val="33"/>
+          <w:lang w:eastAsia="es-ES"/>
+        </w:rPr>
+        <w:t>menor</w:t>
+      </w:r>
+      <w:proofErr w:type="gramEnd"/>
+      <w:r>
+        <w:rPr>
+          <w:rFonts w:ascii="Consolas" w:eastAsia="Times New Roman" w:hAnsi="Consolas" w:cs="Times New Roman"/>
+          <w:b/>
+          <w:bCs/>
+          <w:color w:val="000000"/>
+          <w:sz w:val="33"/>
+          <w:szCs w:val="33"/>
+          <w:lang w:eastAsia="es-ES"/>
+        </w:rPr>
+        <w:t xml:space="preserve"> </w:t>
+      </w:r>
+      <w:r>
+        <w:rPr>
+          <w:rFonts w:ascii="Consolas" w:eastAsia="Times New Roman" w:hAnsi="Consolas" w:cs="Times New Roman"/>
+          <w:b/>
+          <w:bCs/>
+          <w:color w:val="F92672"/>
+          <w:sz w:val="33"/>
+          <w:szCs w:val="33"/>
+          <w:lang w:eastAsia="es-ES"/>
+        </w:rPr>
+        <w:t>=</w:t>
+      </w:r>
+      <w:r>
+        <w:rPr>
+          <w:rFonts w:ascii="Consolas" w:eastAsia="Times New Roman" w:hAnsi="Consolas" w:cs="Times New Roman"/>
+          <w:b/>
+          <w:bCs/>
+          <w:color w:val="000000"/>
+          <w:sz w:val="33"/>
+          <w:szCs w:val="33"/>
+          <w:lang w:eastAsia="es-ES"/>
+        </w:rPr>
+        <w:t xml:space="preserve"> numero1;</w:t>
+      </w:r>
+    </w:p>
+    <w:p>
+      <w:pPr>
+        <w:shd w:val="clear" w:color="auto" w:fill="FFFFFF"/>
+        <w:spacing w:after="0" w:line="450" w:lineRule="atLeast"/>
+        <w:rPr>
+          <w:rFonts w:ascii="Consolas" w:eastAsia="Times New Roman" w:hAnsi="Consolas" w:cs="Times New Roman"/>
+          <w:b/>
+          <w:bCs/>
+          <w:color w:val="000000"/>
+          <w:sz w:val="33"/>
+          <w:szCs w:val="33"/>
+          <w:lang w:eastAsia="es-ES"/>
+        </w:rPr>
+      </w:pPr>
+      <w:r>
+        <w:rPr>
+          <w:rFonts w:ascii="Consolas" w:eastAsia="Times New Roman" w:hAnsi="Consolas" w:cs="Times New Roman"/>
+          <w:b/>
+          <w:bCs/>
+          <w:color w:val="000000"/>
+          <w:sz w:val="33"/>
+          <w:szCs w:val="33"/>
+          <w:lang w:eastAsia="es-ES"/>
+        </w:rPr>
+        <w:t>            }</w:t>
+      </w:r>
+      <w:proofErr w:type="spellStart"/>
+      <w:proofErr w:type="gramStart"/>
+      <w:r>
+        <w:rPr>
+          <w:rFonts w:ascii="Consolas" w:eastAsia="Times New Roman" w:hAnsi="Consolas" w:cs="Times New Roman"/>
+          <w:b/>
+          <w:bCs/>
+          <w:color w:val="F92672"/>
+          <w:sz w:val="33"/>
+          <w:szCs w:val="33"/>
+          <w:lang w:eastAsia="es-ES"/>
+        </w:rPr>
+        <w:t>else</w:t>
+      </w:r>
+      <w:proofErr w:type="spellEnd"/>
+      <w:proofErr w:type="gramEnd"/>
+      <w:r>
+        <w:rPr>
+          <w:rFonts w:ascii="Consolas" w:eastAsia="Times New Roman" w:hAnsi="Consolas" w:cs="Times New Roman"/>
+          <w:b/>
+          <w:bCs/>
+          <w:color w:val="000000"/>
+          <w:sz w:val="33"/>
+          <w:szCs w:val="33"/>
+          <w:lang w:eastAsia="es-ES"/>
+        </w:rPr>
+        <w:t xml:space="preserve"> </w:t>
+      </w:r>
+      <w:proofErr w:type="spellStart"/>
+      <w:r>
+        <w:rPr>
+          <w:rFonts w:ascii="Consolas" w:eastAsia="Times New Roman" w:hAnsi="Consolas" w:cs="Times New Roman"/>
+          <w:b/>
+          <w:bCs/>
+          <w:color w:val="F92672"/>
+          <w:sz w:val="33"/>
+          <w:szCs w:val="33"/>
+          <w:lang w:eastAsia="es-ES"/>
+        </w:rPr>
+        <w:t>if</w:t>
+      </w:r>
+      <w:proofErr w:type="spellEnd"/>
+      <w:r>
+        <w:rPr>
+          <w:rFonts w:ascii="Consolas" w:eastAsia="Times New Roman" w:hAnsi="Consolas" w:cs="Times New Roman"/>
+          <w:b/>
+          <w:bCs/>
+          <w:color w:val="000000"/>
+          <w:sz w:val="33"/>
+          <w:szCs w:val="33"/>
+          <w:lang w:eastAsia="es-ES"/>
+        </w:rPr>
+        <w:t xml:space="preserve"> (numero2 </w:t>
+      </w:r>
+      <w:r>
+        <w:rPr>
+          <w:rFonts w:ascii="Consolas" w:eastAsia="Times New Roman" w:hAnsi="Consolas" w:cs="Times New Roman"/>
+          <w:b/>
+          <w:bCs/>
+          <w:color w:val="F92672"/>
+          <w:sz w:val="33"/>
+          <w:szCs w:val="33"/>
+          <w:lang w:eastAsia="es-ES"/>
+        </w:rPr>
+        <w:t>&lt;</w:t>
+      </w:r>
+      <w:r>
+        <w:rPr>
+          <w:rFonts w:ascii="Consolas" w:eastAsia="Times New Roman" w:hAnsi="Consolas" w:cs="Times New Roman"/>
+          <w:b/>
+          <w:bCs/>
+          <w:color w:val="000000"/>
+          <w:sz w:val="33"/>
+          <w:szCs w:val="33"/>
+          <w:lang w:eastAsia="es-ES"/>
+        </w:rPr>
+        <w:t xml:space="preserve"> numero1 </w:t>
+      </w:r>
+      <w:r>
+        <w:rPr>
+          <w:rFonts w:ascii="Consolas" w:eastAsia="Times New Roman" w:hAnsi="Consolas" w:cs="Times New Roman"/>
+          <w:b/>
+          <w:bCs/>
+          <w:color w:val="F92672"/>
+          <w:sz w:val="33"/>
+          <w:szCs w:val="33"/>
+          <w:lang w:eastAsia="es-ES"/>
+        </w:rPr>
+        <w:t>&amp;&amp;</w:t>
+      </w:r>
+      <w:r>
+        <w:rPr>
+          <w:rFonts w:ascii="Consolas" w:eastAsia="Times New Roman" w:hAnsi="Consolas" w:cs="Times New Roman"/>
+          <w:b/>
+          <w:bCs/>
+          <w:color w:val="000000"/>
+          <w:sz w:val="33"/>
+          <w:szCs w:val="33"/>
+          <w:lang w:eastAsia="es-ES"/>
+        </w:rPr>
+        <w:t xml:space="preserve"> numero2 </w:t>
+      </w:r>
+      <w:r>
+        <w:rPr>
+          <w:rFonts w:ascii="Consolas" w:eastAsia="Times New Roman" w:hAnsi="Consolas" w:cs="Times New Roman"/>
+          <w:b/>
+          <w:bCs/>
+          <w:color w:val="F92672"/>
+          <w:sz w:val="33"/>
+          <w:szCs w:val="33"/>
+          <w:lang w:eastAsia="es-ES"/>
+        </w:rPr>
+        <w:t>&lt;</w:t>
+      </w:r>
+      <w:r>
+        <w:rPr>
+          <w:rFonts w:ascii="Consolas" w:eastAsia="Times New Roman" w:hAnsi="Consolas" w:cs="Times New Roman"/>
+          <w:b/>
+          <w:bCs/>
+          <w:color w:val="000000"/>
+          <w:sz w:val="33"/>
+          <w:szCs w:val="33"/>
+          <w:lang w:eastAsia="es-ES"/>
+        </w:rPr>
+        <w:t xml:space="preserve"> numero3){</w:t>
+      </w:r>
+    </w:p>
+    <w:p>
+      <w:pPr>
+        <w:shd w:val="clear" w:color="auto" w:fill="FFFFFF"/>
+        <w:spacing w:after="0" w:line="450" w:lineRule="atLeast"/>
+        <w:rPr>
+          <w:rFonts w:ascii="Consolas" w:eastAsia="Times New Roman" w:hAnsi="Consolas" w:cs="Times New Roman"/>
+          <w:b/>
+          <w:bCs/>
+          <w:color w:val="000000"/>
+          <w:sz w:val="33"/>
+          <w:szCs w:val="33"/>
+          <w:lang w:eastAsia="es-ES"/>
+        </w:rPr>
+      </w:pPr>
+      <w:r>
+        <w:rPr>
+          <w:rFonts w:ascii="Consolas" w:eastAsia="Times New Roman" w:hAnsi="Consolas" w:cs="Times New Roman"/>
+          <w:b/>
+          <w:bCs/>
+          <w:color w:val="000000"/>
+          <w:sz w:val="33"/>
+          <w:szCs w:val="33"/>
+          <w:lang w:eastAsia="es-ES"/>
+        </w:rPr>
+        <w:lastRenderedPageBreak/>
+        <w:t xml:space="preserve">                </w:t>
+      </w:r>
+      <w:proofErr w:type="gramStart"/>
+      <w:r>
+        <w:rPr>
+          <w:rFonts w:ascii="Consolas" w:eastAsia="Times New Roman" w:hAnsi="Consolas" w:cs="Times New Roman"/>
+          <w:b/>
+          <w:bCs/>
+          <w:color w:val="000000"/>
+          <w:sz w:val="33"/>
+          <w:szCs w:val="33"/>
+          <w:lang w:eastAsia="es-ES"/>
+        </w:rPr>
+        <w:t>menor</w:t>
+      </w:r>
+      <w:proofErr w:type="gramEnd"/>
+      <w:r>
+        <w:rPr>
+          <w:rFonts w:ascii="Consolas" w:eastAsia="Times New Roman" w:hAnsi="Consolas" w:cs="Times New Roman"/>
+          <w:b/>
+          <w:bCs/>
+          <w:color w:val="000000"/>
+          <w:sz w:val="33"/>
+          <w:szCs w:val="33"/>
+          <w:lang w:eastAsia="es-ES"/>
+        </w:rPr>
+        <w:t xml:space="preserve"> </w:t>
+      </w:r>
+      <w:r>
+        <w:rPr>
+          <w:rFonts w:ascii="Consolas" w:eastAsia="Times New Roman" w:hAnsi="Consolas" w:cs="Times New Roman"/>
+          <w:b/>
+          <w:bCs/>
+          <w:color w:val="F92672"/>
+          <w:sz w:val="33"/>
+          <w:szCs w:val="33"/>
+          <w:lang w:eastAsia="es-ES"/>
+        </w:rPr>
+        <w:t>=</w:t>
+      </w:r>
+      <w:r>
+        <w:rPr>
+          <w:rFonts w:ascii="Consolas" w:eastAsia="Times New Roman" w:hAnsi="Consolas" w:cs="Times New Roman"/>
+          <w:b/>
+          <w:bCs/>
+          <w:color w:val="000000"/>
+          <w:sz w:val="33"/>
+          <w:szCs w:val="33"/>
+          <w:lang w:eastAsia="es-ES"/>
+        </w:rPr>
+        <w:t xml:space="preserve"> numero2;                </w:t>
+      </w:r>
+    </w:p>
+    <w:p>
+      <w:pPr>
+        <w:shd w:val="clear" w:color="auto" w:fill="FFFFFF"/>
+        <w:spacing w:after="0" w:line="450" w:lineRule="atLeast"/>
+        <w:rPr>
+          <w:rFonts w:ascii="Consolas" w:eastAsia="Times New Roman" w:hAnsi="Consolas" w:cs="Times New Roman"/>
+          <w:b/>
+          <w:bCs/>
+          <w:color w:val="000000"/>
+          <w:sz w:val="33"/>
+          <w:szCs w:val="33"/>
+          <w:lang w:eastAsia="es-ES"/>
+        </w:rPr>
+      </w:pPr>
+      <w:r>
+        <w:rPr>
+          <w:rFonts w:ascii="Consolas" w:eastAsia="Times New Roman" w:hAnsi="Consolas" w:cs="Times New Roman"/>
+          <w:b/>
+          <w:bCs/>
+          <w:color w:val="000000"/>
+          <w:sz w:val="33"/>
+          <w:szCs w:val="33"/>
+          <w:lang w:eastAsia="es-ES"/>
+        </w:rPr>
+        <w:t>            }</w:t>
+      </w:r>
+      <w:proofErr w:type="spellStart"/>
+      <w:proofErr w:type="gramStart"/>
+      <w:r>
+        <w:rPr>
+          <w:rFonts w:ascii="Consolas" w:eastAsia="Times New Roman" w:hAnsi="Consolas" w:cs="Times New Roman"/>
+          <w:b/>
+          <w:bCs/>
+          <w:color w:val="F92672"/>
+          <w:sz w:val="33"/>
+          <w:szCs w:val="33"/>
+          <w:lang w:eastAsia="es-ES"/>
+        </w:rPr>
+        <w:t>else</w:t>
+      </w:r>
+      <w:proofErr w:type="spellEnd"/>
+      <w:proofErr w:type="gramEnd"/>
+      <w:r>
+        <w:rPr>
+          <w:rFonts w:ascii="Consolas" w:eastAsia="Times New Roman" w:hAnsi="Consolas" w:cs="Times New Roman"/>
+          <w:b/>
+          <w:bCs/>
+          <w:color w:val="000000"/>
+          <w:sz w:val="33"/>
+          <w:szCs w:val="33"/>
+          <w:lang w:eastAsia="es-ES"/>
+        </w:rPr>
+        <w:t>{</w:t>
+      </w:r>
+    </w:p>
+    <w:p>
+      <w:pPr>
+        <w:shd w:val="clear" w:color="auto" w:fill="FFFFFF"/>
+        <w:spacing w:after="0" w:line="450" w:lineRule="atLeast"/>
+        <w:rPr>
+          <w:rFonts w:ascii="Consolas" w:eastAsia="Times New Roman" w:hAnsi="Consolas" w:cs="Times New Roman"/>
+          <w:b/>
+          <w:bCs/>
+          <w:color w:val="000000"/>
+          <w:sz w:val="33"/>
+          <w:szCs w:val="33"/>
+          <w:lang w:eastAsia="es-ES"/>
+        </w:rPr>
+      </w:pPr>
+      <w:r>
+        <w:rPr>
+          <w:rFonts w:ascii="Consolas" w:eastAsia="Times New Roman" w:hAnsi="Consolas" w:cs="Times New Roman"/>
+          <w:b/>
+          <w:bCs/>
+          <w:color w:val="000000"/>
+          <w:sz w:val="33"/>
+          <w:szCs w:val="33"/>
+          <w:lang w:eastAsia="es-ES"/>
+        </w:rPr>
+        <w:t xml:space="preserve">                </w:t>
+      </w:r>
+      <w:proofErr w:type="gramStart"/>
+      <w:r>
+        <w:rPr>
+          <w:rFonts w:ascii="Consolas" w:eastAsia="Times New Roman" w:hAnsi="Consolas" w:cs="Times New Roman"/>
+          <w:b/>
+          <w:bCs/>
+          <w:color w:val="000000"/>
+          <w:sz w:val="33"/>
+          <w:szCs w:val="33"/>
+          <w:lang w:eastAsia="es-ES"/>
+        </w:rPr>
+        <w:t>menor</w:t>
+      </w:r>
+      <w:proofErr w:type="gramEnd"/>
+      <w:r>
+        <w:rPr>
+          <w:rFonts w:ascii="Consolas" w:eastAsia="Times New Roman" w:hAnsi="Consolas" w:cs="Times New Roman"/>
+          <w:b/>
+          <w:bCs/>
+          <w:color w:val="000000"/>
+          <w:sz w:val="33"/>
+          <w:szCs w:val="33"/>
+          <w:lang w:eastAsia="es-ES"/>
+        </w:rPr>
+        <w:t xml:space="preserve"> </w:t>
+      </w:r>
+      <w:r>
+        <w:rPr>
+          <w:rFonts w:ascii="Consolas" w:eastAsia="Times New Roman" w:hAnsi="Consolas" w:cs="Times New Roman"/>
+          <w:b/>
+          <w:bCs/>
+          <w:color w:val="F92672"/>
+          <w:sz w:val="33"/>
+          <w:szCs w:val="33"/>
+          <w:lang w:eastAsia="es-ES"/>
+        </w:rPr>
+        <w:t>=</w:t>
+      </w:r>
+      <w:r>
+        <w:rPr>
+          <w:rFonts w:ascii="Consolas" w:eastAsia="Times New Roman" w:hAnsi="Consolas" w:cs="Times New Roman"/>
+          <w:b/>
+          <w:bCs/>
+          <w:color w:val="000000"/>
+          <w:sz w:val="33"/>
+          <w:szCs w:val="33"/>
+          <w:lang w:eastAsia="es-ES"/>
+        </w:rPr>
+        <w:t xml:space="preserve"> numero3;</w:t>
+      </w:r>
+    </w:p>
+    <w:p>
+      <w:pPr>
+        <w:shd w:val="clear" w:color="auto" w:fill="FFFFFF"/>
+        <w:spacing w:after="0" w:line="450" w:lineRule="atLeast"/>
+        <w:rPr>
+          <w:rFonts w:ascii="Consolas" w:eastAsia="Times New Roman" w:hAnsi="Consolas" w:cs="Times New Roman"/>
+          <w:b/>
+          <w:bCs/>
+          <w:color w:val="000000"/>
+          <w:sz w:val="33"/>
+          <w:szCs w:val="33"/>
+          <w:lang w:eastAsia="es-ES"/>
+        </w:rPr>
+      </w:pPr>
+      <w:r>
+        <w:rPr>
+          <w:rFonts w:ascii="Consolas" w:eastAsia="Times New Roman" w:hAnsi="Consolas" w:cs="Times New Roman"/>
+          <w:b/>
+          <w:bCs/>
+          <w:color w:val="000000"/>
+          <w:sz w:val="33"/>
+          <w:szCs w:val="33"/>
+          <w:lang w:eastAsia="es-ES"/>
+        </w:rPr>
+        <w:t>            }</w:t>
+      </w:r>
+    </w:p>
+    <w:p>
+      <w:pPr>
+        <w:shd w:val="clear" w:color="auto" w:fill="FFFFFF"/>
+        <w:spacing w:after="0" w:line="450" w:lineRule="atLeast"/>
+        <w:rPr>
+          <w:rFonts w:ascii="Consolas" w:eastAsia="Times New Roman" w:hAnsi="Consolas" w:cs="Times New Roman"/>
+          <w:b/>
+          <w:bCs/>
+          <w:color w:val="000000"/>
+          <w:sz w:val="33"/>
+          <w:szCs w:val="33"/>
+          <w:lang w:eastAsia="es-ES"/>
+        </w:rPr>
+      </w:pPr>
+      <w:r>
+        <w:rPr>
+          <w:rFonts w:ascii="Consolas" w:eastAsia="Times New Roman" w:hAnsi="Consolas" w:cs="Times New Roman"/>
+          <w:b/>
+          <w:bCs/>
+          <w:color w:val="000000"/>
+          <w:sz w:val="33"/>
+          <w:szCs w:val="33"/>
+          <w:lang w:eastAsia="es-ES"/>
+        </w:rPr>
+        <w:t xml:space="preserve">            </w:t>
+      </w:r>
+      <w:r>
+        <w:rPr>
+          <w:rFonts w:ascii="Consolas" w:eastAsia="Times New Roman" w:hAnsi="Consolas" w:cs="Times New Roman"/>
+          <w:b/>
+          <w:bCs/>
+          <w:color w:val="9F9F8F"/>
+          <w:sz w:val="33"/>
+          <w:szCs w:val="33"/>
+          <w:lang w:eastAsia="es-ES"/>
+        </w:rPr>
+        <w:t xml:space="preserve">//recuperamos el elemento mensaje de </w:t>
+      </w:r>
+      <w:proofErr w:type="spellStart"/>
+      <w:r>
+        <w:rPr>
+          <w:rFonts w:ascii="Consolas" w:eastAsia="Times New Roman" w:hAnsi="Consolas" w:cs="Times New Roman"/>
+          <w:b/>
+          <w:bCs/>
+          <w:color w:val="9F9F8F"/>
+          <w:sz w:val="33"/>
+          <w:szCs w:val="33"/>
+          <w:lang w:eastAsia="es-ES"/>
+        </w:rPr>
+        <w:t>html</w:t>
+      </w:r>
+      <w:proofErr w:type="spellEnd"/>
+    </w:p>
+    <w:p>
+      <w:pPr>
+        <w:shd w:val="clear" w:color="auto" w:fill="FFFFFF"/>
+        <w:spacing w:after="0" w:line="450" w:lineRule="atLeast"/>
+        <w:rPr>
+          <w:rFonts w:ascii="Consolas" w:eastAsia="Times New Roman" w:hAnsi="Consolas" w:cs="Times New Roman"/>
+          <w:b/>
+          <w:bCs/>
+          <w:color w:val="000000"/>
+          <w:sz w:val="33"/>
+          <w:szCs w:val="33"/>
+          <w:lang w:eastAsia="es-ES"/>
+        </w:rPr>
+      </w:pPr>
+      <w:r>
+        <w:rPr>
+          <w:rFonts w:ascii="Consolas" w:eastAsia="Times New Roman" w:hAnsi="Consolas" w:cs="Times New Roman"/>
+          <w:b/>
+          <w:bCs/>
+          <w:color w:val="000000"/>
+          <w:sz w:val="33"/>
+          <w:szCs w:val="33"/>
+          <w:lang w:eastAsia="es-ES"/>
+        </w:rPr>
+        <w:t xml:space="preserve">            </w:t>
+      </w:r>
+      <w:proofErr w:type="spellStart"/>
+      <w:proofErr w:type="gramStart"/>
+      <w:r>
+        <w:rPr>
+          <w:rFonts w:ascii="Consolas" w:eastAsia="Times New Roman" w:hAnsi="Consolas" w:cs="Times New Roman"/>
+          <w:b/>
+          <w:bCs/>
+          <w:i/>
+          <w:iCs/>
+          <w:color w:val="28C6E4"/>
+          <w:sz w:val="33"/>
+          <w:szCs w:val="33"/>
+          <w:lang w:eastAsia="es-ES"/>
+        </w:rPr>
+        <w:t>let</w:t>
+      </w:r>
+      <w:proofErr w:type="spellEnd"/>
+      <w:proofErr w:type="gramEnd"/>
+      <w:r>
+        <w:rPr>
+          <w:rFonts w:ascii="Consolas" w:eastAsia="Times New Roman" w:hAnsi="Consolas" w:cs="Times New Roman"/>
+          <w:b/>
+          <w:bCs/>
+          <w:color w:val="000000"/>
+          <w:sz w:val="33"/>
+          <w:szCs w:val="33"/>
+          <w:lang w:eastAsia="es-ES"/>
+        </w:rPr>
+        <w:t xml:space="preserve"> mensaje </w:t>
+      </w:r>
+      <w:r>
+        <w:rPr>
+          <w:rFonts w:ascii="Consolas" w:eastAsia="Times New Roman" w:hAnsi="Consolas" w:cs="Times New Roman"/>
+          <w:b/>
+          <w:bCs/>
+          <w:color w:val="F92672"/>
+          <w:sz w:val="33"/>
+          <w:szCs w:val="33"/>
+          <w:lang w:eastAsia="es-ES"/>
+        </w:rPr>
+        <w:t>=</w:t>
+      </w:r>
+      <w:r>
+        <w:rPr>
+          <w:rFonts w:ascii="Consolas" w:eastAsia="Times New Roman" w:hAnsi="Consolas" w:cs="Times New Roman"/>
+          <w:b/>
+          <w:bCs/>
+          <w:color w:val="000000"/>
+          <w:sz w:val="33"/>
+          <w:szCs w:val="33"/>
+          <w:lang w:eastAsia="es-ES"/>
+        </w:rPr>
+        <w:t xml:space="preserve"> </w:t>
+      </w:r>
+      <w:proofErr w:type="spellStart"/>
+      <w:r>
+        <w:rPr>
+          <w:rFonts w:ascii="Consolas" w:eastAsia="Times New Roman" w:hAnsi="Consolas" w:cs="Times New Roman"/>
+          <w:b/>
+          <w:bCs/>
+          <w:color w:val="000000"/>
+          <w:sz w:val="33"/>
+          <w:szCs w:val="33"/>
+          <w:lang w:eastAsia="es-ES"/>
+        </w:rPr>
+        <w:t>document.</w:t>
+      </w:r>
+      <w:r>
+        <w:rPr>
+          <w:rFonts w:ascii="Consolas" w:eastAsia="Times New Roman" w:hAnsi="Consolas" w:cs="Times New Roman"/>
+          <w:b/>
+          <w:bCs/>
+          <w:color w:val="6AAF19"/>
+          <w:sz w:val="33"/>
+          <w:szCs w:val="33"/>
+          <w:lang w:eastAsia="es-ES"/>
+        </w:rPr>
+        <w:t>getElementById</w:t>
+      </w:r>
+      <w:proofErr w:type="spellEnd"/>
+      <w:r>
+        <w:rPr>
+          <w:rFonts w:ascii="Consolas" w:eastAsia="Times New Roman" w:hAnsi="Consolas" w:cs="Times New Roman"/>
+          <w:b/>
+          <w:bCs/>
+          <w:color w:val="000000"/>
+          <w:sz w:val="33"/>
+          <w:szCs w:val="33"/>
+          <w:lang w:eastAsia="es-ES"/>
+        </w:rPr>
+        <w:t>(</w:t>
+      </w:r>
+      <w:r>
+        <w:rPr>
+          <w:rFonts w:ascii="Consolas" w:eastAsia="Times New Roman" w:hAnsi="Consolas" w:cs="Times New Roman"/>
+          <w:b/>
+          <w:bCs/>
+          <w:color w:val="F25A00"/>
+          <w:sz w:val="33"/>
+          <w:szCs w:val="33"/>
+          <w:lang w:eastAsia="es-ES"/>
+        </w:rPr>
+        <w:t>"mensaje"</w:t>
+      </w:r>
+      <w:r>
+        <w:rPr>
+          <w:rFonts w:ascii="Consolas" w:eastAsia="Times New Roman" w:hAnsi="Consolas" w:cs="Times New Roman"/>
+          <w:b/>
+          <w:bCs/>
+          <w:color w:val="000000"/>
+          <w:sz w:val="33"/>
+          <w:szCs w:val="33"/>
+          <w:lang w:eastAsia="es-ES"/>
+        </w:rPr>
+        <w:t>);</w:t>
+      </w:r>
+    </w:p>
+    <w:p>
+      <w:pPr>
+        <w:shd w:val="clear" w:color="auto" w:fill="FFFFFF"/>
+        <w:spacing w:after="0" w:line="450" w:lineRule="atLeast"/>
+        <w:rPr>
+          <w:rFonts w:ascii="Consolas" w:eastAsia="Times New Roman" w:hAnsi="Consolas" w:cs="Times New Roman"/>
+          <w:b/>
+          <w:bCs/>
+          <w:color w:val="000000"/>
+          <w:sz w:val="33"/>
+          <w:szCs w:val="33"/>
+          <w:lang w:eastAsia="es-ES"/>
+        </w:rPr>
+      </w:pPr>
+      <w:r>
+        <w:rPr>
+          <w:rFonts w:ascii="Consolas" w:eastAsia="Times New Roman" w:hAnsi="Consolas" w:cs="Times New Roman"/>
+          <w:b/>
+          <w:bCs/>
+          <w:color w:val="000000"/>
+          <w:sz w:val="33"/>
+          <w:szCs w:val="33"/>
+          <w:lang w:eastAsia="es-ES"/>
+        </w:rPr>
+        <w:t xml:space="preserve">            </w:t>
+      </w:r>
+      <w:r>
+        <w:rPr>
+          <w:rFonts w:ascii="Consolas" w:eastAsia="Times New Roman" w:hAnsi="Consolas" w:cs="Times New Roman"/>
+          <w:b/>
+          <w:bCs/>
+          <w:color w:val="9F9F8F"/>
+          <w:sz w:val="33"/>
+          <w:szCs w:val="33"/>
+          <w:lang w:eastAsia="es-ES"/>
+        </w:rPr>
+        <w:t xml:space="preserve">//escribimos en mensaje el </w:t>
+      </w:r>
+      <w:proofErr w:type="spellStart"/>
+      <w:proofErr w:type="gramStart"/>
+      <w:r>
+        <w:rPr>
+          <w:rFonts w:ascii="Consolas" w:eastAsia="Times New Roman" w:hAnsi="Consolas" w:cs="Times New Roman"/>
+          <w:b/>
+          <w:bCs/>
+          <w:color w:val="9F9F8F"/>
+          <w:sz w:val="33"/>
+          <w:szCs w:val="33"/>
+          <w:lang w:eastAsia="es-ES"/>
+        </w:rPr>
+        <w:t>numero</w:t>
+      </w:r>
+      <w:proofErr w:type="spellEnd"/>
+      <w:proofErr w:type="gramEnd"/>
+      <w:r>
+        <w:rPr>
+          <w:rFonts w:ascii="Consolas" w:eastAsia="Times New Roman" w:hAnsi="Consolas" w:cs="Times New Roman"/>
+          <w:b/>
+          <w:bCs/>
+          <w:color w:val="9F9F8F"/>
+          <w:sz w:val="33"/>
+          <w:szCs w:val="33"/>
+          <w:lang w:eastAsia="es-ES"/>
+        </w:rPr>
+        <w:t xml:space="preserve"> mayor y el menor</w:t>
+      </w:r>
+    </w:p>
+    <w:p>
+      <w:pPr>
+        <w:shd w:val="clear" w:color="auto" w:fill="FFFFFF"/>
+        <w:spacing w:after="0" w:line="450" w:lineRule="atLeast"/>
+        <w:rPr>
+          <w:rFonts w:ascii="Consolas" w:eastAsia="Times New Roman" w:hAnsi="Consolas" w:cs="Times New Roman"/>
+          <w:b/>
+          <w:bCs/>
+          <w:color w:val="000000"/>
+          <w:sz w:val="33"/>
+          <w:szCs w:val="33"/>
+          <w:lang w:eastAsia="es-ES"/>
+        </w:rPr>
+      </w:pPr>
+      <w:r>
+        <w:rPr>
+          <w:rFonts w:ascii="Consolas" w:eastAsia="Times New Roman" w:hAnsi="Consolas" w:cs="Times New Roman"/>
+          <w:b/>
+          <w:bCs/>
+          <w:color w:val="000000"/>
+          <w:sz w:val="33"/>
+          <w:szCs w:val="33"/>
+          <w:lang w:eastAsia="es-ES"/>
+        </w:rPr>
+        <w:t xml:space="preserve">            </w:t>
+      </w:r>
+      <w:proofErr w:type="spellStart"/>
+      <w:r>
+        <w:rPr>
+          <w:rFonts w:ascii="Consolas" w:eastAsia="Times New Roman" w:hAnsi="Consolas" w:cs="Times New Roman"/>
+          <w:b/>
+          <w:bCs/>
+          <w:color w:val="000000"/>
+          <w:sz w:val="33"/>
+          <w:szCs w:val="33"/>
+          <w:lang w:eastAsia="es-ES"/>
+        </w:rPr>
+        <w:t>mensaje.innerText</w:t>
+      </w:r>
+      <w:proofErr w:type="spellEnd"/>
+      <w:r>
+        <w:rPr>
+          <w:rFonts w:ascii="Consolas" w:eastAsia="Times New Roman" w:hAnsi="Consolas" w:cs="Times New Roman"/>
+          <w:b/>
+          <w:bCs/>
+          <w:color w:val="000000"/>
+          <w:sz w:val="33"/>
+          <w:szCs w:val="33"/>
+          <w:lang w:eastAsia="es-ES"/>
+        </w:rPr>
+        <w:t xml:space="preserve"> </w:t>
+      </w:r>
+      <w:r>
+        <w:rPr>
+          <w:rFonts w:ascii="Consolas" w:eastAsia="Times New Roman" w:hAnsi="Consolas" w:cs="Times New Roman"/>
+          <w:b/>
+          <w:bCs/>
+          <w:color w:val="F92672"/>
+          <w:sz w:val="33"/>
+          <w:szCs w:val="33"/>
+          <w:lang w:eastAsia="es-ES"/>
+        </w:rPr>
+        <w:t>=</w:t>
+      </w:r>
+      <w:r>
+        <w:rPr>
+          <w:rFonts w:ascii="Consolas" w:eastAsia="Times New Roman" w:hAnsi="Consolas" w:cs="Times New Roman"/>
+          <w:b/>
+          <w:bCs/>
+          <w:color w:val="000000"/>
+          <w:sz w:val="33"/>
+          <w:szCs w:val="33"/>
+          <w:lang w:eastAsia="es-ES"/>
+        </w:rPr>
+        <w:t xml:space="preserve"> </w:t>
+      </w:r>
+      <w:r>
+        <w:rPr>
+          <w:rFonts w:ascii="Consolas" w:eastAsia="Times New Roman" w:hAnsi="Consolas" w:cs="Times New Roman"/>
+          <w:b/>
+          <w:bCs/>
+          <w:color w:val="F25A00"/>
+          <w:sz w:val="33"/>
+          <w:szCs w:val="33"/>
+          <w:lang w:eastAsia="es-ES"/>
+        </w:rPr>
+        <w:t>"Mayor: "</w:t>
+      </w:r>
+      <w:r>
+        <w:rPr>
+          <w:rFonts w:ascii="Consolas" w:eastAsia="Times New Roman" w:hAnsi="Consolas" w:cs="Times New Roman"/>
+          <w:b/>
+          <w:bCs/>
+          <w:color w:val="000000"/>
+          <w:sz w:val="33"/>
+          <w:szCs w:val="33"/>
+          <w:lang w:eastAsia="es-ES"/>
+        </w:rPr>
+        <w:t xml:space="preserve"> </w:t>
+      </w:r>
+      <w:r>
+        <w:rPr>
+          <w:rFonts w:ascii="Consolas" w:eastAsia="Times New Roman" w:hAnsi="Consolas" w:cs="Times New Roman"/>
+          <w:b/>
+          <w:bCs/>
+          <w:color w:val="F92672"/>
+          <w:sz w:val="33"/>
+          <w:szCs w:val="33"/>
+          <w:lang w:eastAsia="es-ES"/>
+        </w:rPr>
+        <w:t>+</w:t>
+      </w:r>
+      <w:r>
+        <w:rPr>
+          <w:rFonts w:ascii="Consolas" w:eastAsia="Times New Roman" w:hAnsi="Consolas" w:cs="Times New Roman"/>
+          <w:b/>
+          <w:bCs/>
+          <w:color w:val="000000"/>
+          <w:sz w:val="33"/>
+          <w:szCs w:val="33"/>
+          <w:lang w:eastAsia="es-ES"/>
+        </w:rPr>
+        <w:t xml:space="preserve"> mayor </w:t>
+      </w:r>
+      <w:r>
+        <w:rPr>
+          <w:rFonts w:ascii="Consolas" w:eastAsia="Times New Roman" w:hAnsi="Consolas" w:cs="Times New Roman"/>
+          <w:b/>
+          <w:bCs/>
+          <w:color w:val="F92672"/>
+          <w:sz w:val="33"/>
+          <w:szCs w:val="33"/>
+          <w:lang w:eastAsia="es-ES"/>
+        </w:rPr>
+        <w:t>+</w:t>
+      </w:r>
+      <w:r>
+        <w:rPr>
+          <w:rFonts w:ascii="Consolas" w:eastAsia="Times New Roman" w:hAnsi="Consolas" w:cs="Times New Roman"/>
+          <w:b/>
+          <w:bCs/>
+          <w:color w:val="000000"/>
+          <w:sz w:val="33"/>
+          <w:szCs w:val="33"/>
+          <w:lang w:eastAsia="es-ES"/>
+        </w:rPr>
+        <w:t xml:space="preserve"> </w:t>
+      </w:r>
+      <w:r>
+        <w:rPr>
+          <w:rFonts w:ascii="Consolas" w:eastAsia="Times New Roman" w:hAnsi="Consolas" w:cs="Times New Roman"/>
+          <w:b/>
+          <w:bCs/>
+          <w:color w:val="F25A00"/>
+          <w:sz w:val="33"/>
+          <w:szCs w:val="33"/>
+          <w:lang w:eastAsia="es-ES"/>
+        </w:rPr>
+        <w:t>", Menor: "</w:t>
+      </w:r>
+      <w:r>
+        <w:rPr>
+          <w:rFonts w:ascii="Consolas" w:eastAsia="Times New Roman" w:hAnsi="Consolas" w:cs="Times New Roman"/>
+          <w:b/>
+          <w:bCs/>
+          <w:color w:val="000000"/>
+          <w:sz w:val="33"/>
+          <w:szCs w:val="33"/>
+          <w:lang w:eastAsia="es-ES"/>
+        </w:rPr>
+        <w:t xml:space="preserve"> </w:t>
+      </w:r>
+      <w:r>
+        <w:rPr>
+          <w:rFonts w:ascii="Consolas" w:eastAsia="Times New Roman" w:hAnsi="Consolas" w:cs="Times New Roman"/>
+          <w:b/>
+          <w:bCs/>
+          <w:color w:val="F92672"/>
+          <w:sz w:val="33"/>
+          <w:szCs w:val="33"/>
+          <w:lang w:eastAsia="es-ES"/>
+        </w:rPr>
+        <w:t>+</w:t>
+      </w:r>
+      <w:r>
+        <w:rPr>
+          <w:rFonts w:ascii="Consolas" w:eastAsia="Times New Roman" w:hAnsi="Consolas" w:cs="Times New Roman"/>
+          <w:b/>
+          <w:bCs/>
+          <w:color w:val="000000"/>
+          <w:sz w:val="33"/>
+          <w:szCs w:val="33"/>
+          <w:lang w:eastAsia="es-ES"/>
+        </w:rPr>
+        <w:t xml:space="preserve"> menor;</w:t>
+      </w:r>
+    </w:p>
+    <w:p>
+      <w:pPr>
+        <w:shd w:val="clear" w:color="auto" w:fill="FFFFFF"/>
+        <w:spacing w:after="0" w:line="450" w:lineRule="atLeast"/>
+        <w:rPr>
+          <w:rFonts w:ascii="Consolas" w:eastAsia="Times New Roman" w:hAnsi="Consolas" w:cs="Times New Roman"/>
+          <w:b/>
+          <w:bCs/>
+          <w:color w:val="000000"/>
+          <w:sz w:val="33"/>
+          <w:szCs w:val="33"/>
+          <w:lang w:eastAsia="es-ES"/>
+        </w:rPr>
+      </w:pPr>
+      <w:r>
+        <w:rPr>
+          <w:rFonts w:ascii="Consolas" w:eastAsia="Times New Roman" w:hAnsi="Consolas" w:cs="Times New Roman"/>
+          <w:b/>
+          <w:bCs/>
+          <w:color w:val="000000"/>
+          <w:sz w:val="33"/>
+          <w:szCs w:val="33"/>
+          <w:lang w:eastAsia="es-ES"/>
+        </w:rPr>
+        <w:t>        }</w:t>
+      </w:r>
+    </w:p>
+    <w:p>
+      <w:pPr>
+        <w:shd w:val="clear" w:color="auto" w:fill="FFFFFF"/>
+        <w:spacing w:after="0" w:line="450" w:lineRule="atLeast"/>
+        <w:rPr>
+          <w:rFonts w:ascii="Consolas" w:eastAsia="Times New Roman" w:hAnsi="Consolas" w:cs="Times New Roman"/>
+          <w:b/>
+          <w:bCs/>
+          <w:color w:val="000000"/>
+          <w:sz w:val="33"/>
+          <w:szCs w:val="33"/>
+          <w:lang w:eastAsia="es-ES"/>
+        </w:rPr>
+      </w:pPr>
+      <w:r>
+        <w:rPr>
+          <w:rFonts w:ascii="Consolas" w:eastAsia="Times New Roman" w:hAnsi="Consolas" w:cs="Times New Roman"/>
+          <w:b/>
+          <w:bCs/>
+          <w:color w:val="000000"/>
+          <w:sz w:val="33"/>
+          <w:szCs w:val="33"/>
+          <w:lang w:eastAsia="es-ES"/>
+        </w:rPr>
+        <w:t>    &lt;/</w:t>
+      </w:r>
+      <w:proofErr w:type="gramStart"/>
+      <w:r>
+        <w:rPr>
+          <w:rFonts w:ascii="Consolas" w:eastAsia="Times New Roman" w:hAnsi="Consolas" w:cs="Times New Roman"/>
+          <w:b/>
+          <w:bCs/>
+          <w:color w:val="F92672"/>
+          <w:sz w:val="33"/>
+          <w:szCs w:val="33"/>
+          <w:lang w:eastAsia="es-ES"/>
+        </w:rPr>
+        <w:t>script</w:t>
+      </w:r>
+      <w:proofErr w:type="gramEnd"/>
+      <w:r>
+        <w:rPr>
+          <w:rFonts w:ascii="Consolas" w:eastAsia="Times New Roman" w:hAnsi="Consolas" w:cs="Times New Roman"/>
+          <w:b/>
+          <w:bCs/>
+          <w:color w:val="000000"/>
+          <w:sz w:val="33"/>
+          <w:szCs w:val="33"/>
+          <w:lang w:eastAsia="es-ES"/>
+        </w:rPr>
+        <w:t>&gt;</w:t>
+      </w:r>
+    </w:p>
+    <w:p>
+      <w:pPr>
+        <w:shd w:val="clear" w:color="auto" w:fill="FFFFFF"/>
+        <w:spacing w:after="0" w:line="450" w:lineRule="atLeast"/>
+        <w:rPr>
+          <w:rFonts w:ascii="Consolas" w:eastAsia="Times New Roman" w:hAnsi="Consolas" w:cs="Times New Roman"/>
+          <w:b/>
+          <w:bCs/>
+          <w:color w:val="000000"/>
+          <w:sz w:val="33"/>
+          <w:szCs w:val="33"/>
+          <w:lang w:eastAsia="es-ES"/>
+        </w:rPr>
+      </w:pPr>
+      <w:r>
+        <w:rPr>
+          <w:rFonts w:ascii="Consolas" w:eastAsia="Times New Roman" w:hAnsi="Consolas" w:cs="Times New Roman"/>
+          <w:b/>
+          <w:bCs/>
+          <w:color w:val="000000"/>
+          <w:sz w:val="33"/>
+          <w:szCs w:val="33"/>
+          <w:lang w:eastAsia="es-ES"/>
+        </w:rPr>
+        <w:t>&lt;/</w:t>
+      </w:r>
+      <w:proofErr w:type="gramStart"/>
+      <w:r>
+        <w:rPr>
+          <w:rFonts w:ascii="Consolas" w:eastAsia="Times New Roman" w:hAnsi="Consolas" w:cs="Times New Roman"/>
+          <w:b/>
+          <w:bCs/>
+          <w:color w:val="F92672"/>
+          <w:sz w:val="33"/>
+          <w:szCs w:val="33"/>
+          <w:lang w:eastAsia="es-ES"/>
+        </w:rPr>
+        <w:t>head</w:t>
+      </w:r>
+      <w:proofErr w:type="gramEnd"/>
+      <w:r>
+        <w:rPr>
+          <w:rFonts w:ascii="Consolas" w:eastAsia="Times New Roman" w:hAnsi="Consolas" w:cs="Times New Roman"/>
+          <w:b/>
+          <w:bCs/>
+          <w:color w:val="000000"/>
+          <w:sz w:val="33"/>
+          <w:szCs w:val="33"/>
+          <w:lang w:eastAsia="es-ES"/>
+        </w:rPr>
+        <w:t>&gt;</w:t>
+      </w:r>
+    </w:p>
+    <w:p>
+      <w:pPr>
+        <w:shd w:val="clear" w:color="auto" w:fill="FFFFFF"/>
+        <w:spacing w:after="0" w:line="450" w:lineRule="atLeast"/>
+        <w:rPr>
+          <w:rFonts w:ascii="Consolas" w:eastAsia="Times New Roman" w:hAnsi="Consolas" w:cs="Times New Roman"/>
+          <w:b/>
+          <w:bCs/>
+          <w:color w:val="000000"/>
+          <w:sz w:val="33"/>
+          <w:szCs w:val="33"/>
+          <w:lang w:eastAsia="es-ES"/>
+        </w:rPr>
+      </w:pPr>
+      <w:r>
+        <w:rPr>
+          <w:rFonts w:ascii="Consolas" w:eastAsia="Times New Roman" w:hAnsi="Consolas" w:cs="Times New Roman"/>
+          <w:b/>
+          <w:bCs/>
+          <w:color w:val="000000"/>
+          <w:sz w:val="33"/>
+          <w:szCs w:val="33"/>
+          <w:lang w:eastAsia="es-ES"/>
+        </w:rPr>
+        <w:t>&lt;</w:t>
+      </w:r>
+      <w:proofErr w:type="spellStart"/>
+      <w:proofErr w:type="gramStart"/>
+      <w:r>
+        <w:rPr>
+          <w:rFonts w:ascii="Consolas" w:eastAsia="Times New Roman" w:hAnsi="Consolas" w:cs="Times New Roman"/>
+          <w:b/>
+          <w:bCs/>
+          <w:color w:val="F92672"/>
+          <w:sz w:val="33"/>
+          <w:szCs w:val="33"/>
+          <w:lang w:eastAsia="es-ES"/>
+        </w:rPr>
+        <w:t>body</w:t>
+      </w:r>
+      <w:proofErr w:type="spellEnd"/>
+      <w:proofErr w:type="gramEnd"/>
+      <w:r>
+        <w:rPr>
+          <w:rFonts w:ascii="Consolas" w:eastAsia="Times New Roman" w:hAnsi="Consolas" w:cs="Times New Roman"/>
+          <w:b/>
+          <w:bCs/>
+          <w:color w:val="000000"/>
+          <w:sz w:val="33"/>
+          <w:szCs w:val="33"/>
+          <w:lang w:eastAsia="es-ES"/>
+        </w:rPr>
+        <w:t>&gt;</w:t>
+      </w:r>
+    </w:p>
+    <w:p>
+      <w:pPr>
+        <w:shd w:val="clear" w:color="auto" w:fill="FFFFFF"/>
+        <w:spacing w:after="0" w:line="450" w:lineRule="atLeast"/>
+        <w:rPr>
+          <w:rFonts w:ascii="Consolas" w:eastAsia="Times New Roman" w:hAnsi="Consolas" w:cs="Times New Roman"/>
+          <w:b/>
+          <w:bCs/>
+          <w:color w:val="000000"/>
+          <w:sz w:val="33"/>
+          <w:szCs w:val="33"/>
+          <w:lang w:eastAsia="es-ES"/>
+        </w:rPr>
+      </w:pPr>
+      <w:r>
+        <w:rPr>
+          <w:rFonts w:ascii="Consolas" w:eastAsia="Times New Roman" w:hAnsi="Consolas" w:cs="Times New Roman"/>
+          <w:b/>
+          <w:bCs/>
+          <w:color w:val="000000"/>
+          <w:sz w:val="33"/>
+          <w:szCs w:val="33"/>
+          <w:lang w:eastAsia="es-ES"/>
+        </w:rPr>
+        <w:t>    &lt;</w:t>
+      </w:r>
+      <w:r>
+        <w:rPr>
+          <w:rFonts w:ascii="Consolas" w:eastAsia="Times New Roman" w:hAnsi="Consolas" w:cs="Times New Roman"/>
+          <w:b/>
+          <w:bCs/>
+          <w:color w:val="F92672"/>
+          <w:sz w:val="33"/>
+          <w:szCs w:val="33"/>
+          <w:lang w:eastAsia="es-ES"/>
+        </w:rPr>
+        <w:t>h1</w:t>
+      </w:r>
+      <w:r>
+        <w:rPr>
+          <w:rFonts w:ascii="Consolas" w:eastAsia="Times New Roman" w:hAnsi="Consolas" w:cs="Times New Roman"/>
+          <w:b/>
+          <w:bCs/>
+          <w:color w:val="000000"/>
+          <w:sz w:val="33"/>
+          <w:szCs w:val="33"/>
+          <w:lang w:eastAsia="es-ES"/>
+        </w:rPr>
+        <w:t>&gt;Número mayor menor&lt;/</w:t>
+      </w:r>
+      <w:r>
+        <w:rPr>
+          <w:rFonts w:ascii="Consolas" w:eastAsia="Times New Roman" w:hAnsi="Consolas" w:cs="Times New Roman"/>
+          <w:b/>
+          <w:bCs/>
+          <w:color w:val="F92672"/>
+          <w:sz w:val="33"/>
+          <w:szCs w:val="33"/>
+          <w:lang w:eastAsia="es-ES"/>
+        </w:rPr>
+        <w:t>h1</w:t>
+      </w:r>
+      <w:r>
+        <w:rPr>
+          <w:rFonts w:ascii="Consolas" w:eastAsia="Times New Roman" w:hAnsi="Consolas" w:cs="Times New Roman"/>
+          <w:b/>
+          <w:bCs/>
+          <w:color w:val="000000"/>
+          <w:sz w:val="33"/>
+          <w:szCs w:val="33"/>
+          <w:lang w:eastAsia="es-ES"/>
+        </w:rPr>
+        <w:t>&gt;</w:t>
+      </w:r>
+    </w:p>
+    <w:p>
+      <w:pPr>
+        <w:shd w:val="clear" w:color="auto" w:fill="FFFFFF"/>
+        <w:spacing w:after="0" w:line="450" w:lineRule="atLeast"/>
+        <w:rPr>
+          <w:rFonts w:ascii="Consolas" w:eastAsia="Times New Roman" w:hAnsi="Consolas" w:cs="Times New Roman"/>
+          <w:b/>
+          <w:bCs/>
+          <w:color w:val="000000"/>
+          <w:sz w:val="33"/>
+          <w:szCs w:val="33"/>
+          <w:lang w:eastAsia="es-ES"/>
+        </w:rPr>
+      </w:pPr>
+      <w:r>
+        <w:rPr>
+          <w:rFonts w:ascii="Consolas" w:eastAsia="Times New Roman" w:hAnsi="Consolas" w:cs="Times New Roman"/>
+          <w:b/>
+          <w:bCs/>
+          <w:color w:val="000000"/>
+          <w:sz w:val="33"/>
+          <w:szCs w:val="33"/>
+          <w:lang w:eastAsia="es-ES"/>
+        </w:rPr>
+        <w:t>    Número 1: &lt;</w:t>
+      </w:r>
+      <w:r>
+        <w:rPr>
+          <w:rFonts w:ascii="Consolas" w:eastAsia="Times New Roman" w:hAnsi="Consolas" w:cs="Times New Roman"/>
+          <w:b/>
+          <w:bCs/>
+          <w:color w:val="F92672"/>
+          <w:sz w:val="33"/>
+          <w:szCs w:val="33"/>
+          <w:lang w:eastAsia="es-ES"/>
+        </w:rPr>
+        <w:t>input</w:t>
+      </w:r>
+      <w:r>
+        <w:rPr>
+          <w:rFonts w:ascii="Consolas" w:eastAsia="Times New Roman" w:hAnsi="Consolas" w:cs="Times New Roman"/>
+          <w:b/>
+          <w:bCs/>
+          <w:color w:val="000000"/>
+          <w:sz w:val="33"/>
+          <w:szCs w:val="33"/>
+          <w:lang w:eastAsia="es-ES"/>
+        </w:rPr>
+        <w:t xml:space="preserve"> </w:t>
+      </w:r>
+      <w:proofErr w:type="spellStart"/>
+      <w:r>
+        <w:rPr>
+          <w:rFonts w:ascii="Consolas" w:eastAsia="Times New Roman" w:hAnsi="Consolas" w:cs="Times New Roman"/>
+          <w:b/>
+          <w:bCs/>
+          <w:color w:val="6AAF19"/>
+          <w:sz w:val="33"/>
+          <w:szCs w:val="33"/>
+          <w:lang w:eastAsia="es-ES"/>
+        </w:rPr>
+        <w:t>type</w:t>
+      </w:r>
+      <w:proofErr w:type="spellEnd"/>
+      <w:r>
+        <w:rPr>
+          <w:rFonts w:ascii="Consolas" w:eastAsia="Times New Roman" w:hAnsi="Consolas" w:cs="Times New Roman"/>
+          <w:b/>
+          <w:bCs/>
+          <w:i/>
+          <w:iCs/>
+          <w:color w:val="CD3704"/>
+          <w:sz w:val="33"/>
+          <w:szCs w:val="33"/>
+          <w:lang w:eastAsia="es-ES"/>
+        </w:rPr>
+        <w:t>=</w:t>
+      </w:r>
+      <w:r>
+        <w:rPr>
+          <w:rFonts w:ascii="Consolas" w:eastAsia="Times New Roman" w:hAnsi="Consolas" w:cs="Times New Roman"/>
+          <w:b/>
+          <w:bCs/>
+          <w:i/>
+          <w:iCs/>
+          <w:color w:val="F25A00"/>
+          <w:sz w:val="33"/>
+          <w:szCs w:val="33"/>
+          <w:lang w:eastAsia="es-ES"/>
+        </w:rPr>
+        <w:t>"</w:t>
+      </w:r>
+      <w:proofErr w:type="spellStart"/>
+      <w:r>
+        <w:rPr>
+          <w:rFonts w:ascii="Consolas" w:eastAsia="Times New Roman" w:hAnsi="Consolas" w:cs="Times New Roman"/>
+          <w:b/>
+          <w:bCs/>
+          <w:i/>
+          <w:iCs/>
+          <w:color w:val="F25A00"/>
+          <w:sz w:val="33"/>
+          <w:szCs w:val="33"/>
+          <w:lang w:eastAsia="es-ES"/>
+        </w:rPr>
+        <w:t>number</w:t>
+      </w:r>
+      <w:proofErr w:type="spellEnd"/>
+      <w:r>
+        <w:rPr>
+          <w:rFonts w:ascii="Consolas" w:eastAsia="Times New Roman" w:hAnsi="Consolas" w:cs="Times New Roman"/>
+          <w:b/>
+          <w:bCs/>
+          <w:i/>
+          <w:iCs/>
+          <w:color w:val="F25A00"/>
+          <w:sz w:val="33"/>
+          <w:szCs w:val="33"/>
+          <w:lang w:eastAsia="es-ES"/>
+        </w:rPr>
+        <w:t>"</w:t>
+      </w:r>
+      <w:r>
+        <w:rPr>
+          <w:rFonts w:ascii="Consolas" w:eastAsia="Times New Roman" w:hAnsi="Consolas" w:cs="Times New Roman"/>
+          <w:b/>
+          <w:bCs/>
+          <w:color w:val="000000"/>
+          <w:sz w:val="33"/>
+          <w:szCs w:val="33"/>
+          <w:lang w:eastAsia="es-ES"/>
+        </w:rPr>
+        <w:t xml:space="preserve"> </w:t>
+      </w:r>
+      <w:r>
+        <w:rPr>
+          <w:rFonts w:ascii="Consolas" w:eastAsia="Times New Roman" w:hAnsi="Consolas" w:cs="Times New Roman"/>
+          <w:b/>
+          <w:bCs/>
+          <w:color w:val="6AAF19"/>
+          <w:sz w:val="33"/>
+          <w:szCs w:val="33"/>
+          <w:lang w:eastAsia="es-ES"/>
+        </w:rPr>
+        <w:t>id</w:t>
+      </w:r>
+      <w:r>
+        <w:rPr>
+          <w:rFonts w:ascii="Consolas" w:eastAsia="Times New Roman" w:hAnsi="Consolas" w:cs="Times New Roman"/>
+          <w:b/>
+          <w:bCs/>
+          <w:i/>
+          <w:iCs/>
+          <w:color w:val="CD3704"/>
+          <w:sz w:val="33"/>
+          <w:szCs w:val="33"/>
+          <w:lang w:eastAsia="es-ES"/>
+        </w:rPr>
+        <w:t>=</w:t>
+      </w:r>
+      <w:r>
+        <w:rPr>
+          <w:rFonts w:ascii="Consolas" w:eastAsia="Times New Roman" w:hAnsi="Consolas" w:cs="Times New Roman"/>
+          <w:b/>
+          <w:bCs/>
+          <w:i/>
+          <w:iCs/>
+          <w:color w:val="F25A00"/>
+          <w:sz w:val="33"/>
+          <w:szCs w:val="33"/>
+          <w:lang w:eastAsia="es-ES"/>
+        </w:rPr>
+        <w:t>"cajanumero1"</w:t>
+      </w:r>
+      <w:r>
+        <w:rPr>
+          <w:rFonts w:ascii="Consolas" w:eastAsia="Times New Roman" w:hAnsi="Consolas" w:cs="Times New Roman"/>
+          <w:b/>
+          <w:bCs/>
+          <w:color w:val="000000"/>
+          <w:sz w:val="33"/>
+          <w:szCs w:val="33"/>
+          <w:lang w:eastAsia="es-ES"/>
+        </w:rPr>
+        <w:t>/&gt;</w:t>
+      </w:r>
+    </w:p>
+    <w:p>
+      <w:pPr>
+        <w:shd w:val="clear" w:color="auto" w:fill="FFFFFF"/>
+        <w:spacing w:after="0" w:line="450" w:lineRule="atLeast"/>
+        <w:rPr>
+          <w:rFonts w:ascii="Consolas" w:eastAsia="Times New Roman" w:hAnsi="Consolas" w:cs="Times New Roman"/>
+          <w:b/>
+          <w:bCs/>
+          <w:color w:val="000000"/>
+          <w:sz w:val="33"/>
+          <w:szCs w:val="33"/>
+          <w:lang w:eastAsia="es-ES"/>
+        </w:rPr>
+      </w:pPr>
+      <w:r>
+        <w:rPr>
+          <w:rFonts w:ascii="Consolas" w:eastAsia="Times New Roman" w:hAnsi="Consolas" w:cs="Times New Roman"/>
+          <w:b/>
+          <w:bCs/>
+          <w:color w:val="000000"/>
+          <w:sz w:val="33"/>
+          <w:szCs w:val="33"/>
+          <w:lang w:eastAsia="es-ES"/>
+        </w:rPr>
+        <w:t>    &lt;</w:t>
+      </w:r>
+      <w:proofErr w:type="spellStart"/>
+      <w:r>
+        <w:rPr>
+          <w:rFonts w:ascii="Consolas" w:eastAsia="Times New Roman" w:hAnsi="Consolas" w:cs="Times New Roman"/>
+          <w:b/>
+          <w:bCs/>
+          <w:color w:val="F92672"/>
+          <w:sz w:val="33"/>
+          <w:szCs w:val="33"/>
+          <w:lang w:eastAsia="es-ES"/>
+        </w:rPr>
+        <w:t>br</w:t>
+      </w:r>
+      <w:proofErr w:type="spellEnd"/>
+      <w:r>
+        <w:rPr>
+          <w:rFonts w:ascii="Consolas" w:eastAsia="Times New Roman" w:hAnsi="Consolas" w:cs="Times New Roman"/>
+          <w:b/>
+          <w:bCs/>
+          <w:color w:val="000000"/>
+          <w:sz w:val="33"/>
+          <w:szCs w:val="33"/>
+          <w:lang w:eastAsia="es-ES"/>
+        </w:rPr>
+        <w:t>/&gt;</w:t>
+      </w:r>
+    </w:p>
+    <w:p>
+      <w:pPr>
+        <w:shd w:val="clear" w:color="auto" w:fill="FFFFFF"/>
+        <w:spacing w:after="0" w:line="450" w:lineRule="atLeast"/>
+        <w:rPr>
+          <w:rFonts w:ascii="Consolas" w:eastAsia="Times New Roman" w:hAnsi="Consolas" w:cs="Times New Roman"/>
+          <w:b/>
+          <w:bCs/>
+          <w:color w:val="000000"/>
+          <w:sz w:val="33"/>
+          <w:szCs w:val="33"/>
+          <w:lang w:eastAsia="es-ES"/>
+        </w:rPr>
+      </w:pPr>
+      <w:r>
+        <w:rPr>
+          <w:rFonts w:ascii="Consolas" w:eastAsia="Times New Roman" w:hAnsi="Consolas" w:cs="Times New Roman"/>
+          <w:b/>
+          <w:bCs/>
+          <w:color w:val="000000"/>
+          <w:sz w:val="33"/>
+          <w:szCs w:val="33"/>
+          <w:lang w:eastAsia="es-ES"/>
+        </w:rPr>
+        <w:t>    Número 2: &lt;</w:t>
+      </w:r>
+      <w:r>
+        <w:rPr>
+          <w:rFonts w:ascii="Consolas" w:eastAsia="Times New Roman" w:hAnsi="Consolas" w:cs="Times New Roman"/>
+          <w:b/>
+          <w:bCs/>
+          <w:color w:val="F92672"/>
+          <w:sz w:val="33"/>
+          <w:szCs w:val="33"/>
+          <w:lang w:eastAsia="es-ES"/>
+        </w:rPr>
+        <w:t>input</w:t>
+      </w:r>
+      <w:r>
+        <w:rPr>
+          <w:rFonts w:ascii="Consolas" w:eastAsia="Times New Roman" w:hAnsi="Consolas" w:cs="Times New Roman"/>
+          <w:b/>
+          <w:bCs/>
+          <w:color w:val="000000"/>
+          <w:sz w:val="33"/>
+          <w:szCs w:val="33"/>
+          <w:lang w:eastAsia="es-ES"/>
+        </w:rPr>
+        <w:t xml:space="preserve"> </w:t>
+      </w:r>
+      <w:proofErr w:type="spellStart"/>
+      <w:r>
+        <w:rPr>
+          <w:rFonts w:ascii="Consolas" w:eastAsia="Times New Roman" w:hAnsi="Consolas" w:cs="Times New Roman"/>
+          <w:b/>
+          <w:bCs/>
+          <w:color w:val="6AAF19"/>
+          <w:sz w:val="33"/>
+          <w:szCs w:val="33"/>
+          <w:lang w:eastAsia="es-ES"/>
+        </w:rPr>
+        <w:t>type</w:t>
+      </w:r>
+      <w:proofErr w:type="spellEnd"/>
+      <w:r>
+        <w:rPr>
+          <w:rFonts w:ascii="Consolas" w:eastAsia="Times New Roman" w:hAnsi="Consolas" w:cs="Times New Roman"/>
+          <w:b/>
+          <w:bCs/>
+          <w:i/>
+          <w:iCs/>
+          <w:color w:val="CD3704"/>
+          <w:sz w:val="33"/>
+          <w:szCs w:val="33"/>
+          <w:lang w:eastAsia="es-ES"/>
+        </w:rPr>
+        <w:t>=</w:t>
+      </w:r>
+      <w:r>
+        <w:rPr>
+          <w:rFonts w:ascii="Consolas" w:eastAsia="Times New Roman" w:hAnsi="Consolas" w:cs="Times New Roman"/>
+          <w:b/>
+          <w:bCs/>
+          <w:i/>
+          <w:iCs/>
+          <w:color w:val="F25A00"/>
+          <w:sz w:val="33"/>
+          <w:szCs w:val="33"/>
+          <w:lang w:eastAsia="es-ES"/>
+        </w:rPr>
+        <w:t>"</w:t>
+      </w:r>
+      <w:proofErr w:type="spellStart"/>
+      <w:r>
+        <w:rPr>
+          <w:rFonts w:ascii="Consolas" w:eastAsia="Times New Roman" w:hAnsi="Consolas" w:cs="Times New Roman"/>
+          <w:b/>
+          <w:bCs/>
+          <w:i/>
+          <w:iCs/>
+          <w:color w:val="F25A00"/>
+          <w:sz w:val="33"/>
+          <w:szCs w:val="33"/>
+          <w:lang w:eastAsia="es-ES"/>
+        </w:rPr>
+        <w:t>number</w:t>
+      </w:r>
+      <w:proofErr w:type="spellEnd"/>
+      <w:r>
+        <w:rPr>
+          <w:rFonts w:ascii="Consolas" w:eastAsia="Times New Roman" w:hAnsi="Consolas" w:cs="Times New Roman"/>
+          <w:b/>
+          <w:bCs/>
+          <w:i/>
+          <w:iCs/>
+          <w:color w:val="F25A00"/>
+          <w:sz w:val="33"/>
+          <w:szCs w:val="33"/>
+          <w:lang w:eastAsia="es-ES"/>
+        </w:rPr>
+        <w:t>"</w:t>
+      </w:r>
+      <w:r>
+        <w:rPr>
+          <w:rFonts w:ascii="Consolas" w:eastAsia="Times New Roman" w:hAnsi="Consolas" w:cs="Times New Roman"/>
+          <w:b/>
+          <w:bCs/>
+          <w:color w:val="000000"/>
+          <w:sz w:val="33"/>
+          <w:szCs w:val="33"/>
+          <w:lang w:eastAsia="es-ES"/>
+        </w:rPr>
+        <w:t xml:space="preserve"> </w:t>
+      </w:r>
+      <w:r>
+        <w:rPr>
+          <w:rFonts w:ascii="Consolas" w:eastAsia="Times New Roman" w:hAnsi="Consolas" w:cs="Times New Roman"/>
+          <w:b/>
+          <w:bCs/>
+          <w:color w:val="6AAF19"/>
+          <w:sz w:val="33"/>
+          <w:szCs w:val="33"/>
+          <w:lang w:eastAsia="es-ES"/>
+        </w:rPr>
+        <w:t>id</w:t>
+      </w:r>
+      <w:r>
+        <w:rPr>
+          <w:rFonts w:ascii="Consolas" w:eastAsia="Times New Roman" w:hAnsi="Consolas" w:cs="Times New Roman"/>
+          <w:b/>
+          <w:bCs/>
+          <w:i/>
+          <w:iCs/>
+          <w:color w:val="CD3704"/>
+          <w:sz w:val="33"/>
+          <w:szCs w:val="33"/>
+          <w:lang w:eastAsia="es-ES"/>
+        </w:rPr>
+        <w:t>=</w:t>
+      </w:r>
+      <w:r>
+        <w:rPr>
+          <w:rFonts w:ascii="Consolas" w:eastAsia="Times New Roman" w:hAnsi="Consolas" w:cs="Times New Roman"/>
+          <w:b/>
+          <w:bCs/>
+          <w:i/>
+          <w:iCs/>
+          <w:color w:val="F25A00"/>
+          <w:sz w:val="33"/>
+          <w:szCs w:val="33"/>
+          <w:lang w:eastAsia="es-ES"/>
+        </w:rPr>
+        <w:t>"cajanumero2"</w:t>
+      </w:r>
+      <w:r>
+        <w:rPr>
+          <w:rFonts w:ascii="Consolas" w:eastAsia="Times New Roman" w:hAnsi="Consolas" w:cs="Times New Roman"/>
+          <w:b/>
+          <w:bCs/>
+          <w:color w:val="000000"/>
+          <w:sz w:val="33"/>
+          <w:szCs w:val="33"/>
+          <w:lang w:eastAsia="es-ES"/>
+        </w:rPr>
+        <w:t>/&gt;</w:t>
+      </w:r>
+    </w:p>
+    <w:p>
+      <w:pPr>
+        <w:shd w:val="clear" w:color="auto" w:fill="FFFFFF"/>
+        <w:spacing w:after="0" w:line="450" w:lineRule="atLeast"/>
+        <w:rPr>
+          <w:rFonts w:ascii="Consolas" w:eastAsia="Times New Roman" w:hAnsi="Consolas" w:cs="Times New Roman"/>
+          <w:b/>
+          <w:bCs/>
+          <w:color w:val="000000"/>
+          <w:sz w:val="33"/>
+          <w:szCs w:val="33"/>
+          <w:lang w:eastAsia="es-ES"/>
+        </w:rPr>
+      </w:pPr>
+      <w:r>
+        <w:rPr>
+          <w:rFonts w:ascii="Consolas" w:eastAsia="Times New Roman" w:hAnsi="Consolas" w:cs="Times New Roman"/>
+          <w:b/>
+          <w:bCs/>
+          <w:color w:val="000000"/>
+          <w:sz w:val="33"/>
+          <w:szCs w:val="33"/>
+          <w:lang w:eastAsia="es-ES"/>
+        </w:rPr>
+        <w:t>    &lt;</w:t>
+      </w:r>
+      <w:proofErr w:type="spellStart"/>
+      <w:r>
+        <w:rPr>
+          <w:rFonts w:ascii="Consolas" w:eastAsia="Times New Roman" w:hAnsi="Consolas" w:cs="Times New Roman"/>
+          <w:b/>
+          <w:bCs/>
+          <w:color w:val="F92672"/>
+          <w:sz w:val="33"/>
+          <w:szCs w:val="33"/>
+          <w:lang w:eastAsia="es-ES"/>
+        </w:rPr>
+        <w:t>br</w:t>
+      </w:r>
+      <w:proofErr w:type="spellEnd"/>
+      <w:r>
+        <w:rPr>
+          <w:rFonts w:ascii="Consolas" w:eastAsia="Times New Roman" w:hAnsi="Consolas" w:cs="Times New Roman"/>
+          <w:b/>
+          <w:bCs/>
+          <w:color w:val="000000"/>
+          <w:sz w:val="33"/>
+          <w:szCs w:val="33"/>
+          <w:lang w:eastAsia="es-ES"/>
+        </w:rPr>
+        <w:t>/&gt;</w:t>
+      </w:r>
+    </w:p>
+    <w:p>
+      <w:pPr>
+        <w:shd w:val="clear" w:color="auto" w:fill="FFFFFF"/>
+        <w:spacing w:after="0" w:line="450" w:lineRule="atLeast"/>
+        <w:rPr>
+          <w:rFonts w:ascii="Consolas" w:eastAsia="Times New Roman" w:hAnsi="Consolas" w:cs="Times New Roman"/>
+          <w:b/>
+          <w:bCs/>
+          <w:color w:val="000000"/>
+          <w:sz w:val="33"/>
+          <w:szCs w:val="33"/>
+          <w:lang w:eastAsia="es-ES"/>
+        </w:rPr>
+      </w:pPr>
+      <w:r>
+        <w:rPr>
+          <w:rFonts w:ascii="Consolas" w:eastAsia="Times New Roman" w:hAnsi="Consolas" w:cs="Times New Roman"/>
+          <w:b/>
+          <w:bCs/>
+          <w:color w:val="000000"/>
+          <w:sz w:val="33"/>
+          <w:szCs w:val="33"/>
+          <w:lang w:eastAsia="es-ES"/>
+        </w:rPr>
+        <w:t>    Número 3: &lt;</w:t>
+      </w:r>
+      <w:r>
+        <w:rPr>
+          <w:rFonts w:ascii="Consolas" w:eastAsia="Times New Roman" w:hAnsi="Consolas" w:cs="Times New Roman"/>
+          <w:b/>
+          <w:bCs/>
+          <w:color w:val="F92672"/>
+          <w:sz w:val="33"/>
+          <w:szCs w:val="33"/>
+          <w:lang w:eastAsia="es-ES"/>
+        </w:rPr>
+        <w:t>input</w:t>
+      </w:r>
+      <w:r>
+        <w:rPr>
+          <w:rFonts w:ascii="Consolas" w:eastAsia="Times New Roman" w:hAnsi="Consolas" w:cs="Times New Roman"/>
+          <w:b/>
+          <w:bCs/>
+          <w:color w:val="000000"/>
+          <w:sz w:val="33"/>
+          <w:szCs w:val="33"/>
+          <w:lang w:eastAsia="es-ES"/>
+        </w:rPr>
+        <w:t xml:space="preserve"> </w:t>
+      </w:r>
+      <w:proofErr w:type="spellStart"/>
+      <w:r>
+        <w:rPr>
+          <w:rFonts w:ascii="Consolas" w:eastAsia="Times New Roman" w:hAnsi="Consolas" w:cs="Times New Roman"/>
+          <w:b/>
+          <w:bCs/>
+          <w:color w:val="6AAF19"/>
+          <w:sz w:val="33"/>
+          <w:szCs w:val="33"/>
+          <w:lang w:eastAsia="es-ES"/>
+        </w:rPr>
+        <w:t>type</w:t>
+      </w:r>
+      <w:proofErr w:type="spellEnd"/>
+      <w:r>
+        <w:rPr>
+          <w:rFonts w:ascii="Consolas" w:eastAsia="Times New Roman" w:hAnsi="Consolas" w:cs="Times New Roman"/>
+          <w:b/>
+          <w:bCs/>
+          <w:i/>
+          <w:iCs/>
+          <w:color w:val="CD3704"/>
+          <w:sz w:val="33"/>
+          <w:szCs w:val="33"/>
+          <w:lang w:eastAsia="es-ES"/>
+        </w:rPr>
+        <w:t>=</w:t>
+      </w:r>
+      <w:r>
+        <w:rPr>
+          <w:rFonts w:ascii="Consolas" w:eastAsia="Times New Roman" w:hAnsi="Consolas" w:cs="Times New Roman"/>
+          <w:b/>
+          <w:bCs/>
+          <w:i/>
+          <w:iCs/>
+          <w:color w:val="F25A00"/>
+          <w:sz w:val="33"/>
+          <w:szCs w:val="33"/>
+          <w:lang w:eastAsia="es-ES"/>
+        </w:rPr>
+        <w:t>"</w:t>
+      </w:r>
+      <w:proofErr w:type="spellStart"/>
+      <w:r>
+        <w:rPr>
+          <w:rFonts w:ascii="Consolas" w:eastAsia="Times New Roman" w:hAnsi="Consolas" w:cs="Times New Roman"/>
+          <w:b/>
+          <w:bCs/>
+          <w:i/>
+          <w:iCs/>
+          <w:color w:val="F25A00"/>
+          <w:sz w:val="33"/>
+          <w:szCs w:val="33"/>
+          <w:lang w:eastAsia="es-ES"/>
+        </w:rPr>
+        <w:t>number</w:t>
+      </w:r>
+      <w:proofErr w:type="spellEnd"/>
+      <w:r>
+        <w:rPr>
+          <w:rFonts w:ascii="Consolas" w:eastAsia="Times New Roman" w:hAnsi="Consolas" w:cs="Times New Roman"/>
+          <w:b/>
+          <w:bCs/>
+          <w:i/>
+          <w:iCs/>
+          <w:color w:val="F25A00"/>
+          <w:sz w:val="33"/>
+          <w:szCs w:val="33"/>
+          <w:lang w:eastAsia="es-ES"/>
+        </w:rPr>
+        <w:t>"</w:t>
+      </w:r>
+      <w:r>
+        <w:rPr>
+          <w:rFonts w:ascii="Consolas" w:eastAsia="Times New Roman" w:hAnsi="Consolas" w:cs="Times New Roman"/>
+          <w:b/>
+          <w:bCs/>
+          <w:color w:val="000000"/>
+          <w:sz w:val="33"/>
+          <w:szCs w:val="33"/>
+          <w:lang w:eastAsia="es-ES"/>
+        </w:rPr>
+        <w:t xml:space="preserve"> </w:t>
+      </w:r>
+      <w:r>
+        <w:rPr>
+          <w:rFonts w:ascii="Consolas" w:eastAsia="Times New Roman" w:hAnsi="Consolas" w:cs="Times New Roman"/>
+          <w:b/>
+          <w:bCs/>
+          <w:color w:val="6AAF19"/>
+          <w:sz w:val="33"/>
+          <w:szCs w:val="33"/>
+          <w:lang w:eastAsia="es-ES"/>
+        </w:rPr>
+        <w:t>id</w:t>
+      </w:r>
+      <w:r>
+        <w:rPr>
+          <w:rFonts w:ascii="Consolas" w:eastAsia="Times New Roman" w:hAnsi="Consolas" w:cs="Times New Roman"/>
+          <w:b/>
+          <w:bCs/>
+          <w:i/>
+          <w:iCs/>
+          <w:color w:val="CD3704"/>
+          <w:sz w:val="33"/>
+          <w:szCs w:val="33"/>
+          <w:lang w:eastAsia="es-ES"/>
+        </w:rPr>
+        <w:t>=</w:t>
+      </w:r>
+      <w:r>
+        <w:rPr>
+          <w:rFonts w:ascii="Consolas" w:eastAsia="Times New Roman" w:hAnsi="Consolas" w:cs="Times New Roman"/>
+          <w:b/>
+          <w:bCs/>
+          <w:i/>
+          <w:iCs/>
+          <w:color w:val="F25A00"/>
+          <w:sz w:val="33"/>
+          <w:szCs w:val="33"/>
+          <w:lang w:eastAsia="es-ES"/>
+        </w:rPr>
+        <w:t>"cajanumero3"</w:t>
+      </w:r>
+      <w:r>
+        <w:rPr>
+          <w:rFonts w:ascii="Consolas" w:eastAsia="Times New Roman" w:hAnsi="Consolas" w:cs="Times New Roman"/>
+          <w:b/>
+          <w:bCs/>
+          <w:color w:val="000000"/>
+          <w:sz w:val="33"/>
+          <w:szCs w:val="33"/>
+          <w:lang w:eastAsia="es-ES"/>
+        </w:rPr>
+        <w:t>/&gt;</w:t>
+      </w:r>
+    </w:p>
+    <w:p>
+      <w:pPr>
+        <w:shd w:val="clear" w:color="auto" w:fill="FFFFFF"/>
+        <w:spacing w:after="0" w:line="450" w:lineRule="atLeast"/>
+        <w:rPr>
+          <w:rFonts w:ascii="Consolas" w:eastAsia="Times New Roman" w:hAnsi="Consolas" w:cs="Times New Roman"/>
+          <w:b/>
+          <w:bCs/>
+          <w:color w:val="000000"/>
+          <w:sz w:val="33"/>
+          <w:szCs w:val="33"/>
+          <w:lang w:eastAsia="es-ES"/>
+        </w:rPr>
+      </w:pPr>
+      <w:r>
+        <w:rPr>
+          <w:rFonts w:ascii="Consolas" w:eastAsia="Times New Roman" w:hAnsi="Consolas" w:cs="Times New Roman"/>
+          <w:b/>
+          <w:bCs/>
+          <w:color w:val="000000"/>
+          <w:sz w:val="33"/>
+          <w:szCs w:val="33"/>
+          <w:lang w:eastAsia="es-ES"/>
+        </w:rPr>
+        <w:t>    &lt;</w:t>
+      </w:r>
+      <w:proofErr w:type="spellStart"/>
+      <w:r>
+        <w:rPr>
+          <w:rFonts w:ascii="Consolas" w:eastAsia="Times New Roman" w:hAnsi="Consolas" w:cs="Times New Roman"/>
+          <w:b/>
+          <w:bCs/>
+          <w:color w:val="F92672"/>
+          <w:sz w:val="33"/>
+          <w:szCs w:val="33"/>
+          <w:lang w:eastAsia="es-ES"/>
+        </w:rPr>
+        <w:t>br</w:t>
+      </w:r>
+      <w:proofErr w:type="spellEnd"/>
+      <w:r>
+        <w:rPr>
+          <w:rFonts w:ascii="Consolas" w:eastAsia="Times New Roman" w:hAnsi="Consolas" w:cs="Times New Roman"/>
+          <w:b/>
+          <w:bCs/>
+          <w:color w:val="000000"/>
+          <w:sz w:val="33"/>
+          <w:szCs w:val="33"/>
+          <w:lang w:eastAsia="es-ES"/>
+        </w:rPr>
+        <w:t>/&gt;</w:t>
+      </w:r>
+    </w:p>
+    <w:p>
+      <w:pPr>
+        <w:shd w:val="clear" w:color="auto" w:fill="FFFFFF"/>
+        <w:spacing w:after="0" w:line="450" w:lineRule="atLeast"/>
+        <w:rPr>
+          <w:rFonts w:ascii="Consolas" w:eastAsia="Times New Roman" w:hAnsi="Consolas" w:cs="Times New Roman"/>
+          <w:b/>
+          <w:bCs/>
+          <w:color w:val="000000"/>
+          <w:sz w:val="33"/>
+          <w:szCs w:val="33"/>
+          <w:lang w:eastAsia="es-ES"/>
+        </w:rPr>
+      </w:pPr>
+      <w:r>
+        <w:rPr>
+          <w:rFonts w:ascii="Consolas" w:eastAsia="Times New Roman" w:hAnsi="Consolas" w:cs="Times New Roman"/>
+          <w:b/>
+          <w:bCs/>
+          <w:color w:val="000000"/>
+          <w:sz w:val="33"/>
+          <w:szCs w:val="33"/>
+          <w:lang w:eastAsia="es-ES"/>
+        </w:rPr>
+        <w:t>    &lt;</w:t>
+      </w:r>
+      <w:proofErr w:type="spellStart"/>
+      <w:r>
+        <w:rPr>
+          <w:rFonts w:ascii="Consolas" w:eastAsia="Times New Roman" w:hAnsi="Consolas" w:cs="Times New Roman"/>
+          <w:b/>
+          <w:bCs/>
+          <w:color w:val="F92672"/>
+          <w:sz w:val="33"/>
+          <w:szCs w:val="33"/>
+          <w:lang w:eastAsia="es-ES"/>
+        </w:rPr>
+        <w:t>button</w:t>
+      </w:r>
+      <w:proofErr w:type="spellEnd"/>
+      <w:r>
+        <w:rPr>
+          <w:rFonts w:ascii="Consolas" w:eastAsia="Times New Roman" w:hAnsi="Consolas" w:cs="Times New Roman"/>
+          <w:b/>
+          <w:bCs/>
+          <w:color w:val="000000"/>
+          <w:sz w:val="33"/>
+          <w:szCs w:val="33"/>
+          <w:lang w:eastAsia="es-ES"/>
+        </w:rPr>
+        <w:t xml:space="preserve"> </w:t>
+      </w:r>
+      <w:proofErr w:type="spellStart"/>
+      <w:r>
+        <w:rPr>
+          <w:rFonts w:ascii="Consolas" w:eastAsia="Times New Roman" w:hAnsi="Consolas" w:cs="Times New Roman"/>
+          <w:b/>
+          <w:bCs/>
+          <w:color w:val="6AAF19"/>
+          <w:sz w:val="33"/>
+          <w:szCs w:val="33"/>
+          <w:lang w:eastAsia="es-ES"/>
+        </w:rPr>
+        <w:t>onclick</w:t>
+      </w:r>
+      <w:proofErr w:type="spellEnd"/>
+      <w:r>
+        <w:rPr>
+          <w:rFonts w:ascii="Consolas" w:eastAsia="Times New Roman" w:hAnsi="Consolas" w:cs="Times New Roman"/>
+          <w:b/>
+          <w:bCs/>
+          <w:i/>
+          <w:iCs/>
+          <w:color w:val="CD3704"/>
+          <w:sz w:val="33"/>
+          <w:szCs w:val="33"/>
+          <w:lang w:eastAsia="es-ES"/>
+        </w:rPr>
+        <w:t>=</w:t>
+      </w:r>
+      <w:r>
+        <w:rPr>
+          <w:rFonts w:ascii="Consolas" w:eastAsia="Times New Roman" w:hAnsi="Consolas" w:cs="Times New Roman"/>
+          <w:b/>
+          <w:bCs/>
+          <w:i/>
+          <w:iCs/>
+          <w:color w:val="F25A00"/>
+          <w:sz w:val="33"/>
+          <w:szCs w:val="33"/>
+          <w:lang w:eastAsia="es-ES"/>
+        </w:rPr>
+        <w:t>"</w:t>
+      </w:r>
+      <w:proofErr w:type="spellStart"/>
+      <w:proofErr w:type="gramStart"/>
+      <w:r>
+        <w:rPr>
+          <w:rFonts w:ascii="Consolas" w:eastAsia="Times New Roman" w:hAnsi="Consolas" w:cs="Times New Roman"/>
+          <w:b/>
+          <w:bCs/>
+          <w:color w:val="6AAF19"/>
+          <w:sz w:val="33"/>
+          <w:szCs w:val="33"/>
+          <w:lang w:eastAsia="es-ES"/>
+        </w:rPr>
+        <w:t>evaluarMayorMenor</w:t>
+      </w:r>
+      <w:proofErr w:type="spellEnd"/>
+      <w:r>
+        <w:rPr>
+          <w:rFonts w:ascii="Consolas" w:eastAsia="Times New Roman" w:hAnsi="Consolas" w:cs="Times New Roman"/>
+          <w:b/>
+          <w:bCs/>
+          <w:i/>
+          <w:iCs/>
+          <w:color w:val="F25A00"/>
+          <w:sz w:val="33"/>
+          <w:szCs w:val="33"/>
+          <w:lang w:eastAsia="es-ES"/>
+        </w:rPr>
+        <w:t>(</w:t>
+      </w:r>
+      <w:proofErr w:type="gramEnd"/>
+      <w:r>
+        <w:rPr>
+          <w:rFonts w:ascii="Consolas" w:eastAsia="Times New Roman" w:hAnsi="Consolas" w:cs="Times New Roman"/>
+          <w:b/>
+          <w:bCs/>
+          <w:i/>
+          <w:iCs/>
+          <w:color w:val="F25A00"/>
+          <w:sz w:val="33"/>
+          <w:szCs w:val="33"/>
+          <w:lang w:eastAsia="es-ES"/>
+        </w:rPr>
+        <w:t>)"</w:t>
+      </w:r>
+      <w:r>
+        <w:rPr>
+          <w:rFonts w:ascii="Consolas" w:eastAsia="Times New Roman" w:hAnsi="Consolas" w:cs="Times New Roman"/>
+          <w:b/>
+          <w:bCs/>
+          <w:color w:val="000000"/>
+          <w:sz w:val="33"/>
+          <w:szCs w:val="33"/>
+          <w:lang w:eastAsia="es-ES"/>
+        </w:rPr>
+        <w:t>&gt;Mayor/Menor&lt;/</w:t>
+      </w:r>
+      <w:proofErr w:type="spellStart"/>
+      <w:r>
+        <w:rPr>
+          <w:rFonts w:ascii="Consolas" w:eastAsia="Times New Roman" w:hAnsi="Consolas" w:cs="Times New Roman"/>
+          <w:b/>
+          <w:bCs/>
+          <w:color w:val="F92672"/>
+          <w:sz w:val="33"/>
+          <w:szCs w:val="33"/>
+          <w:lang w:eastAsia="es-ES"/>
+        </w:rPr>
+        <w:t>button</w:t>
+      </w:r>
+      <w:proofErr w:type="spellEnd"/>
+      <w:r>
+        <w:rPr>
+          <w:rFonts w:ascii="Consolas" w:eastAsia="Times New Roman" w:hAnsi="Consolas" w:cs="Times New Roman"/>
+          <w:b/>
+          <w:bCs/>
+          <w:color w:val="000000"/>
+          <w:sz w:val="33"/>
+          <w:szCs w:val="33"/>
+          <w:lang w:eastAsia="es-ES"/>
+        </w:rPr>
+        <w:t>&gt;</w:t>
+      </w:r>
+    </w:p>
+    <w:p>
+      <w:pPr>
+        <w:shd w:val="clear" w:color="auto" w:fill="FFFFFF"/>
+        <w:spacing w:after="0" w:line="450" w:lineRule="atLeast"/>
+        <w:rPr>
+          <w:rFonts w:ascii="Consolas" w:eastAsia="Times New Roman" w:hAnsi="Consolas" w:cs="Times New Roman"/>
+          <w:b/>
+          <w:bCs/>
+          <w:color w:val="000000"/>
+          <w:sz w:val="33"/>
+          <w:szCs w:val="33"/>
+          <w:lang w:eastAsia="es-ES"/>
+        </w:rPr>
+      </w:pPr>
+      <w:r>
+        <w:rPr>
+          <w:rFonts w:ascii="Consolas" w:eastAsia="Times New Roman" w:hAnsi="Consolas" w:cs="Times New Roman"/>
+          <w:b/>
+          <w:bCs/>
+          <w:color w:val="000000"/>
+          <w:sz w:val="33"/>
+          <w:szCs w:val="33"/>
+          <w:lang w:eastAsia="es-ES"/>
+        </w:rPr>
+        <w:t>    &lt;</w:t>
+      </w:r>
+      <w:r>
+        <w:rPr>
+          <w:rFonts w:ascii="Consolas" w:eastAsia="Times New Roman" w:hAnsi="Consolas" w:cs="Times New Roman"/>
+          <w:b/>
+          <w:bCs/>
+          <w:color w:val="F92672"/>
+          <w:sz w:val="33"/>
+          <w:szCs w:val="33"/>
+          <w:lang w:eastAsia="es-ES"/>
+        </w:rPr>
+        <w:t>h3</w:t>
+      </w:r>
+      <w:r>
+        <w:rPr>
+          <w:rFonts w:ascii="Consolas" w:eastAsia="Times New Roman" w:hAnsi="Consolas" w:cs="Times New Roman"/>
+          <w:b/>
+          <w:bCs/>
+          <w:color w:val="000000"/>
+          <w:sz w:val="33"/>
+          <w:szCs w:val="33"/>
+          <w:lang w:eastAsia="es-ES"/>
+        </w:rPr>
+        <w:t xml:space="preserve"> </w:t>
+      </w:r>
+      <w:r>
+        <w:rPr>
+          <w:rFonts w:ascii="Consolas" w:eastAsia="Times New Roman" w:hAnsi="Consolas" w:cs="Times New Roman"/>
+          <w:b/>
+          <w:bCs/>
+          <w:color w:val="6AAF19"/>
+          <w:sz w:val="33"/>
+          <w:szCs w:val="33"/>
+          <w:lang w:eastAsia="es-ES"/>
+        </w:rPr>
+        <w:t>id</w:t>
+      </w:r>
+      <w:r>
+        <w:rPr>
+          <w:rFonts w:ascii="Consolas" w:eastAsia="Times New Roman" w:hAnsi="Consolas" w:cs="Times New Roman"/>
+          <w:b/>
+          <w:bCs/>
+          <w:i/>
+          <w:iCs/>
+          <w:color w:val="CD3704"/>
+          <w:sz w:val="33"/>
+          <w:szCs w:val="33"/>
+          <w:lang w:eastAsia="es-ES"/>
+        </w:rPr>
+        <w:t>=</w:t>
+      </w:r>
+      <w:r>
+        <w:rPr>
+          <w:rFonts w:ascii="Consolas" w:eastAsia="Times New Roman" w:hAnsi="Consolas" w:cs="Times New Roman"/>
+          <w:b/>
+          <w:bCs/>
+          <w:i/>
+          <w:iCs/>
+          <w:color w:val="F25A00"/>
+          <w:sz w:val="33"/>
+          <w:szCs w:val="33"/>
+          <w:lang w:eastAsia="es-ES"/>
+        </w:rPr>
+        <w:t>"mensaje"</w:t>
+      </w:r>
+      <w:r>
+        <w:rPr>
+          <w:rFonts w:ascii="Consolas" w:eastAsia="Times New Roman" w:hAnsi="Consolas" w:cs="Times New Roman"/>
+          <w:b/>
+          <w:bCs/>
+          <w:color w:val="000000"/>
+          <w:sz w:val="33"/>
+          <w:szCs w:val="33"/>
+          <w:lang w:eastAsia="es-ES"/>
+        </w:rPr>
+        <w:t>&gt;&lt;/</w:t>
+      </w:r>
+      <w:r>
+        <w:rPr>
+          <w:rFonts w:ascii="Consolas" w:eastAsia="Times New Roman" w:hAnsi="Consolas" w:cs="Times New Roman"/>
+          <w:b/>
+          <w:bCs/>
+          <w:color w:val="F92672"/>
+          <w:sz w:val="33"/>
+          <w:szCs w:val="33"/>
+          <w:lang w:eastAsia="es-ES"/>
+        </w:rPr>
+        <w:t>h3</w:t>
+      </w:r>
+      <w:r>
+        <w:rPr>
+          <w:rFonts w:ascii="Consolas" w:eastAsia="Times New Roman" w:hAnsi="Consolas" w:cs="Times New Roman"/>
+          <w:b/>
+          <w:bCs/>
+          <w:color w:val="000000"/>
+          <w:sz w:val="33"/>
+          <w:szCs w:val="33"/>
+          <w:lang w:eastAsia="es-ES"/>
+        </w:rPr>
+        <w:t>&gt;</w:t>
+      </w:r>
+    </w:p>
+    <w:p>
+      <w:pPr>
+        <w:shd w:val="clear" w:color="auto" w:fill="FFFFFF"/>
+        <w:spacing w:after="0" w:line="450" w:lineRule="atLeast"/>
+        <w:rPr>
+          <w:rFonts w:ascii="Consolas" w:eastAsia="Times New Roman" w:hAnsi="Consolas" w:cs="Times New Roman"/>
+          <w:b/>
+          <w:bCs/>
+          <w:color w:val="000000"/>
+          <w:sz w:val="33"/>
+          <w:szCs w:val="33"/>
+          <w:lang w:eastAsia="es-ES"/>
+        </w:rPr>
+      </w:pPr>
+      <w:r>
+        <w:rPr>
+          <w:rFonts w:ascii="Consolas" w:eastAsia="Times New Roman" w:hAnsi="Consolas" w:cs="Times New Roman"/>
+          <w:b/>
+          <w:bCs/>
+          <w:color w:val="000000"/>
+          <w:sz w:val="33"/>
+          <w:szCs w:val="33"/>
+          <w:lang w:eastAsia="es-ES"/>
+        </w:rPr>
+        <w:lastRenderedPageBreak/>
+        <w:t>&lt;/</w:t>
+      </w:r>
+      <w:proofErr w:type="spellStart"/>
+      <w:proofErr w:type="gramStart"/>
+      <w:r>
+        <w:rPr>
+          <w:rFonts w:ascii="Consolas" w:eastAsia="Times New Roman" w:hAnsi="Consolas" w:cs="Times New Roman"/>
+          <w:b/>
+          <w:bCs/>
+          <w:color w:val="F92672"/>
+          <w:sz w:val="33"/>
+          <w:szCs w:val="33"/>
+          <w:lang w:eastAsia="es-ES"/>
+        </w:rPr>
+        <w:t>body</w:t>
+      </w:r>
+      <w:proofErr w:type="spellEnd"/>
+      <w:proofErr w:type="gramEnd"/>
+      <w:r>
+        <w:rPr>
+          <w:rFonts w:ascii="Consolas" w:eastAsia="Times New Roman" w:hAnsi="Consolas" w:cs="Times New Roman"/>
+          <w:b/>
+          <w:bCs/>
+          <w:color w:val="000000"/>
+          <w:sz w:val="33"/>
+          <w:szCs w:val="33"/>
+          <w:lang w:eastAsia="es-ES"/>
+        </w:rPr>
+        <w:t>&gt;</w:t>
+      </w:r>
+    </w:p>
+    <w:p>
+      <w:pPr>
+        <w:shd w:val="clear" w:color="auto" w:fill="FFFFFF"/>
+        <w:spacing w:after="0" w:line="450" w:lineRule="atLeast"/>
+        <w:rPr>
+          <w:rFonts w:ascii="Consolas" w:eastAsia="Times New Roman" w:hAnsi="Consolas" w:cs="Times New Roman"/>
+          <w:b/>
+          <w:bCs/>
+          <w:color w:val="000000"/>
+          <w:sz w:val="33"/>
+          <w:szCs w:val="33"/>
+          <w:lang w:eastAsia="es-ES"/>
+        </w:rPr>
+      </w:pPr>
+      <w:r>
+        <w:rPr>
+          <w:rFonts w:ascii="Consolas" w:eastAsia="Times New Roman" w:hAnsi="Consolas" w:cs="Times New Roman"/>
+          <w:b/>
+          <w:bCs/>
+          <w:color w:val="000000"/>
+          <w:sz w:val="33"/>
+          <w:szCs w:val="33"/>
+          <w:lang w:eastAsia="es-ES"/>
+        </w:rPr>
+        <w:t>&lt;/</w:t>
+      </w:r>
+      <w:proofErr w:type="spellStart"/>
+      <w:proofErr w:type="gramStart"/>
+      <w:r>
+        <w:rPr>
+          <w:rFonts w:ascii="Consolas" w:eastAsia="Times New Roman" w:hAnsi="Consolas" w:cs="Times New Roman"/>
+          <w:b/>
+          <w:bCs/>
+          <w:color w:val="F92672"/>
+          <w:sz w:val="33"/>
+          <w:szCs w:val="33"/>
+          <w:lang w:eastAsia="es-ES"/>
+        </w:rPr>
+        <w:t>html</w:t>
+      </w:r>
+      <w:proofErr w:type="spellEnd"/>
+      <w:proofErr w:type="gramEnd"/>
+      <w:r>
+        <w:rPr>
+          <w:rFonts w:ascii="Consolas" w:eastAsia="Times New Roman" w:hAnsi="Consolas" w:cs="Times New Roman"/>
+          <w:b/>
+          <w:bCs/>
+          <w:color w:val="000000"/>
+          <w:sz w:val="33"/>
+          <w:szCs w:val="33"/>
+          <w:lang w:eastAsia="es-ES"/>
+        </w:rPr>
+        <w:t>&gt;</w:t>
+      </w:r>
+    </w:p>
+    <w:p>
+      <w:pPr>
+        <w:spacing w:after="0" w:line="240" w:lineRule="auto"/>
+        <w:rPr>
+          <w:rFonts w:ascii="Verdana" w:hAnsi="Verdana"/>
+          <w:sz w:val="28"/>
+          <w:szCs w:val="28"/>
+        </w:rPr>
+      </w:pPr>
+      <w:bookmarkStart w:id="0" w:name="_GoBack"/>
+      <w:bookmarkEnd w:id="0"/>
+    </w:p>
+    <w:p>
+      <w:pPr>
+        <w:spacing w:after="0" w:line="240" w:lineRule="auto"/>
+        <w:rPr>
+          <w:rFonts w:ascii="Verdana" w:hAnsi="Verdana"/>
+          <w:sz w:val="28"/>
+          <w:szCs w:val="28"/>
+        </w:rPr>
+      </w:pPr>
+    </w:p>
+    <w:p>
+      <w:pPr>
+        <w:spacing w:after="0" w:line="240" w:lineRule="auto"/>
+        <w:rPr>
+          <w:rFonts w:ascii="Verdana" w:hAnsi="Verdana"/>
+          <w:sz w:val="28"/>
+          <w:szCs w:val="28"/>
+        </w:rPr>
+      </w:pPr>
+    </w:p>
+    <w:p>
+      <w:pPr>
+        <w:spacing w:after="0" w:line="240" w:lineRule="auto"/>
+        <w:rPr>
+          <w:rFonts w:ascii="Verdana" w:hAnsi="Verdana"/>
+          <w:sz w:val="28"/>
+          <w:szCs w:val="28"/>
+        </w:rPr>
+      </w:pPr>
+    </w:p>
+    <w:p>
+      <w:pPr>
+        <w:spacing w:after="0" w:line="240" w:lineRule="auto"/>
+        <w:rPr>
+          <w:rFonts w:ascii="Verdana" w:hAnsi="Verdana"/>
+          <w:sz w:val="28"/>
+          <w:szCs w:val="28"/>
+        </w:rPr>
+      </w:pPr>
     </w:p>
     <w:p>
       <w:pPr>

--- a/01 - FUNDAMENTOS DESARROLLO WEB.docx
+++ b/01 - FUNDAMENTOS DESARROLLO WEB.docx
@@ -32645,8 +32645,542 @@
           <w:szCs w:val="28"/>
         </w:rPr>
       </w:pPr>
+    </w:p>
+    <w:p>
+      <w:pPr>
+        <w:spacing w:after="0" w:line="240" w:lineRule="auto"/>
+        <w:rPr>
+          <w:rFonts w:ascii="Verdana" w:hAnsi="Verdana"/>
+          <w:b/>
+          <w:sz w:val="28"/>
+          <w:szCs w:val="28"/>
+        </w:rPr>
+      </w:pPr>
+      <w:r>
+        <w:rPr>
+          <w:rFonts w:ascii="Verdana" w:hAnsi="Verdana"/>
+          <w:sz w:val="28"/>
+          <w:szCs w:val="28"/>
+        </w:rPr>
+        <w:t xml:space="preserve">Necesito una página web llamada </w:t>
+      </w:r>
+      <w:r>
+        <w:rPr>
+          <w:rFonts w:ascii="Verdana" w:hAnsi="Verdana"/>
+          <w:b/>
+          <w:sz w:val="28"/>
+          <w:szCs w:val="28"/>
+        </w:rPr>
+        <w:t>web12salariohora.html</w:t>
+      </w:r>
+    </w:p>
+    <w:p>
+      <w:pPr>
+        <w:spacing w:after="0" w:line="240" w:lineRule="auto"/>
+        <w:rPr>
+          <w:rFonts w:ascii="Verdana" w:hAnsi="Verdana"/>
+          <w:sz w:val="28"/>
+          <w:szCs w:val="28"/>
+        </w:rPr>
+      </w:pPr>
+    </w:p>
+    <w:p>
+      <w:pPr>
+        <w:pStyle w:val="Prrafodelista"/>
+        <w:numPr>
+          <w:ilvl w:val="0"/>
+          <w:numId w:val="6"/>
+        </w:numPr>
+        <w:spacing w:after="0" w:line="240" w:lineRule="auto"/>
+        <w:rPr>
+          <w:rFonts w:ascii="Verdana" w:hAnsi="Verdana"/>
+          <w:sz w:val="28"/>
+          <w:szCs w:val="28"/>
+        </w:rPr>
+      </w:pPr>
+      <w:r>
+        <w:rPr>
+          <w:rFonts w:ascii="Verdana" w:hAnsi="Verdana"/>
+          <w:sz w:val="28"/>
+          <w:szCs w:val="28"/>
+        </w:rPr>
+        <w:t>Tendremos dos cajas de texto.</w:t>
+      </w:r>
+    </w:p>
+    <w:p>
+      <w:pPr>
+        <w:pStyle w:val="Prrafodelista"/>
+        <w:numPr>
+          <w:ilvl w:val="0"/>
+          <w:numId w:val="6"/>
+        </w:numPr>
+        <w:spacing w:after="0" w:line="240" w:lineRule="auto"/>
+        <w:rPr>
+          <w:rFonts w:ascii="Verdana" w:hAnsi="Verdana"/>
+          <w:sz w:val="28"/>
+          <w:szCs w:val="28"/>
+        </w:rPr>
+      </w:pPr>
+      <w:r>
+        <w:rPr>
+          <w:rFonts w:ascii="Verdana" w:hAnsi="Verdana"/>
+          <w:sz w:val="28"/>
+          <w:szCs w:val="28"/>
+        </w:rPr>
+        <w:t>La primera caja será para el número de horas trabajadas (</w:t>
+      </w:r>
+      <w:proofErr w:type="spellStart"/>
+      <w:r>
+        <w:rPr>
+          <w:rFonts w:ascii="Verdana" w:hAnsi="Verdana"/>
+          <w:b/>
+          <w:sz w:val="28"/>
+          <w:szCs w:val="28"/>
+        </w:rPr>
+        <w:t>cajahoras</w:t>
+      </w:r>
+      <w:proofErr w:type="spellEnd"/>
+      <w:r>
+        <w:rPr>
+          <w:rFonts w:ascii="Verdana" w:hAnsi="Verdana"/>
+          <w:b/>
+          <w:sz w:val="28"/>
+          <w:szCs w:val="28"/>
+        </w:rPr>
+        <w:t>)</w:t>
+      </w:r>
+      <w:r>
+        <w:rPr>
+          <w:rFonts w:ascii="Verdana" w:hAnsi="Verdana"/>
+          <w:sz w:val="28"/>
+          <w:szCs w:val="28"/>
+        </w:rPr>
+        <w:t>, la segunda caja será para el importe hora (</w:t>
+      </w:r>
+      <w:proofErr w:type="spellStart"/>
+      <w:r>
+        <w:rPr>
+          <w:rFonts w:ascii="Verdana" w:hAnsi="Verdana"/>
+          <w:b/>
+          <w:sz w:val="28"/>
+          <w:szCs w:val="28"/>
+        </w:rPr>
+        <w:t>cajaimporte</w:t>
+      </w:r>
+      <w:proofErr w:type="spellEnd"/>
+      <w:r>
+        <w:rPr>
+          <w:rFonts w:ascii="Verdana" w:hAnsi="Verdana"/>
+          <w:b/>
+          <w:sz w:val="28"/>
+          <w:szCs w:val="28"/>
+        </w:rPr>
+        <w:t>)</w:t>
+      </w:r>
+      <w:r>
+        <w:rPr>
+          <w:rFonts w:ascii="Verdana" w:hAnsi="Verdana"/>
+          <w:sz w:val="28"/>
+          <w:szCs w:val="28"/>
+        </w:rPr>
+        <w:t>.</w:t>
+      </w:r>
+    </w:p>
+    <w:p>
+      <w:pPr>
+        <w:spacing w:after="0" w:line="240" w:lineRule="auto"/>
+        <w:rPr>
+          <w:rFonts w:ascii="Verdana" w:hAnsi="Verdana"/>
+          <w:sz w:val="28"/>
+          <w:szCs w:val="28"/>
+        </w:rPr>
+      </w:pPr>
+    </w:p>
+    <w:p>
+      <w:pPr>
+        <w:spacing w:after="0" w:line="240" w:lineRule="auto"/>
+        <w:rPr>
+          <w:rFonts w:ascii="Verdana" w:hAnsi="Verdana"/>
+          <w:sz w:val="28"/>
+          <w:szCs w:val="28"/>
+        </w:rPr>
+      </w:pPr>
+      <w:r>
+        <w:rPr>
+          <w:rFonts w:ascii="Verdana" w:hAnsi="Verdana"/>
+          <w:sz w:val="28"/>
+          <w:szCs w:val="28"/>
+        </w:rPr>
+        <w:t>Debemos mostrar al usuario el número de horas trabajadas.</w:t>
+      </w:r>
+    </w:p>
+    <w:p>
+      <w:pPr>
+        <w:spacing w:after="0" w:line="240" w:lineRule="auto"/>
+        <w:rPr>
+          <w:rFonts w:ascii="Verdana" w:hAnsi="Verdana"/>
+          <w:sz w:val="28"/>
+          <w:szCs w:val="28"/>
+        </w:rPr>
+      </w:pPr>
+      <w:r>
+        <w:rPr>
+          <w:rFonts w:ascii="Verdana" w:hAnsi="Verdana"/>
+          <w:sz w:val="28"/>
+          <w:szCs w:val="28"/>
+        </w:rPr>
+        <w:t>Debemos mostrar el importe que cobrará al final: horas * importe</w:t>
+      </w:r>
+    </w:p>
+    <w:p>
+      <w:pPr>
+        <w:spacing w:after="0" w:line="240" w:lineRule="auto"/>
+        <w:rPr>
+          <w:rFonts w:ascii="Verdana" w:hAnsi="Verdana"/>
+          <w:sz w:val="28"/>
+          <w:szCs w:val="28"/>
+        </w:rPr>
+      </w:pPr>
+      <w:r>
+        <w:rPr>
+          <w:rFonts w:ascii="Verdana" w:hAnsi="Verdana"/>
+          <w:sz w:val="28"/>
+          <w:szCs w:val="28"/>
+        </w:rPr>
+        <w:t>Si la persona trabaja más de 36 horas, cobrará horas extra.</w:t>
+      </w:r>
+    </w:p>
+    <w:p>
+      <w:pPr>
+        <w:spacing w:after="0" w:line="240" w:lineRule="auto"/>
+        <w:rPr>
+          <w:rFonts w:ascii="Verdana" w:hAnsi="Verdana"/>
+          <w:sz w:val="28"/>
+          <w:szCs w:val="28"/>
+        </w:rPr>
+      </w:pPr>
+      <w:r>
+        <w:rPr>
+          <w:rFonts w:ascii="Verdana" w:hAnsi="Verdana"/>
+          <w:sz w:val="28"/>
+          <w:szCs w:val="28"/>
+        </w:rPr>
+        <w:t>Mostraremos el número de horas extra trabajadas y su importe será 2€ más por hora.</w:t>
+      </w:r>
+    </w:p>
+    <w:p>
+      <w:pPr>
+        <w:spacing w:after="0" w:line="240" w:lineRule="auto"/>
+        <w:rPr>
+          <w:rFonts w:ascii="Verdana" w:hAnsi="Verdana"/>
+          <w:sz w:val="28"/>
+          <w:szCs w:val="28"/>
+        </w:rPr>
+      </w:pPr>
+    </w:p>
+    <w:p>
+      <w:pPr>
+        <w:spacing w:after="0" w:line="240" w:lineRule="auto"/>
+        <w:rPr>
+          <w:rFonts w:ascii="Verdana" w:hAnsi="Verdana"/>
+          <w:sz w:val="28"/>
+          <w:szCs w:val="28"/>
+        </w:rPr>
+      </w:pPr>
+      <w:r>
+        <w:rPr>
+          <w:rFonts w:ascii="Verdana" w:hAnsi="Verdana"/>
+          <w:sz w:val="28"/>
+          <w:szCs w:val="28"/>
+        </w:rPr>
+        <w:t>Trabaja 24 horas a 10€ hora.</w:t>
+      </w:r>
+    </w:p>
+    <w:p>
+      <w:pPr>
+        <w:spacing w:after="0" w:line="240" w:lineRule="auto"/>
+        <w:rPr>
+          <w:rFonts w:ascii="Verdana" w:hAnsi="Verdana"/>
+          <w:sz w:val="28"/>
+          <w:szCs w:val="28"/>
+        </w:rPr>
+      </w:pPr>
+      <w:r>
+        <w:rPr>
+          <w:rFonts w:ascii="Verdana" w:hAnsi="Verdana"/>
+          <w:sz w:val="28"/>
+          <w:szCs w:val="28"/>
+        </w:rPr>
+        <w:t>Horas trabajadas: 24</w:t>
+      </w:r>
+    </w:p>
+    <w:p>
+      <w:pPr>
+        <w:spacing w:after="0" w:line="240" w:lineRule="auto"/>
+        <w:rPr>
+          <w:rFonts w:ascii="Verdana" w:hAnsi="Verdana"/>
+          <w:sz w:val="28"/>
+          <w:szCs w:val="28"/>
+        </w:rPr>
+      </w:pPr>
+      <w:r>
+        <w:rPr>
+          <w:rFonts w:ascii="Verdana" w:hAnsi="Verdana"/>
+          <w:sz w:val="28"/>
+          <w:szCs w:val="28"/>
+        </w:rPr>
+        <w:t>Importe: 240€</w:t>
+      </w:r>
+    </w:p>
+    <w:p>
+      <w:pPr>
+        <w:spacing w:after="0" w:line="240" w:lineRule="auto"/>
+        <w:rPr>
+          <w:rFonts w:ascii="Verdana" w:hAnsi="Verdana"/>
+          <w:sz w:val="28"/>
+          <w:szCs w:val="28"/>
+        </w:rPr>
+      </w:pPr>
+      <w:r>
+        <w:rPr>
+          <w:rFonts w:ascii="Verdana" w:hAnsi="Verdana"/>
+          <w:sz w:val="28"/>
+          <w:szCs w:val="28"/>
+        </w:rPr>
+        <w:t>Horas extra: 0</w:t>
+      </w:r>
+    </w:p>
+    <w:p>
+      <w:pPr>
+        <w:spacing w:after="0" w:line="240" w:lineRule="auto"/>
+        <w:rPr>
+          <w:rFonts w:ascii="Verdana" w:hAnsi="Verdana"/>
+          <w:sz w:val="28"/>
+          <w:szCs w:val="28"/>
+        </w:rPr>
+      </w:pPr>
+      <w:r>
+        <w:rPr>
+          <w:rFonts w:ascii="Verdana" w:hAnsi="Verdana"/>
+          <w:sz w:val="28"/>
+          <w:szCs w:val="28"/>
+        </w:rPr>
+        <w:t>Importe extra: 0</w:t>
+      </w:r>
+    </w:p>
+    <w:p>
+      <w:pPr>
+        <w:spacing w:after="0" w:line="240" w:lineRule="auto"/>
+        <w:rPr>
+          <w:rFonts w:ascii="Verdana" w:hAnsi="Verdana"/>
+          <w:sz w:val="28"/>
+          <w:szCs w:val="28"/>
+        </w:rPr>
+      </w:pPr>
+    </w:p>
+    <w:p>
+      <w:pPr>
+        <w:spacing w:after="0" w:line="240" w:lineRule="auto"/>
+        <w:rPr>
+          <w:rFonts w:ascii="Verdana" w:hAnsi="Verdana"/>
+          <w:sz w:val="28"/>
+          <w:szCs w:val="28"/>
+        </w:rPr>
+      </w:pPr>
+      <w:r>
+        <w:rPr>
+          <w:rFonts w:ascii="Verdana" w:hAnsi="Verdana"/>
+          <w:sz w:val="28"/>
+          <w:szCs w:val="28"/>
+        </w:rPr>
+        <w:t>Trabaja 38</w:t>
+      </w:r>
+      <w:r>
+        <w:rPr>
+          <w:rFonts w:ascii="Verdana" w:hAnsi="Verdana"/>
+          <w:sz w:val="28"/>
+          <w:szCs w:val="28"/>
+        </w:rPr>
+        <w:t xml:space="preserve"> horas a 10€ hora.</w:t>
+      </w:r>
+    </w:p>
+    <w:p>
+      <w:pPr>
+        <w:spacing w:after="0" w:line="240" w:lineRule="auto"/>
+        <w:rPr>
+          <w:rFonts w:ascii="Verdana" w:hAnsi="Verdana"/>
+          <w:sz w:val="28"/>
+          <w:szCs w:val="28"/>
+        </w:rPr>
+      </w:pPr>
+      <w:r>
+        <w:rPr>
+          <w:rFonts w:ascii="Verdana" w:hAnsi="Verdana"/>
+          <w:sz w:val="28"/>
+          <w:szCs w:val="28"/>
+        </w:rPr>
+        <w:t>Horas trabajadas: 38</w:t>
+      </w:r>
+    </w:p>
+    <w:p>
+      <w:pPr>
+        <w:spacing w:after="0" w:line="240" w:lineRule="auto"/>
+        <w:rPr>
+          <w:rFonts w:ascii="Verdana" w:hAnsi="Verdana"/>
+          <w:sz w:val="28"/>
+          <w:szCs w:val="28"/>
+        </w:rPr>
+      </w:pPr>
+      <w:r>
+        <w:rPr>
+          <w:rFonts w:ascii="Verdana" w:hAnsi="Verdana"/>
+          <w:sz w:val="28"/>
+          <w:szCs w:val="28"/>
+        </w:rPr>
+        <w:t>Importe:</w:t>
+      </w:r>
+      <w:r>
+        <w:rPr>
+          <w:rFonts w:ascii="Verdana" w:hAnsi="Verdana"/>
+          <w:sz w:val="28"/>
+          <w:szCs w:val="28"/>
+        </w:rPr>
+        <w:t xml:space="preserve"> 36 * 10</w:t>
+      </w:r>
+      <w:r>
+        <w:rPr>
+          <w:rFonts w:ascii="Verdana" w:hAnsi="Verdana"/>
+          <w:sz w:val="28"/>
+          <w:szCs w:val="28"/>
+        </w:rPr>
+        <w:t>€</w:t>
+      </w:r>
+    </w:p>
+    <w:p>
+      <w:pPr>
+        <w:spacing w:after="0" w:line="240" w:lineRule="auto"/>
+        <w:rPr>
+          <w:rFonts w:ascii="Verdana" w:hAnsi="Verdana"/>
+          <w:sz w:val="28"/>
+          <w:szCs w:val="28"/>
+        </w:rPr>
+      </w:pPr>
+      <w:r>
+        <w:rPr>
+          <w:rFonts w:ascii="Verdana" w:hAnsi="Verdana"/>
+          <w:sz w:val="28"/>
+          <w:szCs w:val="28"/>
+        </w:rPr>
+        <w:t>Horas extra: 2</w:t>
+      </w:r>
+    </w:p>
+    <w:p>
+      <w:pPr>
+        <w:spacing w:after="0" w:line="240" w:lineRule="auto"/>
+        <w:rPr>
+          <w:rFonts w:ascii="Verdana" w:hAnsi="Verdana"/>
+          <w:sz w:val="28"/>
+          <w:szCs w:val="28"/>
+        </w:rPr>
+      </w:pPr>
+      <w:r>
+        <w:rPr>
+          <w:rFonts w:ascii="Verdana" w:hAnsi="Verdana"/>
+          <w:sz w:val="28"/>
+          <w:szCs w:val="28"/>
+        </w:rPr>
+        <w:t xml:space="preserve">Importe extra: </w:t>
+      </w:r>
+      <w:r>
+        <w:rPr>
+          <w:rFonts w:ascii="Verdana" w:hAnsi="Verdana"/>
+          <w:sz w:val="28"/>
+          <w:szCs w:val="28"/>
+        </w:rPr>
+        <w:t>(10 + 2) * 2 = 24€</w:t>
+      </w:r>
       <w:bookmarkStart w:id="0" w:name="_GoBack"/>
       <w:bookmarkEnd w:id="0"/>
+    </w:p>
+    <w:p>
+      <w:pPr>
+        <w:spacing w:after="0" w:line="240" w:lineRule="auto"/>
+        <w:rPr>
+          <w:rFonts w:ascii="Verdana" w:hAnsi="Verdana"/>
+          <w:sz w:val="28"/>
+          <w:szCs w:val="28"/>
+        </w:rPr>
+      </w:pPr>
+    </w:p>
+    <w:p>
+      <w:pPr>
+        <w:spacing w:after="0" w:line="240" w:lineRule="auto"/>
+        <w:rPr>
+          <w:rFonts w:ascii="Verdana" w:hAnsi="Verdana"/>
+          <w:sz w:val="28"/>
+          <w:szCs w:val="28"/>
+        </w:rPr>
+      </w:pPr>
+    </w:p>
+    <w:p>
+      <w:pPr>
+        <w:spacing w:after="0" w:line="240" w:lineRule="auto"/>
+        <w:rPr>
+          <w:rFonts w:ascii="Verdana" w:hAnsi="Verdana"/>
+          <w:sz w:val="28"/>
+          <w:szCs w:val="28"/>
+        </w:rPr>
+      </w:pPr>
+    </w:p>
+    <w:p>
+      <w:pPr>
+        <w:spacing w:after="0" w:line="240" w:lineRule="auto"/>
+        <w:rPr>
+          <w:rFonts w:ascii="Verdana" w:hAnsi="Verdana"/>
+          <w:sz w:val="28"/>
+          <w:szCs w:val="28"/>
+        </w:rPr>
+      </w:pPr>
+    </w:p>
+    <w:p>
+      <w:pPr>
+        <w:spacing w:after="0" w:line="240" w:lineRule="auto"/>
+        <w:rPr>
+          <w:rFonts w:ascii="Verdana" w:hAnsi="Verdana"/>
+          <w:sz w:val="28"/>
+          <w:szCs w:val="28"/>
+        </w:rPr>
+      </w:pPr>
+    </w:p>
+    <w:p>
+      <w:pPr>
+        <w:spacing w:after="0" w:line="240" w:lineRule="auto"/>
+        <w:rPr>
+          <w:rFonts w:ascii="Verdana" w:hAnsi="Verdana"/>
+          <w:sz w:val="28"/>
+          <w:szCs w:val="28"/>
+        </w:rPr>
+      </w:pPr>
+    </w:p>
+    <w:p>
+      <w:pPr>
+        <w:spacing w:after="0" w:line="240" w:lineRule="auto"/>
+        <w:rPr>
+          <w:rFonts w:ascii="Verdana" w:hAnsi="Verdana"/>
+          <w:sz w:val="28"/>
+          <w:szCs w:val="28"/>
+        </w:rPr>
+      </w:pPr>
+    </w:p>
+    <w:p>
+      <w:pPr>
+        <w:spacing w:after="0" w:line="240" w:lineRule="auto"/>
+        <w:rPr>
+          <w:rFonts w:ascii="Verdana" w:hAnsi="Verdana"/>
+          <w:sz w:val="28"/>
+          <w:szCs w:val="28"/>
+        </w:rPr>
+      </w:pPr>
     </w:p>
     <w:p>
       <w:pPr>
@@ -34004,6 +34538,7 @@
   <w:style w:type="paragraph" w:default="1" w:styleId="Normal">
     <w:name w:val="Normal"/>
     <w:qFormat/>
+    <w:rsid w:val="00E71339"/>
   </w:style>
   <w:style w:type="paragraph" w:styleId="Ttulo1">
     <w:name w:val="heading 1"/>

--- a/01 - FUNDAMENTOS DESARROLLO WEB.docx
+++ b/01 - FUNDAMENTOS DESARROLLO WEB.docx
@@ -32893,7 +32893,41 @@
           <w:sz w:val="28"/>
           <w:szCs w:val="28"/>
         </w:rPr>
-        <w:t>Trabaja 24 horas a 10€ hora.</w:t>
+        <w:t xml:space="preserve">Trabaja </w:t>
+      </w:r>
+      <w:r>
+        <w:rPr>
+          <w:rFonts w:ascii="Verdana" w:hAnsi="Verdana"/>
+          <w:b/>
+          <w:sz w:val="28"/>
+          <w:szCs w:val="28"/>
+        </w:rPr>
+        <w:t>24</w:t>
+      </w:r>
+      <w:r>
+        <w:rPr>
+          <w:rFonts w:ascii="Verdana" w:hAnsi="Verdana"/>
+          <w:sz w:val="28"/>
+          <w:szCs w:val="28"/>
+        </w:rPr>
+        <w:t xml:space="preserve"> horas a </w:t>
+      </w:r>
+      <w:r>
+        <w:rPr>
+          <w:rFonts w:ascii="Verdana" w:hAnsi="Verdana"/>
+          <w:b/>
+          <w:sz w:val="28"/>
+          <w:szCs w:val="28"/>
+        </w:rPr>
+        <w:t>10</w:t>
+      </w:r>
+      <w:r>
+        <w:rPr>
+          <w:rFonts w:ascii="Verdana" w:hAnsi="Verdana"/>
+          <w:sz w:val="28"/>
+          <w:szCs w:val="28"/>
+        </w:rPr>
+        <w:t>€ hora.</w:t>
       </w:r>
     </w:p>
     <w:p>
@@ -32901,13 +32935,15 @@
         <w:spacing w:after="0" w:line="240" w:lineRule="auto"/>
         <w:rPr>
           <w:rFonts w:ascii="Verdana" w:hAnsi="Verdana"/>
-          <w:sz w:val="28"/>
-          <w:szCs w:val="28"/>
-        </w:rPr>
-      </w:pPr>
-      <w:r>
-        <w:rPr>
-          <w:rFonts w:ascii="Verdana" w:hAnsi="Verdana"/>
+          <w:b/>
+          <w:sz w:val="28"/>
+          <w:szCs w:val="28"/>
+        </w:rPr>
+      </w:pPr>
+      <w:r>
+        <w:rPr>
+          <w:rFonts w:ascii="Verdana" w:hAnsi="Verdana"/>
+          <w:b/>
           <w:sz w:val="28"/>
           <w:szCs w:val="28"/>
         </w:rPr>
@@ -32937,13 +32973,15 @@
         <w:spacing w:after="0" w:line="240" w:lineRule="auto"/>
         <w:rPr>
           <w:rFonts w:ascii="Verdana" w:hAnsi="Verdana"/>
-          <w:sz w:val="28"/>
-          <w:szCs w:val="28"/>
-        </w:rPr>
-      </w:pPr>
-      <w:r>
-        <w:rPr>
-          <w:rFonts w:ascii="Verdana" w:hAnsi="Verdana"/>
+          <w:b/>
+          <w:sz w:val="28"/>
+          <w:szCs w:val="28"/>
+        </w:rPr>
+      </w:pPr>
+      <w:r>
+        <w:rPr>
+          <w:rFonts w:ascii="Verdana" w:hAnsi="Verdana"/>
+          <w:b/>
           <w:sz w:val="28"/>
           <w:szCs w:val="28"/>
         </w:rPr>
@@ -33099,6 +33137,5197 @@
         </w:rPr>
         <w:t>(10 + 2) * 2 = 24€</w:t>
       </w:r>
+    </w:p>
+    <w:p>
+      <w:pPr>
+        <w:spacing w:after="0" w:line="240" w:lineRule="auto"/>
+        <w:rPr>
+          <w:rFonts w:ascii="Verdana" w:hAnsi="Verdana"/>
+          <w:sz w:val="28"/>
+          <w:szCs w:val="28"/>
+        </w:rPr>
+      </w:pPr>
+    </w:p>
+    <w:p>
+      <w:pPr>
+        <w:spacing w:after="0" w:line="240" w:lineRule="auto"/>
+        <w:rPr>
+          <w:rFonts w:ascii="Verdana" w:hAnsi="Verdana"/>
+          <w:sz w:val="28"/>
+          <w:szCs w:val="28"/>
+        </w:rPr>
+      </w:pPr>
+      <w:r>
+        <w:rPr>
+          <w:noProof/>
+          <w:lang w:eastAsia="es-ES"/>
+        </w:rPr>
+        <w:drawing>
+          <wp:inline distT="0" distB="0" distL="0" distR="0" wp14:anchorId="1C44F3EC" wp14:editId="09067302">
+            <wp:extent cx="3351038" cy="2175574"/>
+            <wp:effectExtent l="0" t="0" r="1905" b="0"/>
+            <wp:docPr id="22" name="Imagen 22"/>
+            <wp:cNvGraphicFramePr>
+              <a:graphicFrameLocks xmlns:a="http://schemas.openxmlformats.org/drawingml/2006/main" noChangeAspect="1"/>
+            </wp:cNvGraphicFramePr>
+            <a:graphic xmlns:a="http://schemas.openxmlformats.org/drawingml/2006/main">
+              <a:graphicData uri="http://schemas.openxmlformats.org/drawingml/2006/picture">
+                <pic:pic xmlns:pic="http://schemas.openxmlformats.org/drawingml/2006/picture">
+                  <pic:nvPicPr>
+                    <pic:cNvPr id="1" name=""/>
+                    <pic:cNvPicPr/>
+                  </pic:nvPicPr>
+                  <pic:blipFill>
+                    <a:blip r:embed="rId28"/>
+                    <a:stretch>
+                      <a:fillRect/>
+                    </a:stretch>
+                  </pic:blipFill>
+                  <pic:spPr>
+                    <a:xfrm>
+                      <a:off x="0" y="0"/>
+                      <a:ext cx="3364389" cy="2184242"/>
+                    </a:xfrm>
+                    <a:prstGeom prst="rect">
+                      <a:avLst/>
+                    </a:prstGeom>
+                  </pic:spPr>
+                </pic:pic>
+              </a:graphicData>
+            </a:graphic>
+          </wp:inline>
+        </w:drawing>
+      </w:r>
+    </w:p>
+    <w:p>
+      <w:pPr>
+        <w:spacing w:after="0" w:line="240" w:lineRule="auto"/>
+        <w:rPr>
+          <w:rFonts w:ascii="Verdana" w:hAnsi="Verdana"/>
+          <w:b/>
+          <w:sz w:val="28"/>
+          <w:szCs w:val="28"/>
+        </w:rPr>
+      </w:pPr>
+      <w:r>
+        <w:rPr>
+          <w:rFonts w:ascii="Verdana" w:hAnsi="Verdana"/>
+          <w:b/>
+          <w:sz w:val="28"/>
+          <w:szCs w:val="28"/>
+        </w:rPr>
+        <w:lastRenderedPageBreak/>
+        <w:t>WEB12SALARIOHORA.HTML</w:t>
+      </w:r>
+    </w:p>
+    <w:p>
+      <w:pPr>
+        <w:spacing w:after="0" w:line="240" w:lineRule="auto"/>
+        <w:rPr>
+          <w:rFonts w:ascii="Verdana" w:hAnsi="Verdana"/>
+          <w:sz w:val="28"/>
+          <w:szCs w:val="28"/>
+        </w:rPr>
+      </w:pPr>
+    </w:p>
+    <w:p>
+      <w:pPr>
+        <w:shd w:val="clear" w:color="auto" w:fill="FFFFFF"/>
+        <w:spacing w:after="0" w:line="450" w:lineRule="atLeast"/>
+        <w:rPr>
+          <w:rFonts w:ascii="Consolas" w:eastAsia="Times New Roman" w:hAnsi="Consolas" w:cs="Times New Roman"/>
+          <w:b/>
+          <w:bCs/>
+          <w:color w:val="000000"/>
+          <w:sz w:val="33"/>
+          <w:szCs w:val="33"/>
+          <w:lang w:eastAsia="es-ES"/>
+        </w:rPr>
+      </w:pPr>
+      <w:proofErr w:type="gramStart"/>
+      <w:r>
+        <w:rPr>
+          <w:rFonts w:ascii="Consolas" w:eastAsia="Times New Roman" w:hAnsi="Consolas" w:cs="Times New Roman"/>
+          <w:b/>
+          <w:bCs/>
+          <w:color w:val="000000"/>
+          <w:sz w:val="33"/>
+          <w:szCs w:val="33"/>
+          <w:lang w:eastAsia="es-ES"/>
+        </w:rPr>
+        <w:t>&lt;!</w:t>
+      </w:r>
+      <w:r>
+        <w:rPr>
+          <w:rFonts w:ascii="Consolas" w:eastAsia="Times New Roman" w:hAnsi="Consolas" w:cs="Times New Roman"/>
+          <w:b/>
+          <w:bCs/>
+          <w:color w:val="F92672"/>
+          <w:sz w:val="33"/>
+          <w:szCs w:val="33"/>
+          <w:lang w:eastAsia="es-ES"/>
+        </w:rPr>
+        <w:t>DOCTYPE</w:t>
+      </w:r>
+      <w:proofErr w:type="gramEnd"/>
+      <w:r>
+        <w:rPr>
+          <w:rFonts w:ascii="Consolas" w:eastAsia="Times New Roman" w:hAnsi="Consolas" w:cs="Times New Roman"/>
+          <w:b/>
+          <w:bCs/>
+          <w:color w:val="000000"/>
+          <w:sz w:val="33"/>
+          <w:szCs w:val="33"/>
+          <w:lang w:eastAsia="es-ES"/>
+        </w:rPr>
+        <w:t xml:space="preserve"> </w:t>
+      </w:r>
+      <w:proofErr w:type="spellStart"/>
+      <w:r>
+        <w:rPr>
+          <w:rFonts w:ascii="Consolas" w:eastAsia="Times New Roman" w:hAnsi="Consolas" w:cs="Times New Roman"/>
+          <w:b/>
+          <w:bCs/>
+          <w:color w:val="6AAF19"/>
+          <w:sz w:val="33"/>
+          <w:szCs w:val="33"/>
+          <w:lang w:eastAsia="es-ES"/>
+        </w:rPr>
+        <w:t>html</w:t>
+      </w:r>
+      <w:proofErr w:type="spellEnd"/>
+      <w:r>
+        <w:rPr>
+          <w:rFonts w:ascii="Consolas" w:eastAsia="Times New Roman" w:hAnsi="Consolas" w:cs="Times New Roman"/>
+          <w:b/>
+          <w:bCs/>
+          <w:color w:val="000000"/>
+          <w:sz w:val="33"/>
+          <w:szCs w:val="33"/>
+          <w:lang w:eastAsia="es-ES"/>
+        </w:rPr>
+        <w:t>&gt;</w:t>
+      </w:r>
+    </w:p>
+    <w:p>
+      <w:pPr>
+        <w:shd w:val="clear" w:color="auto" w:fill="FFFFFF"/>
+        <w:spacing w:after="0" w:line="450" w:lineRule="atLeast"/>
+        <w:rPr>
+          <w:rFonts w:ascii="Consolas" w:eastAsia="Times New Roman" w:hAnsi="Consolas" w:cs="Times New Roman"/>
+          <w:b/>
+          <w:bCs/>
+          <w:color w:val="000000"/>
+          <w:sz w:val="33"/>
+          <w:szCs w:val="33"/>
+          <w:lang w:eastAsia="es-ES"/>
+        </w:rPr>
+      </w:pPr>
+      <w:r>
+        <w:rPr>
+          <w:rFonts w:ascii="Consolas" w:eastAsia="Times New Roman" w:hAnsi="Consolas" w:cs="Times New Roman"/>
+          <w:b/>
+          <w:bCs/>
+          <w:color w:val="000000"/>
+          <w:sz w:val="33"/>
+          <w:szCs w:val="33"/>
+          <w:lang w:eastAsia="es-ES"/>
+        </w:rPr>
+        <w:t>&lt;</w:t>
+      </w:r>
+      <w:proofErr w:type="spellStart"/>
+      <w:r>
+        <w:rPr>
+          <w:rFonts w:ascii="Consolas" w:eastAsia="Times New Roman" w:hAnsi="Consolas" w:cs="Times New Roman"/>
+          <w:b/>
+          <w:bCs/>
+          <w:color w:val="F92672"/>
+          <w:sz w:val="33"/>
+          <w:szCs w:val="33"/>
+          <w:lang w:eastAsia="es-ES"/>
+        </w:rPr>
+        <w:t>html</w:t>
+      </w:r>
+      <w:proofErr w:type="spellEnd"/>
+      <w:r>
+        <w:rPr>
+          <w:rFonts w:ascii="Consolas" w:eastAsia="Times New Roman" w:hAnsi="Consolas" w:cs="Times New Roman"/>
+          <w:b/>
+          <w:bCs/>
+          <w:color w:val="000000"/>
+          <w:sz w:val="33"/>
+          <w:szCs w:val="33"/>
+          <w:lang w:eastAsia="es-ES"/>
+        </w:rPr>
+        <w:t xml:space="preserve"> </w:t>
+      </w:r>
+      <w:proofErr w:type="spellStart"/>
+      <w:r>
+        <w:rPr>
+          <w:rFonts w:ascii="Consolas" w:eastAsia="Times New Roman" w:hAnsi="Consolas" w:cs="Times New Roman"/>
+          <w:b/>
+          <w:bCs/>
+          <w:color w:val="6AAF19"/>
+          <w:sz w:val="33"/>
+          <w:szCs w:val="33"/>
+          <w:lang w:eastAsia="es-ES"/>
+        </w:rPr>
+        <w:t>lang</w:t>
+      </w:r>
+      <w:proofErr w:type="spellEnd"/>
+      <w:r>
+        <w:rPr>
+          <w:rFonts w:ascii="Consolas" w:eastAsia="Times New Roman" w:hAnsi="Consolas" w:cs="Times New Roman"/>
+          <w:b/>
+          <w:bCs/>
+          <w:i/>
+          <w:iCs/>
+          <w:color w:val="CD3704"/>
+          <w:sz w:val="33"/>
+          <w:szCs w:val="33"/>
+          <w:lang w:eastAsia="es-ES"/>
+        </w:rPr>
+        <w:t>=</w:t>
+      </w:r>
+      <w:r>
+        <w:rPr>
+          <w:rFonts w:ascii="Consolas" w:eastAsia="Times New Roman" w:hAnsi="Consolas" w:cs="Times New Roman"/>
+          <w:b/>
+          <w:bCs/>
+          <w:i/>
+          <w:iCs/>
+          <w:color w:val="F25A00"/>
+          <w:sz w:val="33"/>
+          <w:szCs w:val="33"/>
+          <w:lang w:eastAsia="es-ES"/>
+        </w:rPr>
+        <w:t>"en"</w:t>
+      </w:r>
+      <w:r>
+        <w:rPr>
+          <w:rFonts w:ascii="Consolas" w:eastAsia="Times New Roman" w:hAnsi="Consolas" w:cs="Times New Roman"/>
+          <w:b/>
+          <w:bCs/>
+          <w:color w:val="000000"/>
+          <w:sz w:val="33"/>
+          <w:szCs w:val="33"/>
+          <w:lang w:eastAsia="es-ES"/>
+        </w:rPr>
+        <w:t>&gt;</w:t>
+      </w:r>
+    </w:p>
+    <w:p>
+      <w:pPr>
+        <w:shd w:val="clear" w:color="auto" w:fill="FFFFFF"/>
+        <w:spacing w:after="0" w:line="450" w:lineRule="atLeast"/>
+        <w:rPr>
+          <w:rFonts w:ascii="Consolas" w:eastAsia="Times New Roman" w:hAnsi="Consolas" w:cs="Times New Roman"/>
+          <w:b/>
+          <w:bCs/>
+          <w:color w:val="000000"/>
+          <w:sz w:val="33"/>
+          <w:szCs w:val="33"/>
+          <w:lang w:eastAsia="es-ES"/>
+        </w:rPr>
+      </w:pPr>
+      <w:r>
+        <w:rPr>
+          <w:rFonts w:ascii="Consolas" w:eastAsia="Times New Roman" w:hAnsi="Consolas" w:cs="Times New Roman"/>
+          <w:b/>
+          <w:bCs/>
+          <w:color w:val="000000"/>
+          <w:sz w:val="33"/>
+          <w:szCs w:val="33"/>
+          <w:lang w:eastAsia="es-ES"/>
+        </w:rPr>
+        <w:t>&lt;</w:t>
+      </w:r>
+      <w:proofErr w:type="gramStart"/>
+      <w:r>
+        <w:rPr>
+          <w:rFonts w:ascii="Consolas" w:eastAsia="Times New Roman" w:hAnsi="Consolas" w:cs="Times New Roman"/>
+          <w:b/>
+          <w:bCs/>
+          <w:color w:val="F92672"/>
+          <w:sz w:val="33"/>
+          <w:szCs w:val="33"/>
+          <w:lang w:eastAsia="es-ES"/>
+        </w:rPr>
+        <w:t>head</w:t>
+      </w:r>
+      <w:proofErr w:type="gramEnd"/>
+      <w:r>
+        <w:rPr>
+          <w:rFonts w:ascii="Consolas" w:eastAsia="Times New Roman" w:hAnsi="Consolas" w:cs="Times New Roman"/>
+          <w:b/>
+          <w:bCs/>
+          <w:color w:val="000000"/>
+          <w:sz w:val="33"/>
+          <w:szCs w:val="33"/>
+          <w:lang w:eastAsia="es-ES"/>
+        </w:rPr>
+        <w:t>&gt;</w:t>
+      </w:r>
+    </w:p>
+    <w:p>
+      <w:pPr>
+        <w:shd w:val="clear" w:color="auto" w:fill="FFFFFF"/>
+        <w:spacing w:after="0" w:line="450" w:lineRule="atLeast"/>
+        <w:rPr>
+          <w:rFonts w:ascii="Consolas" w:eastAsia="Times New Roman" w:hAnsi="Consolas" w:cs="Times New Roman"/>
+          <w:b/>
+          <w:bCs/>
+          <w:color w:val="000000"/>
+          <w:sz w:val="33"/>
+          <w:szCs w:val="33"/>
+          <w:lang w:eastAsia="es-ES"/>
+        </w:rPr>
+      </w:pPr>
+      <w:r>
+        <w:rPr>
+          <w:rFonts w:ascii="Consolas" w:eastAsia="Times New Roman" w:hAnsi="Consolas" w:cs="Times New Roman"/>
+          <w:b/>
+          <w:bCs/>
+          <w:color w:val="000000"/>
+          <w:sz w:val="33"/>
+          <w:szCs w:val="33"/>
+          <w:lang w:eastAsia="es-ES"/>
+        </w:rPr>
+        <w:t>    &lt;</w:t>
+      </w:r>
+      <w:r>
+        <w:rPr>
+          <w:rFonts w:ascii="Consolas" w:eastAsia="Times New Roman" w:hAnsi="Consolas" w:cs="Times New Roman"/>
+          <w:b/>
+          <w:bCs/>
+          <w:color w:val="F92672"/>
+          <w:sz w:val="33"/>
+          <w:szCs w:val="33"/>
+          <w:lang w:eastAsia="es-ES"/>
+        </w:rPr>
+        <w:t>meta</w:t>
+      </w:r>
+      <w:r>
+        <w:rPr>
+          <w:rFonts w:ascii="Consolas" w:eastAsia="Times New Roman" w:hAnsi="Consolas" w:cs="Times New Roman"/>
+          <w:b/>
+          <w:bCs/>
+          <w:color w:val="000000"/>
+          <w:sz w:val="33"/>
+          <w:szCs w:val="33"/>
+          <w:lang w:eastAsia="es-ES"/>
+        </w:rPr>
+        <w:t xml:space="preserve"> </w:t>
+      </w:r>
+      <w:proofErr w:type="spellStart"/>
+      <w:r>
+        <w:rPr>
+          <w:rFonts w:ascii="Consolas" w:eastAsia="Times New Roman" w:hAnsi="Consolas" w:cs="Times New Roman"/>
+          <w:b/>
+          <w:bCs/>
+          <w:color w:val="6AAF19"/>
+          <w:sz w:val="33"/>
+          <w:szCs w:val="33"/>
+          <w:lang w:eastAsia="es-ES"/>
+        </w:rPr>
+        <w:t>charset</w:t>
+      </w:r>
+      <w:proofErr w:type="spellEnd"/>
+      <w:r>
+        <w:rPr>
+          <w:rFonts w:ascii="Consolas" w:eastAsia="Times New Roman" w:hAnsi="Consolas" w:cs="Times New Roman"/>
+          <w:b/>
+          <w:bCs/>
+          <w:i/>
+          <w:iCs/>
+          <w:color w:val="CD3704"/>
+          <w:sz w:val="33"/>
+          <w:szCs w:val="33"/>
+          <w:lang w:eastAsia="es-ES"/>
+        </w:rPr>
+        <w:t>=</w:t>
+      </w:r>
+      <w:r>
+        <w:rPr>
+          <w:rFonts w:ascii="Consolas" w:eastAsia="Times New Roman" w:hAnsi="Consolas" w:cs="Times New Roman"/>
+          <w:b/>
+          <w:bCs/>
+          <w:i/>
+          <w:iCs/>
+          <w:color w:val="F25A00"/>
+          <w:sz w:val="33"/>
+          <w:szCs w:val="33"/>
+          <w:lang w:eastAsia="es-ES"/>
+        </w:rPr>
+        <w:t>"UTF-8"</w:t>
+      </w:r>
+      <w:r>
+        <w:rPr>
+          <w:rFonts w:ascii="Consolas" w:eastAsia="Times New Roman" w:hAnsi="Consolas" w:cs="Times New Roman"/>
+          <w:b/>
+          <w:bCs/>
+          <w:color w:val="000000"/>
+          <w:sz w:val="33"/>
+          <w:szCs w:val="33"/>
+          <w:lang w:eastAsia="es-ES"/>
+        </w:rPr>
+        <w:t>&gt;</w:t>
+      </w:r>
+    </w:p>
+    <w:p>
+      <w:pPr>
+        <w:shd w:val="clear" w:color="auto" w:fill="FFFFFF"/>
+        <w:spacing w:after="0" w:line="450" w:lineRule="atLeast"/>
+        <w:rPr>
+          <w:rFonts w:ascii="Consolas" w:eastAsia="Times New Roman" w:hAnsi="Consolas" w:cs="Times New Roman"/>
+          <w:b/>
+          <w:bCs/>
+          <w:color w:val="000000"/>
+          <w:sz w:val="33"/>
+          <w:szCs w:val="33"/>
+          <w:lang w:eastAsia="es-ES"/>
+        </w:rPr>
+      </w:pPr>
+      <w:r>
+        <w:rPr>
+          <w:rFonts w:ascii="Consolas" w:eastAsia="Times New Roman" w:hAnsi="Consolas" w:cs="Times New Roman"/>
+          <w:b/>
+          <w:bCs/>
+          <w:color w:val="000000"/>
+          <w:sz w:val="33"/>
+          <w:szCs w:val="33"/>
+          <w:lang w:eastAsia="es-ES"/>
+        </w:rPr>
+        <w:t>    &lt;</w:t>
+      </w:r>
+      <w:r>
+        <w:rPr>
+          <w:rFonts w:ascii="Consolas" w:eastAsia="Times New Roman" w:hAnsi="Consolas" w:cs="Times New Roman"/>
+          <w:b/>
+          <w:bCs/>
+          <w:color w:val="F92672"/>
+          <w:sz w:val="33"/>
+          <w:szCs w:val="33"/>
+          <w:lang w:eastAsia="es-ES"/>
+        </w:rPr>
+        <w:t>meta</w:t>
+      </w:r>
+      <w:r>
+        <w:rPr>
+          <w:rFonts w:ascii="Consolas" w:eastAsia="Times New Roman" w:hAnsi="Consolas" w:cs="Times New Roman"/>
+          <w:b/>
+          <w:bCs/>
+          <w:color w:val="000000"/>
+          <w:sz w:val="33"/>
+          <w:szCs w:val="33"/>
+          <w:lang w:eastAsia="es-ES"/>
+        </w:rPr>
+        <w:t xml:space="preserve"> </w:t>
+      </w:r>
+      <w:proofErr w:type="spellStart"/>
+      <w:r>
+        <w:rPr>
+          <w:rFonts w:ascii="Consolas" w:eastAsia="Times New Roman" w:hAnsi="Consolas" w:cs="Times New Roman"/>
+          <w:b/>
+          <w:bCs/>
+          <w:color w:val="6AAF19"/>
+          <w:sz w:val="33"/>
+          <w:szCs w:val="33"/>
+          <w:lang w:eastAsia="es-ES"/>
+        </w:rPr>
+        <w:t>name</w:t>
+      </w:r>
+      <w:proofErr w:type="spellEnd"/>
+      <w:r>
+        <w:rPr>
+          <w:rFonts w:ascii="Consolas" w:eastAsia="Times New Roman" w:hAnsi="Consolas" w:cs="Times New Roman"/>
+          <w:b/>
+          <w:bCs/>
+          <w:i/>
+          <w:iCs/>
+          <w:color w:val="CD3704"/>
+          <w:sz w:val="33"/>
+          <w:szCs w:val="33"/>
+          <w:lang w:eastAsia="es-ES"/>
+        </w:rPr>
+        <w:t>=</w:t>
+      </w:r>
+      <w:r>
+        <w:rPr>
+          <w:rFonts w:ascii="Consolas" w:eastAsia="Times New Roman" w:hAnsi="Consolas" w:cs="Times New Roman"/>
+          <w:b/>
+          <w:bCs/>
+          <w:i/>
+          <w:iCs/>
+          <w:color w:val="F25A00"/>
+          <w:sz w:val="33"/>
+          <w:szCs w:val="33"/>
+          <w:lang w:eastAsia="es-ES"/>
+        </w:rPr>
+        <w:t>"</w:t>
+      </w:r>
+      <w:proofErr w:type="spellStart"/>
+      <w:r>
+        <w:rPr>
+          <w:rFonts w:ascii="Consolas" w:eastAsia="Times New Roman" w:hAnsi="Consolas" w:cs="Times New Roman"/>
+          <w:b/>
+          <w:bCs/>
+          <w:i/>
+          <w:iCs/>
+          <w:color w:val="F25A00"/>
+          <w:sz w:val="33"/>
+          <w:szCs w:val="33"/>
+          <w:lang w:eastAsia="es-ES"/>
+        </w:rPr>
+        <w:t>viewport</w:t>
+      </w:r>
+      <w:proofErr w:type="spellEnd"/>
+      <w:r>
+        <w:rPr>
+          <w:rFonts w:ascii="Consolas" w:eastAsia="Times New Roman" w:hAnsi="Consolas" w:cs="Times New Roman"/>
+          <w:b/>
+          <w:bCs/>
+          <w:i/>
+          <w:iCs/>
+          <w:color w:val="F25A00"/>
+          <w:sz w:val="33"/>
+          <w:szCs w:val="33"/>
+          <w:lang w:eastAsia="es-ES"/>
+        </w:rPr>
+        <w:t>"</w:t>
+      </w:r>
+      <w:r>
+        <w:rPr>
+          <w:rFonts w:ascii="Consolas" w:eastAsia="Times New Roman" w:hAnsi="Consolas" w:cs="Times New Roman"/>
+          <w:b/>
+          <w:bCs/>
+          <w:color w:val="000000"/>
+          <w:sz w:val="33"/>
+          <w:szCs w:val="33"/>
+          <w:lang w:eastAsia="es-ES"/>
+        </w:rPr>
+        <w:t xml:space="preserve"> </w:t>
+      </w:r>
+      <w:proofErr w:type="spellStart"/>
+      <w:r>
+        <w:rPr>
+          <w:rFonts w:ascii="Consolas" w:eastAsia="Times New Roman" w:hAnsi="Consolas" w:cs="Times New Roman"/>
+          <w:b/>
+          <w:bCs/>
+          <w:color w:val="6AAF19"/>
+          <w:sz w:val="33"/>
+          <w:szCs w:val="33"/>
+          <w:lang w:eastAsia="es-ES"/>
+        </w:rPr>
+        <w:t>content</w:t>
+      </w:r>
+      <w:proofErr w:type="spellEnd"/>
+      <w:r>
+        <w:rPr>
+          <w:rFonts w:ascii="Consolas" w:eastAsia="Times New Roman" w:hAnsi="Consolas" w:cs="Times New Roman"/>
+          <w:b/>
+          <w:bCs/>
+          <w:i/>
+          <w:iCs/>
+          <w:color w:val="CD3704"/>
+          <w:sz w:val="33"/>
+          <w:szCs w:val="33"/>
+          <w:lang w:eastAsia="es-ES"/>
+        </w:rPr>
+        <w:t>=</w:t>
+      </w:r>
+      <w:r>
+        <w:rPr>
+          <w:rFonts w:ascii="Consolas" w:eastAsia="Times New Roman" w:hAnsi="Consolas" w:cs="Times New Roman"/>
+          <w:b/>
+          <w:bCs/>
+          <w:i/>
+          <w:iCs/>
+          <w:color w:val="F25A00"/>
+          <w:sz w:val="33"/>
+          <w:szCs w:val="33"/>
+          <w:lang w:eastAsia="es-ES"/>
+        </w:rPr>
+        <w:t>"</w:t>
+      </w:r>
+      <w:proofErr w:type="spellStart"/>
+      <w:r>
+        <w:rPr>
+          <w:rFonts w:ascii="Consolas" w:eastAsia="Times New Roman" w:hAnsi="Consolas" w:cs="Times New Roman"/>
+          <w:b/>
+          <w:bCs/>
+          <w:i/>
+          <w:iCs/>
+          <w:color w:val="F25A00"/>
+          <w:sz w:val="33"/>
+          <w:szCs w:val="33"/>
+          <w:lang w:eastAsia="es-ES"/>
+        </w:rPr>
+        <w:t>width</w:t>
+      </w:r>
+      <w:proofErr w:type="spellEnd"/>
+      <w:r>
+        <w:rPr>
+          <w:rFonts w:ascii="Consolas" w:eastAsia="Times New Roman" w:hAnsi="Consolas" w:cs="Times New Roman"/>
+          <w:b/>
+          <w:bCs/>
+          <w:i/>
+          <w:iCs/>
+          <w:color w:val="F25A00"/>
+          <w:sz w:val="33"/>
+          <w:szCs w:val="33"/>
+          <w:lang w:eastAsia="es-ES"/>
+        </w:rPr>
+        <w:t>=</w:t>
+      </w:r>
+      <w:proofErr w:type="spellStart"/>
+      <w:r>
+        <w:rPr>
+          <w:rFonts w:ascii="Consolas" w:eastAsia="Times New Roman" w:hAnsi="Consolas" w:cs="Times New Roman"/>
+          <w:b/>
+          <w:bCs/>
+          <w:i/>
+          <w:iCs/>
+          <w:color w:val="F25A00"/>
+          <w:sz w:val="33"/>
+          <w:szCs w:val="33"/>
+          <w:lang w:eastAsia="es-ES"/>
+        </w:rPr>
+        <w:t>device-width</w:t>
+      </w:r>
+      <w:proofErr w:type="spellEnd"/>
+      <w:r>
+        <w:rPr>
+          <w:rFonts w:ascii="Consolas" w:eastAsia="Times New Roman" w:hAnsi="Consolas" w:cs="Times New Roman"/>
+          <w:b/>
+          <w:bCs/>
+          <w:i/>
+          <w:iCs/>
+          <w:color w:val="F25A00"/>
+          <w:sz w:val="33"/>
+          <w:szCs w:val="33"/>
+          <w:lang w:eastAsia="es-ES"/>
+        </w:rPr>
+        <w:t xml:space="preserve">, </w:t>
+      </w:r>
+      <w:proofErr w:type="spellStart"/>
+      <w:r>
+        <w:rPr>
+          <w:rFonts w:ascii="Consolas" w:eastAsia="Times New Roman" w:hAnsi="Consolas" w:cs="Times New Roman"/>
+          <w:b/>
+          <w:bCs/>
+          <w:i/>
+          <w:iCs/>
+          <w:color w:val="F25A00"/>
+          <w:sz w:val="33"/>
+          <w:szCs w:val="33"/>
+          <w:lang w:eastAsia="es-ES"/>
+        </w:rPr>
+        <w:t>initial-scale</w:t>
+      </w:r>
+      <w:proofErr w:type="spellEnd"/>
+      <w:r>
+        <w:rPr>
+          <w:rFonts w:ascii="Consolas" w:eastAsia="Times New Roman" w:hAnsi="Consolas" w:cs="Times New Roman"/>
+          <w:b/>
+          <w:bCs/>
+          <w:i/>
+          <w:iCs/>
+          <w:color w:val="F25A00"/>
+          <w:sz w:val="33"/>
+          <w:szCs w:val="33"/>
+          <w:lang w:eastAsia="es-ES"/>
+        </w:rPr>
+        <w:t>=1.0"</w:t>
+      </w:r>
+      <w:r>
+        <w:rPr>
+          <w:rFonts w:ascii="Consolas" w:eastAsia="Times New Roman" w:hAnsi="Consolas" w:cs="Times New Roman"/>
+          <w:b/>
+          <w:bCs/>
+          <w:color w:val="000000"/>
+          <w:sz w:val="33"/>
+          <w:szCs w:val="33"/>
+          <w:lang w:eastAsia="es-ES"/>
+        </w:rPr>
+        <w:t>&gt;</w:t>
+      </w:r>
+    </w:p>
+    <w:p>
+      <w:pPr>
+        <w:shd w:val="clear" w:color="auto" w:fill="FFFFFF"/>
+        <w:spacing w:after="0" w:line="450" w:lineRule="atLeast"/>
+        <w:rPr>
+          <w:rFonts w:ascii="Consolas" w:eastAsia="Times New Roman" w:hAnsi="Consolas" w:cs="Times New Roman"/>
+          <w:b/>
+          <w:bCs/>
+          <w:color w:val="000000"/>
+          <w:sz w:val="33"/>
+          <w:szCs w:val="33"/>
+          <w:lang w:eastAsia="es-ES"/>
+        </w:rPr>
+      </w:pPr>
+      <w:r>
+        <w:rPr>
+          <w:rFonts w:ascii="Consolas" w:eastAsia="Times New Roman" w:hAnsi="Consolas" w:cs="Times New Roman"/>
+          <w:b/>
+          <w:bCs/>
+          <w:color w:val="000000"/>
+          <w:sz w:val="33"/>
+          <w:szCs w:val="33"/>
+          <w:lang w:eastAsia="es-ES"/>
+        </w:rPr>
+        <w:t>    &lt;</w:t>
+      </w:r>
+      <w:proofErr w:type="spellStart"/>
+      <w:proofErr w:type="gramStart"/>
+      <w:r>
+        <w:rPr>
+          <w:rFonts w:ascii="Consolas" w:eastAsia="Times New Roman" w:hAnsi="Consolas" w:cs="Times New Roman"/>
+          <w:b/>
+          <w:bCs/>
+          <w:color w:val="F92672"/>
+          <w:sz w:val="33"/>
+          <w:szCs w:val="33"/>
+          <w:lang w:eastAsia="es-ES"/>
+        </w:rPr>
+        <w:t>title</w:t>
+      </w:r>
+      <w:proofErr w:type="spellEnd"/>
+      <w:r>
+        <w:rPr>
+          <w:rFonts w:ascii="Consolas" w:eastAsia="Times New Roman" w:hAnsi="Consolas" w:cs="Times New Roman"/>
+          <w:b/>
+          <w:bCs/>
+          <w:color w:val="000000"/>
+          <w:sz w:val="33"/>
+          <w:szCs w:val="33"/>
+          <w:lang w:eastAsia="es-ES"/>
+        </w:rPr>
+        <w:t>&gt;</w:t>
+      </w:r>
+      <w:proofErr w:type="spellStart"/>
+      <w:proofErr w:type="gramEnd"/>
+      <w:r>
+        <w:rPr>
+          <w:rFonts w:ascii="Consolas" w:eastAsia="Times New Roman" w:hAnsi="Consolas" w:cs="Times New Roman"/>
+          <w:b/>
+          <w:bCs/>
+          <w:color w:val="000000"/>
+          <w:sz w:val="33"/>
+          <w:szCs w:val="33"/>
+          <w:lang w:eastAsia="es-ES"/>
+        </w:rPr>
+        <w:t>Document</w:t>
+      </w:r>
+      <w:proofErr w:type="spellEnd"/>
+      <w:r>
+        <w:rPr>
+          <w:rFonts w:ascii="Consolas" w:eastAsia="Times New Roman" w:hAnsi="Consolas" w:cs="Times New Roman"/>
+          <w:b/>
+          <w:bCs/>
+          <w:color w:val="000000"/>
+          <w:sz w:val="33"/>
+          <w:szCs w:val="33"/>
+          <w:lang w:eastAsia="es-ES"/>
+        </w:rPr>
+        <w:t>&lt;/</w:t>
+      </w:r>
+      <w:proofErr w:type="spellStart"/>
+      <w:r>
+        <w:rPr>
+          <w:rFonts w:ascii="Consolas" w:eastAsia="Times New Roman" w:hAnsi="Consolas" w:cs="Times New Roman"/>
+          <w:b/>
+          <w:bCs/>
+          <w:color w:val="F92672"/>
+          <w:sz w:val="33"/>
+          <w:szCs w:val="33"/>
+          <w:lang w:eastAsia="es-ES"/>
+        </w:rPr>
+        <w:t>title</w:t>
+      </w:r>
+      <w:proofErr w:type="spellEnd"/>
+      <w:r>
+        <w:rPr>
+          <w:rFonts w:ascii="Consolas" w:eastAsia="Times New Roman" w:hAnsi="Consolas" w:cs="Times New Roman"/>
+          <w:b/>
+          <w:bCs/>
+          <w:color w:val="000000"/>
+          <w:sz w:val="33"/>
+          <w:szCs w:val="33"/>
+          <w:lang w:eastAsia="es-ES"/>
+        </w:rPr>
+        <w:t>&gt;</w:t>
+      </w:r>
+    </w:p>
+    <w:p>
+      <w:pPr>
+        <w:shd w:val="clear" w:color="auto" w:fill="FFFFFF"/>
+        <w:spacing w:after="0" w:line="450" w:lineRule="atLeast"/>
+        <w:rPr>
+          <w:rFonts w:ascii="Consolas" w:eastAsia="Times New Roman" w:hAnsi="Consolas" w:cs="Times New Roman"/>
+          <w:b/>
+          <w:bCs/>
+          <w:color w:val="000000"/>
+          <w:sz w:val="33"/>
+          <w:szCs w:val="33"/>
+          <w:lang w:eastAsia="es-ES"/>
+        </w:rPr>
+      </w:pPr>
+      <w:r>
+        <w:rPr>
+          <w:rFonts w:ascii="Consolas" w:eastAsia="Times New Roman" w:hAnsi="Consolas" w:cs="Times New Roman"/>
+          <w:b/>
+          <w:bCs/>
+          <w:color w:val="000000"/>
+          <w:sz w:val="33"/>
+          <w:szCs w:val="33"/>
+          <w:lang w:eastAsia="es-ES"/>
+        </w:rPr>
+        <w:t>    &lt;</w:t>
+      </w:r>
+      <w:proofErr w:type="gramStart"/>
+      <w:r>
+        <w:rPr>
+          <w:rFonts w:ascii="Consolas" w:eastAsia="Times New Roman" w:hAnsi="Consolas" w:cs="Times New Roman"/>
+          <w:b/>
+          <w:bCs/>
+          <w:color w:val="F92672"/>
+          <w:sz w:val="33"/>
+          <w:szCs w:val="33"/>
+          <w:lang w:eastAsia="es-ES"/>
+        </w:rPr>
+        <w:t>script</w:t>
+      </w:r>
+      <w:proofErr w:type="gramEnd"/>
+      <w:r>
+        <w:rPr>
+          <w:rFonts w:ascii="Consolas" w:eastAsia="Times New Roman" w:hAnsi="Consolas" w:cs="Times New Roman"/>
+          <w:b/>
+          <w:bCs/>
+          <w:color w:val="000000"/>
+          <w:sz w:val="33"/>
+          <w:szCs w:val="33"/>
+          <w:lang w:eastAsia="es-ES"/>
+        </w:rPr>
+        <w:t>&gt;</w:t>
+      </w:r>
+    </w:p>
+    <w:p>
+      <w:pPr>
+        <w:shd w:val="clear" w:color="auto" w:fill="FFFFFF"/>
+        <w:spacing w:after="0" w:line="450" w:lineRule="atLeast"/>
+        <w:rPr>
+          <w:rFonts w:ascii="Consolas" w:eastAsia="Times New Roman" w:hAnsi="Consolas" w:cs="Times New Roman"/>
+          <w:b/>
+          <w:bCs/>
+          <w:color w:val="000000"/>
+          <w:sz w:val="33"/>
+          <w:szCs w:val="33"/>
+          <w:lang w:eastAsia="es-ES"/>
+        </w:rPr>
+      </w:pPr>
+      <w:r>
+        <w:rPr>
+          <w:rFonts w:ascii="Consolas" w:eastAsia="Times New Roman" w:hAnsi="Consolas" w:cs="Times New Roman"/>
+          <w:b/>
+          <w:bCs/>
+          <w:color w:val="000000"/>
+          <w:sz w:val="33"/>
+          <w:szCs w:val="33"/>
+          <w:lang w:eastAsia="es-ES"/>
+        </w:rPr>
+        <w:t xml:space="preserve">        </w:t>
+      </w:r>
+      <w:proofErr w:type="spellStart"/>
+      <w:proofErr w:type="gramStart"/>
+      <w:r>
+        <w:rPr>
+          <w:rFonts w:ascii="Consolas" w:eastAsia="Times New Roman" w:hAnsi="Consolas" w:cs="Times New Roman"/>
+          <w:b/>
+          <w:bCs/>
+          <w:i/>
+          <w:iCs/>
+          <w:color w:val="28C6E4"/>
+          <w:sz w:val="33"/>
+          <w:szCs w:val="33"/>
+          <w:lang w:eastAsia="es-ES"/>
+        </w:rPr>
+        <w:t>function</w:t>
+      </w:r>
+      <w:proofErr w:type="spellEnd"/>
+      <w:proofErr w:type="gramEnd"/>
+      <w:r>
+        <w:rPr>
+          <w:rFonts w:ascii="Consolas" w:eastAsia="Times New Roman" w:hAnsi="Consolas" w:cs="Times New Roman"/>
+          <w:b/>
+          <w:bCs/>
+          <w:color w:val="000000"/>
+          <w:sz w:val="33"/>
+          <w:szCs w:val="33"/>
+          <w:lang w:eastAsia="es-ES"/>
+        </w:rPr>
+        <w:t xml:space="preserve"> </w:t>
+      </w:r>
+      <w:proofErr w:type="spellStart"/>
+      <w:r>
+        <w:rPr>
+          <w:rFonts w:ascii="Consolas" w:eastAsia="Times New Roman" w:hAnsi="Consolas" w:cs="Times New Roman"/>
+          <w:b/>
+          <w:bCs/>
+          <w:color w:val="6AAF19"/>
+          <w:sz w:val="33"/>
+          <w:szCs w:val="33"/>
+          <w:lang w:eastAsia="es-ES"/>
+        </w:rPr>
+        <w:t>calcularDatos</w:t>
+      </w:r>
+      <w:proofErr w:type="spellEnd"/>
+      <w:r>
+        <w:rPr>
+          <w:rFonts w:ascii="Consolas" w:eastAsia="Times New Roman" w:hAnsi="Consolas" w:cs="Times New Roman"/>
+          <w:b/>
+          <w:bCs/>
+          <w:color w:val="000000"/>
+          <w:sz w:val="33"/>
+          <w:szCs w:val="33"/>
+          <w:lang w:eastAsia="es-ES"/>
+        </w:rPr>
+        <w:t>() {</w:t>
+      </w:r>
+    </w:p>
+    <w:p>
+      <w:pPr>
+        <w:shd w:val="clear" w:color="auto" w:fill="FFFFFF"/>
+        <w:spacing w:after="0" w:line="450" w:lineRule="atLeast"/>
+        <w:rPr>
+          <w:rFonts w:ascii="Consolas" w:eastAsia="Times New Roman" w:hAnsi="Consolas" w:cs="Times New Roman"/>
+          <w:b/>
+          <w:bCs/>
+          <w:color w:val="000000"/>
+          <w:sz w:val="33"/>
+          <w:szCs w:val="33"/>
+          <w:lang w:eastAsia="es-ES"/>
+        </w:rPr>
+      </w:pPr>
+      <w:r>
+        <w:rPr>
+          <w:rFonts w:ascii="Consolas" w:eastAsia="Times New Roman" w:hAnsi="Consolas" w:cs="Times New Roman"/>
+          <w:b/>
+          <w:bCs/>
+          <w:color w:val="000000"/>
+          <w:sz w:val="33"/>
+          <w:szCs w:val="33"/>
+          <w:lang w:eastAsia="es-ES"/>
+        </w:rPr>
+        <w:t xml:space="preserve">            </w:t>
+      </w:r>
+      <w:r>
+        <w:rPr>
+          <w:rFonts w:ascii="Consolas" w:eastAsia="Times New Roman" w:hAnsi="Consolas" w:cs="Times New Roman"/>
+          <w:b/>
+          <w:bCs/>
+          <w:color w:val="9F9F8F"/>
+          <w:sz w:val="33"/>
+          <w:szCs w:val="33"/>
+          <w:lang w:eastAsia="es-ES"/>
+        </w:rPr>
+        <w:t>//recuperamos la caja de horas</w:t>
+      </w:r>
+    </w:p>
+    <w:p>
+      <w:pPr>
+        <w:shd w:val="clear" w:color="auto" w:fill="FFFFFF"/>
+        <w:spacing w:after="0" w:line="450" w:lineRule="atLeast"/>
+        <w:rPr>
+          <w:rFonts w:ascii="Consolas" w:eastAsia="Times New Roman" w:hAnsi="Consolas" w:cs="Times New Roman"/>
+          <w:b/>
+          <w:bCs/>
+          <w:color w:val="000000"/>
+          <w:sz w:val="33"/>
+          <w:szCs w:val="33"/>
+          <w:lang w:eastAsia="es-ES"/>
+        </w:rPr>
+      </w:pPr>
+      <w:r>
+        <w:rPr>
+          <w:rFonts w:ascii="Consolas" w:eastAsia="Times New Roman" w:hAnsi="Consolas" w:cs="Times New Roman"/>
+          <w:b/>
+          <w:bCs/>
+          <w:color w:val="000000"/>
+          <w:sz w:val="33"/>
+          <w:szCs w:val="33"/>
+          <w:lang w:eastAsia="es-ES"/>
+        </w:rPr>
+        <w:t xml:space="preserve">            </w:t>
+      </w:r>
+      <w:proofErr w:type="spellStart"/>
+      <w:proofErr w:type="gramStart"/>
+      <w:r>
+        <w:rPr>
+          <w:rFonts w:ascii="Consolas" w:eastAsia="Times New Roman" w:hAnsi="Consolas" w:cs="Times New Roman"/>
+          <w:b/>
+          <w:bCs/>
+          <w:i/>
+          <w:iCs/>
+          <w:color w:val="28C6E4"/>
+          <w:sz w:val="33"/>
+          <w:szCs w:val="33"/>
+          <w:lang w:eastAsia="es-ES"/>
+        </w:rPr>
+        <w:t>let</w:t>
+      </w:r>
+      <w:proofErr w:type="spellEnd"/>
+      <w:proofErr w:type="gramEnd"/>
+      <w:r>
+        <w:rPr>
+          <w:rFonts w:ascii="Consolas" w:eastAsia="Times New Roman" w:hAnsi="Consolas" w:cs="Times New Roman"/>
+          <w:b/>
+          <w:bCs/>
+          <w:color w:val="000000"/>
+          <w:sz w:val="33"/>
+          <w:szCs w:val="33"/>
+          <w:lang w:eastAsia="es-ES"/>
+        </w:rPr>
+        <w:t xml:space="preserve"> </w:t>
+      </w:r>
+      <w:proofErr w:type="spellStart"/>
+      <w:r>
+        <w:rPr>
+          <w:rFonts w:ascii="Consolas" w:eastAsia="Times New Roman" w:hAnsi="Consolas" w:cs="Times New Roman"/>
+          <w:b/>
+          <w:bCs/>
+          <w:color w:val="000000"/>
+          <w:sz w:val="33"/>
+          <w:szCs w:val="33"/>
+          <w:lang w:eastAsia="es-ES"/>
+        </w:rPr>
+        <w:t>cajahoras</w:t>
+      </w:r>
+      <w:proofErr w:type="spellEnd"/>
+      <w:r>
+        <w:rPr>
+          <w:rFonts w:ascii="Consolas" w:eastAsia="Times New Roman" w:hAnsi="Consolas" w:cs="Times New Roman"/>
+          <w:b/>
+          <w:bCs/>
+          <w:color w:val="000000"/>
+          <w:sz w:val="33"/>
+          <w:szCs w:val="33"/>
+          <w:lang w:eastAsia="es-ES"/>
+        </w:rPr>
+        <w:t xml:space="preserve"> </w:t>
+      </w:r>
+      <w:r>
+        <w:rPr>
+          <w:rFonts w:ascii="Consolas" w:eastAsia="Times New Roman" w:hAnsi="Consolas" w:cs="Times New Roman"/>
+          <w:b/>
+          <w:bCs/>
+          <w:color w:val="F92672"/>
+          <w:sz w:val="33"/>
+          <w:szCs w:val="33"/>
+          <w:lang w:eastAsia="es-ES"/>
+        </w:rPr>
+        <w:t>=</w:t>
+      </w:r>
+      <w:r>
+        <w:rPr>
+          <w:rFonts w:ascii="Consolas" w:eastAsia="Times New Roman" w:hAnsi="Consolas" w:cs="Times New Roman"/>
+          <w:b/>
+          <w:bCs/>
+          <w:color w:val="000000"/>
+          <w:sz w:val="33"/>
+          <w:szCs w:val="33"/>
+          <w:lang w:eastAsia="es-ES"/>
+        </w:rPr>
+        <w:t xml:space="preserve"> </w:t>
+      </w:r>
+      <w:proofErr w:type="spellStart"/>
+      <w:r>
+        <w:rPr>
+          <w:rFonts w:ascii="Consolas" w:eastAsia="Times New Roman" w:hAnsi="Consolas" w:cs="Times New Roman"/>
+          <w:b/>
+          <w:bCs/>
+          <w:color w:val="000000"/>
+          <w:sz w:val="33"/>
+          <w:szCs w:val="33"/>
+          <w:lang w:eastAsia="es-ES"/>
+        </w:rPr>
+        <w:t>document.</w:t>
+      </w:r>
+      <w:r>
+        <w:rPr>
+          <w:rFonts w:ascii="Consolas" w:eastAsia="Times New Roman" w:hAnsi="Consolas" w:cs="Times New Roman"/>
+          <w:b/>
+          <w:bCs/>
+          <w:color w:val="6AAF19"/>
+          <w:sz w:val="33"/>
+          <w:szCs w:val="33"/>
+          <w:lang w:eastAsia="es-ES"/>
+        </w:rPr>
+        <w:t>getElementById</w:t>
+      </w:r>
+      <w:proofErr w:type="spellEnd"/>
+      <w:r>
+        <w:rPr>
+          <w:rFonts w:ascii="Consolas" w:eastAsia="Times New Roman" w:hAnsi="Consolas" w:cs="Times New Roman"/>
+          <w:b/>
+          <w:bCs/>
+          <w:color w:val="000000"/>
+          <w:sz w:val="33"/>
+          <w:szCs w:val="33"/>
+          <w:lang w:eastAsia="es-ES"/>
+        </w:rPr>
+        <w:t>(</w:t>
+      </w:r>
+      <w:r>
+        <w:rPr>
+          <w:rFonts w:ascii="Consolas" w:eastAsia="Times New Roman" w:hAnsi="Consolas" w:cs="Times New Roman"/>
+          <w:b/>
+          <w:bCs/>
+          <w:color w:val="F25A00"/>
+          <w:sz w:val="33"/>
+          <w:szCs w:val="33"/>
+          <w:lang w:eastAsia="es-ES"/>
+        </w:rPr>
+        <w:t>"</w:t>
+      </w:r>
+      <w:proofErr w:type="spellStart"/>
+      <w:r>
+        <w:rPr>
+          <w:rFonts w:ascii="Consolas" w:eastAsia="Times New Roman" w:hAnsi="Consolas" w:cs="Times New Roman"/>
+          <w:b/>
+          <w:bCs/>
+          <w:color w:val="F25A00"/>
+          <w:sz w:val="33"/>
+          <w:szCs w:val="33"/>
+          <w:lang w:eastAsia="es-ES"/>
+        </w:rPr>
+        <w:t>cajahoras</w:t>
+      </w:r>
+      <w:proofErr w:type="spellEnd"/>
+      <w:r>
+        <w:rPr>
+          <w:rFonts w:ascii="Consolas" w:eastAsia="Times New Roman" w:hAnsi="Consolas" w:cs="Times New Roman"/>
+          <w:b/>
+          <w:bCs/>
+          <w:color w:val="F25A00"/>
+          <w:sz w:val="33"/>
+          <w:szCs w:val="33"/>
+          <w:lang w:eastAsia="es-ES"/>
+        </w:rPr>
+        <w:t>"</w:t>
+      </w:r>
+      <w:r>
+        <w:rPr>
+          <w:rFonts w:ascii="Consolas" w:eastAsia="Times New Roman" w:hAnsi="Consolas" w:cs="Times New Roman"/>
+          <w:b/>
+          <w:bCs/>
+          <w:color w:val="000000"/>
+          <w:sz w:val="33"/>
+          <w:szCs w:val="33"/>
+          <w:lang w:eastAsia="es-ES"/>
+        </w:rPr>
+        <w:t>);</w:t>
+      </w:r>
+    </w:p>
+    <w:p>
+      <w:pPr>
+        <w:shd w:val="clear" w:color="auto" w:fill="FFFFFF"/>
+        <w:spacing w:after="0" w:line="450" w:lineRule="atLeast"/>
+        <w:rPr>
+          <w:rFonts w:ascii="Consolas" w:eastAsia="Times New Roman" w:hAnsi="Consolas" w:cs="Times New Roman"/>
+          <w:b/>
+          <w:bCs/>
+          <w:color w:val="000000"/>
+          <w:sz w:val="33"/>
+          <w:szCs w:val="33"/>
+          <w:lang w:eastAsia="es-ES"/>
+        </w:rPr>
+      </w:pPr>
+      <w:r>
+        <w:rPr>
+          <w:rFonts w:ascii="Consolas" w:eastAsia="Times New Roman" w:hAnsi="Consolas" w:cs="Times New Roman"/>
+          <w:b/>
+          <w:bCs/>
+          <w:color w:val="000000"/>
+          <w:sz w:val="33"/>
+          <w:szCs w:val="33"/>
+          <w:lang w:eastAsia="es-ES"/>
+        </w:rPr>
+        <w:t xml:space="preserve">            </w:t>
+      </w:r>
+      <w:r>
+        <w:rPr>
+          <w:rFonts w:ascii="Consolas" w:eastAsia="Times New Roman" w:hAnsi="Consolas" w:cs="Times New Roman"/>
+          <w:b/>
+          <w:bCs/>
+          <w:color w:val="9F9F8F"/>
+          <w:sz w:val="33"/>
+          <w:szCs w:val="33"/>
+          <w:lang w:eastAsia="es-ES"/>
+        </w:rPr>
+        <w:t>//recuperamos la caja del importe hora</w:t>
+      </w:r>
+    </w:p>
+    <w:p>
+      <w:pPr>
+        <w:shd w:val="clear" w:color="auto" w:fill="FFFFFF"/>
+        <w:spacing w:after="0" w:line="450" w:lineRule="atLeast"/>
+        <w:rPr>
+          <w:rFonts w:ascii="Consolas" w:eastAsia="Times New Roman" w:hAnsi="Consolas" w:cs="Times New Roman"/>
+          <w:b/>
+          <w:bCs/>
+          <w:color w:val="000000"/>
+          <w:sz w:val="33"/>
+          <w:szCs w:val="33"/>
+          <w:lang w:eastAsia="es-ES"/>
+        </w:rPr>
+      </w:pPr>
+      <w:r>
+        <w:rPr>
+          <w:rFonts w:ascii="Consolas" w:eastAsia="Times New Roman" w:hAnsi="Consolas" w:cs="Times New Roman"/>
+          <w:b/>
+          <w:bCs/>
+          <w:color w:val="000000"/>
+          <w:sz w:val="33"/>
+          <w:szCs w:val="33"/>
+          <w:lang w:eastAsia="es-ES"/>
+        </w:rPr>
+        <w:t xml:space="preserve">            </w:t>
+      </w:r>
+      <w:proofErr w:type="spellStart"/>
+      <w:proofErr w:type="gramStart"/>
+      <w:r>
+        <w:rPr>
+          <w:rFonts w:ascii="Consolas" w:eastAsia="Times New Roman" w:hAnsi="Consolas" w:cs="Times New Roman"/>
+          <w:b/>
+          <w:bCs/>
+          <w:i/>
+          <w:iCs/>
+          <w:color w:val="28C6E4"/>
+          <w:sz w:val="33"/>
+          <w:szCs w:val="33"/>
+          <w:lang w:eastAsia="es-ES"/>
+        </w:rPr>
+        <w:t>let</w:t>
+      </w:r>
+      <w:proofErr w:type="spellEnd"/>
+      <w:proofErr w:type="gramEnd"/>
+      <w:r>
+        <w:rPr>
+          <w:rFonts w:ascii="Consolas" w:eastAsia="Times New Roman" w:hAnsi="Consolas" w:cs="Times New Roman"/>
+          <w:b/>
+          <w:bCs/>
+          <w:color w:val="000000"/>
+          <w:sz w:val="33"/>
+          <w:szCs w:val="33"/>
+          <w:lang w:eastAsia="es-ES"/>
+        </w:rPr>
+        <w:t xml:space="preserve"> </w:t>
+      </w:r>
+      <w:proofErr w:type="spellStart"/>
+      <w:r>
+        <w:rPr>
+          <w:rFonts w:ascii="Consolas" w:eastAsia="Times New Roman" w:hAnsi="Consolas" w:cs="Times New Roman"/>
+          <w:b/>
+          <w:bCs/>
+          <w:color w:val="000000"/>
+          <w:sz w:val="33"/>
+          <w:szCs w:val="33"/>
+          <w:lang w:eastAsia="es-ES"/>
+        </w:rPr>
+        <w:t>cajaimporte</w:t>
+      </w:r>
+      <w:proofErr w:type="spellEnd"/>
+      <w:r>
+        <w:rPr>
+          <w:rFonts w:ascii="Consolas" w:eastAsia="Times New Roman" w:hAnsi="Consolas" w:cs="Times New Roman"/>
+          <w:b/>
+          <w:bCs/>
+          <w:color w:val="000000"/>
+          <w:sz w:val="33"/>
+          <w:szCs w:val="33"/>
+          <w:lang w:eastAsia="es-ES"/>
+        </w:rPr>
+        <w:t xml:space="preserve"> </w:t>
+      </w:r>
+      <w:r>
+        <w:rPr>
+          <w:rFonts w:ascii="Consolas" w:eastAsia="Times New Roman" w:hAnsi="Consolas" w:cs="Times New Roman"/>
+          <w:b/>
+          <w:bCs/>
+          <w:color w:val="F92672"/>
+          <w:sz w:val="33"/>
+          <w:szCs w:val="33"/>
+          <w:lang w:eastAsia="es-ES"/>
+        </w:rPr>
+        <w:t>=</w:t>
+      </w:r>
+      <w:r>
+        <w:rPr>
+          <w:rFonts w:ascii="Consolas" w:eastAsia="Times New Roman" w:hAnsi="Consolas" w:cs="Times New Roman"/>
+          <w:b/>
+          <w:bCs/>
+          <w:color w:val="000000"/>
+          <w:sz w:val="33"/>
+          <w:szCs w:val="33"/>
+          <w:lang w:eastAsia="es-ES"/>
+        </w:rPr>
+        <w:t xml:space="preserve"> </w:t>
+      </w:r>
+      <w:proofErr w:type="spellStart"/>
+      <w:r>
+        <w:rPr>
+          <w:rFonts w:ascii="Consolas" w:eastAsia="Times New Roman" w:hAnsi="Consolas" w:cs="Times New Roman"/>
+          <w:b/>
+          <w:bCs/>
+          <w:color w:val="000000"/>
+          <w:sz w:val="33"/>
+          <w:szCs w:val="33"/>
+          <w:lang w:eastAsia="es-ES"/>
+        </w:rPr>
+        <w:t>document.</w:t>
+      </w:r>
+      <w:r>
+        <w:rPr>
+          <w:rFonts w:ascii="Consolas" w:eastAsia="Times New Roman" w:hAnsi="Consolas" w:cs="Times New Roman"/>
+          <w:b/>
+          <w:bCs/>
+          <w:color w:val="6AAF19"/>
+          <w:sz w:val="33"/>
+          <w:szCs w:val="33"/>
+          <w:lang w:eastAsia="es-ES"/>
+        </w:rPr>
+        <w:t>getElementById</w:t>
+      </w:r>
+      <w:proofErr w:type="spellEnd"/>
+      <w:r>
+        <w:rPr>
+          <w:rFonts w:ascii="Consolas" w:eastAsia="Times New Roman" w:hAnsi="Consolas" w:cs="Times New Roman"/>
+          <w:b/>
+          <w:bCs/>
+          <w:color w:val="000000"/>
+          <w:sz w:val="33"/>
+          <w:szCs w:val="33"/>
+          <w:lang w:eastAsia="es-ES"/>
+        </w:rPr>
+        <w:t>(</w:t>
+      </w:r>
+      <w:r>
+        <w:rPr>
+          <w:rFonts w:ascii="Consolas" w:eastAsia="Times New Roman" w:hAnsi="Consolas" w:cs="Times New Roman"/>
+          <w:b/>
+          <w:bCs/>
+          <w:color w:val="F25A00"/>
+          <w:sz w:val="33"/>
+          <w:szCs w:val="33"/>
+          <w:lang w:eastAsia="es-ES"/>
+        </w:rPr>
+        <w:t>"</w:t>
+      </w:r>
+      <w:proofErr w:type="spellStart"/>
+      <w:r>
+        <w:rPr>
+          <w:rFonts w:ascii="Consolas" w:eastAsia="Times New Roman" w:hAnsi="Consolas" w:cs="Times New Roman"/>
+          <w:b/>
+          <w:bCs/>
+          <w:color w:val="F25A00"/>
+          <w:sz w:val="33"/>
+          <w:szCs w:val="33"/>
+          <w:lang w:eastAsia="es-ES"/>
+        </w:rPr>
+        <w:t>cajaimporte</w:t>
+      </w:r>
+      <w:proofErr w:type="spellEnd"/>
+      <w:r>
+        <w:rPr>
+          <w:rFonts w:ascii="Consolas" w:eastAsia="Times New Roman" w:hAnsi="Consolas" w:cs="Times New Roman"/>
+          <w:b/>
+          <w:bCs/>
+          <w:color w:val="F25A00"/>
+          <w:sz w:val="33"/>
+          <w:szCs w:val="33"/>
+          <w:lang w:eastAsia="es-ES"/>
+        </w:rPr>
+        <w:t>"</w:t>
+      </w:r>
+      <w:r>
+        <w:rPr>
+          <w:rFonts w:ascii="Consolas" w:eastAsia="Times New Roman" w:hAnsi="Consolas" w:cs="Times New Roman"/>
+          <w:b/>
+          <w:bCs/>
+          <w:color w:val="000000"/>
+          <w:sz w:val="33"/>
+          <w:szCs w:val="33"/>
+          <w:lang w:eastAsia="es-ES"/>
+        </w:rPr>
+        <w:t>);</w:t>
+      </w:r>
+    </w:p>
+    <w:p>
+      <w:pPr>
+        <w:shd w:val="clear" w:color="auto" w:fill="FFFFFF"/>
+        <w:spacing w:after="0" w:line="450" w:lineRule="atLeast"/>
+        <w:rPr>
+          <w:rFonts w:ascii="Consolas" w:eastAsia="Times New Roman" w:hAnsi="Consolas" w:cs="Times New Roman"/>
+          <w:b/>
+          <w:bCs/>
+          <w:color w:val="000000"/>
+          <w:sz w:val="33"/>
+          <w:szCs w:val="33"/>
+          <w:lang w:eastAsia="es-ES"/>
+        </w:rPr>
+      </w:pPr>
+      <w:r>
+        <w:rPr>
+          <w:rFonts w:ascii="Consolas" w:eastAsia="Times New Roman" w:hAnsi="Consolas" w:cs="Times New Roman"/>
+          <w:b/>
+          <w:bCs/>
+          <w:color w:val="000000"/>
+          <w:sz w:val="33"/>
+          <w:szCs w:val="33"/>
+          <w:lang w:eastAsia="es-ES"/>
+        </w:rPr>
+        <w:t xml:space="preserve">            </w:t>
+      </w:r>
+      <w:r>
+        <w:rPr>
+          <w:rFonts w:ascii="Consolas" w:eastAsia="Times New Roman" w:hAnsi="Consolas" w:cs="Times New Roman"/>
+          <w:b/>
+          <w:bCs/>
+          <w:color w:val="9F9F8F"/>
+          <w:sz w:val="33"/>
+          <w:szCs w:val="33"/>
+          <w:lang w:eastAsia="es-ES"/>
+        </w:rPr>
+        <w:t>//necesito una variable con el numero horas</w:t>
+      </w:r>
+    </w:p>
+    <w:p>
+      <w:pPr>
+        <w:shd w:val="clear" w:color="auto" w:fill="FFFFFF"/>
+        <w:spacing w:after="0" w:line="450" w:lineRule="atLeast"/>
+        <w:rPr>
+          <w:rFonts w:ascii="Consolas" w:eastAsia="Times New Roman" w:hAnsi="Consolas" w:cs="Times New Roman"/>
+          <w:b/>
+          <w:bCs/>
+          <w:color w:val="000000"/>
+          <w:sz w:val="33"/>
+          <w:szCs w:val="33"/>
+          <w:lang w:eastAsia="es-ES"/>
+        </w:rPr>
+      </w:pPr>
+      <w:r>
+        <w:rPr>
+          <w:rFonts w:ascii="Consolas" w:eastAsia="Times New Roman" w:hAnsi="Consolas" w:cs="Times New Roman"/>
+          <w:b/>
+          <w:bCs/>
+          <w:color w:val="000000"/>
+          <w:sz w:val="33"/>
+          <w:szCs w:val="33"/>
+          <w:lang w:eastAsia="es-ES"/>
+        </w:rPr>
+        <w:t xml:space="preserve">            </w:t>
+      </w:r>
+      <w:proofErr w:type="spellStart"/>
+      <w:proofErr w:type="gramStart"/>
+      <w:r>
+        <w:rPr>
+          <w:rFonts w:ascii="Consolas" w:eastAsia="Times New Roman" w:hAnsi="Consolas" w:cs="Times New Roman"/>
+          <w:b/>
+          <w:bCs/>
+          <w:i/>
+          <w:iCs/>
+          <w:color w:val="28C6E4"/>
+          <w:sz w:val="33"/>
+          <w:szCs w:val="33"/>
+          <w:lang w:eastAsia="es-ES"/>
+        </w:rPr>
+        <w:t>let</w:t>
+      </w:r>
+      <w:proofErr w:type="spellEnd"/>
+      <w:proofErr w:type="gramEnd"/>
+      <w:r>
+        <w:rPr>
+          <w:rFonts w:ascii="Consolas" w:eastAsia="Times New Roman" w:hAnsi="Consolas" w:cs="Times New Roman"/>
+          <w:b/>
+          <w:bCs/>
+          <w:color w:val="000000"/>
+          <w:sz w:val="33"/>
+          <w:szCs w:val="33"/>
+          <w:lang w:eastAsia="es-ES"/>
+        </w:rPr>
+        <w:t xml:space="preserve"> horas </w:t>
+      </w:r>
+      <w:r>
+        <w:rPr>
+          <w:rFonts w:ascii="Consolas" w:eastAsia="Times New Roman" w:hAnsi="Consolas" w:cs="Times New Roman"/>
+          <w:b/>
+          <w:bCs/>
+          <w:color w:val="F92672"/>
+          <w:sz w:val="33"/>
+          <w:szCs w:val="33"/>
+          <w:lang w:eastAsia="es-ES"/>
+        </w:rPr>
+        <w:t>=</w:t>
+      </w:r>
+      <w:r>
+        <w:rPr>
+          <w:rFonts w:ascii="Consolas" w:eastAsia="Times New Roman" w:hAnsi="Consolas" w:cs="Times New Roman"/>
+          <w:b/>
+          <w:bCs/>
+          <w:color w:val="000000"/>
+          <w:sz w:val="33"/>
+          <w:szCs w:val="33"/>
+          <w:lang w:eastAsia="es-ES"/>
+        </w:rPr>
+        <w:t xml:space="preserve"> </w:t>
+      </w:r>
+      <w:proofErr w:type="spellStart"/>
+      <w:r>
+        <w:rPr>
+          <w:rFonts w:ascii="Consolas" w:eastAsia="Times New Roman" w:hAnsi="Consolas" w:cs="Times New Roman"/>
+          <w:b/>
+          <w:bCs/>
+          <w:color w:val="6AAF19"/>
+          <w:sz w:val="33"/>
+          <w:szCs w:val="33"/>
+          <w:lang w:eastAsia="es-ES"/>
+        </w:rPr>
+        <w:t>parseInt</w:t>
+      </w:r>
+      <w:proofErr w:type="spellEnd"/>
+      <w:r>
+        <w:rPr>
+          <w:rFonts w:ascii="Consolas" w:eastAsia="Times New Roman" w:hAnsi="Consolas" w:cs="Times New Roman"/>
+          <w:b/>
+          <w:bCs/>
+          <w:color w:val="000000"/>
+          <w:sz w:val="33"/>
+          <w:szCs w:val="33"/>
+          <w:lang w:eastAsia="es-ES"/>
+        </w:rPr>
+        <w:t>(</w:t>
+      </w:r>
+      <w:proofErr w:type="spellStart"/>
+      <w:r>
+        <w:rPr>
+          <w:rFonts w:ascii="Consolas" w:eastAsia="Times New Roman" w:hAnsi="Consolas" w:cs="Times New Roman"/>
+          <w:b/>
+          <w:bCs/>
+          <w:color w:val="000000"/>
+          <w:sz w:val="33"/>
+          <w:szCs w:val="33"/>
+          <w:lang w:eastAsia="es-ES"/>
+        </w:rPr>
+        <w:t>cajahoras.value</w:t>
+      </w:r>
+      <w:proofErr w:type="spellEnd"/>
+      <w:r>
+        <w:rPr>
+          <w:rFonts w:ascii="Consolas" w:eastAsia="Times New Roman" w:hAnsi="Consolas" w:cs="Times New Roman"/>
+          <w:b/>
+          <w:bCs/>
+          <w:color w:val="000000"/>
+          <w:sz w:val="33"/>
+          <w:szCs w:val="33"/>
+          <w:lang w:eastAsia="es-ES"/>
+        </w:rPr>
+        <w:t>);</w:t>
+      </w:r>
+    </w:p>
+    <w:p>
+      <w:pPr>
+        <w:shd w:val="clear" w:color="auto" w:fill="FFFFFF"/>
+        <w:spacing w:after="0" w:line="450" w:lineRule="atLeast"/>
+        <w:rPr>
+          <w:rFonts w:ascii="Consolas" w:eastAsia="Times New Roman" w:hAnsi="Consolas" w:cs="Times New Roman"/>
+          <w:b/>
+          <w:bCs/>
+          <w:color w:val="000000"/>
+          <w:sz w:val="33"/>
+          <w:szCs w:val="33"/>
+          <w:lang w:eastAsia="es-ES"/>
+        </w:rPr>
+      </w:pPr>
+      <w:r>
+        <w:rPr>
+          <w:rFonts w:ascii="Consolas" w:eastAsia="Times New Roman" w:hAnsi="Consolas" w:cs="Times New Roman"/>
+          <w:b/>
+          <w:bCs/>
+          <w:color w:val="000000"/>
+          <w:sz w:val="33"/>
+          <w:szCs w:val="33"/>
+          <w:lang w:eastAsia="es-ES"/>
+        </w:rPr>
+        <w:t xml:space="preserve">            </w:t>
+      </w:r>
+      <w:r>
+        <w:rPr>
+          <w:rFonts w:ascii="Consolas" w:eastAsia="Times New Roman" w:hAnsi="Consolas" w:cs="Times New Roman"/>
+          <w:b/>
+          <w:bCs/>
+          <w:color w:val="9F9F8F"/>
+          <w:sz w:val="33"/>
+          <w:szCs w:val="33"/>
+          <w:lang w:eastAsia="es-ES"/>
+        </w:rPr>
+        <w:t>//necesito una variable con el precio hora</w:t>
+      </w:r>
+    </w:p>
+    <w:p>
+      <w:pPr>
+        <w:shd w:val="clear" w:color="auto" w:fill="FFFFFF"/>
+        <w:spacing w:after="0" w:line="450" w:lineRule="atLeast"/>
+        <w:rPr>
+          <w:rFonts w:ascii="Consolas" w:eastAsia="Times New Roman" w:hAnsi="Consolas" w:cs="Times New Roman"/>
+          <w:b/>
+          <w:bCs/>
+          <w:color w:val="000000"/>
+          <w:sz w:val="33"/>
+          <w:szCs w:val="33"/>
+          <w:lang w:eastAsia="es-ES"/>
+        </w:rPr>
+      </w:pPr>
+      <w:r>
+        <w:rPr>
+          <w:rFonts w:ascii="Consolas" w:eastAsia="Times New Roman" w:hAnsi="Consolas" w:cs="Times New Roman"/>
+          <w:b/>
+          <w:bCs/>
+          <w:color w:val="000000"/>
+          <w:sz w:val="33"/>
+          <w:szCs w:val="33"/>
+          <w:lang w:eastAsia="es-ES"/>
+        </w:rPr>
+        <w:t xml:space="preserve">            </w:t>
+      </w:r>
+      <w:proofErr w:type="spellStart"/>
+      <w:proofErr w:type="gramStart"/>
+      <w:r>
+        <w:rPr>
+          <w:rFonts w:ascii="Consolas" w:eastAsia="Times New Roman" w:hAnsi="Consolas" w:cs="Times New Roman"/>
+          <w:b/>
+          <w:bCs/>
+          <w:i/>
+          <w:iCs/>
+          <w:color w:val="28C6E4"/>
+          <w:sz w:val="33"/>
+          <w:szCs w:val="33"/>
+          <w:lang w:eastAsia="es-ES"/>
+        </w:rPr>
+        <w:t>let</w:t>
+      </w:r>
+      <w:proofErr w:type="spellEnd"/>
+      <w:proofErr w:type="gramEnd"/>
+      <w:r>
+        <w:rPr>
+          <w:rFonts w:ascii="Consolas" w:eastAsia="Times New Roman" w:hAnsi="Consolas" w:cs="Times New Roman"/>
+          <w:b/>
+          <w:bCs/>
+          <w:color w:val="000000"/>
+          <w:sz w:val="33"/>
+          <w:szCs w:val="33"/>
+          <w:lang w:eastAsia="es-ES"/>
+        </w:rPr>
+        <w:t xml:space="preserve"> precio </w:t>
+      </w:r>
+      <w:r>
+        <w:rPr>
+          <w:rFonts w:ascii="Consolas" w:eastAsia="Times New Roman" w:hAnsi="Consolas" w:cs="Times New Roman"/>
+          <w:b/>
+          <w:bCs/>
+          <w:color w:val="F92672"/>
+          <w:sz w:val="33"/>
+          <w:szCs w:val="33"/>
+          <w:lang w:eastAsia="es-ES"/>
+        </w:rPr>
+        <w:t>=</w:t>
+      </w:r>
+      <w:r>
+        <w:rPr>
+          <w:rFonts w:ascii="Consolas" w:eastAsia="Times New Roman" w:hAnsi="Consolas" w:cs="Times New Roman"/>
+          <w:b/>
+          <w:bCs/>
+          <w:color w:val="000000"/>
+          <w:sz w:val="33"/>
+          <w:szCs w:val="33"/>
+          <w:lang w:eastAsia="es-ES"/>
+        </w:rPr>
+        <w:t xml:space="preserve"> </w:t>
+      </w:r>
+      <w:proofErr w:type="spellStart"/>
+      <w:r>
+        <w:rPr>
+          <w:rFonts w:ascii="Consolas" w:eastAsia="Times New Roman" w:hAnsi="Consolas" w:cs="Times New Roman"/>
+          <w:b/>
+          <w:bCs/>
+          <w:color w:val="6AAF19"/>
+          <w:sz w:val="33"/>
+          <w:szCs w:val="33"/>
+          <w:lang w:eastAsia="es-ES"/>
+        </w:rPr>
+        <w:t>parseInt</w:t>
+      </w:r>
+      <w:proofErr w:type="spellEnd"/>
+      <w:r>
+        <w:rPr>
+          <w:rFonts w:ascii="Consolas" w:eastAsia="Times New Roman" w:hAnsi="Consolas" w:cs="Times New Roman"/>
+          <w:b/>
+          <w:bCs/>
+          <w:color w:val="000000"/>
+          <w:sz w:val="33"/>
+          <w:szCs w:val="33"/>
+          <w:lang w:eastAsia="es-ES"/>
+        </w:rPr>
+        <w:t>(</w:t>
+      </w:r>
+      <w:proofErr w:type="spellStart"/>
+      <w:r>
+        <w:rPr>
+          <w:rFonts w:ascii="Consolas" w:eastAsia="Times New Roman" w:hAnsi="Consolas" w:cs="Times New Roman"/>
+          <w:b/>
+          <w:bCs/>
+          <w:color w:val="000000"/>
+          <w:sz w:val="33"/>
+          <w:szCs w:val="33"/>
+          <w:lang w:eastAsia="es-ES"/>
+        </w:rPr>
+        <w:t>cajaimporte.value</w:t>
+      </w:r>
+      <w:proofErr w:type="spellEnd"/>
+      <w:r>
+        <w:rPr>
+          <w:rFonts w:ascii="Consolas" w:eastAsia="Times New Roman" w:hAnsi="Consolas" w:cs="Times New Roman"/>
+          <w:b/>
+          <w:bCs/>
+          <w:color w:val="000000"/>
+          <w:sz w:val="33"/>
+          <w:szCs w:val="33"/>
+          <w:lang w:eastAsia="es-ES"/>
+        </w:rPr>
+        <w:t>);</w:t>
+      </w:r>
+    </w:p>
+    <w:p>
+      <w:pPr>
+        <w:shd w:val="clear" w:color="auto" w:fill="FFFFFF"/>
+        <w:spacing w:after="0" w:line="450" w:lineRule="atLeast"/>
+        <w:rPr>
+          <w:rFonts w:ascii="Consolas" w:eastAsia="Times New Roman" w:hAnsi="Consolas" w:cs="Times New Roman"/>
+          <w:b/>
+          <w:bCs/>
+          <w:color w:val="000000"/>
+          <w:sz w:val="33"/>
+          <w:szCs w:val="33"/>
+          <w:lang w:eastAsia="es-ES"/>
+        </w:rPr>
+      </w:pPr>
+      <w:r>
+        <w:rPr>
+          <w:rFonts w:ascii="Consolas" w:eastAsia="Times New Roman" w:hAnsi="Consolas" w:cs="Times New Roman"/>
+          <w:b/>
+          <w:bCs/>
+          <w:color w:val="000000"/>
+          <w:sz w:val="33"/>
+          <w:szCs w:val="33"/>
+          <w:lang w:eastAsia="es-ES"/>
+        </w:rPr>
+        <w:t xml:space="preserve">            </w:t>
+      </w:r>
+      <w:r>
+        <w:rPr>
+          <w:rFonts w:ascii="Consolas" w:eastAsia="Times New Roman" w:hAnsi="Consolas" w:cs="Times New Roman"/>
+          <w:b/>
+          <w:bCs/>
+          <w:color w:val="9F9F8F"/>
+          <w:sz w:val="33"/>
+          <w:szCs w:val="33"/>
+          <w:lang w:eastAsia="es-ES"/>
+        </w:rPr>
+        <w:t xml:space="preserve">//quiero saber si el usuario tiene horas extra a partir </w:t>
+      </w:r>
+    </w:p>
+    <w:p>
+      <w:pPr>
+        <w:shd w:val="clear" w:color="auto" w:fill="FFFFFF"/>
+        <w:spacing w:after="0" w:line="450" w:lineRule="atLeast"/>
+        <w:rPr>
+          <w:rFonts w:ascii="Consolas" w:eastAsia="Times New Roman" w:hAnsi="Consolas" w:cs="Times New Roman"/>
+          <w:b/>
+          <w:bCs/>
+          <w:color w:val="000000"/>
+          <w:sz w:val="33"/>
+          <w:szCs w:val="33"/>
+          <w:lang w:eastAsia="es-ES"/>
+        </w:rPr>
+      </w:pPr>
+      <w:r>
+        <w:rPr>
+          <w:rFonts w:ascii="Consolas" w:eastAsia="Times New Roman" w:hAnsi="Consolas" w:cs="Times New Roman"/>
+          <w:b/>
+          <w:bCs/>
+          <w:color w:val="000000"/>
+          <w:sz w:val="33"/>
+          <w:szCs w:val="33"/>
+          <w:lang w:eastAsia="es-ES"/>
+        </w:rPr>
+        <w:t xml:space="preserve">            </w:t>
+      </w:r>
+      <w:r>
+        <w:rPr>
+          <w:rFonts w:ascii="Consolas" w:eastAsia="Times New Roman" w:hAnsi="Consolas" w:cs="Times New Roman"/>
+          <w:b/>
+          <w:bCs/>
+          <w:color w:val="9F9F8F"/>
+          <w:sz w:val="33"/>
+          <w:szCs w:val="33"/>
+          <w:lang w:eastAsia="es-ES"/>
+        </w:rPr>
+        <w:t>//de la hora 36.</w:t>
+      </w:r>
+    </w:p>
+    <w:p>
+      <w:pPr>
+        <w:shd w:val="clear" w:color="auto" w:fill="FFFFFF"/>
+        <w:spacing w:after="0" w:line="450" w:lineRule="atLeast"/>
+        <w:rPr>
+          <w:rFonts w:ascii="Consolas" w:eastAsia="Times New Roman" w:hAnsi="Consolas" w:cs="Times New Roman"/>
+          <w:b/>
+          <w:bCs/>
+          <w:color w:val="000000"/>
+          <w:sz w:val="33"/>
+          <w:szCs w:val="33"/>
+          <w:lang w:eastAsia="es-ES"/>
+        </w:rPr>
+      </w:pPr>
+      <w:r>
+        <w:rPr>
+          <w:rFonts w:ascii="Consolas" w:eastAsia="Times New Roman" w:hAnsi="Consolas" w:cs="Times New Roman"/>
+          <w:b/>
+          <w:bCs/>
+          <w:color w:val="000000"/>
+          <w:sz w:val="33"/>
+          <w:szCs w:val="33"/>
+          <w:lang w:eastAsia="es-ES"/>
+        </w:rPr>
+        <w:lastRenderedPageBreak/>
+        <w:t xml:space="preserve">            </w:t>
+      </w:r>
+      <w:r>
+        <w:rPr>
+          <w:rFonts w:ascii="Consolas" w:eastAsia="Times New Roman" w:hAnsi="Consolas" w:cs="Times New Roman"/>
+          <w:b/>
+          <w:bCs/>
+          <w:color w:val="9F9F8F"/>
+          <w:sz w:val="33"/>
+          <w:szCs w:val="33"/>
+          <w:lang w:eastAsia="es-ES"/>
+        </w:rPr>
+        <w:t>//necesito una variable para guardar las horas extra</w:t>
+      </w:r>
+    </w:p>
+    <w:p>
+      <w:pPr>
+        <w:shd w:val="clear" w:color="auto" w:fill="FFFFFF"/>
+        <w:spacing w:after="0" w:line="450" w:lineRule="atLeast"/>
+        <w:rPr>
+          <w:rFonts w:ascii="Consolas" w:eastAsia="Times New Roman" w:hAnsi="Consolas" w:cs="Times New Roman"/>
+          <w:b/>
+          <w:bCs/>
+          <w:color w:val="000000"/>
+          <w:sz w:val="33"/>
+          <w:szCs w:val="33"/>
+          <w:lang w:eastAsia="es-ES"/>
+        </w:rPr>
+      </w:pPr>
+      <w:r>
+        <w:rPr>
+          <w:rFonts w:ascii="Consolas" w:eastAsia="Times New Roman" w:hAnsi="Consolas" w:cs="Times New Roman"/>
+          <w:b/>
+          <w:bCs/>
+          <w:color w:val="000000"/>
+          <w:sz w:val="33"/>
+          <w:szCs w:val="33"/>
+          <w:lang w:eastAsia="es-ES"/>
+        </w:rPr>
+        <w:t xml:space="preserve">            </w:t>
+      </w:r>
+      <w:proofErr w:type="spellStart"/>
+      <w:proofErr w:type="gramStart"/>
+      <w:r>
+        <w:rPr>
+          <w:rFonts w:ascii="Consolas" w:eastAsia="Times New Roman" w:hAnsi="Consolas" w:cs="Times New Roman"/>
+          <w:b/>
+          <w:bCs/>
+          <w:i/>
+          <w:iCs/>
+          <w:color w:val="28C6E4"/>
+          <w:sz w:val="33"/>
+          <w:szCs w:val="33"/>
+          <w:lang w:eastAsia="es-ES"/>
+        </w:rPr>
+        <w:t>let</w:t>
+      </w:r>
+      <w:proofErr w:type="spellEnd"/>
+      <w:proofErr w:type="gramEnd"/>
+      <w:r>
+        <w:rPr>
+          <w:rFonts w:ascii="Consolas" w:eastAsia="Times New Roman" w:hAnsi="Consolas" w:cs="Times New Roman"/>
+          <w:b/>
+          <w:bCs/>
+          <w:color w:val="000000"/>
+          <w:sz w:val="33"/>
+          <w:szCs w:val="33"/>
+          <w:lang w:eastAsia="es-ES"/>
+        </w:rPr>
+        <w:t xml:space="preserve"> </w:t>
+      </w:r>
+      <w:proofErr w:type="spellStart"/>
+      <w:r>
+        <w:rPr>
+          <w:rFonts w:ascii="Consolas" w:eastAsia="Times New Roman" w:hAnsi="Consolas" w:cs="Times New Roman"/>
+          <w:b/>
+          <w:bCs/>
+          <w:color w:val="000000"/>
+          <w:sz w:val="33"/>
+          <w:szCs w:val="33"/>
+          <w:lang w:eastAsia="es-ES"/>
+        </w:rPr>
+        <w:t>horasextra</w:t>
+      </w:r>
+      <w:proofErr w:type="spellEnd"/>
+      <w:r>
+        <w:rPr>
+          <w:rFonts w:ascii="Consolas" w:eastAsia="Times New Roman" w:hAnsi="Consolas" w:cs="Times New Roman"/>
+          <w:b/>
+          <w:bCs/>
+          <w:color w:val="000000"/>
+          <w:sz w:val="33"/>
+          <w:szCs w:val="33"/>
+          <w:lang w:eastAsia="es-ES"/>
+        </w:rPr>
+        <w:t xml:space="preserve"> </w:t>
+      </w:r>
+      <w:r>
+        <w:rPr>
+          <w:rFonts w:ascii="Consolas" w:eastAsia="Times New Roman" w:hAnsi="Consolas" w:cs="Times New Roman"/>
+          <w:b/>
+          <w:bCs/>
+          <w:color w:val="F92672"/>
+          <w:sz w:val="33"/>
+          <w:szCs w:val="33"/>
+          <w:lang w:eastAsia="es-ES"/>
+        </w:rPr>
+        <w:t>=</w:t>
+      </w:r>
+      <w:r>
+        <w:rPr>
+          <w:rFonts w:ascii="Consolas" w:eastAsia="Times New Roman" w:hAnsi="Consolas" w:cs="Times New Roman"/>
+          <w:b/>
+          <w:bCs/>
+          <w:color w:val="000000"/>
+          <w:sz w:val="33"/>
+          <w:szCs w:val="33"/>
+          <w:lang w:eastAsia="es-ES"/>
+        </w:rPr>
+        <w:t xml:space="preserve"> </w:t>
+      </w:r>
+      <w:r>
+        <w:rPr>
+          <w:rFonts w:ascii="Consolas" w:eastAsia="Times New Roman" w:hAnsi="Consolas" w:cs="Times New Roman"/>
+          <w:b/>
+          <w:bCs/>
+          <w:color w:val="AE81FF"/>
+          <w:sz w:val="33"/>
+          <w:szCs w:val="33"/>
+          <w:lang w:eastAsia="es-ES"/>
+        </w:rPr>
+        <w:t>0</w:t>
+      </w:r>
+      <w:r>
+        <w:rPr>
+          <w:rFonts w:ascii="Consolas" w:eastAsia="Times New Roman" w:hAnsi="Consolas" w:cs="Times New Roman"/>
+          <w:b/>
+          <w:bCs/>
+          <w:color w:val="000000"/>
+          <w:sz w:val="33"/>
+          <w:szCs w:val="33"/>
+          <w:lang w:eastAsia="es-ES"/>
+        </w:rPr>
+        <w:t>;</w:t>
+      </w:r>
+    </w:p>
+    <w:p>
+      <w:pPr>
+        <w:shd w:val="clear" w:color="auto" w:fill="FFFFFF"/>
+        <w:spacing w:after="0" w:line="450" w:lineRule="atLeast"/>
+        <w:rPr>
+          <w:rFonts w:ascii="Consolas" w:eastAsia="Times New Roman" w:hAnsi="Consolas" w:cs="Times New Roman"/>
+          <w:b/>
+          <w:bCs/>
+          <w:color w:val="000000"/>
+          <w:sz w:val="33"/>
+          <w:szCs w:val="33"/>
+          <w:lang w:eastAsia="es-ES"/>
+        </w:rPr>
+      </w:pPr>
+      <w:r>
+        <w:rPr>
+          <w:rFonts w:ascii="Consolas" w:eastAsia="Times New Roman" w:hAnsi="Consolas" w:cs="Times New Roman"/>
+          <w:b/>
+          <w:bCs/>
+          <w:color w:val="000000"/>
+          <w:sz w:val="33"/>
+          <w:szCs w:val="33"/>
+          <w:lang w:eastAsia="es-ES"/>
+        </w:rPr>
+        <w:t xml:space="preserve">            </w:t>
+      </w:r>
+      <w:r>
+        <w:rPr>
+          <w:rFonts w:ascii="Consolas" w:eastAsia="Times New Roman" w:hAnsi="Consolas" w:cs="Times New Roman"/>
+          <w:b/>
+          <w:bCs/>
+          <w:color w:val="9F9F8F"/>
+          <w:sz w:val="33"/>
+          <w:szCs w:val="33"/>
+          <w:lang w:eastAsia="es-ES"/>
+        </w:rPr>
+        <w:t>//necesito una variable para el importe base</w:t>
+      </w:r>
+    </w:p>
+    <w:p>
+      <w:pPr>
+        <w:shd w:val="clear" w:color="auto" w:fill="FFFFFF"/>
+        <w:spacing w:after="0" w:line="450" w:lineRule="atLeast"/>
+        <w:rPr>
+          <w:rFonts w:ascii="Consolas" w:eastAsia="Times New Roman" w:hAnsi="Consolas" w:cs="Times New Roman"/>
+          <w:b/>
+          <w:bCs/>
+          <w:color w:val="000000"/>
+          <w:sz w:val="33"/>
+          <w:szCs w:val="33"/>
+          <w:lang w:eastAsia="es-ES"/>
+        </w:rPr>
+      </w:pPr>
+      <w:r>
+        <w:rPr>
+          <w:rFonts w:ascii="Consolas" w:eastAsia="Times New Roman" w:hAnsi="Consolas" w:cs="Times New Roman"/>
+          <w:b/>
+          <w:bCs/>
+          <w:color w:val="000000"/>
+          <w:sz w:val="33"/>
+          <w:szCs w:val="33"/>
+          <w:lang w:eastAsia="es-ES"/>
+        </w:rPr>
+        <w:t xml:space="preserve">            </w:t>
+      </w:r>
+      <w:proofErr w:type="spellStart"/>
+      <w:proofErr w:type="gramStart"/>
+      <w:r>
+        <w:rPr>
+          <w:rFonts w:ascii="Consolas" w:eastAsia="Times New Roman" w:hAnsi="Consolas" w:cs="Times New Roman"/>
+          <w:b/>
+          <w:bCs/>
+          <w:i/>
+          <w:iCs/>
+          <w:color w:val="28C6E4"/>
+          <w:sz w:val="33"/>
+          <w:szCs w:val="33"/>
+          <w:lang w:eastAsia="es-ES"/>
+        </w:rPr>
+        <w:t>let</w:t>
+      </w:r>
+      <w:proofErr w:type="spellEnd"/>
+      <w:proofErr w:type="gramEnd"/>
+      <w:r>
+        <w:rPr>
+          <w:rFonts w:ascii="Consolas" w:eastAsia="Times New Roman" w:hAnsi="Consolas" w:cs="Times New Roman"/>
+          <w:b/>
+          <w:bCs/>
+          <w:color w:val="000000"/>
+          <w:sz w:val="33"/>
+          <w:szCs w:val="33"/>
+          <w:lang w:eastAsia="es-ES"/>
+        </w:rPr>
+        <w:t xml:space="preserve"> </w:t>
+      </w:r>
+      <w:proofErr w:type="spellStart"/>
+      <w:r>
+        <w:rPr>
+          <w:rFonts w:ascii="Consolas" w:eastAsia="Times New Roman" w:hAnsi="Consolas" w:cs="Times New Roman"/>
+          <w:b/>
+          <w:bCs/>
+          <w:color w:val="000000"/>
+          <w:sz w:val="33"/>
+          <w:szCs w:val="33"/>
+          <w:lang w:eastAsia="es-ES"/>
+        </w:rPr>
+        <w:t>importebase</w:t>
+      </w:r>
+      <w:proofErr w:type="spellEnd"/>
+      <w:r>
+        <w:rPr>
+          <w:rFonts w:ascii="Consolas" w:eastAsia="Times New Roman" w:hAnsi="Consolas" w:cs="Times New Roman"/>
+          <w:b/>
+          <w:bCs/>
+          <w:color w:val="000000"/>
+          <w:sz w:val="33"/>
+          <w:szCs w:val="33"/>
+          <w:lang w:eastAsia="es-ES"/>
+        </w:rPr>
+        <w:t xml:space="preserve"> </w:t>
+      </w:r>
+      <w:r>
+        <w:rPr>
+          <w:rFonts w:ascii="Consolas" w:eastAsia="Times New Roman" w:hAnsi="Consolas" w:cs="Times New Roman"/>
+          <w:b/>
+          <w:bCs/>
+          <w:color w:val="F92672"/>
+          <w:sz w:val="33"/>
+          <w:szCs w:val="33"/>
+          <w:lang w:eastAsia="es-ES"/>
+        </w:rPr>
+        <w:t>=</w:t>
+      </w:r>
+      <w:r>
+        <w:rPr>
+          <w:rFonts w:ascii="Consolas" w:eastAsia="Times New Roman" w:hAnsi="Consolas" w:cs="Times New Roman"/>
+          <w:b/>
+          <w:bCs/>
+          <w:color w:val="000000"/>
+          <w:sz w:val="33"/>
+          <w:szCs w:val="33"/>
+          <w:lang w:eastAsia="es-ES"/>
+        </w:rPr>
+        <w:t xml:space="preserve"> </w:t>
+      </w:r>
+      <w:r>
+        <w:rPr>
+          <w:rFonts w:ascii="Consolas" w:eastAsia="Times New Roman" w:hAnsi="Consolas" w:cs="Times New Roman"/>
+          <w:b/>
+          <w:bCs/>
+          <w:color w:val="AE81FF"/>
+          <w:sz w:val="33"/>
+          <w:szCs w:val="33"/>
+          <w:lang w:eastAsia="es-ES"/>
+        </w:rPr>
+        <w:t>0</w:t>
+      </w:r>
+      <w:r>
+        <w:rPr>
+          <w:rFonts w:ascii="Consolas" w:eastAsia="Times New Roman" w:hAnsi="Consolas" w:cs="Times New Roman"/>
+          <w:b/>
+          <w:bCs/>
+          <w:color w:val="000000"/>
+          <w:sz w:val="33"/>
+          <w:szCs w:val="33"/>
+          <w:lang w:eastAsia="es-ES"/>
+        </w:rPr>
+        <w:t>;</w:t>
+      </w:r>
+    </w:p>
+    <w:p>
+      <w:pPr>
+        <w:shd w:val="clear" w:color="auto" w:fill="FFFFFF"/>
+        <w:spacing w:after="0" w:line="450" w:lineRule="atLeast"/>
+        <w:rPr>
+          <w:rFonts w:ascii="Consolas" w:eastAsia="Times New Roman" w:hAnsi="Consolas" w:cs="Times New Roman"/>
+          <w:b/>
+          <w:bCs/>
+          <w:color w:val="000000"/>
+          <w:sz w:val="33"/>
+          <w:szCs w:val="33"/>
+          <w:lang w:eastAsia="es-ES"/>
+        </w:rPr>
+      </w:pPr>
+      <w:r>
+        <w:rPr>
+          <w:rFonts w:ascii="Consolas" w:eastAsia="Times New Roman" w:hAnsi="Consolas" w:cs="Times New Roman"/>
+          <w:b/>
+          <w:bCs/>
+          <w:color w:val="000000"/>
+          <w:sz w:val="33"/>
+          <w:szCs w:val="33"/>
+          <w:lang w:eastAsia="es-ES"/>
+        </w:rPr>
+        <w:t xml:space="preserve">            </w:t>
+      </w:r>
+      <w:proofErr w:type="spellStart"/>
+      <w:proofErr w:type="gramStart"/>
+      <w:r>
+        <w:rPr>
+          <w:rFonts w:ascii="Consolas" w:eastAsia="Times New Roman" w:hAnsi="Consolas" w:cs="Times New Roman"/>
+          <w:b/>
+          <w:bCs/>
+          <w:i/>
+          <w:iCs/>
+          <w:color w:val="28C6E4"/>
+          <w:sz w:val="33"/>
+          <w:szCs w:val="33"/>
+          <w:lang w:eastAsia="es-ES"/>
+        </w:rPr>
+        <w:t>let</w:t>
+      </w:r>
+      <w:proofErr w:type="spellEnd"/>
+      <w:proofErr w:type="gramEnd"/>
+      <w:r>
+        <w:rPr>
+          <w:rFonts w:ascii="Consolas" w:eastAsia="Times New Roman" w:hAnsi="Consolas" w:cs="Times New Roman"/>
+          <w:b/>
+          <w:bCs/>
+          <w:color w:val="000000"/>
+          <w:sz w:val="33"/>
+          <w:szCs w:val="33"/>
+          <w:lang w:eastAsia="es-ES"/>
+        </w:rPr>
+        <w:t xml:space="preserve"> </w:t>
+      </w:r>
+      <w:proofErr w:type="spellStart"/>
+      <w:r>
+        <w:rPr>
+          <w:rFonts w:ascii="Consolas" w:eastAsia="Times New Roman" w:hAnsi="Consolas" w:cs="Times New Roman"/>
+          <w:b/>
+          <w:bCs/>
+          <w:color w:val="000000"/>
+          <w:sz w:val="33"/>
+          <w:szCs w:val="33"/>
+          <w:lang w:eastAsia="es-ES"/>
+        </w:rPr>
+        <w:t>importeextra</w:t>
+      </w:r>
+      <w:proofErr w:type="spellEnd"/>
+      <w:r>
+        <w:rPr>
+          <w:rFonts w:ascii="Consolas" w:eastAsia="Times New Roman" w:hAnsi="Consolas" w:cs="Times New Roman"/>
+          <w:b/>
+          <w:bCs/>
+          <w:color w:val="000000"/>
+          <w:sz w:val="33"/>
+          <w:szCs w:val="33"/>
+          <w:lang w:eastAsia="es-ES"/>
+        </w:rPr>
+        <w:t xml:space="preserve"> </w:t>
+      </w:r>
+      <w:r>
+        <w:rPr>
+          <w:rFonts w:ascii="Consolas" w:eastAsia="Times New Roman" w:hAnsi="Consolas" w:cs="Times New Roman"/>
+          <w:b/>
+          <w:bCs/>
+          <w:color w:val="F92672"/>
+          <w:sz w:val="33"/>
+          <w:szCs w:val="33"/>
+          <w:lang w:eastAsia="es-ES"/>
+        </w:rPr>
+        <w:t>=</w:t>
+      </w:r>
+      <w:r>
+        <w:rPr>
+          <w:rFonts w:ascii="Consolas" w:eastAsia="Times New Roman" w:hAnsi="Consolas" w:cs="Times New Roman"/>
+          <w:b/>
+          <w:bCs/>
+          <w:color w:val="000000"/>
+          <w:sz w:val="33"/>
+          <w:szCs w:val="33"/>
+          <w:lang w:eastAsia="es-ES"/>
+        </w:rPr>
+        <w:t xml:space="preserve"> </w:t>
+      </w:r>
+      <w:r>
+        <w:rPr>
+          <w:rFonts w:ascii="Consolas" w:eastAsia="Times New Roman" w:hAnsi="Consolas" w:cs="Times New Roman"/>
+          <w:b/>
+          <w:bCs/>
+          <w:color w:val="AE81FF"/>
+          <w:sz w:val="33"/>
+          <w:szCs w:val="33"/>
+          <w:lang w:eastAsia="es-ES"/>
+        </w:rPr>
+        <w:t>0</w:t>
+      </w:r>
+      <w:r>
+        <w:rPr>
+          <w:rFonts w:ascii="Consolas" w:eastAsia="Times New Roman" w:hAnsi="Consolas" w:cs="Times New Roman"/>
+          <w:b/>
+          <w:bCs/>
+          <w:color w:val="000000"/>
+          <w:sz w:val="33"/>
+          <w:szCs w:val="33"/>
+          <w:lang w:eastAsia="es-ES"/>
+        </w:rPr>
+        <w:t>;</w:t>
+      </w:r>
+    </w:p>
+    <w:p>
+      <w:pPr>
+        <w:shd w:val="clear" w:color="auto" w:fill="FFFFFF"/>
+        <w:spacing w:after="0" w:line="450" w:lineRule="atLeast"/>
+        <w:rPr>
+          <w:rFonts w:ascii="Consolas" w:eastAsia="Times New Roman" w:hAnsi="Consolas" w:cs="Times New Roman"/>
+          <w:b/>
+          <w:bCs/>
+          <w:color w:val="000000"/>
+          <w:sz w:val="33"/>
+          <w:szCs w:val="33"/>
+          <w:lang w:eastAsia="es-ES"/>
+        </w:rPr>
+      </w:pPr>
+      <w:r>
+        <w:rPr>
+          <w:rFonts w:ascii="Consolas" w:eastAsia="Times New Roman" w:hAnsi="Consolas" w:cs="Times New Roman"/>
+          <w:b/>
+          <w:bCs/>
+          <w:color w:val="000000"/>
+          <w:sz w:val="33"/>
+          <w:szCs w:val="33"/>
+          <w:lang w:eastAsia="es-ES"/>
+        </w:rPr>
+        <w:t xml:space="preserve">            </w:t>
+      </w:r>
+      <w:r>
+        <w:rPr>
+          <w:rFonts w:ascii="Consolas" w:eastAsia="Times New Roman" w:hAnsi="Consolas" w:cs="Times New Roman"/>
+          <w:b/>
+          <w:bCs/>
+          <w:color w:val="9F9F8F"/>
+          <w:sz w:val="33"/>
+          <w:szCs w:val="33"/>
+          <w:lang w:eastAsia="es-ES"/>
+        </w:rPr>
+        <w:t>//otra variable para el importe extra</w:t>
+      </w:r>
+    </w:p>
+    <w:p>
+      <w:pPr>
+        <w:shd w:val="clear" w:color="auto" w:fill="FFFFFF"/>
+        <w:spacing w:after="0" w:line="450" w:lineRule="atLeast"/>
+        <w:rPr>
+          <w:rFonts w:ascii="Consolas" w:eastAsia="Times New Roman" w:hAnsi="Consolas" w:cs="Times New Roman"/>
+          <w:b/>
+          <w:bCs/>
+          <w:color w:val="000000"/>
+          <w:sz w:val="33"/>
+          <w:szCs w:val="33"/>
+          <w:lang w:eastAsia="es-ES"/>
+        </w:rPr>
+      </w:pPr>
+      <w:r>
+        <w:rPr>
+          <w:rFonts w:ascii="Consolas" w:eastAsia="Times New Roman" w:hAnsi="Consolas" w:cs="Times New Roman"/>
+          <w:b/>
+          <w:bCs/>
+          <w:color w:val="000000"/>
+          <w:sz w:val="33"/>
+          <w:szCs w:val="33"/>
+          <w:lang w:eastAsia="es-ES"/>
+        </w:rPr>
+        <w:t xml:space="preserve">            </w:t>
+      </w:r>
+      <w:proofErr w:type="spellStart"/>
+      <w:proofErr w:type="gramStart"/>
+      <w:r>
+        <w:rPr>
+          <w:rFonts w:ascii="Consolas" w:eastAsia="Times New Roman" w:hAnsi="Consolas" w:cs="Times New Roman"/>
+          <w:b/>
+          <w:bCs/>
+          <w:color w:val="F92672"/>
+          <w:sz w:val="33"/>
+          <w:szCs w:val="33"/>
+          <w:lang w:eastAsia="es-ES"/>
+        </w:rPr>
+        <w:t>if</w:t>
+      </w:r>
+      <w:proofErr w:type="spellEnd"/>
+      <w:proofErr w:type="gramEnd"/>
+      <w:r>
+        <w:rPr>
+          <w:rFonts w:ascii="Consolas" w:eastAsia="Times New Roman" w:hAnsi="Consolas" w:cs="Times New Roman"/>
+          <w:b/>
+          <w:bCs/>
+          <w:color w:val="000000"/>
+          <w:sz w:val="33"/>
+          <w:szCs w:val="33"/>
+          <w:lang w:eastAsia="es-ES"/>
+        </w:rPr>
+        <w:t xml:space="preserve"> (horas </w:t>
+      </w:r>
+      <w:r>
+        <w:rPr>
+          <w:rFonts w:ascii="Consolas" w:eastAsia="Times New Roman" w:hAnsi="Consolas" w:cs="Times New Roman"/>
+          <w:b/>
+          <w:bCs/>
+          <w:color w:val="F92672"/>
+          <w:sz w:val="33"/>
+          <w:szCs w:val="33"/>
+          <w:lang w:eastAsia="es-ES"/>
+        </w:rPr>
+        <w:t>&gt;</w:t>
+      </w:r>
+      <w:r>
+        <w:rPr>
+          <w:rFonts w:ascii="Consolas" w:eastAsia="Times New Roman" w:hAnsi="Consolas" w:cs="Times New Roman"/>
+          <w:b/>
+          <w:bCs/>
+          <w:color w:val="000000"/>
+          <w:sz w:val="33"/>
+          <w:szCs w:val="33"/>
+          <w:lang w:eastAsia="es-ES"/>
+        </w:rPr>
+        <w:t xml:space="preserve"> </w:t>
+      </w:r>
+      <w:r>
+        <w:rPr>
+          <w:rFonts w:ascii="Consolas" w:eastAsia="Times New Roman" w:hAnsi="Consolas" w:cs="Times New Roman"/>
+          <w:b/>
+          <w:bCs/>
+          <w:color w:val="AE81FF"/>
+          <w:sz w:val="33"/>
+          <w:szCs w:val="33"/>
+          <w:lang w:eastAsia="es-ES"/>
+        </w:rPr>
+        <w:t>36</w:t>
+      </w:r>
+      <w:r>
+        <w:rPr>
+          <w:rFonts w:ascii="Consolas" w:eastAsia="Times New Roman" w:hAnsi="Consolas" w:cs="Times New Roman"/>
+          <w:b/>
+          <w:bCs/>
+          <w:color w:val="000000"/>
+          <w:sz w:val="33"/>
+          <w:szCs w:val="33"/>
+          <w:lang w:eastAsia="es-ES"/>
+        </w:rPr>
+        <w:t>){</w:t>
+      </w:r>
+    </w:p>
+    <w:p>
+      <w:pPr>
+        <w:shd w:val="clear" w:color="auto" w:fill="FFFFFF"/>
+        <w:spacing w:after="0" w:line="450" w:lineRule="atLeast"/>
+        <w:rPr>
+          <w:rFonts w:ascii="Consolas" w:eastAsia="Times New Roman" w:hAnsi="Consolas" w:cs="Times New Roman"/>
+          <w:b/>
+          <w:bCs/>
+          <w:color w:val="000000"/>
+          <w:sz w:val="33"/>
+          <w:szCs w:val="33"/>
+          <w:lang w:eastAsia="es-ES"/>
+        </w:rPr>
+      </w:pPr>
+      <w:r>
+        <w:rPr>
+          <w:rFonts w:ascii="Consolas" w:eastAsia="Times New Roman" w:hAnsi="Consolas" w:cs="Times New Roman"/>
+          <w:b/>
+          <w:bCs/>
+          <w:color w:val="000000"/>
+          <w:sz w:val="33"/>
+          <w:szCs w:val="33"/>
+          <w:lang w:eastAsia="es-ES"/>
+        </w:rPr>
+        <w:t xml:space="preserve">                </w:t>
+      </w:r>
+      <w:r>
+        <w:rPr>
+          <w:rFonts w:ascii="Consolas" w:eastAsia="Times New Roman" w:hAnsi="Consolas" w:cs="Times New Roman"/>
+          <w:b/>
+          <w:bCs/>
+          <w:color w:val="9F9F8F"/>
+          <w:sz w:val="33"/>
+          <w:szCs w:val="33"/>
+          <w:lang w:eastAsia="es-ES"/>
+        </w:rPr>
+        <w:t>//</w:t>
+      </w:r>
+      <w:proofErr w:type="spellStart"/>
+      <w:r>
+        <w:rPr>
+          <w:rFonts w:ascii="Consolas" w:eastAsia="Times New Roman" w:hAnsi="Consolas" w:cs="Times New Roman"/>
+          <w:b/>
+          <w:bCs/>
+          <w:color w:val="9F9F8F"/>
+          <w:sz w:val="33"/>
+          <w:szCs w:val="33"/>
+          <w:lang w:eastAsia="es-ES"/>
+        </w:rPr>
+        <w:t>aqui</w:t>
+      </w:r>
+      <w:proofErr w:type="spellEnd"/>
+      <w:r>
+        <w:rPr>
+          <w:rFonts w:ascii="Consolas" w:eastAsia="Times New Roman" w:hAnsi="Consolas" w:cs="Times New Roman"/>
+          <w:b/>
+          <w:bCs/>
+          <w:color w:val="9F9F8F"/>
+          <w:sz w:val="33"/>
+          <w:szCs w:val="33"/>
+          <w:lang w:eastAsia="es-ES"/>
+        </w:rPr>
+        <w:t xml:space="preserve"> ya tengo horas extra</w:t>
+      </w:r>
+      <w:proofErr w:type="gramStart"/>
+      <w:r>
+        <w:rPr>
+          <w:rFonts w:ascii="Consolas" w:eastAsia="Times New Roman" w:hAnsi="Consolas" w:cs="Times New Roman"/>
+          <w:b/>
+          <w:bCs/>
+          <w:color w:val="9F9F8F"/>
+          <w:sz w:val="33"/>
+          <w:szCs w:val="33"/>
+          <w:lang w:eastAsia="es-ES"/>
+        </w:rPr>
+        <w:t>!!!</w:t>
+      </w:r>
+      <w:proofErr w:type="gramEnd"/>
+    </w:p>
+    <w:p>
+      <w:pPr>
+        <w:shd w:val="clear" w:color="auto" w:fill="FFFFFF"/>
+        <w:spacing w:after="0" w:line="450" w:lineRule="atLeast"/>
+        <w:rPr>
+          <w:rFonts w:ascii="Consolas" w:eastAsia="Times New Roman" w:hAnsi="Consolas" w:cs="Times New Roman"/>
+          <w:b/>
+          <w:bCs/>
+          <w:color w:val="000000"/>
+          <w:sz w:val="33"/>
+          <w:szCs w:val="33"/>
+          <w:lang w:eastAsia="es-ES"/>
+        </w:rPr>
+      </w:pPr>
+      <w:r>
+        <w:rPr>
+          <w:rFonts w:ascii="Consolas" w:eastAsia="Times New Roman" w:hAnsi="Consolas" w:cs="Times New Roman"/>
+          <w:b/>
+          <w:bCs/>
+          <w:color w:val="000000"/>
+          <w:sz w:val="33"/>
+          <w:szCs w:val="33"/>
+          <w:lang w:eastAsia="es-ES"/>
+        </w:rPr>
+        <w:t xml:space="preserve">                </w:t>
+      </w:r>
+      <w:proofErr w:type="spellStart"/>
+      <w:proofErr w:type="gramStart"/>
+      <w:r>
+        <w:rPr>
+          <w:rFonts w:ascii="Consolas" w:eastAsia="Times New Roman" w:hAnsi="Consolas" w:cs="Times New Roman"/>
+          <w:b/>
+          <w:bCs/>
+          <w:color w:val="000000"/>
+          <w:sz w:val="33"/>
+          <w:szCs w:val="33"/>
+          <w:lang w:eastAsia="es-ES"/>
+        </w:rPr>
+        <w:t>horasextra</w:t>
+      </w:r>
+      <w:proofErr w:type="spellEnd"/>
+      <w:proofErr w:type="gramEnd"/>
+      <w:r>
+        <w:rPr>
+          <w:rFonts w:ascii="Consolas" w:eastAsia="Times New Roman" w:hAnsi="Consolas" w:cs="Times New Roman"/>
+          <w:b/>
+          <w:bCs/>
+          <w:color w:val="000000"/>
+          <w:sz w:val="33"/>
+          <w:szCs w:val="33"/>
+          <w:lang w:eastAsia="es-ES"/>
+        </w:rPr>
+        <w:t xml:space="preserve"> </w:t>
+      </w:r>
+      <w:r>
+        <w:rPr>
+          <w:rFonts w:ascii="Consolas" w:eastAsia="Times New Roman" w:hAnsi="Consolas" w:cs="Times New Roman"/>
+          <w:b/>
+          <w:bCs/>
+          <w:color w:val="F92672"/>
+          <w:sz w:val="33"/>
+          <w:szCs w:val="33"/>
+          <w:lang w:eastAsia="es-ES"/>
+        </w:rPr>
+        <w:t>=</w:t>
+      </w:r>
+      <w:r>
+        <w:rPr>
+          <w:rFonts w:ascii="Consolas" w:eastAsia="Times New Roman" w:hAnsi="Consolas" w:cs="Times New Roman"/>
+          <w:b/>
+          <w:bCs/>
+          <w:color w:val="000000"/>
+          <w:sz w:val="33"/>
+          <w:szCs w:val="33"/>
+          <w:lang w:eastAsia="es-ES"/>
+        </w:rPr>
+        <w:t xml:space="preserve"> horas </w:t>
+      </w:r>
+      <w:r>
+        <w:rPr>
+          <w:rFonts w:ascii="Consolas" w:eastAsia="Times New Roman" w:hAnsi="Consolas" w:cs="Times New Roman"/>
+          <w:b/>
+          <w:bCs/>
+          <w:color w:val="F92672"/>
+          <w:sz w:val="33"/>
+          <w:szCs w:val="33"/>
+          <w:lang w:eastAsia="es-ES"/>
+        </w:rPr>
+        <w:t>-</w:t>
+      </w:r>
+      <w:r>
+        <w:rPr>
+          <w:rFonts w:ascii="Consolas" w:eastAsia="Times New Roman" w:hAnsi="Consolas" w:cs="Times New Roman"/>
+          <w:b/>
+          <w:bCs/>
+          <w:color w:val="000000"/>
+          <w:sz w:val="33"/>
+          <w:szCs w:val="33"/>
+          <w:lang w:eastAsia="es-ES"/>
+        </w:rPr>
+        <w:t xml:space="preserve"> </w:t>
+      </w:r>
+      <w:r>
+        <w:rPr>
+          <w:rFonts w:ascii="Consolas" w:eastAsia="Times New Roman" w:hAnsi="Consolas" w:cs="Times New Roman"/>
+          <w:b/>
+          <w:bCs/>
+          <w:color w:val="AE81FF"/>
+          <w:sz w:val="33"/>
+          <w:szCs w:val="33"/>
+          <w:lang w:eastAsia="es-ES"/>
+        </w:rPr>
+        <w:t>36</w:t>
+      </w:r>
+      <w:r>
+        <w:rPr>
+          <w:rFonts w:ascii="Consolas" w:eastAsia="Times New Roman" w:hAnsi="Consolas" w:cs="Times New Roman"/>
+          <w:b/>
+          <w:bCs/>
+          <w:color w:val="000000"/>
+          <w:sz w:val="33"/>
+          <w:szCs w:val="33"/>
+          <w:lang w:eastAsia="es-ES"/>
+        </w:rPr>
+        <w:t>;</w:t>
+      </w:r>
+    </w:p>
+    <w:p>
+      <w:pPr>
+        <w:shd w:val="clear" w:color="auto" w:fill="FFFFFF"/>
+        <w:spacing w:after="0" w:line="450" w:lineRule="atLeast"/>
+        <w:rPr>
+          <w:rFonts w:ascii="Consolas" w:eastAsia="Times New Roman" w:hAnsi="Consolas" w:cs="Times New Roman"/>
+          <w:b/>
+          <w:bCs/>
+          <w:color w:val="000000"/>
+          <w:sz w:val="33"/>
+          <w:szCs w:val="33"/>
+          <w:lang w:eastAsia="es-ES"/>
+        </w:rPr>
+      </w:pPr>
+      <w:r>
+        <w:rPr>
+          <w:rFonts w:ascii="Consolas" w:eastAsia="Times New Roman" w:hAnsi="Consolas" w:cs="Times New Roman"/>
+          <w:b/>
+          <w:bCs/>
+          <w:color w:val="000000"/>
+          <w:sz w:val="33"/>
+          <w:szCs w:val="33"/>
+          <w:lang w:eastAsia="es-ES"/>
+        </w:rPr>
+        <w:t xml:space="preserve">                </w:t>
+      </w:r>
+      <w:proofErr w:type="spellStart"/>
+      <w:proofErr w:type="gramStart"/>
+      <w:r>
+        <w:rPr>
+          <w:rFonts w:ascii="Consolas" w:eastAsia="Times New Roman" w:hAnsi="Consolas" w:cs="Times New Roman"/>
+          <w:b/>
+          <w:bCs/>
+          <w:color w:val="000000"/>
+          <w:sz w:val="33"/>
+          <w:szCs w:val="33"/>
+          <w:lang w:eastAsia="es-ES"/>
+        </w:rPr>
+        <w:t>importeextra</w:t>
+      </w:r>
+      <w:proofErr w:type="spellEnd"/>
+      <w:proofErr w:type="gramEnd"/>
+      <w:r>
+        <w:rPr>
+          <w:rFonts w:ascii="Consolas" w:eastAsia="Times New Roman" w:hAnsi="Consolas" w:cs="Times New Roman"/>
+          <w:b/>
+          <w:bCs/>
+          <w:color w:val="000000"/>
+          <w:sz w:val="33"/>
+          <w:szCs w:val="33"/>
+          <w:lang w:eastAsia="es-ES"/>
+        </w:rPr>
+        <w:t xml:space="preserve"> </w:t>
+      </w:r>
+      <w:r>
+        <w:rPr>
+          <w:rFonts w:ascii="Consolas" w:eastAsia="Times New Roman" w:hAnsi="Consolas" w:cs="Times New Roman"/>
+          <w:b/>
+          <w:bCs/>
+          <w:color w:val="F92672"/>
+          <w:sz w:val="33"/>
+          <w:szCs w:val="33"/>
+          <w:lang w:eastAsia="es-ES"/>
+        </w:rPr>
+        <w:t>=</w:t>
+      </w:r>
+      <w:r>
+        <w:rPr>
+          <w:rFonts w:ascii="Consolas" w:eastAsia="Times New Roman" w:hAnsi="Consolas" w:cs="Times New Roman"/>
+          <w:b/>
+          <w:bCs/>
+          <w:color w:val="000000"/>
+          <w:sz w:val="33"/>
+          <w:szCs w:val="33"/>
+          <w:lang w:eastAsia="es-ES"/>
+        </w:rPr>
+        <w:t xml:space="preserve"> </w:t>
+      </w:r>
+      <w:proofErr w:type="spellStart"/>
+      <w:r>
+        <w:rPr>
+          <w:rFonts w:ascii="Consolas" w:eastAsia="Times New Roman" w:hAnsi="Consolas" w:cs="Times New Roman"/>
+          <w:b/>
+          <w:bCs/>
+          <w:color w:val="000000"/>
+          <w:sz w:val="33"/>
+          <w:szCs w:val="33"/>
+          <w:lang w:eastAsia="es-ES"/>
+        </w:rPr>
+        <w:t>horasextra</w:t>
+      </w:r>
+      <w:proofErr w:type="spellEnd"/>
+      <w:r>
+        <w:rPr>
+          <w:rFonts w:ascii="Consolas" w:eastAsia="Times New Roman" w:hAnsi="Consolas" w:cs="Times New Roman"/>
+          <w:b/>
+          <w:bCs/>
+          <w:color w:val="000000"/>
+          <w:sz w:val="33"/>
+          <w:szCs w:val="33"/>
+          <w:lang w:eastAsia="es-ES"/>
+        </w:rPr>
+        <w:t xml:space="preserve"> </w:t>
+      </w:r>
+      <w:r>
+        <w:rPr>
+          <w:rFonts w:ascii="Consolas" w:eastAsia="Times New Roman" w:hAnsi="Consolas" w:cs="Times New Roman"/>
+          <w:b/>
+          <w:bCs/>
+          <w:color w:val="F92672"/>
+          <w:sz w:val="33"/>
+          <w:szCs w:val="33"/>
+          <w:lang w:eastAsia="es-ES"/>
+        </w:rPr>
+        <w:t>*</w:t>
+      </w:r>
+      <w:r>
+        <w:rPr>
+          <w:rFonts w:ascii="Consolas" w:eastAsia="Times New Roman" w:hAnsi="Consolas" w:cs="Times New Roman"/>
+          <w:b/>
+          <w:bCs/>
+          <w:color w:val="000000"/>
+          <w:sz w:val="33"/>
+          <w:szCs w:val="33"/>
+          <w:lang w:eastAsia="es-ES"/>
+        </w:rPr>
+        <w:t xml:space="preserve"> (precio </w:t>
+      </w:r>
+      <w:r>
+        <w:rPr>
+          <w:rFonts w:ascii="Consolas" w:eastAsia="Times New Roman" w:hAnsi="Consolas" w:cs="Times New Roman"/>
+          <w:b/>
+          <w:bCs/>
+          <w:color w:val="F92672"/>
+          <w:sz w:val="33"/>
+          <w:szCs w:val="33"/>
+          <w:lang w:eastAsia="es-ES"/>
+        </w:rPr>
+        <w:t>+</w:t>
+      </w:r>
+      <w:r>
+        <w:rPr>
+          <w:rFonts w:ascii="Consolas" w:eastAsia="Times New Roman" w:hAnsi="Consolas" w:cs="Times New Roman"/>
+          <w:b/>
+          <w:bCs/>
+          <w:color w:val="000000"/>
+          <w:sz w:val="33"/>
+          <w:szCs w:val="33"/>
+          <w:lang w:eastAsia="es-ES"/>
+        </w:rPr>
+        <w:t xml:space="preserve"> </w:t>
+      </w:r>
+      <w:r>
+        <w:rPr>
+          <w:rFonts w:ascii="Consolas" w:eastAsia="Times New Roman" w:hAnsi="Consolas" w:cs="Times New Roman"/>
+          <w:b/>
+          <w:bCs/>
+          <w:color w:val="AE81FF"/>
+          <w:sz w:val="33"/>
+          <w:szCs w:val="33"/>
+          <w:lang w:eastAsia="es-ES"/>
+        </w:rPr>
+        <w:t>2</w:t>
+      </w:r>
+      <w:r>
+        <w:rPr>
+          <w:rFonts w:ascii="Consolas" w:eastAsia="Times New Roman" w:hAnsi="Consolas" w:cs="Times New Roman"/>
+          <w:b/>
+          <w:bCs/>
+          <w:color w:val="000000"/>
+          <w:sz w:val="33"/>
+          <w:szCs w:val="33"/>
+          <w:lang w:eastAsia="es-ES"/>
+        </w:rPr>
+        <w:t>);</w:t>
+      </w:r>
+    </w:p>
+    <w:p>
+      <w:pPr>
+        <w:shd w:val="clear" w:color="auto" w:fill="FFFFFF"/>
+        <w:spacing w:after="0" w:line="450" w:lineRule="atLeast"/>
+        <w:rPr>
+          <w:rFonts w:ascii="Consolas" w:eastAsia="Times New Roman" w:hAnsi="Consolas" w:cs="Times New Roman"/>
+          <w:b/>
+          <w:bCs/>
+          <w:color w:val="000000"/>
+          <w:sz w:val="33"/>
+          <w:szCs w:val="33"/>
+          <w:lang w:eastAsia="es-ES"/>
+        </w:rPr>
+      </w:pPr>
+      <w:r>
+        <w:rPr>
+          <w:rFonts w:ascii="Consolas" w:eastAsia="Times New Roman" w:hAnsi="Consolas" w:cs="Times New Roman"/>
+          <w:b/>
+          <w:bCs/>
+          <w:color w:val="000000"/>
+          <w:sz w:val="33"/>
+          <w:szCs w:val="33"/>
+          <w:lang w:eastAsia="es-ES"/>
+        </w:rPr>
+        <w:t xml:space="preserve">                </w:t>
+      </w:r>
+      <w:proofErr w:type="spellStart"/>
+      <w:proofErr w:type="gramStart"/>
+      <w:r>
+        <w:rPr>
+          <w:rFonts w:ascii="Consolas" w:eastAsia="Times New Roman" w:hAnsi="Consolas" w:cs="Times New Roman"/>
+          <w:b/>
+          <w:bCs/>
+          <w:color w:val="000000"/>
+          <w:sz w:val="33"/>
+          <w:szCs w:val="33"/>
+          <w:lang w:eastAsia="es-ES"/>
+        </w:rPr>
+        <w:t>importebase</w:t>
+      </w:r>
+      <w:proofErr w:type="spellEnd"/>
+      <w:proofErr w:type="gramEnd"/>
+      <w:r>
+        <w:rPr>
+          <w:rFonts w:ascii="Consolas" w:eastAsia="Times New Roman" w:hAnsi="Consolas" w:cs="Times New Roman"/>
+          <w:b/>
+          <w:bCs/>
+          <w:color w:val="000000"/>
+          <w:sz w:val="33"/>
+          <w:szCs w:val="33"/>
+          <w:lang w:eastAsia="es-ES"/>
+        </w:rPr>
+        <w:t xml:space="preserve"> </w:t>
+      </w:r>
+      <w:r>
+        <w:rPr>
+          <w:rFonts w:ascii="Consolas" w:eastAsia="Times New Roman" w:hAnsi="Consolas" w:cs="Times New Roman"/>
+          <w:b/>
+          <w:bCs/>
+          <w:color w:val="F92672"/>
+          <w:sz w:val="33"/>
+          <w:szCs w:val="33"/>
+          <w:lang w:eastAsia="es-ES"/>
+        </w:rPr>
+        <w:t>=</w:t>
+      </w:r>
+      <w:r>
+        <w:rPr>
+          <w:rFonts w:ascii="Consolas" w:eastAsia="Times New Roman" w:hAnsi="Consolas" w:cs="Times New Roman"/>
+          <w:b/>
+          <w:bCs/>
+          <w:color w:val="000000"/>
+          <w:sz w:val="33"/>
+          <w:szCs w:val="33"/>
+          <w:lang w:eastAsia="es-ES"/>
+        </w:rPr>
+        <w:t xml:space="preserve"> </w:t>
+      </w:r>
+      <w:r>
+        <w:rPr>
+          <w:rFonts w:ascii="Consolas" w:eastAsia="Times New Roman" w:hAnsi="Consolas" w:cs="Times New Roman"/>
+          <w:b/>
+          <w:bCs/>
+          <w:color w:val="AE81FF"/>
+          <w:sz w:val="33"/>
+          <w:szCs w:val="33"/>
+          <w:lang w:eastAsia="es-ES"/>
+        </w:rPr>
+        <w:t>36</w:t>
+      </w:r>
+      <w:r>
+        <w:rPr>
+          <w:rFonts w:ascii="Consolas" w:eastAsia="Times New Roman" w:hAnsi="Consolas" w:cs="Times New Roman"/>
+          <w:b/>
+          <w:bCs/>
+          <w:color w:val="000000"/>
+          <w:sz w:val="33"/>
+          <w:szCs w:val="33"/>
+          <w:lang w:eastAsia="es-ES"/>
+        </w:rPr>
+        <w:t xml:space="preserve"> </w:t>
+      </w:r>
+      <w:r>
+        <w:rPr>
+          <w:rFonts w:ascii="Consolas" w:eastAsia="Times New Roman" w:hAnsi="Consolas" w:cs="Times New Roman"/>
+          <w:b/>
+          <w:bCs/>
+          <w:color w:val="F92672"/>
+          <w:sz w:val="33"/>
+          <w:szCs w:val="33"/>
+          <w:lang w:eastAsia="es-ES"/>
+        </w:rPr>
+        <w:t>*</w:t>
+      </w:r>
+      <w:r>
+        <w:rPr>
+          <w:rFonts w:ascii="Consolas" w:eastAsia="Times New Roman" w:hAnsi="Consolas" w:cs="Times New Roman"/>
+          <w:b/>
+          <w:bCs/>
+          <w:color w:val="000000"/>
+          <w:sz w:val="33"/>
+          <w:szCs w:val="33"/>
+          <w:lang w:eastAsia="es-ES"/>
+        </w:rPr>
+        <w:t xml:space="preserve"> precio;</w:t>
+      </w:r>
+    </w:p>
+    <w:p>
+      <w:pPr>
+        <w:shd w:val="clear" w:color="auto" w:fill="FFFFFF"/>
+        <w:spacing w:after="0" w:line="450" w:lineRule="atLeast"/>
+        <w:rPr>
+          <w:rFonts w:ascii="Consolas" w:eastAsia="Times New Roman" w:hAnsi="Consolas" w:cs="Times New Roman"/>
+          <w:b/>
+          <w:bCs/>
+          <w:color w:val="000000"/>
+          <w:sz w:val="33"/>
+          <w:szCs w:val="33"/>
+          <w:lang w:eastAsia="es-ES"/>
+        </w:rPr>
+      </w:pPr>
+      <w:r>
+        <w:rPr>
+          <w:rFonts w:ascii="Consolas" w:eastAsia="Times New Roman" w:hAnsi="Consolas" w:cs="Times New Roman"/>
+          <w:b/>
+          <w:bCs/>
+          <w:color w:val="000000"/>
+          <w:sz w:val="33"/>
+          <w:szCs w:val="33"/>
+          <w:lang w:eastAsia="es-ES"/>
+        </w:rPr>
+        <w:t>            }</w:t>
+      </w:r>
+      <w:proofErr w:type="spellStart"/>
+      <w:proofErr w:type="gramStart"/>
+      <w:r>
+        <w:rPr>
+          <w:rFonts w:ascii="Consolas" w:eastAsia="Times New Roman" w:hAnsi="Consolas" w:cs="Times New Roman"/>
+          <w:b/>
+          <w:bCs/>
+          <w:color w:val="F92672"/>
+          <w:sz w:val="33"/>
+          <w:szCs w:val="33"/>
+          <w:lang w:eastAsia="es-ES"/>
+        </w:rPr>
+        <w:t>else</w:t>
+      </w:r>
+      <w:proofErr w:type="spellEnd"/>
+      <w:proofErr w:type="gramEnd"/>
+      <w:r>
+        <w:rPr>
+          <w:rFonts w:ascii="Consolas" w:eastAsia="Times New Roman" w:hAnsi="Consolas" w:cs="Times New Roman"/>
+          <w:b/>
+          <w:bCs/>
+          <w:color w:val="000000"/>
+          <w:sz w:val="33"/>
+          <w:szCs w:val="33"/>
+          <w:lang w:eastAsia="es-ES"/>
+        </w:rPr>
+        <w:t>{</w:t>
+      </w:r>
+    </w:p>
+    <w:p>
+      <w:pPr>
+        <w:shd w:val="clear" w:color="auto" w:fill="FFFFFF"/>
+        <w:spacing w:after="0" w:line="450" w:lineRule="atLeast"/>
+        <w:rPr>
+          <w:rFonts w:ascii="Consolas" w:eastAsia="Times New Roman" w:hAnsi="Consolas" w:cs="Times New Roman"/>
+          <w:b/>
+          <w:bCs/>
+          <w:color w:val="000000"/>
+          <w:sz w:val="33"/>
+          <w:szCs w:val="33"/>
+          <w:lang w:eastAsia="es-ES"/>
+        </w:rPr>
+      </w:pPr>
+      <w:r>
+        <w:rPr>
+          <w:rFonts w:ascii="Consolas" w:eastAsia="Times New Roman" w:hAnsi="Consolas" w:cs="Times New Roman"/>
+          <w:b/>
+          <w:bCs/>
+          <w:color w:val="000000"/>
+          <w:sz w:val="33"/>
+          <w:szCs w:val="33"/>
+          <w:lang w:eastAsia="es-ES"/>
+        </w:rPr>
+        <w:t xml:space="preserve">                </w:t>
+      </w:r>
+      <w:proofErr w:type="spellStart"/>
+      <w:proofErr w:type="gramStart"/>
+      <w:r>
+        <w:rPr>
+          <w:rFonts w:ascii="Consolas" w:eastAsia="Times New Roman" w:hAnsi="Consolas" w:cs="Times New Roman"/>
+          <w:b/>
+          <w:bCs/>
+          <w:color w:val="000000"/>
+          <w:sz w:val="33"/>
+          <w:szCs w:val="33"/>
+          <w:lang w:eastAsia="es-ES"/>
+        </w:rPr>
+        <w:t>importebase</w:t>
+      </w:r>
+      <w:proofErr w:type="spellEnd"/>
+      <w:proofErr w:type="gramEnd"/>
+      <w:r>
+        <w:rPr>
+          <w:rFonts w:ascii="Consolas" w:eastAsia="Times New Roman" w:hAnsi="Consolas" w:cs="Times New Roman"/>
+          <w:b/>
+          <w:bCs/>
+          <w:color w:val="000000"/>
+          <w:sz w:val="33"/>
+          <w:szCs w:val="33"/>
+          <w:lang w:eastAsia="es-ES"/>
+        </w:rPr>
+        <w:t xml:space="preserve"> </w:t>
+      </w:r>
+      <w:r>
+        <w:rPr>
+          <w:rFonts w:ascii="Consolas" w:eastAsia="Times New Roman" w:hAnsi="Consolas" w:cs="Times New Roman"/>
+          <w:b/>
+          <w:bCs/>
+          <w:color w:val="F92672"/>
+          <w:sz w:val="33"/>
+          <w:szCs w:val="33"/>
+          <w:lang w:eastAsia="es-ES"/>
+        </w:rPr>
+        <w:t>=</w:t>
+      </w:r>
+      <w:r>
+        <w:rPr>
+          <w:rFonts w:ascii="Consolas" w:eastAsia="Times New Roman" w:hAnsi="Consolas" w:cs="Times New Roman"/>
+          <w:b/>
+          <w:bCs/>
+          <w:color w:val="000000"/>
+          <w:sz w:val="33"/>
+          <w:szCs w:val="33"/>
+          <w:lang w:eastAsia="es-ES"/>
+        </w:rPr>
+        <w:t xml:space="preserve"> horas </w:t>
+      </w:r>
+      <w:r>
+        <w:rPr>
+          <w:rFonts w:ascii="Consolas" w:eastAsia="Times New Roman" w:hAnsi="Consolas" w:cs="Times New Roman"/>
+          <w:b/>
+          <w:bCs/>
+          <w:color w:val="F92672"/>
+          <w:sz w:val="33"/>
+          <w:szCs w:val="33"/>
+          <w:lang w:eastAsia="es-ES"/>
+        </w:rPr>
+        <w:t>*</w:t>
+      </w:r>
+      <w:r>
+        <w:rPr>
+          <w:rFonts w:ascii="Consolas" w:eastAsia="Times New Roman" w:hAnsi="Consolas" w:cs="Times New Roman"/>
+          <w:b/>
+          <w:bCs/>
+          <w:color w:val="000000"/>
+          <w:sz w:val="33"/>
+          <w:szCs w:val="33"/>
+          <w:lang w:eastAsia="es-ES"/>
+        </w:rPr>
+        <w:t xml:space="preserve"> precio;</w:t>
+      </w:r>
+    </w:p>
+    <w:p>
+      <w:pPr>
+        <w:shd w:val="clear" w:color="auto" w:fill="FFFFFF"/>
+        <w:spacing w:after="0" w:line="450" w:lineRule="atLeast"/>
+        <w:rPr>
+          <w:rFonts w:ascii="Consolas" w:eastAsia="Times New Roman" w:hAnsi="Consolas" w:cs="Times New Roman"/>
+          <w:b/>
+          <w:bCs/>
+          <w:color w:val="000000"/>
+          <w:sz w:val="33"/>
+          <w:szCs w:val="33"/>
+          <w:lang w:eastAsia="es-ES"/>
+        </w:rPr>
+      </w:pPr>
+      <w:r>
+        <w:rPr>
+          <w:rFonts w:ascii="Consolas" w:eastAsia="Times New Roman" w:hAnsi="Consolas" w:cs="Times New Roman"/>
+          <w:b/>
+          <w:bCs/>
+          <w:color w:val="000000"/>
+          <w:sz w:val="33"/>
+          <w:szCs w:val="33"/>
+          <w:lang w:eastAsia="es-ES"/>
+        </w:rPr>
+        <w:t>            }</w:t>
+      </w:r>
+    </w:p>
+    <w:p>
+      <w:pPr>
+        <w:shd w:val="clear" w:color="auto" w:fill="FFFFFF"/>
+        <w:spacing w:after="0" w:line="450" w:lineRule="atLeast"/>
+        <w:rPr>
+          <w:rFonts w:ascii="Consolas" w:eastAsia="Times New Roman" w:hAnsi="Consolas" w:cs="Times New Roman"/>
+          <w:b/>
+          <w:bCs/>
+          <w:color w:val="000000"/>
+          <w:sz w:val="33"/>
+          <w:szCs w:val="33"/>
+          <w:lang w:eastAsia="es-ES"/>
+        </w:rPr>
+      </w:pPr>
+      <w:r>
+        <w:rPr>
+          <w:rFonts w:ascii="Consolas" w:eastAsia="Times New Roman" w:hAnsi="Consolas" w:cs="Times New Roman"/>
+          <w:b/>
+          <w:bCs/>
+          <w:color w:val="000000"/>
+          <w:sz w:val="33"/>
+          <w:szCs w:val="33"/>
+          <w:lang w:eastAsia="es-ES"/>
+        </w:rPr>
+        <w:t xml:space="preserve">            </w:t>
+      </w:r>
+      <w:r>
+        <w:rPr>
+          <w:rFonts w:ascii="Consolas" w:eastAsia="Times New Roman" w:hAnsi="Consolas" w:cs="Times New Roman"/>
+          <w:b/>
+          <w:bCs/>
+          <w:color w:val="9F9F8F"/>
+          <w:sz w:val="33"/>
+          <w:szCs w:val="33"/>
+          <w:lang w:eastAsia="es-ES"/>
+        </w:rPr>
+        <w:t>//recuperamos el mensaje</w:t>
+      </w:r>
+    </w:p>
+    <w:p>
+      <w:pPr>
+        <w:shd w:val="clear" w:color="auto" w:fill="FFFFFF"/>
+        <w:spacing w:after="0" w:line="450" w:lineRule="atLeast"/>
+        <w:rPr>
+          <w:rFonts w:ascii="Consolas" w:eastAsia="Times New Roman" w:hAnsi="Consolas" w:cs="Times New Roman"/>
+          <w:b/>
+          <w:bCs/>
+          <w:color w:val="000000"/>
+          <w:sz w:val="33"/>
+          <w:szCs w:val="33"/>
+          <w:lang w:eastAsia="es-ES"/>
+        </w:rPr>
+      </w:pPr>
+      <w:r>
+        <w:rPr>
+          <w:rFonts w:ascii="Consolas" w:eastAsia="Times New Roman" w:hAnsi="Consolas" w:cs="Times New Roman"/>
+          <w:b/>
+          <w:bCs/>
+          <w:color w:val="000000"/>
+          <w:sz w:val="33"/>
+          <w:szCs w:val="33"/>
+          <w:lang w:eastAsia="es-ES"/>
+        </w:rPr>
+        <w:t xml:space="preserve">            </w:t>
+      </w:r>
+      <w:proofErr w:type="spellStart"/>
+      <w:proofErr w:type="gramStart"/>
+      <w:r>
+        <w:rPr>
+          <w:rFonts w:ascii="Consolas" w:eastAsia="Times New Roman" w:hAnsi="Consolas" w:cs="Times New Roman"/>
+          <w:b/>
+          <w:bCs/>
+          <w:i/>
+          <w:iCs/>
+          <w:color w:val="28C6E4"/>
+          <w:sz w:val="33"/>
+          <w:szCs w:val="33"/>
+          <w:lang w:eastAsia="es-ES"/>
+        </w:rPr>
+        <w:t>let</w:t>
+      </w:r>
+      <w:proofErr w:type="spellEnd"/>
+      <w:proofErr w:type="gramEnd"/>
+      <w:r>
+        <w:rPr>
+          <w:rFonts w:ascii="Consolas" w:eastAsia="Times New Roman" w:hAnsi="Consolas" w:cs="Times New Roman"/>
+          <w:b/>
+          <w:bCs/>
+          <w:color w:val="000000"/>
+          <w:sz w:val="33"/>
+          <w:szCs w:val="33"/>
+          <w:lang w:eastAsia="es-ES"/>
+        </w:rPr>
+        <w:t xml:space="preserve"> mensaje </w:t>
+      </w:r>
+      <w:r>
+        <w:rPr>
+          <w:rFonts w:ascii="Consolas" w:eastAsia="Times New Roman" w:hAnsi="Consolas" w:cs="Times New Roman"/>
+          <w:b/>
+          <w:bCs/>
+          <w:color w:val="F92672"/>
+          <w:sz w:val="33"/>
+          <w:szCs w:val="33"/>
+          <w:lang w:eastAsia="es-ES"/>
+        </w:rPr>
+        <w:t>=</w:t>
+      </w:r>
+      <w:r>
+        <w:rPr>
+          <w:rFonts w:ascii="Consolas" w:eastAsia="Times New Roman" w:hAnsi="Consolas" w:cs="Times New Roman"/>
+          <w:b/>
+          <w:bCs/>
+          <w:color w:val="000000"/>
+          <w:sz w:val="33"/>
+          <w:szCs w:val="33"/>
+          <w:lang w:eastAsia="es-ES"/>
+        </w:rPr>
+        <w:t xml:space="preserve"> </w:t>
+      </w:r>
+      <w:proofErr w:type="spellStart"/>
+      <w:r>
+        <w:rPr>
+          <w:rFonts w:ascii="Consolas" w:eastAsia="Times New Roman" w:hAnsi="Consolas" w:cs="Times New Roman"/>
+          <w:b/>
+          <w:bCs/>
+          <w:color w:val="000000"/>
+          <w:sz w:val="33"/>
+          <w:szCs w:val="33"/>
+          <w:lang w:eastAsia="es-ES"/>
+        </w:rPr>
+        <w:t>document.</w:t>
+      </w:r>
+      <w:r>
+        <w:rPr>
+          <w:rFonts w:ascii="Consolas" w:eastAsia="Times New Roman" w:hAnsi="Consolas" w:cs="Times New Roman"/>
+          <w:b/>
+          <w:bCs/>
+          <w:color w:val="6AAF19"/>
+          <w:sz w:val="33"/>
+          <w:szCs w:val="33"/>
+          <w:lang w:eastAsia="es-ES"/>
+        </w:rPr>
+        <w:t>getElementById</w:t>
+      </w:r>
+      <w:proofErr w:type="spellEnd"/>
+      <w:r>
+        <w:rPr>
+          <w:rFonts w:ascii="Consolas" w:eastAsia="Times New Roman" w:hAnsi="Consolas" w:cs="Times New Roman"/>
+          <w:b/>
+          <w:bCs/>
+          <w:color w:val="000000"/>
+          <w:sz w:val="33"/>
+          <w:szCs w:val="33"/>
+          <w:lang w:eastAsia="es-ES"/>
+        </w:rPr>
+        <w:t>(</w:t>
+      </w:r>
+      <w:r>
+        <w:rPr>
+          <w:rFonts w:ascii="Consolas" w:eastAsia="Times New Roman" w:hAnsi="Consolas" w:cs="Times New Roman"/>
+          <w:b/>
+          <w:bCs/>
+          <w:color w:val="F25A00"/>
+          <w:sz w:val="33"/>
+          <w:szCs w:val="33"/>
+          <w:lang w:eastAsia="es-ES"/>
+        </w:rPr>
+        <w:t>"mensaje"</w:t>
+      </w:r>
+      <w:r>
+        <w:rPr>
+          <w:rFonts w:ascii="Consolas" w:eastAsia="Times New Roman" w:hAnsi="Consolas" w:cs="Times New Roman"/>
+          <w:b/>
+          <w:bCs/>
+          <w:color w:val="000000"/>
+          <w:sz w:val="33"/>
+          <w:szCs w:val="33"/>
+          <w:lang w:eastAsia="es-ES"/>
+        </w:rPr>
+        <w:t>);</w:t>
+      </w:r>
+    </w:p>
+    <w:p>
+      <w:pPr>
+        <w:shd w:val="clear" w:color="auto" w:fill="FFFFFF"/>
+        <w:spacing w:after="0" w:line="450" w:lineRule="atLeast"/>
+        <w:rPr>
+          <w:rFonts w:ascii="Consolas" w:eastAsia="Times New Roman" w:hAnsi="Consolas" w:cs="Times New Roman"/>
+          <w:b/>
+          <w:bCs/>
+          <w:color w:val="000000"/>
+          <w:sz w:val="33"/>
+          <w:szCs w:val="33"/>
+          <w:lang w:eastAsia="es-ES"/>
+        </w:rPr>
+      </w:pPr>
+      <w:r>
+        <w:rPr>
+          <w:rFonts w:ascii="Consolas" w:eastAsia="Times New Roman" w:hAnsi="Consolas" w:cs="Times New Roman"/>
+          <w:b/>
+          <w:bCs/>
+          <w:color w:val="000000"/>
+          <w:sz w:val="33"/>
+          <w:szCs w:val="33"/>
+          <w:lang w:eastAsia="es-ES"/>
+        </w:rPr>
+        <w:t xml:space="preserve">            </w:t>
+      </w:r>
+      <w:r>
+        <w:rPr>
+          <w:rFonts w:ascii="Consolas" w:eastAsia="Times New Roman" w:hAnsi="Consolas" w:cs="Times New Roman"/>
+          <w:b/>
+          <w:bCs/>
+          <w:color w:val="9F9F8F"/>
+          <w:sz w:val="33"/>
+          <w:szCs w:val="33"/>
+          <w:lang w:eastAsia="es-ES"/>
+        </w:rPr>
+        <w:t>//escribimos los datos</w:t>
+      </w:r>
+    </w:p>
+    <w:p>
+      <w:pPr>
+        <w:shd w:val="clear" w:color="auto" w:fill="FFFFFF"/>
+        <w:spacing w:after="0" w:line="450" w:lineRule="atLeast"/>
+        <w:rPr>
+          <w:rFonts w:ascii="Consolas" w:eastAsia="Times New Roman" w:hAnsi="Consolas" w:cs="Times New Roman"/>
+          <w:b/>
+          <w:bCs/>
+          <w:color w:val="000000"/>
+          <w:sz w:val="33"/>
+          <w:szCs w:val="33"/>
+          <w:lang w:eastAsia="es-ES"/>
+        </w:rPr>
+      </w:pPr>
+      <w:r>
+        <w:rPr>
+          <w:rFonts w:ascii="Consolas" w:eastAsia="Times New Roman" w:hAnsi="Consolas" w:cs="Times New Roman"/>
+          <w:b/>
+          <w:bCs/>
+          <w:color w:val="000000"/>
+          <w:sz w:val="33"/>
+          <w:szCs w:val="33"/>
+          <w:lang w:eastAsia="es-ES"/>
+        </w:rPr>
+        <w:t xml:space="preserve">            </w:t>
+      </w:r>
+      <w:proofErr w:type="spellStart"/>
+      <w:r>
+        <w:rPr>
+          <w:rFonts w:ascii="Consolas" w:eastAsia="Times New Roman" w:hAnsi="Consolas" w:cs="Times New Roman"/>
+          <w:b/>
+          <w:bCs/>
+          <w:color w:val="000000"/>
+          <w:sz w:val="33"/>
+          <w:szCs w:val="33"/>
+          <w:lang w:eastAsia="es-ES"/>
+        </w:rPr>
+        <w:t>mensaje.innerText</w:t>
+      </w:r>
+      <w:proofErr w:type="spellEnd"/>
+      <w:r>
+        <w:rPr>
+          <w:rFonts w:ascii="Consolas" w:eastAsia="Times New Roman" w:hAnsi="Consolas" w:cs="Times New Roman"/>
+          <w:b/>
+          <w:bCs/>
+          <w:color w:val="000000"/>
+          <w:sz w:val="33"/>
+          <w:szCs w:val="33"/>
+          <w:lang w:eastAsia="es-ES"/>
+        </w:rPr>
+        <w:t xml:space="preserve"> </w:t>
+      </w:r>
+      <w:r>
+        <w:rPr>
+          <w:rFonts w:ascii="Consolas" w:eastAsia="Times New Roman" w:hAnsi="Consolas" w:cs="Times New Roman"/>
+          <w:b/>
+          <w:bCs/>
+          <w:color w:val="F92672"/>
+          <w:sz w:val="33"/>
+          <w:szCs w:val="33"/>
+          <w:lang w:eastAsia="es-ES"/>
+        </w:rPr>
+        <w:t>=</w:t>
+      </w:r>
+      <w:r>
+        <w:rPr>
+          <w:rFonts w:ascii="Consolas" w:eastAsia="Times New Roman" w:hAnsi="Consolas" w:cs="Times New Roman"/>
+          <w:b/>
+          <w:bCs/>
+          <w:color w:val="000000"/>
+          <w:sz w:val="33"/>
+          <w:szCs w:val="33"/>
+          <w:lang w:eastAsia="es-ES"/>
+        </w:rPr>
+        <w:t xml:space="preserve"> </w:t>
+      </w:r>
+      <w:r>
+        <w:rPr>
+          <w:rFonts w:ascii="Consolas" w:eastAsia="Times New Roman" w:hAnsi="Consolas" w:cs="Times New Roman"/>
+          <w:b/>
+          <w:bCs/>
+          <w:color w:val="F25A00"/>
+          <w:sz w:val="33"/>
+          <w:szCs w:val="33"/>
+          <w:lang w:eastAsia="es-ES"/>
+        </w:rPr>
+        <w:t>"Horas: "</w:t>
+      </w:r>
+      <w:r>
+        <w:rPr>
+          <w:rFonts w:ascii="Consolas" w:eastAsia="Times New Roman" w:hAnsi="Consolas" w:cs="Times New Roman"/>
+          <w:b/>
+          <w:bCs/>
+          <w:color w:val="000000"/>
+          <w:sz w:val="33"/>
+          <w:szCs w:val="33"/>
+          <w:lang w:eastAsia="es-ES"/>
+        </w:rPr>
+        <w:t xml:space="preserve"> </w:t>
+      </w:r>
+      <w:r>
+        <w:rPr>
+          <w:rFonts w:ascii="Consolas" w:eastAsia="Times New Roman" w:hAnsi="Consolas" w:cs="Times New Roman"/>
+          <w:b/>
+          <w:bCs/>
+          <w:color w:val="F92672"/>
+          <w:sz w:val="33"/>
+          <w:szCs w:val="33"/>
+          <w:lang w:eastAsia="es-ES"/>
+        </w:rPr>
+        <w:t>+</w:t>
+      </w:r>
+      <w:r>
+        <w:rPr>
+          <w:rFonts w:ascii="Consolas" w:eastAsia="Times New Roman" w:hAnsi="Consolas" w:cs="Times New Roman"/>
+          <w:b/>
+          <w:bCs/>
+          <w:color w:val="000000"/>
+          <w:sz w:val="33"/>
+          <w:szCs w:val="33"/>
+          <w:lang w:eastAsia="es-ES"/>
+        </w:rPr>
+        <w:t xml:space="preserve"> horas</w:t>
+      </w:r>
+    </w:p>
+    <w:p>
+      <w:pPr>
+        <w:shd w:val="clear" w:color="auto" w:fill="FFFFFF"/>
+        <w:spacing w:after="0" w:line="450" w:lineRule="atLeast"/>
+        <w:rPr>
+          <w:rFonts w:ascii="Consolas" w:eastAsia="Times New Roman" w:hAnsi="Consolas" w:cs="Times New Roman"/>
+          <w:b/>
+          <w:bCs/>
+          <w:color w:val="000000"/>
+          <w:sz w:val="33"/>
+          <w:szCs w:val="33"/>
+          <w:lang w:eastAsia="es-ES"/>
+        </w:rPr>
+      </w:pPr>
+      <w:r>
+        <w:rPr>
+          <w:rFonts w:ascii="Consolas" w:eastAsia="Times New Roman" w:hAnsi="Consolas" w:cs="Times New Roman"/>
+          <w:b/>
+          <w:bCs/>
+          <w:color w:val="000000"/>
+          <w:sz w:val="33"/>
+          <w:szCs w:val="33"/>
+          <w:lang w:eastAsia="es-ES"/>
+        </w:rPr>
+        <w:t xml:space="preserve">            </w:t>
+      </w:r>
+      <w:r>
+        <w:rPr>
+          <w:rFonts w:ascii="Consolas" w:eastAsia="Times New Roman" w:hAnsi="Consolas" w:cs="Times New Roman"/>
+          <w:b/>
+          <w:bCs/>
+          <w:color w:val="F92672"/>
+          <w:sz w:val="33"/>
+          <w:szCs w:val="33"/>
+          <w:lang w:eastAsia="es-ES"/>
+        </w:rPr>
+        <w:t>+</w:t>
+      </w:r>
+      <w:r>
+        <w:rPr>
+          <w:rFonts w:ascii="Consolas" w:eastAsia="Times New Roman" w:hAnsi="Consolas" w:cs="Times New Roman"/>
+          <w:b/>
+          <w:bCs/>
+          <w:color w:val="000000"/>
+          <w:sz w:val="33"/>
+          <w:szCs w:val="33"/>
+          <w:lang w:eastAsia="es-ES"/>
+        </w:rPr>
+        <w:t xml:space="preserve"> </w:t>
+      </w:r>
+      <w:r>
+        <w:rPr>
+          <w:rFonts w:ascii="Consolas" w:eastAsia="Times New Roman" w:hAnsi="Consolas" w:cs="Times New Roman"/>
+          <w:b/>
+          <w:bCs/>
+          <w:color w:val="F25A00"/>
+          <w:sz w:val="33"/>
+          <w:szCs w:val="33"/>
+          <w:lang w:eastAsia="es-ES"/>
+        </w:rPr>
+        <w:t>", Precio hora: "</w:t>
+      </w:r>
+      <w:r>
+        <w:rPr>
+          <w:rFonts w:ascii="Consolas" w:eastAsia="Times New Roman" w:hAnsi="Consolas" w:cs="Times New Roman"/>
+          <w:b/>
+          <w:bCs/>
+          <w:color w:val="000000"/>
+          <w:sz w:val="33"/>
+          <w:szCs w:val="33"/>
+          <w:lang w:eastAsia="es-ES"/>
+        </w:rPr>
+        <w:t xml:space="preserve"> </w:t>
+      </w:r>
+      <w:r>
+        <w:rPr>
+          <w:rFonts w:ascii="Consolas" w:eastAsia="Times New Roman" w:hAnsi="Consolas" w:cs="Times New Roman"/>
+          <w:b/>
+          <w:bCs/>
+          <w:color w:val="F92672"/>
+          <w:sz w:val="33"/>
+          <w:szCs w:val="33"/>
+          <w:lang w:eastAsia="es-ES"/>
+        </w:rPr>
+        <w:t>+</w:t>
+      </w:r>
+      <w:r>
+        <w:rPr>
+          <w:rFonts w:ascii="Consolas" w:eastAsia="Times New Roman" w:hAnsi="Consolas" w:cs="Times New Roman"/>
+          <w:b/>
+          <w:bCs/>
+          <w:color w:val="000000"/>
+          <w:sz w:val="33"/>
+          <w:szCs w:val="33"/>
+          <w:lang w:eastAsia="es-ES"/>
+        </w:rPr>
+        <w:t xml:space="preserve"> precio</w:t>
+      </w:r>
+    </w:p>
+    <w:p>
+      <w:pPr>
+        <w:shd w:val="clear" w:color="auto" w:fill="FFFFFF"/>
+        <w:spacing w:after="0" w:line="450" w:lineRule="atLeast"/>
+        <w:rPr>
+          <w:rFonts w:ascii="Consolas" w:eastAsia="Times New Roman" w:hAnsi="Consolas" w:cs="Times New Roman"/>
+          <w:b/>
+          <w:bCs/>
+          <w:color w:val="000000"/>
+          <w:sz w:val="33"/>
+          <w:szCs w:val="33"/>
+          <w:lang w:eastAsia="es-ES"/>
+        </w:rPr>
+      </w:pPr>
+      <w:r>
+        <w:rPr>
+          <w:rFonts w:ascii="Consolas" w:eastAsia="Times New Roman" w:hAnsi="Consolas" w:cs="Times New Roman"/>
+          <w:b/>
+          <w:bCs/>
+          <w:color w:val="000000"/>
+          <w:sz w:val="33"/>
+          <w:szCs w:val="33"/>
+          <w:lang w:eastAsia="es-ES"/>
+        </w:rPr>
+        <w:t xml:space="preserve">            </w:t>
+      </w:r>
+      <w:r>
+        <w:rPr>
+          <w:rFonts w:ascii="Consolas" w:eastAsia="Times New Roman" w:hAnsi="Consolas" w:cs="Times New Roman"/>
+          <w:b/>
+          <w:bCs/>
+          <w:color w:val="F92672"/>
+          <w:sz w:val="33"/>
+          <w:szCs w:val="33"/>
+          <w:lang w:eastAsia="es-ES"/>
+        </w:rPr>
+        <w:t>+</w:t>
+      </w:r>
+      <w:r>
+        <w:rPr>
+          <w:rFonts w:ascii="Consolas" w:eastAsia="Times New Roman" w:hAnsi="Consolas" w:cs="Times New Roman"/>
+          <w:b/>
+          <w:bCs/>
+          <w:color w:val="000000"/>
+          <w:sz w:val="33"/>
+          <w:szCs w:val="33"/>
+          <w:lang w:eastAsia="es-ES"/>
+        </w:rPr>
+        <w:t xml:space="preserve"> </w:t>
+      </w:r>
+      <w:r>
+        <w:rPr>
+          <w:rFonts w:ascii="Consolas" w:eastAsia="Times New Roman" w:hAnsi="Consolas" w:cs="Times New Roman"/>
+          <w:b/>
+          <w:bCs/>
+          <w:color w:val="F25A00"/>
+          <w:sz w:val="33"/>
+          <w:szCs w:val="33"/>
+          <w:lang w:eastAsia="es-ES"/>
+        </w:rPr>
+        <w:t>", Importe base: "</w:t>
+      </w:r>
+      <w:r>
+        <w:rPr>
+          <w:rFonts w:ascii="Consolas" w:eastAsia="Times New Roman" w:hAnsi="Consolas" w:cs="Times New Roman"/>
+          <w:b/>
+          <w:bCs/>
+          <w:color w:val="000000"/>
+          <w:sz w:val="33"/>
+          <w:szCs w:val="33"/>
+          <w:lang w:eastAsia="es-ES"/>
+        </w:rPr>
+        <w:t xml:space="preserve"> </w:t>
+      </w:r>
+      <w:r>
+        <w:rPr>
+          <w:rFonts w:ascii="Consolas" w:eastAsia="Times New Roman" w:hAnsi="Consolas" w:cs="Times New Roman"/>
+          <w:b/>
+          <w:bCs/>
+          <w:color w:val="F92672"/>
+          <w:sz w:val="33"/>
+          <w:szCs w:val="33"/>
+          <w:lang w:eastAsia="es-ES"/>
+        </w:rPr>
+        <w:t>+</w:t>
+      </w:r>
+      <w:r>
+        <w:rPr>
+          <w:rFonts w:ascii="Consolas" w:eastAsia="Times New Roman" w:hAnsi="Consolas" w:cs="Times New Roman"/>
+          <w:b/>
+          <w:bCs/>
+          <w:color w:val="000000"/>
+          <w:sz w:val="33"/>
+          <w:szCs w:val="33"/>
+          <w:lang w:eastAsia="es-ES"/>
+        </w:rPr>
+        <w:t xml:space="preserve"> </w:t>
+      </w:r>
+      <w:proofErr w:type="spellStart"/>
+      <w:r>
+        <w:rPr>
+          <w:rFonts w:ascii="Consolas" w:eastAsia="Times New Roman" w:hAnsi="Consolas" w:cs="Times New Roman"/>
+          <w:b/>
+          <w:bCs/>
+          <w:color w:val="000000"/>
+          <w:sz w:val="33"/>
+          <w:szCs w:val="33"/>
+          <w:lang w:eastAsia="es-ES"/>
+        </w:rPr>
+        <w:t>importebase</w:t>
+      </w:r>
+      <w:proofErr w:type="spellEnd"/>
+    </w:p>
+    <w:p>
+      <w:pPr>
+        <w:shd w:val="clear" w:color="auto" w:fill="FFFFFF"/>
+        <w:spacing w:after="0" w:line="450" w:lineRule="atLeast"/>
+        <w:rPr>
+          <w:rFonts w:ascii="Consolas" w:eastAsia="Times New Roman" w:hAnsi="Consolas" w:cs="Times New Roman"/>
+          <w:b/>
+          <w:bCs/>
+          <w:color w:val="000000"/>
+          <w:sz w:val="33"/>
+          <w:szCs w:val="33"/>
+          <w:lang w:eastAsia="es-ES"/>
+        </w:rPr>
+      </w:pPr>
+      <w:r>
+        <w:rPr>
+          <w:rFonts w:ascii="Consolas" w:eastAsia="Times New Roman" w:hAnsi="Consolas" w:cs="Times New Roman"/>
+          <w:b/>
+          <w:bCs/>
+          <w:color w:val="000000"/>
+          <w:sz w:val="33"/>
+          <w:szCs w:val="33"/>
+          <w:lang w:eastAsia="es-ES"/>
+        </w:rPr>
+        <w:t xml:space="preserve">            </w:t>
+      </w:r>
+      <w:r>
+        <w:rPr>
+          <w:rFonts w:ascii="Consolas" w:eastAsia="Times New Roman" w:hAnsi="Consolas" w:cs="Times New Roman"/>
+          <w:b/>
+          <w:bCs/>
+          <w:color w:val="F92672"/>
+          <w:sz w:val="33"/>
+          <w:szCs w:val="33"/>
+          <w:lang w:eastAsia="es-ES"/>
+        </w:rPr>
+        <w:t>+</w:t>
+      </w:r>
+      <w:r>
+        <w:rPr>
+          <w:rFonts w:ascii="Consolas" w:eastAsia="Times New Roman" w:hAnsi="Consolas" w:cs="Times New Roman"/>
+          <w:b/>
+          <w:bCs/>
+          <w:color w:val="000000"/>
+          <w:sz w:val="33"/>
+          <w:szCs w:val="33"/>
+          <w:lang w:eastAsia="es-ES"/>
+        </w:rPr>
+        <w:t xml:space="preserve"> </w:t>
+      </w:r>
+      <w:r>
+        <w:rPr>
+          <w:rFonts w:ascii="Consolas" w:eastAsia="Times New Roman" w:hAnsi="Consolas" w:cs="Times New Roman"/>
+          <w:b/>
+          <w:bCs/>
+          <w:color w:val="F25A00"/>
+          <w:sz w:val="33"/>
+          <w:szCs w:val="33"/>
+          <w:lang w:eastAsia="es-ES"/>
+        </w:rPr>
+        <w:t>", Horas extra: "</w:t>
+      </w:r>
+      <w:r>
+        <w:rPr>
+          <w:rFonts w:ascii="Consolas" w:eastAsia="Times New Roman" w:hAnsi="Consolas" w:cs="Times New Roman"/>
+          <w:b/>
+          <w:bCs/>
+          <w:color w:val="000000"/>
+          <w:sz w:val="33"/>
+          <w:szCs w:val="33"/>
+          <w:lang w:eastAsia="es-ES"/>
+        </w:rPr>
+        <w:t xml:space="preserve"> </w:t>
+      </w:r>
+      <w:r>
+        <w:rPr>
+          <w:rFonts w:ascii="Consolas" w:eastAsia="Times New Roman" w:hAnsi="Consolas" w:cs="Times New Roman"/>
+          <w:b/>
+          <w:bCs/>
+          <w:color w:val="F92672"/>
+          <w:sz w:val="33"/>
+          <w:szCs w:val="33"/>
+          <w:lang w:eastAsia="es-ES"/>
+        </w:rPr>
+        <w:t>+</w:t>
+      </w:r>
+      <w:r>
+        <w:rPr>
+          <w:rFonts w:ascii="Consolas" w:eastAsia="Times New Roman" w:hAnsi="Consolas" w:cs="Times New Roman"/>
+          <w:b/>
+          <w:bCs/>
+          <w:color w:val="000000"/>
+          <w:sz w:val="33"/>
+          <w:szCs w:val="33"/>
+          <w:lang w:eastAsia="es-ES"/>
+        </w:rPr>
+        <w:t xml:space="preserve"> </w:t>
+      </w:r>
+      <w:proofErr w:type="spellStart"/>
+      <w:r>
+        <w:rPr>
+          <w:rFonts w:ascii="Consolas" w:eastAsia="Times New Roman" w:hAnsi="Consolas" w:cs="Times New Roman"/>
+          <w:b/>
+          <w:bCs/>
+          <w:color w:val="000000"/>
+          <w:sz w:val="33"/>
+          <w:szCs w:val="33"/>
+          <w:lang w:eastAsia="es-ES"/>
+        </w:rPr>
+        <w:t>horasextra</w:t>
+      </w:r>
+      <w:proofErr w:type="spellEnd"/>
+    </w:p>
+    <w:p>
+      <w:pPr>
+        <w:shd w:val="clear" w:color="auto" w:fill="FFFFFF"/>
+        <w:spacing w:after="0" w:line="450" w:lineRule="atLeast"/>
+        <w:rPr>
+          <w:rFonts w:ascii="Consolas" w:eastAsia="Times New Roman" w:hAnsi="Consolas" w:cs="Times New Roman"/>
+          <w:b/>
+          <w:bCs/>
+          <w:color w:val="000000"/>
+          <w:sz w:val="33"/>
+          <w:szCs w:val="33"/>
+          <w:lang w:eastAsia="es-ES"/>
+        </w:rPr>
+      </w:pPr>
+      <w:r>
+        <w:rPr>
+          <w:rFonts w:ascii="Consolas" w:eastAsia="Times New Roman" w:hAnsi="Consolas" w:cs="Times New Roman"/>
+          <w:b/>
+          <w:bCs/>
+          <w:color w:val="000000"/>
+          <w:sz w:val="33"/>
+          <w:szCs w:val="33"/>
+          <w:lang w:eastAsia="es-ES"/>
+        </w:rPr>
+        <w:t xml:space="preserve">            </w:t>
+      </w:r>
+      <w:r>
+        <w:rPr>
+          <w:rFonts w:ascii="Consolas" w:eastAsia="Times New Roman" w:hAnsi="Consolas" w:cs="Times New Roman"/>
+          <w:b/>
+          <w:bCs/>
+          <w:color w:val="F92672"/>
+          <w:sz w:val="33"/>
+          <w:szCs w:val="33"/>
+          <w:lang w:eastAsia="es-ES"/>
+        </w:rPr>
+        <w:t>+</w:t>
+      </w:r>
+      <w:r>
+        <w:rPr>
+          <w:rFonts w:ascii="Consolas" w:eastAsia="Times New Roman" w:hAnsi="Consolas" w:cs="Times New Roman"/>
+          <w:b/>
+          <w:bCs/>
+          <w:color w:val="000000"/>
+          <w:sz w:val="33"/>
+          <w:szCs w:val="33"/>
+          <w:lang w:eastAsia="es-ES"/>
+        </w:rPr>
+        <w:t xml:space="preserve"> </w:t>
+      </w:r>
+      <w:r>
+        <w:rPr>
+          <w:rFonts w:ascii="Consolas" w:eastAsia="Times New Roman" w:hAnsi="Consolas" w:cs="Times New Roman"/>
+          <w:b/>
+          <w:bCs/>
+          <w:color w:val="F25A00"/>
+          <w:sz w:val="33"/>
+          <w:szCs w:val="33"/>
+          <w:lang w:eastAsia="es-ES"/>
+        </w:rPr>
+        <w:t>", Importe extra: "</w:t>
+      </w:r>
+      <w:r>
+        <w:rPr>
+          <w:rFonts w:ascii="Consolas" w:eastAsia="Times New Roman" w:hAnsi="Consolas" w:cs="Times New Roman"/>
+          <w:b/>
+          <w:bCs/>
+          <w:color w:val="000000"/>
+          <w:sz w:val="33"/>
+          <w:szCs w:val="33"/>
+          <w:lang w:eastAsia="es-ES"/>
+        </w:rPr>
+        <w:t xml:space="preserve"> </w:t>
+      </w:r>
+      <w:r>
+        <w:rPr>
+          <w:rFonts w:ascii="Consolas" w:eastAsia="Times New Roman" w:hAnsi="Consolas" w:cs="Times New Roman"/>
+          <w:b/>
+          <w:bCs/>
+          <w:color w:val="F92672"/>
+          <w:sz w:val="33"/>
+          <w:szCs w:val="33"/>
+          <w:lang w:eastAsia="es-ES"/>
+        </w:rPr>
+        <w:t>+</w:t>
+      </w:r>
+      <w:r>
+        <w:rPr>
+          <w:rFonts w:ascii="Consolas" w:eastAsia="Times New Roman" w:hAnsi="Consolas" w:cs="Times New Roman"/>
+          <w:b/>
+          <w:bCs/>
+          <w:color w:val="000000"/>
+          <w:sz w:val="33"/>
+          <w:szCs w:val="33"/>
+          <w:lang w:eastAsia="es-ES"/>
+        </w:rPr>
+        <w:t xml:space="preserve"> </w:t>
+      </w:r>
+      <w:proofErr w:type="spellStart"/>
+      <w:r>
+        <w:rPr>
+          <w:rFonts w:ascii="Consolas" w:eastAsia="Times New Roman" w:hAnsi="Consolas" w:cs="Times New Roman"/>
+          <w:b/>
+          <w:bCs/>
+          <w:color w:val="000000"/>
+          <w:sz w:val="33"/>
+          <w:szCs w:val="33"/>
+          <w:lang w:eastAsia="es-ES"/>
+        </w:rPr>
+        <w:t>importeextra</w:t>
+      </w:r>
+      <w:proofErr w:type="spellEnd"/>
+      <w:r>
+        <w:rPr>
+          <w:rFonts w:ascii="Consolas" w:eastAsia="Times New Roman" w:hAnsi="Consolas" w:cs="Times New Roman"/>
+          <w:b/>
+          <w:bCs/>
+          <w:color w:val="000000"/>
+          <w:sz w:val="33"/>
+          <w:szCs w:val="33"/>
+          <w:lang w:eastAsia="es-ES"/>
+        </w:rPr>
+        <w:t>;</w:t>
+      </w:r>
+    </w:p>
+    <w:p>
+      <w:pPr>
+        <w:shd w:val="clear" w:color="auto" w:fill="FFFFFF"/>
+        <w:spacing w:after="0" w:line="450" w:lineRule="atLeast"/>
+        <w:rPr>
+          <w:rFonts w:ascii="Consolas" w:eastAsia="Times New Roman" w:hAnsi="Consolas" w:cs="Times New Roman"/>
+          <w:b/>
+          <w:bCs/>
+          <w:color w:val="000000"/>
+          <w:sz w:val="33"/>
+          <w:szCs w:val="33"/>
+          <w:lang w:eastAsia="es-ES"/>
+        </w:rPr>
+      </w:pPr>
+      <w:r>
+        <w:rPr>
+          <w:rFonts w:ascii="Consolas" w:eastAsia="Times New Roman" w:hAnsi="Consolas" w:cs="Times New Roman"/>
+          <w:b/>
+          <w:bCs/>
+          <w:color w:val="000000"/>
+          <w:sz w:val="33"/>
+          <w:szCs w:val="33"/>
+          <w:lang w:eastAsia="es-ES"/>
+        </w:rPr>
+        <w:t>        }</w:t>
+      </w:r>
+    </w:p>
+    <w:p>
+      <w:pPr>
+        <w:shd w:val="clear" w:color="auto" w:fill="FFFFFF"/>
+        <w:spacing w:after="0" w:line="450" w:lineRule="atLeast"/>
+        <w:rPr>
+          <w:rFonts w:ascii="Consolas" w:eastAsia="Times New Roman" w:hAnsi="Consolas" w:cs="Times New Roman"/>
+          <w:b/>
+          <w:bCs/>
+          <w:color w:val="000000"/>
+          <w:sz w:val="33"/>
+          <w:szCs w:val="33"/>
+          <w:lang w:eastAsia="es-ES"/>
+        </w:rPr>
+      </w:pPr>
+      <w:r>
+        <w:rPr>
+          <w:rFonts w:ascii="Consolas" w:eastAsia="Times New Roman" w:hAnsi="Consolas" w:cs="Times New Roman"/>
+          <w:b/>
+          <w:bCs/>
+          <w:color w:val="000000"/>
+          <w:sz w:val="33"/>
+          <w:szCs w:val="33"/>
+          <w:lang w:eastAsia="es-ES"/>
+        </w:rPr>
+        <w:t>    &lt;/</w:t>
+      </w:r>
+      <w:proofErr w:type="gramStart"/>
+      <w:r>
+        <w:rPr>
+          <w:rFonts w:ascii="Consolas" w:eastAsia="Times New Roman" w:hAnsi="Consolas" w:cs="Times New Roman"/>
+          <w:b/>
+          <w:bCs/>
+          <w:color w:val="F92672"/>
+          <w:sz w:val="33"/>
+          <w:szCs w:val="33"/>
+          <w:lang w:eastAsia="es-ES"/>
+        </w:rPr>
+        <w:t>script</w:t>
+      </w:r>
+      <w:proofErr w:type="gramEnd"/>
+      <w:r>
+        <w:rPr>
+          <w:rFonts w:ascii="Consolas" w:eastAsia="Times New Roman" w:hAnsi="Consolas" w:cs="Times New Roman"/>
+          <w:b/>
+          <w:bCs/>
+          <w:color w:val="000000"/>
+          <w:sz w:val="33"/>
+          <w:szCs w:val="33"/>
+          <w:lang w:eastAsia="es-ES"/>
+        </w:rPr>
+        <w:t>&gt;</w:t>
+      </w:r>
+    </w:p>
+    <w:p>
+      <w:pPr>
+        <w:shd w:val="clear" w:color="auto" w:fill="FFFFFF"/>
+        <w:spacing w:after="0" w:line="450" w:lineRule="atLeast"/>
+        <w:rPr>
+          <w:rFonts w:ascii="Consolas" w:eastAsia="Times New Roman" w:hAnsi="Consolas" w:cs="Times New Roman"/>
+          <w:b/>
+          <w:bCs/>
+          <w:color w:val="000000"/>
+          <w:sz w:val="33"/>
+          <w:szCs w:val="33"/>
+          <w:lang w:eastAsia="es-ES"/>
+        </w:rPr>
+      </w:pPr>
+      <w:r>
+        <w:rPr>
+          <w:rFonts w:ascii="Consolas" w:eastAsia="Times New Roman" w:hAnsi="Consolas" w:cs="Times New Roman"/>
+          <w:b/>
+          <w:bCs/>
+          <w:color w:val="000000"/>
+          <w:sz w:val="33"/>
+          <w:szCs w:val="33"/>
+          <w:lang w:eastAsia="es-ES"/>
+        </w:rPr>
+        <w:lastRenderedPageBreak/>
+        <w:t>&lt;/</w:t>
+      </w:r>
+      <w:proofErr w:type="gramStart"/>
+      <w:r>
+        <w:rPr>
+          <w:rFonts w:ascii="Consolas" w:eastAsia="Times New Roman" w:hAnsi="Consolas" w:cs="Times New Roman"/>
+          <w:b/>
+          <w:bCs/>
+          <w:color w:val="F92672"/>
+          <w:sz w:val="33"/>
+          <w:szCs w:val="33"/>
+          <w:lang w:eastAsia="es-ES"/>
+        </w:rPr>
+        <w:t>head</w:t>
+      </w:r>
+      <w:proofErr w:type="gramEnd"/>
+      <w:r>
+        <w:rPr>
+          <w:rFonts w:ascii="Consolas" w:eastAsia="Times New Roman" w:hAnsi="Consolas" w:cs="Times New Roman"/>
+          <w:b/>
+          <w:bCs/>
+          <w:color w:val="000000"/>
+          <w:sz w:val="33"/>
+          <w:szCs w:val="33"/>
+          <w:lang w:eastAsia="es-ES"/>
+        </w:rPr>
+        <w:t>&gt;</w:t>
+      </w:r>
+    </w:p>
+    <w:p>
+      <w:pPr>
+        <w:shd w:val="clear" w:color="auto" w:fill="FFFFFF"/>
+        <w:spacing w:after="0" w:line="450" w:lineRule="atLeast"/>
+        <w:rPr>
+          <w:rFonts w:ascii="Consolas" w:eastAsia="Times New Roman" w:hAnsi="Consolas" w:cs="Times New Roman"/>
+          <w:b/>
+          <w:bCs/>
+          <w:color w:val="000000"/>
+          <w:sz w:val="33"/>
+          <w:szCs w:val="33"/>
+          <w:lang w:eastAsia="es-ES"/>
+        </w:rPr>
+      </w:pPr>
+      <w:r>
+        <w:rPr>
+          <w:rFonts w:ascii="Consolas" w:eastAsia="Times New Roman" w:hAnsi="Consolas" w:cs="Times New Roman"/>
+          <w:b/>
+          <w:bCs/>
+          <w:color w:val="000000"/>
+          <w:sz w:val="33"/>
+          <w:szCs w:val="33"/>
+          <w:lang w:eastAsia="es-ES"/>
+        </w:rPr>
+        <w:t>&lt;</w:t>
+      </w:r>
+      <w:proofErr w:type="spellStart"/>
+      <w:proofErr w:type="gramStart"/>
+      <w:r>
+        <w:rPr>
+          <w:rFonts w:ascii="Consolas" w:eastAsia="Times New Roman" w:hAnsi="Consolas" w:cs="Times New Roman"/>
+          <w:b/>
+          <w:bCs/>
+          <w:color w:val="F92672"/>
+          <w:sz w:val="33"/>
+          <w:szCs w:val="33"/>
+          <w:lang w:eastAsia="es-ES"/>
+        </w:rPr>
+        <w:t>body</w:t>
+      </w:r>
+      <w:proofErr w:type="spellEnd"/>
+      <w:proofErr w:type="gramEnd"/>
+      <w:r>
+        <w:rPr>
+          <w:rFonts w:ascii="Consolas" w:eastAsia="Times New Roman" w:hAnsi="Consolas" w:cs="Times New Roman"/>
+          <w:b/>
+          <w:bCs/>
+          <w:color w:val="000000"/>
+          <w:sz w:val="33"/>
+          <w:szCs w:val="33"/>
+          <w:lang w:eastAsia="es-ES"/>
+        </w:rPr>
+        <w:t>&gt;</w:t>
+      </w:r>
+    </w:p>
+    <w:p>
+      <w:pPr>
+        <w:shd w:val="clear" w:color="auto" w:fill="FFFFFF"/>
+        <w:spacing w:after="0" w:line="450" w:lineRule="atLeast"/>
+        <w:rPr>
+          <w:rFonts w:ascii="Consolas" w:eastAsia="Times New Roman" w:hAnsi="Consolas" w:cs="Times New Roman"/>
+          <w:b/>
+          <w:bCs/>
+          <w:color w:val="000000"/>
+          <w:sz w:val="33"/>
+          <w:szCs w:val="33"/>
+          <w:lang w:eastAsia="es-ES"/>
+        </w:rPr>
+      </w:pPr>
+      <w:r>
+        <w:rPr>
+          <w:rFonts w:ascii="Consolas" w:eastAsia="Times New Roman" w:hAnsi="Consolas" w:cs="Times New Roman"/>
+          <w:b/>
+          <w:bCs/>
+          <w:color w:val="000000"/>
+          <w:sz w:val="33"/>
+          <w:szCs w:val="33"/>
+          <w:lang w:eastAsia="es-ES"/>
+        </w:rPr>
+        <w:t>    &lt;</w:t>
+      </w:r>
+      <w:r>
+        <w:rPr>
+          <w:rFonts w:ascii="Consolas" w:eastAsia="Times New Roman" w:hAnsi="Consolas" w:cs="Times New Roman"/>
+          <w:b/>
+          <w:bCs/>
+          <w:color w:val="F92672"/>
+          <w:sz w:val="33"/>
+          <w:szCs w:val="33"/>
+          <w:lang w:eastAsia="es-ES"/>
+        </w:rPr>
+        <w:t>h1</w:t>
+      </w:r>
+      <w:r>
+        <w:rPr>
+          <w:rFonts w:ascii="Consolas" w:eastAsia="Times New Roman" w:hAnsi="Consolas" w:cs="Times New Roman"/>
+          <w:b/>
+          <w:bCs/>
+          <w:color w:val="000000"/>
+          <w:sz w:val="33"/>
+          <w:szCs w:val="33"/>
+          <w:lang w:eastAsia="es-ES"/>
+        </w:rPr>
+        <w:t>&gt;Ejemplo horas extra&lt;/</w:t>
+      </w:r>
+      <w:r>
+        <w:rPr>
+          <w:rFonts w:ascii="Consolas" w:eastAsia="Times New Roman" w:hAnsi="Consolas" w:cs="Times New Roman"/>
+          <w:b/>
+          <w:bCs/>
+          <w:color w:val="F92672"/>
+          <w:sz w:val="33"/>
+          <w:szCs w:val="33"/>
+          <w:lang w:eastAsia="es-ES"/>
+        </w:rPr>
+        <w:t>h1</w:t>
+      </w:r>
+      <w:r>
+        <w:rPr>
+          <w:rFonts w:ascii="Consolas" w:eastAsia="Times New Roman" w:hAnsi="Consolas" w:cs="Times New Roman"/>
+          <w:b/>
+          <w:bCs/>
+          <w:color w:val="000000"/>
+          <w:sz w:val="33"/>
+          <w:szCs w:val="33"/>
+          <w:lang w:eastAsia="es-ES"/>
+        </w:rPr>
+        <w:t>&gt;</w:t>
+      </w:r>
+    </w:p>
+    <w:p>
+      <w:pPr>
+        <w:shd w:val="clear" w:color="auto" w:fill="FFFFFF"/>
+        <w:spacing w:after="0" w:line="450" w:lineRule="atLeast"/>
+        <w:rPr>
+          <w:rFonts w:ascii="Consolas" w:eastAsia="Times New Roman" w:hAnsi="Consolas" w:cs="Times New Roman"/>
+          <w:b/>
+          <w:bCs/>
+          <w:color w:val="000000"/>
+          <w:sz w:val="33"/>
+          <w:szCs w:val="33"/>
+          <w:lang w:eastAsia="es-ES"/>
+        </w:rPr>
+      </w:pPr>
+      <w:r>
+        <w:rPr>
+          <w:rFonts w:ascii="Consolas" w:eastAsia="Times New Roman" w:hAnsi="Consolas" w:cs="Times New Roman"/>
+          <w:b/>
+          <w:bCs/>
+          <w:color w:val="000000"/>
+          <w:sz w:val="33"/>
+          <w:szCs w:val="33"/>
+          <w:lang w:eastAsia="es-ES"/>
+        </w:rPr>
+        <w:t>    Número horas trabajadas:</w:t>
+      </w:r>
+    </w:p>
+    <w:p>
+      <w:pPr>
+        <w:shd w:val="clear" w:color="auto" w:fill="FFFFFF"/>
+        <w:spacing w:after="0" w:line="450" w:lineRule="atLeast"/>
+        <w:rPr>
+          <w:rFonts w:ascii="Consolas" w:eastAsia="Times New Roman" w:hAnsi="Consolas" w:cs="Times New Roman"/>
+          <w:b/>
+          <w:bCs/>
+          <w:color w:val="000000"/>
+          <w:sz w:val="33"/>
+          <w:szCs w:val="33"/>
+          <w:lang w:eastAsia="es-ES"/>
+        </w:rPr>
+      </w:pPr>
+      <w:r>
+        <w:rPr>
+          <w:rFonts w:ascii="Consolas" w:eastAsia="Times New Roman" w:hAnsi="Consolas" w:cs="Times New Roman"/>
+          <w:b/>
+          <w:bCs/>
+          <w:color w:val="000000"/>
+          <w:sz w:val="33"/>
+          <w:szCs w:val="33"/>
+          <w:lang w:eastAsia="es-ES"/>
+        </w:rPr>
+        <w:t>    &lt;</w:t>
+      </w:r>
+      <w:r>
+        <w:rPr>
+          <w:rFonts w:ascii="Consolas" w:eastAsia="Times New Roman" w:hAnsi="Consolas" w:cs="Times New Roman"/>
+          <w:b/>
+          <w:bCs/>
+          <w:color w:val="F92672"/>
+          <w:sz w:val="33"/>
+          <w:szCs w:val="33"/>
+          <w:lang w:eastAsia="es-ES"/>
+        </w:rPr>
+        <w:t>input</w:t>
+      </w:r>
+      <w:r>
+        <w:rPr>
+          <w:rFonts w:ascii="Consolas" w:eastAsia="Times New Roman" w:hAnsi="Consolas" w:cs="Times New Roman"/>
+          <w:b/>
+          <w:bCs/>
+          <w:color w:val="000000"/>
+          <w:sz w:val="33"/>
+          <w:szCs w:val="33"/>
+          <w:lang w:eastAsia="es-ES"/>
+        </w:rPr>
+        <w:t xml:space="preserve"> </w:t>
+      </w:r>
+      <w:proofErr w:type="spellStart"/>
+      <w:r>
+        <w:rPr>
+          <w:rFonts w:ascii="Consolas" w:eastAsia="Times New Roman" w:hAnsi="Consolas" w:cs="Times New Roman"/>
+          <w:b/>
+          <w:bCs/>
+          <w:color w:val="6AAF19"/>
+          <w:sz w:val="33"/>
+          <w:szCs w:val="33"/>
+          <w:lang w:eastAsia="es-ES"/>
+        </w:rPr>
+        <w:t>type</w:t>
+      </w:r>
+      <w:proofErr w:type="spellEnd"/>
+      <w:r>
+        <w:rPr>
+          <w:rFonts w:ascii="Consolas" w:eastAsia="Times New Roman" w:hAnsi="Consolas" w:cs="Times New Roman"/>
+          <w:b/>
+          <w:bCs/>
+          <w:i/>
+          <w:iCs/>
+          <w:color w:val="CD3704"/>
+          <w:sz w:val="33"/>
+          <w:szCs w:val="33"/>
+          <w:lang w:eastAsia="es-ES"/>
+        </w:rPr>
+        <w:t>=</w:t>
+      </w:r>
+      <w:r>
+        <w:rPr>
+          <w:rFonts w:ascii="Consolas" w:eastAsia="Times New Roman" w:hAnsi="Consolas" w:cs="Times New Roman"/>
+          <w:b/>
+          <w:bCs/>
+          <w:i/>
+          <w:iCs/>
+          <w:color w:val="F25A00"/>
+          <w:sz w:val="33"/>
+          <w:szCs w:val="33"/>
+          <w:lang w:eastAsia="es-ES"/>
+        </w:rPr>
+        <w:t>"</w:t>
+      </w:r>
+      <w:proofErr w:type="spellStart"/>
+      <w:r>
+        <w:rPr>
+          <w:rFonts w:ascii="Consolas" w:eastAsia="Times New Roman" w:hAnsi="Consolas" w:cs="Times New Roman"/>
+          <w:b/>
+          <w:bCs/>
+          <w:i/>
+          <w:iCs/>
+          <w:color w:val="F25A00"/>
+          <w:sz w:val="33"/>
+          <w:szCs w:val="33"/>
+          <w:lang w:eastAsia="es-ES"/>
+        </w:rPr>
+        <w:t>number</w:t>
+      </w:r>
+      <w:proofErr w:type="spellEnd"/>
+      <w:r>
+        <w:rPr>
+          <w:rFonts w:ascii="Consolas" w:eastAsia="Times New Roman" w:hAnsi="Consolas" w:cs="Times New Roman"/>
+          <w:b/>
+          <w:bCs/>
+          <w:i/>
+          <w:iCs/>
+          <w:color w:val="F25A00"/>
+          <w:sz w:val="33"/>
+          <w:szCs w:val="33"/>
+          <w:lang w:eastAsia="es-ES"/>
+        </w:rPr>
+        <w:t>"</w:t>
+      </w:r>
+      <w:r>
+        <w:rPr>
+          <w:rFonts w:ascii="Consolas" w:eastAsia="Times New Roman" w:hAnsi="Consolas" w:cs="Times New Roman"/>
+          <w:b/>
+          <w:bCs/>
+          <w:color w:val="000000"/>
+          <w:sz w:val="33"/>
+          <w:szCs w:val="33"/>
+          <w:lang w:eastAsia="es-ES"/>
+        </w:rPr>
+        <w:t xml:space="preserve"> </w:t>
+      </w:r>
+      <w:r>
+        <w:rPr>
+          <w:rFonts w:ascii="Consolas" w:eastAsia="Times New Roman" w:hAnsi="Consolas" w:cs="Times New Roman"/>
+          <w:b/>
+          <w:bCs/>
+          <w:color w:val="6AAF19"/>
+          <w:sz w:val="33"/>
+          <w:szCs w:val="33"/>
+          <w:lang w:eastAsia="es-ES"/>
+        </w:rPr>
+        <w:t>id</w:t>
+      </w:r>
+      <w:r>
+        <w:rPr>
+          <w:rFonts w:ascii="Consolas" w:eastAsia="Times New Roman" w:hAnsi="Consolas" w:cs="Times New Roman"/>
+          <w:b/>
+          <w:bCs/>
+          <w:i/>
+          <w:iCs/>
+          <w:color w:val="CD3704"/>
+          <w:sz w:val="33"/>
+          <w:szCs w:val="33"/>
+          <w:lang w:eastAsia="es-ES"/>
+        </w:rPr>
+        <w:t>=</w:t>
+      </w:r>
+      <w:r>
+        <w:rPr>
+          <w:rFonts w:ascii="Consolas" w:eastAsia="Times New Roman" w:hAnsi="Consolas" w:cs="Times New Roman"/>
+          <w:b/>
+          <w:bCs/>
+          <w:i/>
+          <w:iCs/>
+          <w:color w:val="F25A00"/>
+          <w:sz w:val="33"/>
+          <w:szCs w:val="33"/>
+          <w:lang w:eastAsia="es-ES"/>
+        </w:rPr>
+        <w:t>"</w:t>
+      </w:r>
+      <w:proofErr w:type="spellStart"/>
+      <w:r>
+        <w:rPr>
+          <w:rFonts w:ascii="Consolas" w:eastAsia="Times New Roman" w:hAnsi="Consolas" w:cs="Times New Roman"/>
+          <w:b/>
+          <w:bCs/>
+          <w:i/>
+          <w:iCs/>
+          <w:color w:val="F25A00"/>
+          <w:sz w:val="33"/>
+          <w:szCs w:val="33"/>
+          <w:lang w:eastAsia="es-ES"/>
+        </w:rPr>
+        <w:t>cajahoras</w:t>
+      </w:r>
+      <w:proofErr w:type="spellEnd"/>
+      <w:r>
+        <w:rPr>
+          <w:rFonts w:ascii="Consolas" w:eastAsia="Times New Roman" w:hAnsi="Consolas" w:cs="Times New Roman"/>
+          <w:b/>
+          <w:bCs/>
+          <w:i/>
+          <w:iCs/>
+          <w:color w:val="F25A00"/>
+          <w:sz w:val="33"/>
+          <w:szCs w:val="33"/>
+          <w:lang w:eastAsia="es-ES"/>
+        </w:rPr>
+        <w:t>"</w:t>
+      </w:r>
+      <w:r>
+        <w:rPr>
+          <w:rFonts w:ascii="Consolas" w:eastAsia="Times New Roman" w:hAnsi="Consolas" w:cs="Times New Roman"/>
+          <w:b/>
+          <w:bCs/>
+          <w:color w:val="000000"/>
+          <w:sz w:val="33"/>
+          <w:szCs w:val="33"/>
+          <w:lang w:eastAsia="es-ES"/>
+        </w:rPr>
+        <w:t>/&gt;&lt;</w:t>
+      </w:r>
+      <w:proofErr w:type="spellStart"/>
+      <w:r>
+        <w:rPr>
+          <w:rFonts w:ascii="Consolas" w:eastAsia="Times New Roman" w:hAnsi="Consolas" w:cs="Times New Roman"/>
+          <w:b/>
+          <w:bCs/>
+          <w:color w:val="F92672"/>
+          <w:sz w:val="33"/>
+          <w:szCs w:val="33"/>
+          <w:lang w:eastAsia="es-ES"/>
+        </w:rPr>
+        <w:t>br</w:t>
+      </w:r>
+      <w:proofErr w:type="spellEnd"/>
+      <w:r>
+        <w:rPr>
+          <w:rFonts w:ascii="Consolas" w:eastAsia="Times New Roman" w:hAnsi="Consolas" w:cs="Times New Roman"/>
+          <w:b/>
+          <w:bCs/>
+          <w:color w:val="000000"/>
+          <w:sz w:val="33"/>
+          <w:szCs w:val="33"/>
+          <w:lang w:eastAsia="es-ES"/>
+        </w:rPr>
+        <w:t>/&gt;</w:t>
+      </w:r>
+    </w:p>
+    <w:p>
+      <w:pPr>
+        <w:shd w:val="clear" w:color="auto" w:fill="FFFFFF"/>
+        <w:spacing w:after="0" w:line="450" w:lineRule="atLeast"/>
+        <w:rPr>
+          <w:rFonts w:ascii="Consolas" w:eastAsia="Times New Roman" w:hAnsi="Consolas" w:cs="Times New Roman"/>
+          <w:b/>
+          <w:bCs/>
+          <w:color w:val="000000"/>
+          <w:sz w:val="33"/>
+          <w:szCs w:val="33"/>
+          <w:lang w:eastAsia="es-ES"/>
+        </w:rPr>
+      </w:pPr>
+      <w:r>
+        <w:rPr>
+          <w:rFonts w:ascii="Consolas" w:eastAsia="Times New Roman" w:hAnsi="Consolas" w:cs="Times New Roman"/>
+          <w:b/>
+          <w:bCs/>
+          <w:color w:val="000000"/>
+          <w:sz w:val="33"/>
+          <w:szCs w:val="33"/>
+          <w:lang w:eastAsia="es-ES"/>
+        </w:rPr>
+        <w:t>    Precio hora</w:t>
+      </w:r>
+    </w:p>
+    <w:p>
+      <w:pPr>
+        <w:shd w:val="clear" w:color="auto" w:fill="FFFFFF"/>
+        <w:spacing w:after="0" w:line="450" w:lineRule="atLeast"/>
+        <w:rPr>
+          <w:rFonts w:ascii="Consolas" w:eastAsia="Times New Roman" w:hAnsi="Consolas" w:cs="Times New Roman"/>
+          <w:b/>
+          <w:bCs/>
+          <w:color w:val="000000"/>
+          <w:sz w:val="33"/>
+          <w:szCs w:val="33"/>
+          <w:lang w:eastAsia="es-ES"/>
+        </w:rPr>
+      </w:pPr>
+      <w:r>
+        <w:rPr>
+          <w:rFonts w:ascii="Consolas" w:eastAsia="Times New Roman" w:hAnsi="Consolas" w:cs="Times New Roman"/>
+          <w:b/>
+          <w:bCs/>
+          <w:color w:val="000000"/>
+          <w:sz w:val="33"/>
+          <w:szCs w:val="33"/>
+          <w:lang w:eastAsia="es-ES"/>
+        </w:rPr>
+        <w:t>    &lt;</w:t>
+      </w:r>
+      <w:r>
+        <w:rPr>
+          <w:rFonts w:ascii="Consolas" w:eastAsia="Times New Roman" w:hAnsi="Consolas" w:cs="Times New Roman"/>
+          <w:b/>
+          <w:bCs/>
+          <w:color w:val="F92672"/>
+          <w:sz w:val="33"/>
+          <w:szCs w:val="33"/>
+          <w:lang w:eastAsia="es-ES"/>
+        </w:rPr>
+        <w:t>input</w:t>
+      </w:r>
+      <w:r>
+        <w:rPr>
+          <w:rFonts w:ascii="Consolas" w:eastAsia="Times New Roman" w:hAnsi="Consolas" w:cs="Times New Roman"/>
+          <w:b/>
+          <w:bCs/>
+          <w:color w:val="000000"/>
+          <w:sz w:val="33"/>
+          <w:szCs w:val="33"/>
+          <w:lang w:eastAsia="es-ES"/>
+        </w:rPr>
+        <w:t xml:space="preserve"> </w:t>
+      </w:r>
+      <w:proofErr w:type="spellStart"/>
+      <w:r>
+        <w:rPr>
+          <w:rFonts w:ascii="Consolas" w:eastAsia="Times New Roman" w:hAnsi="Consolas" w:cs="Times New Roman"/>
+          <w:b/>
+          <w:bCs/>
+          <w:color w:val="6AAF19"/>
+          <w:sz w:val="33"/>
+          <w:szCs w:val="33"/>
+          <w:lang w:eastAsia="es-ES"/>
+        </w:rPr>
+        <w:t>type</w:t>
+      </w:r>
+      <w:proofErr w:type="spellEnd"/>
+      <w:r>
+        <w:rPr>
+          <w:rFonts w:ascii="Consolas" w:eastAsia="Times New Roman" w:hAnsi="Consolas" w:cs="Times New Roman"/>
+          <w:b/>
+          <w:bCs/>
+          <w:i/>
+          <w:iCs/>
+          <w:color w:val="CD3704"/>
+          <w:sz w:val="33"/>
+          <w:szCs w:val="33"/>
+          <w:lang w:eastAsia="es-ES"/>
+        </w:rPr>
+        <w:t>=</w:t>
+      </w:r>
+      <w:r>
+        <w:rPr>
+          <w:rFonts w:ascii="Consolas" w:eastAsia="Times New Roman" w:hAnsi="Consolas" w:cs="Times New Roman"/>
+          <w:b/>
+          <w:bCs/>
+          <w:i/>
+          <w:iCs/>
+          <w:color w:val="F25A00"/>
+          <w:sz w:val="33"/>
+          <w:szCs w:val="33"/>
+          <w:lang w:eastAsia="es-ES"/>
+        </w:rPr>
+        <w:t>"</w:t>
+      </w:r>
+      <w:proofErr w:type="spellStart"/>
+      <w:r>
+        <w:rPr>
+          <w:rFonts w:ascii="Consolas" w:eastAsia="Times New Roman" w:hAnsi="Consolas" w:cs="Times New Roman"/>
+          <w:b/>
+          <w:bCs/>
+          <w:i/>
+          <w:iCs/>
+          <w:color w:val="F25A00"/>
+          <w:sz w:val="33"/>
+          <w:szCs w:val="33"/>
+          <w:lang w:eastAsia="es-ES"/>
+        </w:rPr>
+        <w:t>number</w:t>
+      </w:r>
+      <w:proofErr w:type="spellEnd"/>
+      <w:r>
+        <w:rPr>
+          <w:rFonts w:ascii="Consolas" w:eastAsia="Times New Roman" w:hAnsi="Consolas" w:cs="Times New Roman"/>
+          <w:b/>
+          <w:bCs/>
+          <w:i/>
+          <w:iCs/>
+          <w:color w:val="F25A00"/>
+          <w:sz w:val="33"/>
+          <w:szCs w:val="33"/>
+          <w:lang w:eastAsia="es-ES"/>
+        </w:rPr>
+        <w:t>"</w:t>
+      </w:r>
+      <w:r>
+        <w:rPr>
+          <w:rFonts w:ascii="Consolas" w:eastAsia="Times New Roman" w:hAnsi="Consolas" w:cs="Times New Roman"/>
+          <w:b/>
+          <w:bCs/>
+          <w:color w:val="000000"/>
+          <w:sz w:val="33"/>
+          <w:szCs w:val="33"/>
+          <w:lang w:eastAsia="es-ES"/>
+        </w:rPr>
+        <w:t xml:space="preserve"> </w:t>
+      </w:r>
+      <w:r>
+        <w:rPr>
+          <w:rFonts w:ascii="Consolas" w:eastAsia="Times New Roman" w:hAnsi="Consolas" w:cs="Times New Roman"/>
+          <w:b/>
+          <w:bCs/>
+          <w:color w:val="6AAF19"/>
+          <w:sz w:val="33"/>
+          <w:szCs w:val="33"/>
+          <w:lang w:eastAsia="es-ES"/>
+        </w:rPr>
+        <w:t>id</w:t>
+      </w:r>
+      <w:r>
+        <w:rPr>
+          <w:rFonts w:ascii="Consolas" w:eastAsia="Times New Roman" w:hAnsi="Consolas" w:cs="Times New Roman"/>
+          <w:b/>
+          <w:bCs/>
+          <w:i/>
+          <w:iCs/>
+          <w:color w:val="CD3704"/>
+          <w:sz w:val="33"/>
+          <w:szCs w:val="33"/>
+          <w:lang w:eastAsia="es-ES"/>
+        </w:rPr>
+        <w:t>=</w:t>
+      </w:r>
+      <w:r>
+        <w:rPr>
+          <w:rFonts w:ascii="Consolas" w:eastAsia="Times New Roman" w:hAnsi="Consolas" w:cs="Times New Roman"/>
+          <w:b/>
+          <w:bCs/>
+          <w:i/>
+          <w:iCs/>
+          <w:color w:val="F25A00"/>
+          <w:sz w:val="33"/>
+          <w:szCs w:val="33"/>
+          <w:lang w:eastAsia="es-ES"/>
+        </w:rPr>
+        <w:t>"</w:t>
+      </w:r>
+      <w:proofErr w:type="spellStart"/>
+      <w:r>
+        <w:rPr>
+          <w:rFonts w:ascii="Consolas" w:eastAsia="Times New Roman" w:hAnsi="Consolas" w:cs="Times New Roman"/>
+          <w:b/>
+          <w:bCs/>
+          <w:i/>
+          <w:iCs/>
+          <w:color w:val="F25A00"/>
+          <w:sz w:val="33"/>
+          <w:szCs w:val="33"/>
+          <w:lang w:eastAsia="es-ES"/>
+        </w:rPr>
+        <w:t>cajaimporte</w:t>
+      </w:r>
+      <w:proofErr w:type="spellEnd"/>
+      <w:r>
+        <w:rPr>
+          <w:rFonts w:ascii="Consolas" w:eastAsia="Times New Roman" w:hAnsi="Consolas" w:cs="Times New Roman"/>
+          <w:b/>
+          <w:bCs/>
+          <w:i/>
+          <w:iCs/>
+          <w:color w:val="F25A00"/>
+          <w:sz w:val="33"/>
+          <w:szCs w:val="33"/>
+          <w:lang w:eastAsia="es-ES"/>
+        </w:rPr>
+        <w:t>"</w:t>
+      </w:r>
+      <w:r>
+        <w:rPr>
+          <w:rFonts w:ascii="Consolas" w:eastAsia="Times New Roman" w:hAnsi="Consolas" w:cs="Times New Roman"/>
+          <w:b/>
+          <w:bCs/>
+          <w:color w:val="000000"/>
+          <w:sz w:val="33"/>
+          <w:szCs w:val="33"/>
+          <w:lang w:eastAsia="es-ES"/>
+        </w:rPr>
+        <w:t>/&gt;&lt;</w:t>
+      </w:r>
+      <w:proofErr w:type="spellStart"/>
+      <w:r>
+        <w:rPr>
+          <w:rFonts w:ascii="Consolas" w:eastAsia="Times New Roman" w:hAnsi="Consolas" w:cs="Times New Roman"/>
+          <w:b/>
+          <w:bCs/>
+          <w:color w:val="F92672"/>
+          <w:sz w:val="33"/>
+          <w:szCs w:val="33"/>
+          <w:lang w:eastAsia="es-ES"/>
+        </w:rPr>
+        <w:t>br</w:t>
+      </w:r>
+      <w:proofErr w:type="spellEnd"/>
+      <w:r>
+        <w:rPr>
+          <w:rFonts w:ascii="Consolas" w:eastAsia="Times New Roman" w:hAnsi="Consolas" w:cs="Times New Roman"/>
+          <w:b/>
+          <w:bCs/>
+          <w:color w:val="000000"/>
+          <w:sz w:val="33"/>
+          <w:szCs w:val="33"/>
+          <w:lang w:eastAsia="es-ES"/>
+        </w:rPr>
+        <w:t>/&gt;</w:t>
+      </w:r>
+    </w:p>
+    <w:p>
+      <w:pPr>
+        <w:shd w:val="clear" w:color="auto" w:fill="FFFFFF"/>
+        <w:spacing w:after="0" w:line="450" w:lineRule="atLeast"/>
+        <w:rPr>
+          <w:rFonts w:ascii="Consolas" w:eastAsia="Times New Roman" w:hAnsi="Consolas" w:cs="Times New Roman"/>
+          <w:b/>
+          <w:bCs/>
+          <w:color w:val="000000"/>
+          <w:sz w:val="33"/>
+          <w:szCs w:val="33"/>
+          <w:lang w:eastAsia="es-ES"/>
+        </w:rPr>
+      </w:pPr>
+      <w:r>
+        <w:rPr>
+          <w:rFonts w:ascii="Consolas" w:eastAsia="Times New Roman" w:hAnsi="Consolas" w:cs="Times New Roman"/>
+          <w:b/>
+          <w:bCs/>
+          <w:color w:val="000000"/>
+          <w:sz w:val="33"/>
+          <w:szCs w:val="33"/>
+          <w:lang w:eastAsia="es-ES"/>
+        </w:rPr>
+        <w:t>    &lt;</w:t>
+      </w:r>
+      <w:proofErr w:type="spellStart"/>
+      <w:r>
+        <w:rPr>
+          <w:rFonts w:ascii="Consolas" w:eastAsia="Times New Roman" w:hAnsi="Consolas" w:cs="Times New Roman"/>
+          <w:b/>
+          <w:bCs/>
+          <w:color w:val="F92672"/>
+          <w:sz w:val="33"/>
+          <w:szCs w:val="33"/>
+          <w:lang w:eastAsia="es-ES"/>
+        </w:rPr>
+        <w:t>button</w:t>
+      </w:r>
+      <w:proofErr w:type="spellEnd"/>
+      <w:r>
+        <w:rPr>
+          <w:rFonts w:ascii="Consolas" w:eastAsia="Times New Roman" w:hAnsi="Consolas" w:cs="Times New Roman"/>
+          <w:b/>
+          <w:bCs/>
+          <w:color w:val="000000"/>
+          <w:sz w:val="33"/>
+          <w:szCs w:val="33"/>
+          <w:lang w:eastAsia="es-ES"/>
+        </w:rPr>
+        <w:t xml:space="preserve"> </w:t>
+      </w:r>
+      <w:proofErr w:type="spellStart"/>
+      <w:r>
+        <w:rPr>
+          <w:rFonts w:ascii="Consolas" w:eastAsia="Times New Roman" w:hAnsi="Consolas" w:cs="Times New Roman"/>
+          <w:b/>
+          <w:bCs/>
+          <w:color w:val="6AAF19"/>
+          <w:sz w:val="33"/>
+          <w:szCs w:val="33"/>
+          <w:lang w:eastAsia="es-ES"/>
+        </w:rPr>
+        <w:t>onclick</w:t>
+      </w:r>
+      <w:proofErr w:type="spellEnd"/>
+      <w:r>
+        <w:rPr>
+          <w:rFonts w:ascii="Consolas" w:eastAsia="Times New Roman" w:hAnsi="Consolas" w:cs="Times New Roman"/>
+          <w:b/>
+          <w:bCs/>
+          <w:i/>
+          <w:iCs/>
+          <w:color w:val="CD3704"/>
+          <w:sz w:val="33"/>
+          <w:szCs w:val="33"/>
+          <w:lang w:eastAsia="es-ES"/>
+        </w:rPr>
+        <w:t>=</w:t>
+      </w:r>
+      <w:r>
+        <w:rPr>
+          <w:rFonts w:ascii="Consolas" w:eastAsia="Times New Roman" w:hAnsi="Consolas" w:cs="Times New Roman"/>
+          <w:b/>
+          <w:bCs/>
+          <w:i/>
+          <w:iCs/>
+          <w:color w:val="F25A00"/>
+          <w:sz w:val="33"/>
+          <w:szCs w:val="33"/>
+          <w:lang w:eastAsia="es-ES"/>
+        </w:rPr>
+        <w:t>"</w:t>
+      </w:r>
+      <w:proofErr w:type="spellStart"/>
+      <w:proofErr w:type="gramStart"/>
+      <w:r>
+        <w:rPr>
+          <w:rFonts w:ascii="Consolas" w:eastAsia="Times New Roman" w:hAnsi="Consolas" w:cs="Times New Roman"/>
+          <w:b/>
+          <w:bCs/>
+          <w:color w:val="6AAF19"/>
+          <w:sz w:val="33"/>
+          <w:szCs w:val="33"/>
+          <w:lang w:eastAsia="es-ES"/>
+        </w:rPr>
+        <w:t>calcularDatos</w:t>
+      </w:r>
+      <w:proofErr w:type="spellEnd"/>
+      <w:r>
+        <w:rPr>
+          <w:rFonts w:ascii="Consolas" w:eastAsia="Times New Roman" w:hAnsi="Consolas" w:cs="Times New Roman"/>
+          <w:b/>
+          <w:bCs/>
+          <w:i/>
+          <w:iCs/>
+          <w:color w:val="F25A00"/>
+          <w:sz w:val="33"/>
+          <w:szCs w:val="33"/>
+          <w:lang w:eastAsia="es-ES"/>
+        </w:rPr>
+        <w:t>(</w:t>
+      </w:r>
+      <w:proofErr w:type="gramEnd"/>
+      <w:r>
+        <w:rPr>
+          <w:rFonts w:ascii="Consolas" w:eastAsia="Times New Roman" w:hAnsi="Consolas" w:cs="Times New Roman"/>
+          <w:b/>
+          <w:bCs/>
+          <w:i/>
+          <w:iCs/>
+          <w:color w:val="F25A00"/>
+          <w:sz w:val="33"/>
+          <w:szCs w:val="33"/>
+          <w:lang w:eastAsia="es-ES"/>
+        </w:rPr>
+        <w:t>)"</w:t>
+      </w:r>
+      <w:r>
+        <w:rPr>
+          <w:rFonts w:ascii="Consolas" w:eastAsia="Times New Roman" w:hAnsi="Consolas" w:cs="Times New Roman"/>
+          <w:b/>
+          <w:bCs/>
+          <w:color w:val="000000"/>
+          <w:sz w:val="33"/>
+          <w:szCs w:val="33"/>
+          <w:lang w:eastAsia="es-ES"/>
+        </w:rPr>
+        <w:t>&gt;Calcular cosas&lt;/</w:t>
+      </w:r>
+      <w:proofErr w:type="spellStart"/>
+      <w:r>
+        <w:rPr>
+          <w:rFonts w:ascii="Consolas" w:eastAsia="Times New Roman" w:hAnsi="Consolas" w:cs="Times New Roman"/>
+          <w:b/>
+          <w:bCs/>
+          <w:color w:val="F92672"/>
+          <w:sz w:val="33"/>
+          <w:szCs w:val="33"/>
+          <w:lang w:eastAsia="es-ES"/>
+        </w:rPr>
+        <w:t>button</w:t>
+      </w:r>
+      <w:proofErr w:type="spellEnd"/>
+      <w:r>
+        <w:rPr>
+          <w:rFonts w:ascii="Consolas" w:eastAsia="Times New Roman" w:hAnsi="Consolas" w:cs="Times New Roman"/>
+          <w:b/>
+          <w:bCs/>
+          <w:color w:val="000000"/>
+          <w:sz w:val="33"/>
+          <w:szCs w:val="33"/>
+          <w:lang w:eastAsia="es-ES"/>
+        </w:rPr>
+        <w:t>&gt;</w:t>
+      </w:r>
+    </w:p>
+    <w:p>
+      <w:pPr>
+        <w:shd w:val="clear" w:color="auto" w:fill="FFFFFF"/>
+        <w:spacing w:after="0" w:line="450" w:lineRule="atLeast"/>
+        <w:rPr>
+          <w:rFonts w:ascii="Consolas" w:eastAsia="Times New Roman" w:hAnsi="Consolas" w:cs="Times New Roman"/>
+          <w:b/>
+          <w:bCs/>
+          <w:color w:val="000000"/>
+          <w:sz w:val="33"/>
+          <w:szCs w:val="33"/>
+          <w:lang w:eastAsia="es-ES"/>
+        </w:rPr>
+      </w:pPr>
+      <w:r>
+        <w:rPr>
+          <w:rFonts w:ascii="Consolas" w:eastAsia="Times New Roman" w:hAnsi="Consolas" w:cs="Times New Roman"/>
+          <w:b/>
+          <w:bCs/>
+          <w:color w:val="000000"/>
+          <w:sz w:val="33"/>
+          <w:szCs w:val="33"/>
+          <w:lang w:eastAsia="es-ES"/>
+        </w:rPr>
+        <w:t>    &lt;</w:t>
+      </w:r>
+      <w:r>
+        <w:rPr>
+          <w:rFonts w:ascii="Consolas" w:eastAsia="Times New Roman" w:hAnsi="Consolas" w:cs="Times New Roman"/>
+          <w:b/>
+          <w:bCs/>
+          <w:color w:val="F92672"/>
+          <w:sz w:val="33"/>
+          <w:szCs w:val="33"/>
+          <w:lang w:eastAsia="es-ES"/>
+        </w:rPr>
+        <w:t>p</w:t>
+      </w:r>
+      <w:r>
+        <w:rPr>
+          <w:rFonts w:ascii="Consolas" w:eastAsia="Times New Roman" w:hAnsi="Consolas" w:cs="Times New Roman"/>
+          <w:b/>
+          <w:bCs/>
+          <w:color w:val="000000"/>
+          <w:sz w:val="33"/>
+          <w:szCs w:val="33"/>
+          <w:lang w:eastAsia="es-ES"/>
+        </w:rPr>
+        <w:t xml:space="preserve"> </w:t>
+      </w:r>
+      <w:r>
+        <w:rPr>
+          <w:rFonts w:ascii="Consolas" w:eastAsia="Times New Roman" w:hAnsi="Consolas" w:cs="Times New Roman"/>
+          <w:b/>
+          <w:bCs/>
+          <w:color w:val="6AAF19"/>
+          <w:sz w:val="33"/>
+          <w:szCs w:val="33"/>
+          <w:lang w:eastAsia="es-ES"/>
+        </w:rPr>
+        <w:t>id</w:t>
+      </w:r>
+      <w:r>
+        <w:rPr>
+          <w:rFonts w:ascii="Consolas" w:eastAsia="Times New Roman" w:hAnsi="Consolas" w:cs="Times New Roman"/>
+          <w:b/>
+          <w:bCs/>
+          <w:i/>
+          <w:iCs/>
+          <w:color w:val="CD3704"/>
+          <w:sz w:val="33"/>
+          <w:szCs w:val="33"/>
+          <w:lang w:eastAsia="es-ES"/>
+        </w:rPr>
+        <w:t>=</w:t>
+      </w:r>
+      <w:r>
+        <w:rPr>
+          <w:rFonts w:ascii="Consolas" w:eastAsia="Times New Roman" w:hAnsi="Consolas" w:cs="Times New Roman"/>
+          <w:b/>
+          <w:bCs/>
+          <w:i/>
+          <w:iCs/>
+          <w:color w:val="F25A00"/>
+          <w:sz w:val="33"/>
+          <w:szCs w:val="33"/>
+          <w:lang w:eastAsia="es-ES"/>
+        </w:rPr>
+        <w:t>"mensaje"</w:t>
+      </w:r>
+      <w:r>
+        <w:rPr>
+          <w:rFonts w:ascii="Consolas" w:eastAsia="Times New Roman" w:hAnsi="Consolas" w:cs="Times New Roman"/>
+          <w:b/>
+          <w:bCs/>
+          <w:color w:val="000000"/>
+          <w:sz w:val="33"/>
+          <w:szCs w:val="33"/>
+          <w:lang w:eastAsia="es-ES"/>
+        </w:rPr>
+        <w:t>&gt;&lt;/</w:t>
+      </w:r>
+      <w:r>
+        <w:rPr>
+          <w:rFonts w:ascii="Consolas" w:eastAsia="Times New Roman" w:hAnsi="Consolas" w:cs="Times New Roman"/>
+          <w:b/>
+          <w:bCs/>
+          <w:color w:val="F92672"/>
+          <w:sz w:val="33"/>
+          <w:szCs w:val="33"/>
+          <w:lang w:eastAsia="es-ES"/>
+        </w:rPr>
+        <w:t>p</w:t>
+      </w:r>
+      <w:r>
+        <w:rPr>
+          <w:rFonts w:ascii="Consolas" w:eastAsia="Times New Roman" w:hAnsi="Consolas" w:cs="Times New Roman"/>
+          <w:b/>
+          <w:bCs/>
+          <w:color w:val="000000"/>
+          <w:sz w:val="33"/>
+          <w:szCs w:val="33"/>
+          <w:lang w:eastAsia="es-ES"/>
+        </w:rPr>
+        <w:t>&gt;</w:t>
+      </w:r>
+    </w:p>
+    <w:p>
+      <w:pPr>
+        <w:shd w:val="clear" w:color="auto" w:fill="FFFFFF"/>
+        <w:spacing w:after="0" w:line="450" w:lineRule="atLeast"/>
+        <w:rPr>
+          <w:rFonts w:ascii="Consolas" w:eastAsia="Times New Roman" w:hAnsi="Consolas" w:cs="Times New Roman"/>
+          <w:b/>
+          <w:bCs/>
+          <w:color w:val="000000"/>
+          <w:sz w:val="33"/>
+          <w:szCs w:val="33"/>
+          <w:lang w:eastAsia="es-ES"/>
+        </w:rPr>
+      </w:pPr>
+      <w:r>
+        <w:rPr>
+          <w:rFonts w:ascii="Consolas" w:eastAsia="Times New Roman" w:hAnsi="Consolas" w:cs="Times New Roman"/>
+          <w:b/>
+          <w:bCs/>
+          <w:color w:val="000000"/>
+          <w:sz w:val="33"/>
+          <w:szCs w:val="33"/>
+          <w:lang w:eastAsia="es-ES"/>
+        </w:rPr>
+        <w:t>&lt;/</w:t>
+      </w:r>
+      <w:proofErr w:type="spellStart"/>
+      <w:proofErr w:type="gramStart"/>
+      <w:r>
+        <w:rPr>
+          <w:rFonts w:ascii="Consolas" w:eastAsia="Times New Roman" w:hAnsi="Consolas" w:cs="Times New Roman"/>
+          <w:b/>
+          <w:bCs/>
+          <w:color w:val="F92672"/>
+          <w:sz w:val="33"/>
+          <w:szCs w:val="33"/>
+          <w:lang w:eastAsia="es-ES"/>
+        </w:rPr>
+        <w:t>body</w:t>
+      </w:r>
+      <w:proofErr w:type="spellEnd"/>
+      <w:proofErr w:type="gramEnd"/>
+      <w:r>
+        <w:rPr>
+          <w:rFonts w:ascii="Consolas" w:eastAsia="Times New Roman" w:hAnsi="Consolas" w:cs="Times New Roman"/>
+          <w:b/>
+          <w:bCs/>
+          <w:color w:val="000000"/>
+          <w:sz w:val="33"/>
+          <w:szCs w:val="33"/>
+          <w:lang w:eastAsia="es-ES"/>
+        </w:rPr>
+        <w:t>&gt;</w:t>
+      </w:r>
+    </w:p>
+    <w:p>
+      <w:pPr>
+        <w:shd w:val="clear" w:color="auto" w:fill="FFFFFF"/>
+        <w:spacing w:after="0" w:line="450" w:lineRule="atLeast"/>
+        <w:rPr>
+          <w:rFonts w:ascii="Consolas" w:eastAsia="Times New Roman" w:hAnsi="Consolas" w:cs="Times New Roman"/>
+          <w:b/>
+          <w:bCs/>
+          <w:color w:val="000000"/>
+          <w:sz w:val="33"/>
+          <w:szCs w:val="33"/>
+          <w:lang w:eastAsia="es-ES"/>
+        </w:rPr>
+      </w:pPr>
+      <w:r>
+        <w:rPr>
+          <w:rFonts w:ascii="Consolas" w:eastAsia="Times New Roman" w:hAnsi="Consolas" w:cs="Times New Roman"/>
+          <w:b/>
+          <w:bCs/>
+          <w:color w:val="000000"/>
+          <w:sz w:val="33"/>
+          <w:szCs w:val="33"/>
+          <w:lang w:eastAsia="es-ES"/>
+        </w:rPr>
+        <w:t>&lt;/</w:t>
+      </w:r>
+      <w:proofErr w:type="spellStart"/>
+      <w:proofErr w:type="gramStart"/>
+      <w:r>
+        <w:rPr>
+          <w:rFonts w:ascii="Consolas" w:eastAsia="Times New Roman" w:hAnsi="Consolas" w:cs="Times New Roman"/>
+          <w:b/>
+          <w:bCs/>
+          <w:color w:val="F92672"/>
+          <w:sz w:val="33"/>
+          <w:szCs w:val="33"/>
+          <w:lang w:eastAsia="es-ES"/>
+        </w:rPr>
+        <w:t>html</w:t>
+      </w:r>
+      <w:proofErr w:type="spellEnd"/>
+      <w:proofErr w:type="gramEnd"/>
+      <w:r>
+        <w:rPr>
+          <w:rFonts w:ascii="Consolas" w:eastAsia="Times New Roman" w:hAnsi="Consolas" w:cs="Times New Roman"/>
+          <w:b/>
+          <w:bCs/>
+          <w:color w:val="000000"/>
+          <w:sz w:val="33"/>
+          <w:szCs w:val="33"/>
+          <w:lang w:eastAsia="es-ES"/>
+        </w:rPr>
+        <w:t>&gt;</w:t>
+      </w:r>
+    </w:p>
+    <w:p>
+      <w:pPr>
+        <w:spacing w:after="0" w:line="240" w:lineRule="auto"/>
+        <w:rPr>
+          <w:rFonts w:ascii="Verdana" w:hAnsi="Verdana"/>
+          <w:sz w:val="28"/>
+          <w:szCs w:val="28"/>
+        </w:rPr>
+      </w:pPr>
+    </w:p>
+    <w:p>
+      <w:pPr>
+        <w:spacing w:after="0" w:line="240" w:lineRule="auto"/>
+        <w:rPr>
+          <w:rFonts w:ascii="Verdana" w:hAnsi="Verdana"/>
+          <w:sz w:val="28"/>
+          <w:szCs w:val="28"/>
+        </w:rPr>
+      </w:pPr>
       <w:bookmarkStart w:id="0" w:name="_GoBack"/>
       <w:bookmarkEnd w:id="0"/>
     </w:p>

--- a/01 - FUNDAMENTOS DESARROLLO WEB.docx
+++ b/01 - FUNDAMENTOS DESARROLLO WEB.docx
@@ -38328,18 +38328,8553 @@
           <w:szCs w:val="28"/>
         </w:rPr>
       </w:pPr>
+      <w:r>
+        <w:rPr>
+          <w:rFonts w:ascii="Verdana" w:hAnsi="Verdana"/>
+          <w:sz w:val="28"/>
+          <w:szCs w:val="28"/>
+        </w:rPr>
+        <w:t>A continuación, vamos a realizar otro ejemplo.</w:t>
+      </w:r>
+    </w:p>
+    <w:p>
+      <w:pPr>
+        <w:spacing w:after="0" w:line="240" w:lineRule="auto"/>
+        <w:rPr>
+          <w:rFonts w:ascii="Verdana" w:hAnsi="Verdana"/>
+          <w:sz w:val="28"/>
+          <w:szCs w:val="28"/>
+        </w:rPr>
+      </w:pPr>
+      <w:r>
+        <w:rPr>
+          <w:rFonts w:ascii="Verdana" w:hAnsi="Verdana"/>
+          <w:sz w:val="28"/>
+          <w:szCs w:val="28"/>
+        </w:rPr>
+        <w:t>Esta vez, debemos realizar una serie de cálculos matemáticos para lograr nuestro objetivo.</w:t>
+      </w:r>
+    </w:p>
+    <w:p>
+      <w:pPr>
+        <w:spacing w:after="0" w:line="240" w:lineRule="auto"/>
+        <w:rPr>
+          <w:rFonts w:ascii="Verdana" w:hAnsi="Verdana"/>
+          <w:sz w:val="28"/>
+          <w:szCs w:val="28"/>
+        </w:rPr>
+      </w:pPr>
+      <w:r>
+        <w:rPr>
+          <w:rFonts w:ascii="Verdana" w:hAnsi="Verdana"/>
+          <w:sz w:val="28"/>
+          <w:szCs w:val="28"/>
+        </w:rPr>
+        <w:t>Con dichos cálculos, podremos obtener un resultado.</w:t>
+      </w:r>
+    </w:p>
+    <w:p>
+      <w:pPr>
+        <w:spacing w:after="0" w:line="240" w:lineRule="auto"/>
+        <w:rPr>
+          <w:rFonts w:ascii="Verdana" w:hAnsi="Verdana"/>
+          <w:sz w:val="28"/>
+          <w:szCs w:val="28"/>
+        </w:rPr>
+      </w:pPr>
+    </w:p>
+    <w:p>
+      <w:pPr>
+        <w:spacing w:after="0" w:line="240" w:lineRule="auto"/>
+        <w:rPr>
+          <w:rFonts w:ascii="Verdana" w:hAnsi="Verdana"/>
+          <w:sz w:val="28"/>
+          <w:szCs w:val="28"/>
+        </w:rPr>
+      </w:pPr>
+      <w:r>
+        <w:rPr>
+          <w:rFonts w:ascii="Verdana" w:hAnsi="Verdana"/>
+          <w:sz w:val="28"/>
+          <w:szCs w:val="28"/>
+        </w:rPr>
+        <w:t>Vamos a calcular un día de la semana de una fecha que el usuario nos dará.</w:t>
+      </w:r>
+    </w:p>
+    <w:p>
+      <w:pPr>
+        <w:spacing w:after="0" w:line="240" w:lineRule="auto"/>
+        <w:rPr>
+          <w:rFonts w:ascii="Verdana" w:hAnsi="Verdana"/>
+          <w:sz w:val="28"/>
+          <w:szCs w:val="28"/>
+        </w:rPr>
+      </w:pPr>
+      <w:r>
+        <w:rPr>
+          <w:rFonts w:ascii="Verdana" w:hAnsi="Verdana"/>
+          <w:sz w:val="28"/>
+          <w:szCs w:val="28"/>
+        </w:rPr>
+        <w:t>Pediremos al usuario el día, el mes y el año en cajas distintas.</w:t>
+      </w:r>
+    </w:p>
+    <w:p>
+      <w:pPr>
+        <w:spacing w:after="0" w:line="240" w:lineRule="auto"/>
+        <w:rPr>
+          <w:rFonts w:ascii="Verdana" w:hAnsi="Verdana"/>
+          <w:sz w:val="28"/>
+          <w:szCs w:val="28"/>
+        </w:rPr>
+      </w:pPr>
+    </w:p>
+    <w:p>
+      <w:pPr>
+        <w:spacing w:after="0" w:line="240" w:lineRule="auto"/>
+        <w:rPr>
+          <w:rFonts w:ascii="Verdana" w:hAnsi="Verdana"/>
+          <w:b/>
+          <w:sz w:val="28"/>
+          <w:szCs w:val="28"/>
+        </w:rPr>
+      </w:pPr>
+      <w:r>
+        <w:rPr>
+          <w:rFonts w:ascii="Verdana" w:hAnsi="Verdana"/>
+          <w:sz w:val="28"/>
+          <w:szCs w:val="28"/>
+        </w:rPr>
+        <w:t xml:space="preserve">Creamos una nueva web llamada </w:t>
+      </w:r>
+      <w:r>
+        <w:rPr>
+          <w:rFonts w:ascii="Verdana" w:hAnsi="Verdana"/>
+          <w:b/>
+          <w:sz w:val="28"/>
+          <w:szCs w:val="28"/>
+        </w:rPr>
+        <w:t>web13diasemana.html</w:t>
+      </w:r>
+    </w:p>
+    <w:p>
+      <w:pPr>
+        <w:spacing w:after="0" w:line="240" w:lineRule="auto"/>
+        <w:rPr>
+          <w:rFonts w:ascii="Verdana" w:hAnsi="Verdana"/>
+          <w:sz w:val="28"/>
+          <w:szCs w:val="28"/>
+        </w:rPr>
+      </w:pPr>
+    </w:p>
+    <w:p>
+      <w:pPr>
+        <w:shd w:val="clear" w:color="auto" w:fill="FFFFFF"/>
+        <w:spacing w:after="0" w:line="450" w:lineRule="atLeast"/>
+        <w:rPr>
+          <w:rFonts w:ascii="Consolas" w:eastAsia="Times New Roman" w:hAnsi="Consolas" w:cs="Times New Roman"/>
+          <w:b/>
+          <w:bCs/>
+          <w:color w:val="000000"/>
+          <w:sz w:val="33"/>
+          <w:szCs w:val="33"/>
+          <w:lang w:eastAsia="es-ES"/>
+        </w:rPr>
+      </w:pPr>
+      <w:proofErr w:type="gramStart"/>
+      <w:r>
+        <w:rPr>
+          <w:rFonts w:ascii="Consolas" w:eastAsia="Times New Roman" w:hAnsi="Consolas" w:cs="Times New Roman"/>
+          <w:b/>
+          <w:bCs/>
+          <w:color w:val="000000"/>
+          <w:sz w:val="33"/>
+          <w:szCs w:val="33"/>
+          <w:lang w:eastAsia="es-ES"/>
+        </w:rPr>
+        <w:t>&lt;!</w:t>
+      </w:r>
+      <w:r>
+        <w:rPr>
+          <w:rFonts w:ascii="Consolas" w:eastAsia="Times New Roman" w:hAnsi="Consolas" w:cs="Times New Roman"/>
+          <w:b/>
+          <w:bCs/>
+          <w:color w:val="F92672"/>
+          <w:sz w:val="33"/>
+          <w:szCs w:val="33"/>
+          <w:lang w:eastAsia="es-ES"/>
+        </w:rPr>
+        <w:t>DOCTYPE</w:t>
+      </w:r>
+      <w:proofErr w:type="gramEnd"/>
+      <w:r>
+        <w:rPr>
+          <w:rFonts w:ascii="Consolas" w:eastAsia="Times New Roman" w:hAnsi="Consolas" w:cs="Times New Roman"/>
+          <w:b/>
+          <w:bCs/>
+          <w:color w:val="000000"/>
+          <w:sz w:val="33"/>
+          <w:szCs w:val="33"/>
+          <w:lang w:eastAsia="es-ES"/>
+        </w:rPr>
+        <w:t xml:space="preserve"> </w:t>
+      </w:r>
+      <w:proofErr w:type="spellStart"/>
+      <w:r>
+        <w:rPr>
+          <w:rFonts w:ascii="Consolas" w:eastAsia="Times New Roman" w:hAnsi="Consolas" w:cs="Times New Roman"/>
+          <w:b/>
+          <w:bCs/>
+          <w:color w:val="6AAF19"/>
+          <w:sz w:val="33"/>
+          <w:szCs w:val="33"/>
+          <w:lang w:eastAsia="es-ES"/>
+        </w:rPr>
+        <w:t>html</w:t>
+      </w:r>
+      <w:proofErr w:type="spellEnd"/>
+      <w:r>
+        <w:rPr>
+          <w:rFonts w:ascii="Consolas" w:eastAsia="Times New Roman" w:hAnsi="Consolas" w:cs="Times New Roman"/>
+          <w:b/>
+          <w:bCs/>
+          <w:color w:val="000000"/>
+          <w:sz w:val="33"/>
+          <w:szCs w:val="33"/>
+          <w:lang w:eastAsia="es-ES"/>
+        </w:rPr>
+        <w:t>&gt;</w:t>
+      </w:r>
+    </w:p>
+    <w:p>
+      <w:pPr>
+        <w:shd w:val="clear" w:color="auto" w:fill="FFFFFF"/>
+        <w:spacing w:after="0" w:line="450" w:lineRule="atLeast"/>
+        <w:rPr>
+          <w:rFonts w:ascii="Consolas" w:eastAsia="Times New Roman" w:hAnsi="Consolas" w:cs="Times New Roman"/>
+          <w:b/>
+          <w:bCs/>
+          <w:color w:val="000000"/>
+          <w:sz w:val="33"/>
+          <w:szCs w:val="33"/>
+          <w:lang w:eastAsia="es-ES"/>
+        </w:rPr>
+      </w:pPr>
+      <w:r>
+        <w:rPr>
+          <w:rFonts w:ascii="Consolas" w:eastAsia="Times New Roman" w:hAnsi="Consolas" w:cs="Times New Roman"/>
+          <w:b/>
+          <w:bCs/>
+          <w:color w:val="000000"/>
+          <w:sz w:val="33"/>
+          <w:szCs w:val="33"/>
+          <w:lang w:eastAsia="es-ES"/>
+        </w:rPr>
+        <w:t>&lt;</w:t>
+      </w:r>
+      <w:proofErr w:type="spellStart"/>
+      <w:r>
+        <w:rPr>
+          <w:rFonts w:ascii="Consolas" w:eastAsia="Times New Roman" w:hAnsi="Consolas" w:cs="Times New Roman"/>
+          <w:b/>
+          <w:bCs/>
+          <w:color w:val="F92672"/>
+          <w:sz w:val="33"/>
+          <w:szCs w:val="33"/>
+          <w:lang w:eastAsia="es-ES"/>
+        </w:rPr>
+        <w:t>html</w:t>
+      </w:r>
+      <w:proofErr w:type="spellEnd"/>
+      <w:r>
+        <w:rPr>
+          <w:rFonts w:ascii="Consolas" w:eastAsia="Times New Roman" w:hAnsi="Consolas" w:cs="Times New Roman"/>
+          <w:b/>
+          <w:bCs/>
+          <w:color w:val="000000"/>
+          <w:sz w:val="33"/>
+          <w:szCs w:val="33"/>
+          <w:lang w:eastAsia="es-ES"/>
+        </w:rPr>
+        <w:t xml:space="preserve"> </w:t>
+      </w:r>
+      <w:proofErr w:type="spellStart"/>
+      <w:r>
+        <w:rPr>
+          <w:rFonts w:ascii="Consolas" w:eastAsia="Times New Roman" w:hAnsi="Consolas" w:cs="Times New Roman"/>
+          <w:b/>
+          <w:bCs/>
+          <w:color w:val="6AAF19"/>
+          <w:sz w:val="33"/>
+          <w:szCs w:val="33"/>
+          <w:lang w:eastAsia="es-ES"/>
+        </w:rPr>
+        <w:t>lang</w:t>
+      </w:r>
+      <w:proofErr w:type="spellEnd"/>
+      <w:r>
+        <w:rPr>
+          <w:rFonts w:ascii="Consolas" w:eastAsia="Times New Roman" w:hAnsi="Consolas" w:cs="Times New Roman"/>
+          <w:b/>
+          <w:bCs/>
+          <w:i/>
+          <w:iCs/>
+          <w:color w:val="CD3704"/>
+          <w:sz w:val="33"/>
+          <w:szCs w:val="33"/>
+          <w:lang w:eastAsia="es-ES"/>
+        </w:rPr>
+        <w:t>=</w:t>
+      </w:r>
+      <w:r>
+        <w:rPr>
+          <w:rFonts w:ascii="Consolas" w:eastAsia="Times New Roman" w:hAnsi="Consolas" w:cs="Times New Roman"/>
+          <w:b/>
+          <w:bCs/>
+          <w:i/>
+          <w:iCs/>
+          <w:color w:val="F25A00"/>
+          <w:sz w:val="33"/>
+          <w:szCs w:val="33"/>
+          <w:lang w:eastAsia="es-ES"/>
+        </w:rPr>
+        <w:t>"en"</w:t>
+      </w:r>
+      <w:r>
+        <w:rPr>
+          <w:rFonts w:ascii="Consolas" w:eastAsia="Times New Roman" w:hAnsi="Consolas" w:cs="Times New Roman"/>
+          <w:b/>
+          <w:bCs/>
+          <w:color w:val="000000"/>
+          <w:sz w:val="33"/>
+          <w:szCs w:val="33"/>
+          <w:lang w:eastAsia="es-ES"/>
+        </w:rPr>
+        <w:t>&gt;</w:t>
+      </w:r>
+    </w:p>
+    <w:p>
+      <w:pPr>
+        <w:shd w:val="clear" w:color="auto" w:fill="FFFFFF"/>
+        <w:spacing w:after="0" w:line="450" w:lineRule="atLeast"/>
+        <w:rPr>
+          <w:rFonts w:ascii="Consolas" w:eastAsia="Times New Roman" w:hAnsi="Consolas" w:cs="Times New Roman"/>
+          <w:b/>
+          <w:bCs/>
+          <w:color w:val="000000"/>
+          <w:sz w:val="33"/>
+          <w:szCs w:val="33"/>
+          <w:lang w:eastAsia="es-ES"/>
+        </w:rPr>
+      </w:pPr>
+      <w:r>
+        <w:rPr>
+          <w:rFonts w:ascii="Consolas" w:eastAsia="Times New Roman" w:hAnsi="Consolas" w:cs="Times New Roman"/>
+          <w:b/>
+          <w:bCs/>
+          <w:color w:val="000000"/>
+          <w:sz w:val="33"/>
+          <w:szCs w:val="33"/>
+          <w:lang w:eastAsia="es-ES"/>
+        </w:rPr>
+        <w:t>&lt;</w:t>
+      </w:r>
+      <w:proofErr w:type="gramStart"/>
+      <w:r>
+        <w:rPr>
+          <w:rFonts w:ascii="Consolas" w:eastAsia="Times New Roman" w:hAnsi="Consolas" w:cs="Times New Roman"/>
+          <w:b/>
+          <w:bCs/>
+          <w:color w:val="F92672"/>
+          <w:sz w:val="33"/>
+          <w:szCs w:val="33"/>
+          <w:lang w:eastAsia="es-ES"/>
+        </w:rPr>
+        <w:t>head</w:t>
+      </w:r>
+      <w:proofErr w:type="gramEnd"/>
+      <w:r>
+        <w:rPr>
+          <w:rFonts w:ascii="Consolas" w:eastAsia="Times New Roman" w:hAnsi="Consolas" w:cs="Times New Roman"/>
+          <w:b/>
+          <w:bCs/>
+          <w:color w:val="000000"/>
+          <w:sz w:val="33"/>
+          <w:szCs w:val="33"/>
+          <w:lang w:eastAsia="es-ES"/>
+        </w:rPr>
+        <w:t>&gt;</w:t>
+      </w:r>
+    </w:p>
+    <w:p>
+      <w:pPr>
+        <w:shd w:val="clear" w:color="auto" w:fill="FFFFFF"/>
+        <w:spacing w:after="0" w:line="450" w:lineRule="atLeast"/>
+        <w:rPr>
+          <w:rFonts w:ascii="Consolas" w:eastAsia="Times New Roman" w:hAnsi="Consolas" w:cs="Times New Roman"/>
+          <w:b/>
+          <w:bCs/>
+          <w:color w:val="000000"/>
+          <w:sz w:val="33"/>
+          <w:szCs w:val="33"/>
+          <w:lang w:eastAsia="es-ES"/>
+        </w:rPr>
+      </w:pPr>
+      <w:r>
+        <w:rPr>
+          <w:rFonts w:ascii="Consolas" w:eastAsia="Times New Roman" w:hAnsi="Consolas" w:cs="Times New Roman"/>
+          <w:b/>
+          <w:bCs/>
+          <w:color w:val="000000"/>
+          <w:sz w:val="33"/>
+          <w:szCs w:val="33"/>
+          <w:lang w:eastAsia="es-ES"/>
+        </w:rPr>
+        <w:t>    &lt;</w:t>
+      </w:r>
+      <w:r>
+        <w:rPr>
+          <w:rFonts w:ascii="Consolas" w:eastAsia="Times New Roman" w:hAnsi="Consolas" w:cs="Times New Roman"/>
+          <w:b/>
+          <w:bCs/>
+          <w:color w:val="F92672"/>
+          <w:sz w:val="33"/>
+          <w:szCs w:val="33"/>
+          <w:lang w:eastAsia="es-ES"/>
+        </w:rPr>
+        <w:t>meta</w:t>
+      </w:r>
+      <w:r>
+        <w:rPr>
+          <w:rFonts w:ascii="Consolas" w:eastAsia="Times New Roman" w:hAnsi="Consolas" w:cs="Times New Roman"/>
+          <w:b/>
+          <w:bCs/>
+          <w:color w:val="000000"/>
+          <w:sz w:val="33"/>
+          <w:szCs w:val="33"/>
+          <w:lang w:eastAsia="es-ES"/>
+        </w:rPr>
+        <w:t xml:space="preserve"> </w:t>
+      </w:r>
+      <w:proofErr w:type="spellStart"/>
+      <w:r>
+        <w:rPr>
+          <w:rFonts w:ascii="Consolas" w:eastAsia="Times New Roman" w:hAnsi="Consolas" w:cs="Times New Roman"/>
+          <w:b/>
+          <w:bCs/>
+          <w:color w:val="6AAF19"/>
+          <w:sz w:val="33"/>
+          <w:szCs w:val="33"/>
+          <w:lang w:eastAsia="es-ES"/>
+        </w:rPr>
+        <w:t>charset</w:t>
+      </w:r>
+      <w:proofErr w:type="spellEnd"/>
+      <w:r>
+        <w:rPr>
+          <w:rFonts w:ascii="Consolas" w:eastAsia="Times New Roman" w:hAnsi="Consolas" w:cs="Times New Roman"/>
+          <w:b/>
+          <w:bCs/>
+          <w:i/>
+          <w:iCs/>
+          <w:color w:val="CD3704"/>
+          <w:sz w:val="33"/>
+          <w:szCs w:val="33"/>
+          <w:lang w:eastAsia="es-ES"/>
+        </w:rPr>
+        <w:t>=</w:t>
+      </w:r>
+      <w:r>
+        <w:rPr>
+          <w:rFonts w:ascii="Consolas" w:eastAsia="Times New Roman" w:hAnsi="Consolas" w:cs="Times New Roman"/>
+          <w:b/>
+          <w:bCs/>
+          <w:i/>
+          <w:iCs/>
+          <w:color w:val="F25A00"/>
+          <w:sz w:val="33"/>
+          <w:szCs w:val="33"/>
+          <w:lang w:eastAsia="es-ES"/>
+        </w:rPr>
+        <w:t>"UTF-8"</w:t>
+      </w:r>
+      <w:r>
+        <w:rPr>
+          <w:rFonts w:ascii="Consolas" w:eastAsia="Times New Roman" w:hAnsi="Consolas" w:cs="Times New Roman"/>
+          <w:b/>
+          <w:bCs/>
+          <w:color w:val="000000"/>
+          <w:sz w:val="33"/>
+          <w:szCs w:val="33"/>
+          <w:lang w:eastAsia="es-ES"/>
+        </w:rPr>
+        <w:t>&gt;</w:t>
+      </w:r>
+    </w:p>
+    <w:p>
+      <w:pPr>
+        <w:shd w:val="clear" w:color="auto" w:fill="FFFFFF"/>
+        <w:spacing w:after="0" w:line="450" w:lineRule="atLeast"/>
+        <w:rPr>
+          <w:rFonts w:ascii="Consolas" w:eastAsia="Times New Roman" w:hAnsi="Consolas" w:cs="Times New Roman"/>
+          <w:b/>
+          <w:bCs/>
+          <w:color w:val="000000"/>
+          <w:sz w:val="33"/>
+          <w:szCs w:val="33"/>
+          <w:lang w:eastAsia="es-ES"/>
+        </w:rPr>
+      </w:pPr>
+      <w:r>
+        <w:rPr>
+          <w:rFonts w:ascii="Consolas" w:eastAsia="Times New Roman" w:hAnsi="Consolas" w:cs="Times New Roman"/>
+          <w:b/>
+          <w:bCs/>
+          <w:color w:val="000000"/>
+          <w:sz w:val="33"/>
+          <w:szCs w:val="33"/>
+          <w:lang w:eastAsia="es-ES"/>
+        </w:rPr>
+        <w:t>    &lt;</w:t>
+      </w:r>
+      <w:r>
+        <w:rPr>
+          <w:rFonts w:ascii="Consolas" w:eastAsia="Times New Roman" w:hAnsi="Consolas" w:cs="Times New Roman"/>
+          <w:b/>
+          <w:bCs/>
+          <w:color w:val="F92672"/>
+          <w:sz w:val="33"/>
+          <w:szCs w:val="33"/>
+          <w:lang w:eastAsia="es-ES"/>
+        </w:rPr>
+        <w:t>meta</w:t>
+      </w:r>
+      <w:r>
+        <w:rPr>
+          <w:rFonts w:ascii="Consolas" w:eastAsia="Times New Roman" w:hAnsi="Consolas" w:cs="Times New Roman"/>
+          <w:b/>
+          <w:bCs/>
+          <w:color w:val="000000"/>
+          <w:sz w:val="33"/>
+          <w:szCs w:val="33"/>
+          <w:lang w:eastAsia="es-ES"/>
+        </w:rPr>
+        <w:t xml:space="preserve"> </w:t>
+      </w:r>
+      <w:proofErr w:type="spellStart"/>
+      <w:r>
+        <w:rPr>
+          <w:rFonts w:ascii="Consolas" w:eastAsia="Times New Roman" w:hAnsi="Consolas" w:cs="Times New Roman"/>
+          <w:b/>
+          <w:bCs/>
+          <w:color w:val="6AAF19"/>
+          <w:sz w:val="33"/>
+          <w:szCs w:val="33"/>
+          <w:lang w:eastAsia="es-ES"/>
+        </w:rPr>
+        <w:t>name</w:t>
+      </w:r>
+      <w:proofErr w:type="spellEnd"/>
+      <w:r>
+        <w:rPr>
+          <w:rFonts w:ascii="Consolas" w:eastAsia="Times New Roman" w:hAnsi="Consolas" w:cs="Times New Roman"/>
+          <w:b/>
+          <w:bCs/>
+          <w:i/>
+          <w:iCs/>
+          <w:color w:val="CD3704"/>
+          <w:sz w:val="33"/>
+          <w:szCs w:val="33"/>
+          <w:lang w:eastAsia="es-ES"/>
+        </w:rPr>
+        <w:t>=</w:t>
+      </w:r>
+      <w:r>
+        <w:rPr>
+          <w:rFonts w:ascii="Consolas" w:eastAsia="Times New Roman" w:hAnsi="Consolas" w:cs="Times New Roman"/>
+          <w:b/>
+          <w:bCs/>
+          <w:i/>
+          <w:iCs/>
+          <w:color w:val="F25A00"/>
+          <w:sz w:val="33"/>
+          <w:szCs w:val="33"/>
+          <w:lang w:eastAsia="es-ES"/>
+        </w:rPr>
+        <w:t>"</w:t>
+      </w:r>
+      <w:proofErr w:type="spellStart"/>
+      <w:r>
+        <w:rPr>
+          <w:rFonts w:ascii="Consolas" w:eastAsia="Times New Roman" w:hAnsi="Consolas" w:cs="Times New Roman"/>
+          <w:b/>
+          <w:bCs/>
+          <w:i/>
+          <w:iCs/>
+          <w:color w:val="F25A00"/>
+          <w:sz w:val="33"/>
+          <w:szCs w:val="33"/>
+          <w:lang w:eastAsia="es-ES"/>
+        </w:rPr>
+        <w:t>viewport</w:t>
+      </w:r>
+      <w:proofErr w:type="spellEnd"/>
+      <w:r>
+        <w:rPr>
+          <w:rFonts w:ascii="Consolas" w:eastAsia="Times New Roman" w:hAnsi="Consolas" w:cs="Times New Roman"/>
+          <w:b/>
+          <w:bCs/>
+          <w:i/>
+          <w:iCs/>
+          <w:color w:val="F25A00"/>
+          <w:sz w:val="33"/>
+          <w:szCs w:val="33"/>
+          <w:lang w:eastAsia="es-ES"/>
+        </w:rPr>
+        <w:t>"</w:t>
+      </w:r>
+      <w:r>
+        <w:rPr>
+          <w:rFonts w:ascii="Consolas" w:eastAsia="Times New Roman" w:hAnsi="Consolas" w:cs="Times New Roman"/>
+          <w:b/>
+          <w:bCs/>
+          <w:color w:val="000000"/>
+          <w:sz w:val="33"/>
+          <w:szCs w:val="33"/>
+          <w:lang w:eastAsia="es-ES"/>
+        </w:rPr>
+        <w:t xml:space="preserve"> </w:t>
+      </w:r>
+      <w:proofErr w:type="spellStart"/>
+      <w:r>
+        <w:rPr>
+          <w:rFonts w:ascii="Consolas" w:eastAsia="Times New Roman" w:hAnsi="Consolas" w:cs="Times New Roman"/>
+          <w:b/>
+          <w:bCs/>
+          <w:color w:val="6AAF19"/>
+          <w:sz w:val="33"/>
+          <w:szCs w:val="33"/>
+          <w:lang w:eastAsia="es-ES"/>
+        </w:rPr>
+        <w:t>content</w:t>
+      </w:r>
+      <w:proofErr w:type="spellEnd"/>
+      <w:r>
+        <w:rPr>
+          <w:rFonts w:ascii="Consolas" w:eastAsia="Times New Roman" w:hAnsi="Consolas" w:cs="Times New Roman"/>
+          <w:b/>
+          <w:bCs/>
+          <w:i/>
+          <w:iCs/>
+          <w:color w:val="CD3704"/>
+          <w:sz w:val="33"/>
+          <w:szCs w:val="33"/>
+          <w:lang w:eastAsia="es-ES"/>
+        </w:rPr>
+        <w:t>=</w:t>
+      </w:r>
+      <w:r>
+        <w:rPr>
+          <w:rFonts w:ascii="Consolas" w:eastAsia="Times New Roman" w:hAnsi="Consolas" w:cs="Times New Roman"/>
+          <w:b/>
+          <w:bCs/>
+          <w:i/>
+          <w:iCs/>
+          <w:color w:val="F25A00"/>
+          <w:sz w:val="33"/>
+          <w:szCs w:val="33"/>
+          <w:lang w:eastAsia="es-ES"/>
+        </w:rPr>
+        <w:t>"</w:t>
+      </w:r>
+      <w:proofErr w:type="spellStart"/>
+      <w:r>
+        <w:rPr>
+          <w:rFonts w:ascii="Consolas" w:eastAsia="Times New Roman" w:hAnsi="Consolas" w:cs="Times New Roman"/>
+          <w:b/>
+          <w:bCs/>
+          <w:i/>
+          <w:iCs/>
+          <w:color w:val="F25A00"/>
+          <w:sz w:val="33"/>
+          <w:szCs w:val="33"/>
+          <w:lang w:eastAsia="es-ES"/>
+        </w:rPr>
+        <w:t>width</w:t>
+      </w:r>
+      <w:proofErr w:type="spellEnd"/>
+      <w:r>
+        <w:rPr>
+          <w:rFonts w:ascii="Consolas" w:eastAsia="Times New Roman" w:hAnsi="Consolas" w:cs="Times New Roman"/>
+          <w:b/>
+          <w:bCs/>
+          <w:i/>
+          <w:iCs/>
+          <w:color w:val="F25A00"/>
+          <w:sz w:val="33"/>
+          <w:szCs w:val="33"/>
+          <w:lang w:eastAsia="es-ES"/>
+        </w:rPr>
+        <w:t>=</w:t>
+      </w:r>
+      <w:proofErr w:type="spellStart"/>
+      <w:r>
+        <w:rPr>
+          <w:rFonts w:ascii="Consolas" w:eastAsia="Times New Roman" w:hAnsi="Consolas" w:cs="Times New Roman"/>
+          <w:b/>
+          <w:bCs/>
+          <w:i/>
+          <w:iCs/>
+          <w:color w:val="F25A00"/>
+          <w:sz w:val="33"/>
+          <w:szCs w:val="33"/>
+          <w:lang w:eastAsia="es-ES"/>
+        </w:rPr>
+        <w:t>device-width</w:t>
+      </w:r>
+      <w:proofErr w:type="spellEnd"/>
+      <w:r>
+        <w:rPr>
+          <w:rFonts w:ascii="Consolas" w:eastAsia="Times New Roman" w:hAnsi="Consolas" w:cs="Times New Roman"/>
+          <w:b/>
+          <w:bCs/>
+          <w:i/>
+          <w:iCs/>
+          <w:color w:val="F25A00"/>
+          <w:sz w:val="33"/>
+          <w:szCs w:val="33"/>
+          <w:lang w:eastAsia="es-ES"/>
+        </w:rPr>
+        <w:t xml:space="preserve">, </w:t>
+      </w:r>
+      <w:proofErr w:type="spellStart"/>
+      <w:r>
+        <w:rPr>
+          <w:rFonts w:ascii="Consolas" w:eastAsia="Times New Roman" w:hAnsi="Consolas" w:cs="Times New Roman"/>
+          <w:b/>
+          <w:bCs/>
+          <w:i/>
+          <w:iCs/>
+          <w:color w:val="F25A00"/>
+          <w:sz w:val="33"/>
+          <w:szCs w:val="33"/>
+          <w:lang w:eastAsia="es-ES"/>
+        </w:rPr>
+        <w:t>initial-scale</w:t>
+      </w:r>
+      <w:proofErr w:type="spellEnd"/>
+      <w:r>
+        <w:rPr>
+          <w:rFonts w:ascii="Consolas" w:eastAsia="Times New Roman" w:hAnsi="Consolas" w:cs="Times New Roman"/>
+          <w:b/>
+          <w:bCs/>
+          <w:i/>
+          <w:iCs/>
+          <w:color w:val="F25A00"/>
+          <w:sz w:val="33"/>
+          <w:szCs w:val="33"/>
+          <w:lang w:eastAsia="es-ES"/>
+        </w:rPr>
+        <w:t>=1.0"</w:t>
+      </w:r>
+      <w:r>
+        <w:rPr>
+          <w:rFonts w:ascii="Consolas" w:eastAsia="Times New Roman" w:hAnsi="Consolas" w:cs="Times New Roman"/>
+          <w:b/>
+          <w:bCs/>
+          <w:color w:val="000000"/>
+          <w:sz w:val="33"/>
+          <w:szCs w:val="33"/>
+          <w:lang w:eastAsia="es-ES"/>
+        </w:rPr>
+        <w:t>&gt;</w:t>
+      </w:r>
+    </w:p>
+    <w:p>
+      <w:pPr>
+        <w:shd w:val="clear" w:color="auto" w:fill="FFFFFF"/>
+        <w:spacing w:after="0" w:line="450" w:lineRule="atLeast"/>
+        <w:rPr>
+          <w:rFonts w:ascii="Consolas" w:eastAsia="Times New Roman" w:hAnsi="Consolas" w:cs="Times New Roman"/>
+          <w:b/>
+          <w:bCs/>
+          <w:color w:val="000000"/>
+          <w:sz w:val="33"/>
+          <w:szCs w:val="33"/>
+          <w:lang w:eastAsia="es-ES"/>
+        </w:rPr>
+      </w:pPr>
+      <w:r>
+        <w:rPr>
+          <w:rFonts w:ascii="Consolas" w:eastAsia="Times New Roman" w:hAnsi="Consolas" w:cs="Times New Roman"/>
+          <w:b/>
+          <w:bCs/>
+          <w:color w:val="000000"/>
+          <w:sz w:val="33"/>
+          <w:szCs w:val="33"/>
+          <w:lang w:eastAsia="es-ES"/>
+        </w:rPr>
+        <w:t>    &lt;</w:t>
+      </w:r>
+      <w:proofErr w:type="spellStart"/>
+      <w:proofErr w:type="gramStart"/>
+      <w:r>
+        <w:rPr>
+          <w:rFonts w:ascii="Consolas" w:eastAsia="Times New Roman" w:hAnsi="Consolas" w:cs="Times New Roman"/>
+          <w:b/>
+          <w:bCs/>
+          <w:color w:val="F92672"/>
+          <w:sz w:val="33"/>
+          <w:szCs w:val="33"/>
+          <w:lang w:eastAsia="es-ES"/>
+        </w:rPr>
+        <w:t>title</w:t>
+      </w:r>
+      <w:proofErr w:type="spellEnd"/>
+      <w:r>
+        <w:rPr>
+          <w:rFonts w:ascii="Consolas" w:eastAsia="Times New Roman" w:hAnsi="Consolas" w:cs="Times New Roman"/>
+          <w:b/>
+          <w:bCs/>
+          <w:color w:val="000000"/>
+          <w:sz w:val="33"/>
+          <w:szCs w:val="33"/>
+          <w:lang w:eastAsia="es-ES"/>
+        </w:rPr>
+        <w:t>&gt;</w:t>
+      </w:r>
+      <w:proofErr w:type="spellStart"/>
+      <w:proofErr w:type="gramEnd"/>
+      <w:r>
+        <w:rPr>
+          <w:rFonts w:ascii="Consolas" w:eastAsia="Times New Roman" w:hAnsi="Consolas" w:cs="Times New Roman"/>
+          <w:b/>
+          <w:bCs/>
+          <w:color w:val="000000"/>
+          <w:sz w:val="33"/>
+          <w:szCs w:val="33"/>
+          <w:lang w:eastAsia="es-ES"/>
+        </w:rPr>
+        <w:t>Document</w:t>
+      </w:r>
+      <w:proofErr w:type="spellEnd"/>
+      <w:r>
+        <w:rPr>
+          <w:rFonts w:ascii="Consolas" w:eastAsia="Times New Roman" w:hAnsi="Consolas" w:cs="Times New Roman"/>
+          <w:b/>
+          <w:bCs/>
+          <w:color w:val="000000"/>
+          <w:sz w:val="33"/>
+          <w:szCs w:val="33"/>
+          <w:lang w:eastAsia="es-ES"/>
+        </w:rPr>
+        <w:t>&lt;/</w:t>
+      </w:r>
+      <w:proofErr w:type="spellStart"/>
+      <w:r>
+        <w:rPr>
+          <w:rFonts w:ascii="Consolas" w:eastAsia="Times New Roman" w:hAnsi="Consolas" w:cs="Times New Roman"/>
+          <w:b/>
+          <w:bCs/>
+          <w:color w:val="F92672"/>
+          <w:sz w:val="33"/>
+          <w:szCs w:val="33"/>
+          <w:lang w:eastAsia="es-ES"/>
+        </w:rPr>
+        <w:t>title</w:t>
+      </w:r>
+      <w:proofErr w:type="spellEnd"/>
+      <w:r>
+        <w:rPr>
+          <w:rFonts w:ascii="Consolas" w:eastAsia="Times New Roman" w:hAnsi="Consolas" w:cs="Times New Roman"/>
+          <w:b/>
+          <w:bCs/>
+          <w:color w:val="000000"/>
+          <w:sz w:val="33"/>
+          <w:szCs w:val="33"/>
+          <w:lang w:eastAsia="es-ES"/>
+        </w:rPr>
+        <w:t>&gt;</w:t>
+      </w:r>
+    </w:p>
+    <w:p>
+      <w:pPr>
+        <w:shd w:val="clear" w:color="auto" w:fill="FFFFFF"/>
+        <w:spacing w:after="0" w:line="450" w:lineRule="atLeast"/>
+        <w:rPr>
+          <w:rFonts w:ascii="Consolas" w:eastAsia="Times New Roman" w:hAnsi="Consolas" w:cs="Times New Roman"/>
+          <w:b/>
+          <w:bCs/>
+          <w:color w:val="000000"/>
+          <w:sz w:val="33"/>
+          <w:szCs w:val="33"/>
+          <w:lang w:eastAsia="es-ES"/>
+        </w:rPr>
+      </w:pPr>
+      <w:r>
+        <w:rPr>
+          <w:rFonts w:ascii="Consolas" w:eastAsia="Times New Roman" w:hAnsi="Consolas" w:cs="Times New Roman"/>
+          <w:b/>
+          <w:bCs/>
+          <w:color w:val="000000"/>
+          <w:sz w:val="33"/>
+          <w:szCs w:val="33"/>
+          <w:lang w:eastAsia="es-ES"/>
+        </w:rPr>
+        <w:lastRenderedPageBreak/>
+        <w:t>    &lt;</w:t>
+      </w:r>
+      <w:proofErr w:type="gramStart"/>
+      <w:r>
+        <w:rPr>
+          <w:rFonts w:ascii="Consolas" w:eastAsia="Times New Roman" w:hAnsi="Consolas" w:cs="Times New Roman"/>
+          <w:b/>
+          <w:bCs/>
+          <w:color w:val="F92672"/>
+          <w:sz w:val="33"/>
+          <w:szCs w:val="33"/>
+          <w:lang w:eastAsia="es-ES"/>
+        </w:rPr>
+        <w:t>script</w:t>
+      </w:r>
+      <w:proofErr w:type="gramEnd"/>
+      <w:r>
+        <w:rPr>
+          <w:rFonts w:ascii="Consolas" w:eastAsia="Times New Roman" w:hAnsi="Consolas" w:cs="Times New Roman"/>
+          <w:b/>
+          <w:bCs/>
+          <w:color w:val="000000"/>
+          <w:sz w:val="33"/>
+          <w:szCs w:val="33"/>
+          <w:lang w:eastAsia="es-ES"/>
+        </w:rPr>
+        <w:t>&gt;</w:t>
+      </w:r>
+    </w:p>
+    <w:p>
+      <w:pPr>
+        <w:shd w:val="clear" w:color="auto" w:fill="FFFFFF"/>
+        <w:spacing w:after="0" w:line="450" w:lineRule="atLeast"/>
+        <w:rPr>
+          <w:rFonts w:ascii="Consolas" w:eastAsia="Times New Roman" w:hAnsi="Consolas" w:cs="Times New Roman"/>
+          <w:b/>
+          <w:bCs/>
+          <w:color w:val="000000"/>
+          <w:sz w:val="33"/>
+          <w:szCs w:val="33"/>
+          <w:lang w:eastAsia="es-ES"/>
+        </w:rPr>
+      </w:pPr>
+      <w:r>
+        <w:rPr>
+          <w:rFonts w:ascii="Consolas" w:eastAsia="Times New Roman" w:hAnsi="Consolas" w:cs="Times New Roman"/>
+          <w:b/>
+          <w:bCs/>
+          <w:color w:val="000000"/>
+          <w:sz w:val="33"/>
+          <w:szCs w:val="33"/>
+          <w:lang w:eastAsia="es-ES"/>
+        </w:rPr>
+        <w:t xml:space="preserve">        </w:t>
+      </w:r>
+      <w:proofErr w:type="spellStart"/>
+      <w:proofErr w:type="gramStart"/>
+      <w:r>
+        <w:rPr>
+          <w:rFonts w:ascii="Consolas" w:eastAsia="Times New Roman" w:hAnsi="Consolas" w:cs="Times New Roman"/>
+          <w:b/>
+          <w:bCs/>
+          <w:i/>
+          <w:iCs/>
+          <w:color w:val="28C6E4"/>
+          <w:sz w:val="33"/>
+          <w:szCs w:val="33"/>
+          <w:lang w:eastAsia="es-ES"/>
+        </w:rPr>
+        <w:t>function</w:t>
+      </w:r>
+      <w:proofErr w:type="spellEnd"/>
+      <w:proofErr w:type="gramEnd"/>
+      <w:r>
+        <w:rPr>
+          <w:rFonts w:ascii="Consolas" w:eastAsia="Times New Roman" w:hAnsi="Consolas" w:cs="Times New Roman"/>
+          <w:b/>
+          <w:bCs/>
+          <w:color w:val="000000"/>
+          <w:sz w:val="33"/>
+          <w:szCs w:val="33"/>
+          <w:lang w:eastAsia="es-ES"/>
+        </w:rPr>
+        <w:t xml:space="preserve"> </w:t>
+      </w:r>
+      <w:proofErr w:type="spellStart"/>
+      <w:r>
+        <w:rPr>
+          <w:rFonts w:ascii="Consolas" w:eastAsia="Times New Roman" w:hAnsi="Consolas" w:cs="Times New Roman"/>
+          <w:b/>
+          <w:bCs/>
+          <w:color w:val="6AAF19"/>
+          <w:sz w:val="33"/>
+          <w:szCs w:val="33"/>
+          <w:lang w:eastAsia="es-ES"/>
+        </w:rPr>
+        <w:t>calcularDia</w:t>
+      </w:r>
+      <w:proofErr w:type="spellEnd"/>
+      <w:r>
+        <w:rPr>
+          <w:rFonts w:ascii="Consolas" w:eastAsia="Times New Roman" w:hAnsi="Consolas" w:cs="Times New Roman"/>
+          <w:b/>
+          <w:bCs/>
+          <w:color w:val="000000"/>
+          <w:sz w:val="33"/>
+          <w:szCs w:val="33"/>
+          <w:lang w:eastAsia="es-ES"/>
+        </w:rPr>
+        <w:t>(){</w:t>
+      </w:r>
+    </w:p>
+    <w:p>
+      <w:pPr>
+        <w:shd w:val="clear" w:color="auto" w:fill="FFFFFF"/>
+        <w:spacing w:after="0" w:line="450" w:lineRule="atLeast"/>
+        <w:rPr>
+          <w:rFonts w:ascii="Consolas" w:eastAsia="Times New Roman" w:hAnsi="Consolas" w:cs="Times New Roman"/>
+          <w:b/>
+          <w:bCs/>
+          <w:color w:val="000000"/>
+          <w:sz w:val="33"/>
+          <w:szCs w:val="33"/>
+          <w:lang w:eastAsia="es-ES"/>
+        </w:rPr>
+      </w:pPr>
+      <w:r>
+        <w:rPr>
+          <w:rFonts w:ascii="Consolas" w:eastAsia="Times New Roman" w:hAnsi="Consolas" w:cs="Times New Roman"/>
+          <w:b/>
+          <w:bCs/>
+          <w:color w:val="000000"/>
+          <w:sz w:val="33"/>
+          <w:szCs w:val="33"/>
+          <w:lang w:eastAsia="es-ES"/>
+        </w:rPr>
+        <w:t xml:space="preserve">            </w:t>
+      </w:r>
+      <w:proofErr w:type="spellStart"/>
+      <w:proofErr w:type="gramStart"/>
+      <w:r>
+        <w:rPr>
+          <w:rFonts w:ascii="Consolas" w:eastAsia="Times New Roman" w:hAnsi="Consolas" w:cs="Times New Roman"/>
+          <w:b/>
+          <w:bCs/>
+          <w:i/>
+          <w:iCs/>
+          <w:color w:val="28C6E4"/>
+          <w:sz w:val="33"/>
+          <w:szCs w:val="33"/>
+          <w:lang w:eastAsia="es-ES"/>
+        </w:rPr>
+        <w:t>let</w:t>
+      </w:r>
+      <w:proofErr w:type="spellEnd"/>
+      <w:proofErr w:type="gramEnd"/>
+      <w:r>
+        <w:rPr>
+          <w:rFonts w:ascii="Consolas" w:eastAsia="Times New Roman" w:hAnsi="Consolas" w:cs="Times New Roman"/>
+          <w:b/>
+          <w:bCs/>
+          <w:color w:val="000000"/>
+          <w:sz w:val="33"/>
+          <w:szCs w:val="33"/>
+          <w:lang w:eastAsia="es-ES"/>
+        </w:rPr>
+        <w:t xml:space="preserve"> </w:t>
+      </w:r>
+      <w:proofErr w:type="spellStart"/>
+      <w:r>
+        <w:rPr>
+          <w:rFonts w:ascii="Consolas" w:eastAsia="Times New Roman" w:hAnsi="Consolas" w:cs="Times New Roman"/>
+          <w:b/>
+          <w:bCs/>
+          <w:color w:val="000000"/>
+          <w:sz w:val="33"/>
+          <w:szCs w:val="33"/>
+          <w:lang w:eastAsia="es-ES"/>
+        </w:rPr>
+        <w:t>dia</w:t>
+      </w:r>
+      <w:proofErr w:type="spellEnd"/>
+      <w:r>
+        <w:rPr>
+          <w:rFonts w:ascii="Consolas" w:eastAsia="Times New Roman" w:hAnsi="Consolas" w:cs="Times New Roman"/>
+          <w:b/>
+          <w:bCs/>
+          <w:color w:val="000000"/>
+          <w:sz w:val="33"/>
+          <w:szCs w:val="33"/>
+          <w:lang w:eastAsia="es-ES"/>
+        </w:rPr>
+        <w:t xml:space="preserve"> </w:t>
+      </w:r>
+      <w:r>
+        <w:rPr>
+          <w:rFonts w:ascii="Consolas" w:eastAsia="Times New Roman" w:hAnsi="Consolas" w:cs="Times New Roman"/>
+          <w:b/>
+          <w:bCs/>
+          <w:color w:val="F92672"/>
+          <w:sz w:val="33"/>
+          <w:szCs w:val="33"/>
+          <w:lang w:eastAsia="es-ES"/>
+        </w:rPr>
+        <w:t>=</w:t>
+      </w:r>
+      <w:r>
+        <w:rPr>
+          <w:rFonts w:ascii="Consolas" w:eastAsia="Times New Roman" w:hAnsi="Consolas" w:cs="Times New Roman"/>
+          <w:b/>
+          <w:bCs/>
+          <w:color w:val="000000"/>
+          <w:sz w:val="33"/>
+          <w:szCs w:val="33"/>
+          <w:lang w:eastAsia="es-ES"/>
+        </w:rPr>
+        <w:t xml:space="preserve"> </w:t>
+      </w:r>
+      <w:proofErr w:type="spellStart"/>
+      <w:r>
+        <w:rPr>
+          <w:rFonts w:ascii="Consolas" w:eastAsia="Times New Roman" w:hAnsi="Consolas" w:cs="Times New Roman"/>
+          <w:b/>
+          <w:bCs/>
+          <w:color w:val="6AAF19"/>
+          <w:sz w:val="33"/>
+          <w:szCs w:val="33"/>
+          <w:lang w:eastAsia="es-ES"/>
+        </w:rPr>
+        <w:t>parseInt</w:t>
+      </w:r>
+      <w:proofErr w:type="spellEnd"/>
+      <w:r>
+        <w:rPr>
+          <w:rFonts w:ascii="Consolas" w:eastAsia="Times New Roman" w:hAnsi="Consolas" w:cs="Times New Roman"/>
+          <w:b/>
+          <w:bCs/>
+          <w:color w:val="000000"/>
+          <w:sz w:val="33"/>
+          <w:szCs w:val="33"/>
+          <w:lang w:eastAsia="es-ES"/>
+        </w:rPr>
+        <w:t>(</w:t>
+      </w:r>
+      <w:proofErr w:type="spellStart"/>
+      <w:r>
+        <w:rPr>
+          <w:rFonts w:ascii="Consolas" w:eastAsia="Times New Roman" w:hAnsi="Consolas" w:cs="Times New Roman"/>
+          <w:b/>
+          <w:bCs/>
+          <w:color w:val="000000"/>
+          <w:sz w:val="33"/>
+          <w:szCs w:val="33"/>
+          <w:lang w:eastAsia="es-ES"/>
+        </w:rPr>
+        <w:t>document.</w:t>
+      </w:r>
+      <w:r>
+        <w:rPr>
+          <w:rFonts w:ascii="Consolas" w:eastAsia="Times New Roman" w:hAnsi="Consolas" w:cs="Times New Roman"/>
+          <w:b/>
+          <w:bCs/>
+          <w:color w:val="6AAF19"/>
+          <w:sz w:val="33"/>
+          <w:szCs w:val="33"/>
+          <w:lang w:eastAsia="es-ES"/>
+        </w:rPr>
+        <w:t>getElementById</w:t>
+      </w:r>
+      <w:proofErr w:type="spellEnd"/>
+      <w:r>
+        <w:rPr>
+          <w:rFonts w:ascii="Consolas" w:eastAsia="Times New Roman" w:hAnsi="Consolas" w:cs="Times New Roman"/>
+          <w:b/>
+          <w:bCs/>
+          <w:color w:val="000000"/>
+          <w:sz w:val="33"/>
+          <w:szCs w:val="33"/>
+          <w:lang w:eastAsia="es-ES"/>
+        </w:rPr>
+        <w:t>(</w:t>
+      </w:r>
+      <w:r>
+        <w:rPr>
+          <w:rFonts w:ascii="Consolas" w:eastAsia="Times New Roman" w:hAnsi="Consolas" w:cs="Times New Roman"/>
+          <w:b/>
+          <w:bCs/>
+          <w:color w:val="F25A00"/>
+          <w:sz w:val="33"/>
+          <w:szCs w:val="33"/>
+          <w:lang w:eastAsia="es-ES"/>
+        </w:rPr>
+        <w:t>"</w:t>
+      </w:r>
+      <w:proofErr w:type="spellStart"/>
+      <w:r>
+        <w:rPr>
+          <w:rFonts w:ascii="Consolas" w:eastAsia="Times New Roman" w:hAnsi="Consolas" w:cs="Times New Roman"/>
+          <w:b/>
+          <w:bCs/>
+          <w:color w:val="F25A00"/>
+          <w:sz w:val="33"/>
+          <w:szCs w:val="33"/>
+          <w:lang w:eastAsia="es-ES"/>
+        </w:rPr>
+        <w:t>cajadia</w:t>
+      </w:r>
+      <w:proofErr w:type="spellEnd"/>
+      <w:r>
+        <w:rPr>
+          <w:rFonts w:ascii="Consolas" w:eastAsia="Times New Roman" w:hAnsi="Consolas" w:cs="Times New Roman"/>
+          <w:b/>
+          <w:bCs/>
+          <w:color w:val="F25A00"/>
+          <w:sz w:val="33"/>
+          <w:szCs w:val="33"/>
+          <w:lang w:eastAsia="es-ES"/>
+        </w:rPr>
+        <w:t>"</w:t>
+      </w:r>
+      <w:r>
+        <w:rPr>
+          <w:rFonts w:ascii="Consolas" w:eastAsia="Times New Roman" w:hAnsi="Consolas" w:cs="Times New Roman"/>
+          <w:b/>
+          <w:bCs/>
+          <w:color w:val="000000"/>
+          <w:sz w:val="33"/>
+          <w:szCs w:val="33"/>
+          <w:lang w:eastAsia="es-ES"/>
+        </w:rPr>
+        <w:t>).</w:t>
+      </w:r>
+      <w:proofErr w:type="spellStart"/>
+      <w:r>
+        <w:rPr>
+          <w:rFonts w:ascii="Consolas" w:eastAsia="Times New Roman" w:hAnsi="Consolas" w:cs="Times New Roman"/>
+          <w:b/>
+          <w:bCs/>
+          <w:color w:val="000000"/>
+          <w:sz w:val="33"/>
+          <w:szCs w:val="33"/>
+          <w:lang w:eastAsia="es-ES"/>
+        </w:rPr>
+        <w:t>value</w:t>
+      </w:r>
+      <w:proofErr w:type="spellEnd"/>
+      <w:r>
+        <w:rPr>
+          <w:rFonts w:ascii="Consolas" w:eastAsia="Times New Roman" w:hAnsi="Consolas" w:cs="Times New Roman"/>
+          <w:b/>
+          <w:bCs/>
+          <w:color w:val="000000"/>
+          <w:sz w:val="33"/>
+          <w:szCs w:val="33"/>
+          <w:lang w:eastAsia="es-ES"/>
+        </w:rPr>
+        <w:t>)</w:t>
+      </w:r>
+    </w:p>
+    <w:p>
+      <w:pPr>
+        <w:shd w:val="clear" w:color="auto" w:fill="FFFFFF"/>
+        <w:spacing w:after="0" w:line="450" w:lineRule="atLeast"/>
+        <w:rPr>
+          <w:rFonts w:ascii="Consolas" w:eastAsia="Times New Roman" w:hAnsi="Consolas" w:cs="Times New Roman"/>
+          <w:b/>
+          <w:bCs/>
+          <w:color w:val="000000"/>
+          <w:sz w:val="33"/>
+          <w:szCs w:val="33"/>
+          <w:lang w:eastAsia="es-ES"/>
+        </w:rPr>
+      </w:pPr>
+      <w:r>
+        <w:rPr>
+          <w:rFonts w:ascii="Consolas" w:eastAsia="Times New Roman" w:hAnsi="Consolas" w:cs="Times New Roman"/>
+          <w:b/>
+          <w:bCs/>
+          <w:color w:val="000000"/>
+          <w:sz w:val="33"/>
+          <w:szCs w:val="33"/>
+          <w:lang w:eastAsia="es-ES"/>
+        </w:rPr>
+        <w:t xml:space="preserve">            </w:t>
+      </w:r>
+      <w:proofErr w:type="spellStart"/>
+      <w:proofErr w:type="gramStart"/>
+      <w:r>
+        <w:rPr>
+          <w:rFonts w:ascii="Consolas" w:eastAsia="Times New Roman" w:hAnsi="Consolas" w:cs="Times New Roman"/>
+          <w:b/>
+          <w:bCs/>
+          <w:i/>
+          <w:iCs/>
+          <w:color w:val="28C6E4"/>
+          <w:sz w:val="33"/>
+          <w:szCs w:val="33"/>
+          <w:lang w:eastAsia="es-ES"/>
+        </w:rPr>
+        <w:t>let</w:t>
+      </w:r>
+      <w:proofErr w:type="spellEnd"/>
+      <w:proofErr w:type="gramEnd"/>
+      <w:r>
+        <w:rPr>
+          <w:rFonts w:ascii="Consolas" w:eastAsia="Times New Roman" w:hAnsi="Consolas" w:cs="Times New Roman"/>
+          <w:b/>
+          <w:bCs/>
+          <w:color w:val="000000"/>
+          <w:sz w:val="33"/>
+          <w:szCs w:val="33"/>
+          <w:lang w:eastAsia="es-ES"/>
+        </w:rPr>
+        <w:t xml:space="preserve"> mes </w:t>
+      </w:r>
+      <w:r>
+        <w:rPr>
+          <w:rFonts w:ascii="Consolas" w:eastAsia="Times New Roman" w:hAnsi="Consolas" w:cs="Times New Roman"/>
+          <w:b/>
+          <w:bCs/>
+          <w:color w:val="F92672"/>
+          <w:sz w:val="33"/>
+          <w:szCs w:val="33"/>
+          <w:lang w:eastAsia="es-ES"/>
+        </w:rPr>
+        <w:t>=</w:t>
+      </w:r>
+      <w:r>
+        <w:rPr>
+          <w:rFonts w:ascii="Consolas" w:eastAsia="Times New Roman" w:hAnsi="Consolas" w:cs="Times New Roman"/>
+          <w:b/>
+          <w:bCs/>
+          <w:color w:val="000000"/>
+          <w:sz w:val="33"/>
+          <w:szCs w:val="33"/>
+          <w:lang w:eastAsia="es-ES"/>
+        </w:rPr>
+        <w:t xml:space="preserve"> </w:t>
+      </w:r>
+      <w:proofErr w:type="spellStart"/>
+      <w:r>
+        <w:rPr>
+          <w:rFonts w:ascii="Consolas" w:eastAsia="Times New Roman" w:hAnsi="Consolas" w:cs="Times New Roman"/>
+          <w:b/>
+          <w:bCs/>
+          <w:color w:val="6AAF19"/>
+          <w:sz w:val="33"/>
+          <w:szCs w:val="33"/>
+          <w:lang w:eastAsia="es-ES"/>
+        </w:rPr>
+        <w:t>parseInt</w:t>
+      </w:r>
+      <w:proofErr w:type="spellEnd"/>
+      <w:r>
+        <w:rPr>
+          <w:rFonts w:ascii="Consolas" w:eastAsia="Times New Roman" w:hAnsi="Consolas" w:cs="Times New Roman"/>
+          <w:b/>
+          <w:bCs/>
+          <w:color w:val="000000"/>
+          <w:sz w:val="33"/>
+          <w:szCs w:val="33"/>
+          <w:lang w:eastAsia="es-ES"/>
+        </w:rPr>
+        <w:t>(</w:t>
+      </w:r>
+      <w:proofErr w:type="spellStart"/>
+      <w:r>
+        <w:rPr>
+          <w:rFonts w:ascii="Consolas" w:eastAsia="Times New Roman" w:hAnsi="Consolas" w:cs="Times New Roman"/>
+          <w:b/>
+          <w:bCs/>
+          <w:color w:val="000000"/>
+          <w:sz w:val="33"/>
+          <w:szCs w:val="33"/>
+          <w:lang w:eastAsia="es-ES"/>
+        </w:rPr>
+        <w:t>document.</w:t>
+      </w:r>
+      <w:r>
+        <w:rPr>
+          <w:rFonts w:ascii="Consolas" w:eastAsia="Times New Roman" w:hAnsi="Consolas" w:cs="Times New Roman"/>
+          <w:b/>
+          <w:bCs/>
+          <w:color w:val="6AAF19"/>
+          <w:sz w:val="33"/>
+          <w:szCs w:val="33"/>
+          <w:lang w:eastAsia="es-ES"/>
+        </w:rPr>
+        <w:t>getElementById</w:t>
+      </w:r>
+      <w:proofErr w:type="spellEnd"/>
+      <w:r>
+        <w:rPr>
+          <w:rFonts w:ascii="Consolas" w:eastAsia="Times New Roman" w:hAnsi="Consolas" w:cs="Times New Roman"/>
+          <w:b/>
+          <w:bCs/>
+          <w:color w:val="000000"/>
+          <w:sz w:val="33"/>
+          <w:szCs w:val="33"/>
+          <w:lang w:eastAsia="es-ES"/>
+        </w:rPr>
+        <w:t>(</w:t>
+      </w:r>
+      <w:r>
+        <w:rPr>
+          <w:rFonts w:ascii="Consolas" w:eastAsia="Times New Roman" w:hAnsi="Consolas" w:cs="Times New Roman"/>
+          <w:b/>
+          <w:bCs/>
+          <w:color w:val="F25A00"/>
+          <w:sz w:val="33"/>
+          <w:szCs w:val="33"/>
+          <w:lang w:eastAsia="es-ES"/>
+        </w:rPr>
+        <w:t>"</w:t>
+      </w:r>
+      <w:proofErr w:type="spellStart"/>
+      <w:r>
+        <w:rPr>
+          <w:rFonts w:ascii="Consolas" w:eastAsia="Times New Roman" w:hAnsi="Consolas" w:cs="Times New Roman"/>
+          <w:b/>
+          <w:bCs/>
+          <w:color w:val="F25A00"/>
+          <w:sz w:val="33"/>
+          <w:szCs w:val="33"/>
+          <w:lang w:eastAsia="es-ES"/>
+        </w:rPr>
+        <w:t>cajames</w:t>
+      </w:r>
+      <w:proofErr w:type="spellEnd"/>
+      <w:r>
+        <w:rPr>
+          <w:rFonts w:ascii="Consolas" w:eastAsia="Times New Roman" w:hAnsi="Consolas" w:cs="Times New Roman"/>
+          <w:b/>
+          <w:bCs/>
+          <w:color w:val="F25A00"/>
+          <w:sz w:val="33"/>
+          <w:szCs w:val="33"/>
+          <w:lang w:eastAsia="es-ES"/>
+        </w:rPr>
+        <w:t>"</w:t>
+      </w:r>
+      <w:r>
+        <w:rPr>
+          <w:rFonts w:ascii="Consolas" w:eastAsia="Times New Roman" w:hAnsi="Consolas" w:cs="Times New Roman"/>
+          <w:b/>
+          <w:bCs/>
+          <w:color w:val="000000"/>
+          <w:sz w:val="33"/>
+          <w:szCs w:val="33"/>
+          <w:lang w:eastAsia="es-ES"/>
+        </w:rPr>
+        <w:t>).</w:t>
+      </w:r>
+      <w:proofErr w:type="spellStart"/>
+      <w:r>
+        <w:rPr>
+          <w:rFonts w:ascii="Consolas" w:eastAsia="Times New Roman" w:hAnsi="Consolas" w:cs="Times New Roman"/>
+          <w:b/>
+          <w:bCs/>
+          <w:color w:val="000000"/>
+          <w:sz w:val="33"/>
+          <w:szCs w:val="33"/>
+          <w:lang w:eastAsia="es-ES"/>
+        </w:rPr>
+        <w:t>value</w:t>
+      </w:r>
+      <w:proofErr w:type="spellEnd"/>
+      <w:r>
+        <w:rPr>
+          <w:rFonts w:ascii="Consolas" w:eastAsia="Times New Roman" w:hAnsi="Consolas" w:cs="Times New Roman"/>
+          <w:b/>
+          <w:bCs/>
+          <w:color w:val="000000"/>
+          <w:sz w:val="33"/>
+          <w:szCs w:val="33"/>
+          <w:lang w:eastAsia="es-ES"/>
+        </w:rPr>
+        <w:t>)</w:t>
+      </w:r>
+    </w:p>
+    <w:p>
+      <w:pPr>
+        <w:shd w:val="clear" w:color="auto" w:fill="FFFFFF"/>
+        <w:spacing w:after="0" w:line="450" w:lineRule="atLeast"/>
+        <w:rPr>
+          <w:rFonts w:ascii="Consolas" w:eastAsia="Times New Roman" w:hAnsi="Consolas" w:cs="Times New Roman"/>
+          <w:b/>
+          <w:bCs/>
+          <w:color w:val="000000"/>
+          <w:sz w:val="33"/>
+          <w:szCs w:val="33"/>
+          <w:lang w:eastAsia="es-ES"/>
+        </w:rPr>
+      </w:pPr>
+      <w:r>
+        <w:rPr>
+          <w:rFonts w:ascii="Consolas" w:eastAsia="Times New Roman" w:hAnsi="Consolas" w:cs="Times New Roman"/>
+          <w:b/>
+          <w:bCs/>
+          <w:color w:val="000000"/>
+          <w:sz w:val="33"/>
+          <w:szCs w:val="33"/>
+          <w:lang w:eastAsia="es-ES"/>
+        </w:rPr>
+        <w:t xml:space="preserve">            </w:t>
+      </w:r>
+      <w:proofErr w:type="spellStart"/>
+      <w:proofErr w:type="gramStart"/>
+      <w:r>
+        <w:rPr>
+          <w:rFonts w:ascii="Consolas" w:eastAsia="Times New Roman" w:hAnsi="Consolas" w:cs="Times New Roman"/>
+          <w:b/>
+          <w:bCs/>
+          <w:i/>
+          <w:iCs/>
+          <w:color w:val="28C6E4"/>
+          <w:sz w:val="33"/>
+          <w:szCs w:val="33"/>
+          <w:lang w:eastAsia="es-ES"/>
+        </w:rPr>
+        <w:t>let</w:t>
+      </w:r>
+      <w:proofErr w:type="spellEnd"/>
+      <w:proofErr w:type="gramEnd"/>
+      <w:r>
+        <w:rPr>
+          <w:rFonts w:ascii="Consolas" w:eastAsia="Times New Roman" w:hAnsi="Consolas" w:cs="Times New Roman"/>
+          <w:b/>
+          <w:bCs/>
+          <w:color w:val="000000"/>
+          <w:sz w:val="33"/>
+          <w:szCs w:val="33"/>
+          <w:lang w:eastAsia="es-ES"/>
+        </w:rPr>
+        <w:t xml:space="preserve"> </w:t>
+      </w:r>
+      <w:proofErr w:type="spellStart"/>
+      <w:r>
+        <w:rPr>
+          <w:rFonts w:ascii="Consolas" w:eastAsia="Times New Roman" w:hAnsi="Consolas" w:cs="Times New Roman"/>
+          <w:b/>
+          <w:bCs/>
+          <w:color w:val="000000"/>
+          <w:sz w:val="33"/>
+          <w:szCs w:val="33"/>
+          <w:lang w:eastAsia="es-ES"/>
+        </w:rPr>
+        <w:t>anyo</w:t>
+      </w:r>
+      <w:proofErr w:type="spellEnd"/>
+      <w:r>
+        <w:rPr>
+          <w:rFonts w:ascii="Consolas" w:eastAsia="Times New Roman" w:hAnsi="Consolas" w:cs="Times New Roman"/>
+          <w:b/>
+          <w:bCs/>
+          <w:color w:val="000000"/>
+          <w:sz w:val="33"/>
+          <w:szCs w:val="33"/>
+          <w:lang w:eastAsia="es-ES"/>
+        </w:rPr>
+        <w:t xml:space="preserve"> </w:t>
+      </w:r>
+      <w:r>
+        <w:rPr>
+          <w:rFonts w:ascii="Consolas" w:eastAsia="Times New Roman" w:hAnsi="Consolas" w:cs="Times New Roman"/>
+          <w:b/>
+          <w:bCs/>
+          <w:color w:val="F92672"/>
+          <w:sz w:val="33"/>
+          <w:szCs w:val="33"/>
+          <w:lang w:eastAsia="es-ES"/>
+        </w:rPr>
+        <w:t>=</w:t>
+      </w:r>
+      <w:r>
+        <w:rPr>
+          <w:rFonts w:ascii="Consolas" w:eastAsia="Times New Roman" w:hAnsi="Consolas" w:cs="Times New Roman"/>
+          <w:b/>
+          <w:bCs/>
+          <w:color w:val="000000"/>
+          <w:sz w:val="33"/>
+          <w:szCs w:val="33"/>
+          <w:lang w:eastAsia="es-ES"/>
+        </w:rPr>
+        <w:t xml:space="preserve"> </w:t>
+      </w:r>
+      <w:proofErr w:type="spellStart"/>
+      <w:r>
+        <w:rPr>
+          <w:rFonts w:ascii="Consolas" w:eastAsia="Times New Roman" w:hAnsi="Consolas" w:cs="Times New Roman"/>
+          <w:b/>
+          <w:bCs/>
+          <w:color w:val="6AAF19"/>
+          <w:sz w:val="33"/>
+          <w:szCs w:val="33"/>
+          <w:lang w:eastAsia="es-ES"/>
+        </w:rPr>
+        <w:t>parseInt</w:t>
+      </w:r>
+      <w:proofErr w:type="spellEnd"/>
+      <w:r>
+        <w:rPr>
+          <w:rFonts w:ascii="Consolas" w:eastAsia="Times New Roman" w:hAnsi="Consolas" w:cs="Times New Roman"/>
+          <w:b/>
+          <w:bCs/>
+          <w:color w:val="000000"/>
+          <w:sz w:val="33"/>
+          <w:szCs w:val="33"/>
+          <w:lang w:eastAsia="es-ES"/>
+        </w:rPr>
+        <w:t>(</w:t>
+      </w:r>
+      <w:proofErr w:type="spellStart"/>
+      <w:r>
+        <w:rPr>
+          <w:rFonts w:ascii="Consolas" w:eastAsia="Times New Roman" w:hAnsi="Consolas" w:cs="Times New Roman"/>
+          <w:b/>
+          <w:bCs/>
+          <w:color w:val="000000"/>
+          <w:sz w:val="33"/>
+          <w:szCs w:val="33"/>
+          <w:lang w:eastAsia="es-ES"/>
+        </w:rPr>
+        <w:t>document.</w:t>
+      </w:r>
+      <w:r>
+        <w:rPr>
+          <w:rFonts w:ascii="Consolas" w:eastAsia="Times New Roman" w:hAnsi="Consolas" w:cs="Times New Roman"/>
+          <w:b/>
+          <w:bCs/>
+          <w:color w:val="6AAF19"/>
+          <w:sz w:val="33"/>
+          <w:szCs w:val="33"/>
+          <w:lang w:eastAsia="es-ES"/>
+        </w:rPr>
+        <w:t>getElementById</w:t>
+      </w:r>
+      <w:proofErr w:type="spellEnd"/>
+      <w:r>
+        <w:rPr>
+          <w:rFonts w:ascii="Consolas" w:eastAsia="Times New Roman" w:hAnsi="Consolas" w:cs="Times New Roman"/>
+          <w:b/>
+          <w:bCs/>
+          <w:color w:val="000000"/>
+          <w:sz w:val="33"/>
+          <w:szCs w:val="33"/>
+          <w:lang w:eastAsia="es-ES"/>
+        </w:rPr>
+        <w:t>(</w:t>
+      </w:r>
+      <w:r>
+        <w:rPr>
+          <w:rFonts w:ascii="Consolas" w:eastAsia="Times New Roman" w:hAnsi="Consolas" w:cs="Times New Roman"/>
+          <w:b/>
+          <w:bCs/>
+          <w:color w:val="F25A00"/>
+          <w:sz w:val="33"/>
+          <w:szCs w:val="33"/>
+          <w:lang w:eastAsia="es-ES"/>
+        </w:rPr>
+        <w:t>"</w:t>
+      </w:r>
+      <w:proofErr w:type="spellStart"/>
+      <w:r>
+        <w:rPr>
+          <w:rFonts w:ascii="Consolas" w:eastAsia="Times New Roman" w:hAnsi="Consolas" w:cs="Times New Roman"/>
+          <w:b/>
+          <w:bCs/>
+          <w:color w:val="F25A00"/>
+          <w:sz w:val="33"/>
+          <w:szCs w:val="33"/>
+          <w:lang w:eastAsia="es-ES"/>
+        </w:rPr>
+        <w:t>cajaanyo</w:t>
+      </w:r>
+      <w:proofErr w:type="spellEnd"/>
+      <w:r>
+        <w:rPr>
+          <w:rFonts w:ascii="Consolas" w:eastAsia="Times New Roman" w:hAnsi="Consolas" w:cs="Times New Roman"/>
+          <w:b/>
+          <w:bCs/>
+          <w:color w:val="F25A00"/>
+          <w:sz w:val="33"/>
+          <w:szCs w:val="33"/>
+          <w:lang w:eastAsia="es-ES"/>
+        </w:rPr>
+        <w:t>"</w:t>
+      </w:r>
+      <w:r>
+        <w:rPr>
+          <w:rFonts w:ascii="Consolas" w:eastAsia="Times New Roman" w:hAnsi="Consolas" w:cs="Times New Roman"/>
+          <w:b/>
+          <w:bCs/>
+          <w:color w:val="000000"/>
+          <w:sz w:val="33"/>
+          <w:szCs w:val="33"/>
+          <w:lang w:eastAsia="es-ES"/>
+        </w:rPr>
+        <w:t>).</w:t>
+      </w:r>
+      <w:proofErr w:type="spellStart"/>
+      <w:r>
+        <w:rPr>
+          <w:rFonts w:ascii="Consolas" w:eastAsia="Times New Roman" w:hAnsi="Consolas" w:cs="Times New Roman"/>
+          <w:b/>
+          <w:bCs/>
+          <w:color w:val="000000"/>
+          <w:sz w:val="33"/>
+          <w:szCs w:val="33"/>
+          <w:lang w:eastAsia="es-ES"/>
+        </w:rPr>
+        <w:t>value</w:t>
+      </w:r>
+      <w:proofErr w:type="spellEnd"/>
+      <w:r>
+        <w:rPr>
+          <w:rFonts w:ascii="Consolas" w:eastAsia="Times New Roman" w:hAnsi="Consolas" w:cs="Times New Roman"/>
+          <w:b/>
+          <w:bCs/>
+          <w:color w:val="000000"/>
+          <w:sz w:val="33"/>
+          <w:szCs w:val="33"/>
+          <w:lang w:eastAsia="es-ES"/>
+        </w:rPr>
+        <w:t>)</w:t>
+      </w:r>
+    </w:p>
+    <w:p>
+      <w:pPr>
+        <w:shd w:val="clear" w:color="auto" w:fill="FFFFFF"/>
+        <w:spacing w:after="0" w:line="450" w:lineRule="atLeast"/>
+        <w:rPr>
+          <w:rFonts w:ascii="Consolas" w:eastAsia="Times New Roman" w:hAnsi="Consolas" w:cs="Times New Roman"/>
+          <w:b/>
+          <w:bCs/>
+          <w:color w:val="000000"/>
+          <w:sz w:val="33"/>
+          <w:szCs w:val="33"/>
+          <w:lang w:eastAsia="es-ES"/>
+        </w:rPr>
+      </w:pPr>
+      <w:r>
+        <w:rPr>
+          <w:rFonts w:ascii="Consolas" w:eastAsia="Times New Roman" w:hAnsi="Consolas" w:cs="Times New Roman"/>
+          <w:b/>
+          <w:bCs/>
+          <w:color w:val="000000"/>
+          <w:sz w:val="33"/>
+          <w:szCs w:val="33"/>
+          <w:lang w:eastAsia="es-ES"/>
+        </w:rPr>
+        <w:t xml:space="preserve">            </w:t>
+      </w:r>
+      <w:r>
+        <w:rPr>
+          <w:rFonts w:ascii="Consolas" w:eastAsia="Times New Roman" w:hAnsi="Consolas" w:cs="Times New Roman"/>
+          <w:b/>
+          <w:bCs/>
+          <w:color w:val="9F9F8F"/>
+          <w:sz w:val="33"/>
+          <w:szCs w:val="33"/>
+          <w:lang w:eastAsia="es-ES"/>
+        </w:rPr>
+        <w:t xml:space="preserve">//hacemos el </w:t>
+      </w:r>
+      <w:proofErr w:type="spellStart"/>
+      <w:proofErr w:type="gramStart"/>
+      <w:r>
+        <w:rPr>
+          <w:rFonts w:ascii="Consolas" w:eastAsia="Times New Roman" w:hAnsi="Consolas" w:cs="Times New Roman"/>
+          <w:b/>
+          <w:bCs/>
+          <w:color w:val="9F9F8F"/>
+          <w:sz w:val="33"/>
+          <w:szCs w:val="33"/>
+          <w:lang w:eastAsia="es-ES"/>
+        </w:rPr>
+        <w:t>calculo</w:t>
+      </w:r>
+      <w:proofErr w:type="spellEnd"/>
+      <w:proofErr w:type="gramEnd"/>
+      <w:r>
+        <w:rPr>
+          <w:rFonts w:ascii="Consolas" w:eastAsia="Times New Roman" w:hAnsi="Consolas" w:cs="Times New Roman"/>
+          <w:b/>
+          <w:bCs/>
+          <w:color w:val="9F9F8F"/>
+          <w:sz w:val="33"/>
+          <w:szCs w:val="33"/>
+          <w:lang w:eastAsia="es-ES"/>
+        </w:rPr>
+        <w:t xml:space="preserve"> dependiendo del mes</w:t>
+      </w:r>
+    </w:p>
+    <w:p>
+      <w:pPr>
+        <w:shd w:val="clear" w:color="auto" w:fill="FFFFFF"/>
+        <w:spacing w:after="0" w:line="450" w:lineRule="atLeast"/>
+        <w:rPr>
+          <w:rFonts w:ascii="Consolas" w:eastAsia="Times New Roman" w:hAnsi="Consolas" w:cs="Times New Roman"/>
+          <w:b/>
+          <w:bCs/>
+          <w:color w:val="000000"/>
+          <w:sz w:val="33"/>
+          <w:szCs w:val="33"/>
+          <w:lang w:eastAsia="es-ES"/>
+        </w:rPr>
+      </w:pPr>
+      <w:r>
+        <w:rPr>
+          <w:rFonts w:ascii="Consolas" w:eastAsia="Times New Roman" w:hAnsi="Consolas" w:cs="Times New Roman"/>
+          <w:b/>
+          <w:bCs/>
+          <w:color w:val="000000"/>
+          <w:sz w:val="33"/>
+          <w:szCs w:val="33"/>
+          <w:lang w:eastAsia="es-ES"/>
+        </w:rPr>
+        <w:t xml:space="preserve">            </w:t>
+      </w:r>
+      <w:proofErr w:type="spellStart"/>
+      <w:proofErr w:type="gramStart"/>
+      <w:r>
+        <w:rPr>
+          <w:rFonts w:ascii="Consolas" w:eastAsia="Times New Roman" w:hAnsi="Consolas" w:cs="Times New Roman"/>
+          <w:b/>
+          <w:bCs/>
+          <w:color w:val="F92672"/>
+          <w:sz w:val="33"/>
+          <w:szCs w:val="33"/>
+          <w:lang w:eastAsia="es-ES"/>
+        </w:rPr>
+        <w:t>if</w:t>
+      </w:r>
+      <w:proofErr w:type="spellEnd"/>
+      <w:proofErr w:type="gramEnd"/>
+      <w:r>
+        <w:rPr>
+          <w:rFonts w:ascii="Consolas" w:eastAsia="Times New Roman" w:hAnsi="Consolas" w:cs="Times New Roman"/>
+          <w:b/>
+          <w:bCs/>
+          <w:color w:val="000000"/>
+          <w:sz w:val="33"/>
+          <w:szCs w:val="33"/>
+          <w:lang w:eastAsia="es-ES"/>
+        </w:rPr>
+        <w:t xml:space="preserve"> (mes </w:t>
+      </w:r>
+      <w:r>
+        <w:rPr>
+          <w:rFonts w:ascii="Consolas" w:eastAsia="Times New Roman" w:hAnsi="Consolas" w:cs="Times New Roman"/>
+          <w:b/>
+          <w:bCs/>
+          <w:color w:val="F92672"/>
+          <w:sz w:val="33"/>
+          <w:szCs w:val="33"/>
+          <w:lang w:eastAsia="es-ES"/>
+        </w:rPr>
+        <w:t>==</w:t>
+      </w:r>
+      <w:r>
+        <w:rPr>
+          <w:rFonts w:ascii="Consolas" w:eastAsia="Times New Roman" w:hAnsi="Consolas" w:cs="Times New Roman"/>
+          <w:b/>
+          <w:bCs/>
+          <w:color w:val="000000"/>
+          <w:sz w:val="33"/>
+          <w:szCs w:val="33"/>
+          <w:lang w:eastAsia="es-ES"/>
+        </w:rPr>
+        <w:t xml:space="preserve"> </w:t>
+      </w:r>
+      <w:r>
+        <w:rPr>
+          <w:rFonts w:ascii="Consolas" w:eastAsia="Times New Roman" w:hAnsi="Consolas" w:cs="Times New Roman"/>
+          <w:b/>
+          <w:bCs/>
+          <w:color w:val="AE81FF"/>
+          <w:sz w:val="33"/>
+          <w:szCs w:val="33"/>
+          <w:lang w:eastAsia="es-ES"/>
+        </w:rPr>
+        <w:t>1</w:t>
+      </w:r>
+      <w:r>
+        <w:rPr>
+          <w:rFonts w:ascii="Consolas" w:eastAsia="Times New Roman" w:hAnsi="Consolas" w:cs="Times New Roman"/>
+          <w:b/>
+          <w:bCs/>
+          <w:color w:val="000000"/>
+          <w:sz w:val="33"/>
+          <w:szCs w:val="33"/>
+          <w:lang w:eastAsia="es-ES"/>
+        </w:rPr>
+        <w:t>){</w:t>
+      </w:r>
+    </w:p>
+    <w:p>
+      <w:pPr>
+        <w:shd w:val="clear" w:color="auto" w:fill="FFFFFF"/>
+        <w:spacing w:after="0" w:line="450" w:lineRule="atLeast"/>
+        <w:rPr>
+          <w:rFonts w:ascii="Consolas" w:eastAsia="Times New Roman" w:hAnsi="Consolas" w:cs="Times New Roman"/>
+          <w:b/>
+          <w:bCs/>
+          <w:color w:val="000000"/>
+          <w:sz w:val="33"/>
+          <w:szCs w:val="33"/>
+          <w:lang w:eastAsia="es-ES"/>
+        </w:rPr>
+      </w:pPr>
+      <w:r>
+        <w:rPr>
+          <w:rFonts w:ascii="Consolas" w:eastAsia="Times New Roman" w:hAnsi="Consolas" w:cs="Times New Roman"/>
+          <w:b/>
+          <w:bCs/>
+          <w:color w:val="000000"/>
+          <w:sz w:val="33"/>
+          <w:szCs w:val="33"/>
+          <w:lang w:eastAsia="es-ES"/>
+        </w:rPr>
+        <w:t xml:space="preserve">                </w:t>
+      </w:r>
+      <w:proofErr w:type="gramStart"/>
+      <w:r>
+        <w:rPr>
+          <w:rFonts w:ascii="Consolas" w:eastAsia="Times New Roman" w:hAnsi="Consolas" w:cs="Times New Roman"/>
+          <w:b/>
+          <w:bCs/>
+          <w:color w:val="000000"/>
+          <w:sz w:val="33"/>
+          <w:szCs w:val="33"/>
+          <w:lang w:eastAsia="es-ES"/>
+        </w:rPr>
+        <w:t>mes</w:t>
+      </w:r>
+      <w:proofErr w:type="gramEnd"/>
+      <w:r>
+        <w:rPr>
+          <w:rFonts w:ascii="Consolas" w:eastAsia="Times New Roman" w:hAnsi="Consolas" w:cs="Times New Roman"/>
+          <w:b/>
+          <w:bCs/>
+          <w:color w:val="000000"/>
+          <w:sz w:val="33"/>
+          <w:szCs w:val="33"/>
+          <w:lang w:eastAsia="es-ES"/>
+        </w:rPr>
+        <w:t xml:space="preserve"> </w:t>
+      </w:r>
+      <w:r>
+        <w:rPr>
+          <w:rFonts w:ascii="Consolas" w:eastAsia="Times New Roman" w:hAnsi="Consolas" w:cs="Times New Roman"/>
+          <w:b/>
+          <w:bCs/>
+          <w:color w:val="F92672"/>
+          <w:sz w:val="33"/>
+          <w:szCs w:val="33"/>
+          <w:lang w:eastAsia="es-ES"/>
+        </w:rPr>
+        <w:t>=</w:t>
+      </w:r>
+      <w:r>
+        <w:rPr>
+          <w:rFonts w:ascii="Consolas" w:eastAsia="Times New Roman" w:hAnsi="Consolas" w:cs="Times New Roman"/>
+          <w:b/>
+          <w:bCs/>
+          <w:color w:val="000000"/>
+          <w:sz w:val="33"/>
+          <w:szCs w:val="33"/>
+          <w:lang w:eastAsia="es-ES"/>
+        </w:rPr>
+        <w:t xml:space="preserve"> </w:t>
+      </w:r>
+      <w:r>
+        <w:rPr>
+          <w:rFonts w:ascii="Consolas" w:eastAsia="Times New Roman" w:hAnsi="Consolas" w:cs="Times New Roman"/>
+          <w:b/>
+          <w:bCs/>
+          <w:color w:val="AE81FF"/>
+          <w:sz w:val="33"/>
+          <w:szCs w:val="33"/>
+          <w:lang w:eastAsia="es-ES"/>
+        </w:rPr>
+        <w:t>13</w:t>
+      </w:r>
+      <w:r>
+        <w:rPr>
+          <w:rFonts w:ascii="Consolas" w:eastAsia="Times New Roman" w:hAnsi="Consolas" w:cs="Times New Roman"/>
+          <w:b/>
+          <w:bCs/>
+          <w:color w:val="000000"/>
+          <w:sz w:val="33"/>
+          <w:szCs w:val="33"/>
+          <w:lang w:eastAsia="es-ES"/>
+        </w:rPr>
+        <w:t>;</w:t>
+      </w:r>
+    </w:p>
+    <w:p>
+      <w:pPr>
+        <w:shd w:val="clear" w:color="auto" w:fill="FFFFFF"/>
+        <w:spacing w:after="0" w:line="450" w:lineRule="atLeast"/>
+        <w:rPr>
+          <w:rFonts w:ascii="Consolas" w:eastAsia="Times New Roman" w:hAnsi="Consolas" w:cs="Times New Roman"/>
+          <w:b/>
+          <w:bCs/>
+          <w:color w:val="000000"/>
+          <w:sz w:val="33"/>
+          <w:szCs w:val="33"/>
+          <w:lang w:eastAsia="es-ES"/>
+        </w:rPr>
+      </w:pPr>
+      <w:r>
+        <w:rPr>
+          <w:rFonts w:ascii="Consolas" w:eastAsia="Times New Roman" w:hAnsi="Consolas" w:cs="Times New Roman"/>
+          <w:b/>
+          <w:bCs/>
+          <w:color w:val="000000"/>
+          <w:sz w:val="33"/>
+          <w:szCs w:val="33"/>
+          <w:lang w:eastAsia="es-ES"/>
+        </w:rPr>
+        <w:t xml:space="preserve">                </w:t>
+      </w:r>
+      <w:proofErr w:type="spellStart"/>
+      <w:proofErr w:type="gramStart"/>
+      <w:r>
+        <w:rPr>
+          <w:rFonts w:ascii="Consolas" w:eastAsia="Times New Roman" w:hAnsi="Consolas" w:cs="Times New Roman"/>
+          <w:b/>
+          <w:bCs/>
+          <w:color w:val="000000"/>
+          <w:sz w:val="33"/>
+          <w:szCs w:val="33"/>
+          <w:lang w:eastAsia="es-ES"/>
+        </w:rPr>
+        <w:t>anyo</w:t>
+      </w:r>
+      <w:proofErr w:type="spellEnd"/>
+      <w:proofErr w:type="gramEnd"/>
+      <w:r>
+        <w:rPr>
+          <w:rFonts w:ascii="Consolas" w:eastAsia="Times New Roman" w:hAnsi="Consolas" w:cs="Times New Roman"/>
+          <w:b/>
+          <w:bCs/>
+          <w:color w:val="000000"/>
+          <w:sz w:val="33"/>
+          <w:szCs w:val="33"/>
+          <w:lang w:eastAsia="es-ES"/>
+        </w:rPr>
+        <w:t xml:space="preserve"> </w:t>
+      </w:r>
+      <w:r>
+        <w:rPr>
+          <w:rFonts w:ascii="Consolas" w:eastAsia="Times New Roman" w:hAnsi="Consolas" w:cs="Times New Roman"/>
+          <w:b/>
+          <w:bCs/>
+          <w:color w:val="F92672"/>
+          <w:sz w:val="33"/>
+          <w:szCs w:val="33"/>
+          <w:lang w:eastAsia="es-ES"/>
+        </w:rPr>
+        <w:t>=</w:t>
+      </w:r>
+      <w:r>
+        <w:rPr>
+          <w:rFonts w:ascii="Consolas" w:eastAsia="Times New Roman" w:hAnsi="Consolas" w:cs="Times New Roman"/>
+          <w:b/>
+          <w:bCs/>
+          <w:color w:val="000000"/>
+          <w:sz w:val="33"/>
+          <w:szCs w:val="33"/>
+          <w:lang w:eastAsia="es-ES"/>
+        </w:rPr>
+        <w:t xml:space="preserve"> </w:t>
+      </w:r>
+      <w:proofErr w:type="spellStart"/>
+      <w:r>
+        <w:rPr>
+          <w:rFonts w:ascii="Consolas" w:eastAsia="Times New Roman" w:hAnsi="Consolas" w:cs="Times New Roman"/>
+          <w:b/>
+          <w:bCs/>
+          <w:color w:val="000000"/>
+          <w:sz w:val="33"/>
+          <w:szCs w:val="33"/>
+          <w:lang w:eastAsia="es-ES"/>
+        </w:rPr>
+        <w:t>anyo</w:t>
+      </w:r>
+      <w:proofErr w:type="spellEnd"/>
+      <w:r>
+        <w:rPr>
+          <w:rFonts w:ascii="Consolas" w:eastAsia="Times New Roman" w:hAnsi="Consolas" w:cs="Times New Roman"/>
+          <w:b/>
+          <w:bCs/>
+          <w:color w:val="000000"/>
+          <w:sz w:val="33"/>
+          <w:szCs w:val="33"/>
+          <w:lang w:eastAsia="es-ES"/>
+        </w:rPr>
+        <w:t xml:space="preserve"> </w:t>
+      </w:r>
+      <w:r>
+        <w:rPr>
+          <w:rFonts w:ascii="Consolas" w:eastAsia="Times New Roman" w:hAnsi="Consolas" w:cs="Times New Roman"/>
+          <w:b/>
+          <w:bCs/>
+          <w:color w:val="F92672"/>
+          <w:sz w:val="33"/>
+          <w:szCs w:val="33"/>
+          <w:lang w:eastAsia="es-ES"/>
+        </w:rPr>
+        <w:t>-</w:t>
+      </w:r>
+      <w:r>
+        <w:rPr>
+          <w:rFonts w:ascii="Consolas" w:eastAsia="Times New Roman" w:hAnsi="Consolas" w:cs="Times New Roman"/>
+          <w:b/>
+          <w:bCs/>
+          <w:color w:val="000000"/>
+          <w:sz w:val="33"/>
+          <w:szCs w:val="33"/>
+          <w:lang w:eastAsia="es-ES"/>
+        </w:rPr>
+        <w:t xml:space="preserve"> </w:t>
+      </w:r>
+      <w:r>
+        <w:rPr>
+          <w:rFonts w:ascii="Consolas" w:eastAsia="Times New Roman" w:hAnsi="Consolas" w:cs="Times New Roman"/>
+          <w:b/>
+          <w:bCs/>
+          <w:color w:val="AE81FF"/>
+          <w:sz w:val="33"/>
+          <w:szCs w:val="33"/>
+          <w:lang w:eastAsia="es-ES"/>
+        </w:rPr>
+        <w:t>1</w:t>
+      </w:r>
+      <w:r>
+        <w:rPr>
+          <w:rFonts w:ascii="Consolas" w:eastAsia="Times New Roman" w:hAnsi="Consolas" w:cs="Times New Roman"/>
+          <w:b/>
+          <w:bCs/>
+          <w:color w:val="000000"/>
+          <w:sz w:val="33"/>
+          <w:szCs w:val="33"/>
+          <w:lang w:eastAsia="es-ES"/>
+        </w:rPr>
+        <w:t>;</w:t>
+      </w:r>
+    </w:p>
+    <w:p>
+      <w:pPr>
+        <w:shd w:val="clear" w:color="auto" w:fill="FFFFFF"/>
+        <w:spacing w:after="0" w:line="450" w:lineRule="atLeast"/>
+        <w:rPr>
+          <w:rFonts w:ascii="Consolas" w:eastAsia="Times New Roman" w:hAnsi="Consolas" w:cs="Times New Roman"/>
+          <w:b/>
+          <w:bCs/>
+          <w:color w:val="000000"/>
+          <w:sz w:val="33"/>
+          <w:szCs w:val="33"/>
+          <w:lang w:eastAsia="es-ES"/>
+        </w:rPr>
+      </w:pPr>
+      <w:r>
+        <w:rPr>
+          <w:rFonts w:ascii="Consolas" w:eastAsia="Times New Roman" w:hAnsi="Consolas" w:cs="Times New Roman"/>
+          <w:b/>
+          <w:bCs/>
+          <w:color w:val="000000"/>
+          <w:sz w:val="33"/>
+          <w:szCs w:val="33"/>
+          <w:lang w:eastAsia="es-ES"/>
+        </w:rPr>
+        <w:t>            }</w:t>
+      </w:r>
+      <w:proofErr w:type="spellStart"/>
+      <w:proofErr w:type="gramStart"/>
+      <w:r>
+        <w:rPr>
+          <w:rFonts w:ascii="Consolas" w:eastAsia="Times New Roman" w:hAnsi="Consolas" w:cs="Times New Roman"/>
+          <w:b/>
+          <w:bCs/>
+          <w:color w:val="F92672"/>
+          <w:sz w:val="33"/>
+          <w:szCs w:val="33"/>
+          <w:lang w:eastAsia="es-ES"/>
+        </w:rPr>
+        <w:t>else</w:t>
+      </w:r>
+      <w:proofErr w:type="spellEnd"/>
+      <w:proofErr w:type="gramEnd"/>
+      <w:r>
+        <w:rPr>
+          <w:rFonts w:ascii="Consolas" w:eastAsia="Times New Roman" w:hAnsi="Consolas" w:cs="Times New Roman"/>
+          <w:b/>
+          <w:bCs/>
+          <w:color w:val="000000"/>
+          <w:sz w:val="33"/>
+          <w:szCs w:val="33"/>
+          <w:lang w:eastAsia="es-ES"/>
+        </w:rPr>
+        <w:t xml:space="preserve"> </w:t>
+      </w:r>
+      <w:proofErr w:type="spellStart"/>
+      <w:r>
+        <w:rPr>
+          <w:rFonts w:ascii="Consolas" w:eastAsia="Times New Roman" w:hAnsi="Consolas" w:cs="Times New Roman"/>
+          <w:b/>
+          <w:bCs/>
+          <w:color w:val="F92672"/>
+          <w:sz w:val="33"/>
+          <w:szCs w:val="33"/>
+          <w:lang w:eastAsia="es-ES"/>
+        </w:rPr>
+        <w:t>if</w:t>
+      </w:r>
+      <w:proofErr w:type="spellEnd"/>
+      <w:r>
+        <w:rPr>
+          <w:rFonts w:ascii="Consolas" w:eastAsia="Times New Roman" w:hAnsi="Consolas" w:cs="Times New Roman"/>
+          <w:b/>
+          <w:bCs/>
+          <w:color w:val="000000"/>
+          <w:sz w:val="33"/>
+          <w:szCs w:val="33"/>
+          <w:lang w:eastAsia="es-ES"/>
+        </w:rPr>
+        <w:t xml:space="preserve"> (mes </w:t>
+      </w:r>
+      <w:r>
+        <w:rPr>
+          <w:rFonts w:ascii="Consolas" w:eastAsia="Times New Roman" w:hAnsi="Consolas" w:cs="Times New Roman"/>
+          <w:b/>
+          <w:bCs/>
+          <w:color w:val="F92672"/>
+          <w:sz w:val="33"/>
+          <w:szCs w:val="33"/>
+          <w:lang w:eastAsia="es-ES"/>
+        </w:rPr>
+        <w:t>==</w:t>
+      </w:r>
+      <w:r>
+        <w:rPr>
+          <w:rFonts w:ascii="Consolas" w:eastAsia="Times New Roman" w:hAnsi="Consolas" w:cs="Times New Roman"/>
+          <w:b/>
+          <w:bCs/>
+          <w:color w:val="000000"/>
+          <w:sz w:val="33"/>
+          <w:szCs w:val="33"/>
+          <w:lang w:eastAsia="es-ES"/>
+        </w:rPr>
+        <w:t xml:space="preserve"> </w:t>
+      </w:r>
+      <w:r>
+        <w:rPr>
+          <w:rFonts w:ascii="Consolas" w:eastAsia="Times New Roman" w:hAnsi="Consolas" w:cs="Times New Roman"/>
+          <w:b/>
+          <w:bCs/>
+          <w:color w:val="AE81FF"/>
+          <w:sz w:val="33"/>
+          <w:szCs w:val="33"/>
+          <w:lang w:eastAsia="es-ES"/>
+        </w:rPr>
+        <w:t>2</w:t>
+      </w:r>
+      <w:r>
+        <w:rPr>
+          <w:rFonts w:ascii="Consolas" w:eastAsia="Times New Roman" w:hAnsi="Consolas" w:cs="Times New Roman"/>
+          <w:b/>
+          <w:bCs/>
+          <w:color w:val="000000"/>
+          <w:sz w:val="33"/>
+          <w:szCs w:val="33"/>
+          <w:lang w:eastAsia="es-ES"/>
+        </w:rPr>
+        <w:t>){</w:t>
+      </w:r>
+    </w:p>
+    <w:p>
+      <w:pPr>
+        <w:shd w:val="clear" w:color="auto" w:fill="FFFFFF"/>
+        <w:spacing w:after="0" w:line="450" w:lineRule="atLeast"/>
+        <w:rPr>
+          <w:rFonts w:ascii="Consolas" w:eastAsia="Times New Roman" w:hAnsi="Consolas" w:cs="Times New Roman"/>
+          <w:b/>
+          <w:bCs/>
+          <w:color w:val="000000"/>
+          <w:sz w:val="33"/>
+          <w:szCs w:val="33"/>
+          <w:lang w:eastAsia="es-ES"/>
+        </w:rPr>
+      </w:pPr>
+      <w:r>
+        <w:rPr>
+          <w:rFonts w:ascii="Consolas" w:eastAsia="Times New Roman" w:hAnsi="Consolas" w:cs="Times New Roman"/>
+          <w:b/>
+          <w:bCs/>
+          <w:color w:val="000000"/>
+          <w:sz w:val="33"/>
+          <w:szCs w:val="33"/>
+          <w:lang w:eastAsia="es-ES"/>
+        </w:rPr>
+        <w:t xml:space="preserve">                </w:t>
+      </w:r>
+      <w:proofErr w:type="gramStart"/>
+      <w:r>
+        <w:rPr>
+          <w:rFonts w:ascii="Consolas" w:eastAsia="Times New Roman" w:hAnsi="Consolas" w:cs="Times New Roman"/>
+          <w:b/>
+          <w:bCs/>
+          <w:color w:val="000000"/>
+          <w:sz w:val="33"/>
+          <w:szCs w:val="33"/>
+          <w:lang w:eastAsia="es-ES"/>
+        </w:rPr>
+        <w:t>mes</w:t>
+      </w:r>
+      <w:proofErr w:type="gramEnd"/>
+      <w:r>
+        <w:rPr>
+          <w:rFonts w:ascii="Consolas" w:eastAsia="Times New Roman" w:hAnsi="Consolas" w:cs="Times New Roman"/>
+          <w:b/>
+          <w:bCs/>
+          <w:color w:val="000000"/>
+          <w:sz w:val="33"/>
+          <w:szCs w:val="33"/>
+          <w:lang w:eastAsia="es-ES"/>
+        </w:rPr>
+        <w:t xml:space="preserve"> </w:t>
+      </w:r>
+      <w:r>
+        <w:rPr>
+          <w:rFonts w:ascii="Consolas" w:eastAsia="Times New Roman" w:hAnsi="Consolas" w:cs="Times New Roman"/>
+          <w:b/>
+          <w:bCs/>
+          <w:color w:val="F92672"/>
+          <w:sz w:val="33"/>
+          <w:szCs w:val="33"/>
+          <w:lang w:eastAsia="es-ES"/>
+        </w:rPr>
+        <w:t>=</w:t>
+      </w:r>
+      <w:r>
+        <w:rPr>
+          <w:rFonts w:ascii="Consolas" w:eastAsia="Times New Roman" w:hAnsi="Consolas" w:cs="Times New Roman"/>
+          <w:b/>
+          <w:bCs/>
+          <w:color w:val="000000"/>
+          <w:sz w:val="33"/>
+          <w:szCs w:val="33"/>
+          <w:lang w:eastAsia="es-ES"/>
+        </w:rPr>
+        <w:t xml:space="preserve"> </w:t>
+      </w:r>
+      <w:r>
+        <w:rPr>
+          <w:rFonts w:ascii="Consolas" w:eastAsia="Times New Roman" w:hAnsi="Consolas" w:cs="Times New Roman"/>
+          <w:b/>
+          <w:bCs/>
+          <w:color w:val="AE81FF"/>
+          <w:sz w:val="33"/>
+          <w:szCs w:val="33"/>
+          <w:lang w:eastAsia="es-ES"/>
+        </w:rPr>
+        <w:t>14</w:t>
+      </w:r>
+      <w:r>
+        <w:rPr>
+          <w:rFonts w:ascii="Consolas" w:eastAsia="Times New Roman" w:hAnsi="Consolas" w:cs="Times New Roman"/>
+          <w:b/>
+          <w:bCs/>
+          <w:color w:val="000000"/>
+          <w:sz w:val="33"/>
+          <w:szCs w:val="33"/>
+          <w:lang w:eastAsia="es-ES"/>
+        </w:rPr>
+        <w:t>;</w:t>
+      </w:r>
+    </w:p>
+    <w:p>
+      <w:pPr>
+        <w:shd w:val="clear" w:color="auto" w:fill="FFFFFF"/>
+        <w:spacing w:after="0" w:line="450" w:lineRule="atLeast"/>
+        <w:rPr>
+          <w:rFonts w:ascii="Consolas" w:eastAsia="Times New Roman" w:hAnsi="Consolas" w:cs="Times New Roman"/>
+          <w:b/>
+          <w:bCs/>
+          <w:color w:val="000000"/>
+          <w:sz w:val="33"/>
+          <w:szCs w:val="33"/>
+          <w:lang w:eastAsia="es-ES"/>
+        </w:rPr>
+      </w:pPr>
+      <w:r>
+        <w:rPr>
+          <w:rFonts w:ascii="Consolas" w:eastAsia="Times New Roman" w:hAnsi="Consolas" w:cs="Times New Roman"/>
+          <w:b/>
+          <w:bCs/>
+          <w:color w:val="000000"/>
+          <w:sz w:val="33"/>
+          <w:szCs w:val="33"/>
+          <w:lang w:eastAsia="es-ES"/>
+        </w:rPr>
+        <w:t xml:space="preserve">                </w:t>
+      </w:r>
+      <w:proofErr w:type="spellStart"/>
+      <w:proofErr w:type="gramStart"/>
+      <w:r>
+        <w:rPr>
+          <w:rFonts w:ascii="Consolas" w:eastAsia="Times New Roman" w:hAnsi="Consolas" w:cs="Times New Roman"/>
+          <w:b/>
+          <w:bCs/>
+          <w:color w:val="000000"/>
+          <w:sz w:val="33"/>
+          <w:szCs w:val="33"/>
+          <w:lang w:eastAsia="es-ES"/>
+        </w:rPr>
+        <w:t>anyo</w:t>
+      </w:r>
+      <w:proofErr w:type="spellEnd"/>
+      <w:r>
+        <w:rPr>
+          <w:rFonts w:ascii="Consolas" w:eastAsia="Times New Roman" w:hAnsi="Consolas" w:cs="Times New Roman"/>
+          <w:b/>
+          <w:bCs/>
+          <w:color w:val="F92672"/>
+          <w:sz w:val="33"/>
+          <w:szCs w:val="33"/>
+          <w:lang w:eastAsia="es-ES"/>
+        </w:rPr>
+        <w:t>--</w:t>
+      </w:r>
+      <w:proofErr w:type="gramEnd"/>
+      <w:r>
+        <w:rPr>
+          <w:rFonts w:ascii="Consolas" w:eastAsia="Times New Roman" w:hAnsi="Consolas" w:cs="Times New Roman"/>
+          <w:b/>
+          <w:bCs/>
+          <w:color w:val="000000"/>
+          <w:sz w:val="33"/>
+          <w:szCs w:val="33"/>
+          <w:lang w:eastAsia="es-ES"/>
+        </w:rPr>
+        <w:t>;</w:t>
+      </w:r>
+    </w:p>
+    <w:p>
+      <w:pPr>
+        <w:shd w:val="clear" w:color="auto" w:fill="FFFFFF"/>
+        <w:spacing w:after="0" w:line="450" w:lineRule="atLeast"/>
+        <w:rPr>
+          <w:rFonts w:ascii="Consolas" w:eastAsia="Times New Roman" w:hAnsi="Consolas" w:cs="Times New Roman"/>
+          <w:b/>
+          <w:bCs/>
+          <w:color w:val="000000"/>
+          <w:sz w:val="33"/>
+          <w:szCs w:val="33"/>
+          <w:lang w:eastAsia="es-ES"/>
+        </w:rPr>
+      </w:pPr>
+      <w:r>
+        <w:rPr>
+          <w:rFonts w:ascii="Consolas" w:eastAsia="Times New Roman" w:hAnsi="Consolas" w:cs="Times New Roman"/>
+          <w:b/>
+          <w:bCs/>
+          <w:color w:val="000000"/>
+          <w:sz w:val="33"/>
+          <w:szCs w:val="33"/>
+          <w:lang w:eastAsia="es-ES"/>
+        </w:rPr>
+        <w:t>            }</w:t>
+      </w:r>
+    </w:p>
+    <w:p>
+      <w:pPr>
+        <w:shd w:val="clear" w:color="auto" w:fill="FFFFFF"/>
+        <w:spacing w:after="0" w:line="450" w:lineRule="atLeast"/>
+        <w:rPr>
+          <w:rFonts w:ascii="Consolas" w:eastAsia="Times New Roman" w:hAnsi="Consolas" w:cs="Times New Roman"/>
+          <w:b/>
+          <w:bCs/>
+          <w:color w:val="000000"/>
+          <w:sz w:val="33"/>
+          <w:szCs w:val="33"/>
+          <w:lang w:eastAsia="es-ES"/>
+        </w:rPr>
+      </w:pPr>
+      <w:r>
+        <w:rPr>
+          <w:rFonts w:ascii="Consolas" w:eastAsia="Times New Roman" w:hAnsi="Consolas" w:cs="Times New Roman"/>
+          <w:b/>
+          <w:bCs/>
+          <w:color w:val="000000"/>
+          <w:sz w:val="33"/>
+          <w:szCs w:val="33"/>
+          <w:lang w:eastAsia="es-ES"/>
+        </w:rPr>
+        <w:t xml:space="preserve">            </w:t>
+      </w:r>
+      <w:r>
+        <w:rPr>
+          <w:rFonts w:ascii="Consolas" w:eastAsia="Times New Roman" w:hAnsi="Consolas" w:cs="Times New Roman"/>
+          <w:b/>
+          <w:bCs/>
+          <w:color w:val="9F9F8F"/>
+          <w:sz w:val="33"/>
+          <w:szCs w:val="33"/>
+          <w:lang w:eastAsia="es-ES"/>
+        </w:rPr>
+        <w:t>//Multiplicar el Mes más 1 por 3 y dividirlo entre 5</w:t>
+      </w:r>
+    </w:p>
+    <w:p>
+      <w:pPr>
+        <w:shd w:val="clear" w:color="auto" w:fill="FFFFFF"/>
+        <w:spacing w:after="0" w:line="450" w:lineRule="atLeast"/>
+        <w:rPr>
+          <w:rFonts w:ascii="Consolas" w:eastAsia="Times New Roman" w:hAnsi="Consolas" w:cs="Times New Roman"/>
+          <w:b/>
+          <w:bCs/>
+          <w:color w:val="000000"/>
+          <w:sz w:val="33"/>
+          <w:szCs w:val="33"/>
+          <w:lang w:eastAsia="es-ES"/>
+        </w:rPr>
+      </w:pPr>
+      <w:r>
+        <w:rPr>
+          <w:rFonts w:ascii="Consolas" w:eastAsia="Times New Roman" w:hAnsi="Consolas" w:cs="Times New Roman"/>
+          <w:b/>
+          <w:bCs/>
+          <w:color w:val="000000"/>
+          <w:sz w:val="33"/>
+          <w:szCs w:val="33"/>
+          <w:lang w:eastAsia="es-ES"/>
+        </w:rPr>
+        <w:t xml:space="preserve">            </w:t>
+      </w:r>
+      <w:proofErr w:type="spellStart"/>
+      <w:proofErr w:type="gramStart"/>
+      <w:r>
+        <w:rPr>
+          <w:rFonts w:ascii="Consolas" w:eastAsia="Times New Roman" w:hAnsi="Consolas" w:cs="Times New Roman"/>
+          <w:b/>
+          <w:bCs/>
+          <w:i/>
+          <w:iCs/>
+          <w:color w:val="28C6E4"/>
+          <w:sz w:val="33"/>
+          <w:szCs w:val="33"/>
+          <w:lang w:eastAsia="es-ES"/>
+        </w:rPr>
+        <w:t>let</w:t>
+      </w:r>
+      <w:proofErr w:type="spellEnd"/>
+      <w:proofErr w:type="gramEnd"/>
+      <w:r>
+        <w:rPr>
+          <w:rFonts w:ascii="Consolas" w:eastAsia="Times New Roman" w:hAnsi="Consolas" w:cs="Times New Roman"/>
+          <w:b/>
+          <w:bCs/>
+          <w:color w:val="000000"/>
+          <w:sz w:val="33"/>
+          <w:szCs w:val="33"/>
+          <w:lang w:eastAsia="es-ES"/>
+        </w:rPr>
+        <w:t xml:space="preserve"> op1 </w:t>
+      </w:r>
+      <w:r>
+        <w:rPr>
+          <w:rFonts w:ascii="Consolas" w:eastAsia="Times New Roman" w:hAnsi="Consolas" w:cs="Times New Roman"/>
+          <w:b/>
+          <w:bCs/>
+          <w:color w:val="F92672"/>
+          <w:sz w:val="33"/>
+          <w:szCs w:val="33"/>
+          <w:lang w:eastAsia="es-ES"/>
+        </w:rPr>
+        <w:t>=</w:t>
+      </w:r>
+      <w:r>
+        <w:rPr>
+          <w:rFonts w:ascii="Consolas" w:eastAsia="Times New Roman" w:hAnsi="Consolas" w:cs="Times New Roman"/>
+          <w:b/>
+          <w:bCs/>
+          <w:color w:val="000000"/>
+          <w:sz w:val="33"/>
+          <w:szCs w:val="33"/>
+          <w:lang w:eastAsia="es-ES"/>
+        </w:rPr>
+        <w:t xml:space="preserve"> </w:t>
+      </w:r>
+      <w:proofErr w:type="spellStart"/>
+      <w:r>
+        <w:rPr>
+          <w:rFonts w:ascii="Consolas" w:eastAsia="Times New Roman" w:hAnsi="Consolas" w:cs="Times New Roman"/>
+          <w:b/>
+          <w:bCs/>
+          <w:color w:val="6AAF19"/>
+          <w:sz w:val="33"/>
+          <w:szCs w:val="33"/>
+          <w:lang w:eastAsia="es-ES"/>
+        </w:rPr>
+        <w:t>parseInt</w:t>
+      </w:r>
+      <w:proofErr w:type="spellEnd"/>
+      <w:r>
+        <w:rPr>
+          <w:rFonts w:ascii="Consolas" w:eastAsia="Times New Roman" w:hAnsi="Consolas" w:cs="Times New Roman"/>
+          <w:b/>
+          <w:bCs/>
+          <w:color w:val="000000"/>
+          <w:sz w:val="33"/>
+          <w:szCs w:val="33"/>
+          <w:lang w:eastAsia="es-ES"/>
+        </w:rPr>
+        <w:t xml:space="preserve">(((mes </w:t>
+      </w:r>
+      <w:r>
+        <w:rPr>
+          <w:rFonts w:ascii="Consolas" w:eastAsia="Times New Roman" w:hAnsi="Consolas" w:cs="Times New Roman"/>
+          <w:b/>
+          <w:bCs/>
+          <w:color w:val="F92672"/>
+          <w:sz w:val="33"/>
+          <w:szCs w:val="33"/>
+          <w:lang w:eastAsia="es-ES"/>
+        </w:rPr>
+        <w:t>+</w:t>
+      </w:r>
+      <w:r>
+        <w:rPr>
+          <w:rFonts w:ascii="Consolas" w:eastAsia="Times New Roman" w:hAnsi="Consolas" w:cs="Times New Roman"/>
+          <w:b/>
+          <w:bCs/>
+          <w:color w:val="000000"/>
+          <w:sz w:val="33"/>
+          <w:szCs w:val="33"/>
+          <w:lang w:eastAsia="es-ES"/>
+        </w:rPr>
+        <w:t xml:space="preserve"> </w:t>
+      </w:r>
+      <w:r>
+        <w:rPr>
+          <w:rFonts w:ascii="Consolas" w:eastAsia="Times New Roman" w:hAnsi="Consolas" w:cs="Times New Roman"/>
+          <w:b/>
+          <w:bCs/>
+          <w:color w:val="AE81FF"/>
+          <w:sz w:val="33"/>
+          <w:szCs w:val="33"/>
+          <w:lang w:eastAsia="es-ES"/>
+        </w:rPr>
+        <w:t>1</w:t>
+      </w:r>
+      <w:r>
+        <w:rPr>
+          <w:rFonts w:ascii="Consolas" w:eastAsia="Times New Roman" w:hAnsi="Consolas" w:cs="Times New Roman"/>
+          <w:b/>
+          <w:bCs/>
+          <w:color w:val="000000"/>
+          <w:sz w:val="33"/>
+          <w:szCs w:val="33"/>
+          <w:lang w:eastAsia="es-ES"/>
+        </w:rPr>
+        <w:t xml:space="preserve">) </w:t>
+      </w:r>
+      <w:r>
+        <w:rPr>
+          <w:rFonts w:ascii="Consolas" w:eastAsia="Times New Roman" w:hAnsi="Consolas" w:cs="Times New Roman"/>
+          <w:b/>
+          <w:bCs/>
+          <w:color w:val="F92672"/>
+          <w:sz w:val="33"/>
+          <w:szCs w:val="33"/>
+          <w:lang w:eastAsia="es-ES"/>
+        </w:rPr>
+        <w:t>*</w:t>
+      </w:r>
+      <w:r>
+        <w:rPr>
+          <w:rFonts w:ascii="Consolas" w:eastAsia="Times New Roman" w:hAnsi="Consolas" w:cs="Times New Roman"/>
+          <w:b/>
+          <w:bCs/>
+          <w:color w:val="000000"/>
+          <w:sz w:val="33"/>
+          <w:szCs w:val="33"/>
+          <w:lang w:eastAsia="es-ES"/>
+        </w:rPr>
+        <w:t xml:space="preserve"> </w:t>
+      </w:r>
+      <w:r>
+        <w:rPr>
+          <w:rFonts w:ascii="Consolas" w:eastAsia="Times New Roman" w:hAnsi="Consolas" w:cs="Times New Roman"/>
+          <w:b/>
+          <w:bCs/>
+          <w:color w:val="AE81FF"/>
+          <w:sz w:val="33"/>
+          <w:szCs w:val="33"/>
+          <w:lang w:eastAsia="es-ES"/>
+        </w:rPr>
+        <w:t>3</w:t>
+      </w:r>
+      <w:r>
+        <w:rPr>
+          <w:rFonts w:ascii="Consolas" w:eastAsia="Times New Roman" w:hAnsi="Consolas" w:cs="Times New Roman"/>
+          <w:b/>
+          <w:bCs/>
+          <w:color w:val="000000"/>
+          <w:sz w:val="33"/>
+          <w:szCs w:val="33"/>
+          <w:lang w:eastAsia="es-ES"/>
+        </w:rPr>
+        <w:t xml:space="preserve">) </w:t>
+      </w:r>
+      <w:r>
+        <w:rPr>
+          <w:rFonts w:ascii="Consolas" w:eastAsia="Times New Roman" w:hAnsi="Consolas" w:cs="Times New Roman"/>
+          <w:b/>
+          <w:bCs/>
+          <w:color w:val="F92672"/>
+          <w:sz w:val="33"/>
+          <w:szCs w:val="33"/>
+          <w:lang w:eastAsia="es-ES"/>
+        </w:rPr>
+        <w:t>/</w:t>
+      </w:r>
+      <w:r>
+        <w:rPr>
+          <w:rFonts w:ascii="Consolas" w:eastAsia="Times New Roman" w:hAnsi="Consolas" w:cs="Times New Roman"/>
+          <w:b/>
+          <w:bCs/>
+          <w:color w:val="000000"/>
+          <w:sz w:val="33"/>
+          <w:szCs w:val="33"/>
+          <w:lang w:eastAsia="es-ES"/>
+        </w:rPr>
+        <w:t xml:space="preserve"> </w:t>
+      </w:r>
+      <w:r>
+        <w:rPr>
+          <w:rFonts w:ascii="Consolas" w:eastAsia="Times New Roman" w:hAnsi="Consolas" w:cs="Times New Roman"/>
+          <w:b/>
+          <w:bCs/>
+          <w:color w:val="AE81FF"/>
+          <w:sz w:val="33"/>
+          <w:szCs w:val="33"/>
+          <w:lang w:eastAsia="es-ES"/>
+        </w:rPr>
+        <w:t>5</w:t>
+      </w:r>
+      <w:r>
+        <w:rPr>
+          <w:rFonts w:ascii="Consolas" w:eastAsia="Times New Roman" w:hAnsi="Consolas" w:cs="Times New Roman"/>
+          <w:b/>
+          <w:bCs/>
+          <w:color w:val="000000"/>
+          <w:sz w:val="33"/>
+          <w:szCs w:val="33"/>
+          <w:lang w:eastAsia="es-ES"/>
+        </w:rPr>
+        <w:t>);</w:t>
+      </w:r>
+    </w:p>
+    <w:p>
+      <w:pPr>
+        <w:shd w:val="clear" w:color="auto" w:fill="FFFFFF"/>
+        <w:spacing w:after="0" w:line="450" w:lineRule="atLeast"/>
+        <w:rPr>
+          <w:rFonts w:ascii="Consolas" w:eastAsia="Times New Roman" w:hAnsi="Consolas" w:cs="Times New Roman"/>
+          <w:b/>
+          <w:bCs/>
+          <w:color w:val="000000"/>
+          <w:sz w:val="33"/>
+          <w:szCs w:val="33"/>
+          <w:lang w:eastAsia="es-ES"/>
+        </w:rPr>
+      </w:pPr>
+      <w:r>
+        <w:rPr>
+          <w:rFonts w:ascii="Consolas" w:eastAsia="Times New Roman" w:hAnsi="Consolas" w:cs="Times New Roman"/>
+          <w:b/>
+          <w:bCs/>
+          <w:color w:val="000000"/>
+          <w:sz w:val="33"/>
+          <w:szCs w:val="33"/>
+          <w:lang w:eastAsia="es-ES"/>
+        </w:rPr>
+        <w:t xml:space="preserve">            </w:t>
+      </w:r>
+      <w:proofErr w:type="gramStart"/>
+      <w:r>
+        <w:rPr>
+          <w:rFonts w:ascii="Consolas" w:eastAsia="Times New Roman" w:hAnsi="Consolas" w:cs="Times New Roman"/>
+          <w:b/>
+          <w:bCs/>
+          <w:color w:val="000000"/>
+          <w:sz w:val="33"/>
+          <w:szCs w:val="33"/>
+          <w:lang w:eastAsia="es-ES"/>
+        </w:rPr>
+        <w:t>console.</w:t>
+      </w:r>
+      <w:r>
+        <w:rPr>
+          <w:rFonts w:ascii="Consolas" w:eastAsia="Times New Roman" w:hAnsi="Consolas" w:cs="Times New Roman"/>
+          <w:b/>
+          <w:bCs/>
+          <w:color w:val="6AAF19"/>
+          <w:sz w:val="33"/>
+          <w:szCs w:val="33"/>
+          <w:lang w:eastAsia="es-ES"/>
+        </w:rPr>
+        <w:t>log</w:t>
+      </w:r>
+      <w:r>
+        <w:rPr>
+          <w:rFonts w:ascii="Consolas" w:eastAsia="Times New Roman" w:hAnsi="Consolas" w:cs="Times New Roman"/>
+          <w:b/>
+          <w:bCs/>
+          <w:color w:val="000000"/>
+          <w:sz w:val="33"/>
+          <w:szCs w:val="33"/>
+          <w:lang w:eastAsia="es-ES"/>
+        </w:rPr>
+        <w:t>(</w:t>
+      </w:r>
+      <w:proofErr w:type="gramEnd"/>
+      <w:r>
+        <w:rPr>
+          <w:rFonts w:ascii="Consolas" w:eastAsia="Times New Roman" w:hAnsi="Consolas" w:cs="Times New Roman"/>
+          <w:b/>
+          <w:bCs/>
+          <w:color w:val="000000"/>
+          <w:sz w:val="33"/>
+          <w:szCs w:val="33"/>
+          <w:lang w:eastAsia="es-ES"/>
+        </w:rPr>
+        <w:t>op1)</w:t>
+      </w:r>
+    </w:p>
+    <w:p>
+      <w:pPr>
+        <w:shd w:val="clear" w:color="auto" w:fill="FFFFFF"/>
+        <w:spacing w:after="0" w:line="450" w:lineRule="atLeast"/>
+        <w:rPr>
+          <w:rFonts w:ascii="Consolas" w:eastAsia="Times New Roman" w:hAnsi="Consolas" w:cs="Times New Roman"/>
+          <w:b/>
+          <w:bCs/>
+          <w:color w:val="000000"/>
+          <w:sz w:val="33"/>
+          <w:szCs w:val="33"/>
+          <w:lang w:eastAsia="es-ES"/>
+        </w:rPr>
+      </w:pPr>
+      <w:r>
+        <w:rPr>
+          <w:rFonts w:ascii="Consolas" w:eastAsia="Times New Roman" w:hAnsi="Consolas" w:cs="Times New Roman"/>
+          <w:b/>
+          <w:bCs/>
+          <w:color w:val="000000"/>
+          <w:sz w:val="33"/>
+          <w:szCs w:val="33"/>
+          <w:lang w:eastAsia="es-ES"/>
+        </w:rPr>
+        <w:t xml:space="preserve">            </w:t>
+      </w:r>
+      <w:r>
+        <w:rPr>
+          <w:rFonts w:ascii="Consolas" w:eastAsia="Times New Roman" w:hAnsi="Consolas" w:cs="Times New Roman"/>
+          <w:b/>
+          <w:bCs/>
+          <w:color w:val="9F9F8F"/>
+          <w:sz w:val="33"/>
+          <w:szCs w:val="33"/>
+          <w:lang w:eastAsia="es-ES"/>
+        </w:rPr>
+        <w:t>//Dividir el año entre 4s</w:t>
+      </w:r>
+    </w:p>
+    <w:p>
+      <w:pPr>
+        <w:shd w:val="clear" w:color="auto" w:fill="FFFFFF"/>
+        <w:spacing w:after="0" w:line="450" w:lineRule="atLeast"/>
+        <w:rPr>
+          <w:rFonts w:ascii="Consolas" w:eastAsia="Times New Roman" w:hAnsi="Consolas" w:cs="Times New Roman"/>
+          <w:b/>
+          <w:bCs/>
+          <w:color w:val="000000"/>
+          <w:sz w:val="33"/>
+          <w:szCs w:val="33"/>
+          <w:lang w:eastAsia="es-ES"/>
+        </w:rPr>
+      </w:pPr>
+      <w:r>
+        <w:rPr>
+          <w:rFonts w:ascii="Consolas" w:eastAsia="Times New Roman" w:hAnsi="Consolas" w:cs="Times New Roman"/>
+          <w:b/>
+          <w:bCs/>
+          <w:color w:val="000000"/>
+          <w:sz w:val="33"/>
+          <w:szCs w:val="33"/>
+          <w:lang w:eastAsia="es-ES"/>
+        </w:rPr>
+        <w:t xml:space="preserve">            </w:t>
+      </w:r>
+      <w:proofErr w:type="spellStart"/>
+      <w:proofErr w:type="gramStart"/>
+      <w:r>
+        <w:rPr>
+          <w:rFonts w:ascii="Consolas" w:eastAsia="Times New Roman" w:hAnsi="Consolas" w:cs="Times New Roman"/>
+          <w:b/>
+          <w:bCs/>
+          <w:i/>
+          <w:iCs/>
+          <w:color w:val="28C6E4"/>
+          <w:sz w:val="33"/>
+          <w:szCs w:val="33"/>
+          <w:lang w:eastAsia="es-ES"/>
+        </w:rPr>
+        <w:t>let</w:t>
+      </w:r>
+      <w:proofErr w:type="spellEnd"/>
+      <w:proofErr w:type="gramEnd"/>
+      <w:r>
+        <w:rPr>
+          <w:rFonts w:ascii="Consolas" w:eastAsia="Times New Roman" w:hAnsi="Consolas" w:cs="Times New Roman"/>
+          <w:b/>
+          <w:bCs/>
+          <w:color w:val="000000"/>
+          <w:sz w:val="33"/>
+          <w:szCs w:val="33"/>
+          <w:lang w:eastAsia="es-ES"/>
+        </w:rPr>
+        <w:t xml:space="preserve"> op2 </w:t>
+      </w:r>
+      <w:r>
+        <w:rPr>
+          <w:rFonts w:ascii="Consolas" w:eastAsia="Times New Roman" w:hAnsi="Consolas" w:cs="Times New Roman"/>
+          <w:b/>
+          <w:bCs/>
+          <w:color w:val="F92672"/>
+          <w:sz w:val="33"/>
+          <w:szCs w:val="33"/>
+          <w:lang w:eastAsia="es-ES"/>
+        </w:rPr>
+        <w:t>=</w:t>
+      </w:r>
+      <w:r>
+        <w:rPr>
+          <w:rFonts w:ascii="Consolas" w:eastAsia="Times New Roman" w:hAnsi="Consolas" w:cs="Times New Roman"/>
+          <w:b/>
+          <w:bCs/>
+          <w:color w:val="000000"/>
+          <w:sz w:val="33"/>
+          <w:szCs w:val="33"/>
+          <w:lang w:eastAsia="es-ES"/>
+        </w:rPr>
+        <w:t xml:space="preserve"> </w:t>
+      </w:r>
+      <w:proofErr w:type="spellStart"/>
+      <w:r>
+        <w:rPr>
+          <w:rFonts w:ascii="Consolas" w:eastAsia="Times New Roman" w:hAnsi="Consolas" w:cs="Times New Roman"/>
+          <w:b/>
+          <w:bCs/>
+          <w:color w:val="6AAF19"/>
+          <w:sz w:val="33"/>
+          <w:szCs w:val="33"/>
+          <w:lang w:eastAsia="es-ES"/>
+        </w:rPr>
+        <w:t>parseInt</w:t>
+      </w:r>
+      <w:proofErr w:type="spellEnd"/>
+      <w:r>
+        <w:rPr>
+          <w:rFonts w:ascii="Consolas" w:eastAsia="Times New Roman" w:hAnsi="Consolas" w:cs="Times New Roman"/>
+          <w:b/>
+          <w:bCs/>
+          <w:color w:val="000000"/>
+          <w:sz w:val="33"/>
+          <w:szCs w:val="33"/>
+          <w:lang w:eastAsia="es-ES"/>
+        </w:rPr>
+        <w:t>(</w:t>
+      </w:r>
+      <w:proofErr w:type="spellStart"/>
+      <w:r>
+        <w:rPr>
+          <w:rFonts w:ascii="Consolas" w:eastAsia="Times New Roman" w:hAnsi="Consolas" w:cs="Times New Roman"/>
+          <w:b/>
+          <w:bCs/>
+          <w:color w:val="000000"/>
+          <w:sz w:val="33"/>
+          <w:szCs w:val="33"/>
+          <w:lang w:eastAsia="es-ES"/>
+        </w:rPr>
+        <w:t>anyo</w:t>
+      </w:r>
+      <w:proofErr w:type="spellEnd"/>
+      <w:r>
+        <w:rPr>
+          <w:rFonts w:ascii="Consolas" w:eastAsia="Times New Roman" w:hAnsi="Consolas" w:cs="Times New Roman"/>
+          <w:b/>
+          <w:bCs/>
+          <w:color w:val="000000"/>
+          <w:sz w:val="33"/>
+          <w:szCs w:val="33"/>
+          <w:lang w:eastAsia="es-ES"/>
+        </w:rPr>
+        <w:t xml:space="preserve"> </w:t>
+      </w:r>
+      <w:r>
+        <w:rPr>
+          <w:rFonts w:ascii="Consolas" w:eastAsia="Times New Roman" w:hAnsi="Consolas" w:cs="Times New Roman"/>
+          <w:b/>
+          <w:bCs/>
+          <w:color w:val="F92672"/>
+          <w:sz w:val="33"/>
+          <w:szCs w:val="33"/>
+          <w:lang w:eastAsia="es-ES"/>
+        </w:rPr>
+        <w:t>/</w:t>
+      </w:r>
+      <w:r>
+        <w:rPr>
+          <w:rFonts w:ascii="Consolas" w:eastAsia="Times New Roman" w:hAnsi="Consolas" w:cs="Times New Roman"/>
+          <w:b/>
+          <w:bCs/>
+          <w:color w:val="000000"/>
+          <w:sz w:val="33"/>
+          <w:szCs w:val="33"/>
+          <w:lang w:eastAsia="es-ES"/>
+        </w:rPr>
+        <w:t xml:space="preserve"> </w:t>
+      </w:r>
+      <w:r>
+        <w:rPr>
+          <w:rFonts w:ascii="Consolas" w:eastAsia="Times New Roman" w:hAnsi="Consolas" w:cs="Times New Roman"/>
+          <w:b/>
+          <w:bCs/>
+          <w:color w:val="AE81FF"/>
+          <w:sz w:val="33"/>
+          <w:szCs w:val="33"/>
+          <w:lang w:eastAsia="es-ES"/>
+        </w:rPr>
+        <w:t>4</w:t>
+      </w:r>
+      <w:r>
+        <w:rPr>
+          <w:rFonts w:ascii="Consolas" w:eastAsia="Times New Roman" w:hAnsi="Consolas" w:cs="Times New Roman"/>
+          <w:b/>
+          <w:bCs/>
+          <w:color w:val="000000"/>
+          <w:sz w:val="33"/>
+          <w:szCs w:val="33"/>
+          <w:lang w:eastAsia="es-ES"/>
+        </w:rPr>
+        <w:t>);</w:t>
+      </w:r>
+    </w:p>
+    <w:p>
+      <w:pPr>
+        <w:shd w:val="clear" w:color="auto" w:fill="FFFFFF"/>
+        <w:spacing w:after="0" w:line="450" w:lineRule="atLeast"/>
+        <w:rPr>
+          <w:rFonts w:ascii="Consolas" w:eastAsia="Times New Roman" w:hAnsi="Consolas" w:cs="Times New Roman"/>
+          <w:b/>
+          <w:bCs/>
+          <w:color w:val="000000"/>
+          <w:sz w:val="33"/>
+          <w:szCs w:val="33"/>
+          <w:lang w:eastAsia="es-ES"/>
+        </w:rPr>
+      </w:pPr>
+      <w:r>
+        <w:rPr>
+          <w:rFonts w:ascii="Consolas" w:eastAsia="Times New Roman" w:hAnsi="Consolas" w:cs="Times New Roman"/>
+          <w:b/>
+          <w:bCs/>
+          <w:color w:val="000000"/>
+          <w:sz w:val="33"/>
+          <w:szCs w:val="33"/>
+          <w:lang w:eastAsia="es-ES"/>
+        </w:rPr>
+        <w:t xml:space="preserve">            </w:t>
+      </w:r>
+      <w:proofErr w:type="gramStart"/>
+      <w:r>
+        <w:rPr>
+          <w:rFonts w:ascii="Consolas" w:eastAsia="Times New Roman" w:hAnsi="Consolas" w:cs="Times New Roman"/>
+          <w:b/>
+          <w:bCs/>
+          <w:color w:val="000000"/>
+          <w:sz w:val="33"/>
+          <w:szCs w:val="33"/>
+          <w:lang w:eastAsia="es-ES"/>
+        </w:rPr>
+        <w:t>console.</w:t>
+      </w:r>
+      <w:r>
+        <w:rPr>
+          <w:rFonts w:ascii="Consolas" w:eastAsia="Times New Roman" w:hAnsi="Consolas" w:cs="Times New Roman"/>
+          <w:b/>
+          <w:bCs/>
+          <w:color w:val="6AAF19"/>
+          <w:sz w:val="33"/>
+          <w:szCs w:val="33"/>
+          <w:lang w:eastAsia="es-ES"/>
+        </w:rPr>
+        <w:t>log</w:t>
+      </w:r>
+      <w:r>
+        <w:rPr>
+          <w:rFonts w:ascii="Consolas" w:eastAsia="Times New Roman" w:hAnsi="Consolas" w:cs="Times New Roman"/>
+          <w:b/>
+          <w:bCs/>
+          <w:color w:val="000000"/>
+          <w:sz w:val="33"/>
+          <w:szCs w:val="33"/>
+          <w:lang w:eastAsia="es-ES"/>
+        </w:rPr>
+        <w:t>(</w:t>
+      </w:r>
+      <w:proofErr w:type="gramEnd"/>
+      <w:r>
+        <w:rPr>
+          <w:rFonts w:ascii="Consolas" w:eastAsia="Times New Roman" w:hAnsi="Consolas" w:cs="Times New Roman"/>
+          <w:b/>
+          <w:bCs/>
+          <w:color w:val="000000"/>
+          <w:sz w:val="33"/>
+          <w:szCs w:val="33"/>
+          <w:lang w:eastAsia="es-ES"/>
+        </w:rPr>
+        <w:t>op2)</w:t>
+      </w:r>
+    </w:p>
+    <w:p>
+      <w:pPr>
+        <w:shd w:val="clear" w:color="auto" w:fill="FFFFFF"/>
+        <w:spacing w:after="0" w:line="450" w:lineRule="atLeast"/>
+        <w:rPr>
+          <w:rFonts w:ascii="Consolas" w:eastAsia="Times New Roman" w:hAnsi="Consolas" w:cs="Times New Roman"/>
+          <w:b/>
+          <w:bCs/>
+          <w:color w:val="000000"/>
+          <w:sz w:val="33"/>
+          <w:szCs w:val="33"/>
+          <w:lang w:eastAsia="es-ES"/>
+        </w:rPr>
+      </w:pPr>
+      <w:r>
+        <w:rPr>
+          <w:rFonts w:ascii="Consolas" w:eastAsia="Times New Roman" w:hAnsi="Consolas" w:cs="Times New Roman"/>
+          <w:b/>
+          <w:bCs/>
+          <w:color w:val="000000"/>
+          <w:sz w:val="33"/>
+          <w:szCs w:val="33"/>
+          <w:lang w:eastAsia="es-ES"/>
+        </w:rPr>
+        <w:t xml:space="preserve">            </w:t>
+      </w:r>
+      <w:r>
+        <w:rPr>
+          <w:rFonts w:ascii="Consolas" w:eastAsia="Times New Roman" w:hAnsi="Consolas" w:cs="Times New Roman"/>
+          <w:b/>
+          <w:bCs/>
+          <w:color w:val="9F9F8F"/>
+          <w:sz w:val="33"/>
+          <w:szCs w:val="33"/>
+          <w:lang w:eastAsia="es-ES"/>
+        </w:rPr>
+        <w:t>//Dividir el año entre 100</w:t>
+      </w:r>
+    </w:p>
+    <w:p>
+      <w:pPr>
+        <w:shd w:val="clear" w:color="auto" w:fill="FFFFFF"/>
+        <w:spacing w:after="0" w:line="450" w:lineRule="atLeast"/>
+        <w:rPr>
+          <w:rFonts w:ascii="Consolas" w:eastAsia="Times New Roman" w:hAnsi="Consolas" w:cs="Times New Roman"/>
+          <w:b/>
+          <w:bCs/>
+          <w:color w:val="000000"/>
+          <w:sz w:val="33"/>
+          <w:szCs w:val="33"/>
+          <w:lang w:eastAsia="es-ES"/>
+        </w:rPr>
+      </w:pPr>
+      <w:r>
+        <w:rPr>
+          <w:rFonts w:ascii="Consolas" w:eastAsia="Times New Roman" w:hAnsi="Consolas" w:cs="Times New Roman"/>
+          <w:b/>
+          <w:bCs/>
+          <w:color w:val="000000"/>
+          <w:sz w:val="33"/>
+          <w:szCs w:val="33"/>
+          <w:lang w:eastAsia="es-ES"/>
+        </w:rPr>
+        <w:t xml:space="preserve">            </w:t>
+      </w:r>
+      <w:proofErr w:type="spellStart"/>
+      <w:proofErr w:type="gramStart"/>
+      <w:r>
+        <w:rPr>
+          <w:rFonts w:ascii="Consolas" w:eastAsia="Times New Roman" w:hAnsi="Consolas" w:cs="Times New Roman"/>
+          <w:b/>
+          <w:bCs/>
+          <w:i/>
+          <w:iCs/>
+          <w:color w:val="28C6E4"/>
+          <w:sz w:val="33"/>
+          <w:szCs w:val="33"/>
+          <w:lang w:eastAsia="es-ES"/>
+        </w:rPr>
+        <w:t>let</w:t>
+      </w:r>
+      <w:proofErr w:type="spellEnd"/>
+      <w:proofErr w:type="gramEnd"/>
+      <w:r>
+        <w:rPr>
+          <w:rFonts w:ascii="Consolas" w:eastAsia="Times New Roman" w:hAnsi="Consolas" w:cs="Times New Roman"/>
+          <w:b/>
+          <w:bCs/>
+          <w:color w:val="000000"/>
+          <w:sz w:val="33"/>
+          <w:szCs w:val="33"/>
+          <w:lang w:eastAsia="es-ES"/>
+        </w:rPr>
+        <w:t xml:space="preserve"> op3 </w:t>
+      </w:r>
+      <w:r>
+        <w:rPr>
+          <w:rFonts w:ascii="Consolas" w:eastAsia="Times New Roman" w:hAnsi="Consolas" w:cs="Times New Roman"/>
+          <w:b/>
+          <w:bCs/>
+          <w:color w:val="F92672"/>
+          <w:sz w:val="33"/>
+          <w:szCs w:val="33"/>
+          <w:lang w:eastAsia="es-ES"/>
+        </w:rPr>
+        <w:t>=</w:t>
+      </w:r>
+      <w:r>
+        <w:rPr>
+          <w:rFonts w:ascii="Consolas" w:eastAsia="Times New Roman" w:hAnsi="Consolas" w:cs="Times New Roman"/>
+          <w:b/>
+          <w:bCs/>
+          <w:color w:val="000000"/>
+          <w:sz w:val="33"/>
+          <w:szCs w:val="33"/>
+          <w:lang w:eastAsia="es-ES"/>
+        </w:rPr>
+        <w:t xml:space="preserve"> </w:t>
+      </w:r>
+      <w:proofErr w:type="spellStart"/>
+      <w:r>
+        <w:rPr>
+          <w:rFonts w:ascii="Consolas" w:eastAsia="Times New Roman" w:hAnsi="Consolas" w:cs="Times New Roman"/>
+          <w:b/>
+          <w:bCs/>
+          <w:color w:val="6AAF19"/>
+          <w:sz w:val="33"/>
+          <w:szCs w:val="33"/>
+          <w:lang w:eastAsia="es-ES"/>
+        </w:rPr>
+        <w:t>parseInt</w:t>
+      </w:r>
+      <w:proofErr w:type="spellEnd"/>
+      <w:r>
+        <w:rPr>
+          <w:rFonts w:ascii="Consolas" w:eastAsia="Times New Roman" w:hAnsi="Consolas" w:cs="Times New Roman"/>
+          <w:b/>
+          <w:bCs/>
+          <w:color w:val="000000"/>
+          <w:sz w:val="33"/>
+          <w:szCs w:val="33"/>
+          <w:lang w:eastAsia="es-ES"/>
+        </w:rPr>
+        <w:t>(</w:t>
+      </w:r>
+      <w:proofErr w:type="spellStart"/>
+      <w:r>
+        <w:rPr>
+          <w:rFonts w:ascii="Consolas" w:eastAsia="Times New Roman" w:hAnsi="Consolas" w:cs="Times New Roman"/>
+          <w:b/>
+          <w:bCs/>
+          <w:color w:val="000000"/>
+          <w:sz w:val="33"/>
+          <w:szCs w:val="33"/>
+          <w:lang w:eastAsia="es-ES"/>
+        </w:rPr>
+        <w:t>anyo</w:t>
+      </w:r>
+      <w:proofErr w:type="spellEnd"/>
+      <w:r>
+        <w:rPr>
+          <w:rFonts w:ascii="Consolas" w:eastAsia="Times New Roman" w:hAnsi="Consolas" w:cs="Times New Roman"/>
+          <w:b/>
+          <w:bCs/>
+          <w:color w:val="000000"/>
+          <w:sz w:val="33"/>
+          <w:szCs w:val="33"/>
+          <w:lang w:eastAsia="es-ES"/>
+        </w:rPr>
+        <w:t xml:space="preserve"> </w:t>
+      </w:r>
+      <w:r>
+        <w:rPr>
+          <w:rFonts w:ascii="Consolas" w:eastAsia="Times New Roman" w:hAnsi="Consolas" w:cs="Times New Roman"/>
+          <w:b/>
+          <w:bCs/>
+          <w:color w:val="F92672"/>
+          <w:sz w:val="33"/>
+          <w:szCs w:val="33"/>
+          <w:lang w:eastAsia="es-ES"/>
+        </w:rPr>
+        <w:t>/</w:t>
+      </w:r>
+      <w:r>
+        <w:rPr>
+          <w:rFonts w:ascii="Consolas" w:eastAsia="Times New Roman" w:hAnsi="Consolas" w:cs="Times New Roman"/>
+          <w:b/>
+          <w:bCs/>
+          <w:color w:val="000000"/>
+          <w:sz w:val="33"/>
+          <w:szCs w:val="33"/>
+          <w:lang w:eastAsia="es-ES"/>
+        </w:rPr>
+        <w:t xml:space="preserve"> </w:t>
+      </w:r>
+      <w:r>
+        <w:rPr>
+          <w:rFonts w:ascii="Consolas" w:eastAsia="Times New Roman" w:hAnsi="Consolas" w:cs="Times New Roman"/>
+          <w:b/>
+          <w:bCs/>
+          <w:color w:val="AE81FF"/>
+          <w:sz w:val="33"/>
+          <w:szCs w:val="33"/>
+          <w:lang w:eastAsia="es-ES"/>
+        </w:rPr>
+        <w:t>100</w:t>
+      </w:r>
+      <w:r>
+        <w:rPr>
+          <w:rFonts w:ascii="Consolas" w:eastAsia="Times New Roman" w:hAnsi="Consolas" w:cs="Times New Roman"/>
+          <w:b/>
+          <w:bCs/>
+          <w:color w:val="000000"/>
+          <w:sz w:val="33"/>
+          <w:szCs w:val="33"/>
+          <w:lang w:eastAsia="es-ES"/>
+        </w:rPr>
+        <w:t>);</w:t>
+      </w:r>
+    </w:p>
+    <w:p>
+      <w:pPr>
+        <w:shd w:val="clear" w:color="auto" w:fill="FFFFFF"/>
+        <w:spacing w:after="0" w:line="450" w:lineRule="atLeast"/>
+        <w:rPr>
+          <w:rFonts w:ascii="Consolas" w:eastAsia="Times New Roman" w:hAnsi="Consolas" w:cs="Times New Roman"/>
+          <w:b/>
+          <w:bCs/>
+          <w:color w:val="000000"/>
+          <w:sz w:val="33"/>
+          <w:szCs w:val="33"/>
+          <w:lang w:eastAsia="es-ES"/>
+        </w:rPr>
+      </w:pPr>
+      <w:r>
+        <w:rPr>
+          <w:rFonts w:ascii="Consolas" w:eastAsia="Times New Roman" w:hAnsi="Consolas" w:cs="Times New Roman"/>
+          <w:b/>
+          <w:bCs/>
+          <w:color w:val="000000"/>
+          <w:sz w:val="33"/>
+          <w:szCs w:val="33"/>
+          <w:lang w:eastAsia="es-ES"/>
+        </w:rPr>
+        <w:t xml:space="preserve">            </w:t>
+      </w:r>
+      <w:proofErr w:type="gramStart"/>
+      <w:r>
+        <w:rPr>
+          <w:rFonts w:ascii="Consolas" w:eastAsia="Times New Roman" w:hAnsi="Consolas" w:cs="Times New Roman"/>
+          <w:b/>
+          <w:bCs/>
+          <w:color w:val="000000"/>
+          <w:sz w:val="33"/>
+          <w:szCs w:val="33"/>
+          <w:lang w:eastAsia="es-ES"/>
+        </w:rPr>
+        <w:t>console.</w:t>
+      </w:r>
+      <w:r>
+        <w:rPr>
+          <w:rFonts w:ascii="Consolas" w:eastAsia="Times New Roman" w:hAnsi="Consolas" w:cs="Times New Roman"/>
+          <w:b/>
+          <w:bCs/>
+          <w:color w:val="6AAF19"/>
+          <w:sz w:val="33"/>
+          <w:szCs w:val="33"/>
+          <w:lang w:eastAsia="es-ES"/>
+        </w:rPr>
+        <w:t>log</w:t>
+      </w:r>
+      <w:r>
+        <w:rPr>
+          <w:rFonts w:ascii="Consolas" w:eastAsia="Times New Roman" w:hAnsi="Consolas" w:cs="Times New Roman"/>
+          <w:b/>
+          <w:bCs/>
+          <w:color w:val="000000"/>
+          <w:sz w:val="33"/>
+          <w:szCs w:val="33"/>
+          <w:lang w:eastAsia="es-ES"/>
+        </w:rPr>
+        <w:t>(</w:t>
+      </w:r>
+      <w:proofErr w:type="gramEnd"/>
+      <w:r>
+        <w:rPr>
+          <w:rFonts w:ascii="Consolas" w:eastAsia="Times New Roman" w:hAnsi="Consolas" w:cs="Times New Roman"/>
+          <w:b/>
+          <w:bCs/>
+          <w:color w:val="000000"/>
+          <w:sz w:val="33"/>
+          <w:szCs w:val="33"/>
+          <w:lang w:eastAsia="es-ES"/>
+        </w:rPr>
+        <w:t>op3)</w:t>
+      </w:r>
+    </w:p>
+    <w:p>
+      <w:pPr>
+        <w:shd w:val="clear" w:color="auto" w:fill="FFFFFF"/>
+        <w:spacing w:after="0" w:line="450" w:lineRule="atLeast"/>
+        <w:rPr>
+          <w:rFonts w:ascii="Consolas" w:eastAsia="Times New Roman" w:hAnsi="Consolas" w:cs="Times New Roman"/>
+          <w:b/>
+          <w:bCs/>
+          <w:color w:val="000000"/>
+          <w:sz w:val="33"/>
+          <w:szCs w:val="33"/>
+          <w:lang w:eastAsia="es-ES"/>
+        </w:rPr>
+      </w:pPr>
+      <w:r>
+        <w:rPr>
+          <w:rFonts w:ascii="Consolas" w:eastAsia="Times New Roman" w:hAnsi="Consolas" w:cs="Times New Roman"/>
+          <w:b/>
+          <w:bCs/>
+          <w:color w:val="000000"/>
+          <w:sz w:val="33"/>
+          <w:szCs w:val="33"/>
+          <w:lang w:eastAsia="es-ES"/>
+        </w:rPr>
+        <w:lastRenderedPageBreak/>
+        <w:t xml:space="preserve">            </w:t>
+      </w:r>
+      <w:r>
+        <w:rPr>
+          <w:rFonts w:ascii="Consolas" w:eastAsia="Times New Roman" w:hAnsi="Consolas" w:cs="Times New Roman"/>
+          <w:b/>
+          <w:bCs/>
+          <w:color w:val="9F9F8F"/>
+          <w:sz w:val="33"/>
+          <w:szCs w:val="33"/>
+          <w:lang w:eastAsia="es-ES"/>
+        </w:rPr>
+        <w:t>//Dividir el año entre 400</w:t>
+      </w:r>
+    </w:p>
+    <w:p>
+      <w:pPr>
+        <w:shd w:val="clear" w:color="auto" w:fill="FFFFFF"/>
+        <w:spacing w:after="0" w:line="450" w:lineRule="atLeast"/>
+        <w:rPr>
+          <w:rFonts w:ascii="Consolas" w:eastAsia="Times New Roman" w:hAnsi="Consolas" w:cs="Times New Roman"/>
+          <w:b/>
+          <w:bCs/>
+          <w:color w:val="000000"/>
+          <w:sz w:val="33"/>
+          <w:szCs w:val="33"/>
+          <w:lang w:eastAsia="es-ES"/>
+        </w:rPr>
+      </w:pPr>
+      <w:r>
+        <w:rPr>
+          <w:rFonts w:ascii="Consolas" w:eastAsia="Times New Roman" w:hAnsi="Consolas" w:cs="Times New Roman"/>
+          <w:b/>
+          <w:bCs/>
+          <w:color w:val="000000"/>
+          <w:sz w:val="33"/>
+          <w:szCs w:val="33"/>
+          <w:lang w:eastAsia="es-ES"/>
+        </w:rPr>
+        <w:t xml:space="preserve">            </w:t>
+      </w:r>
+      <w:proofErr w:type="spellStart"/>
+      <w:proofErr w:type="gramStart"/>
+      <w:r>
+        <w:rPr>
+          <w:rFonts w:ascii="Consolas" w:eastAsia="Times New Roman" w:hAnsi="Consolas" w:cs="Times New Roman"/>
+          <w:b/>
+          <w:bCs/>
+          <w:i/>
+          <w:iCs/>
+          <w:color w:val="28C6E4"/>
+          <w:sz w:val="33"/>
+          <w:szCs w:val="33"/>
+          <w:lang w:eastAsia="es-ES"/>
+        </w:rPr>
+        <w:t>let</w:t>
+      </w:r>
+      <w:proofErr w:type="spellEnd"/>
+      <w:proofErr w:type="gramEnd"/>
+      <w:r>
+        <w:rPr>
+          <w:rFonts w:ascii="Consolas" w:eastAsia="Times New Roman" w:hAnsi="Consolas" w:cs="Times New Roman"/>
+          <w:b/>
+          <w:bCs/>
+          <w:color w:val="000000"/>
+          <w:sz w:val="33"/>
+          <w:szCs w:val="33"/>
+          <w:lang w:eastAsia="es-ES"/>
+        </w:rPr>
+        <w:t xml:space="preserve"> op4 </w:t>
+      </w:r>
+      <w:r>
+        <w:rPr>
+          <w:rFonts w:ascii="Consolas" w:eastAsia="Times New Roman" w:hAnsi="Consolas" w:cs="Times New Roman"/>
+          <w:b/>
+          <w:bCs/>
+          <w:color w:val="F92672"/>
+          <w:sz w:val="33"/>
+          <w:szCs w:val="33"/>
+          <w:lang w:eastAsia="es-ES"/>
+        </w:rPr>
+        <w:t>=</w:t>
+      </w:r>
+      <w:r>
+        <w:rPr>
+          <w:rFonts w:ascii="Consolas" w:eastAsia="Times New Roman" w:hAnsi="Consolas" w:cs="Times New Roman"/>
+          <w:b/>
+          <w:bCs/>
+          <w:color w:val="000000"/>
+          <w:sz w:val="33"/>
+          <w:szCs w:val="33"/>
+          <w:lang w:eastAsia="es-ES"/>
+        </w:rPr>
+        <w:t xml:space="preserve"> </w:t>
+      </w:r>
+      <w:proofErr w:type="spellStart"/>
+      <w:r>
+        <w:rPr>
+          <w:rFonts w:ascii="Consolas" w:eastAsia="Times New Roman" w:hAnsi="Consolas" w:cs="Times New Roman"/>
+          <w:b/>
+          <w:bCs/>
+          <w:color w:val="6AAF19"/>
+          <w:sz w:val="33"/>
+          <w:szCs w:val="33"/>
+          <w:lang w:eastAsia="es-ES"/>
+        </w:rPr>
+        <w:t>parseInt</w:t>
+      </w:r>
+      <w:proofErr w:type="spellEnd"/>
+      <w:r>
+        <w:rPr>
+          <w:rFonts w:ascii="Consolas" w:eastAsia="Times New Roman" w:hAnsi="Consolas" w:cs="Times New Roman"/>
+          <w:b/>
+          <w:bCs/>
+          <w:color w:val="000000"/>
+          <w:sz w:val="33"/>
+          <w:szCs w:val="33"/>
+          <w:lang w:eastAsia="es-ES"/>
+        </w:rPr>
+        <w:t>(</w:t>
+      </w:r>
+      <w:proofErr w:type="spellStart"/>
+      <w:r>
+        <w:rPr>
+          <w:rFonts w:ascii="Consolas" w:eastAsia="Times New Roman" w:hAnsi="Consolas" w:cs="Times New Roman"/>
+          <w:b/>
+          <w:bCs/>
+          <w:color w:val="000000"/>
+          <w:sz w:val="33"/>
+          <w:szCs w:val="33"/>
+          <w:lang w:eastAsia="es-ES"/>
+        </w:rPr>
+        <w:t>anyo</w:t>
+      </w:r>
+      <w:proofErr w:type="spellEnd"/>
+      <w:r>
+        <w:rPr>
+          <w:rFonts w:ascii="Consolas" w:eastAsia="Times New Roman" w:hAnsi="Consolas" w:cs="Times New Roman"/>
+          <w:b/>
+          <w:bCs/>
+          <w:color w:val="000000"/>
+          <w:sz w:val="33"/>
+          <w:szCs w:val="33"/>
+          <w:lang w:eastAsia="es-ES"/>
+        </w:rPr>
+        <w:t xml:space="preserve"> </w:t>
+      </w:r>
+      <w:r>
+        <w:rPr>
+          <w:rFonts w:ascii="Consolas" w:eastAsia="Times New Roman" w:hAnsi="Consolas" w:cs="Times New Roman"/>
+          <w:b/>
+          <w:bCs/>
+          <w:color w:val="F92672"/>
+          <w:sz w:val="33"/>
+          <w:szCs w:val="33"/>
+          <w:lang w:eastAsia="es-ES"/>
+        </w:rPr>
+        <w:t>/</w:t>
+      </w:r>
+      <w:r>
+        <w:rPr>
+          <w:rFonts w:ascii="Consolas" w:eastAsia="Times New Roman" w:hAnsi="Consolas" w:cs="Times New Roman"/>
+          <w:b/>
+          <w:bCs/>
+          <w:color w:val="000000"/>
+          <w:sz w:val="33"/>
+          <w:szCs w:val="33"/>
+          <w:lang w:eastAsia="es-ES"/>
+        </w:rPr>
+        <w:t xml:space="preserve"> </w:t>
+      </w:r>
+      <w:r>
+        <w:rPr>
+          <w:rFonts w:ascii="Consolas" w:eastAsia="Times New Roman" w:hAnsi="Consolas" w:cs="Times New Roman"/>
+          <w:b/>
+          <w:bCs/>
+          <w:color w:val="AE81FF"/>
+          <w:sz w:val="33"/>
+          <w:szCs w:val="33"/>
+          <w:lang w:eastAsia="es-ES"/>
+        </w:rPr>
+        <w:t>400</w:t>
+      </w:r>
+      <w:r>
+        <w:rPr>
+          <w:rFonts w:ascii="Consolas" w:eastAsia="Times New Roman" w:hAnsi="Consolas" w:cs="Times New Roman"/>
+          <w:b/>
+          <w:bCs/>
+          <w:color w:val="000000"/>
+          <w:sz w:val="33"/>
+          <w:szCs w:val="33"/>
+          <w:lang w:eastAsia="es-ES"/>
+        </w:rPr>
+        <w:t>);</w:t>
+      </w:r>
+    </w:p>
+    <w:p>
+      <w:pPr>
+        <w:shd w:val="clear" w:color="auto" w:fill="FFFFFF"/>
+        <w:spacing w:after="0" w:line="450" w:lineRule="atLeast"/>
+        <w:rPr>
+          <w:rFonts w:ascii="Consolas" w:eastAsia="Times New Roman" w:hAnsi="Consolas" w:cs="Times New Roman"/>
+          <w:b/>
+          <w:bCs/>
+          <w:color w:val="000000"/>
+          <w:sz w:val="33"/>
+          <w:szCs w:val="33"/>
+          <w:lang w:eastAsia="es-ES"/>
+        </w:rPr>
+      </w:pPr>
+      <w:r>
+        <w:rPr>
+          <w:rFonts w:ascii="Consolas" w:eastAsia="Times New Roman" w:hAnsi="Consolas" w:cs="Times New Roman"/>
+          <w:b/>
+          <w:bCs/>
+          <w:color w:val="000000"/>
+          <w:sz w:val="33"/>
+          <w:szCs w:val="33"/>
+          <w:lang w:eastAsia="es-ES"/>
+        </w:rPr>
+        <w:t xml:space="preserve">            </w:t>
+      </w:r>
+      <w:proofErr w:type="gramStart"/>
+      <w:r>
+        <w:rPr>
+          <w:rFonts w:ascii="Consolas" w:eastAsia="Times New Roman" w:hAnsi="Consolas" w:cs="Times New Roman"/>
+          <w:b/>
+          <w:bCs/>
+          <w:color w:val="000000"/>
+          <w:sz w:val="33"/>
+          <w:szCs w:val="33"/>
+          <w:lang w:eastAsia="es-ES"/>
+        </w:rPr>
+        <w:t>console.</w:t>
+      </w:r>
+      <w:r>
+        <w:rPr>
+          <w:rFonts w:ascii="Consolas" w:eastAsia="Times New Roman" w:hAnsi="Consolas" w:cs="Times New Roman"/>
+          <w:b/>
+          <w:bCs/>
+          <w:color w:val="6AAF19"/>
+          <w:sz w:val="33"/>
+          <w:szCs w:val="33"/>
+          <w:lang w:eastAsia="es-ES"/>
+        </w:rPr>
+        <w:t>log</w:t>
+      </w:r>
+      <w:r>
+        <w:rPr>
+          <w:rFonts w:ascii="Consolas" w:eastAsia="Times New Roman" w:hAnsi="Consolas" w:cs="Times New Roman"/>
+          <w:b/>
+          <w:bCs/>
+          <w:color w:val="000000"/>
+          <w:sz w:val="33"/>
+          <w:szCs w:val="33"/>
+          <w:lang w:eastAsia="es-ES"/>
+        </w:rPr>
+        <w:t>(</w:t>
+      </w:r>
+      <w:proofErr w:type="gramEnd"/>
+      <w:r>
+        <w:rPr>
+          <w:rFonts w:ascii="Consolas" w:eastAsia="Times New Roman" w:hAnsi="Consolas" w:cs="Times New Roman"/>
+          <w:b/>
+          <w:bCs/>
+          <w:color w:val="000000"/>
+          <w:sz w:val="33"/>
+          <w:szCs w:val="33"/>
+          <w:lang w:eastAsia="es-ES"/>
+        </w:rPr>
+        <w:t>op4)</w:t>
+      </w:r>
+    </w:p>
+    <w:p>
+      <w:pPr>
+        <w:shd w:val="clear" w:color="auto" w:fill="FFFFFF"/>
+        <w:spacing w:after="0" w:line="450" w:lineRule="atLeast"/>
+        <w:rPr>
+          <w:rFonts w:ascii="Consolas" w:eastAsia="Times New Roman" w:hAnsi="Consolas" w:cs="Times New Roman"/>
+          <w:b/>
+          <w:bCs/>
+          <w:color w:val="000000"/>
+          <w:sz w:val="33"/>
+          <w:szCs w:val="33"/>
+          <w:lang w:eastAsia="es-ES"/>
+        </w:rPr>
+      </w:pPr>
+      <w:r>
+        <w:rPr>
+          <w:rFonts w:ascii="Consolas" w:eastAsia="Times New Roman" w:hAnsi="Consolas" w:cs="Times New Roman"/>
+          <w:b/>
+          <w:bCs/>
+          <w:color w:val="000000"/>
+          <w:sz w:val="33"/>
+          <w:szCs w:val="33"/>
+          <w:lang w:eastAsia="es-ES"/>
+        </w:rPr>
+        <w:t xml:space="preserve">            </w:t>
+      </w:r>
+      <w:r>
+        <w:rPr>
+          <w:rFonts w:ascii="Consolas" w:eastAsia="Times New Roman" w:hAnsi="Consolas" w:cs="Times New Roman"/>
+          <w:b/>
+          <w:bCs/>
+          <w:color w:val="9F9F8F"/>
+          <w:sz w:val="33"/>
+          <w:szCs w:val="33"/>
+          <w:lang w:eastAsia="es-ES"/>
+        </w:rPr>
+        <w:t xml:space="preserve">//Sumar el </w:t>
+      </w:r>
+      <w:proofErr w:type="spellStart"/>
+      <w:r>
+        <w:rPr>
+          <w:rFonts w:ascii="Consolas" w:eastAsia="Times New Roman" w:hAnsi="Consolas" w:cs="Times New Roman"/>
+          <w:b/>
+          <w:bCs/>
+          <w:color w:val="9F9F8F"/>
+          <w:sz w:val="33"/>
+          <w:szCs w:val="33"/>
+          <w:lang w:eastAsia="es-ES"/>
+        </w:rPr>
+        <w:t>dia</w:t>
+      </w:r>
+      <w:proofErr w:type="spellEnd"/>
+      <w:r>
+        <w:rPr>
+          <w:rFonts w:ascii="Consolas" w:eastAsia="Times New Roman" w:hAnsi="Consolas" w:cs="Times New Roman"/>
+          <w:b/>
+          <w:bCs/>
+          <w:color w:val="9F9F8F"/>
+          <w:sz w:val="33"/>
+          <w:szCs w:val="33"/>
+          <w:lang w:eastAsia="es-ES"/>
+        </w:rPr>
+        <w:t>, el doble del mes, el año</w:t>
+      </w:r>
+    </w:p>
+    <w:p>
+      <w:pPr>
+        <w:shd w:val="clear" w:color="auto" w:fill="FFFFFF"/>
+        <w:spacing w:after="0" w:line="450" w:lineRule="atLeast"/>
+        <w:rPr>
+          <w:rFonts w:ascii="Consolas" w:eastAsia="Times New Roman" w:hAnsi="Consolas" w:cs="Times New Roman"/>
+          <w:b/>
+          <w:bCs/>
+          <w:color w:val="000000"/>
+          <w:sz w:val="33"/>
+          <w:szCs w:val="33"/>
+          <w:lang w:eastAsia="es-ES"/>
+        </w:rPr>
+      </w:pPr>
+      <w:r>
+        <w:rPr>
+          <w:rFonts w:ascii="Consolas" w:eastAsia="Times New Roman" w:hAnsi="Consolas" w:cs="Times New Roman"/>
+          <w:b/>
+          <w:bCs/>
+          <w:color w:val="000000"/>
+          <w:sz w:val="33"/>
+          <w:szCs w:val="33"/>
+          <w:lang w:eastAsia="es-ES"/>
+        </w:rPr>
+        <w:t xml:space="preserve">            </w:t>
+      </w:r>
+      <w:r>
+        <w:rPr>
+          <w:rFonts w:ascii="Consolas" w:eastAsia="Times New Roman" w:hAnsi="Consolas" w:cs="Times New Roman"/>
+          <w:b/>
+          <w:bCs/>
+          <w:color w:val="9F9F8F"/>
+          <w:sz w:val="33"/>
+          <w:szCs w:val="33"/>
+          <w:lang w:eastAsia="es-ES"/>
+        </w:rPr>
+        <w:t xml:space="preserve">// , </w:t>
+      </w:r>
+      <w:proofErr w:type="gramStart"/>
+      <w:r>
+        <w:rPr>
+          <w:rFonts w:ascii="Consolas" w:eastAsia="Times New Roman" w:hAnsi="Consolas" w:cs="Times New Roman"/>
+          <w:b/>
+          <w:bCs/>
+          <w:color w:val="9F9F8F"/>
+          <w:sz w:val="33"/>
+          <w:szCs w:val="33"/>
+          <w:lang w:eastAsia="es-ES"/>
+        </w:rPr>
+        <w:t>el</w:t>
+      </w:r>
+      <w:proofErr w:type="gramEnd"/>
+      <w:r>
+        <w:rPr>
+          <w:rFonts w:ascii="Consolas" w:eastAsia="Times New Roman" w:hAnsi="Consolas" w:cs="Times New Roman"/>
+          <w:b/>
+          <w:bCs/>
+          <w:color w:val="9F9F8F"/>
+          <w:sz w:val="33"/>
+          <w:szCs w:val="33"/>
+          <w:lang w:eastAsia="es-ES"/>
+        </w:rPr>
+        <w:t xml:space="preserve"> resultado de la operación 1, </w:t>
+      </w:r>
+    </w:p>
+    <w:p>
+      <w:pPr>
+        <w:shd w:val="clear" w:color="auto" w:fill="FFFFFF"/>
+        <w:spacing w:after="0" w:line="450" w:lineRule="atLeast"/>
+        <w:rPr>
+          <w:rFonts w:ascii="Consolas" w:eastAsia="Times New Roman" w:hAnsi="Consolas" w:cs="Times New Roman"/>
+          <w:b/>
+          <w:bCs/>
+          <w:color w:val="000000"/>
+          <w:sz w:val="33"/>
+          <w:szCs w:val="33"/>
+          <w:lang w:eastAsia="es-ES"/>
+        </w:rPr>
+      </w:pPr>
+      <w:r>
+        <w:rPr>
+          <w:rFonts w:ascii="Consolas" w:eastAsia="Times New Roman" w:hAnsi="Consolas" w:cs="Times New Roman"/>
+          <w:b/>
+          <w:bCs/>
+          <w:color w:val="000000"/>
+          <w:sz w:val="33"/>
+          <w:szCs w:val="33"/>
+          <w:lang w:eastAsia="es-ES"/>
+        </w:rPr>
+        <w:t xml:space="preserve">            </w:t>
+      </w:r>
+      <w:r>
+        <w:rPr>
+          <w:rFonts w:ascii="Consolas" w:eastAsia="Times New Roman" w:hAnsi="Consolas" w:cs="Times New Roman"/>
+          <w:b/>
+          <w:bCs/>
+          <w:color w:val="9F9F8F"/>
+          <w:sz w:val="33"/>
+          <w:szCs w:val="33"/>
+          <w:lang w:eastAsia="es-ES"/>
+        </w:rPr>
+        <w:t xml:space="preserve">// </w:t>
+      </w:r>
+      <w:proofErr w:type="gramStart"/>
+      <w:r>
+        <w:rPr>
+          <w:rFonts w:ascii="Consolas" w:eastAsia="Times New Roman" w:hAnsi="Consolas" w:cs="Times New Roman"/>
+          <w:b/>
+          <w:bCs/>
+          <w:color w:val="9F9F8F"/>
+          <w:sz w:val="33"/>
+          <w:szCs w:val="33"/>
+          <w:lang w:eastAsia="es-ES"/>
+        </w:rPr>
+        <w:t>el</w:t>
+      </w:r>
+      <w:proofErr w:type="gramEnd"/>
+      <w:r>
+        <w:rPr>
+          <w:rFonts w:ascii="Consolas" w:eastAsia="Times New Roman" w:hAnsi="Consolas" w:cs="Times New Roman"/>
+          <w:b/>
+          <w:bCs/>
+          <w:color w:val="9F9F8F"/>
+          <w:sz w:val="33"/>
+          <w:szCs w:val="33"/>
+          <w:lang w:eastAsia="es-ES"/>
+        </w:rPr>
+        <w:t xml:space="preserve"> resultado de la operación 2, </w:t>
+      </w:r>
+    </w:p>
+    <w:p>
+      <w:pPr>
+        <w:shd w:val="clear" w:color="auto" w:fill="FFFFFF"/>
+        <w:spacing w:after="0" w:line="450" w:lineRule="atLeast"/>
+        <w:rPr>
+          <w:rFonts w:ascii="Consolas" w:eastAsia="Times New Roman" w:hAnsi="Consolas" w:cs="Times New Roman"/>
+          <w:b/>
+          <w:bCs/>
+          <w:color w:val="000000"/>
+          <w:sz w:val="33"/>
+          <w:szCs w:val="33"/>
+          <w:lang w:eastAsia="es-ES"/>
+        </w:rPr>
+      </w:pPr>
+      <w:r>
+        <w:rPr>
+          <w:rFonts w:ascii="Consolas" w:eastAsia="Times New Roman" w:hAnsi="Consolas" w:cs="Times New Roman"/>
+          <w:b/>
+          <w:bCs/>
+          <w:color w:val="000000"/>
+          <w:sz w:val="33"/>
+          <w:szCs w:val="33"/>
+          <w:lang w:eastAsia="es-ES"/>
+        </w:rPr>
+        <w:t xml:space="preserve">            </w:t>
+      </w:r>
+      <w:r>
+        <w:rPr>
+          <w:rFonts w:ascii="Consolas" w:eastAsia="Times New Roman" w:hAnsi="Consolas" w:cs="Times New Roman"/>
+          <w:b/>
+          <w:bCs/>
+          <w:color w:val="9F9F8F"/>
+          <w:sz w:val="33"/>
+          <w:szCs w:val="33"/>
+          <w:lang w:eastAsia="es-ES"/>
+        </w:rPr>
+        <w:t xml:space="preserve">// </w:t>
+      </w:r>
+      <w:proofErr w:type="gramStart"/>
+      <w:r>
+        <w:rPr>
+          <w:rFonts w:ascii="Consolas" w:eastAsia="Times New Roman" w:hAnsi="Consolas" w:cs="Times New Roman"/>
+          <w:b/>
+          <w:bCs/>
+          <w:color w:val="9F9F8F"/>
+          <w:sz w:val="33"/>
+          <w:szCs w:val="33"/>
+          <w:lang w:eastAsia="es-ES"/>
+        </w:rPr>
+        <w:t>menos</w:t>
+      </w:r>
+      <w:proofErr w:type="gramEnd"/>
+      <w:r>
+        <w:rPr>
+          <w:rFonts w:ascii="Consolas" w:eastAsia="Times New Roman" w:hAnsi="Consolas" w:cs="Times New Roman"/>
+          <w:b/>
+          <w:bCs/>
+          <w:color w:val="9F9F8F"/>
+          <w:sz w:val="33"/>
+          <w:szCs w:val="33"/>
+          <w:lang w:eastAsia="es-ES"/>
+        </w:rPr>
+        <w:t xml:space="preserve"> el resultado de la operación 3 </w:t>
+      </w:r>
+    </w:p>
+    <w:p>
+      <w:pPr>
+        <w:shd w:val="clear" w:color="auto" w:fill="FFFFFF"/>
+        <w:spacing w:after="0" w:line="450" w:lineRule="atLeast"/>
+        <w:rPr>
+          <w:rFonts w:ascii="Consolas" w:eastAsia="Times New Roman" w:hAnsi="Consolas" w:cs="Times New Roman"/>
+          <w:b/>
+          <w:bCs/>
+          <w:color w:val="000000"/>
+          <w:sz w:val="33"/>
+          <w:szCs w:val="33"/>
+          <w:lang w:eastAsia="es-ES"/>
+        </w:rPr>
+      </w:pPr>
+      <w:r>
+        <w:rPr>
+          <w:rFonts w:ascii="Consolas" w:eastAsia="Times New Roman" w:hAnsi="Consolas" w:cs="Times New Roman"/>
+          <w:b/>
+          <w:bCs/>
+          <w:color w:val="000000"/>
+          <w:sz w:val="33"/>
+          <w:szCs w:val="33"/>
+          <w:lang w:eastAsia="es-ES"/>
+        </w:rPr>
+        <w:t xml:space="preserve">            </w:t>
+      </w:r>
+      <w:r>
+        <w:rPr>
+          <w:rFonts w:ascii="Consolas" w:eastAsia="Times New Roman" w:hAnsi="Consolas" w:cs="Times New Roman"/>
+          <w:b/>
+          <w:bCs/>
+          <w:color w:val="9F9F8F"/>
+          <w:sz w:val="33"/>
+          <w:szCs w:val="33"/>
+          <w:lang w:eastAsia="es-ES"/>
+        </w:rPr>
+        <w:t xml:space="preserve">// </w:t>
+      </w:r>
+      <w:proofErr w:type="gramStart"/>
+      <w:r>
+        <w:rPr>
+          <w:rFonts w:ascii="Consolas" w:eastAsia="Times New Roman" w:hAnsi="Consolas" w:cs="Times New Roman"/>
+          <w:b/>
+          <w:bCs/>
+          <w:color w:val="9F9F8F"/>
+          <w:sz w:val="33"/>
+          <w:szCs w:val="33"/>
+          <w:lang w:eastAsia="es-ES"/>
+        </w:rPr>
+        <w:t>más</w:t>
+      </w:r>
+      <w:proofErr w:type="gramEnd"/>
+      <w:r>
+        <w:rPr>
+          <w:rFonts w:ascii="Consolas" w:eastAsia="Times New Roman" w:hAnsi="Consolas" w:cs="Times New Roman"/>
+          <w:b/>
+          <w:bCs/>
+          <w:color w:val="9F9F8F"/>
+          <w:sz w:val="33"/>
+          <w:szCs w:val="33"/>
+          <w:lang w:eastAsia="es-ES"/>
+        </w:rPr>
+        <w:t xml:space="preserve"> la operación 4 más 2.</w:t>
+      </w:r>
+    </w:p>
+    <w:p>
+      <w:pPr>
+        <w:shd w:val="clear" w:color="auto" w:fill="FFFFFF"/>
+        <w:spacing w:after="0" w:line="450" w:lineRule="atLeast"/>
+        <w:rPr>
+          <w:rFonts w:ascii="Consolas" w:eastAsia="Times New Roman" w:hAnsi="Consolas" w:cs="Times New Roman"/>
+          <w:b/>
+          <w:bCs/>
+          <w:color w:val="000000"/>
+          <w:sz w:val="33"/>
+          <w:szCs w:val="33"/>
+          <w:lang w:eastAsia="es-ES"/>
+        </w:rPr>
+      </w:pPr>
+      <w:r>
+        <w:rPr>
+          <w:rFonts w:ascii="Consolas" w:eastAsia="Times New Roman" w:hAnsi="Consolas" w:cs="Times New Roman"/>
+          <w:b/>
+          <w:bCs/>
+          <w:color w:val="000000"/>
+          <w:sz w:val="33"/>
+          <w:szCs w:val="33"/>
+          <w:lang w:eastAsia="es-ES"/>
+        </w:rPr>
+        <w:t xml:space="preserve">            </w:t>
+      </w:r>
+      <w:proofErr w:type="spellStart"/>
+      <w:proofErr w:type="gramStart"/>
+      <w:r>
+        <w:rPr>
+          <w:rFonts w:ascii="Consolas" w:eastAsia="Times New Roman" w:hAnsi="Consolas" w:cs="Times New Roman"/>
+          <w:b/>
+          <w:bCs/>
+          <w:i/>
+          <w:iCs/>
+          <w:color w:val="28C6E4"/>
+          <w:sz w:val="33"/>
+          <w:szCs w:val="33"/>
+          <w:lang w:eastAsia="es-ES"/>
+        </w:rPr>
+        <w:t>let</w:t>
+      </w:r>
+      <w:proofErr w:type="spellEnd"/>
+      <w:proofErr w:type="gramEnd"/>
+      <w:r>
+        <w:rPr>
+          <w:rFonts w:ascii="Consolas" w:eastAsia="Times New Roman" w:hAnsi="Consolas" w:cs="Times New Roman"/>
+          <w:b/>
+          <w:bCs/>
+          <w:color w:val="000000"/>
+          <w:sz w:val="33"/>
+          <w:szCs w:val="33"/>
+          <w:lang w:eastAsia="es-ES"/>
+        </w:rPr>
+        <w:t xml:space="preserve"> op5 </w:t>
+      </w:r>
+      <w:r>
+        <w:rPr>
+          <w:rFonts w:ascii="Consolas" w:eastAsia="Times New Roman" w:hAnsi="Consolas" w:cs="Times New Roman"/>
+          <w:b/>
+          <w:bCs/>
+          <w:color w:val="F92672"/>
+          <w:sz w:val="33"/>
+          <w:szCs w:val="33"/>
+          <w:lang w:eastAsia="es-ES"/>
+        </w:rPr>
+        <w:t>=</w:t>
+      </w:r>
+      <w:r>
+        <w:rPr>
+          <w:rFonts w:ascii="Consolas" w:eastAsia="Times New Roman" w:hAnsi="Consolas" w:cs="Times New Roman"/>
+          <w:b/>
+          <w:bCs/>
+          <w:color w:val="000000"/>
+          <w:sz w:val="33"/>
+          <w:szCs w:val="33"/>
+          <w:lang w:eastAsia="es-ES"/>
+        </w:rPr>
+        <w:t xml:space="preserve"> </w:t>
+      </w:r>
+      <w:proofErr w:type="spellStart"/>
+      <w:r>
+        <w:rPr>
+          <w:rFonts w:ascii="Consolas" w:eastAsia="Times New Roman" w:hAnsi="Consolas" w:cs="Times New Roman"/>
+          <w:b/>
+          <w:bCs/>
+          <w:color w:val="000000"/>
+          <w:sz w:val="33"/>
+          <w:szCs w:val="33"/>
+          <w:lang w:eastAsia="es-ES"/>
+        </w:rPr>
+        <w:t>dia</w:t>
+      </w:r>
+      <w:proofErr w:type="spellEnd"/>
+      <w:r>
+        <w:rPr>
+          <w:rFonts w:ascii="Consolas" w:eastAsia="Times New Roman" w:hAnsi="Consolas" w:cs="Times New Roman"/>
+          <w:b/>
+          <w:bCs/>
+          <w:color w:val="000000"/>
+          <w:sz w:val="33"/>
+          <w:szCs w:val="33"/>
+          <w:lang w:eastAsia="es-ES"/>
+        </w:rPr>
+        <w:t xml:space="preserve"> </w:t>
+      </w:r>
+      <w:r>
+        <w:rPr>
+          <w:rFonts w:ascii="Consolas" w:eastAsia="Times New Roman" w:hAnsi="Consolas" w:cs="Times New Roman"/>
+          <w:b/>
+          <w:bCs/>
+          <w:color w:val="F92672"/>
+          <w:sz w:val="33"/>
+          <w:szCs w:val="33"/>
+          <w:lang w:eastAsia="es-ES"/>
+        </w:rPr>
+        <w:t>+</w:t>
+      </w:r>
+      <w:r>
+        <w:rPr>
+          <w:rFonts w:ascii="Consolas" w:eastAsia="Times New Roman" w:hAnsi="Consolas" w:cs="Times New Roman"/>
+          <w:b/>
+          <w:bCs/>
+          <w:color w:val="000000"/>
+          <w:sz w:val="33"/>
+          <w:szCs w:val="33"/>
+          <w:lang w:eastAsia="es-ES"/>
+        </w:rPr>
+        <w:t xml:space="preserve"> (mes </w:t>
+      </w:r>
+      <w:r>
+        <w:rPr>
+          <w:rFonts w:ascii="Consolas" w:eastAsia="Times New Roman" w:hAnsi="Consolas" w:cs="Times New Roman"/>
+          <w:b/>
+          <w:bCs/>
+          <w:color w:val="F92672"/>
+          <w:sz w:val="33"/>
+          <w:szCs w:val="33"/>
+          <w:lang w:eastAsia="es-ES"/>
+        </w:rPr>
+        <w:t>*</w:t>
+      </w:r>
+      <w:r>
+        <w:rPr>
+          <w:rFonts w:ascii="Consolas" w:eastAsia="Times New Roman" w:hAnsi="Consolas" w:cs="Times New Roman"/>
+          <w:b/>
+          <w:bCs/>
+          <w:color w:val="000000"/>
+          <w:sz w:val="33"/>
+          <w:szCs w:val="33"/>
+          <w:lang w:eastAsia="es-ES"/>
+        </w:rPr>
+        <w:t xml:space="preserve"> </w:t>
+      </w:r>
+      <w:r>
+        <w:rPr>
+          <w:rFonts w:ascii="Consolas" w:eastAsia="Times New Roman" w:hAnsi="Consolas" w:cs="Times New Roman"/>
+          <w:b/>
+          <w:bCs/>
+          <w:color w:val="AE81FF"/>
+          <w:sz w:val="33"/>
+          <w:szCs w:val="33"/>
+          <w:lang w:eastAsia="es-ES"/>
+        </w:rPr>
+        <w:t>2</w:t>
+      </w:r>
+      <w:r>
+        <w:rPr>
+          <w:rFonts w:ascii="Consolas" w:eastAsia="Times New Roman" w:hAnsi="Consolas" w:cs="Times New Roman"/>
+          <w:b/>
+          <w:bCs/>
+          <w:color w:val="000000"/>
+          <w:sz w:val="33"/>
+          <w:szCs w:val="33"/>
+          <w:lang w:eastAsia="es-ES"/>
+        </w:rPr>
+        <w:t xml:space="preserve">) </w:t>
+      </w:r>
+      <w:r>
+        <w:rPr>
+          <w:rFonts w:ascii="Consolas" w:eastAsia="Times New Roman" w:hAnsi="Consolas" w:cs="Times New Roman"/>
+          <w:b/>
+          <w:bCs/>
+          <w:color w:val="F92672"/>
+          <w:sz w:val="33"/>
+          <w:szCs w:val="33"/>
+          <w:lang w:eastAsia="es-ES"/>
+        </w:rPr>
+        <w:t>+</w:t>
+      </w:r>
+      <w:r>
+        <w:rPr>
+          <w:rFonts w:ascii="Consolas" w:eastAsia="Times New Roman" w:hAnsi="Consolas" w:cs="Times New Roman"/>
+          <w:b/>
+          <w:bCs/>
+          <w:color w:val="000000"/>
+          <w:sz w:val="33"/>
+          <w:szCs w:val="33"/>
+          <w:lang w:eastAsia="es-ES"/>
+        </w:rPr>
+        <w:t xml:space="preserve"> </w:t>
+      </w:r>
+      <w:proofErr w:type="spellStart"/>
+      <w:r>
+        <w:rPr>
+          <w:rFonts w:ascii="Consolas" w:eastAsia="Times New Roman" w:hAnsi="Consolas" w:cs="Times New Roman"/>
+          <w:b/>
+          <w:bCs/>
+          <w:color w:val="000000"/>
+          <w:sz w:val="33"/>
+          <w:szCs w:val="33"/>
+          <w:lang w:eastAsia="es-ES"/>
+        </w:rPr>
+        <w:t>anyo</w:t>
+      </w:r>
+      <w:proofErr w:type="spellEnd"/>
+      <w:r>
+        <w:rPr>
+          <w:rFonts w:ascii="Consolas" w:eastAsia="Times New Roman" w:hAnsi="Consolas" w:cs="Times New Roman"/>
+          <w:b/>
+          <w:bCs/>
+          <w:color w:val="000000"/>
+          <w:sz w:val="33"/>
+          <w:szCs w:val="33"/>
+          <w:lang w:eastAsia="es-ES"/>
+        </w:rPr>
+        <w:t xml:space="preserve"> </w:t>
+      </w:r>
+      <w:r>
+        <w:rPr>
+          <w:rFonts w:ascii="Consolas" w:eastAsia="Times New Roman" w:hAnsi="Consolas" w:cs="Times New Roman"/>
+          <w:b/>
+          <w:bCs/>
+          <w:color w:val="F92672"/>
+          <w:sz w:val="33"/>
+          <w:szCs w:val="33"/>
+          <w:lang w:eastAsia="es-ES"/>
+        </w:rPr>
+        <w:t>+</w:t>
+      </w:r>
+      <w:r>
+        <w:rPr>
+          <w:rFonts w:ascii="Consolas" w:eastAsia="Times New Roman" w:hAnsi="Consolas" w:cs="Times New Roman"/>
+          <w:b/>
+          <w:bCs/>
+          <w:color w:val="000000"/>
+          <w:sz w:val="33"/>
+          <w:szCs w:val="33"/>
+          <w:lang w:eastAsia="es-ES"/>
+        </w:rPr>
+        <w:t xml:space="preserve"> op1 </w:t>
+      </w:r>
+      <w:r>
+        <w:rPr>
+          <w:rFonts w:ascii="Consolas" w:eastAsia="Times New Roman" w:hAnsi="Consolas" w:cs="Times New Roman"/>
+          <w:b/>
+          <w:bCs/>
+          <w:color w:val="F92672"/>
+          <w:sz w:val="33"/>
+          <w:szCs w:val="33"/>
+          <w:lang w:eastAsia="es-ES"/>
+        </w:rPr>
+        <w:t>+</w:t>
+      </w:r>
+      <w:r>
+        <w:rPr>
+          <w:rFonts w:ascii="Consolas" w:eastAsia="Times New Roman" w:hAnsi="Consolas" w:cs="Times New Roman"/>
+          <w:b/>
+          <w:bCs/>
+          <w:color w:val="000000"/>
+          <w:sz w:val="33"/>
+          <w:szCs w:val="33"/>
+          <w:lang w:eastAsia="es-ES"/>
+        </w:rPr>
+        <w:t xml:space="preserve"> op2 </w:t>
+      </w:r>
+      <w:r>
+        <w:rPr>
+          <w:rFonts w:ascii="Consolas" w:eastAsia="Times New Roman" w:hAnsi="Consolas" w:cs="Times New Roman"/>
+          <w:b/>
+          <w:bCs/>
+          <w:color w:val="F92672"/>
+          <w:sz w:val="33"/>
+          <w:szCs w:val="33"/>
+          <w:lang w:eastAsia="es-ES"/>
+        </w:rPr>
+        <w:t>-</w:t>
+      </w:r>
+      <w:r>
+        <w:rPr>
+          <w:rFonts w:ascii="Consolas" w:eastAsia="Times New Roman" w:hAnsi="Consolas" w:cs="Times New Roman"/>
+          <w:b/>
+          <w:bCs/>
+          <w:color w:val="000000"/>
+          <w:sz w:val="33"/>
+          <w:szCs w:val="33"/>
+          <w:lang w:eastAsia="es-ES"/>
+        </w:rPr>
+        <w:t xml:space="preserve"> op3 </w:t>
+      </w:r>
+      <w:r>
+        <w:rPr>
+          <w:rFonts w:ascii="Consolas" w:eastAsia="Times New Roman" w:hAnsi="Consolas" w:cs="Times New Roman"/>
+          <w:b/>
+          <w:bCs/>
+          <w:color w:val="F92672"/>
+          <w:sz w:val="33"/>
+          <w:szCs w:val="33"/>
+          <w:lang w:eastAsia="es-ES"/>
+        </w:rPr>
+        <w:t>+</w:t>
+      </w:r>
+      <w:r>
+        <w:rPr>
+          <w:rFonts w:ascii="Consolas" w:eastAsia="Times New Roman" w:hAnsi="Consolas" w:cs="Times New Roman"/>
+          <w:b/>
+          <w:bCs/>
+          <w:color w:val="000000"/>
+          <w:sz w:val="33"/>
+          <w:szCs w:val="33"/>
+          <w:lang w:eastAsia="es-ES"/>
+        </w:rPr>
+        <w:t xml:space="preserve"> op4 </w:t>
+      </w:r>
+      <w:r>
+        <w:rPr>
+          <w:rFonts w:ascii="Consolas" w:eastAsia="Times New Roman" w:hAnsi="Consolas" w:cs="Times New Roman"/>
+          <w:b/>
+          <w:bCs/>
+          <w:color w:val="F92672"/>
+          <w:sz w:val="33"/>
+          <w:szCs w:val="33"/>
+          <w:lang w:eastAsia="es-ES"/>
+        </w:rPr>
+        <w:t>+</w:t>
+      </w:r>
+      <w:r>
+        <w:rPr>
+          <w:rFonts w:ascii="Consolas" w:eastAsia="Times New Roman" w:hAnsi="Consolas" w:cs="Times New Roman"/>
+          <w:b/>
+          <w:bCs/>
+          <w:color w:val="000000"/>
+          <w:sz w:val="33"/>
+          <w:szCs w:val="33"/>
+          <w:lang w:eastAsia="es-ES"/>
+        </w:rPr>
+        <w:t xml:space="preserve"> </w:t>
+      </w:r>
+      <w:r>
+        <w:rPr>
+          <w:rFonts w:ascii="Consolas" w:eastAsia="Times New Roman" w:hAnsi="Consolas" w:cs="Times New Roman"/>
+          <w:b/>
+          <w:bCs/>
+          <w:color w:val="AE81FF"/>
+          <w:sz w:val="33"/>
+          <w:szCs w:val="33"/>
+          <w:lang w:eastAsia="es-ES"/>
+        </w:rPr>
+        <w:t>2</w:t>
+      </w:r>
+      <w:r>
+        <w:rPr>
+          <w:rFonts w:ascii="Consolas" w:eastAsia="Times New Roman" w:hAnsi="Consolas" w:cs="Times New Roman"/>
+          <w:b/>
+          <w:bCs/>
+          <w:color w:val="000000"/>
+          <w:sz w:val="33"/>
+          <w:szCs w:val="33"/>
+          <w:lang w:eastAsia="es-ES"/>
+        </w:rPr>
+        <w:t>;</w:t>
+      </w:r>
+    </w:p>
+    <w:p>
+      <w:pPr>
+        <w:shd w:val="clear" w:color="auto" w:fill="FFFFFF"/>
+        <w:spacing w:after="0" w:line="450" w:lineRule="atLeast"/>
+        <w:rPr>
+          <w:rFonts w:ascii="Consolas" w:eastAsia="Times New Roman" w:hAnsi="Consolas" w:cs="Times New Roman"/>
+          <w:b/>
+          <w:bCs/>
+          <w:color w:val="000000"/>
+          <w:sz w:val="33"/>
+          <w:szCs w:val="33"/>
+          <w:lang w:eastAsia="es-ES"/>
+        </w:rPr>
+      </w:pPr>
+      <w:r>
+        <w:rPr>
+          <w:rFonts w:ascii="Consolas" w:eastAsia="Times New Roman" w:hAnsi="Consolas" w:cs="Times New Roman"/>
+          <w:b/>
+          <w:bCs/>
+          <w:color w:val="000000"/>
+          <w:sz w:val="33"/>
+          <w:szCs w:val="33"/>
+          <w:lang w:eastAsia="es-ES"/>
+        </w:rPr>
+        <w:t xml:space="preserve">            </w:t>
+      </w:r>
+      <w:proofErr w:type="gramStart"/>
+      <w:r>
+        <w:rPr>
+          <w:rFonts w:ascii="Consolas" w:eastAsia="Times New Roman" w:hAnsi="Consolas" w:cs="Times New Roman"/>
+          <w:b/>
+          <w:bCs/>
+          <w:color w:val="000000"/>
+          <w:sz w:val="33"/>
+          <w:szCs w:val="33"/>
+          <w:lang w:eastAsia="es-ES"/>
+        </w:rPr>
+        <w:t>console.</w:t>
+      </w:r>
+      <w:r>
+        <w:rPr>
+          <w:rFonts w:ascii="Consolas" w:eastAsia="Times New Roman" w:hAnsi="Consolas" w:cs="Times New Roman"/>
+          <w:b/>
+          <w:bCs/>
+          <w:color w:val="6AAF19"/>
+          <w:sz w:val="33"/>
+          <w:szCs w:val="33"/>
+          <w:lang w:eastAsia="es-ES"/>
+        </w:rPr>
+        <w:t>log</w:t>
+      </w:r>
+      <w:r>
+        <w:rPr>
+          <w:rFonts w:ascii="Consolas" w:eastAsia="Times New Roman" w:hAnsi="Consolas" w:cs="Times New Roman"/>
+          <w:b/>
+          <w:bCs/>
+          <w:color w:val="000000"/>
+          <w:sz w:val="33"/>
+          <w:szCs w:val="33"/>
+          <w:lang w:eastAsia="es-ES"/>
+        </w:rPr>
+        <w:t>(</w:t>
+      </w:r>
+      <w:proofErr w:type="gramEnd"/>
+      <w:r>
+        <w:rPr>
+          <w:rFonts w:ascii="Consolas" w:eastAsia="Times New Roman" w:hAnsi="Consolas" w:cs="Times New Roman"/>
+          <w:b/>
+          <w:bCs/>
+          <w:color w:val="000000"/>
+          <w:sz w:val="33"/>
+          <w:szCs w:val="33"/>
+          <w:lang w:eastAsia="es-ES"/>
+        </w:rPr>
+        <w:t>op5)</w:t>
+      </w:r>
+    </w:p>
+    <w:p>
+      <w:pPr>
+        <w:shd w:val="clear" w:color="auto" w:fill="FFFFFF"/>
+        <w:spacing w:after="0" w:line="450" w:lineRule="atLeast"/>
+        <w:rPr>
+          <w:rFonts w:ascii="Consolas" w:eastAsia="Times New Roman" w:hAnsi="Consolas" w:cs="Times New Roman"/>
+          <w:b/>
+          <w:bCs/>
+          <w:color w:val="000000"/>
+          <w:sz w:val="33"/>
+          <w:szCs w:val="33"/>
+          <w:lang w:eastAsia="es-ES"/>
+        </w:rPr>
+      </w:pPr>
+      <w:r>
+        <w:rPr>
+          <w:rFonts w:ascii="Consolas" w:eastAsia="Times New Roman" w:hAnsi="Consolas" w:cs="Times New Roman"/>
+          <w:b/>
+          <w:bCs/>
+          <w:color w:val="000000"/>
+          <w:sz w:val="33"/>
+          <w:szCs w:val="33"/>
+          <w:lang w:eastAsia="es-ES"/>
+        </w:rPr>
+        <w:t xml:space="preserve">            </w:t>
+      </w:r>
+      <w:r>
+        <w:rPr>
+          <w:rFonts w:ascii="Consolas" w:eastAsia="Times New Roman" w:hAnsi="Consolas" w:cs="Times New Roman"/>
+          <w:b/>
+          <w:bCs/>
+          <w:color w:val="9F9F8F"/>
+          <w:sz w:val="33"/>
+          <w:szCs w:val="33"/>
+          <w:lang w:eastAsia="es-ES"/>
+        </w:rPr>
+        <w:t>//Dividir el resultado anterior entre 7</w:t>
+      </w:r>
+    </w:p>
+    <w:p>
+      <w:pPr>
+        <w:shd w:val="clear" w:color="auto" w:fill="FFFFFF"/>
+        <w:spacing w:after="0" w:line="450" w:lineRule="atLeast"/>
+        <w:rPr>
+          <w:rFonts w:ascii="Consolas" w:eastAsia="Times New Roman" w:hAnsi="Consolas" w:cs="Times New Roman"/>
+          <w:b/>
+          <w:bCs/>
+          <w:color w:val="000000"/>
+          <w:sz w:val="33"/>
+          <w:szCs w:val="33"/>
+          <w:lang w:eastAsia="es-ES"/>
+        </w:rPr>
+      </w:pPr>
+      <w:r>
+        <w:rPr>
+          <w:rFonts w:ascii="Consolas" w:eastAsia="Times New Roman" w:hAnsi="Consolas" w:cs="Times New Roman"/>
+          <w:b/>
+          <w:bCs/>
+          <w:color w:val="000000"/>
+          <w:sz w:val="33"/>
+          <w:szCs w:val="33"/>
+          <w:lang w:eastAsia="es-ES"/>
+        </w:rPr>
+        <w:t xml:space="preserve">            </w:t>
+      </w:r>
+      <w:proofErr w:type="spellStart"/>
+      <w:proofErr w:type="gramStart"/>
+      <w:r>
+        <w:rPr>
+          <w:rFonts w:ascii="Consolas" w:eastAsia="Times New Roman" w:hAnsi="Consolas" w:cs="Times New Roman"/>
+          <w:b/>
+          <w:bCs/>
+          <w:i/>
+          <w:iCs/>
+          <w:color w:val="28C6E4"/>
+          <w:sz w:val="33"/>
+          <w:szCs w:val="33"/>
+          <w:lang w:eastAsia="es-ES"/>
+        </w:rPr>
+        <w:t>let</w:t>
+      </w:r>
+      <w:proofErr w:type="spellEnd"/>
+      <w:proofErr w:type="gramEnd"/>
+      <w:r>
+        <w:rPr>
+          <w:rFonts w:ascii="Consolas" w:eastAsia="Times New Roman" w:hAnsi="Consolas" w:cs="Times New Roman"/>
+          <w:b/>
+          <w:bCs/>
+          <w:color w:val="000000"/>
+          <w:sz w:val="33"/>
+          <w:szCs w:val="33"/>
+          <w:lang w:eastAsia="es-ES"/>
+        </w:rPr>
+        <w:t xml:space="preserve"> op6 </w:t>
+      </w:r>
+      <w:r>
+        <w:rPr>
+          <w:rFonts w:ascii="Consolas" w:eastAsia="Times New Roman" w:hAnsi="Consolas" w:cs="Times New Roman"/>
+          <w:b/>
+          <w:bCs/>
+          <w:color w:val="F92672"/>
+          <w:sz w:val="33"/>
+          <w:szCs w:val="33"/>
+          <w:lang w:eastAsia="es-ES"/>
+        </w:rPr>
+        <w:t>=</w:t>
+      </w:r>
+      <w:r>
+        <w:rPr>
+          <w:rFonts w:ascii="Consolas" w:eastAsia="Times New Roman" w:hAnsi="Consolas" w:cs="Times New Roman"/>
+          <w:b/>
+          <w:bCs/>
+          <w:color w:val="000000"/>
+          <w:sz w:val="33"/>
+          <w:szCs w:val="33"/>
+          <w:lang w:eastAsia="es-ES"/>
+        </w:rPr>
+        <w:t xml:space="preserve"> </w:t>
+      </w:r>
+      <w:proofErr w:type="spellStart"/>
+      <w:r>
+        <w:rPr>
+          <w:rFonts w:ascii="Consolas" w:eastAsia="Times New Roman" w:hAnsi="Consolas" w:cs="Times New Roman"/>
+          <w:b/>
+          <w:bCs/>
+          <w:color w:val="6AAF19"/>
+          <w:sz w:val="33"/>
+          <w:szCs w:val="33"/>
+          <w:lang w:eastAsia="es-ES"/>
+        </w:rPr>
+        <w:t>parseInt</w:t>
+      </w:r>
+      <w:proofErr w:type="spellEnd"/>
+      <w:r>
+        <w:rPr>
+          <w:rFonts w:ascii="Consolas" w:eastAsia="Times New Roman" w:hAnsi="Consolas" w:cs="Times New Roman"/>
+          <w:b/>
+          <w:bCs/>
+          <w:color w:val="000000"/>
+          <w:sz w:val="33"/>
+          <w:szCs w:val="33"/>
+          <w:lang w:eastAsia="es-ES"/>
+        </w:rPr>
+        <w:t xml:space="preserve">(op5 </w:t>
+      </w:r>
+      <w:r>
+        <w:rPr>
+          <w:rFonts w:ascii="Consolas" w:eastAsia="Times New Roman" w:hAnsi="Consolas" w:cs="Times New Roman"/>
+          <w:b/>
+          <w:bCs/>
+          <w:color w:val="F92672"/>
+          <w:sz w:val="33"/>
+          <w:szCs w:val="33"/>
+          <w:lang w:eastAsia="es-ES"/>
+        </w:rPr>
+        <w:t>/</w:t>
+      </w:r>
+      <w:r>
+        <w:rPr>
+          <w:rFonts w:ascii="Consolas" w:eastAsia="Times New Roman" w:hAnsi="Consolas" w:cs="Times New Roman"/>
+          <w:b/>
+          <w:bCs/>
+          <w:color w:val="000000"/>
+          <w:sz w:val="33"/>
+          <w:szCs w:val="33"/>
+          <w:lang w:eastAsia="es-ES"/>
+        </w:rPr>
+        <w:t xml:space="preserve"> </w:t>
+      </w:r>
+      <w:r>
+        <w:rPr>
+          <w:rFonts w:ascii="Consolas" w:eastAsia="Times New Roman" w:hAnsi="Consolas" w:cs="Times New Roman"/>
+          <w:b/>
+          <w:bCs/>
+          <w:color w:val="AE81FF"/>
+          <w:sz w:val="33"/>
+          <w:szCs w:val="33"/>
+          <w:lang w:eastAsia="es-ES"/>
+        </w:rPr>
+        <w:t>7</w:t>
+      </w:r>
+      <w:r>
+        <w:rPr>
+          <w:rFonts w:ascii="Consolas" w:eastAsia="Times New Roman" w:hAnsi="Consolas" w:cs="Times New Roman"/>
+          <w:b/>
+          <w:bCs/>
+          <w:color w:val="000000"/>
+          <w:sz w:val="33"/>
+          <w:szCs w:val="33"/>
+          <w:lang w:eastAsia="es-ES"/>
+        </w:rPr>
+        <w:t>);</w:t>
+      </w:r>
+    </w:p>
+    <w:p>
+      <w:pPr>
+        <w:shd w:val="clear" w:color="auto" w:fill="FFFFFF"/>
+        <w:spacing w:after="0" w:line="450" w:lineRule="atLeast"/>
+        <w:rPr>
+          <w:rFonts w:ascii="Consolas" w:eastAsia="Times New Roman" w:hAnsi="Consolas" w:cs="Times New Roman"/>
+          <w:b/>
+          <w:bCs/>
+          <w:color w:val="000000"/>
+          <w:sz w:val="33"/>
+          <w:szCs w:val="33"/>
+          <w:lang w:eastAsia="es-ES"/>
+        </w:rPr>
+      </w:pPr>
+      <w:r>
+        <w:rPr>
+          <w:rFonts w:ascii="Consolas" w:eastAsia="Times New Roman" w:hAnsi="Consolas" w:cs="Times New Roman"/>
+          <w:b/>
+          <w:bCs/>
+          <w:color w:val="000000"/>
+          <w:sz w:val="33"/>
+          <w:szCs w:val="33"/>
+          <w:lang w:eastAsia="es-ES"/>
+        </w:rPr>
+        <w:t xml:space="preserve">            </w:t>
+      </w:r>
+      <w:proofErr w:type="gramStart"/>
+      <w:r>
+        <w:rPr>
+          <w:rFonts w:ascii="Consolas" w:eastAsia="Times New Roman" w:hAnsi="Consolas" w:cs="Times New Roman"/>
+          <w:b/>
+          <w:bCs/>
+          <w:color w:val="000000"/>
+          <w:sz w:val="33"/>
+          <w:szCs w:val="33"/>
+          <w:lang w:eastAsia="es-ES"/>
+        </w:rPr>
+        <w:t>console.</w:t>
+      </w:r>
+      <w:r>
+        <w:rPr>
+          <w:rFonts w:ascii="Consolas" w:eastAsia="Times New Roman" w:hAnsi="Consolas" w:cs="Times New Roman"/>
+          <w:b/>
+          <w:bCs/>
+          <w:color w:val="6AAF19"/>
+          <w:sz w:val="33"/>
+          <w:szCs w:val="33"/>
+          <w:lang w:eastAsia="es-ES"/>
+        </w:rPr>
+        <w:t>log</w:t>
+      </w:r>
+      <w:r>
+        <w:rPr>
+          <w:rFonts w:ascii="Consolas" w:eastAsia="Times New Roman" w:hAnsi="Consolas" w:cs="Times New Roman"/>
+          <w:b/>
+          <w:bCs/>
+          <w:color w:val="000000"/>
+          <w:sz w:val="33"/>
+          <w:szCs w:val="33"/>
+          <w:lang w:eastAsia="es-ES"/>
+        </w:rPr>
+        <w:t>(</w:t>
+      </w:r>
+      <w:proofErr w:type="gramEnd"/>
+      <w:r>
+        <w:rPr>
+          <w:rFonts w:ascii="Consolas" w:eastAsia="Times New Roman" w:hAnsi="Consolas" w:cs="Times New Roman"/>
+          <w:b/>
+          <w:bCs/>
+          <w:color w:val="000000"/>
+          <w:sz w:val="33"/>
+          <w:szCs w:val="33"/>
+          <w:lang w:eastAsia="es-ES"/>
+        </w:rPr>
+        <w:t>op6);</w:t>
+      </w:r>
+    </w:p>
+    <w:p>
+      <w:pPr>
+        <w:shd w:val="clear" w:color="auto" w:fill="FFFFFF"/>
+        <w:spacing w:after="0" w:line="450" w:lineRule="atLeast"/>
+        <w:rPr>
+          <w:rFonts w:ascii="Consolas" w:eastAsia="Times New Roman" w:hAnsi="Consolas" w:cs="Times New Roman"/>
+          <w:b/>
+          <w:bCs/>
+          <w:color w:val="000000"/>
+          <w:sz w:val="33"/>
+          <w:szCs w:val="33"/>
+          <w:lang w:eastAsia="es-ES"/>
+        </w:rPr>
+      </w:pPr>
+      <w:r>
+        <w:rPr>
+          <w:rFonts w:ascii="Consolas" w:eastAsia="Times New Roman" w:hAnsi="Consolas" w:cs="Times New Roman"/>
+          <w:b/>
+          <w:bCs/>
+          <w:color w:val="000000"/>
+          <w:sz w:val="33"/>
+          <w:szCs w:val="33"/>
+          <w:lang w:eastAsia="es-ES"/>
+        </w:rPr>
+        <w:t xml:space="preserve">            </w:t>
+      </w:r>
+      <w:r>
+        <w:rPr>
+          <w:rFonts w:ascii="Consolas" w:eastAsia="Times New Roman" w:hAnsi="Consolas" w:cs="Times New Roman"/>
+          <w:b/>
+          <w:bCs/>
+          <w:color w:val="9F9F8F"/>
+          <w:sz w:val="33"/>
+          <w:szCs w:val="33"/>
+          <w:lang w:eastAsia="es-ES"/>
+        </w:rPr>
+        <w:t>//Restar el número del paso 5 con el número del paso 6 por 7.</w:t>
+      </w:r>
+    </w:p>
+    <w:p>
+      <w:pPr>
+        <w:shd w:val="clear" w:color="auto" w:fill="FFFFFF"/>
+        <w:spacing w:after="0" w:line="450" w:lineRule="atLeast"/>
+        <w:rPr>
+          <w:rFonts w:ascii="Consolas" w:eastAsia="Times New Roman" w:hAnsi="Consolas" w:cs="Times New Roman"/>
+          <w:b/>
+          <w:bCs/>
+          <w:color w:val="000000"/>
+          <w:sz w:val="33"/>
+          <w:szCs w:val="33"/>
+          <w:lang w:eastAsia="es-ES"/>
+        </w:rPr>
+      </w:pPr>
+      <w:r>
+        <w:rPr>
+          <w:rFonts w:ascii="Consolas" w:eastAsia="Times New Roman" w:hAnsi="Consolas" w:cs="Times New Roman"/>
+          <w:b/>
+          <w:bCs/>
+          <w:color w:val="000000"/>
+          <w:sz w:val="33"/>
+          <w:szCs w:val="33"/>
+          <w:lang w:eastAsia="es-ES"/>
+        </w:rPr>
+        <w:t xml:space="preserve">            </w:t>
+      </w:r>
+      <w:proofErr w:type="spellStart"/>
+      <w:proofErr w:type="gramStart"/>
+      <w:r>
+        <w:rPr>
+          <w:rFonts w:ascii="Consolas" w:eastAsia="Times New Roman" w:hAnsi="Consolas" w:cs="Times New Roman"/>
+          <w:b/>
+          <w:bCs/>
+          <w:i/>
+          <w:iCs/>
+          <w:color w:val="28C6E4"/>
+          <w:sz w:val="33"/>
+          <w:szCs w:val="33"/>
+          <w:lang w:eastAsia="es-ES"/>
+        </w:rPr>
+        <w:t>let</w:t>
+      </w:r>
+      <w:proofErr w:type="spellEnd"/>
+      <w:proofErr w:type="gramEnd"/>
+      <w:r>
+        <w:rPr>
+          <w:rFonts w:ascii="Consolas" w:eastAsia="Times New Roman" w:hAnsi="Consolas" w:cs="Times New Roman"/>
+          <w:b/>
+          <w:bCs/>
+          <w:color w:val="000000"/>
+          <w:sz w:val="33"/>
+          <w:szCs w:val="33"/>
+          <w:lang w:eastAsia="es-ES"/>
+        </w:rPr>
+        <w:t xml:space="preserve"> resultado </w:t>
+      </w:r>
+      <w:r>
+        <w:rPr>
+          <w:rFonts w:ascii="Consolas" w:eastAsia="Times New Roman" w:hAnsi="Consolas" w:cs="Times New Roman"/>
+          <w:b/>
+          <w:bCs/>
+          <w:color w:val="F92672"/>
+          <w:sz w:val="33"/>
+          <w:szCs w:val="33"/>
+          <w:lang w:eastAsia="es-ES"/>
+        </w:rPr>
+        <w:t>=</w:t>
+      </w:r>
+      <w:r>
+        <w:rPr>
+          <w:rFonts w:ascii="Consolas" w:eastAsia="Times New Roman" w:hAnsi="Consolas" w:cs="Times New Roman"/>
+          <w:b/>
+          <w:bCs/>
+          <w:color w:val="000000"/>
+          <w:sz w:val="33"/>
+          <w:szCs w:val="33"/>
+          <w:lang w:eastAsia="es-ES"/>
+        </w:rPr>
+        <w:t xml:space="preserve"> op5 </w:t>
+      </w:r>
+      <w:r>
+        <w:rPr>
+          <w:rFonts w:ascii="Consolas" w:eastAsia="Times New Roman" w:hAnsi="Consolas" w:cs="Times New Roman"/>
+          <w:b/>
+          <w:bCs/>
+          <w:color w:val="F92672"/>
+          <w:sz w:val="33"/>
+          <w:szCs w:val="33"/>
+          <w:lang w:eastAsia="es-ES"/>
+        </w:rPr>
+        <w:t>-</w:t>
+      </w:r>
+      <w:r>
+        <w:rPr>
+          <w:rFonts w:ascii="Consolas" w:eastAsia="Times New Roman" w:hAnsi="Consolas" w:cs="Times New Roman"/>
+          <w:b/>
+          <w:bCs/>
+          <w:color w:val="000000"/>
+          <w:sz w:val="33"/>
+          <w:szCs w:val="33"/>
+          <w:lang w:eastAsia="es-ES"/>
+        </w:rPr>
+        <w:t xml:space="preserve"> (op6 </w:t>
+      </w:r>
+      <w:r>
+        <w:rPr>
+          <w:rFonts w:ascii="Consolas" w:eastAsia="Times New Roman" w:hAnsi="Consolas" w:cs="Times New Roman"/>
+          <w:b/>
+          <w:bCs/>
+          <w:color w:val="F92672"/>
+          <w:sz w:val="33"/>
+          <w:szCs w:val="33"/>
+          <w:lang w:eastAsia="es-ES"/>
+        </w:rPr>
+        <w:t>*</w:t>
+      </w:r>
+      <w:r>
+        <w:rPr>
+          <w:rFonts w:ascii="Consolas" w:eastAsia="Times New Roman" w:hAnsi="Consolas" w:cs="Times New Roman"/>
+          <w:b/>
+          <w:bCs/>
+          <w:color w:val="000000"/>
+          <w:sz w:val="33"/>
+          <w:szCs w:val="33"/>
+          <w:lang w:eastAsia="es-ES"/>
+        </w:rPr>
+        <w:t xml:space="preserve"> </w:t>
+      </w:r>
+      <w:r>
+        <w:rPr>
+          <w:rFonts w:ascii="Consolas" w:eastAsia="Times New Roman" w:hAnsi="Consolas" w:cs="Times New Roman"/>
+          <w:b/>
+          <w:bCs/>
+          <w:color w:val="AE81FF"/>
+          <w:sz w:val="33"/>
+          <w:szCs w:val="33"/>
+          <w:lang w:eastAsia="es-ES"/>
+        </w:rPr>
+        <w:t>7</w:t>
+      </w:r>
+      <w:r>
+        <w:rPr>
+          <w:rFonts w:ascii="Consolas" w:eastAsia="Times New Roman" w:hAnsi="Consolas" w:cs="Times New Roman"/>
+          <w:b/>
+          <w:bCs/>
+          <w:color w:val="000000"/>
+          <w:sz w:val="33"/>
+          <w:szCs w:val="33"/>
+          <w:lang w:eastAsia="es-ES"/>
+        </w:rPr>
+        <w:t>);</w:t>
+      </w:r>
+    </w:p>
+    <w:p>
+      <w:pPr>
+        <w:shd w:val="clear" w:color="auto" w:fill="FFFFFF"/>
+        <w:spacing w:after="0" w:line="450" w:lineRule="atLeast"/>
+        <w:rPr>
+          <w:rFonts w:ascii="Consolas" w:eastAsia="Times New Roman" w:hAnsi="Consolas" w:cs="Times New Roman"/>
+          <w:b/>
+          <w:bCs/>
+          <w:color w:val="000000"/>
+          <w:sz w:val="33"/>
+          <w:szCs w:val="33"/>
+          <w:lang w:eastAsia="es-ES"/>
+        </w:rPr>
+      </w:pPr>
+      <w:r>
+        <w:rPr>
+          <w:rFonts w:ascii="Consolas" w:eastAsia="Times New Roman" w:hAnsi="Consolas" w:cs="Times New Roman"/>
+          <w:b/>
+          <w:bCs/>
+          <w:color w:val="000000"/>
+          <w:sz w:val="33"/>
+          <w:szCs w:val="33"/>
+          <w:lang w:eastAsia="es-ES"/>
+        </w:rPr>
+        <w:t xml:space="preserve">            </w:t>
+      </w:r>
+      <w:proofErr w:type="gramStart"/>
+      <w:r>
+        <w:rPr>
+          <w:rFonts w:ascii="Consolas" w:eastAsia="Times New Roman" w:hAnsi="Consolas" w:cs="Times New Roman"/>
+          <w:b/>
+          <w:bCs/>
+          <w:color w:val="000000"/>
+          <w:sz w:val="33"/>
+          <w:szCs w:val="33"/>
+          <w:lang w:eastAsia="es-ES"/>
+        </w:rPr>
+        <w:t>console.</w:t>
+      </w:r>
+      <w:r>
+        <w:rPr>
+          <w:rFonts w:ascii="Consolas" w:eastAsia="Times New Roman" w:hAnsi="Consolas" w:cs="Times New Roman"/>
+          <w:b/>
+          <w:bCs/>
+          <w:color w:val="6AAF19"/>
+          <w:sz w:val="33"/>
+          <w:szCs w:val="33"/>
+          <w:lang w:eastAsia="es-ES"/>
+        </w:rPr>
+        <w:t>log</w:t>
+      </w:r>
+      <w:r>
+        <w:rPr>
+          <w:rFonts w:ascii="Consolas" w:eastAsia="Times New Roman" w:hAnsi="Consolas" w:cs="Times New Roman"/>
+          <w:b/>
+          <w:bCs/>
+          <w:color w:val="000000"/>
+          <w:sz w:val="33"/>
+          <w:szCs w:val="33"/>
+          <w:lang w:eastAsia="es-ES"/>
+        </w:rPr>
+        <w:t>(</w:t>
+      </w:r>
+      <w:proofErr w:type="gramEnd"/>
+      <w:r>
+        <w:rPr>
+          <w:rFonts w:ascii="Consolas" w:eastAsia="Times New Roman" w:hAnsi="Consolas" w:cs="Times New Roman"/>
+          <w:b/>
+          <w:bCs/>
+          <w:color w:val="000000"/>
+          <w:sz w:val="33"/>
+          <w:szCs w:val="33"/>
+          <w:lang w:eastAsia="es-ES"/>
+        </w:rPr>
+        <w:t>resultado)</w:t>
+      </w:r>
+    </w:p>
+    <w:p>
+      <w:pPr>
+        <w:shd w:val="clear" w:color="auto" w:fill="FFFFFF"/>
+        <w:spacing w:after="0" w:line="450" w:lineRule="atLeast"/>
+        <w:rPr>
+          <w:rFonts w:ascii="Consolas" w:eastAsia="Times New Roman" w:hAnsi="Consolas" w:cs="Times New Roman"/>
+          <w:b/>
+          <w:bCs/>
+          <w:color w:val="000000"/>
+          <w:sz w:val="33"/>
+          <w:szCs w:val="33"/>
+          <w:lang w:eastAsia="es-ES"/>
+        </w:rPr>
+      </w:pPr>
+      <w:r>
+        <w:rPr>
+          <w:rFonts w:ascii="Consolas" w:eastAsia="Times New Roman" w:hAnsi="Consolas" w:cs="Times New Roman"/>
+          <w:b/>
+          <w:bCs/>
+          <w:color w:val="000000"/>
+          <w:sz w:val="33"/>
+          <w:szCs w:val="33"/>
+          <w:lang w:eastAsia="es-ES"/>
+        </w:rPr>
+        <w:t xml:space="preserve">            </w:t>
+      </w:r>
+      <w:proofErr w:type="spellStart"/>
+      <w:proofErr w:type="gramStart"/>
+      <w:r>
+        <w:rPr>
+          <w:rFonts w:ascii="Consolas" w:eastAsia="Times New Roman" w:hAnsi="Consolas" w:cs="Times New Roman"/>
+          <w:b/>
+          <w:bCs/>
+          <w:i/>
+          <w:iCs/>
+          <w:color w:val="28C6E4"/>
+          <w:sz w:val="33"/>
+          <w:szCs w:val="33"/>
+          <w:lang w:eastAsia="es-ES"/>
+        </w:rPr>
+        <w:t>let</w:t>
+      </w:r>
+      <w:proofErr w:type="spellEnd"/>
+      <w:proofErr w:type="gramEnd"/>
+      <w:r>
+        <w:rPr>
+          <w:rFonts w:ascii="Consolas" w:eastAsia="Times New Roman" w:hAnsi="Consolas" w:cs="Times New Roman"/>
+          <w:b/>
+          <w:bCs/>
+          <w:color w:val="000000"/>
+          <w:sz w:val="33"/>
+          <w:szCs w:val="33"/>
+          <w:lang w:eastAsia="es-ES"/>
+        </w:rPr>
+        <w:t xml:space="preserve"> </w:t>
+      </w:r>
+      <w:proofErr w:type="spellStart"/>
+      <w:r>
+        <w:rPr>
+          <w:rFonts w:ascii="Consolas" w:eastAsia="Times New Roman" w:hAnsi="Consolas" w:cs="Times New Roman"/>
+          <w:b/>
+          <w:bCs/>
+          <w:color w:val="000000"/>
+          <w:sz w:val="33"/>
+          <w:szCs w:val="33"/>
+          <w:lang w:eastAsia="es-ES"/>
+        </w:rPr>
+        <w:t>diasemana</w:t>
+      </w:r>
+      <w:proofErr w:type="spellEnd"/>
+      <w:r>
+        <w:rPr>
+          <w:rFonts w:ascii="Consolas" w:eastAsia="Times New Roman" w:hAnsi="Consolas" w:cs="Times New Roman"/>
+          <w:b/>
+          <w:bCs/>
+          <w:color w:val="000000"/>
+          <w:sz w:val="33"/>
+          <w:szCs w:val="33"/>
+          <w:lang w:eastAsia="es-ES"/>
+        </w:rPr>
+        <w:t xml:space="preserve"> </w:t>
+      </w:r>
+      <w:r>
+        <w:rPr>
+          <w:rFonts w:ascii="Consolas" w:eastAsia="Times New Roman" w:hAnsi="Consolas" w:cs="Times New Roman"/>
+          <w:b/>
+          <w:bCs/>
+          <w:color w:val="F92672"/>
+          <w:sz w:val="33"/>
+          <w:szCs w:val="33"/>
+          <w:lang w:eastAsia="es-ES"/>
+        </w:rPr>
+        <w:t>=</w:t>
+      </w:r>
+      <w:r>
+        <w:rPr>
+          <w:rFonts w:ascii="Consolas" w:eastAsia="Times New Roman" w:hAnsi="Consolas" w:cs="Times New Roman"/>
+          <w:b/>
+          <w:bCs/>
+          <w:color w:val="000000"/>
+          <w:sz w:val="33"/>
+          <w:szCs w:val="33"/>
+          <w:lang w:eastAsia="es-ES"/>
+        </w:rPr>
+        <w:t xml:space="preserve"> </w:t>
+      </w:r>
+      <w:r>
+        <w:rPr>
+          <w:rFonts w:ascii="Consolas" w:eastAsia="Times New Roman" w:hAnsi="Consolas" w:cs="Times New Roman"/>
+          <w:b/>
+          <w:bCs/>
+          <w:color w:val="F25A00"/>
+          <w:sz w:val="33"/>
+          <w:szCs w:val="33"/>
+          <w:lang w:eastAsia="es-ES"/>
+        </w:rPr>
+        <w:t>""</w:t>
+      </w:r>
+      <w:r>
+        <w:rPr>
+          <w:rFonts w:ascii="Consolas" w:eastAsia="Times New Roman" w:hAnsi="Consolas" w:cs="Times New Roman"/>
+          <w:b/>
+          <w:bCs/>
+          <w:color w:val="000000"/>
+          <w:sz w:val="33"/>
+          <w:szCs w:val="33"/>
+          <w:lang w:eastAsia="es-ES"/>
+        </w:rPr>
+        <w:t>;</w:t>
+      </w:r>
+    </w:p>
+    <w:p>
+      <w:pPr>
+        <w:shd w:val="clear" w:color="auto" w:fill="FFFFFF"/>
+        <w:spacing w:after="0" w:line="450" w:lineRule="atLeast"/>
+        <w:rPr>
+          <w:rFonts w:ascii="Consolas" w:eastAsia="Times New Roman" w:hAnsi="Consolas" w:cs="Times New Roman"/>
+          <w:b/>
+          <w:bCs/>
+          <w:color w:val="000000"/>
+          <w:sz w:val="33"/>
+          <w:szCs w:val="33"/>
+          <w:lang w:eastAsia="es-ES"/>
+        </w:rPr>
+      </w:pPr>
+      <w:r>
+        <w:rPr>
+          <w:rFonts w:ascii="Consolas" w:eastAsia="Times New Roman" w:hAnsi="Consolas" w:cs="Times New Roman"/>
+          <w:b/>
+          <w:bCs/>
+          <w:color w:val="000000"/>
+          <w:sz w:val="33"/>
+          <w:szCs w:val="33"/>
+          <w:lang w:eastAsia="es-ES"/>
+        </w:rPr>
+        <w:t xml:space="preserve">            </w:t>
+      </w:r>
+      <w:proofErr w:type="spellStart"/>
+      <w:proofErr w:type="gramStart"/>
+      <w:r>
+        <w:rPr>
+          <w:rFonts w:ascii="Consolas" w:eastAsia="Times New Roman" w:hAnsi="Consolas" w:cs="Times New Roman"/>
+          <w:b/>
+          <w:bCs/>
+          <w:color w:val="F92672"/>
+          <w:sz w:val="33"/>
+          <w:szCs w:val="33"/>
+          <w:lang w:eastAsia="es-ES"/>
+        </w:rPr>
+        <w:t>if</w:t>
+      </w:r>
+      <w:proofErr w:type="spellEnd"/>
+      <w:proofErr w:type="gramEnd"/>
+      <w:r>
+        <w:rPr>
+          <w:rFonts w:ascii="Consolas" w:eastAsia="Times New Roman" w:hAnsi="Consolas" w:cs="Times New Roman"/>
+          <w:b/>
+          <w:bCs/>
+          <w:color w:val="000000"/>
+          <w:sz w:val="33"/>
+          <w:szCs w:val="33"/>
+          <w:lang w:eastAsia="es-ES"/>
+        </w:rPr>
+        <w:t xml:space="preserve"> (resultado </w:t>
+      </w:r>
+      <w:r>
+        <w:rPr>
+          <w:rFonts w:ascii="Consolas" w:eastAsia="Times New Roman" w:hAnsi="Consolas" w:cs="Times New Roman"/>
+          <w:b/>
+          <w:bCs/>
+          <w:color w:val="F92672"/>
+          <w:sz w:val="33"/>
+          <w:szCs w:val="33"/>
+          <w:lang w:eastAsia="es-ES"/>
+        </w:rPr>
+        <w:t>==</w:t>
+      </w:r>
+      <w:r>
+        <w:rPr>
+          <w:rFonts w:ascii="Consolas" w:eastAsia="Times New Roman" w:hAnsi="Consolas" w:cs="Times New Roman"/>
+          <w:b/>
+          <w:bCs/>
+          <w:color w:val="000000"/>
+          <w:sz w:val="33"/>
+          <w:szCs w:val="33"/>
+          <w:lang w:eastAsia="es-ES"/>
+        </w:rPr>
+        <w:t xml:space="preserve"> </w:t>
+      </w:r>
+      <w:r>
+        <w:rPr>
+          <w:rFonts w:ascii="Consolas" w:eastAsia="Times New Roman" w:hAnsi="Consolas" w:cs="Times New Roman"/>
+          <w:b/>
+          <w:bCs/>
+          <w:color w:val="AE81FF"/>
+          <w:sz w:val="33"/>
+          <w:szCs w:val="33"/>
+          <w:lang w:eastAsia="es-ES"/>
+        </w:rPr>
+        <w:t>0</w:t>
+      </w:r>
+      <w:r>
+        <w:rPr>
+          <w:rFonts w:ascii="Consolas" w:eastAsia="Times New Roman" w:hAnsi="Consolas" w:cs="Times New Roman"/>
+          <w:b/>
+          <w:bCs/>
+          <w:color w:val="000000"/>
+          <w:sz w:val="33"/>
+          <w:szCs w:val="33"/>
+          <w:lang w:eastAsia="es-ES"/>
+        </w:rPr>
+        <w:t>){</w:t>
+      </w:r>
+    </w:p>
+    <w:p>
+      <w:pPr>
+        <w:shd w:val="clear" w:color="auto" w:fill="FFFFFF"/>
+        <w:spacing w:after="0" w:line="450" w:lineRule="atLeast"/>
+        <w:rPr>
+          <w:rFonts w:ascii="Consolas" w:eastAsia="Times New Roman" w:hAnsi="Consolas" w:cs="Times New Roman"/>
+          <w:b/>
+          <w:bCs/>
+          <w:color w:val="000000"/>
+          <w:sz w:val="33"/>
+          <w:szCs w:val="33"/>
+          <w:lang w:eastAsia="es-ES"/>
+        </w:rPr>
+      </w:pPr>
+      <w:r>
+        <w:rPr>
+          <w:rFonts w:ascii="Consolas" w:eastAsia="Times New Roman" w:hAnsi="Consolas" w:cs="Times New Roman"/>
+          <w:b/>
+          <w:bCs/>
+          <w:color w:val="000000"/>
+          <w:sz w:val="33"/>
+          <w:szCs w:val="33"/>
+          <w:lang w:eastAsia="es-ES"/>
+        </w:rPr>
+        <w:t xml:space="preserve">                </w:t>
+      </w:r>
+      <w:proofErr w:type="spellStart"/>
+      <w:proofErr w:type="gramStart"/>
+      <w:r>
+        <w:rPr>
+          <w:rFonts w:ascii="Consolas" w:eastAsia="Times New Roman" w:hAnsi="Consolas" w:cs="Times New Roman"/>
+          <w:b/>
+          <w:bCs/>
+          <w:color w:val="000000"/>
+          <w:sz w:val="33"/>
+          <w:szCs w:val="33"/>
+          <w:lang w:eastAsia="es-ES"/>
+        </w:rPr>
+        <w:t>diasemana</w:t>
+      </w:r>
+      <w:proofErr w:type="spellEnd"/>
+      <w:proofErr w:type="gramEnd"/>
+      <w:r>
+        <w:rPr>
+          <w:rFonts w:ascii="Consolas" w:eastAsia="Times New Roman" w:hAnsi="Consolas" w:cs="Times New Roman"/>
+          <w:b/>
+          <w:bCs/>
+          <w:color w:val="000000"/>
+          <w:sz w:val="33"/>
+          <w:szCs w:val="33"/>
+          <w:lang w:eastAsia="es-ES"/>
+        </w:rPr>
+        <w:t xml:space="preserve"> </w:t>
+      </w:r>
+      <w:r>
+        <w:rPr>
+          <w:rFonts w:ascii="Consolas" w:eastAsia="Times New Roman" w:hAnsi="Consolas" w:cs="Times New Roman"/>
+          <w:b/>
+          <w:bCs/>
+          <w:color w:val="F92672"/>
+          <w:sz w:val="33"/>
+          <w:szCs w:val="33"/>
+          <w:lang w:eastAsia="es-ES"/>
+        </w:rPr>
+        <w:t>=</w:t>
+      </w:r>
+      <w:r>
+        <w:rPr>
+          <w:rFonts w:ascii="Consolas" w:eastAsia="Times New Roman" w:hAnsi="Consolas" w:cs="Times New Roman"/>
+          <w:b/>
+          <w:bCs/>
+          <w:color w:val="000000"/>
+          <w:sz w:val="33"/>
+          <w:szCs w:val="33"/>
+          <w:lang w:eastAsia="es-ES"/>
+        </w:rPr>
+        <w:t xml:space="preserve"> </w:t>
+      </w:r>
+      <w:r>
+        <w:rPr>
+          <w:rFonts w:ascii="Consolas" w:eastAsia="Times New Roman" w:hAnsi="Consolas" w:cs="Times New Roman"/>
+          <w:b/>
+          <w:bCs/>
+          <w:color w:val="F25A00"/>
+          <w:sz w:val="33"/>
+          <w:szCs w:val="33"/>
+          <w:lang w:eastAsia="es-ES"/>
+        </w:rPr>
+        <w:t>"SABADO"</w:t>
+      </w:r>
+      <w:r>
+        <w:rPr>
+          <w:rFonts w:ascii="Consolas" w:eastAsia="Times New Roman" w:hAnsi="Consolas" w:cs="Times New Roman"/>
+          <w:b/>
+          <w:bCs/>
+          <w:color w:val="000000"/>
+          <w:sz w:val="33"/>
+          <w:szCs w:val="33"/>
+          <w:lang w:eastAsia="es-ES"/>
+        </w:rPr>
+        <w:t>;</w:t>
+      </w:r>
+    </w:p>
+    <w:p>
+      <w:pPr>
+        <w:shd w:val="clear" w:color="auto" w:fill="FFFFFF"/>
+        <w:spacing w:after="0" w:line="450" w:lineRule="atLeast"/>
+        <w:rPr>
+          <w:rFonts w:ascii="Consolas" w:eastAsia="Times New Roman" w:hAnsi="Consolas" w:cs="Times New Roman"/>
+          <w:b/>
+          <w:bCs/>
+          <w:color w:val="000000"/>
+          <w:sz w:val="33"/>
+          <w:szCs w:val="33"/>
+          <w:lang w:eastAsia="es-ES"/>
+        </w:rPr>
+      </w:pPr>
+      <w:r>
+        <w:rPr>
+          <w:rFonts w:ascii="Consolas" w:eastAsia="Times New Roman" w:hAnsi="Consolas" w:cs="Times New Roman"/>
+          <w:b/>
+          <w:bCs/>
+          <w:color w:val="000000"/>
+          <w:sz w:val="33"/>
+          <w:szCs w:val="33"/>
+          <w:lang w:eastAsia="es-ES"/>
+        </w:rPr>
+        <w:t>            }</w:t>
+      </w:r>
+      <w:proofErr w:type="spellStart"/>
+      <w:proofErr w:type="gramStart"/>
+      <w:r>
+        <w:rPr>
+          <w:rFonts w:ascii="Consolas" w:eastAsia="Times New Roman" w:hAnsi="Consolas" w:cs="Times New Roman"/>
+          <w:b/>
+          <w:bCs/>
+          <w:color w:val="F92672"/>
+          <w:sz w:val="33"/>
+          <w:szCs w:val="33"/>
+          <w:lang w:eastAsia="es-ES"/>
+        </w:rPr>
+        <w:t>else</w:t>
+      </w:r>
+      <w:proofErr w:type="spellEnd"/>
+      <w:proofErr w:type="gramEnd"/>
+      <w:r>
+        <w:rPr>
+          <w:rFonts w:ascii="Consolas" w:eastAsia="Times New Roman" w:hAnsi="Consolas" w:cs="Times New Roman"/>
+          <w:b/>
+          <w:bCs/>
+          <w:color w:val="000000"/>
+          <w:sz w:val="33"/>
+          <w:szCs w:val="33"/>
+          <w:lang w:eastAsia="es-ES"/>
+        </w:rPr>
+        <w:t xml:space="preserve"> </w:t>
+      </w:r>
+      <w:proofErr w:type="spellStart"/>
+      <w:r>
+        <w:rPr>
+          <w:rFonts w:ascii="Consolas" w:eastAsia="Times New Roman" w:hAnsi="Consolas" w:cs="Times New Roman"/>
+          <w:b/>
+          <w:bCs/>
+          <w:color w:val="F92672"/>
+          <w:sz w:val="33"/>
+          <w:szCs w:val="33"/>
+          <w:lang w:eastAsia="es-ES"/>
+        </w:rPr>
+        <w:t>if</w:t>
+      </w:r>
+      <w:proofErr w:type="spellEnd"/>
+      <w:r>
+        <w:rPr>
+          <w:rFonts w:ascii="Consolas" w:eastAsia="Times New Roman" w:hAnsi="Consolas" w:cs="Times New Roman"/>
+          <w:b/>
+          <w:bCs/>
+          <w:color w:val="000000"/>
+          <w:sz w:val="33"/>
+          <w:szCs w:val="33"/>
+          <w:lang w:eastAsia="es-ES"/>
+        </w:rPr>
+        <w:t xml:space="preserve"> (resultado </w:t>
+      </w:r>
+      <w:r>
+        <w:rPr>
+          <w:rFonts w:ascii="Consolas" w:eastAsia="Times New Roman" w:hAnsi="Consolas" w:cs="Times New Roman"/>
+          <w:b/>
+          <w:bCs/>
+          <w:color w:val="F92672"/>
+          <w:sz w:val="33"/>
+          <w:szCs w:val="33"/>
+          <w:lang w:eastAsia="es-ES"/>
+        </w:rPr>
+        <w:t>==</w:t>
+      </w:r>
+      <w:r>
+        <w:rPr>
+          <w:rFonts w:ascii="Consolas" w:eastAsia="Times New Roman" w:hAnsi="Consolas" w:cs="Times New Roman"/>
+          <w:b/>
+          <w:bCs/>
+          <w:color w:val="000000"/>
+          <w:sz w:val="33"/>
+          <w:szCs w:val="33"/>
+          <w:lang w:eastAsia="es-ES"/>
+        </w:rPr>
+        <w:t xml:space="preserve"> </w:t>
+      </w:r>
+      <w:r>
+        <w:rPr>
+          <w:rFonts w:ascii="Consolas" w:eastAsia="Times New Roman" w:hAnsi="Consolas" w:cs="Times New Roman"/>
+          <w:b/>
+          <w:bCs/>
+          <w:color w:val="AE81FF"/>
+          <w:sz w:val="33"/>
+          <w:szCs w:val="33"/>
+          <w:lang w:eastAsia="es-ES"/>
+        </w:rPr>
+        <w:t>1</w:t>
+      </w:r>
+      <w:r>
+        <w:rPr>
+          <w:rFonts w:ascii="Consolas" w:eastAsia="Times New Roman" w:hAnsi="Consolas" w:cs="Times New Roman"/>
+          <w:b/>
+          <w:bCs/>
+          <w:color w:val="000000"/>
+          <w:sz w:val="33"/>
+          <w:szCs w:val="33"/>
+          <w:lang w:eastAsia="es-ES"/>
+        </w:rPr>
+        <w:t>){</w:t>
+      </w:r>
+    </w:p>
+    <w:p>
+      <w:pPr>
+        <w:shd w:val="clear" w:color="auto" w:fill="FFFFFF"/>
+        <w:spacing w:after="0" w:line="450" w:lineRule="atLeast"/>
+        <w:rPr>
+          <w:rFonts w:ascii="Consolas" w:eastAsia="Times New Roman" w:hAnsi="Consolas" w:cs="Times New Roman"/>
+          <w:b/>
+          <w:bCs/>
+          <w:color w:val="000000"/>
+          <w:sz w:val="33"/>
+          <w:szCs w:val="33"/>
+          <w:lang w:eastAsia="es-ES"/>
+        </w:rPr>
+      </w:pPr>
+      <w:r>
+        <w:rPr>
+          <w:rFonts w:ascii="Consolas" w:eastAsia="Times New Roman" w:hAnsi="Consolas" w:cs="Times New Roman"/>
+          <w:b/>
+          <w:bCs/>
+          <w:color w:val="000000"/>
+          <w:sz w:val="33"/>
+          <w:szCs w:val="33"/>
+          <w:lang w:eastAsia="es-ES"/>
+        </w:rPr>
+        <w:t xml:space="preserve">                </w:t>
+      </w:r>
+      <w:proofErr w:type="spellStart"/>
+      <w:proofErr w:type="gramStart"/>
+      <w:r>
+        <w:rPr>
+          <w:rFonts w:ascii="Consolas" w:eastAsia="Times New Roman" w:hAnsi="Consolas" w:cs="Times New Roman"/>
+          <w:b/>
+          <w:bCs/>
+          <w:color w:val="000000"/>
+          <w:sz w:val="33"/>
+          <w:szCs w:val="33"/>
+          <w:lang w:eastAsia="es-ES"/>
+        </w:rPr>
+        <w:t>diasemana</w:t>
+      </w:r>
+      <w:proofErr w:type="spellEnd"/>
+      <w:proofErr w:type="gramEnd"/>
+      <w:r>
+        <w:rPr>
+          <w:rFonts w:ascii="Consolas" w:eastAsia="Times New Roman" w:hAnsi="Consolas" w:cs="Times New Roman"/>
+          <w:b/>
+          <w:bCs/>
+          <w:color w:val="000000"/>
+          <w:sz w:val="33"/>
+          <w:szCs w:val="33"/>
+          <w:lang w:eastAsia="es-ES"/>
+        </w:rPr>
+        <w:t xml:space="preserve"> </w:t>
+      </w:r>
+      <w:r>
+        <w:rPr>
+          <w:rFonts w:ascii="Consolas" w:eastAsia="Times New Roman" w:hAnsi="Consolas" w:cs="Times New Roman"/>
+          <w:b/>
+          <w:bCs/>
+          <w:color w:val="F92672"/>
+          <w:sz w:val="33"/>
+          <w:szCs w:val="33"/>
+          <w:lang w:eastAsia="es-ES"/>
+        </w:rPr>
+        <w:t>=</w:t>
+      </w:r>
+      <w:r>
+        <w:rPr>
+          <w:rFonts w:ascii="Consolas" w:eastAsia="Times New Roman" w:hAnsi="Consolas" w:cs="Times New Roman"/>
+          <w:b/>
+          <w:bCs/>
+          <w:color w:val="000000"/>
+          <w:sz w:val="33"/>
+          <w:szCs w:val="33"/>
+          <w:lang w:eastAsia="es-ES"/>
+        </w:rPr>
+        <w:t xml:space="preserve"> </w:t>
+      </w:r>
+      <w:r>
+        <w:rPr>
+          <w:rFonts w:ascii="Consolas" w:eastAsia="Times New Roman" w:hAnsi="Consolas" w:cs="Times New Roman"/>
+          <w:b/>
+          <w:bCs/>
+          <w:color w:val="F25A00"/>
+          <w:sz w:val="33"/>
+          <w:szCs w:val="33"/>
+          <w:lang w:eastAsia="es-ES"/>
+        </w:rPr>
+        <w:t>"DOMINGO"</w:t>
+      </w:r>
+      <w:r>
+        <w:rPr>
+          <w:rFonts w:ascii="Consolas" w:eastAsia="Times New Roman" w:hAnsi="Consolas" w:cs="Times New Roman"/>
+          <w:b/>
+          <w:bCs/>
+          <w:color w:val="000000"/>
+          <w:sz w:val="33"/>
+          <w:szCs w:val="33"/>
+          <w:lang w:eastAsia="es-ES"/>
+        </w:rPr>
+        <w:t>;</w:t>
+      </w:r>
+    </w:p>
+    <w:p>
+      <w:pPr>
+        <w:shd w:val="clear" w:color="auto" w:fill="FFFFFF"/>
+        <w:spacing w:after="0" w:line="450" w:lineRule="atLeast"/>
+        <w:rPr>
+          <w:rFonts w:ascii="Consolas" w:eastAsia="Times New Roman" w:hAnsi="Consolas" w:cs="Times New Roman"/>
+          <w:b/>
+          <w:bCs/>
+          <w:color w:val="000000"/>
+          <w:sz w:val="33"/>
+          <w:szCs w:val="33"/>
+          <w:lang w:eastAsia="es-ES"/>
+        </w:rPr>
+      </w:pPr>
+      <w:r>
+        <w:rPr>
+          <w:rFonts w:ascii="Consolas" w:eastAsia="Times New Roman" w:hAnsi="Consolas" w:cs="Times New Roman"/>
+          <w:b/>
+          <w:bCs/>
+          <w:color w:val="000000"/>
+          <w:sz w:val="33"/>
+          <w:szCs w:val="33"/>
+          <w:lang w:eastAsia="es-ES"/>
+        </w:rPr>
+        <w:t>            }</w:t>
+      </w:r>
+      <w:proofErr w:type="spellStart"/>
+      <w:proofErr w:type="gramStart"/>
+      <w:r>
+        <w:rPr>
+          <w:rFonts w:ascii="Consolas" w:eastAsia="Times New Roman" w:hAnsi="Consolas" w:cs="Times New Roman"/>
+          <w:b/>
+          <w:bCs/>
+          <w:color w:val="F92672"/>
+          <w:sz w:val="33"/>
+          <w:szCs w:val="33"/>
+          <w:lang w:eastAsia="es-ES"/>
+        </w:rPr>
+        <w:t>else</w:t>
+      </w:r>
+      <w:proofErr w:type="spellEnd"/>
+      <w:proofErr w:type="gramEnd"/>
+      <w:r>
+        <w:rPr>
+          <w:rFonts w:ascii="Consolas" w:eastAsia="Times New Roman" w:hAnsi="Consolas" w:cs="Times New Roman"/>
+          <w:b/>
+          <w:bCs/>
+          <w:color w:val="000000"/>
+          <w:sz w:val="33"/>
+          <w:szCs w:val="33"/>
+          <w:lang w:eastAsia="es-ES"/>
+        </w:rPr>
+        <w:t xml:space="preserve"> </w:t>
+      </w:r>
+      <w:proofErr w:type="spellStart"/>
+      <w:r>
+        <w:rPr>
+          <w:rFonts w:ascii="Consolas" w:eastAsia="Times New Roman" w:hAnsi="Consolas" w:cs="Times New Roman"/>
+          <w:b/>
+          <w:bCs/>
+          <w:color w:val="F92672"/>
+          <w:sz w:val="33"/>
+          <w:szCs w:val="33"/>
+          <w:lang w:eastAsia="es-ES"/>
+        </w:rPr>
+        <w:t>if</w:t>
+      </w:r>
+      <w:proofErr w:type="spellEnd"/>
+      <w:r>
+        <w:rPr>
+          <w:rFonts w:ascii="Consolas" w:eastAsia="Times New Roman" w:hAnsi="Consolas" w:cs="Times New Roman"/>
+          <w:b/>
+          <w:bCs/>
+          <w:color w:val="000000"/>
+          <w:sz w:val="33"/>
+          <w:szCs w:val="33"/>
+          <w:lang w:eastAsia="es-ES"/>
+        </w:rPr>
+        <w:t xml:space="preserve"> (resultado </w:t>
+      </w:r>
+      <w:r>
+        <w:rPr>
+          <w:rFonts w:ascii="Consolas" w:eastAsia="Times New Roman" w:hAnsi="Consolas" w:cs="Times New Roman"/>
+          <w:b/>
+          <w:bCs/>
+          <w:color w:val="F92672"/>
+          <w:sz w:val="33"/>
+          <w:szCs w:val="33"/>
+          <w:lang w:eastAsia="es-ES"/>
+        </w:rPr>
+        <w:t>==</w:t>
+      </w:r>
+      <w:r>
+        <w:rPr>
+          <w:rFonts w:ascii="Consolas" w:eastAsia="Times New Roman" w:hAnsi="Consolas" w:cs="Times New Roman"/>
+          <w:b/>
+          <w:bCs/>
+          <w:color w:val="000000"/>
+          <w:sz w:val="33"/>
+          <w:szCs w:val="33"/>
+          <w:lang w:eastAsia="es-ES"/>
+        </w:rPr>
+        <w:t xml:space="preserve"> </w:t>
+      </w:r>
+      <w:r>
+        <w:rPr>
+          <w:rFonts w:ascii="Consolas" w:eastAsia="Times New Roman" w:hAnsi="Consolas" w:cs="Times New Roman"/>
+          <w:b/>
+          <w:bCs/>
+          <w:color w:val="AE81FF"/>
+          <w:sz w:val="33"/>
+          <w:szCs w:val="33"/>
+          <w:lang w:eastAsia="es-ES"/>
+        </w:rPr>
+        <w:t>2</w:t>
+      </w:r>
+      <w:r>
+        <w:rPr>
+          <w:rFonts w:ascii="Consolas" w:eastAsia="Times New Roman" w:hAnsi="Consolas" w:cs="Times New Roman"/>
+          <w:b/>
+          <w:bCs/>
+          <w:color w:val="000000"/>
+          <w:sz w:val="33"/>
+          <w:szCs w:val="33"/>
+          <w:lang w:eastAsia="es-ES"/>
+        </w:rPr>
+        <w:t>){</w:t>
+      </w:r>
+    </w:p>
+    <w:p>
+      <w:pPr>
+        <w:shd w:val="clear" w:color="auto" w:fill="FFFFFF"/>
+        <w:spacing w:after="0" w:line="450" w:lineRule="atLeast"/>
+        <w:rPr>
+          <w:rFonts w:ascii="Consolas" w:eastAsia="Times New Roman" w:hAnsi="Consolas" w:cs="Times New Roman"/>
+          <w:b/>
+          <w:bCs/>
+          <w:color w:val="000000"/>
+          <w:sz w:val="33"/>
+          <w:szCs w:val="33"/>
+          <w:lang w:eastAsia="es-ES"/>
+        </w:rPr>
+      </w:pPr>
+      <w:r>
+        <w:rPr>
+          <w:rFonts w:ascii="Consolas" w:eastAsia="Times New Roman" w:hAnsi="Consolas" w:cs="Times New Roman"/>
+          <w:b/>
+          <w:bCs/>
+          <w:color w:val="000000"/>
+          <w:sz w:val="33"/>
+          <w:szCs w:val="33"/>
+          <w:lang w:eastAsia="es-ES"/>
+        </w:rPr>
+        <w:t xml:space="preserve">                </w:t>
+      </w:r>
+      <w:proofErr w:type="spellStart"/>
+      <w:proofErr w:type="gramStart"/>
+      <w:r>
+        <w:rPr>
+          <w:rFonts w:ascii="Consolas" w:eastAsia="Times New Roman" w:hAnsi="Consolas" w:cs="Times New Roman"/>
+          <w:b/>
+          <w:bCs/>
+          <w:color w:val="000000"/>
+          <w:sz w:val="33"/>
+          <w:szCs w:val="33"/>
+          <w:lang w:eastAsia="es-ES"/>
+        </w:rPr>
+        <w:t>diasemana</w:t>
+      </w:r>
+      <w:proofErr w:type="spellEnd"/>
+      <w:proofErr w:type="gramEnd"/>
+      <w:r>
+        <w:rPr>
+          <w:rFonts w:ascii="Consolas" w:eastAsia="Times New Roman" w:hAnsi="Consolas" w:cs="Times New Roman"/>
+          <w:b/>
+          <w:bCs/>
+          <w:color w:val="000000"/>
+          <w:sz w:val="33"/>
+          <w:szCs w:val="33"/>
+          <w:lang w:eastAsia="es-ES"/>
+        </w:rPr>
+        <w:t xml:space="preserve"> </w:t>
+      </w:r>
+      <w:r>
+        <w:rPr>
+          <w:rFonts w:ascii="Consolas" w:eastAsia="Times New Roman" w:hAnsi="Consolas" w:cs="Times New Roman"/>
+          <w:b/>
+          <w:bCs/>
+          <w:color w:val="F92672"/>
+          <w:sz w:val="33"/>
+          <w:szCs w:val="33"/>
+          <w:lang w:eastAsia="es-ES"/>
+        </w:rPr>
+        <w:t>=</w:t>
+      </w:r>
+      <w:r>
+        <w:rPr>
+          <w:rFonts w:ascii="Consolas" w:eastAsia="Times New Roman" w:hAnsi="Consolas" w:cs="Times New Roman"/>
+          <w:b/>
+          <w:bCs/>
+          <w:color w:val="000000"/>
+          <w:sz w:val="33"/>
+          <w:szCs w:val="33"/>
+          <w:lang w:eastAsia="es-ES"/>
+        </w:rPr>
+        <w:t xml:space="preserve"> </w:t>
+      </w:r>
+      <w:r>
+        <w:rPr>
+          <w:rFonts w:ascii="Consolas" w:eastAsia="Times New Roman" w:hAnsi="Consolas" w:cs="Times New Roman"/>
+          <w:b/>
+          <w:bCs/>
+          <w:color w:val="F25A00"/>
+          <w:sz w:val="33"/>
+          <w:szCs w:val="33"/>
+          <w:lang w:eastAsia="es-ES"/>
+        </w:rPr>
+        <w:t>"LUNES"</w:t>
+      </w:r>
+      <w:r>
+        <w:rPr>
+          <w:rFonts w:ascii="Consolas" w:eastAsia="Times New Roman" w:hAnsi="Consolas" w:cs="Times New Roman"/>
+          <w:b/>
+          <w:bCs/>
+          <w:color w:val="000000"/>
+          <w:sz w:val="33"/>
+          <w:szCs w:val="33"/>
+          <w:lang w:eastAsia="es-ES"/>
+        </w:rPr>
+        <w:t>;</w:t>
+      </w:r>
+    </w:p>
+    <w:p>
+      <w:pPr>
+        <w:shd w:val="clear" w:color="auto" w:fill="FFFFFF"/>
+        <w:spacing w:after="0" w:line="450" w:lineRule="atLeast"/>
+        <w:rPr>
+          <w:rFonts w:ascii="Consolas" w:eastAsia="Times New Roman" w:hAnsi="Consolas" w:cs="Times New Roman"/>
+          <w:b/>
+          <w:bCs/>
+          <w:color w:val="000000"/>
+          <w:sz w:val="33"/>
+          <w:szCs w:val="33"/>
+          <w:lang w:eastAsia="es-ES"/>
+        </w:rPr>
+      </w:pPr>
+      <w:r>
+        <w:rPr>
+          <w:rFonts w:ascii="Consolas" w:eastAsia="Times New Roman" w:hAnsi="Consolas" w:cs="Times New Roman"/>
+          <w:b/>
+          <w:bCs/>
+          <w:color w:val="000000"/>
+          <w:sz w:val="33"/>
+          <w:szCs w:val="33"/>
+          <w:lang w:eastAsia="es-ES"/>
+        </w:rPr>
+        <w:t>            }</w:t>
+      </w:r>
+      <w:proofErr w:type="spellStart"/>
+      <w:proofErr w:type="gramStart"/>
+      <w:r>
+        <w:rPr>
+          <w:rFonts w:ascii="Consolas" w:eastAsia="Times New Roman" w:hAnsi="Consolas" w:cs="Times New Roman"/>
+          <w:b/>
+          <w:bCs/>
+          <w:color w:val="F92672"/>
+          <w:sz w:val="33"/>
+          <w:szCs w:val="33"/>
+          <w:lang w:eastAsia="es-ES"/>
+        </w:rPr>
+        <w:t>else</w:t>
+      </w:r>
+      <w:proofErr w:type="spellEnd"/>
+      <w:proofErr w:type="gramEnd"/>
+      <w:r>
+        <w:rPr>
+          <w:rFonts w:ascii="Consolas" w:eastAsia="Times New Roman" w:hAnsi="Consolas" w:cs="Times New Roman"/>
+          <w:b/>
+          <w:bCs/>
+          <w:color w:val="000000"/>
+          <w:sz w:val="33"/>
+          <w:szCs w:val="33"/>
+          <w:lang w:eastAsia="es-ES"/>
+        </w:rPr>
+        <w:t xml:space="preserve"> </w:t>
+      </w:r>
+      <w:proofErr w:type="spellStart"/>
+      <w:r>
+        <w:rPr>
+          <w:rFonts w:ascii="Consolas" w:eastAsia="Times New Roman" w:hAnsi="Consolas" w:cs="Times New Roman"/>
+          <w:b/>
+          <w:bCs/>
+          <w:color w:val="F92672"/>
+          <w:sz w:val="33"/>
+          <w:szCs w:val="33"/>
+          <w:lang w:eastAsia="es-ES"/>
+        </w:rPr>
+        <w:t>if</w:t>
+      </w:r>
+      <w:proofErr w:type="spellEnd"/>
+      <w:r>
+        <w:rPr>
+          <w:rFonts w:ascii="Consolas" w:eastAsia="Times New Roman" w:hAnsi="Consolas" w:cs="Times New Roman"/>
+          <w:b/>
+          <w:bCs/>
+          <w:color w:val="000000"/>
+          <w:sz w:val="33"/>
+          <w:szCs w:val="33"/>
+          <w:lang w:eastAsia="es-ES"/>
+        </w:rPr>
+        <w:t xml:space="preserve"> (resultado </w:t>
+      </w:r>
+      <w:r>
+        <w:rPr>
+          <w:rFonts w:ascii="Consolas" w:eastAsia="Times New Roman" w:hAnsi="Consolas" w:cs="Times New Roman"/>
+          <w:b/>
+          <w:bCs/>
+          <w:color w:val="F92672"/>
+          <w:sz w:val="33"/>
+          <w:szCs w:val="33"/>
+          <w:lang w:eastAsia="es-ES"/>
+        </w:rPr>
+        <w:t>==</w:t>
+      </w:r>
+      <w:r>
+        <w:rPr>
+          <w:rFonts w:ascii="Consolas" w:eastAsia="Times New Roman" w:hAnsi="Consolas" w:cs="Times New Roman"/>
+          <w:b/>
+          <w:bCs/>
+          <w:color w:val="000000"/>
+          <w:sz w:val="33"/>
+          <w:szCs w:val="33"/>
+          <w:lang w:eastAsia="es-ES"/>
+        </w:rPr>
+        <w:t xml:space="preserve"> </w:t>
+      </w:r>
+      <w:r>
+        <w:rPr>
+          <w:rFonts w:ascii="Consolas" w:eastAsia="Times New Roman" w:hAnsi="Consolas" w:cs="Times New Roman"/>
+          <w:b/>
+          <w:bCs/>
+          <w:color w:val="AE81FF"/>
+          <w:sz w:val="33"/>
+          <w:szCs w:val="33"/>
+          <w:lang w:eastAsia="es-ES"/>
+        </w:rPr>
+        <w:t>3</w:t>
+      </w:r>
+      <w:r>
+        <w:rPr>
+          <w:rFonts w:ascii="Consolas" w:eastAsia="Times New Roman" w:hAnsi="Consolas" w:cs="Times New Roman"/>
+          <w:b/>
+          <w:bCs/>
+          <w:color w:val="000000"/>
+          <w:sz w:val="33"/>
+          <w:szCs w:val="33"/>
+          <w:lang w:eastAsia="es-ES"/>
+        </w:rPr>
+        <w:t>){</w:t>
+      </w:r>
+    </w:p>
+    <w:p>
+      <w:pPr>
+        <w:shd w:val="clear" w:color="auto" w:fill="FFFFFF"/>
+        <w:spacing w:after="0" w:line="450" w:lineRule="atLeast"/>
+        <w:rPr>
+          <w:rFonts w:ascii="Consolas" w:eastAsia="Times New Roman" w:hAnsi="Consolas" w:cs="Times New Roman"/>
+          <w:b/>
+          <w:bCs/>
+          <w:color w:val="000000"/>
+          <w:sz w:val="33"/>
+          <w:szCs w:val="33"/>
+          <w:lang w:eastAsia="es-ES"/>
+        </w:rPr>
+      </w:pPr>
+      <w:r>
+        <w:rPr>
+          <w:rFonts w:ascii="Consolas" w:eastAsia="Times New Roman" w:hAnsi="Consolas" w:cs="Times New Roman"/>
+          <w:b/>
+          <w:bCs/>
+          <w:color w:val="000000"/>
+          <w:sz w:val="33"/>
+          <w:szCs w:val="33"/>
+          <w:lang w:eastAsia="es-ES"/>
+        </w:rPr>
+        <w:t xml:space="preserve">                </w:t>
+      </w:r>
+      <w:proofErr w:type="spellStart"/>
+      <w:proofErr w:type="gramStart"/>
+      <w:r>
+        <w:rPr>
+          <w:rFonts w:ascii="Consolas" w:eastAsia="Times New Roman" w:hAnsi="Consolas" w:cs="Times New Roman"/>
+          <w:b/>
+          <w:bCs/>
+          <w:color w:val="000000"/>
+          <w:sz w:val="33"/>
+          <w:szCs w:val="33"/>
+          <w:lang w:eastAsia="es-ES"/>
+        </w:rPr>
+        <w:t>diasemana</w:t>
+      </w:r>
+      <w:proofErr w:type="spellEnd"/>
+      <w:proofErr w:type="gramEnd"/>
+      <w:r>
+        <w:rPr>
+          <w:rFonts w:ascii="Consolas" w:eastAsia="Times New Roman" w:hAnsi="Consolas" w:cs="Times New Roman"/>
+          <w:b/>
+          <w:bCs/>
+          <w:color w:val="000000"/>
+          <w:sz w:val="33"/>
+          <w:szCs w:val="33"/>
+          <w:lang w:eastAsia="es-ES"/>
+        </w:rPr>
+        <w:t xml:space="preserve"> </w:t>
+      </w:r>
+      <w:r>
+        <w:rPr>
+          <w:rFonts w:ascii="Consolas" w:eastAsia="Times New Roman" w:hAnsi="Consolas" w:cs="Times New Roman"/>
+          <w:b/>
+          <w:bCs/>
+          <w:color w:val="F92672"/>
+          <w:sz w:val="33"/>
+          <w:szCs w:val="33"/>
+          <w:lang w:eastAsia="es-ES"/>
+        </w:rPr>
+        <w:t>=</w:t>
+      </w:r>
+      <w:r>
+        <w:rPr>
+          <w:rFonts w:ascii="Consolas" w:eastAsia="Times New Roman" w:hAnsi="Consolas" w:cs="Times New Roman"/>
+          <w:b/>
+          <w:bCs/>
+          <w:color w:val="000000"/>
+          <w:sz w:val="33"/>
+          <w:szCs w:val="33"/>
+          <w:lang w:eastAsia="es-ES"/>
+        </w:rPr>
+        <w:t xml:space="preserve"> </w:t>
+      </w:r>
+      <w:r>
+        <w:rPr>
+          <w:rFonts w:ascii="Consolas" w:eastAsia="Times New Roman" w:hAnsi="Consolas" w:cs="Times New Roman"/>
+          <w:b/>
+          <w:bCs/>
+          <w:color w:val="F25A00"/>
+          <w:sz w:val="33"/>
+          <w:szCs w:val="33"/>
+          <w:lang w:eastAsia="es-ES"/>
+        </w:rPr>
+        <w:t>"MARTES"</w:t>
+      </w:r>
+      <w:r>
+        <w:rPr>
+          <w:rFonts w:ascii="Consolas" w:eastAsia="Times New Roman" w:hAnsi="Consolas" w:cs="Times New Roman"/>
+          <w:b/>
+          <w:bCs/>
+          <w:color w:val="000000"/>
+          <w:sz w:val="33"/>
+          <w:szCs w:val="33"/>
+          <w:lang w:eastAsia="es-ES"/>
+        </w:rPr>
+        <w:t>;</w:t>
+      </w:r>
+    </w:p>
+    <w:p>
+      <w:pPr>
+        <w:shd w:val="clear" w:color="auto" w:fill="FFFFFF"/>
+        <w:spacing w:after="0" w:line="450" w:lineRule="atLeast"/>
+        <w:rPr>
+          <w:rFonts w:ascii="Consolas" w:eastAsia="Times New Roman" w:hAnsi="Consolas" w:cs="Times New Roman"/>
+          <w:b/>
+          <w:bCs/>
+          <w:color w:val="000000"/>
+          <w:sz w:val="33"/>
+          <w:szCs w:val="33"/>
+          <w:lang w:eastAsia="es-ES"/>
+        </w:rPr>
+      </w:pPr>
+      <w:r>
+        <w:rPr>
+          <w:rFonts w:ascii="Consolas" w:eastAsia="Times New Roman" w:hAnsi="Consolas" w:cs="Times New Roman"/>
+          <w:b/>
+          <w:bCs/>
+          <w:color w:val="000000"/>
+          <w:sz w:val="33"/>
+          <w:szCs w:val="33"/>
+          <w:lang w:eastAsia="es-ES"/>
+        </w:rPr>
+        <w:lastRenderedPageBreak/>
+        <w:t>            }</w:t>
+      </w:r>
+      <w:proofErr w:type="spellStart"/>
+      <w:proofErr w:type="gramStart"/>
+      <w:r>
+        <w:rPr>
+          <w:rFonts w:ascii="Consolas" w:eastAsia="Times New Roman" w:hAnsi="Consolas" w:cs="Times New Roman"/>
+          <w:b/>
+          <w:bCs/>
+          <w:color w:val="F92672"/>
+          <w:sz w:val="33"/>
+          <w:szCs w:val="33"/>
+          <w:lang w:eastAsia="es-ES"/>
+        </w:rPr>
+        <w:t>else</w:t>
+      </w:r>
+      <w:proofErr w:type="spellEnd"/>
+      <w:proofErr w:type="gramEnd"/>
+      <w:r>
+        <w:rPr>
+          <w:rFonts w:ascii="Consolas" w:eastAsia="Times New Roman" w:hAnsi="Consolas" w:cs="Times New Roman"/>
+          <w:b/>
+          <w:bCs/>
+          <w:color w:val="000000"/>
+          <w:sz w:val="33"/>
+          <w:szCs w:val="33"/>
+          <w:lang w:eastAsia="es-ES"/>
+        </w:rPr>
+        <w:t xml:space="preserve"> </w:t>
+      </w:r>
+      <w:proofErr w:type="spellStart"/>
+      <w:r>
+        <w:rPr>
+          <w:rFonts w:ascii="Consolas" w:eastAsia="Times New Roman" w:hAnsi="Consolas" w:cs="Times New Roman"/>
+          <w:b/>
+          <w:bCs/>
+          <w:color w:val="F92672"/>
+          <w:sz w:val="33"/>
+          <w:szCs w:val="33"/>
+          <w:lang w:eastAsia="es-ES"/>
+        </w:rPr>
+        <w:t>if</w:t>
+      </w:r>
+      <w:proofErr w:type="spellEnd"/>
+      <w:r>
+        <w:rPr>
+          <w:rFonts w:ascii="Consolas" w:eastAsia="Times New Roman" w:hAnsi="Consolas" w:cs="Times New Roman"/>
+          <w:b/>
+          <w:bCs/>
+          <w:color w:val="000000"/>
+          <w:sz w:val="33"/>
+          <w:szCs w:val="33"/>
+          <w:lang w:eastAsia="es-ES"/>
+        </w:rPr>
+        <w:t xml:space="preserve"> (resultado </w:t>
+      </w:r>
+      <w:r>
+        <w:rPr>
+          <w:rFonts w:ascii="Consolas" w:eastAsia="Times New Roman" w:hAnsi="Consolas" w:cs="Times New Roman"/>
+          <w:b/>
+          <w:bCs/>
+          <w:color w:val="F92672"/>
+          <w:sz w:val="33"/>
+          <w:szCs w:val="33"/>
+          <w:lang w:eastAsia="es-ES"/>
+        </w:rPr>
+        <w:t>==</w:t>
+      </w:r>
+      <w:r>
+        <w:rPr>
+          <w:rFonts w:ascii="Consolas" w:eastAsia="Times New Roman" w:hAnsi="Consolas" w:cs="Times New Roman"/>
+          <w:b/>
+          <w:bCs/>
+          <w:color w:val="000000"/>
+          <w:sz w:val="33"/>
+          <w:szCs w:val="33"/>
+          <w:lang w:eastAsia="es-ES"/>
+        </w:rPr>
+        <w:t xml:space="preserve"> </w:t>
+      </w:r>
+      <w:r>
+        <w:rPr>
+          <w:rFonts w:ascii="Consolas" w:eastAsia="Times New Roman" w:hAnsi="Consolas" w:cs="Times New Roman"/>
+          <w:b/>
+          <w:bCs/>
+          <w:color w:val="AE81FF"/>
+          <w:sz w:val="33"/>
+          <w:szCs w:val="33"/>
+          <w:lang w:eastAsia="es-ES"/>
+        </w:rPr>
+        <w:t>4</w:t>
+      </w:r>
+      <w:r>
+        <w:rPr>
+          <w:rFonts w:ascii="Consolas" w:eastAsia="Times New Roman" w:hAnsi="Consolas" w:cs="Times New Roman"/>
+          <w:b/>
+          <w:bCs/>
+          <w:color w:val="000000"/>
+          <w:sz w:val="33"/>
+          <w:szCs w:val="33"/>
+          <w:lang w:eastAsia="es-ES"/>
+        </w:rPr>
+        <w:t>){</w:t>
+      </w:r>
+    </w:p>
+    <w:p>
+      <w:pPr>
+        <w:shd w:val="clear" w:color="auto" w:fill="FFFFFF"/>
+        <w:spacing w:after="0" w:line="450" w:lineRule="atLeast"/>
+        <w:rPr>
+          <w:rFonts w:ascii="Consolas" w:eastAsia="Times New Roman" w:hAnsi="Consolas" w:cs="Times New Roman"/>
+          <w:b/>
+          <w:bCs/>
+          <w:color w:val="000000"/>
+          <w:sz w:val="33"/>
+          <w:szCs w:val="33"/>
+          <w:lang w:eastAsia="es-ES"/>
+        </w:rPr>
+      </w:pPr>
+      <w:r>
+        <w:rPr>
+          <w:rFonts w:ascii="Consolas" w:eastAsia="Times New Roman" w:hAnsi="Consolas" w:cs="Times New Roman"/>
+          <w:b/>
+          <w:bCs/>
+          <w:color w:val="000000"/>
+          <w:sz w:val="33"/>
+          <w:szCs w:val="33"/>
+          <w:lang w:eastAsia="es-ES"/>
+        </w:rPr>
+        <w:t xml:space="preserve">                </w:t>
+      </w:r>
+      <w:proofErr w:type="spellStart"/>
+      <w:proofErr w:type="gramStart"/>
+      <w:r>
+        <w:rPr>
+          <w:rFonts w:ascii="Consolas" w:eastAsia="Times New Roman" w:hAnsi="Consolas" w:cs="Times New Roman"/>
+          <w:b/>
+          <w:bCs/>
+          <w:color w:val="000000"/>
+          <w:sz w:val="33"/>
+          <w:szCs w:val="33"/>
+          <w:lang w:eastAsia="es-ES"/>
+        </w:rPr>
+        <w:t>diasemana</w:t>
+      </w:r>
+      <w:proofErr w:type="spellEnd"/>
+      <w:proofErr w:type="gramEnd"/>
+      <w:r>
+        <w:rPr>
+          <w:rFonts w:ascii="Consolas" w:eastAsia="Times New Roman" w:hAnsi="Consolas" w:cs="Times New Roman"/>
+          <w:b/>
+          <w:bCs/>
+          <w:color w:val="000000"/>
+          <w:sz w:val="33"/>
+          <w:szCs w:val="33"/>
+          <w:lang w:eastAsia="es-ES"/>
+        </w:rPr>
+        <w:t xml:space="preserve"> </w:t>
+      </w:r>
+      <w:r>
+        <w:rPr>
+          <w:rFonts w:ascii="Consolas" w:eastAsia="Times New Roman" w:hAnsi="Consolas" w:cs="Times New Roman"/>
+          <w:b/>
+          <w:bCs/>
+          <w:color w:val="F92672"/>
+          <w:sz w:val="33"/>
+          <w:szCs w:val="33"/>
+          <w:lang w:eastAsia="es-ES"/>
+        </w:rPr>
+        <w:t>=</w:t>
+      </w:r>
+      <w:r>
+        <w:rPr>
+          <w:rFonts w:ascii="Consolas" w:eastAsia="Times New Roman" w:hAnsi="Consolas" w:cs="Times New Roman"/>
+          <w:b/>
+          <w:bCs/>
+          <w:color w:val="000000"/>
+          <w:sz w:val="33"/>
+          <w:szCs w:val="33"/>
+          <w:lang w:eastAsia="es-ES"/>
+        </w:rPr>
+        <w:t xml:space="preserve"> </w:t>
+      </w:r>
+      <w:r>
+        <w:rPr>
+          <w:rFonts w:ascii="Consolas" w:eastAsia="Times New Roman" w:hAnsi="Consolas" w:cs="Times New Roman"/>
+          <w:b/>
+          <w:bCs/>
+          <w:color w:val="F25A00"/>
+          <w:sz w:val="33"/>
+          <w:szCs w:val="33"/>
+          <w:lang w:eastAsia="es-ES"/>
+        </w:rPr>
+        <w:t>"MIERCOLES"</w:t>
+      </w:r>
+      <w:r>
+        <w:rPr>
+          <w:rFonts w:ascii="Consolas" w:eastAsia="Times New Roman" w:hAnsi="Consolas" w:cs="Times New Roman"/>
+          <w:b/>
+          <w:bCs/>
+          <w:color w:val="000000"/>
+          <w:sz w:val="33"/>
+          <w:szCs w:val="33"/>
+          <w:lang w:eastAsia="es-ES"/>
+        </w:rPr>
+        <w:t>;</w:t>
+      </w:r>
+    </w:p>
+    <w:p>
+      <w:pPr>
+        <w:shd w:val="clear" w:color="auto" w:fill="FFFFFF"/>
+        <w:spacing w:after="0" w:line="450" w:lineRule="atLeast"/>
+        <w:rPr>
+          <w:rFonts w:ascii="Consolas" w:eastAsia="Times New Roman" w:hAnsi="Consolas" w:cs="Times New Roman"/>
+          <w:b/>
+          <w:bCs/>
+          <w:color w:val="000000"/>
+          <w:sz w:val="33"/>
+          <w:szCs w:val="33"/>
+          <w:lang w:eastAsia="es-ES"/>
+        </w:rPr>
+      </w:pPr>
+      <w:r>
+        <w:rPr>
+          <w:rFonts w:ascii="Consolas" w:eastAsia="Times New Roman" w:hAnsi="Consolas" w:cs="Times New Roman"/>
+          <w:b/>
+          <w:bCs/>
+          <w:color w:val="000000"/>
+          <w:sz w:val="33"/>
+          <w:szCs w:val="33"/>
+          <w:lang w:eastAsia="es-ES"/>
+        </w:rPr>
+        <w:t>            }</w:t>
+      </w:r>
+      <w:proofErr w:type="spellStart"/>
+      <w:proofErr w:type="gramStart"/>
+      <w:r>
+        <w:rPr>
+          <w:rFonts w:ascii="Consolas" w:eastAsia="Times New Roman" w:hAnsi="Consolas" w:cs="Times New Roman"/>
+          <w:b/>
+          <w:bCs/>
+          <w:color w:val="F92672"/>
+          <w:sz w:val="33"/>
+          <w:szCs w:val="33"/>
+          <w:lang w:eastAsia="es-ES"/>
+        </w:rPr>
+        <w:t>else</w:t>
+      </w:r>
+      <w:proofErr w:type="spellEnd"/>
+      <w:proofErr w:type="gramEnd"/>
+      <w:r>
+        <w:rPr>
+          <w:rFonts w:ascii="Consolas" w:eastAsia="Times New Roman" w:hAnsi="Consolas" w:cs="Times New Roman"/>
+          <w:b/>
+          <w:bCs/>
+          <w:color w:val="000000"/>
+          <w:sz w:val="33"/>
+          <w:szCs w:val="33"/>
+          <w:lang w:eastAsia="es-ES"/>
+        </w:rPr>
+        <w:t xml:space="preserve"> </w:t>
+      </w:r>
+      <w:proofErr w:type="spellStart"/>
+      <w:r>
+        <w:rPr>
+          <w:rFonts w:ascii="Consolas" w:eastAsia="Times New Roman" w:hAnsi="Consolas" w:cs="Times New Roman"/>
+          <w:b/>
+          <w:bCs/>
+          <w:color w:val="F92672"/>
+          <w:sz w:val="33"/>
+          <w:szCs w:val="33"/>
+          <w:lang w:eastAsia="es-ES"/>
+        </w:rPr>
+        <w:t>if</w:t>
+      </w:r>
+      <w:proofErr w:type="spellEnd"/>
+      <w:r>
+        <w:rPr>
+          <w:rFonts w:ascii="Consolas" w:eastAsia="Times New Roman" w:hAnsi="Consolas" w:cs="Times New Roman"/>
+          <w:b/>
+          <w:bCs/>
+          <w:color w:val="000000"/>
+          <w:sz w:val="33"/>
+          <w:szCs w:val="33"/>
+          <w:lang w:eastAsia="es-ES"/>
+        </w:rPr>
+        <w:t xml:space="preserve"> (resultado </w:t>
+      </w:r>
+      <w:r>
+        <w:rPr>
+          <w:rFonts w:ascii="Consolas" w:eastAsia="Times New Roman" w:hAnsi="Consolas" w:cs="Times New Roman"/>
+          <w:b/>
+          <w:bCs/>
+          <w:color w:val="F92672"/>
+          <w:sz w:val="33"/>
+          <w:szCs w:val="33"/>
+          <w:lang w:eastAsia="es-ES"/>
+        </w:rPr>
+        <w:t>==</w:t>
+      </w:r>
+      <w:r>
+        <w:rPr>
+          <w:rFonts w:ascii="Consolas" w:eastAsia="Times New Roman" w:hAnsi="Consolas" w:cs="Times New Roman"/>
+          <w:b/>
+          <w:bCs/>
+          <w:color w:val="000000"/>
+          <w:sz w:val="33"/>
+          <w:szCs w:val="33"/>
+          <w:lang w:eastAsia="es-ES"/>
+        </w:rPr>
+        <w:t xml:space="preserve"> </w:t>
+      </w:r>
+      <w:r>
+        <w:rPr>
+          <w:rFonts w:ascii="Consolas" w:eastAsia="Times New Roman" w:hAnsi="Consolas" w:cs="Times New Roman"/>
+          <w:b/>
+          <w:bCs/>
+          <w:color w:val="AE81FF"/>
+          <w:sz w:val="33"/>
+          <w:szCs w:val="33"/>
+          <w:lang w:eastAsia="es-ES"/>
+        </w:rPr>
+        <w:t>5</w:t>
+      </w:r>
+      <w:r>
+        <w:rPr>
+          <w:rFonts w:ascii="Consolas" w:eastAsia="Times New Roman" w:hAnsi="Consolas" w:cs="Times New Roman"/>
+          <w:b/>
+          <w:bCs/>
+          <w:color w:val="000000"/>
+          <w:sz w:val="33"/>
+          <w:szCs w:val="33"/>
+          <w:lang w:eastAsia="es-ES"/>
+        </w:rPr>
+        <w:t>){</w:t>
+      </w:r>
+    </w:p>
+    <w:p>
+      <w:pPr>
+        <w:shd w:val="clear" w:color="auto" w:fill="FFFFFF"/>
+        <w:spacing w:after="0" w:line="450" w:lineRule="atLeast"/>
+        <w:rPr>
+          <w:rFonts w:ascii="Consolas" w:eastAsia="Times New Roman" w:hAnsi="Consolas" w:cs="Times New Roman"/>
+          <w:b/>
+          <w:bCs/>
+          <w:color w:val="000000"/>
+          <w:sz w:val="33"/>
+          <w:szCs w:val="33"/>
+          <w:lang w:eastAsia="es-ES"/>
+        </w:rPr>
+      </w:pPr>
+      <w:r>
+        <w:rPr>
+          <w:rFonts w:ascii="Consolas" w:eastAsia="Times New Roman" w:hAnsi="Consolas" w:cs="Times New Roman"/>
+          <w:b/>
+          <w:bCs/>
+          <w:color w:val="000000"/>
+          <w:sz w:val="33"/>
+          <w:szCs w:val="33"/>
+          <w:lang w:eastAsia="es-ES"/>
+        </w:rPr>
+        <w:t xml:space="preserve">                </w:t>
+      </w:r>
+      <w:proofErr w:type="spellStart"/>
+      <w:proofErr w:type="gramStart"/>
+      <w:r>
+        <w:rPr>
+          <w:rFonts w:ascii="Consolas" w:eastAsia="Times New Roman" w:hAnsi="Consolas" w:cs="Times New Roman"/>
+          <w:b/>
+          <w:bCs/>
+          <w:color w:val="000000"/>
+          <w:sz w:val="33"/>
+          <w:szCs w:val="33"/>
+          <w:lang w:eastAsia="es-ES"/>
+        </w:rPr>
+        <w:t>diasemana</w:t>
+      </w:r>
+      <w:proofErr w:type="spellEnd"/>
+      <w:proofErr w:type="gramEnd"/>
+      <w:r>
+        <w:rPr>
+          <w:rFonts w:ascii="Consolas" w:eastAsia="Times New Roman" w:hAnsi="Consolas" w:cs="Times New Roman"/>
+          <w:b/>
+          <w:bCs/>
+          <w:color w:val="000000"/>
+          <w:sz w:val="33"/>
+          <w:szCs w:val="33"/>
+          <w:lang w:eastAsia="es-ES"/>
+        </w:rPr>
+        <w:t xml:space="preserve"> </w:t>
+      </w:r>
+      <w:r>
+        <w:rPr>
+          <w:rFonts w:ascii="Consolas" w:eastAsia="Times New Roman" w:hAnsi="Consolas" w:cs="Times New Roman"/>
+          <w:b/>
+          <w:bCs/>
+          <w:color w:val="F92672"/>
+          <w:sz w:val="33"/>
+          <w:szCs w:val="33"/>
+          <w:lang w:eastAsia="es-ES"/>
+        </w:rPr>
+        <w:t>=</w:t>
+      </w:r>
+      <w:r>
+        <w:rPr>
+          <w:rFonts w:ascii="Consolas" w:eastAsia="Times New Roman" w:hAnsi="Consolas" w:cs="Times New Roman"/>
+          <w:b/>
+          <w:bCs/>
+          <w:color w:val="000000"/>
+          <w:sz w:val="33"/>
+          <w:szCs w:val="33"/>
+          <w:lang w:eastAsia="es-ES"/>
+        </w:rPr>
+        <w:t xml:space="preserve"> </w:t>
+      </w:r>
+      <w:r>
+        <w:rPr>
+          <w:rFonts w:ascii="Consolas" w:eastAsia="Times New Roman" w:hAnsi="Consolas" w:cs="Times New Roman"/>
+          <w:b/>
+          <w:bCs/>
+          <w:color w:val="F25A00"/>
+          <w:sz w:val="33"/>
+          <w:szCs w:val="33"/>
+          <w:lang w:eastAsia="es-ES"/>
+        </w:rPr>
+        <w:t>"JUEVES"</w:t>
+      </w:r>
+      <w:r>
+        <w:rPr>
+          <w:rFonts w:ascii="Consolas" w:eastAsia="Times New Roman" w:hAnsi="Consolas" w:cs="Times New Roman"/>
+          <w:b/>
+          <w:bCs/>
+          <w:color w:val="000000"/>
+          <w:sz w:val="33"/>
+          <w:szCs w:val="33"/>
+          <w:lang w:eastAsia="es-ES"/>
+        </w:rPr>
+        <w:t>;</w:t>
+      </w:r>
+    </w:p>
+    <w:p>
+      <w:pPr>
+        <w:shd w:val="clear" w:color="auto" w:fill="FFFFFF"/>
+        <w:spacing w:after="0" w:line="450" w:lineRule="atLeast"/>
+        <w:rPr>
+          <w:rFonts w:ascii="Consolas" w:eastAsia="Times New Roman" w:hAnsi="Consolas" w:cs="Times New Roman"/>
+          <w:b/>
+          <w:bCs/>
+          <w:color w:val="000000"/>
+          <w:sz w:val="33"/>
+          <w:szCs w:val="33"/>
+          <w:lang w:eastAsia="es-ES"/>
+        </w:rPr>
+      </w:pPr>
+      <w:r>
+        <w:rPr>
+          <w:rFonts w:ascii="Consolas" w:eastAsia="Times New Roman" w:hAnsi="Consolas" w:cs="Times New Roman"/>
+          <w:b/>
+          <w:bCs/>
+          <w:color w:val="000000"/>
+          <w:sz w:val="33"/>
+          <w:szCs w:val="33"/>
+          <w:lang w:eastAsia="es-ES"/>
+        </w:rPr>
+        <w:t>            }</w:t>
+      </w:r>
+      <w:proofErr w:type="spellStart"/>
+      <w:proofErr w:type="gramStart"/>
+      <w:r>
+        <w:rPr>
+          <w:rFonts w:ascii="Consolas" w:eastAsia="Times New Roman" w:hAnsi="Consolas" w:cs="Times New Roman"/>
+          <w:b/>
+          <w:bCs/>
+          <w:color w:val="F92672"/>
+          <w:sz w:val="33"/>
+          <w:szCs w:val="33"/>
+          <w:lang w:eastAsia="es-ES"/>
+        </w:rPr>
+        <w:t>else</w:t>
+      </w:r>
+      <w:proofErr w:type="spellEnd"/>
+      <w:proofErr w:type="gramEnd"/>
+      <w:r>
+        <w:rPr>
+          <w:rFonts w:ascii="Consolas" w:eastAsia="Times New Roman" w:hAnsi="Consolas" w:cs="Times New Roman"/>
+          <w:b/>
+          <w:bCs/>
+          <w:color w:val="000000"/>
+          <w:sz w:val="33"/>
+          <w:szCs w:val="33"/>
+          <w:lang w:eastAsia="es-ES"/>
+        </w:rPr>
+        <w:t xml:space="preserve"> </w:t>
+      </w:r>
+      <w:proofErr w:type="spellStart"/>
+      <w:r>
+        <w:rPr>
+          <w:rFonts w:ascii="Consolas" w:eastAsia="Times New Roman" w:hAnsi="Consolas" w:cs="Times New Roman"/>
+          <w:b/>
+          <w:bCs/>
+          <w:color w:val="F92672"/>
+          <w:sz w:val="33"/>
+          <w:szCs w:val="33"/>
+          <w:lang w:eastAsia="es-ES"/>
+        </w:rPr>
+        <w:t>if</w:t>
+      </w:r>
+      <w:proofErr w:type="spellEnd"/>
+      <w:r>
+        <w:rPr>
+          <w:rFonts w:ascii="Consolas" w:eastAsia="Times New Roman" w:hAnsi="Consolas" w:cs="Times New Roman"/>
+          <w:b/>
+          <w:bCs/>
+          <w:color w:val="000000"/>
+          <w:sz w:val="33"/>
+          <w:szCs w:val="33"/>
+          <w:lang w:eastAsia="es-ES"/>
+        </w:rPr>
+        <w:t xml:space="preserve"> (resultado </w:t>
+      </w:r>
+      <w:r>
+        <w:rPr>
+          <w:rFonts w:ascii="Consolas" w:eastAsia="Times New Roman" w:hAnsi="Consolas" w:cs="Times New Roman"/>
+          <w:b/>
+          <w:bCs/>
+          <w:color w:val="F92672"/>
+          <w:sz w:val="33"/>
+          <w:szCs w:val="33"/>
+          <w:lang w:eastAsia="es-ES"/>
+        </w:rPr>
+        <w:t>==</w:t>
+      </w:r>
+      <w:r>
+        <w:rPr>
+          <w:rFonts w:ascii="Consolas" w:eastAsia="Times New Roman" w:hAnsi="Consolas" w:cs="Times New Roman"/>
+          <w:b/>
+          <w:bCs/>
+          <w:color w:val="000000"/>
+          <w:sz w:val="33"/>
+          <w:szCs w:val="33"/>
+          <w:lang w:eastAsia="es-ES"/>
+        </w:rPr>
+        <w:t xml:space="preserve"> </w:t>
+      </w:r>
+      <w:r>
+        <w:rPr>
+          <w:rFonts w:ascii="Consolas" w:eastAsia="Times New Roman" w:hAnsi="Consolas" w:cs="Times New Roman"/>
+          <w:b/>
+          <w:bCs/>
+          <w:color w:val="AE81FF"/>
+          <w:sz w:val="33"/>
+          <w:szCs w:val="33"/>
+          <w:lang w:eastAsia="es-ES"/>
+        </w:rPr>
+        <w:t>6</w:t>
+      </w:r>
+      <w:r>
+        <w:rPr>
+          <w:rFonts w:ascii="Consolas" w:eastAsia="Times New Roman" w:hAnsi="Consolas" w:cs="Times New Roman"/>
+          <w:b/>
+          <w:bCs/>
+          <w:color w:val="000000"/>
+          <w:sz w:val="33"/>
+          <w:szCs w:val="33"/>
+          <w:lang w:eastAsia="es-ES"/>
+        </w:rPr>
+        <w:t>){</w:t>
+      </w:r>
+    </w:p>
+    <w:p>
+      <w:pPr>
+        <w:shd w:val="clear" w:color="auto" w:fill="FFFFFF"/>
+        <w:spacing w:after="0" w:line="450" w:lineRule="atLeast"/>
+        <w:rPr>
+          <w:rFonts w:ascii="Consolas" w:eastAsia="Times New Roman" w:hAnsi="Consolas" w:cs="Times New Roman"/>
+          <w:b/>
+          <w:bCs/>
+          <w:color w:val="000000"/>
+          <w:sz w:val="33"/>
+          <w:szCs w:val="33"/>
+          <w:lang w:eastAsia="es-ES"/>
+        </w:rPr>
+      </w:pPr>
+      <w:r>
+        <w:rPr>
+          <w:rFonts w:ascii="Consolas" w:eastAsia="Times New Roman" w:hAnsi="Consolas" w:cs="Times New Roman"/>
+          <w:b/>
+          <w:bCs/>
+          <w:color w:val="000000"/>
+          <w:sz w:val="33"/>
+          <w:szCs w:val="33"/>
+          <w:lang w:eastAsia="es-ES"/>
+        </w:rPr>
+        <w:t xml:space="preserve">                </w:t>
+      </w:r>
+      <w:proofErr w:type="spellStart"/>
+      <w:proofErr w:type="gramStart"/>
+      <w:r>
+        <w:rPr>
+          <w:rFonts w:ascii="Consolas" w:eastAsia="Times New Roman" w:hAnsi="Consolas" w:cs="Times New Roman"/>
+          <w:b/>
+          <w:bCs/>
+          <w:color w:val="000000"/>
+          <w:sz w:val="33"/>
+          <w:szCs w:val="33"/>
+          <w:lang w:eastAsia="es-ES"/>
+        </w:rPr>
+        <w:t>diasemana</w:t>
+      </w:r>
+      <w:proofErr w:type="spellEnd"/>
+      <w:proofErr w:type="gramEnd"/>
+      <w:r>
+        <w:rPr>
+          <w:rFonts w:ascii="Consolas" w:eastAsia="Times New Roman" w:hAnsi="Consolas" w:cs="Times New Roman"/>
+          <w:b/>
+          <w:bCs/>
+          <w:color w:val="000000"/>
+          <w:sz w:val="33"/>
+          <w:szCs w:val="33"/>
+          <w:lang w:eastAsia="es-ES"/>
+        </w:rPr>
+        <w:t xml:space="preserve"> </w:t>
+      </w:r>
+      <w:r>
+        <w:rPr>
+          <w:rFonts w:ascii="Consolas" w:eastAsia="Times New Roman" w:hAnsi="Consolas" w:cs="Times New Roman"/>
+          <w:b/>
+          <w:bCs/>
+          <w:color w:val="F92672"/>
+          <w:sz w:val="33"/>
+          <w:szCs w:val="33"/>
+          <w:lang w:eastAsia="es-ES"/>
+        </w:rPr>
+        <w:t>=</w:t>
+      </w:r>
+      <w:r>
+        <w:rPr>
+          <w:rFonts w:ascii="Consolas" w:eastAsia="Times New Roman" w:hAnsi="Consolas" w:cs="Times New Roman"/>
+          <w:b/>
+          <w:bCs/>
+          <w:color w:val="000000"/>
+          <w:sz w:val="33"/>
+          <w:szCs w:val="33"/>
+          <w:lang w:eastAsia="es-ES"/>
+        </w:rPr>
+        <w:t xml:space="preserve"> </w:t>
+      </w:r>
+      <w:r>
+        <w:rPr>
+          <w:rFonts w:ascii="Consolas" w:eastAsia="Times New Roman" w:hAnsi="Consolas" w:cs="Times New Roman"/>
+          <w:b/>
+          <w:bCs/>
+          <w:color w:val="F25A00"/>
+          <w:sz w:val="33"/>
+          <w:szCs w:val="33"/>
+          <w:lang w:eastAsia="es-ES"/>
+        </w:rPr>
+        <w:t>"VIERNES"</w:t>
+      </w:r>
+      <w:r>
+        <w:rPr>
+          <w:rFonts w:ascii="Consolas" w:eastAsia="Times New Roman" w:hAnsi="Consolas" w:cs="Times New Roman"/>
+          <w:b/>
+          <w:bCs/>
+          <w:color w:val="000000"/>
+          <w:sz w:val="33"/>
+          <w:szCs w:val="33"/>
+          <w:lang w:eastAsia="es-ES"/>
+        </w:rPr>
+        <w:t>;</w:t>
+      </w:r>
+    </w:p>
+    <w:p>
+      <w:pPr>
+        <w:shd w:val="clear" w:color="auto" w:fill="FFFFFF"/>
+        <w:spacing w:after="0" w:line="450" w:lineRule="atLeast"/>
+        <w:rPr>
+          <w:rFonts w:ascii="Consolas" w:eastAsia="Times New Roman" w:hAnsi="Consolas" w:cs="Times New Roman"/>
+          <w:b/>
+          <w:bCs/>
+          <w:color w:val="000000"/>
+          <w:sz w:val="33"/>
+          <w:szCs w:val="33"/>
+          <w:lang w:eastAsia="es-ES"/>
+        </w:rPr>
+      </w:pPr>
+      <w:r>
+        <w:rPr>
+          <w:rFonts w:ascii="Consolas" w:eastAsia="Times New Roman" w:hAnsi="Consolas" w:cs="Times New Roman"/>
+          <w:b/>
+          <w:bCs/>
+          <w:color w:val="000000"/>
+          <w:sz w:val="33"/>
+          <w:szCs w:val="33"/>
+          <w:lang w:eastAsia="es-ES"/>
+        </w:rPr>
+        <w:t>            }</w:t>
+      </w:r>
+    </w:p>
+    <w:p>
+      <w:pPr>
+        <w:shd w:val="clear" w:color="auto" w:fill="FFFFFF"/>
+        <w:spacing w:after="0" w:line="450" w:lineRule="atLeast"/>
+        <w:rPr>
+          <w:rFonts w:ascii="Consolas" w:eastAsia="Times New Roman" w:hAnsi="Consolas" w:cs="Times New Roman"/>
+          <w:b/>
+          <w:bCs/>
+          <w:color w:val="000000"/>
+          <w:sz w:val="33"/>
+          <w:szCs w:val="33"/>
+          <w:lang w:eastAsia="es-ES"/>
+        </w:rPr>
+      </w:pPr>
+      <w:r>
+        <w:rPr>
+          <w:rFonts w:ascii="Consolas" w:eastAsia="Times New Roman" w:hAnsi="Consolas" w:cs="Times New Roman"/>
+          <w:b/>
+          <w:bCs/>
+          <w:color w:val="000000"/>
+          <w:sz w:val="33"/>
+          <w:szCs w:val="33"/>
+          <w:lang w:eastAsia="es-ES"/>
+        </w:rPr>
+        <w:t xml:space="preserve">            </w:t>
+      </w:r>
+      <w:proofErr w:type="spellStart"/>
+      <w:proofErr w:type="gramStart"/>
+      <w:r>
+        <w:rPr>
+          <w:rFonts w:ascii="Consolas" w:eastAsia="Times New Roman" w:hAnsi="Consolas" w:cs="Times New Roman"/>
+          <w:b/>
+          <w:bCs/>
+          <w:i/>
+          <w:iCs/>
+          <w:color w:val="28C6E4"/>
+          <w:sz w:val="33"/>
+          <w:szCs w:val="33"/>
+          <w:lang w:eastAsia="es-ES"/>
+        </w:rPr>
+        <w:t>let</w:t>
+      </w:r>
+      <w:proofErr w:type="spellEnd"/>
+      <w:proofErr w:type="gramEnd"/>
+      <w:r>
+        <w:rPr>
+          <w:rFonts w:ascii="Consolas" w:eastAsia="Times New Roman" w:hAnsi="Consolas" w:cs="Times New Roman"/>
+          <w:b/>
+          <w:bCs/>
+          <w:color w:val="000000"/>
+          <w:sz w:val="33"/>
+          <w:szCs w:val="33"/>
+          <w:lang w:eastAsia="es-ES"/>
+        </w:rPr>
+        <w:t xml:space="preserve"> mensaje </w:t>
+      </w:r>
+      <w:r>
+        <w:rPr>
+          <w:rFonts w:ascii="Consolas" w:eastAsia="Times New Roman" w:hAnsi="Consolas" w:cs="Times New Roman"/>
+          <w:b/>
+          <w:bCs/>
+          <w:color w:val="F92672"/>
+          <w:sz w:val="33"/>
+          <w:szCs w:val="33"/>
+          <w:lang w:eastAsia="es-ES"/>
+        </w:rPr>
+        <w:t>=</w:t>
+      </w:r>
+      <w:r>
+        <w:rPr>
+          <w:rFonts w:ascii="Consolas" w:eastAsia="Times New Roman" w:hAnsi="Consolas" w:cs="Times New Roman"/>
+          <w:b/>
+          <w:bCs/>
+          <w:color w:val="000000"/>
+          <w:sz w:val="33"/>
+          <w:szCs w:val="33"/>
+          <w:lang w:eastAsia="es-ES"/>
+        </w:rPr>
+        <w:t xml:space="preserve"> </w:t>
+      </w:r>
+      <w:proofErr w:type="spellStart"/>
+      <w:r>
+        <w:rPr>
+          <w:rFonts w:ascii="Consolas" w:eastAsia="Times New Roman" w:hAnsi="Consolas" w:cs="Times New Roman"/>
+          <w:b/>
+          <w:bCs/>
+          <w:color w:val="000000"/>
+          <w:sz w:val="33"/>
+          <w:szCs w:val="33"/>
+          <w:lang w:eastAsia="es-ES"/>
+        </w:rPr>
+        <w:t>document.</w:t>
+      </w:r>
+      <w:r>
+        <w:rPr>
+          <w:rFonts w:ascii="Consolas" w:eastAsia="Times New Roman" w:hAnsi="Consolas" w:cs="Times New Roman"/>
+          <w:b/>
+          <w:bCs/>
+          <w:color w:val="6AAF19"/>
+          <w:sz w:val="33"/>
+          <w:szCs w:val="33"/>
+          <w:lang w:eastAsia="es-ES"/>
+        </w:rPr>
+        <w:t>getElementById</w:t>
+      </w:r>
+      <w:proofErr w:type="spellEnd"/>
+      <w:r>
+        <w:rPr>
+          <w:rFonts w:ascii="Consolas" w:eastAsia="Times New Roman" w:hAnsi="Consolas" w:cs="Times New Roman"/>
+          <w:b/>
+          <w:bCs/>
+          <w:color w:val="000000"/>
+          <w:sz w:val="33"/>
+          <w:szCs w:val="33"/>
+          <w:lang w:eastAsia="es-ES"/>
+        </w:rPr>
+        <w:t>(</w:t>
+      </w:r>
+      <w:r>
+        <w:rPr>
+          <w:rFonts w:ascii="Consolas" w:eastAsia="Times New Roman" w:hAnsi="Consolas" w:cs="Times New Roman"/>
+          <w:b/>
+          <w:bCs/>
+          <w:color w:val="F25A00"/>
+          <w:sz w:val="33"/>
+          <w:szCs w:val="33"/>
+          <w:lang w:eastAsia="es-ES"/>
+        </w:rPr>
+        <w:t>"mensaje"</w:t>
+      </w:r>
+      <w:r>
+        <w:rPr>
+          <w:rFonts w:ascii="Consolas" w:eastAsia="Times New Roman" w:hAnsi="Consolas" w:cs="Times New Roman"/>
+          <w:b/>
+          <w:bCs/>
+          <w:color w:val="000000"/>
+          <w:sz w:val="33"/>
+          <w:szCs w:val="33"/>
+          <w:lang w:eastAsia="es-ES"/>
+        </w:rPr>
+        <w:t>);</w:t>
+      </w:r>
+    </w:p>
+    <w:p>
+      <w:pPr>
+        <w:shd w:val="clear" w:color="auto" w:fill="FFFFFF"/>
+        <w:spacing w:after="0" w:line="450" w:lineRule="atLeast"/>
+        <w:rPr>
+          <w:rFonts w:ascii="Consolas" w:eastAsia="Times New Roman" w:hAnsi="Consolas" w:cs="Times New Roman"/>
+          <w:b/>
+          <w:bCs/>
+          <w:color w:val="000000"/>
+          <w:sz w:val="33"/>
+          <w:szCs w:val="33"/>
+          <w:lang w:eastAsia="es-ES"/>
+        </w:rPr>
+      </w:pPr>
+      <w:r>
+        <w:rPr>
+          <w:rFonts w:ascii="Consolas" w:eastAsia="Times New Roman" w:hAnsi="Consolas" w:cs="Times New Roman"/>
+          <w:b/>
+          <w:bCs/>
+          <w:color w:val="000000"/>
+          <w:sz w:val="33"/>
+          <w:szCs w:val="33"/>
+          <w:lang w:eastAsia="es-ES"/>
+        </w:rPr>
+        <w:t xml:space="preserve">            </w:t>
+      </w:r>
+      <w:proofErr w:type="spellStart"/>
+      <w:r>
+        <w:rPr>
+          <w:rFonts w:ascii="Consolas" w:eastAsia="Times New Roman" w:hAnsi="Consolas" w:cs="Times New Roman"/>
+          <w:b/>
+          <w:bCs/>
+          <w:color w:val="000000"/>
+          <w:sz w:val="33"/>
+          <w:szCs w:val="33"/>
+          <w:lang w:eastAsia="es-ES"/>
+        </w:rPr>
+        <w:t>mensaje.innerText</w:t>
+      </w:r>
+      <w:proofErr w:type="spellEnd"/>
+      <w:r>
+        <w:rPr>
+          <w:rFonts w:ascii="Consolas" w:eastAsia="Times New Roman" w:hAnsi="Consolas" w:cs="Times New Roman"/>
+          <w:b/>
+          <w:bCs/>
+          <w:color w:val="000000"/>
+          <w:sz w:val="33"/>
+          <w:szCs w:val="33"/>
+          <w:lang w:eastAsia="es-ES"/>
+        </w:rPr>
+        <w:t xml:space="preserve"> </w:t>
+      </w:r>
+      <w:r>
+        <w:rPr>
+          <w:rFonts w:ascii="Consolas" w:eastAsia="Times New Roman" w:hAnsi="Consolas" w:cs="Times New Roman"/>
+          <w:b/>
+          <w:bCs/>
+          <w:color w:val="F92672"/>
+          <w:sz w:val="33"/>
+          <w:szCs w:val="33"/>
+          <w:lang w:eastAsia="es-ES"/>
+        </w:rPr>
+        <w:t>=</w:t>
+      </w:r>
+      <w:r>
+        <w:rPr>
+          <w:rFonts w:ascii="Consolas" w:eastAsia="Times New Roman" w:hAnsi="Consolas" w:cs="Times New Roman"/>
+          <w:b/>
+          <w:bCs/>
+          <w:color w:val="000000"/>
+          <w:sz w:val="33"/>
+          <w:szCs w:val="33"/>
+          <w:lang w:eastAsia="es-ES"/>
+        </w:rPr>
+        <w:t xml:space="preserve"> </w:t>
+      </w:r>
+      <w:r>
+        <w:rPr>
+          <w:rFonts w:ascii="Consolas" w:eastAsia="Times New Roman" w:hAnsi="Consolas" w:cs="Times New Roman"/>
+          <w:b/>
+          <w:bCs/>
+          <w:color w:val="F25A00"/>
+          <w:sz w:val="33"/>
+          <w:szCs w:val="33"/>
+          <w:lang w:eastAsia="es-ES"/>
+        </w:rPr>
+        <w:t xml:space="preserve">"El </w:t>
+      </w:r>
+      <w:proofErr w:type="spellStart"/>
+      <w:r>
+        <w:rPr>
+          <w:rFonts w:ascii="Consolas" w:eastAsia="Times New Roman" w:hAnsi="Consolas" w:cs="Times New Roman"/>
+          <w:b/>
+          <w:bCs/>
+          <w:color w:val="F25A00"/>
+          <w:sz w:val="33"/>
+          <w:szCs w:val="33"/>
+          <w:lang w:eastAsia="es-ES"/>
+        </w:rPr>
+        <w:t>dia</w:t>
+      </w:r>
+      <w:proofErr w:type="spellEnd"/>
+      <w:r>
+        <w:rPr>
+          <w:rFonts w:ascii="Consolas" w:eastAsia="Times New Roman" w:hAnsi="Consolas" w:cs="Times New Roman"/>
+          <w:b/>
+          <w:bCs/>
+          <w:color w:val="F25A00"/>
+          <w:sz w:val="33"/>
+          <w:szCs w:val="33"/>
+          <w:lang w:eastAsia="es-ES"/>
+        </w:rPr>
+        <w:t xml:space="preserve"> es "</w:t>
+      </w:r>
+      <w:r>
+        <w:rPr>
+          <w:rFonts w:ascii="Consolas" w:eastAsia="Times New Roman" w:hAnsi="Consolas" w:cs="Times New Roman"/>
+          <w:b/>
+          <w:bCs/>
+          <w:color w:val="000000"/>
+          <w:sz w:val="33"/>
+          <w:szCs w:val="33"/>
+          <w:lang w:eastAsia="es-ES"/>
+        </w:rPr>
+        <w:t xml:space="preserve"> </w:t>
+      </w:r>
+      <w:r>
+        <w:rPr>
+          <w:rFonts w:ascii="Consolas" w:eastAsia="Times New Roman" w:hAnsi="Consolas" w:cs="Times New Roman"/>
+          <w:b/>
+          <w:bCs/>
+          <w:color w:val="F92672"/>
+          <w:sz w:val="33"/>
+          <w:szCs w:val="33"/>
+          <w:lang w:eastAsia="es-ES"/>
+        </w:rPr>
+        <w:t>+</w:t>
+      </w:r>
+      <w:r>
+        <w:rPr>
+          <w:rFonts w:ascii="Consolas" w:eastAsia="Times New Roman" w:hAnsi="Consolas" w:cs="Times New Roman"/>
+          <w:b/>
+          <w:bCs/>
+          <w:color w:val="000000"/>
+          <w:sz w:val="33"/>
+          <w:szCs w:val="33"/>
+          <w:lang w:eastAsia="es-ES"/>
+        </w:rPr>
+        <w:t xml:space="preserve"> </w:t>
+      </w:r>
+      <w:proofErr w:type="spellStart"/>
+      <w:r>
+        <w:rPr>
+          <w:rFonts w:ascii="Consolas" w:eastAsia="Times New Roman" w:hAnsi="Consolas" w:cs="Times New Roman"/>
+          <w:b/>
+          <w:bCs/>
+          <w:color w:val="000000"/>
+          <w:sz w:val="33"/>
+          <w:szCs w:val="33"/>
+          <w:lang w:eastAsia="es-ES"/>
+        </w:rPr>
+        <w:t>diasemana</w:t>
+      </w:r>
+      <w:proofErr w:type="spellEnd"/>
+      <w:r>
+        <w:rPr>
+          <w:rFonts w:ascii="Consolas" w:eastAsia="Times New Roman" w:hAnsi="Consolas" w:cs="Times New Roman"/>
+          <w:b/>
+          <w:bCs/>
+          <w:color w:val="000000"/>
+          <w:sz w:val="33"/>
+          <w:szCs w:val="33"/>
+          <w:lang w:eastAsia="es-ES"/>
+        </w:rPr>
+        <w:t>;</w:t>
+      </w:r>
+    </w:p>
+    <w:p>
+      <w:pPr>
+        <w:shd w:val="clear" w:color="auto" w:fill="FFFFFF"/>
+        <w:spacing w:after="0" w:line="450" w:lineRule="atLeast"/>
+        <w:rPr>
+          <w:rFonts w:ascii="Consolas" w:eastAsia="Times New Roman" w:hAnsi="Consolas" w:cs="Times New Roman"/>
+          <w:b/>
+          <w:bCs/>
+          <w:color w:val="000000"/>
+          <w:sz w:val="33"/>
+          <w:szCs w:val="33"/>
+          <w:lang w:eastAsia="es-ES"/>
+        </w:rPr>
+      </w:pPr>
+      <w:r>
+        <w:rPr>
+          <w:rFonts w:ascii="Consolas" w:eastAsia="Times New Roman" w:hAnsi="Consolas" w:cs="Times New Roman"/>
+          <w:b/>
+          <w:bCs/>
+          <w:color w:val="000000"/>
+          <w:sz w:val="33"/>
+          <w:szCs w:val="33"/>
+          <w:lang w:eastAsia="es-ES"/>
+        </w:rPr>
+        <w:t>        }</w:t>
+      </w:r>
+    </w:p>
+    <w:p>
+      <w:pPr>
+        <w:shd w:val="clear" w:color="auto" w:fill="FFFFFF"/>
+        <w:spacing w:after="0" w:line="450" w:lineRule="atLeast"/>
+        <w:rPr>
+          <w:rFonts w:ascii="Consolas" w:eastAsia="Times New Roman" w:hAnsi="Consolas" w:cs="Times New Roman"/>
+          <w:b/>
+          <w:bCs/>
+          <w:color w:val="000000"/>
+          <w:sz w:val="33"/>
+          <w:szCs w:val="33"/>
+          <w:lang w:eastAsia="es-ES"/>
+        </w:rPr>
+      </w:pPr>
+      <w:r>
+        <w:rPr>
+          <w:rFonts w:ascii="Consolas" w:eastAsia="Times New Roman" w:hAnsi="Consolas" w:cs="Times New Roman"/>
+          <w:b/>
+          <w:bCs/>
+          <w:color w:val="000000"/>
+          <w:sz w:val="33"/>
+          <w:szCs w:val="33"/>
+          <w:lang w:eastAsia="es-ES"/>
+        </w:rPr>
+        <w:t>    &lt;/</w:t>
+      </w:r>
+      <w:proofErr w:type="gramStart"/>
+      <w:r>
+        <w:rPr>
+          <w:rFonts w:ascii="Consolas" w:eastAsia="Times New Roman" w:hAnsi="Consolas" w:cs="Times New Roman"/>
+          <w:b/>
+          <w:bCs/>
+          <w:color w:val="F92672"/>
+          <w:sz w:val="33"/>
+          <w:szCs w:val="33"/>
+          <w:lang w:eastAsia="es-ES"/>
+        </w:rPr>
+        <w:t>script</w:t>
+      </w:r>
+      <w:proofErr w:type="gramEnd"/>
+      <w:r>
+        <w:rPr>
+          <w:rFonts w:ascii="Consolas" w:eastAsia="Times New Roman" w:hAnsi="Consolas" w:cs="Times New Roman"/>
+          <w:b/>
+          <w:bCs/>
+          <w:color w:val="000000"/>
+          <w:sz w:val="33"/>
+          <w:szCs w:val="33"/>
+          <w:lang w:eastAsia="es-ES"/>
+        </w:rPr>
+        <w:t>&gt;</w:t>
+      </w:r>
+    </w:p>
+    <w:p>
+      <w:pPr>
+        <w:shd w:val="clear" w:color="auto" w:fill="FFFFFF"/>
+        <w:spacing w:after="0" w:line="450" w:lineRule="atLeast"/>
+        <w:rPr>
+          <w:rFonts w:ascii="Consolas" w:eastAsia="Times New Roman" w:hAnsi="Consolas" w:cs="Times New Roman"/>
+          <w:b/>
+          <w:bCs/>
+          <w:color w:val="000000"/>
+          <w:sz w:val="33"/>
+          <w:szCs w:val="33"/>
+          <w:lang w:eastAsia="es-ES"/>
+        </w:rPr>
+      </w:pPr>
+      <w:r>
+        <w:rPr>
+          <w:rFonts w:ascii="Consolas" w:eastAsia="Times New Roman" w:hAnsi="Consolas" w:cs="Times New Roman"/>
+          <w:b/>
+          <w:bCs/>
+          <w:color w:val="000000"/>
+          <w:sz w:val="33"/>
+          <w:szCs w:val="33"/>
+          <w:lang w:eastAsia="es-ES"/>
+        </w:rPr>
+        <w:t>&lt;/</w:t>
+      </w:r>
+      <w:proofErr w:type="gramStart"/>
+      <w:r>
+        <w:rPr>
+          <w:rFonts w:ascii="Consolas" w:eastAsia="Times New Roman" w:hAnsi="Consolas" w:cs="Times New Roman"/>
+          <w:b/>
+          <w:bCs/>
+          <w:color w:val="F92672"/>
+          <w:sz w:val="33"/>
+          <w:szCs w:val="33"/>
+          <w:lang w:eastAsia="es-ES"/>
+        </w:rPr>
+        <w:t>head</w:t>
+      </w:r>
+      <w:proofErr w:type="gramEnd"/>
+      <w:r>
+        <w:rPr>
+          <w:rFonts w:ascii="Consolas" w:eastAsia="Times New Roman" w:hAnsi="Consolas" w:cs="Times New Roman"/>
+          <w:b/>
+          <w:bCs/>
+          <w:color w:val="000000"/>
+          <w:sz w:val="33"/>
+          <w:szCs w:val="33"/>
+          <w:lang w:eastAsia="es-ES"/>
+        </w:rPr>
+        <w:t>&gt;</w:t>
+      </w:r>
+    </w:p>
+    <w:p>
+      <w:pPr>
+        <w:shd w:val="clear" w:color="auto" w:fill="FFFFFF"/>
+        <w:spacing w:after="0" w:line="450" w:lineRule="atLeast"/>
+        <w:rPr>
+          <w:rFonts w:ascii="Consolas" w:eastAsia="Times New Roman" w:hAnsi="Consolas" w:cs="Times New Roman"/>
+          <w:b/>
+          <w:bCs/>
+          <w:color w:val="000000"/>
+          <w:sz w:val="33"/>
+          <w:szCs w:val="33"/>
+          <w:lang w:eastAsia="es-ES"/>
+        </w:rPr>
+      </w:pPr>
+      <w:r>
+        <w:rPr>
+          <w:rFonts w:ascii="Consolas" w:eastAsia="Times New Roman" w:hAnsi="Consolas" w:cs="Times New Roman"/>
+          <w:b/>
+          <w:bCs/>
+          <w:color w:val="000000"/>
+          <w:sz w:val="33"/>
+          <w:szCs w:val="33"/>
+          <w:lang w:eastAsia="es-ES"/>
+        </w:rPr>
+        <w:t>&lt;</w:t>
+      </w:r>
+      <w:proofErr w:type="spellStart"/>
+      <w:proofErr w:type="gramStart"/>
+      <w:r>
+        <w:rPr>
+          <w:rFonts w:ascii="Consolas" w:eastAsia="Times New Roman" w:hAnsi="Consolas" w:cs="Times New Roman"/>
+          <w:b/>
+          <w:bCs/>
+          <w:color w:val="F92672"/>
+          <w:sz w:val="33"/>
+          <w:szCs w:val="33"/>
+          <w:lang w:eastAsia="es-ES"/>
+        </w:rPr>
+        <w:t>body</w:t>
+      </w:r>
+      <w:proofErr w:type="spellEnd"/>
+      <w:proofErr w:type="gramEnd"/>
+      <w:r>
+        <w:rPr>
+          <w:rFonts w:ascii="Consolas" w:eastAsia="Times New Roman" w:hAnsi="Consolas" w:cs="Times New Roman"/>
+          <w:b/>
+          <w:bCs/>
+          <w:color w:val="000000"/>
+          <w:sz w:val="33"/>
+          <w:szCs w:val="33"/>
+          <w:lang w:eastAsia="es-ES"/>
+        </w:rPr>
+        <w:t>&gt;</w:t>
+      </w:r>
+    </w:p>
+    <w:p>
+      <w:pPr>
+        <w:shd w:val="clear" w:color="auto" w:fill="FFFFFF"/>
+        <w:spacing w:after="0" w:line="450" w:lineRule="atLeast"/>
+        <w:rPr>
+          <w:rFonts w:ascii="Consolas" w:eastAsia="Times New Roman" w:hAnsi="Consolas" w:cs="Times New Roman"/>
+          <w:b/>
+          <w:bCs/>
+          <w:color w:val="000000"/>
+          <w:sz w:val="33"/>
+          <w:szCs w:val="33"/>
+          <w:lang w:eastAsia="es-ES"/>
+        </w:rPr>
+      </w:pPr>
+      <w:r>
+        <w:rPr>
+          <w:rFonts w:ascii="Consolas" w:eastAsia="Times New Roman" w:hAnsi="Consolas" w:cs="Times New Roman"/>
+          <w:b/>
+          <w:bCs/>
+          <w:color w:val="000000"/>
+          <w:sz w:val="33"/>
+          <w:szCs w:val="33"/>
+          <w:lang w:eastAsia="es-ES"/>
+        </w:rPr>
+        <w:t>    &lt;</w:t>
+      </w:r>
+      <w:r>
+        <w:rPr>
+          <w:rFonts w:ascii="Consolas" w:eastAsia="Times New Roman" w:hAnsi="Consolas" w:cs="Times New Roman"/>
+          <w:b/>
+          <w:bCs/>
+          <w:color w:val="F92672"/>
+          <w:sz w:val="33"/>
+          <w:szCs w:val="33"/>
+          <w:lang w:eastAsia="es-ES"/>
+        </w:rPr>
+        <w:t>h1</w:t>
+      </w:r>
+      <w:r>
+        <w:rPr>
+          <w:rFonts w:ascii="Consolas" w:eastAsia="Times New Roman" w:hAnsi="Consolas" w:cs="Times New Roman"/>
+          <w:b/>
+          <w:bCs/>
+          <w:color w:val="000000"/>
+          <w:sz w:val="33"/>
+          <w:szCs w:val="33"/>
+          <w:lang w:eastAsia="es-ES"/>
+        </w:rPr>
+        <w:t>&gt;Día de la semana&lt;/</w:t>
+      </w:r>
+      <w:r>
+        <w:rPr>
+          <w:rFonts w:ascii="Consolas" w:eastAsia="Times New Roman" w:hAnsi="Consolas" w:cs="Times New Roman"/>
+          <w:b/>
+          <w:bCs/>
+          <w:color w:val="F92672"/>
+          <w:sz w:val="33"/>
+          <w:szCs w:val="33"/>
+          <w:lang w:eastAsia="es-ES"/>
+        </w:rPr>
+        <w:t>h1</w:t>
+      </w:r>
+      <w:r>
+        <w:rPr>
+          <w:rFonts w:ascii="Consolas" w:eastAsia="Times New Roman" w:hAnsi="Consolas" w:cs="Times New Roman"/>
+          <w:b/>
+          <w:bCs/>
+          <w:color w:val="000000"/>
+          <w:sz w:val="33"/>
+          <w:szCs w:val="33"/>
+          <w:lang w:eastAsia="es-ES"/>
+        </w:rPr>
+        <w:t>&gt;</w:t>
+      </w:r>
+    </w:p>
+    <w:p>
+      <w:pPr>
+        <w:shd w:val="clear" w:color="auto" w:fill="FFFFFF"/>
+        <w:spacing w:after="0" w:line="450" w:lineRule="atLeast"/>
+        <w:rPr>
+          <w:rFonts w:ascii="Consolas" w:eastAsia="Times New Roman" w:hAnsi="Consolas" w:cs="Times New Roman"/>
+          <w:b/>
+          <w:bCs/>
+          <w:color w:val="000000"/>
+          <w:sz w:val="33"/>
+          <w:szCs w:val="33"/>
+          <w:lang w:eastAsia="es-ES"/>
+        </w:rPr>
+      </w:pPr>
+      <w:r>
+        <w:rPr>
+          <w:rFonts w:ascii="Consolas" w:eastAsia="Times New Roman" w:hAnsi="Consolas" w:cs="Times New Roman"/>
+          <w:b/>
+          <w:bCs/>
+          <w:color w:val="000000"/>
+          <w:sz w:val="33"/>
+          <w:szCs w:val="33"/>
+          <w:lang w:eastAsia="es-ES"/>
+        </w:rPr>
+        <w:t>    Día &lt;</w:t>
+      </w:r>
+      <w:r>
+        <w:rPr>
+          <w:rFonts w:ascii="Consolas" w:eastAsia="Times New Roman" w:hAnsi="Consolas" w:cs="Times New Roman"/>
+          <w:b/>
+          <w:bCs/>
+          <w:color w:val="F92672"/>
+          <w:sz w:val="33"/>
+          <w:szCs w:val="33"/>
+          <w:lang w:eastAsia="es-ES"/>
+        </w:rPr>
+        <w:t>input</w:t>
+      </w:r>
+      <w:r>
+        <w:rPr>
+          <w:rFonts w:ascii="Consolas" w:eastAsia="Times New Roman" w:hAnsi="Consolas" w:cs="Times New Roman"/>
+          <w:b/>
+          <w:bCs/>
+          <w:color w:val="000000"/>
+          <w:sz w:val="33"/>
+          <w:szCs w:val="33"/>
+          <w:lang w:eastAsia="es-ES"/>
+        </w:rPr>
+        <w:t xml:space="preserve"> </w:t>
+      </w:r>
+      <w:proofErr w:type="spellStart"/>
+      <w:r>
+        <w:rPr>
+          <w:rFonts w:ascii="Consolas" w:eastAsia="Times New Roman" w:hAnsi="Consolas" w:cs="Times New Roman"/>
+          <w:b/>
+          <w:bCs/>
+          <w:color w:val="6AAF19"/>
+          <w:sz w:val="33"/>
+          <w:szCs w:val="33"/>
+          <w:lang w:eastAsia="es-ES"/>
+        </w:rPr>
+        <w:t>type</w:t>
+      </w:r>
+      <w:proofErr w:type="spellEnd"/>
+      <w:r>
+        <w:rPr>
+          <w:rFonts w:ascii="Consolas" w:eastAsia="Times New Roman" w:hAnsi="Consolas" w:cs="Times New Roman"/>
+          <w:b/>
+          <w:bCs/>
+          <w:i/>
+          <w:iCs/>
+          <w:color w:val="CD3704"/>
+          <w:sz w:val="33"/>
+          <w:szCs w:val="33"/>
+          <w:lang w:eastAsia="es-ES"/>
+        </w:rPr>
+        <w:t>=</w:t>
+      </w:r>
+      <w:r>
+        <w:rPr>
+          <w:rFonts w:ascii="Consolas" w:eastAsia="Times New Roman" w:hAnsi="Consolas" w:cs="Times New Roman"/>
+          <w:b/>
+          <w:bCs/>
+          <w:i/>
+          <w:iCs/>
+          <w:color w:val="F25A00"/>
+          <w:sz w:val="33"/>
+          <w:szCs w:val="33"/>
+          <w:lang w:eastAsia="es-ES"/>
+        </w:rPr>
+        <w:t>"</w:t>
+      </w:r>
+      <w:proofErr w:type="spellStart"/>
+      <w:r>
+        <w:rPr>
+          <w:rFonts w:ascii="Consolas" w:eastAsia="Times New Roman" w:hAnsi="Consolas" w:cs="Times New Roman"/>
+          <w:b/>
+          <w:bCs/>
+          <w:i/>
+          <w:iCs/>
+          <w:color w:val="F25A00"/>
+          <w:sz w:val="33"/>
+          <w:szCs w:val="33"/>
+          <w:lang w:eastAsia="es-ES"/>
+        </w:rPr>
+        <w:t>text</w:t>
+      </w:r>
+      <w:proofErr w:type="spellEnd"/>
+      <w:r>
+        <w:rPr>
+          <w:rFonts w:ascii="Consolas" w:eastAsia="Times New Roman" w:hAnsi="Consolas" w:cs="Times New Roman"/>
+          <w:b/>
+          <w:bCs/>
+          <w:i/>
+          <w:iCs/>
+          <w:color w:val="F25A00"/>
+          <w:sz w:val="33"/>
+          <w:szCs w:val="33"/>
+          <w:lang w:eastAsia="es-ES"/>
+        </w:rPr>
+        <w:t>"</w:t>
+      </w:r>
+      <w:r>
+        <w:rPr>
+          <w:rFonts w:ascii="Consolas" w:eastAsia="Times New Roman" w:hAnsi="Consolas" w:cs="Times New Roman"/>
+          <w:b/>
+          <w:bCs/>
+          <w:color w:val="000000"/>
+          <w:sz w:val="33"/>
+          <w:szCs w:val="33"/>
+          <w:lang w:eastAsia="es-ES"/>
+        </w:rPr>
+        <w:t xml:space="preserve"> </w:t>
+      </w:r>
+      <w:r>
+        <w:rPr>
+          <w:rFonts w:ascii="Consolas" w:eastAsia="Times New Roman" w:hAnsi="Consolas" w:cs="Times New Roman"/>
+          <w:b/>
+          <w:bCs/>
+          <w:color w:val="6AAF19"/>
+          <w:sz w:val="33"/>
+          <w:szCs w:val="33"/>
+          <w:lang w:eastAsia="es-ES"/>
+        </w:rPr>
+        <w:t>id</w:t>
+      </w:r>
+      <w:r>
+        <w:rPr>
+          <w:rFonts w:ascii="Consolas" w:eastAsia="Times New Roman" w:hAnsi="Consolas" w:cs="Times New Roman"/>
+          <w:b/>
+          <w:bCs/>
+          <w:i/>
+          <w:iCs/>
+          <w:color w:val="CD3704"/>
+          <w:sz w:val="33"/>
+          <w:szCs w:val="33"/>
+          <w:lang w:eastAsia="es-ES"/>
+        </w:rPr>
+        <w:t>=</w:t>
+      </w:r>
+      <w:r>
+        <w:rPr>
+          <w:rFonts w:ascii="Consolas" w:eastAsia="Times New Roman" w:hAnsi="Consolas" w:cs="Times New Roman"/>
+          <w:b/>
+          <w:bCs/>
+          <w:i/>
+          <w:iCs/>
+          <w:color w:val="F25A00"/>
+          <w:sz w:val="33"/>
+          <w:szCs w:val="33"/>
+          <w:lang w:eastAsia="es-ES"/>
+        </w:rPr>
+        <w:t>"</w:t>
+      </w:r>
+      <w:proofErr w:type="spellStart"/>
+      <w:r>
+        <w:rPr>
+          <w:rFonts w:ascii="Consolas" w:eastAsia="Times New Roman" w:hAnsi="Consolas" w:cs="Times New Roman"/>
+          <w:b/>
+          <w:bCs/>
+          <w:i/>
+          <w:iCs/>
+          <w:color w:val="F25A00"/>
+          <w:sz w:val="33"/>
+          <w:szCs w:val="33"/>
+          <w:lang w:eastAsia="es-ES"/>
+        </w:rPr>
+        <w:t>cajadia</w:t>
+      </w:r>
+      <w:proofErr w:type="spellEnd"/>
+      <w:r>
+        <w:rPr>
+          <w:rFonts w:ascii="Consolas" w:eastAsia="Times New Roman" w:hAnsi="Consolas" w:cs="Times New Roman"/>
+          <w:b/>
+          <w:bCs/>
+          <w:i/>
+          <w:iCs/>
+          <w:color w:val="F25A00"/>
+          <w:sz w:val="33"/>
+          <w:szCs w:val="33"/>
+          <w:lang w:eastAsia="es-ES"/>
+        </w:rPr>
+        <w:t>"</w:t>
+      </w:r>
+      <w:r>
+        <w:rPr>
+          <w:rFonts w:ascii="Consolas" w:eastAsia="Times New Roman" w:hAnsi="Consolas" w:cs="Times New Roman"/>
+          <w:b/>
+          <w:bCs/>
+          <w:color w:val="000000"/>
+          <w:sz w:val="33"/>
+          <w:szCs w:val="33"/>
+          <w:lang w:eastAsia="es-ES"/>
+        </w:rPr>
+        <w:t>/&gt;&lt;</w:t>
+      </w:r>
+      <w:proofErr w:type="spellStart"/>
+      <w:r>
+        <w:rPr>
+          <w:rFonts w:ascii="Consolas" w:eastAsia="Times New Roman" w:hAnsi="Consolas" w:cs="Times New Roman"/>
+          <w:b/>
+          <w:bCs/>
+          <w:color w:val="F92672"/>
+          <w:sz w:val="33"/>
+          <w:szCs w:val="33"/>
+          <w:lang w:eastAsia="es-ES"/>
+        </w:rPr>
+        <w:t>br</w:t>
+      </w:r>
+      <w:proofErr w:type="spellEnd"/>
+      <w:r>
+        <w:rPr>
+          <w:rFonts w:ascii="Consolas" w:eastAsia="Times New Roman" w:hAnsi="Consolas" w:cs="Times New Roman"/>
+          <w:b/>
+          <w:bCs/>
+          <w:color w:val="000000"/>
+          <w:sz w:val="33"/>
+          <w:szCs w:val="33"/>
+          <w:lang w:eastAsia="es-ES"/>
+        </w:rPr>
+        <w:t>/&gt;</w:t>
+      </w:r>
+    </w:p>
+    <w:p>
+      <w:pPr>
+        <w:shd w:val="clear" w:color="auto" w:fill="FFFFFF"/>
+        <w:spacing w:after="0" w:line="450" w:lineRule="atLeast"/>
+        <w:rPr>
+          <w:rFonts w:ascii="Consolas" w:eastAsia="Times New Roman" w:hAnsi="Consolas" w:cs="Times New Roman"/>
+          <w:b/>
+          <w:bCs/>
+          <w:color w:val="000000"/>
+          <w:sz w:val="33"/>
+          <w:szCs w:val="33"/>
+          <w:lang w:eastAsia="es-ES"/>
+        </w:rPr>
+      </w:pPr>
+      <w:r>
+        <w:rPr>
+          <w:rFonts w:ascii="Consolas" w:eastAsia="Times New Roman" w:hAnsi="Consolas" w:cs="Times New Roman"/>
+          <w:b/>
+          <w:bCs/>
+          <w:color w:val="000000"/>
+          <w:sz w:val="33"/>
+          <w:szCs w:val="33"/>
+          <w:lang w:eastAsia="es-ES"/>
+        </w:rPr>
+        <w:t>    Mes: &lt;</w:t>
+      </w:r>
+      <w:r>
+        <w:rPr>
+          <w:rFonts w:ascii="Consolas" w:eastAsia="Times New Roman" w:hAnsi="Consolas" w:cs="Times New Roman"/>
+          <w:b/>
+          <w:bCs/>
+          <w:color w:val="F92672"/>
+          <w:sz w:val="33"/>
+          <w:szCs w:val="33"/>
+          <w:lang w:eastAsia="es-ES"/>
+        </w:rPr>
+        <w:t>input</w:t>
+      </w:r>
+      <w:r>
+        <w:rPr>
+          <w:rFonts w:ascii="Consolas" w:eastAsia="Times New Roman" w:hAnsi="Consolas" w:cs="Times New Roman"/>
+          <w:b/>
+          <w:bCs/>
+          <w:color w:val="000000"/>
+          <w:sz w:val="33"/>
+          <w:szCs w:val="33"/>
+          <w:lang w:eastAsia="es-ES"/>
+        </w:rPr>
+        <w:t xml:space="preserve"> </w:t>
+      </w:r>
+      <w:proofErr w:type="spellStart"/>
+      <w:r>
+        <w:rPr>
+          <w:rFonts w:ascii="Consolas" w:eastAsia="Times New Roman" w:hAnsi="Consolas" w:cs="Times New Roman"/>
+          <w:b/>
+          <w:bCs/>
+          <w:color w:val="6AAF19"/>
+          <w:sz w:val="33"/>
+          <w:szCs w:val="33"/>
+          <w:lang w:eastAsia="es-ES"/>
+        </w:rPr>
+        <w:t>type</w:t>
+      </w:r>
+      <w:proofErr w:type="spellEnd"/>
+      <w:r>
+        <w:rPr>
+          <w:rFonts w:ascii="Consolas" w:eastAsia="Times New Roman" w:hAnsi="Consolas" w:cs="Times New Roman"/>
+          <w:b/>
+          <w:bCs/>
+          <w:i/>
+          <w:iCs/>
+          <w:color w:val="CD3704"/>
+          <w:sz w:val="33"/>
+          <w:szCs w:val="33"/>
+          <w:lang w:eastAsia="es-ES"/>
+        </w:rPr>
+        <w:t>=</w:t>
+      </w:r>
+      <w:r>
+        <w:rPr>
+          <w:rFonts w:ascii="Consolas" w:eastAsia="Times New Roman" w:hAnsi="Consolas" w:cs="Times New Roman"/>
+          <w:b/>
+          <w:bCs/>
+          <w:i/>
+          <w:iCs/>
+          <w:color w:val="F25A00"/>
+          <w:sz w:val="33"/>
+          <w:szCs w:val="33"/>
+          <w:lang w:eastAsia="es-ES"/>
+        </w:rPr>
+        <w:t>"</w:t>
+      </w:r>
+      <w:proofErr w:type="spellStart"/>
+      <w:r>
+        <w:rPr>
+          <w:rFonts w:ascii="Consolas" w:eastAsia="Times New Roman" w:hAnsi="Consolas" w:cs="Times New Roman"/>
+          <w:b/>
+          <w:bCs/>
+          <w:i/>
+          <w:iCs/>
+          <w:color w:val="F25A00"/>
+          <w:sz w:val="33"/>
+          <w:szCs w:val="33"/>
+          <w:lang w:eastAsia="es-ES"/>
+        </w:rPr>
+        <w:t>number</w:t>
+      </w:r>
+      <w:proofErr w:type="spellEnd"/>
+      <w:r>
+        <w:rPr>
+          <w:rFonts w:ascii="Consolas" w:eastAsia="Times New Roman" w:hAnsi="Consolas" w:cs="Times New Roman"/>
+          <w:b/>
+          <w:bCs/>
+          <w:i/>
+          <w:iCs/>
+          <w:color w:val="F25A00"/>
+          <w:sz w:val="33"/>
+          <w:szCs w:val="33"/>
+          <w:lang w:eastAsia="es-ES"/>
+        </w:rPr>
+        <w:t>"</w:t>
+      </w:r>
+      <w:r>
+        <w:rPr>
+          <w:rFonts w:ascii="Consolas" w:eastAsia="Times New Roman" w:hAnsi="Consolas" w:cs="Times New Roman"/>
+          <w:b/>
+          <w:bCs/>
+          <w:color w:val="000000"/>
+          <w:sz w:val="33"/>
+          <w:szCs w:val="33"/>
+          <w:lang w:eastAsia="es-ES"/>
+        </w:rPr>
+        <w:t xml:space="preserve"> </w:t>
+      </w:r>
+      <w:r>
+        <w:rPr>
+          <w:rFonts w:ascii="Consolas" w:eastAsia="Times New Roman" w:hAnsi="Consolas" w:cs="Times New Roman"/>
+          <w:b/>
+          <w:bCs/>
+          <w:color w:val="6AAF19"/>
+          <w:sz w:val="33"/>
+          <w:szCs w:val="33"/>
+          <w:lang w:eastAsia="es-ES"/>
+        </w:rPr>
+        <w:t>id</w:t>
+      </w:r>
+      <w:r>
+        <w:rPr>
+          <w:rFonts w:ascii="Consolas" w:eastAsia="Times New Roman" w:hAnsi="Consolas" w:cs="Times New Roman"/>
+          <w:b/>
+          <w:bCs/>
+          <w:i/>
+          <w:iCs/>
+          <w:color w:val="CD3704"/>
+          <w:sz w:val="33"/>
+          <w:szCs w:val="33"/>
+          <w:lang w:eastAsia="es-ES"/>
+        </w:rPr>
+        <w:t>=</w:t>
+      </w:r>
+      <w:r>
+        <w:rPr>
+          <w:rFonts w:ascii="Consolas" w:eastAsia="Times New Roman" w:hAnsi="Consolas" w:cs="Times New Roman"/>
+          <w:b/>
+          <w:bCs/>
+          <w:i/>
+          <w:iCs/>
+          <w:color w:val="F25A00"/>
+          <w:sz w:val="33"/>
+          <w:szCs w:val="33"/>
+          <w:lang w:eastAsia="es-ES"/>
+        </w:rPr>
+        <w:t>"</w:t>
+      </w:r>
+      <w:proofErr w:type="spellStart"/>
+      <w:r>
+        <w:rPr>
+          <w:rFonts w:ascii="Consolas" w:eastAsia="Times New Roman" w:hAnsi="Consolas" w:cs="Times New Roman"/>
+          <w:b/>
+          <w:bCs/>
+          <w:i/>
+          <w:iCs/>
+          <w:color w:val="F25A00"/>
+          <w:sz w:val="33"/>
+          <w:szCs w:val="33"/>
+          <w:lang w:eastAsia="es-ES"/>
+        </w:rPr>
+        <w:t>cajames</w:t>
+      </w:r>
+      <w:proofErr w:type="spellEnd"/>
+      <w:r>
+        <w:rPr>
+          <w:rFonts w:ascii="Consolas" w:eastAsia="Times New Roman" w:hAnsi="Consolas" w:cs="Times New Roman"/>
+          <w:b/>
+          <w:bCs/>
+          <w:i/>
+          <w:iCs/>
+          <w:color w:val="F25A00"/>
+          <w:sz w:val="33"/>
+          <w:szCs w:val="33"/>
+          <w:lang w:eastAsia="es-ES"/>
+        </w:rPr>
+        <w:t>"</w:t>
+      </w:r>
+      <w:r>
+        <w:rPr>
+          <w:rFonts w:ascii="Consolas" w:eastAsia="Times New Roman" w:hAnsi="Consolas" w:cs="Times New Roman"/>
+          <w:b/>
+          <w:bCs/>
+          <w:color w:val="000000"/>
+          <w:sz w:val="33"/>
+          <w:szCs w:val="33"/>
+          <w:lang w:eastAsia="es-ES"/>
+        </w:rPr>
+        <w:t>/&gt;&lt;</w:t>
+      </w:r>
+      <w:proofErr w:type="spellStart"/>
+      <w:r>
+        <w:rPr>
+          <w:rFonts w:ascii="Consolas" w:eastAsia="Times New Roman" w:hAnsi="Consolas" w:cs="Times New Roman"/>
+          <w:b/>
+          <w:bCs/>
+          <w:color w:val="F92672"/>
+          <w:sz w:val="33"/>
+          <w:szCs w:val="33"/>
+          <w:lang w:eastAsia="es-ES"/>
+        </w:rPr>
+        <w:t>br</w:t>
+      </w:r>
+      <w:proofErr w:type="spellEnd"/>
+      <w:r>
+        <w:rPr>
+          <w:rFonts w:ascii="Consolas" w:eastAsia="Times New Roman" w:hAnsi="Consolas" w:cs="Times New Roman"/>
+          <w:b/>
+          <w:bCs/>
+          <w:color w:val="000000"/>
+          <w:sz w:val="33"/>
+          <w:szCs w:val="33"/>
+          <w:lang w:eastAsia="es-ES"/>
+        </w:rPr>
+        <w:t>/&gt;</w:t>
+      </w:r>
+    </w:p>
+    <w:p>
+      <w:pPr>
+        <w:shd w:val="clear" w:color="auto" w:fill="FFFFFF"/>
+        <w:spacing w:after="0" w:line="450" w:lineRule="atLeast"/>
+        <w:rPr>
+          <w:rFonts w:ascii="Consolas" w:eastAsia="Times New Roman" w:hAnsi="Consolas" w:cs="Times New Roman"/>
+          <w:b/>
+          <w:bCs/>
+          <w:color w:val="000000"/>
+          <w:sz w:val="33"/>
+          <w:szCs w:val="33"/>
+          <w:lang w:eastAsia="es-ES"/>
+        </w:rPr>
+      </w:pPr>
+      <w:r>
+        <w:rPr>
+          <w:rFonts w:ascii="Consolas" w:eastAsia="Times New Roman" w:hAnsi="Consolas" w:cs="Times New Roman"/>
+          <w:b/>
+          <w:bCs/>
+          <w:color w:val="000000"/>
+          <w:sz w:val="33"/>
+          <w:szCs w:val="33"/>
+          <w:lang w:eastAsia="es-ES"/>
+        </w:rPr>
+        <w:t>    Año: &lt;</w:t>
+      </w:r>
+      <w:r>
+        <w:rPr>
+          <w:rFonts w:ascii="Consolas" w:eastAsia="Times New Roman" w:hAnsi="Consolas" w:cs="Times New Roman"/>
+          <w:b/>
+          <w:bCs/>
+          <w:color w:val="F92672"/>
+          <w:sz w:val="33"/>
+          <w:szCs w:val="33"/>
+          <w:lang w:eastAsia="es-ES"/>
+        </w:rPr>
+        <w:t>input</w:t>
+      </w:r>
+      <w:r>
+        <w:rPr>
+          <w:rFonts w:ascii="Consolas" w:eastAsia="Times New Roman" w:hAnsi="Consolas" w:cs="Times New Roman"/>
+          <w:b/>
+          <w:bCs/>
+          <w:color w:val="000000"/>
+          <w:sz w:val="33"/>
+          <w:szCs w:val="33"/>
+          <w:lang w:eastAsia="es-ES"/>
+        </w:rPr>
+        <w:t xml:space="preserve"> </w:t>
+      </w:r>
+      <w:proofErr w:type="spellStart"/>
+      <w:r>
+        <w:rPr>
+          <w:rFonts w:ascii="Consolas" w:eastAsia="Times New Roman" w:hAnsi="Consolas" w:cs="Times New Roman"/>
+          <w:b/>
+          <w:bCs/>
+          <w:color w:val="6AAF19"/>
+          <w:sz w:val="33"/>
+          <w:szCs w:val="33"/>
+          <w:lang w:eastAsia="es-ES"/>
+        </w:rPr>
+        <w:t>type</w:t>
+      </w:r>
+      <w:proofErr w:type="spellEnd"/>
+      <w:r>
+        <w:rPr>
+          <w:rFonts w:ascii="Consolas" w:eastAsia="Times New Roman" w:hAnsi="Consolas" w:cs="Times New Roman"/>
+          <w:b/>
+          <w:bCs/>
+          <w:i/>
+          <w:iCs/>
+          <w:color w:val="CD3704"/>
+          <w:sz w:val="33"/>
+          <w:szCs w:val="33"/>
+          <w:lang w:eastAsia="es-ES"/>
+        </w:rPr>
+        <w:t>=</w:t>
+      </w:r>
+      <w:r>
+        <w:rPr>
+          <w:rFonts w:ascii="Consolas" w:eastAsia="Times New Roman" w:hAnsi="Consolas" w:cs="Times New Roman"/>
+          <w:b/>
+          <w:bCs/>
+          <w:i/>
+          <w:iCs/>
+          <w:color w:val="F25A00"/>
+          <w:sz w:val="33"/>
+          <w:szCs w:val="33"/>
+          <w:lang w:eastAsia="es-ES"/>
+        </w:rPr>
+        <w:t>"</w:t>
+      </w:r>
+      <w:proofErr w:type="spellStart"/>
+      <w:r>
+        <w:rPr>
+          <w:rFonts w:ascii="Consolas" w:eastAsia="Times New Roman" w:hAnsi="Consolas" w:cs="Times New Roman"/>
+          <w:b/>
+          <w:bCs/>
+          <w:i/>
+          <w:iCs/>
+          <w:color w:val="F25A00"/>
+          <w:sz w:val="33"/>
+          <w:szCs w:val="33"/>
+          <w:lang w:eastAsia="es-ES"/>
+        </w:rPr>
+        <w:t>number</w:t>
+      </w:r>
+      <w:proofErr w:type="spellEnd"/>
+      <w:r>
+        <w:rPr>
+          <w:rFonts w:ascii="Consolas" w:eastAsia="Times New Roman" w:hAnsi="Consolas" w:cs="Times New Roman"/>
+          <w:b/>
+          <w:bCs/>
+          <w:i/>
+          <w:iCs/>
+          <w:color w:val="F25A00"/>
+          <w:sz w:val="33"/>
+          <w:szCs w:val="33"/>
+          <w:lang w:eastAsia="es-ES"/>
+        </w:rPr>
+        <w:t>"</w:t>
+      </w:r>
+      <w:r>
+        <w:rPr>
+          <w:rFonts w:ascii="Consolas" w:eastAsia="Times New Roman" w:hAnsi="Consolas" w:cs="Times New Roman"/>
+          <w:b/>
+          <w:bCs/>
+          <w:color w:val="000000"/>
+          <w:sz w:val="33"/>
+          <w:szCs w:val="33"/>
+          <w:lang w:eastAsia="es-ES"/>
+        </w:rPr>
+        <w:t xml:space="preserve"> </w:t>
+      </w:r>
+      <w:r>
+        <w:rPr>
+          <w:rFonts w:ascii="Consolas" w:eastAsia="Times New Roman" w:hAnsi="Consolas" w:cs="Times New Roman"/>
+          <w:b/>
+          <w:bCs/>
+          <w:color w:val="6AAF19"/>
+          <w:sz w:val="33"/>
+          <w:szCs w:val="33"/>
+          <w:lang w:eastAsia="es-ES"/>
+        </w:rPr>
+        <w:t>id</w:t>
+      </w:r>
+      <w:r>
+        <w:rPr>
+          <w:rFonts w:ascii="Consolas" w:eastAsia="Times New Roman" w:hAnsi="Consolas" w:cs="Times New Roman"/>
+          <w:b/>
+          <w:bCs/>
+          <w:i/>
+          <w:iCs/>
+          <w:color w:val="CD3704"/>
+          <w:sz w:val="33"/>
+          <w:szCs w:val="33"/>
+          <w:lang w:eastAsia="es-ES"/>
+        </w:rPr>
+        <w:t>=</w:t>
+      </w:r>
+      <w:r>
+        <w:rPr>
+          <w:rFonts w:ascii="Consolas" w:eastAsia="Times New Roman" w:hAnsi="Consolas" w:cs="Times New Roman"/>
+          <w:b/>
+          <w:bCs/>
+          <w:i/>
+          <w:iCs/>
+          <w:color w:val="F25A00"/>
+          <w:sz w:val="33"/>
+          <w:szCs w:val="33"/>
+          <w:lang w:eastAsia="es-ES"/>
+        </w:rPr>
+        <w:t>"</w:t>
+      </w:r>
+      <w:proofErr w:type="spellStart"/>
+      <w:r>
+        <w:rPr>
+          <w:rFonts w:ascii="Consolas" w:eastAsia="Times New Roman" w:hAnsi="Consolas" w:cs="Times New Roman"/>
+          <w:b/>
+          <w:bCs/>
+          <w:i/>
+          <w:iCs/>
+          <w:color w:val="F25A00"/>
+          <w:sz w:val="33"/>
+          <w:szCs w:val="33"/>
+          <w:lang w:eastAsia="es-ES"/>
+        </w:rPr>
+        <w:t>cajaanyo</w:t>
+      </w:r>
+      <w:proofErr w:type="spellEnd"/>
+      <w:r>
+        <w:rPr>
+          <w:rFonts w:ascii="Consolas" w:eastAsia="Times New Roman" w:hAnsi="Consolas" w:cs="Times New Roman"/>
+          <w:b/>
+          <w:bCs/>
+          <w:i/>
+          <w:iCs/>
+          <w:color w:val="F25A00"/>
+          <w:sz w:val="33"/>
+          <w:szCs w:val="33"/>
+          <w:lang w:eastAsia="es-ES"/>
+        </w:rPr>
+        <w:t>"</w:t>
+      </w:r>
+      <w:r>
+        <w:rPr>
+          <w:rFonts w:ascii="Consolas" w:eastAsia="Times New Roman" w:hAnsi="Consolas" w:cs="Times New Roman"/>
+          <w:b/>
+          <w:bCs/>
+          <w:color w:val="000000"/>
+          <w:sz w:val="33"/>
+          <w:szCs w:val="33"/>
+          <w:lang w:eastAsia="es-ES"/>
+        </w:rPr>
+        <w:t>/&gt;&lt;</w:t>
+      </w:r>
+      <w:proofErr w:type="spellStart"/>
+      <w:r>
+        <w:rPr>
+          <w:rFonts w:ascii="Consolas" w:eastAsia="Times New Roman" w:hAnsi="Consolas" w:cs="Times New Roman"/>
+          <w:b/>
+          <w:bCs/>
+          <w:color w:val="F92672"/>
+          <w:sz w:val="33"/>
+          <w:szCs w:val="33"/>
+          <w:lang w:eastAsia="es-ES"/>
+        </w:rPr>
+        <w:t>br</w:t>
+      </w:r>
+      <w:proofErr w:type="spellEnd"/>
+      <w:r>
+        <w:rPr>
+          <w:rFonts w:ascii="Consolas" w:eastAsia="Times New Roman" w:hAnsi="Consolas" w:cs="Times New Roman"/>
+          <w:b/>
+          <w:bCs/>
+          <w:color w:val="000000"/>
+          <w:sz w:val="33"/>
+          <w:szCs w:val="33"/>
+          <w:lang w:eastAsia="es-ES"/>
+        </w:rPr>
+        <w:t>/&gt;</w:t>
+      </w:r>
+    </w:p>
+    <w:p>
+      <w:pPr>
+        <w:shd w:val="clear" w:color="auto" w:fill="FFFFFF"/>
+        <w:spacing w:after="0" w:line="450" w:lineRule="atLeast"/>
+        <w:rPr>
+          <w:rFonts w:ascii="Consolas" w:eastAsia="Times New Roman" w:hAnsi="Consolas" w:cs="Times New Roman"/>
+          <w:b/>
+          <w:bCs/>
+          <w:color w:val="000000"/>
+          <w:sz w:val="33"/>
+          <w:szCs w:val="33"/>
+          <w:lang w:eastAsia="es-ES"/>
+        </w:rPr>
+      </w:pPr>
+      <w:r>
+        <w:rPr>
+          <w:rFonts w:ascii="Consolas" w:eastAsia="Times New Roman" w:hAnsi="Consolas" w:cs="Times New Roman"/>
+          <w:b/>
+          <w:bCs/>
+          <w:color w:val="000000"/>
+          <w:sz w:val="33"/>
+          <w:szCs w:val="33"/>
+          <w:lang w:eastAsia="es-ES"/>
+        </w:rPr>
+        <w:t>    &lt;</w:t>
+      </w:r>
+      <w:proofErr w:type="spellStart"/>
+      <w:r>
+        <w:rPr>
+          <w:rFonts w:ascii="Consolas" w:eastAsia="Times New Roman" w:hAnsi="Consolas" w:cs="Times New Roman"/>
+          <w:b/>
+          <w:bCs/>
+          <w:color w:val="F92672"/>
+          <w:sz w:val="33"/>
+          <w:szCs w:val="33"/>
+          <w:lang w:eastAsia="es-ES"/>
+        </w:rPr>
+        <w:t>button</w:t>
+      </w:r>
+      <w:proofErr w:type="spellEnd"/>
+      <w:r>
+        <w:rPr>
+          <w:rFonts w:ascii="Consolas" w:eastAsia="Times New Roman" w:hAnsi="Consolas" w:cs="Times New Roman"/>
+          <w:b/>
+          <w:bCs/>
+          <w:color w:val="000000"/>
+          <w:sz w:val="33"/>
+          <w:szCs w:val="33"/>
+          <w:lang w:eastAsia="es-ES"/>
+        </w:rPr>
+        <w:t xml:space="preserve"> </w:t>
+      </w:r>
+      <w:proofErr w:type="spellStart"/>
+      <w:r>
+        <w:rPr>
+          <w:rFonts w:ascii="Consolas" w:eastAsia="Times New Roman" w:hAnsi="Consolas" w:cs="Times New Roman"/>
+          <w:b/>
+          <w:bCs/>
+          <w:color w:val="6AAF19"/>
+          <w:sz w:val="33"/>
+          <w:szCs w:val="33"/>
+          <w:lang w:eastAsia="es-ES"/>
+        </w:rPr>
+        <w:t>onclick</w:t>
+      </w:r>
+      <w:proofErr w:type="spellEnd"/>
+      <w:r>
+        <w:rPr>
+          <w:rFonts w:ascii="Consolas" w:eastAsia="Times New Roman" w:hAnsi="Consolas" w:cs="Times New Roman"/>
+          <w:b/>
+          <w:bCs/>
+          <w:i/>
+          <w:iCs/>
+          <w:color w:val="CD3704"/>
+          <w:sz w:val="33"/>
+          <w:szCs w:val="33"/>
+          <w:lang w:eastAsia="es-ES"/>
+        </w:rPr>
+        <w:t>=</w:t>
+      </w:r>
+      <w:r>
+        <w:rPr>
+          <w:rFonts w:ascii="Consolas" w:eastAsia="Times New Roman" w:hAnsi="Consolas" w:cs="Times New Roman"/>
+          <w:b/>
+          <w:bCs/>
+          <w:i/>
+          <w:iCs/>
+          <w:color w:val="F25A00"/>
+          <w:sz w:val="33"/>
+          <w:szCs w:val="33"/>
+          <w:lang w:eastAsia="es-ES"/>
+        </w:rPr>
+        <w:t>"</w:t>
+      </w:r>
+      <w:proofErr w:type="spellStart"/>
+      <w:proofErr w:type="gramStart"/>
+      <w:r>
+        <w:rPr>
+          <w:rFonts w:ascii="Consolas" w:eastAsia="Times New Roman" w:hAnsi="Consolas" w:cs="Times New Roman"/>
+          <w:b/>
+          <w:bCs/>
+          <w:color w:val="6AAF19"/>
+          <w:sz w:val="33"/>
+          <w:szCs w:val="33"/>
+          <w:lang w:eastAsia="es-ES"/>
+        </w:rPr>
+        <w:t>calcularDia</w:t>
+      </w:r>
+      <w:proofErr w:type="spellEnd"/>
+      <w:r>
+        <w:rPr>
+          <w:rFonts w:ascii="Consolas" w:eastAsia="Times New Roman" w:hAnsi="Consolas" w:cs="Times New Roman"/>
+          <w:b/>
+          <w:bCs/>
+          <w:i/>
+          <w:iCs/>
+          <w:color w:val="F25A00"/>
+          <w:sz w:val="33"/>
+          <w:szCs w:val="33"/>
+          <w:lang w:eastAsia="es-ES"/>
+        </w:rPr>
+        <w:t>(</w:t>
+      </w:r>
+      <w:proofErr w:type="gramEnd"/>
+      <w:r>
+        <w:rPr>
+          <w:rFonts w:ascii="Consolas" w:eastAsia="Times New Roman" w:hAnsi="Consolas" w:cs="Times New Roman"/>
+          <w:b/>
+          <w:bCs/>
+          <w:i/>
+          <w:iCs/>
+          <w:color w:val="F25A00"/>
+          <w:sz w:val="33"/>
+          <w:szCs w:val="33"/>
+          <w:lang w:eastAsia="es-ES"/>
+        </w:rPr>
+        <w:t>)"</w:t>
+      </w:r>
+      <w:r>
+        <w:rPr>
+          <w:rFonts w:ascii="Consolas" w:eastAsia="Times New Roman" w:hAnsi="Consolas" w:cs="Times New Roman"/>
+          <w:b/>
+          <w:bCs/>
+          <w:color w:val="000000"/>
+          <w:sz w:val="33"/>
+          <w:szCs w:val="33"/>
+          <w:lang w:eastAsia="es-ES"/>
+        </w:rPr>
+        <w:t>&gt;Calcular día semana&lt;/</w:t>
+      </w:r>
+      <w:proofErr w:type="spellStart"/>
+      <w:r>
+        <w:rPr>
+          <w:rFonts w:ascii="Consolas" w:eastAsia="Times New Roman" w:hAnsi="Consolas" w:cs="Times New Roman"/>
+          <w:b/>
+          <w:bCs/>
+          <w:color w:val="F92672"/>
+          <w:sz w:val="33"/>
+          <w:szCs w:val="33"/>
+          <w:lang w:eastAsia="es-ES"/>
+        </w:rPr>
+        <w:t>button</w:t>
+      </w:r>
+      <w:proofErr w:type="spellEnd"/>
+      <w:r>
+        <w:rPr>
+          <w:rFonts w:ascii="Consolas" w:eastAsia="Times New Roman" w:hAnsi="Consolas" w:cs="Times New Roman"/>
+          <w:b/>
+          <w:bCs/>
+          <w:color w:val="000000"/>
+          <w:sz w:val="33"/>
+          <w:szCs w:val="33"/>
+          <w:lang w:eastAsia="es-ES"/>
+        </w:rPr>
+        <w:t>&gt;</w:t>
+      </w:r>
+    </w:p>
+    <w:p>
+      <w:pPr>
+        <w:shd w:val="clear" w:color="auto" w:fill="FFFFFF"/>
+        <w:spacing w:after="0" w:line="450" w:lineRule="atLeast"/>
+        <w:rPr>
+          <w:rFonts w:ascii="Consolas" w:eastAsia="Times New Roman" w:hAnsi="Consolas" w:cs="Times New Roman"/>
+          <w:b/>
+          <w:bCs/>
+          <w:color w:val="000000"/>
+          <w:sz w:val="33"/>
+          <w:szCs w:val="33"/>
+          <w:lang w:eastAsia="es-ES"/>
+        </w:rPr>
+      </w:pPr>
+      <w:r>
+        <w:rPr>
+          <w:rFonts w:ascii="Consolas" w:eastAsia="Times New Roman" w:hAnsi="Consolas" w:cs="Times New Roman"/>
+          <w:b/>
+          <w:bCs/>
+          <w:color w:val="000000"/>
+          <w:sz w:val="33"/>
+          <w:szCs w:val="33"/>
+          <w:lang w:eastAsia="es-ES"/>
+        </w:rPr>
+        <w:t>    &lt;</w:t>
+      </w:r>
+      <w:r>
+        <w:rPr>
+          <w:rFonts w:ascii="Consolas" w:eastAsia="Times New Roman" w:hAnsi="Consolas" w:cs="Times New Roman"/>
+          <w:b/>
+          <w:bCs/>
+          <w:color w:val="F92672"/>
+          <w:sz w:val="33"/>
+          <w:szCs w:val="33"/>
+          <w:lang w:eastAsia="es-ES"/>
+        </w:rPr>
+        <w:t>h3</w:t>
+      </w:r>
+      <w:r>
+        <w:rPr>
+          <w:rFonts w:ascii="Consolas" w:eastAsia="Times New Roman" w:hAnsi="Consolas" w:cs="Times New Roman"/>
+          <w:b/>
+          <w:bCs/>
+          <w:color w:val="000000"/>
+          <w:sz w:val="33"/>
+          <w:szCs w:val="33"/>
+          <w:lang w:eastAsia="es-ES"/>
+        </w:rPr>
+        <w:t xml:space="preserve"> </w:t>
+      </w:r>
+      <w:r>
+        <w:rPr>
+          <w:rFonts w:ascii="Consolas" w:eastAsia="Times New Roman" w:hAnsi="Consolas" w:cs="Times New Roman"/>
+          <w:b/>
+          <w:bCs/>
+          <w:color w:val="6AAF19"/>
+          <w:sz w:val="33"/>
+          <w:szCs w:val="33"/>
+          <w:lang w:eastAsia="es-ES"/>
+        </w:rPr>
+        <w:t>id</w:t>
+      </w:r>
+      <w:r>
+        <w:rPr>
+          <w:rFonts w:ascii="Consolas" w:eastAsia="Times New Roman" w:hAnsi="Consolas" w:cs="Times New Roman"/>
+          <w:b/>
+          <w:bCs/>
+          <w:i/>
+          <w:iCs/>
+          <w:color w:val="CD3704"/>
+          <w:sz w:val="33"/>
+          <w:szCs w:val="33"/>
+          <w:lang w:eastAsia="es-ES"/>
+        </w:rPr>
+        <w:t>=</w:t>
+      </w:r>
+      <w:r>
+        <w:rPr>
+          <w:rFonts w:ascii="Consolas" w:eastAsia="Times New Roman" w:hAnsi="Consolas" w:cs="Times New Roman"/>
+          <w:b/>
+          <w:bCs/>
+          <w:i/>
+          <w:iCs/>
+          <w:color w:val="F25A00"/>
+          <w:sz w:val="33"/>
+          <w:szCs w:val="33"/>
+          <w:lang w:eastAsia="es-ES"/>
+        </w:rPr>
+        <w:t>"mensaje"</w:t>
+      </w:r>
+      <w:r>
+        <w:rPr>
+          <w:rFonts w:ascii="Consolas" w:eastAsia="Times New Roman" w:hAnsi="Consolas" w:cs="Times New Roman"/>
+          <w:b/>
+          <w:bCs/>
+          <w:color w:val="000000"/>
+          <w:sz w:val="33"/>
+          <w:szCs w:val="33"/>
+          <w:lang w:eastAsia="es-ES"/>
+        </w:rPr>
+        <w:t>&gt;&lt;/</w:t>
+      </w:r>
+      <w:r>
+        <w:rPr>
+          <w:rFonts w:ascii="Consolas" w:eastAsia="Times New Roman" w:hAnsi="Consolas" w:cs="Times New Roman"/>
+          <w:b/>
+          <w:bCs/>
+          <w:color w:val="F92672"/>
+          <w:sz w:val="33"/>
+          <w:szCs w:val="33"/>
+          <w:lang w:eastAsia="es-ES"/>
+        </w:rPr>
+        <w:t>h3</w:t>
+      </w:r>
+      <w:r>
+        <w:rPr>
+          <w:rFonts w:ascii="Consolas" w:eastAsia="Times New Roman" w:hAnsi="Consolas" w:cs="Times New Roman"/>
+          <w:b/>
+          <w:bCs/>
+          <w:color w:val="000000"/>
+          <w:sz w:val="33"/>
+          <w:szCs w:val="33"/>
+          <w:lang w:eastAsia="es-ES"/>
+        </w:rPr>
+        <w:t>&gt;</w:t>
+      </w:r>
+    </w:p>
+    <w:p>
+      <w:pPr>
+        <w:shd w:val="clear" w:color="auto" w:fill="FFFFFF"/>
+        <w:spacing w:after="0" w:line="450" w:lineRule="atLeast"/>
+        <w:rPr>
+          <w:rFonts w:ascii="Consolas" w:eastAsia="Times New Roman" w:hAnsi="Consolas" w:cs="Times New Roman"/>
+          <w:b/>
+          <w:bCs/>
+          <w:color w:val="000000"/>
+          <w:sz w:val="33"/>
+          <w:szCs w:val="33"/>
+          <w:lang w:eastAsia="es-ES"/>
+        </w:rPr>
+      </w:pPr>
+      <w:r>
+        <w:rPr>
+          <w:rFonts w:ascii="Consolas" w:eastAsia="Times New Roman" w:hAnsi="Consolas" w:cs="Times New Roman"/>
+          <w:b/>
+          <w:bCs/>
+          <w:color w:val="000000"/>
+          <w:sz w:val="33"/>
+          <w:szCs w:val="33"/>
+          <w:lang w:eastAsia="es-ES"/>
+        </w:rPr>
+        <w:t>&lt;/</w:t>
+      </w:r>
+      <w:proofErr w:type="spellStart"/>
+      <w:proofErr w:type="gramStart"/>
+      <w:r>
+        <w:rPr>
+          <w:rFonts w:ascii="Consolas" w:eastAsia="Times New Roman" w:hAnsi="Consolas" w:cs="Times New Roman"/>
+          <w:b/>
+          <w:bCs/>
+          <w:color w:val="F92672"/>
+          <w:sz w:val="33"/>
+          <w:szCs w:val="33"/>
+          <w:lang w:eastAsia="es-ES"/>
+        </w:rPr>
+        <w:t>body</w:t>
+      </w:r>
+      <w:proofErr w:type="spellEnd"/>
+      <w:proofErr w:type="gramEnd"/>
+      <w:r>
+        <w:rPr>
+          <w:rFonts w:ascii="Consolas" w:eastAsia="Times New Roman" w:hAnsi="Consolas" w:cs="Times New Roman"/>
+          <w:b/>
+          <w:bCs/>
+          <w:color w:val="000000"/>
+          <w:sz w:val="33"/>
+          <w:szCs w:val="33"/>
+          <w:lang w:eastAsia="es-ES"/>
+        </w:rPr>
+        <w:t>&gt;</w:t>
+      </w:r>
+    </w:p>
+    <w:p>
+      <w:pPr>
+        <w:shd w:val="clear" w:color="auto" w:fill="FFFFFF"/>
+        <w:spacing w:after="0" w:line="450" w:lineRule="atLeast"/>
+        <w:rPr>
+          <w:rFonts w:ascii="Consolas" w:eastAsia="Times New Roman" w:hAnsi="Consolas" w:cs="Times New Roman"/>
+          <w:b/>
+          <w:bCs/>
+          <w:color w:val="000000"/>
+          <w:sz w:val="33"/>
+          <w:szCs w:val="33"/>
+          <w:lang w:eastAsia="es-ES"/>
+        </w:rPr>
+      </w:pPr>
+      <w:r>
+        <w:rPr>
+          <w:rFonts w:ascii="Consolas" w:eastAsia="Times New Roman" w:hAnsi="Consolas" w:cs="Times New Roman"/>
+          <w:b/>
+          <w:bCs/>
+          <w:color w:val="000000"/>
+          <w:sz w:val="33"/>
+          <w:szCs w:val="33"/>
+          <w:lang w:eastAsia="es-ES"/>
+        </w:rPr>
+        <w:t>&lt;/</w:t>
+      </w:r>
+      <w:proofErr w:type="spellStart"/>
+      <w:proofErr w:type="gramStart"/>
+      <w:r>
+        <w:rPr>
+          <w:rFonts w:ascii="Consolas" w:eastAsia="Times New Roman" w:hAnsi="Consolas" w:cs="Times New Roman"/>
+          <w:b/>
+          <w:bCs/>
+          <w:color w:val="F92672"/>
+          <w:sz w:val="33"/>
+          <w:szCs w:val="33"/>
+          <w:lang w:eastAsia="es-ES"/>
+        </w:rPr>
+        <w:t>html</w:t>
+      </w:r>
+      <w:proofErr w:type="spellEnd"/>
+      <w:proofErr w:type="gramEnd"/>
+      <w:r>
+        <w:rPr>
+          <w:rFonts w:ascii="Consolas" w:eastAsia="Times New Roman" w:hAnsi="Consolas" w:cs="Times New Roman"/>
+          <w:b/>
+          <w:bCs/>
+          <w:color w:val="000000"/>
+          <w:sz w:val="33"/>
+          <w:szCs w:val="33"/>
+          <w:lang w:eastAsia="es-ES"/>
+        </w:rPr>
+        <w:t>&gt;</w:t>
+      </w:r>
+    </w:p>
+    <w:p>
+      <w:pPr>
+        <w:spacing w:after="0" w:line="240" w:lineRule="auto"/>
+        <w:rPr>
+          <w:rFonts w:ascii="Verdana" w:hAnsi="Verdana"/>
+          <w:sz w:val="28"/>
+          <w:szCs w:val="28"/>
+        </w:rPr>
+      </w:pPr>
+    </w:p>
+    <w:p>
+      <w:pPr>
+        <w:spacing w:after="0" w:line="240" w:lineRule="auto"/>
+        <w:rPr>
+          <w:rFonts w:ascii="Verdana" w:hAnsi="Verdana"/>
+          <w:sz w:val="28"/>
+          <w:szCs w:val="28"/>
+        </w:rPr>
+      </w:pPr>
       <w:bookmarkStart w:id="0" w:name="_GoBack"/>
       <w:bookmarkEnd w:id="0"/>
-    </w:p>
-    <w:p>
-      <w:pPr>
-        <w:spacing w:after="0" w:line="240" w:lineRule="auto"/>
-        <w:rPr>
-          <w:rFonts w:ascii="Verdana" w:hAnsi="Verdana"/>
-          <w:sz w:val="28"/>
-          <w:szCs w:val="28"/>
-        </w:rPr>
-      </w:pPr>
     </w:p>
     <w:p>
       <w:pPr>

--- a/01 - FUNDAMENTOS DESARROLLO WEB.docx
+++ b/01 - FUNDAMENTOS DESARROLLO WEB.docx
@@ -59996,12 +59996,297 @@
         <w:spacing w:after="0" w:line="240" w:lineRule="auto"/>
         <w:rPr>
           <w:rFonts w:ascii="Verdana" w:hAnsi="Verdana"/>
+          <w:b/>
+          <w:sz w:val="28"/>
+          <w:szCs w:val="28"/>
+        </w:rPr>
+      </w:pPr>
+      <w:r>
+        <w:rPr>
+          <w:rFonts w:ascii="Verdana" w:hAnsi="Verdana"/>
+          <w:sz w:val="28"/>
+          <w:szCs w:val="28"/>
+        </w:rPr>
+        <w:t xml:space="preserve">Vamos a realizar otra página para un problema matemático.  </w:t>
+      </w:r>
+      <w:r>
+        <w:rPr>
+          <w:rFonts w:ascii="Verdana" w:hAnsi="Verdana"/>
+          <w:b/>
+          <w:sz w:val="28"/>
+          <w:szCs w:val="28"/>
+        </w:rPr>
+        <w:t xml:space="preserve">Conjetura de </w:t>
+      </w:r>
+      <w:proofErr w:type="spellStart"/>
+      <w:r>
+        <w:rPr>
+          <w:rFonts w:ascii="Verdana" w:hAnsi="Verdana"/>
+          <w:b/>
+          <w:sz w:val="28"/>
+          <w:szCs w:val="28"/>
+        </w:rPr>
+        <w:t>Collatz</w:t>
+      </w:r>
+      <w:proofErr w:type="spellEnd"/>
+    </w:p>
+    <w:p>
+      <w:pPr>
+        <w:spacing w:after="0" w:line="240" w:lineRule="auto"/>
+        <w:rPr>
+          <w:rFonts w:ascii="Verdana" w:hAnsi="Verdana"/>
+          <w:sz w:val="28"/>
+          <w:szCs w:val="28"/>
+        </w:rPr>
+      </w:pPr>
+    </w:p>
+    <w:p>
+      <w:pPr>
+        <w:spacing w:after="0" w:line="240" w:lineRule="auto"/>
+        <w:rPr>
+          <w:rFonts w:ascii="Verdana" w:hAnsi="Verdana"/>
+          <w:sz w:val="28"/>
+          <w:szCs w:val="28"/>
+        </w:rPr>
+      </w:pPr>
+      <w:r>
+        <w:rPr>
+          <w:rFonts w:ascii="Verdana" w:hAnsi="Verdana"/>
+          <w:sz w:val="28"/>
+          <w:szCs w:val="28"/>
+        </w:rPr>
+        <w:t xml:space="preserve">Teoría de </w:t>
+      </w:r>
+      <w:proofErr w:type="spellStart"/>
+      <w:r>
+        <w:rPr>
+          <w:rFonts w:ascii="Verdana" w:hAnsi="Verdana"/>
+          <w:sz w:val="28"/>
+          <w:szCs w:val="28"/>
+        </w:rPr>
+        <w:t>Collatz</w:t>
+      </w:r>
+      <w:proofErr w:type="spellEnd"/>
+      <w:r>
+        <w:rPr>
+          <w:rFonts w:ascii="Verdana" w:hAnsi="Verdana"/>
+          <w:sz w:val="28"/>
+          <w:szCs w:val="28"/>
+        </w:rPr>
+        <w:t xml:space="preserve">:  </w:t>
+      </w:r>
+    </w:p>
+    <w:p>
+      <w:pPr>
+        <w:spacing w:after="0" w:line="240" w:lineRule="auto"/>
+        <w:rPr>
+          <w:rFonts w:ascii="Verdana" w:hAnsi="Verdana"/>
+          <w:sz w:val="28"/>
+          <w:szCs w:val="28"/>
+        </w:rPr>
+      </w:pPr>
+      <w:r>
+        <w:rPr>
+          <w:rFonts w:ascii="Verdana" w:hAnsi="Verdana"/>
+          <w:sz w:val="28"/>
+          <w:szCs w:val="28"/>
+        </w:rPr>
+        <w:t>“Todo número positivo siempre llegará a ser 1 siguiendo una serie de pasos”:</w:t>
+      </w:r>
+    </w:p>
+    <w:p>
+      <w:pPr>
+        <w:spacing w:after="0" w:line="240" w:lineRule="auto"/>
+        <w:rPr>
+          <w:rFonts w:ascii="Verdana" w:hAnsi="Verdana"/>
+          <w:sz w:val="28"/>
+          <w:szCs w:val="28"/>
+        </w:rPr>
+      </w:pPr>
+    </w:p>
+    <w:p>
+      <w:pPr>
+        <w:pStyle w:val="Prrafodelista"/>
+        <w:numPr>
+          <w:ilvl w:val="0"/>
+          <w:numId w:val="6"/>
+        </w:numPr>
+        <w:spacing w:after="0" w:line="240" w:lineRule="auto"/>
+        <w:rPr>
+          <w:rFonts w:ascii="Verdana" w:hAnsi="Verdana"/>
+          <w:sz w:val="28"/>
+          <w:szCs w:val="28"/>
+        </w:rPr>
+      </w:pPr>
+      <w:r>
+        <w:rPr>
+          <w:rFonts w:ascii="Verdana" w:hAnsi="Verdana"/>
+          <w:sz w:val="28"/>
+          <w:szCs w:val="28"/>
+        </w:rPr>
+        <w:t>Si el número es par, se divide entre 2</w:t>
+      </w:r>
+    </w:p>
+    <w:p>
+      <w:pPr>
+        <w:pStyle w:val="Prrafodelista"/>
+        <w:numPr>
+          <w:ilvl w:val="0"/>
+          <w:numId w:val="6"/>
+        </w:numPr>
+        <w:spacing w:after="0" w:line="240" w:lineRule="auto"/>
+        <w:rPr>
+          <w:rFonts w:ascii="Verdana" w:hAnsi="Verdana"/>
+          <w:sz w:val="28"/>
+          <w:szCs w:val="28"/>
+        </w:rPr>
+      </w:pPr>
+      <w:r>
+        <w:rPr>
+          <w:rFonts w:ascii="Verdana" w:hAnsi="Verdana"/>
+          <w:sz w:val="28"/>
+          <w:szCs w:val="28"/>
+        </w:rPr>
+        <w:t>Si el número es impar, se multiplicar por 3 y se suma 1</w:t>
+      </w:r>
+    </w:p>
+    <w:p>
+      <w:pPr>
+        <w:spacing w:after="0" w:line="240" w:lineRule="auto"/>
+        <w:rPr>
+          <w:rFonts w:ascii="Verdana" w:hAnsi="Verdana"/>
+          <w:sz w:val="28"/>
+          <w:szCs w:val="28"/>
+        </w:rPr>
+      </w:pPr>
+    </w:p>
+    <w:p>
+      <w:pPr>
+        <w:spacing w:after="0" w:line="240" w:lineRule="auto"/>
+        <w:rPr>
+          <w:rFonts w:ascii="Verdana" w:hAnsi="Verdana"/>
+          <w:sz w:val="28"/>
+          <w:szCs w:val="28"/>
+        </w:rPr>
+      </w:pPr>
+      <w:r>
+        <w:rPr>
+          <w:rFonts w:ascii="Verdana" w:hAnsi="Verdana"/>
+          <w:sz w:val="28"/>
+          <w:szCs w:val="28"/>
+        </w:rPr>
+        <w:t>6, 3, 10, 5, 16, 8, 4, 2, 1</w:t>
+      </w:r>
+    </w:p>
+    <w:p>
+      <w:pPr>
+        <w:spacing w:after="0" w:line="240" w:lineRule="auto"/>
+        <w:rPr>
+          <w:rFonts w:ascii="Verdana" w:hAnsi="Verdana"/>
           <w:sz w:val="28"/>
           <w:szCs w:val="28"/>
         </w:rPr>
       </w:pPr>
       <w:bookmarkStart w:id="0" w:name="_GoBack"/>
       <w:bookmarkEnd w:id="0"/>
+    </w:p>
+    <w:p>
+      <w:pPr>
+        <w:spacing w:after="0" w:line="240" w:lineRule="auto"/>
+        <w:rPr>
+          <w:rFonts w:ascii="Verdana" w:hAnsi="Verdana"/>
+          <w:b/>
+          <w:sz w:val="28"/>
+          <w:szCs w:val="28"/>
+        </w:rPr>
+      </w:pPr>
+      <w:r>
+        <w:rPr>
+          <w:rFonts w:ascii="Verdana" w:hAnsi="Verdana"/>
+          <w:sz w:val="28"/>
+          <w:szCs w:val="28"/>
+        </w:rPr>
+        <w:t xml:space="preserve">Creamos una web llamada </w:t>
+      </w:r>
+      <w:r>
+        <w:rPr>
+          <w:rFonts w:ascii="Verdana" w:hAnsi="Verdana"/>
+          <w:b/>
+          <w:sz w:val="28"/>
+          <w:szCs w:val="28"/>
+        </w:rPr>
+        <w:t>web17collatz.html</w:t>
+      </w:r>
+    </w:p>
+    <w:p>
+      <w:pPr>
+        <w:spacing w:after="0" w:line="240" w:lineRule="auto"/>
+        <w:rPr>
+          <w:rFonts w:ascii="Verdana" w:hAnsi="Verdana"/>
+          <w:sz w:val="28"/>
+          <w:szCs w:val="28"/>
+        </w:rPr>
+      </w:pPr>
+    </w:p>
+    <w:p>
+      <w:pPr>
+        <w:spacing w:after="0" w:line="240" w:lineRule="auto"/>
+        <w:rPr>
+          <w:rFonts w:ascii="Verdana" w:hAnsi="Verdana"/>
+          <w:sz w:val="28"/>
+          <w:szCs w:val="28"/>
+        </w:rPr>
+      </w:pPr>
+    </w:p>
+    <w:p>
+      <w:pPr>
+        <w:spacing w:after="0" w:line="240" w:lineRule="auto"/>
+        <w:rPr>
+          <w:rFonts w:ascii="Verdana" w:hAnsi="Verdana"/>
+          <w:sz w:val="28"/>
+          <w:szCs w:val="28"/>
+        </w:rPr>
+      </w:pPr>
+    </w:p>
+    <w:p>
+      <w:pPr>
+        <w:spacing w:after="0" w:line="240" w:lineRule="auto"/>
+        <w:rPr>
+          <w:rFonts w:ascii="Verdana" w:hAnsi="Verdana"/>
+          <w:sz w:val="28"/>
+          <w:szCs w:val="28"/>
+        </w:rPr>
+      </w:pPr>
+    </w:p>
+    <w:p>
+      <w:pPr>
+        <w:spacing w:after="0" w:line="240" w:lineRule="auto"/>
+        <w:rPr>
+          <w:rFonts w:ascii="Verdana" w:hAnsi="Verdana"/>
+          <w:sz w:val="28"/>
+          <w:szCs w:val="28"/>
+        </w:rPr>
+      </w:pPr>
+    </w:p>
+    <w:p>
+      <w:pPr>
+        <w:spacing w:after="0" w:line="240" w:lineRule="auto"/>
+        <w:rPr>
+          <w:rFonts w:ascii="Verdana" w:hAnsi="Verdana"/>
+          <w:sz w:val="28"/>
+          <w:szCs w:val="28"/>
+        </w:rPr>
+      </w:pPr>
+    </w:p>
+    <w:p>
+      <w:pPr>
+        <w:spacing w:after="0" w:line="240" w:lineRule="auto"/>
+        <w:rPr>
+          <w:rFonts w:ascii="Verdana" w:hAnsi="Verdana"/>
+          <w:sz w:val="28"/>
+          <w:szCs w:val="28"/>
+        </w:rPr>
+      </w:pPr>
     </w:p>
     <w:p>
       <w:pPr>
@@ -60752,7 +61037,7 @@
           <w:rPr>
             <w:noProof/>
           </w:rPr>
-          <w:t>44</w:t>
+          <w:t>45</w:t>
         </w:r>
         <w:r>
           <w:fldChar w:fldCharType="end"/>
